--- a/LIBRO/Informe de avance Modificado.docx
+++ b/LIBRO/Informe de avance Modificado.docx
@@ -1,6 +1,6 @@
 
 <file path=word/document.xml><?xml version="1.0" encoding="utf-8"?>
-<w:document xmlns:wpc="http://schemas.microsoft.com/office/word/2010/wordprocessingCanvas" xmlns:cx="http://schemas.microsoft.com/office/drawing/2014/chartex" xmlns:cx1="http://schemas.microsoft.com/office/drawing/2015/9/8/chartex" xmlns:cx2="http://schemas.microsoft.com/office/drawing/2015/10/21/chartex" xmlns:cx3="http://schemas.microsoft.com/office/drawing/2016/5/9/chartex" xmlns:cx4="http://schemas.microsoft.com/office/drawing/2016/5/10/chartex" xmlns:cx5="http://schemas.microsoft.com/office/drawing/2016/5/11/chartex" xmlns:cx6="http://schemas.microsoft.com/office/drawing/2016/5/12/chartex" xmlns:cx7="http://schemas.microsoft.com/office/drawing/2016/5/13/chartex" xmlns:cx8="http://schemas.microsoft.com/office/drawing/2016/5/14/chartex" xmlns:mc="http://schemas.openxmlformats.org/markup-compatibility/2006" xmlns:aink="http://schemas.microsoft.com/office/drawing/2016/ink" xmlns:am3d="http://schemas.microsoft.com/office/drawing/2017/model3d" xmlns:o="urn:schemas-microsoft-com:office:office" xmlns:r="http://schemas.openxmlformats.org/officeDocument/2006/relationships" xmlns:m="http://schemas.openxmlformats.org/officeDocument/2006/math" xmlns:v="urn:schemas-microsoft-com:vml" xmlns:wp14="http://schemas.microsoft.com/office/word/2010/wordprocessingDrawing" xmlns:wp="http://schemas.openxmlformats.org/drawingml/2006/wordprocessingDrawing" xmlns:w10="urn:schemas-microsoft-com:office:word" xmlns:w="http://schemas.openxmlformats.org/wordprocessingml/2006/main" xmlns:w14="http://schemas.microsoft.com/office/word/2010/wordml" xmlns:w15="http://schemas.microsoft.com/office/word/2012/wordml" xmlns:w16cex="http://schemas.microsoft.com/office/word/2018/wordml/cex" xmlns:w16cid="http://schemas.microsoft.com/office/word/2016/wordml/cid" xmlns:w16="http://schemas.microsoft.com/office/word/2018/wordml" xmlns:w16sdtdh="http://schemas.microsoft.com/office/word/2020/wordml/sdtdatahash" xmlns:w16se="http://schemas.microsoft.com/office/word/2015/wordml/symex" xmlns:wpg="http://schemas.microsoft.com/office/word/2010/wordprocessingGroup" xmlns:wpi="http://schemas.microsoft.com/office/word/2010/wordprocessingInk" xmlns:wne="http://schemas.microsoft.com/office/word/2006/wordml" xmlns:wps="http://schemas.microsoft.com/office/word/2010/wordprocessingShape" mc:Ignorable="w14 w15 w16se w16cid w16 w16cex w16sdtdh wp14">
+<w:document xmlns:wpc="http://schemas.microsoft.com/office/word/2010/wordprocessingCanvas" xmlns:cx="http://schemas.microsoft.com/office/drawing/2014/chartex" xmlns:cx1="http://schemas.microsoft.com/office/drawing/2015/9/8/chartex" xmlns:cx2="http://schemas.microsoft.com/office/drawing/2015/10/21/chartex" xmlns:cx3="http://schemas.microsoft.com/office/drawing/2016/5/9/chartex" xmlns:cx4="http://schemas.microsoft.com/office/drawing/2016/5/10/chartex" xmlns:cx5="http://schemas.microsoft.com/office/drawing/2016/5/11/chartex" xmlns:cx6="http://schemas.microsoft.com/office/drawing/2016/5/12/chartex" xmlns:cx7="http://schemas.microsoft.com/office/drawing/2016/5/13/chartex" xmlns:cx8="http://schemas.microsoft.com/office/drawing/2016/5/14/chartex" xmlns:mc="http://schemas.openxmlformats.org/markup-compatibility/2006" xmlns:aink="http://schemas.microsoft.com/office/drawing/2016/ink" xmlns:am3d="http://schemas.microsoft.com/office/drawing/2017/model3d" xmlns:o="urn:schemas-microsoft-com:office:office" xmlns:oel="http://schemas.microsoft.com/office/2019/extlst" xmlns:r="http://schemas.openxmlformats.org/officeDocument/2006/relationships" xmlns:m="http://schemas.openxmlformats.org/officeDocument/2006/math" xmlns:v="urn:schemas-microsoft-com:vml" xmlns:wp14="http://schemas.microsoft.com/office/word/2010/wordprocessingDrawing" xmlns:wp="http://schemas.openxmlformats.org/drawingml/2006/wordprocessingDrawing" xmlns:w10="urn:schemas-microsoft-com:office:word" xmlns:w="http://schemas.openxmlformats.org/wordprocessingml/2006/main" xmlns:w14="http://schemas.microsoft.com/office/word/2010/wordml" xmlns:w15="http://schemas.microsoft.com/office/word/2012/wordml" xmlns:w16cex="http://schemas.microsoft.com/office/word/2018/wordml/cex" xmlns:w16cid="http://schemas.microsoft.com/office/word/2016/wordml/cid" xmlns:w16="http://schemas.microsoft.com/office/word/2018/wordml" xmlns:w16du="http://schemas.microsoft.com/office/word/2023/wordml/word16du" xmlns:w16sdtdh="http://schemas.microsoft.com/office/word/2020/wordml/sdtdatahash" xmlns:w16sdtfl="http://schemas.microsoft.com/office/word/2024/wordml/sdtformatlock" xmlns:w16se="http://schemas.microsoft.com/office/word/2015/wordml/symex" xmlns:wpg="http://schemas.microsoft.com/office/word/2010/wordprocessingGroup" xmlns:wpi="http://schemas.microsoft.com/office/word/2010/wordprocessingInk" xmlns:wne="http://schemas.microsoft.com/office/word/2006/wordml" xmlns:wps="http://schemas.microsoft.com/office/word/2010/wordprocessingShape" mc:Ignorable="w14 w15 w16se w16cid w16 w16cex w16sdtdh w16sdtfl w16du wp14">
   <w:body>
     <w:p>
       <w:pPr>
@@ -586,7 +586,7 @@
     </w:p>
     <w:p>
       <w:pPr>
-        <w:pStyle w:val="TDC1"/>
+        <w:pStyle w:val="TOC1"/>
         <w:rPr>
           <w:sz w:val="28"/>
           <w:szCs w:val="24"/>
@@ -602,7 +602,7 @@
     </w:p>
     <w:p>
       <w:pPr>
-        <w:pStyle w:val="TDC1"/>
+        <w:pStyle w:val="TOC1"/>
         <w:rPr>
           <w:rFonts w:eastAsiaTheme="minorEastAsia"/>
           <w:kern w:val="0"/>
@@ -623,7 +623,7 @@
       <w:hyperlink w:anchor="_Toc173592419" w:history="1">
         <w:r>
           <w:rPr>
-            <w:rStyle w:val="Hipervnculo"/>
+            <w:rStyle w:val="Hyperlink"/>
             <w:b/>
             <w:bCs/>
           </w:rPr>
@@ -674,7 +674,7 @@
     </w:p>
     <w:p>
       <w:pPr>
-        <w:pStyle w:val="TDC1"/>
+        <w:pStyle w:val="TOC1"/>
         <w:rPr>
           <w:rFonts w:eastAsiaTheme="minorEastAsia"/>
           <w:kern w:val="0"/>
@@ -686,7 +686,7 @@
       <w:hyperlink w:anchor="_Toc173592420" w:history="1">
         <w:r>
           <w:rPr>
-            <w:rStyle w:val="Hipervnculo"/>
+            <w:rStyle w:val="Hyperlink"/>
             <w:b/>
             <w:bCs/>
           </w:rPr>
@@ -739,7 +739,7 @@
     </w:p>
     <w:p>
       <w:pPr>
-        <w:pStyle w:val="TDC2"/>
+        <w:pStyle w:val="TOC2"/>
         <w:tabs>
           <w:tab w:val="right" w:leader="dot" w:pos="8827"/>
         </w:tabs>
@@ -755,7 +755,7 @@
       <w:hyperlink w:anchor="_Toc173592421" w:history="1">
         <w:r>
           <w:rPr>
-            <w:rStyle w:val="Hipervnculo"/>
+            <w:rStyle w:val="Hyperlink"/>
             <w:rFonts w:ascii="Times New Roman" w:hAnsi="Times New Roman" w:cs="Times New Roman"/>
             <w:noProof/>
           </w:rPr>
@@ -820,7 +820,7 @@
     </w:p>
     <w:p>
       <w:pPr>
-        <w:pStyle w:val="TDC3"/>
+        <w:pStyle w:val="TOC3"/>
         <w:tabs>
           <w:tab w:val="right" w:leader="dot" w:pos="8827"/>
         </w:tabs>
@@ -835,7 +835,7 @@
       <w:hyperlink w:anchor="_Toc173592422" w:history="1">
         <w:r>
           <w:rPr>
-            <w:rStyle w:val="Hipervnculo"/>
+            <w:rStyle w:val="Hyperlink"/>
             <w:rFonts w:ascii="Times New Roman" w:hAnsi="Times New Roman" w:cs="Times New Roman"/>
             <w:noProof/>
           </w:rPr>
@@ -900,7 +900,7 @@
     </w:p>
     <w:p>
       <w:pPr>
-        <w:pStyle w:val="TDC3"/>
+        <w:pStyle w:val="TOC3"/>
         <w:tabs>
           <w:tab w:val="right" w:leader="dot" w:pos="8827"/>
         </w:tabs>
@@ -915,7 +915,7 @@
       <w:hyperlink w:anchor="_Toc173592423" w:history="1">
         <w:r>
           <w:rPr>
-            <w:rStyle w:val="Hipervnculo"/>
+            <w:rStyle w:val="Hyperlink"/>
             <w:rFonts w:ascii="Times New Roman" w:hAnsi="Times New Roman" w:cs="Times New Roman"/>
             <w:noProof/>
           </w:rPr>
@@ -980,7 +980,7 @@
     </w:p>
     <w:p>
       <w:pPr>
-        <w:pStyle w:val="TDC3"/>
+        <w:pStyle w:val="TOC3"/>
         <w:tabs>
           <w:tab w:val="right" w:leader="dot" w:pos="8827"/>
         </w:tabs>
@@ -995,7 +995,7 @@
       <w:hyperlink w:anchor="_Toc173592424" w:history="1">
         <w:r>
           <w:rPr>
-            <w:rStyle w:val="Hipervnculo"/>
+            <w:rStyle w:val="Hyperlink"/>
             <w:rFonts w:ascii="Times New Roman" w:hAnsi="Times New Roman" w:cs="Times New Roman"/>
             <w:noProof/>
           </w:rPr>
@@ -1060,7 +1060,7 @@
     </w:p>
     <w:p>
       <w:pPr>
-        <w:pStyle w:val="TDC3"/>
+        <w:pStyle w:val="TOC3"/>
         <w:tabs>
           <w:tab w:val="right" w:leader="dot" w:pos="8827"/>
         </w:tabs>
@@ -1075,7 +1075,7 @@
       <w:hyperlink w:anchor="_Toc173592425" w:history="1">
         <w:r>
           <w:rPr>
-            <w:rStyle w:val="Hipervnculo"/>
+            <w:rStyle w:val="Hyperlink"/>
             <w:rFonts w:ascii="Times New Roman" w:hAnsi="Times New Roman" w:cs="Times New Roman"/>
             <w:noProof/>
           </w:rPr>
@@ -1140,7 +1140,7 @@
     </w:p>
     <w:p>
       <w:pPr>
-        <w:pStyle w:val="TDC1"/>
+        <w:pStyle w:val="TOC1"/>
         <w:rPr>
           <w:rFonts w:eastAsiaTheme="minorEastAsia"/>
           <w:kern w:val="0"/>
@@ -1152,7 +1152,7 @@
       <w:hyperlink w:anchor="_Toc173592426" w:history="1">
         <w:r>
           <w:rPr>
-            <w:rStyle w:val="Hipervnculo"/>
+            <w:rStyle w:val="Hyperlink"/>
             <w:b/>
             <w:bCs/>
           </w:rPr>
@@ -1203,7 +1203,7 @@
     </w:p>
     <w:p>
       <w:pPr>
-        <w:pStyle w:val="TDC2"/>
+        <w:pStyle w:val="TOC2"/>
         <w:tabs>
           <w:tab w:val="right" w:leader="dot" w:pos="8827"/>
         </w:tabs>
@@ -1219,7 +1219,7 @@
       <w:hyperlink w:anchor="_Toc173592427" w:history="1">
         <w:r>
           <w:rPr>
-            <w:rStyle w:val="Hipervnculo"/>
+            <w:rStyle w:val="Hyperlink"/>
             <w:rFonts w:ascii="Times New Roman" w:hAnsi="Times New Roman" w:cs="Times New Roman"/>
             <w:noProof/>
           </w:rPr>
@@ -1284,7 +1284,7 @@
     </w:p>
     <w:p>
       <w:pPr>
-        <w:pStyle w:val="TDC3"/>
+        <w:pStyle w:val="TOC3"/>
         <w:tabs>
           <w:tab w:val="right" w:leader="dot" w:pos="8827"/>
         </w:tabs>
@@ -1299,7 +1299,7 @@
       <w:hyperlink w:anchor="_Toc173592428" w:history="1">
         <w:r>
           <w:rPr>
-            <w:rStyle w:val="Hipervnculo"/>
+            <w:rStyle w:val="Hyperlink"/>
             <w:rFonts w:ascii="Times New Roman" w:hAnsi="Times New Roman" w:cs="Times New Roman"/>
             <w:noProof/>
           </w:rPr>
@@ -1364,7 +1364,7 @@
     </w:p>
     <w:p>
       <w:pPr>
-        <w:pStyle w:val="TDC3"/>
+        <w:pStyle w:val="TOC3"/>
         <w:tabs>
           <w:tab w:val="right" w:leader="dot" w:pos="8827"/>
         </w:tabs>
@@ -1379,7 +1379,7 @@
       <w:hyperlink w:anchor="_Toc173592429" w:history="1">
         <w:r>
           <w:rPr>
-            <w:rStyle w:val="Hipervnculo"/>
+            <w:rStyle w:val="Hyperlink"/>
             <w:rFonts w:ascii="Times New Roman" w:hAnsi="Times New Roman" w:cs="Times New Roman"/>
             <w:noProof/>
           </w:rPr>
@@ -1444,7 +1444,7 @@
     </w:p>
     <w:p>
       <w:pPr>
-        <w:pStyle w:val="TDC1"/>
+        <w:pStyle w:val="TOC1"/>
         <w:rPr>
           <w:rFonts w:eastAsiaTheme="minorEastAsia"/>
           <w:kern w:val="0"/>
@@ -1456,7 +1456,7 @@
       <w:hyperlink w:anchor="_Toc173592430" w:history="1">
         <w:r>
           <w:rPr>
-            <w:rStyle w:val="Hipervnculo"/>
+            <w:rStyle w:val="Hyperlink"/>
             <w:b/>
             <w:bCs/>
           </w:rPr>
@@ -1507,7 +1507,7 @@
     </w:p>
     <w:p>
       <w:pPr>
-        <w:pStyle w:val="TDC2"/>
+        <w:pStyle w:val="TOC2"/>
         <w:tabs>
           <w:tab w:val="right" w:leader="dot" w:pos="8827"/>
         </w:tabs>
@@ -1523,7 +1523,7 @@
       <w:hyperlink w:anchor="_Toc173592431" w:history="1">
         <w:r>
           <w:rPr>
-            <w:rStyle w:val="Hipervnculo"/>
+            <w:rStyle w:val="Hyperlink"/>
             <w:rFonts w:ascii="Times New Roman" w:hAnsi="Times New Roman" w:cs="Times New Roman"/>
             <w:noProof/>
           </w:rPr>
@@ -1588,7 +1588,7 @@
     </w:p>
     <w:p>
       <w:pPr>
-        <w:pStyle w:val="TDC3"/>
+        <w:pStyle w:val="TOC3"/>
         <w:tabs>
           <w:tab w:val="right" w:leader="dot" w:pos="8827"/>
         </w:tabs>
@@ -1603,7 +1603,7 @@
       <w:hyperlink w:anchor="_Toc173592432" w:history="1">
         <w:r>
           <w:rPr>
-            <w:rStyle w:val="Hipervnculo"/>
+            <w:rStyle w:val="Hyperlink"/>
             <w:rFonts w:ascii="Times New Roman" w:hAnsi="Times New Roman" w:cs="Times New Roman"/>
             <w:noProof/>
           </w:rPr>
@@ -1668,7 +1668,7 @@
     </w:p>
     <w:p>
       <w:pPr>
-        <w:pStyle w:val="TDC3"/>
+        <w:pStyle w:val="TOC3"/>
         <w:tabs>
           <w:tab w:val="right" w:leader="dot" w:pos="8827"/>
         </w:tabs>
@@ -1683,7 +1683,7 @@
       <w:hyperlink w:anchor="_Toc173592433" w:history="1">
         <w:r>
           <w:rPr>
-            <w:rStyle w:val="Hipervnculo"/>
+            <w:rStyle w:val="Hyperlink"/>
             <w:rFonts w:ascii="Times New Roman" w:hAnsi="Times New Roman" w:cs="Times New Roman"/>
             <w:noProof/>
           </w:rPr>
@@ -1748,7 +1748,7 @@
     </w:p>
     <w:p>
       <w:pPr>
-        <w:pStyle w:val="TDC3"/>
+        <w:pStyle w:val="TOC3"/>
         <w:tabs>
           <w:tab w:val="right" w:leader="dot" w:pos="8827"/>
         </w:tabs>
@@ -1763,7 +1763,7 @@
       <w:hyperlink w:anchor="_Toc173592434" w:history="1">
         <w:r>
           <w:rPr>
-            <w:rStyle w:val="Hipervnculo"/>
+            <w:rStyle w:val="Hyperlink"/>
             <w:rFonts w:ascii="Times New Roman" w:hAnsi="Times New Roman" w:cs="Times New Roman"/>
             <w:noProof/>
           </w:rPr>
@@ -1828,7 +1828,7 @@
     </w:p>
     <w:p>
       <w:pPr>
-        <w:pStyle w:val="TDC3"/>
+        <w:pStyle w:val="TOC3"/>
         <w:tabs>
           <w:tab w:val="right" w:leader="dot" w:pos="8827"/>
         </w:tabs>
@@ -1843,7 +1843,7 @@
       <w:hyperlink w:anchor="_Toc173592435" w:history="1">
         <w:r>
           <w:rPr>
-            <w:rStyle w:val="Hipervnculo"/>
+            <w:rStyle w:val="Hyperlink"/>
             <w:rFonts w:ascii="Times New Roman" w:hAnsi="Times New Roman" w:cs="Times New Roman"/>
             <w:noProof/>
           </w:rPr>
@@ -1908,7 +1908,7 @@
     </w:p>
     <w:p>
       <w:pPr>
-        <w:pStyle w:val="TDC3"/>
+        <w:pStyle w:val="TOC3"/>
         <w:tabs>
           <w:tab w:val="right" w:leader="dot" w:pos="8827"/>
         </w:tabs>
@@ -1923,7 +1923,7 @@
       <w:hyperlink w:anchor="_Toc173592436" w:history="1">
         <w:r>
           <w:rPr>
-            <w:rStyle w:val="Hipervnculo"/>
+            <w:rStyle w:val="Hyperlink"/>
             <w:rFonts w:ascii="Times New Roman" w:hAnsi="Times New Roman" w:cs="Times New Roman"/>
             <w:noProof/>
           </w:rPr>
@@ -1988,7 +1988,7 @@
     </w:p>
     <w:p>
       <w:pPr>
-        <w:pStyle w:val="TDC1"/>
+        <w:pStyle w:val="TOC1"/>
         <w:rPr>
           <w:rFonts w:eastAsiaTheme="minorEastAsia"/>
           <w:kern w:val="0"/>
@@ -2000,7 +2000,7 @@
       <w:hyperlink w:anchor="_Toc173592437" w:history="1">
         <w:r>
           <w:rPr>
-            <w:rStyle w:val="Hipervnculo"/>
+            <w:rStyle w:val="Hyperlink"/>
           </w:rPr>
           <w:t>Referencias Bibliográficas</w:t>
         </w:r>
@@ -2111,7 +2111,7 @@
     </w:p>
     <w:p>
       <w:pPr>
-        <w:pStyle w:val="Tabladeilustraciones"/>
+        <w:pStyle w:val="TableofFigures"/>
         <w:tabs>
           <w:tab w:val="right" w:leader="dot" w:pos="8827"/>
         </w:tabs>
@@ -2127,7 +2127,7 @@
       <w:hyperlink w:anchor="_Toc173864074" w:history="1">
         <w:r>
           <w:rPr>
-            <w:rStyle w:val="Hipervnculo"/>
+            <w:rStyle w:val="Hyperlink"/>
             <w:noProof/>
           </w:rPr>
           <w:t>Figure 1. Arquitectura del Internet de las Cosas (IoT)</w:t>
@@ -2184,7 +2184,7 @@
     </w:p>
     <w:p>
       <w:pPr>
-        <w:pStyle w:val="Tabladeilustraciones"/>
+        <w:pStyle w:val="TableofFigures"/>
         <w:tabs>
           <w:tab w:val="right" w:leader="dot" w:pos="8827"/>
         </w:tabs>
@@ -2200,7 +2200,7 @@
       <w:hyperlink w:anchor="_Toc173864075" w:history="1">
         <w:r>
           <w:rPr>
-            <w:rStyle w:val="Hipervnculo"/>
+            <w:rStyle w:val="Hyperlink"/>
             <w:noProof/>
           </w:rPr>
           <w:t>Figure 2. Funcionamiento del sistema de posicionamiento global</w:t>
@@ -2257,7 +2257,7 @@
     </w:p>
     <w:p>
       <w:pPr>
-        <w:pStyle w:val="Tabladeilustraciones"/>
+        <w:pStyle w:val="TableofFigures"/>
         <w:tabs>
           <w:tab w:val="right" w:leader="dot" w:pos="8827"/>
         </w:tabs>
@@ -2273,7 +2273,7 @@
       <w:hyperlink w:anchor="_Toc173864076" w:history="1">
         <w:r>
           <w:rPr>
-            <w:rStyle w:val="Hipervnculo"/>
+            <w:rStyle w:val="Hyperlink"/>
             <w:noProof/>
           </w:rPr>
           <w:t xml:space="preserve">Tabla 1. </w:t>
@@ -2283,7 +2283,7 @@
         </w:r>
         <w:r>
           <w:rPr>
-            <w:rStyle w:val="Hipervnculo"/>
+            <w:rStyle w:val="Hyperlink"/>
             <w:noProof/>
           </w:rPr>
           <w:t xml:space="preserve"> de diferentes modulos GPS</w:t>
@@ -2340,7 +2340,7 @@
     </w:p>
     <w:p>
       <w:pPr>
-        <w:pStyle w:val="Tabladeilustraciones"/>
+        <w:pStyle w:val="TableofFigures"/>
         <w:tabs>
           <w:tab w:val="right" w:leader="dot" w:pos="8827"/>
         </w:tabs>
@@ -2356,7 +2356,7 @@
       <w:hyperlink w:anchor="_Toc173864077" w:history="1">
         <w:r>
           <w:rPr>
-            <w:rStyle w:val="Hipervnculo"/>
+            <w:rStyle w:val="Hyperlink"/>
             <w:noProof/>
           </w:rPr>
           <w:t>Figure 4. Un up-chirp modulado en frecuencia lineal en el dominio del tiempo.</w:t>
@@ -2413,7 +2413,7 @@
     </w:p>
     <w:p>
       <w:pPr>
-        <w:pStyle w:val="Tabladeilustraciones"/>
+        <w:pStyle w:val="TableofFigures"/>
         <w:tabs>
           <w:tab w:val="right" w:leader="dot" w:pos="8827"/>
         </w:tabs>
@@ -2429,7 +2429,7 @@
       <w:hyperlink w:anchor="_Toc173864078" w:history="1">
         <w:r>
           <w:rPr>
-            <w:rStyle w:val="Hipervnculo"/>
+            <w:rStyle w:val="Hyperlink"/>
             <w:noProof/>
           </w:rPr>
           <w:t>Figure 5. Representación de pulsos de chirp ascendente y descendente</w:t>
@@ -2489,7 +2489,7 @@
     </w:p>
     <w:p>
       <w:pPr>
-        <w:pStyle w:val="Tabladeilustraciones"/>
+        <w:pStyle w:val="TableofFigures"/>
         <w:tabs>
           <w:tab w:val="right" w:leader="dot" w:pos="8827"/>
         </w:tabs>
@@ -2505,7 +2505,7 @@
       <w:hyperlink w:anchor="_Toc173864079" w:history="1">
         <w:r>
           <w:rPr>
-            <w:rStyle w:val="Hipervnculo"/>
+            <w:rStyle w:val="Hyperlink"/>
             <w:noProof/>
           </w:rPr>
           <w:t>Figure 6. Spreading Factor</w:t>
@@ -2562,7 +2562,7 @@
     </w:p>
     <w:p>
       <w:pPr>
-        <w:pStyle w:val="Tabladeilustraciones"/>
+        <w:pStyle w:val="TableofFigures"/>
         <w:tabs>
           <w:tab w:val="right" w:leader="dot" w:pos="8827"/>
         </w:tabs>
@@ -2578,7 +2578,7 @@
       <w:hyperlink w:anchor="_Toc173864080" w:history="1">
         <w:r>
           <w:rPr>
-            <w:rStyle w:val="Hipervnculo"/>
+            <w:rStyle w:val="Hyperlink"/>
             <w:noProof/>
           </w:rPr>
           <w:t>Figure 7. Diferentes SF y su Relación señal ruido</w:t>
@@ -2635,7 +2635,7 @@
     </w:p>
     <w:p>
       <w:pPr>
-        <w:pStyle w:val="Tabladeilustraciones"/>
+        <w:pStyle w:val="TableofFigures"/>
         <w:tabs>
           <w:tab w:val="right" w:leader="dot" w:pos="8827"/>
         </w:tabs>
@@ -2651,7 +2651,7 @@
       <w:hyperlink w:anchor="_Toc173864081" w:history="1">
         <w:r>
           <w:rPr>
-            <w:rStyle w:val="Hipervnculo"/>
+            <w:rStyle w:val="Hyperlink"/>
             <w:noProof/>
           </w:rPr>
           <w:t>Figure 8 Sistema GMS</w:t>
@@ -2708,7 +2708,7 @@
     </w:p>
     <w:p>
       <w:pPr>
-        <w:pStyle w:val="Tabladeilustraciones"/>
+        <w:pStyle w:val="TableofFigures"/>
         <w:tabs>
           <w:tab w:val="right" w:leader="dot" w:pos="8827"/>
         </w:tabs>
@@ -2724,7 +2724,7 @@
       <w:hyperlink w:anchor="_Toc173864082" w:history="1">
         <w:r>
           <w:rPr>
-            <w:rStyle w:val="Hipervnculo"/>
+            <w:rStyle w:val="Hyperlink"/>
             <w:noProof/>
           </w:rPr>
           <w:t>Figure 9. Modulo acelerómetro</w:t>
@@ -2781,7 +2781,7 @@
     </w:p>
     <w:p>
       <w:pPr>
-        <w:pStyle w:val="Tabladeilustraciones"/>
+        <w:pStyle w:val="TableofFigures"/>
         <w:tabs>
           <w:tab w:val="right" w:leader="dot" w:pos="8827"/>
         </w:tabs>
@@ -2797,7 +2797,7 @@
       <w:hyperlink w:anchor="_Toc173864083" w:history="1">
         <w:r>
           <w:rPr>
-            <w:rStyle w:val="Hipervnculo"/>
+            <w:rStyle w:val="Hyperlink"/>
             <w:noProof/>
           </w:rPr>
           <w:t>Figure 10. Modulo giroscopio</w:t>
@@ -2854,7 +2854,7 @@
     </w:p>
     <w:p>
       <w:pPr>
-        <w:pStyle w:val="Tabladeilustraciones"/>
+        <w:pStyle w:val="TableofFigures"/>
         <w:tabs>
           <w:tab w:val="right" w:leader="dot" w:pos="8827"/>
         </w:tabs>
@@ -2870,7 +2870,7 @@
       <w:hyperlink w:anchor="_Toc173864084" w:history="1">
         <w:r>
           <w:rPr>
-            <w:rStyle w:val="Hipervnculo"/>
+            <w:rStyle w:val="Hyperlink"/>
             <w:noProof/>
           </w:rPr>
           <w:t>Figure 11. Módulo MP3 - DFplayer Mini</w:t>
@@ -2927,19 +2927,19 @@
     </w:p>
     <w:p>
       <w:pPr>
-        <w:pStyle w:val="Tabladeilustraciones"/>
+        <w:pStyle w:val="TableofFigures"/>
         <w:tabs>
           <w:tab w:val="right" w:leader="dot" w:pos="8827"/>
         </w:tabs>
         <w:rPr>
-          <w:rStyle w:val="Hipervnculo"/>
+          <w:rStyle w:val="Hyperlink"/>
           <w:noProof/>
         </w:rPr>
       </w:pPr>
       <w:hyperlink w:anchor="_Toc173864085" w:history="1">
         <w:r>
           <w:rPr>
-            <w:rStyle w:val="Hipervnculo"/>
+            <w:rStyle w:val="Hyperlink"/>
             <w:noProof/>
           </w:rPr>
           <w:t>Figure 12. Interfaz Humana</w:t>
@@ -3024,7 +3024,7 @@
     </w:p>
     <w:p>
       <w:pPr>
-        <w:pStyle w:val="Tabladeilustraciones"/>
+        <w:pStyle w:val="TableofFigures"/>
         <w:tabs>
           <w:tab w:val="right" w:leader="dot" w:pos="8827"/>
         </w:tabs>
@@ -3040,7 +3040,7 @@
       <w:hyperlink w:anchor="_Toc173864086" w:history="1">
         <w:r>
           <w:rPr>
-            <w:rStyle w:val="Hipervnculo"/>
+            <w:rStyle w:val="Hyperlink"/>
             <w:noProof/>
           </w:rPr>
           <w:t>Tabla 2 Primeras 8 semanas del cronograma para el proyecto</w:t>
@@ -3097,7 +3097,7 @@
     </w:p>
     <w:p>
       <w:pPr>
-        <w:pStyle w:val="Tabladeilustraciones"/>
+        <w:pStyle w:val="TableofFigures"/>
         <w:tabs>
           <w:tab w:val="right" w:leader="dot" w:pos="8827"/>
         </w:tabs>
@@ -3113,7 +3113,7 @@
       <w:hyperlink w:anchor="_Toc173864087" w:history="1">
         <w:r>
           <w:rPr>
-            <w:rStyle w:val="Hipervnculo"/>
+            <w:rStyle w:val="Hyperlink"/>
             <w:noProof/>
           </w:rPr>
           <w:t>Tabla 3. Últimas 8 semanas del cronograma para el proyecto</w:t>
@@ -3198,7 +3198,7 @@
     </w:p>
     <w:p>
       <w:pPr>
-        <w:pStyle w:val="Ttulo3"/>
+        <w:pStyle w:val="Heading3"/>
       </w:pPr>
     </w:p>
     <w:p/>
@@ -3367,15 +3367,37 @@
         <w:pStyle w:val="Parrafos"/>
       </w:pPr>
       <w:r>
-        <w:t xml:space="preserve">Las personas han practicado actividades físicas, ya sea por hobby, profesión o para mejorar su salud. Existe una gran diversidad entre las actividades físicas que pueden ser realizadas por una persona en su vida cotidiana, tomando como criterio la localidad donde se realizan las actividades, estas se pueden dividir en dos tipos: por un lado se tienen las actividades realizadas en espacios específicos como canchas, estadios y gimnasios, como por ejemplo el futbol, el básquet, el tenis, o la halterofilia, mientras que por el contrario tenemos las actividades realizadas al aire libre como lo son caminatas, ciclismo, parkour, senderismo, maratones, patinaje, canotaje, entre otros. </w:t>
-      </w:r>
-    </w:p>
-    <w:p>
-      <w:pPr>
-        <w:pStyle w:val="Parrafos"/>
-      </w:pPr>
-      <w:r>
-        <w:t>Un estudio realizado por Strava (2023), determinó que las actividades físicas más realizadas por las personas fueron actividades al aire libre, dicho estudio recopiló datos de 6.990 encuestados, extraídos de la comunidad global de Strava de más de 120 millones de atletas, y una muestra aleatoria de personas activas tanto dentro como fuera de la plataforma Strava. Adicional a esto, el estudio mencionado también determinó que las actividades al aire libre son la que más tienden a hacerse sin compañía, ubicando actividades como caminata, ciclismo y correr entre las menos realizadas con compañeros. Otro dato importante que se puede observar en el reporte de Strava (</w:t>
+        <w:t>En la actualidad, la práctica de actividades deportivas se ha consolidado como un elemento esencial del estilo de vida moderno, impulsada por la creciente conciencia acerca de los beneficios de mantener una rutina activa y saludable. La amplia variedad de disciplinas disponibles permite que cada individuo elija aquellas que mejor se adapten a sus intereses, capacidades y entorno. Considerando el lugar donde se desarrollan, las actividades físicas pueden clasificarse en dos grandes grupos: aquellas que se practican en espacios cerrados o controlados, como canchas, estadios o gimnasios</w:t>
+      </w:r>
+      <w:r>
+        <w:t xml:space="preserve">, </w:t>
+      </w:r>
+      <w:r>
+        <w:t>por ejemplo, el fútbol, el baloncesto, el tenis o la halterofilia, y las que se realizan al aire libre, entre las que destacan las caminatas, el ciclismo, el parkour, el senderismo, las maratones, el patinaje o el canotaje, entre otras.</w:t>
+      </w:r>
+    </w:p>
+    <w:p>
+      <w:pPr>
+        <w:pStyle w:val="Parrafos"/>
+      </w:pPr>
+      <w:r>
+        <w:t xml:space="preserve">Un estudio realizado por </w:t>
+      </w:r>
+      <w:proofErr w:type="spellStart"/>
+      <w:r>
+        <w:t>Strava</w:t>
+      </w:r>
+      <w:proofErr w:type="spellEnd"/>
+      <w:r>
+        <w:t xml:space="preserve"> (2023), determinó que las actividades físicas más realizadas por las personas fueron actividades al aire libre, dicho estudio recopiló datos de 6.990 encuestados, extraídos de la comunidad global de Strava de más de 120 millones de atletas, y una muestra aleatoria de personas activas tanto dentro como fuera de la plataforma Strava. Adicional a esto, el estudio mencionado también determinó que las actividades al aire libre son la que más tienden a hacerse sin compañía, ubicando actividades como caminata, ciclismo y correr entre las menos realizadas con compañeros. Otro dato importante que se puede observar en el reporte de </w:t>
+      </w:r>
+      <w:proofErr w:type="spellStart"/>
+      <w:r>
+        <w:t>Strava</w:t>
+      </w:r>
+      <w:proofErr w:type="spellEnd"/>
+      <w:r>
+        <w:t xml:space="preserve"> (</w:t>
       </w:r>
       <w:proofErr w:type="spellStart"/>
       <w:r>
@@ -3399,19 +3421,19 @@
         <w:pStyle w:val="Parrafos"/>
       </w:pPr>
       <w:r>
-        <w:t xml:space="preserve">Al desarrollar actividades al aire libre, las personas pueden presentar situaciones adversas que requieren comunicación de emergencia, como una lesión física, una descompensación o una agresión, por tanto, requiere usar un dispositivo electrónico para reportar dicha </w:t>
+        <w:t xml:space="preserve">Sin embargo, tanto en la ciudad como en zonas rurales, las condiciones del entorno pueden representar riesgos. En áreas urbanas, los corredores suelen enfrentarse al tránsito, distracciones o incidentes repentinos, mientras que en entornos naturales los deportistas </w:t>
       </w:r>
       <w:r>
         <w:lastRenderedPageBreak/>
-        <w:t>emergencia a un tercero. Por otro lado, durante las actividades las personas suelen utilizar la música para motivarse, que de igual manera requiere de un dispositivo electrónico.</w:t>
-      </w:r>
-    </w:p>
-    <w:p>
-      <w:pPr>
-        <w:pStyle w:val="Parrafos"/>
-      </w:pPr>
-      <w:r>
-        <w:t xml:space="preserve">Existen diversos dispositivos electrónicos que puede usar un deportista para tener información y herramientas a su disposición a la hora de realizar su actividad física, estos equipos electrónicos cuentan con el uso de GPS, sin embargo, actualmente la mayoría de estos utilizan esa ubicación para analizar el recorrido y desempeño de la persona que practica la actividad física, dejando de lado totalmente el uso de esta información para trasmitirla a un tercero en caso de emergencia. Adicional a esto, la mayoría de los dispositivos electrónicos utilizados por deportistas con la opción de GPS necesitan el uso de un teléfono para poder determinar la ubicación exacta del usuario.  Por otro lado, si una persona desea escuchar música para motivarse necesita un teléfono que contenga la música y la reproduzca, sirviendo solo estos dispositivos electrónicos como controlador del reproductor. </w:t>
+        <w:t>pueden perder la señal telefónica, desorientarse o sufrir caídas sin posibilidad de solicitar ayuda inmediata. En ambos casos, la falta de un medio confiable de localización o alerta puede comprometer la seguridad del usuario.</w:t>
+      </w:r>
+    </w:p>
+    <w:p>
+      <w:pPr>
+        <w:pStyle w:val="Parrafos"/>
+      </w:pPr>
+      <w:r>
+        <w:t>Aunque los teléfonos inteligentes ofrecen funciones como el GPS y la reproducción de música, no siempre resultan adecuados para este tipo de prácticas deportivas. Su tamaño, fragilidad, consumo energético y dependencia de la red celular limitan su funcionalidad en entornos donde se requiere autonomía, simplicidad y resistencia. Además, durante la práctica de ejercicio, el uso de teléfonos para reproducir música puede resultar incómodo o inseguro, ya que su manipulación constante implica distracciones que incrementan el riesgo de accidentes o caídas, especialmente cuando se trota o se realiza ciclismo. Por otra parte, los relojes o bandas deportivas disponibles en el mercado se enfocan principalmente en el monitoreo de parámetros fisiológicos como la frecuencia cardíaca o el conteo de pasos, dejando de lado funciones orientadas a la comunicación de emergencia, la seguridad personal y la experiencia auditiva integrada.</w:t>
       </w:r>
     </w:p>
     <w:p>
@@ -3432,20 +3454,129 @@
     </w:p>
     <w:p>
       <w:pPr>
-        <w:pStyle w:val="Parrafos"/>
-      </w:pPr>
-      <w:r>
-        <w:lastRenderedPageBreak/>
-        <w:t>Idealmente, una persona que practica alguna actividad física al aire libre puede contar con un dispositivo que le ofrezca dichas herramientas sin necesidad de llevar su teléfono, que tenga la opción para comunicarse con algún tercero indicando que está en peligro y proporcione a dicha persona su ubicación actual, y que adicional a eso, también pueda reproducir música y disfrutar su entrenamiento con un buen desempeño. Dicho dispositivo debe trabajar de forma independiente, ofrecer una fácil activación del modo emergencia, conectividad con sus audífonos para escuchar música, una memoria para guardar las canciones que desea escuchar en su entrenamiento, las opciones de controlar que canción se está escuchando y a qué volumen, y además no ofrecer alguna incomodidad para el usuario a la hora de realizar la actividad física.</w:t>
-      </w:r>
-    </w:p>
-    <w:p>
-      <w:pPr>
-        <w:pStyle w:val="Titulo2doNivel"/>
+        <w:jc w:val="both"/>
+        <w:rPr>
+          <w:rFonts w:ascii="Times New Roman" w:hAnsi="Times New Roman" w:cs="Times New Roman"/>
+          <w:sz w:val="24"/>
+          <w:szCs w:val="24"/>
+        </w:rPr>
       </w:pPr>
       <w:bookmarkStart w:id="17" w:name="_Toc652853285"/>
       <w:bookmarkStart w:id="18" w:name="_Toc173592423"/>
       <w:r>
+        <w:rPr>
+          <w:rFonts w:ascii="Times New Roman" w:hAnsi="Times New Roman" w:cs="Times New Roman"/>
+          <w:sz w:val="24"/>
+          <w:szCs w:val="24"/>
+        </w:rPr>
+        <w:lastRenderedPageBreak/>
+        <w:t>Por estas razones, se identifica una necesidad real de dispositivos portátiles especializados que brinden a los deportistas</w:t>
+      </w:r>
+      <w:r>
+        <w:rPr>
+          <w:rFonts w:ascii="Times New Roman" w:hAnsi="Times New Roman" w:cs="Times New Roman"/>
+          <w:b/>
+          <w:sz w:val="24"/>
+          <w:szCs w:val="24"/>
+        </w:rPr>
+        <w:t xml:space="preserve">, </w:t>
+      </w:r>
+      <w:r>
+        <w:rPr>
+          <w:rFonts w:ascii="Times New Roman" w:hAnsi="Times New Roman" w:cs="Times New Roman"/>
+          <w:sz w:val="24"/>
+          <w:szCs w:val="24"/>
+        </w:rPr>
+        <w:t>tanto urbanos como de montaña</w:t>
+      </w:r>
+      <w:r>
+        <w:rPr>
+          <w:rFonts w:ascii="Times New Roman" w:hAnsi="Times New Roman" w:cs="Times New Roman"/>
+          <w:b/>
+          <w:sz w:val="24"/>
+          <w:szCs w:val="24"/>
+        </w:rPr>
+        <w:t xml:space="preserve">, </w:t>
+      </w:r>
+      <w:r>
+        <w:rPr>
+          <w:rFonts w:ascii="Times New Roman" w:hAnsi="Times New Roman" w:cs="Times New Roman"/>
+          <w:sz w:val="24"/>
+          <w:szCs w:val="24"/>
+        </w:rPr>
+        <w:t xml:space="preserve">mayor seguridad, autonomía y comodidad, integrando funcionalidades que contribuyan tanto al rendimiento como a la protección del usuario. Idealmente, una persona que practica actividad </w:t>
+      </w:r>
+      <w:proofErr w:type="gramStart"/>
+      <w:r>
+        <w:rPr>
+          <w:rFonts w:ascii="Times New Roman" w:hAnsi="Times New Roman" w:cs="Times New Roman"/>
+          <w:sz w:val="24"/>
+          <w:szCs w:val="24"/>
+        </w:rPr>
+        <w:t>física</w:t>
+      </w:r>
+      <w:r>
+        <w:rPr>
+          <w:rFonts w:ascii="Times New Roman" w:hAnsi="Times New Roman" w:cs="Times New Roman"/>
+          <w:b/>
+          <w:sz w:val="24"/>
+          <w:szCs w:val="24"/>
+        </w:rPr>
+        <w:t>,</w:t>
+      </w:r>
+      <w:proofErr w:type="gramEnd"/>
+      <w:r>
+        <w:rPr>
+          <w:rFonts w:ascii="Times New Roman" w:hAnsi="Times New Roman" w:cs="Times New Roman"/>
+          <w:b/>
+          <w:sz w:val="24"/>
+          <w:szCs w:val="24"/>
+        </w:rPr>
+        <w:t xml:space="preserve"> </w:t>
+      </w:r>
+      <w:r>
+        <w:rPr>
+          <w:rFonts w:ascii="Times New Roman" w:hAnsi="Times New Roman" w:cs="Times New Roman"/>
+          <w:sz w:val="24"/>
+          <w:szCs w:val="24"/>
+        </w:rPr>
+        <w:t>ya sea en espacios naturales o dentro de la ciudad, debería contar con un dispositivo capaz de ofrecer estas herramientas sin depender de su teléfono móvil. Dicho dispositivo debería permitir la comunicación con un tercero en caso de emergencia, enviando su ubicación actual de forma rápida y precisa, además de ofrecer funciones de entretenimiento, como la reproducción de música durante el entrenamiento, manteniendo así la motivación del deportista.</w:t>
+      </w:r>
+    </w:p>
+    <w:p>
+      <w:pPr>
+        <w:jc w:val="both"/>
+        <w:rPr>
+          <w:rFonts w:ascii="Times New Roman" w:hAnsi="Times New Roman" w:cs="Times New Roman"/>
+          <w:sz w:val="24"/>
+          <w:szCs w:val="24"/>
+        </w:rPr>
+      </w:pPr>
+    </w:p>
+    <w:p>
+      <w:pPr>
+        <w:jc w:val="both"/>
+        <w:rPr>
+          <w:rFonts w:ascii="Times New Roman" w:hAnsi="Times New Roman" w:cs="Times New Roman"/>
+          <w:b/>
+          <w:sz w:val="24"/>
+          <w:szCs w:val="24"/>
+        </w:rPr>
+      </w:pPr>
+      <w:r>
+        <w:rPr>
+          <w:rFonts w:ascii="Times New Roman" w:hAnsi="Times New Roman" w:cs="Times New Roman"/>
+          <w:sz w:val="24"/>
+          <w:szCs w:val="24"/>
+        </w:rPr>
+        <w:t>En este contexto, la presente investigación se orienta al desarrollo de un sistema que atienda estas necesidades mediante la incorporación de herramientas tecnológicas enfocadas en la seguridad, la autonomía y la experiencia del usuario. Este sistema debe trabajar de forma independiente, permitir la activación sencilla de un modo de emergencia, contar con conectividad para audífonos, disponer de almacenamiento interno para guardar canciones, ofrecer controles básicos de reproducción y volumen, y ser ergonómico y liviano para no generar incomodidad durante la actividad física. De esta manera, se propone una alternativa práctica, confiable y accesible, que contribuya al bienestar y seguridad del deportista en su entorno cotidiano.</w:t>
+      </w:r>
+    </w:p>
+    <w:p>
+      <w:pPr>
+        <w:pStyle w:val="Titulo2doNivel"/>
+      </w:pPr>
+      <w:r>
         <w:t>Justificación</w:t>
       </w:r>
       <w:bookmarkEnd w:id="17"/>
@@ -3453,44 +3584,10 @@
     </w:p>
     <w:p>
       <w:pPr>
-        <w:pStyle w:val="Parrafos"/>
-      </w:pPr>
-      <w:r>
-        <w:t xml:space="preserve">El desarrollo de este prototipo geolocalizador y reproductor de música permite tener una herramienta de comunicación y monitoreo, así como también una fuente de motivación al escuchar una canción de agrado, en un dispositivo electrónico independiente del teléfono móvil, logrando así una mayor comodidad y seguridad para una persona que realice su actividad física al aire libre. </w:t>
-      </w:r>
-    </w:p>
-    <w:p>
-      <w:pPr>
-        <w:pStyle w:val="Parrafos"/>
-      </w:pPr>
-      <w:r>
-        <w:t>E</w:t>
-      </w:r>
-      <w:r>
-        <w:t>n este sentido, este prototipo propone mejorar la experiencia de la comunidad de atletas que realizan sus ejercicios en el exterior y en constante movimiento, de modo que puedan tener más comodidad, seguridad y motivación a la hora de realizar esta actividad física.</w:t>
-      </w:r>
-    </w:p>
-    <w:p>
-      <w:pPr>
-        <w:pStyle w:val="Parrafos"/>
-      </w:pPr>
-      <w:r>
-        <w:t>Así, con el desarrollo de este prototipo se crea y se pone en funcionamiento una alternativa diferente para un sistema de localización mediante la implementación del internet de las cosas, utilizando un protocolo de comunicación que tenga características de bajo consumo y largo alcance, de esta manera se logra una mejora innovadora para el equipamiento utilizado por una persona al realizar su actividad física, ofreciéndole mayor seguridad, confianza y una solución en caso de emergencia.</w:t>
-      </w:r>
-    </w:p>
-    <w:p>
-      <w:pPr>
-        <w:pStyle w:val="Parrafos"/>
-      </w:pPr>
-      <w:r>
-        <w:lastRenderedPageBreak/>
-        <w:t>Finalmente, el desarrollo de este prototipo podrá inspirar al uso de la tecnología IoT, para crear dispositivos que puedan interactuar entre sí al comunicarse en largas distancias.</w:t>
-      </w:r>
-    </w:p>
-    <w:p>
-      <w:pPr>
-        <w:pStyle w:val="Titulo2doNivel"/>
-        <w:rPr>
+        <w:jc w:val="both"/>
+        <w:rPr>
+          <w:rFonts w:ascii="Times New Roman" w:hAnsi="Times New Roman" w:cs="Times New Roman"/>
+          <w:sz w:val="24"/>
           <w:szCs w:val="24"/>
         </w:rPr>
       </w:pPr>
@@ -3500,6 +3597,149 @@
       <w:bookmarkStart w:id="22" w:name="_Toc173592424"/>
       <w:r>
         <w:rPr>
+          <w:rFonts w:ascii="Times New Roman" w:hAnsi="Times New Roman" w:cs="Times New Roman"/>
+          <w:sz w:val="24"/>
+          <w:szCs w:val="24"/>
+        </w:rPr>
+        <w:t>En el contexto del presente problema, s</w:t>
+      </w:r>
+      <w:r>
+        <w:rPr>
+          <w:rFonts w:ascii="Times New Roman" w:hAnsi="Times New Roman" w:cs="Times New Roman"/>
+          <w:sz w:val="24"/>
+          <w:szCs w:val="24"/>
+        </w:rPr>
+        <w:t>urge la necesidad de contar con dispositivos electrónicos portátiles que integren funciones de seguridad y entretenimiento, sin depender de equipos convencionales como los teléfonos inteligentes, que presentan limitaciones en cuanto a autonomía, resistencia y comodidad durante la práctica deportiva.</w:t>
+      </w:r>
+    </w:p>
+    <w:p>
+      <w:pPr>
+        <w:jc w:val="both"/>
+        <w:rPr>
+          <w:rFonts w:ascii="Times New Roman" w:hAnsi="Times New Roman" w:cs="Times New Roman"/>
+          <w:sz w:val="24"/>
+          <w:szCs w:val="24"/>
+        </w:rPr>
+      </w:pPr>
+      <w:r>
+        <w:rPr>
+          <w:rFonts w:ascii="Times New Roman" w:hAnsi="Times New Roman" w:cs="Times New Roman"/>
+          <w:sz w:val="24"/>
+          <w:szCs w:val="24"/>
+        </w:rPr>
+        <w:t xml:space="preserve">El desarrollo de un prototipo de geolocalizador de emergencia y reproductor de música responde a esta necesidad, al ofrecer una herramienta independiente que combina la capacidad de enviar la ubicación del usuario en situaciones críticas con la posibilidad de </w:t>
+      </w:r>
+      <w:r>
+        <w:rPr>
+          <w:rFonts w:ascii="Times New Roman" w:hAnsi="Times New Roman" w:cs="Times New Roman"/>
+          <w:sz w:val="24"/>
+          <w:szCs w:val="24"/>
+        </w:rPr>
+        <w:lastRenderedPageBreak/>
+        <w:t>reproducir contenido musical como fuente de motivación. Este enfoque no solo incrementa la seguridad del deportista, sino que también mejora su experiencia de uso al reducir la dependencia de múltiples dispositivos.</w:t>
+      </w:r>
+    </w:p>
+    <w:p>
+      <w:pPr>
+        <w:jc w:val="both"/>
+        <w:rPr>
+          <w:rFonts w:ascii="Times New Roman" w:hAnsi="Times New Roman" w:cs="Times New Roman"/>
+          <w:b/>
+          <w:sz w:val="24"/>
+          <w:szCs w:val="24"/>
+        </w:rPr>
+      </w:pPr>
+      <w:r>
+        <w:rPr>
+          <w:rFonts w:ascii="Times New Roman" w:hAnsi="Times New Roman" w:cs="Times New Roman"/>
+          <w:sz w:val="24"/>
+          <w:szCs w:val="24"/>
+        </w:rPr>
+        <w:t>Desde el punto de vista académico y tecnológico, este trabajo contribuye al campo de la Ingeniería Electrónica al integrar conocimientos de control, comunicaciones y sistemas embebidos, aplicando tecnologías emergentes como el Internet de las Cosas (</w:t>
+      </w:r>
+      <w:proofErr w:type="spellStart"/>
+      <w:r>
+        <w:rPr>
+          <w:rFonts w:ascii="Times New Roman" w:hAnsi="Times New Roman" w:cs="Times New Roman"/>
+          <w:sz w:val="24"/>
+          <w:szCs w:val="24"/>
+        </w:rPr>
+        <w:t>IoT</w:t>
+      </w:r>
+      <w:proofErr w:type="spellEnd"/>
+      <w:r>
+        <w:rPr>
+          <w:rFonts w:ascii="Times New Roman" w:hAnsi="Times New Roman" w:cs="Times New Roman"/>
+          <w:sz w:val="24"/>
+          <w:szCs w:val="24"/>
+        </w:rPr>
+        <w:t>) y protocolos de comunicación de bajo consumo y largo alcance (</w:t>
+      </w:r>
+      <w:proofErr w:type="spellStart"/>
+      <w:r>
+        <w:rPr>
+          <w:rFonts w:ascii="Times New Roman" w:hAnsi="Times New Roman" w:cs="Times New Roman"/>
+          <w:sz w:val="24"/>
+          <w:szCs w:val="24"/>
+        </w:rPr>
+        <w:t>LoRa</w:t>
+      </w:r>
+      <w:proofErr w:type="spellEnd"/>
+      <w:r>
+        <w:rPr>
+          <w:rFonts w:ascii="Times New Roman" w:hAnsi="Times New Roman" w:cs="Times New Roman"/>
+          <w:sz w:val="24"/>
+          <w:szCs w:val="24"/>
+        </w:rPr>
+        <w:t>, GSM). Además, fomenta la innovación en el diseño de dispositivos portátiles orientados a la seguridad personal, un área de creciente interés en la investigación y el desarrollo tecnológico.</w:t>
+      </w:r>
+    </w:p>
+    <w:p>
+      <w:pPr>
+        <w:jc w:val="both"/>
+        <w:rPr>
+          <w:rFonts w:ascii="Times New Roman" w:hAnsi="Times New Roman" w:cs="Times New Roman"/>
+          <w:sz w:val="24"/>
+          <w:szCs w:val="24"/>
+        </w:rPr>
+      </w:pPr>
+      <w:r>
+        <w:rPr>
+          <w:rFonts w:ascii="Times New Roman" w:hAnsi="Times New Roman" w:cs="Times New Roman"/>
+          <w:sz w:val="24"/>
+          <w:szCs w:val="24"/>
+        </w:rPr>
+        <w:t>En el ámbito social, el prototipo propuesto representa un aporte significativo al bienestar de la comunidad, al ofrecer una alternativa accesible y confiable que puede ser utilizada por deportistas, excursionistas y cualquier persona que realice actividades en entornos urbanos o naturales. Asimismo, abre la posibilidad de futuras aplicaciones en áreas como la seguridad ciudadana, el monitoreo de adultos mayores o el acompañamiento de personas en condiciones de vulnerabilidad.</w:t>
+      </w:r>
+    </w:p>
+    <w:p>
+      <w:pPr>
+        <w:jc w:val="both"/>
+        <w:rPr>
+          <w:rFonts w:ascii="Times New Roman" w:hAnsi="Times New Roman" w:cs="Times New Roman"/>
+          <w:b/>
+          <w:sz w:val="24"/>
+          <w:szCs w:val="24"/>
+        </w:rPr>
+      </w:pPr>
+      <w:r>
+        <w:rPr>
+          <w:rFonts w:ascii="Times New Roman" w:hAnsi="Times New Roman" w:cs="Times New Roman"/>
+          <w:sz w:val="24"/>
+          <w:szCs w:val="24"/>
+        </w:rPr>
+        <w:t>Finalmente, este proyecto se justifica en la medida en que promueve la innovación tecnológica con impacto social, fortalece la formación profesional de los autores en el área de la Ingeniería Electrónica y sienta las bases para investigaciones posteriores que busquen optimizar la integración de seguridad, comunicación y entretenimiento en dispositivos portátiles.</w:t>
+      </w:r>
+    </w:p>
+    <w:p>
+      <w:pPr>
+        <w:pStyle w:val="Titulo2doNivel"/>
+        <w:rPr>
+          <w:szCs w:val="24"/>
+        </w:rPr>
+      </w:pPr>
+      <w:r>
+        <w:rPr>
           <w:szCs w:val="24"/>
         </w:rPr>
         <w:t>Objetivos</w:t>
@@ -3533,6 +3773,7 @@
       </w:pPr>
       <w:bookmarkStart w:id="24" w:name="_Toc2125986157"/>
       <w:r>
+        <w:lastRenderedPageBreak/>
         <w:t>Específicos</w:t>
       </w:r>
       <w:bookmarkEnd w:id="24"/>
@@ -3606,7 +3847,6 @@
       <w:bookmarkStart w:id="27" w:name="_Toc720652529"/>
       <w:bookmarkStart w:id="28" w:name="_Toc173592425"/>
       <w:r>
-        <w:lastRenderedPageBreak/>
         <w:t>Alcances</w:t>
       </w:r>
       <w:bookmarkEnd w:id="25"/>
@@ -3619,35 +3859,55 @@
         <w:pStyle w:val="Parrafos"/>
       </w:pPr>
       <w:r>
-        <w:t>Hay diversos deportes que se pueden practicar en diferentes localidades (ya sea en un espacio abierto o en una zona cerrada). Debido a que se desea usar comunicación por radiofrecuencia, la ubicación de la actividad física es una variable que considerar, ya que, en entornos cerrados, será poco probable que la señal emitida por el dispositivo que utiliza el atleta llegue a un entorno alejado, debido a las barreras físicas y el ruido del entorno. Además, se necesita internet para transmitir los datos a una persona interesada en ver el estado del atleta, por lo que no contar con este servicio dejaría al atleta totalmente incomunicado y sin ninguna transmisión de datos de su ubicación.</w:t>
-      </w:r>
-    </w:p>
-    <w:p>
-      <w:pPr>
-        <w:pStyle w:val="Parrafos"/>
-      </w:pPr>
-      <w:r>
-        <w:t>Por otro lado, el tipo de actividad que se esté realizando presenta una limitación para el dispositivo. Si esta actividad implica mucho contacto físico (como algún arte marcial, fútbol, rugby, etc.), el dispositivo podría crear inconvenientes para la persona, ya sea por incomodidad o por problemas relacionados con la integridad del dispositivo o el desempeño de la persona.</w:t>
-      </w:r>
-    </w:p>
-    <w:p>
-      <w:pPr>
-        <w:pStyle w:val="Parrafos"/>
-      </w:pPr>
-      <w:r>
-        <w:t xml:space="preserve">Además, debido a que se desea crear un dispositivo cómodo y portátil para realizar ejercicio, se tendrá la limitante física del espacio, ya que se debe diseñar con la meta que el dispositivo tenga un tamaño apropiado para que no genere incomodidad, y la limitante de consumo, debido a que el dispositivo debe estar energizado con una batería portátil que no puede ser muy grande ni muy pesada, lo que limita su capacidad de almacenamiento de energía. </w:t>
-      </w:r>
-    </w:p>
-    <w:p>
-      <w:pPr>
-        <w:pStyle w:val="Parrafos"/>
-      </w:pPr>
-      <w:r>
-        <w:t xml:space="preserve">Por esta razón, el prototipo propuesto como geolocalizador y reproductor de música se limita a deportes que se realicen al aire libre, así como aquellos que no tengan inconvenientes al usar accesorios adicionales durante su práctica (como caminatas, ciclismo, senderismo, etc.). También se limita a un diseño que tenga como prioridad el ahorro energético y optimización el tamaño del prototipo. Así como también un dispositivo que funcione </w:t>
-      </w:r>
+        <w:t>El prototipo propuesto como geolocalizador de emergencia y reproductor de música está diseñado para actividades deportivas en diferentes localidades. Sin embargo, debido a que emplea comunicación por radiofrecuencia, la ubicación donde se realice la actividad física constituye una variable importante a considerar. En entornos cerrados, la señal emitida por el dispositivo puede verse afectada por barreras físicas y ruido electromagnético, lo que reduce su alcance y dificulta la transmisión de datos</w:t>
+      </w:r>
+      <w:r>
+        <w:t>.</w:t>
+      </w:r>
+    </w:p>
+    <w:p>
+      <w:pPr>
+        <w:pStyle w:val="Parrafos"/>
+      </w:pPr>
       <w:r>
         <w:lastRenderedPageBreak/>
-        <w:t>correctamente solo si posee conexión a internet para poder enviar la información a la interfaz humana. Son estos hechos los que determinarán los alcances del dispositivo en términos de operatividad y comodidad.</w:t>
+        <w:t>Asimismo, el sistema requiere conexión a internet para enviar la información a la interfaz de monitoreo. En ausencia de este servicio, el usuario quedaría incomunicado y sin posibilidad de transmitir su ubicación en tiempo real.</w:t>
+      </w:r>
+    </w:p>
+    <w:p>
+      <w:pPr>
+        <w:pStyle w:val="Parrafos"/>
+      </w:pPr>
+      <w:r>
+        <w:t xml:space="preserve">El tipo de actividad deportiva también representa una limitación. En disciplinas que implican contacto físico intenso, como artes marciales, fútbol o </w:t>
+      </w:r>
+      <w:r>
+        <w:t>baloncesto</w:t>
+      </w:r>
+      <w:r>
+        <w:t>, el dispositivo podría resultar incómodo para el usuario o comprometer tanto su integridad como la del prototipo, afectando el desempeño durante la práctica.</w:t>
+      </w:r>
+    </w:p>
+    <w:p>
+      <w:pPr>
+        <w:pStyle w:val="Parrafos"/>
+      </w:pPr>
+      <w:r>
+        <w:t>Por otra parte, el diseño del dispositivo está condicionado por la necesidad de mantenerlo cómodo, portátil y ligero. Esto implica restricciones en el espacio disponible para los componentes y en la capacidad de la batería, que no puede ser demasiado grande ni pesada, lo que limita la autonomía energética del sistema.</w:t>
+      </w:r>
+    </w:p>
+    <w:p>
+      <w:pPr>
+        <w:pStyle w:val="Parrafos"/>
+      </w:pPr>
+      <w:r>
+        <w:t>En consecuencia, el alcance del prototipo se centra en deportes y actividades al aire libre que no presenten inconvenientes al portar accesorios adicionales, tales como caminatas, ciclismo o senderismo. El diseño prioriza el ahorro energético y la optimización del tamaño, garantizando un equilibrio entre funcionalidad y comodidad. No obstante, el dispositivo solo funcionará de manera adecuada si dispone de conexión a internet para transmitir la información hacia la interfaz de monitoreo.</w:t>
+      </w:r>
+      <w:r>
+        <w:t xml:space="preserve"> </w:t>
+      </w:r>
+      <w:r>
+        <w:t>Son estos hechos los que determinarán los alcances del dispositivo en términos de operatividad y comodidad.</w:t>
       </w:r>
     </w:p>
     <w:p>
@@ -3756,7 +4016,23 @@
         </w:rPr>
       </w:pPr>
       <w:r>
-        <w:t>Se hace mención, debido a que realiza un sistema de geolocalización basada en tecnología GPS para obtener datos de personas con su respectiva programación y, aun cuando este sistema de geolocalización no será exactamente el mismo planteado anteriormente, parte de la misma base que es monitorear la ubicación y el estado de una persona.</w:t>
+        <w:t xml:space="preserve">Se hace mención, debido a que realiza un sistema de geolocalización basada en tecnología GPS para obtener datos de personas con su respectiva programación y, aun cuando este sistema de geolocalización no será </w:t>
+      </w:r>
+      <w:proofErr w:type="gramStart"/>
+      <w:r>
+        <w:t>exactamente</w:t>
+      </w:r>
+      <w:proofErr w:type="gramEnd"/>
+      <w:r>
+        <w:t xml:space="preserve"> el mismo planteado </w:t>
+      </w:r>
+      <w:proofErr w:type="gramStart"/>
+      <w:r>
+        <w:t>anteriormente</w:t>
+      </w:r>
+      <w:proofErr w:type="gramEnd"/>
+      <w:r>
+        <w:t>, parte de la misma base que es monitorear la ubicación y el estado de una persona.</w:t>
       </w:r>
     </w:p>
     <w:p>
@@ -3769,7 +4045,15 @@
         </w:rPr>
       </w:pPr>
       <w:r>
-        <w:t>Jose y Nestor (2018), realizaron un diseño de un sistema de monitorización ambulatoria usando Google Cloud Platform basado en prototipo de un pulsómetro para pacientes con arritmia cardíaca. Se puede destacar que trabajaron con un módulo de sensor de pulso para medir la frecuencia cardiaca y realizaron una interfaz web con ayuda de Google cloud y una aplicación móvil con ayuda de app inventor, aun cuando no se use las mismas herramientas, es un gran aporte para la creación del prototipo.</w:t>
+        <w:t xml:space="preserve">Jose y Nestor (2018), realizaron un diseño de un sistema de monitorización ambulatoria usando Google Cloud Platform basado en prototipo de un pulsómetro para pacientes con arritmia cardíaca. Se puede destacar que trabajaron con un módulo de sensor de pulso para medir la frecuencia cardiaca y realizaron una interfaz web con ayuda de Google cloud y una aplicación móvil con ayuda de </w:t>
+      </w:r>
+      <w:proofErr w:type="gramStart"/>
+      <w:r>
+        <w:t>app</w:t>
+      </w:r>
+      <w:proofErr w:type="gramEnd"/>
+      <w:r>
+        <w:t xml:space="preserve"> inventor, aun cuando no se use las mismas herramientas, es un gran aporte para la creación del prototipo.</w:t>
       </w:r>
     </w:p>
     <w:p>
@@ -3812,7 +4096,21 @@
         <w:rPr>
           <w:lang w:val="es-ES"/>
         </w:rPr>
-        <w:t xml:space="preserve">Diego (2022), realizó un dispositivo geolocalizador para vehículos de carga en una red IOT y  cloud, todo esto gracias a la función de los dispositivos de envío de datos como el GPS, GSM y ESP32 y a la base de datos que recolecta la información enviada y la almacena en la nube de </w:t>
+        <w:t xml:space="preserve">Diego (2022), realizó un dispositivo geolocalizador para vehículos de carga en una red IOT </w:t>
+      </w:r>
+      <w:proofErr w:type="gramStart"/>
+      <w:r>
+        <w:rPr>
+          <w:lang w:val="es-ES"/>
+        </w:rPr>
+        <w:t>y  cloud</w:t>
+      </w:r>
+      <w:proofErr w:type="gramEnd"/>
+      <w:r>
+        <w:rPr>
+          <w:lang w:val="es-ES"/>
+        </w:rPr>
+        <w:t xml:space="preserve">, todo esto gracias a la función de los dispositivos de envío de datos como el GPS, GSM y ESP32 y a la base de datos que recolecta la información enviada y la almacena en la nube de </w:t>
       </w:r>
       <w:proofErr w:type="spellStart"/>
       <w:r>
@@ -4008,7 +4306,21 @@
         <w:rPr>
           <w:lang w:val="es-ES"/>
         </w:rPr>
-        <w:t xml:space="preserve">” (IoT) en español “Internet de las cosas” fue usado por primera vez por Kevin Ashton en una conferencia en 1998, para posteriormente ser formalmente reconocido por la International </w:t>
+        <w:t>” (</w:t>
+      </w:r>
+      <w:proofErr w:type="spellStart"/>
+      <w:r>
+        <w:rPr>
+          <w:lang w:val="es-ES"/>
+        </w:rPr>
+        <w:t>IoT</w:t>
+      </w:r>
+      <w:proofErr w:type="spellEnd"/>
+      <w:r>
+        <w:rPr>
+          <w:lang w:val="es-ES"/>
+        </w:rPr>
+        <w:t xml:space="preserve">) en español “Internet de las cosas” fue usado por primera vez por Kevin Ashton en una conferencia en 1998, para posteriormente ser formalmente reconocido por la International </w:t>
       </w:r>
       <w:proofErr w:type="spellStart"/>
       <w:r>
@@ -4332,7 +4644,7 @@
     </w:p>
     <w:p>
       <w:pPr>
-        <w:pStyle w:val="Descripcin"/>
+        <w:pStyle w:val="Caption"/>
         <w:jc w:val="center"/>
         <w:rPr>
           <w:rFonts w:ascii="Times New Roman" w:hAnsi="Times New Roman" w:cs="Times New Roman"/>
@@ -4645,7 +4957,7 @@
     </w:p>
     <w:p>
       <w:pPr>
-        <w:pStyle w:val="Descripcin"/>
+        <w:pStyle w:val="Caption"/>
         <w:jc w:val="center"/>
       </w:pPr>
       <w:bookmarkStart w:id="56" w:name="_Toc173864075"/>
@@ -4738,7 +5050,7 @@
     </w:p>
     <w:p>
       <w:pPr>
-        <w:pStyle w:val="Descripcin"/>
+        <w:pStyle w:val="Caption"/>
         <w:jc w:val="center"/>
       </w:pPr>
       <w:bookmarkStart w:id="57" w:name="_Toc173864076"/>
@@ -4791,11 +5103,11 @@
         <w:pStyle w:val="Parrafos"/>
       </w:pPr>
       <w:r>
-        <w:t xml:space="preserve">LoRa tiene su particularidad en su modulación, muchas de las tecnologías inalámbricas utilizan la modulación por desplazamiento de frecuencia, FSK, ya que una de la de las principales características de esta modulación es el bajo consumo, siendo muy eficiente energéticamente. En el caso de LoRa, tenemos que “se basa en la modulación de espectro </w:t>
+        <w:t xml:space="preserve">LoRa tiene su particularidad en su modulación, muchas de las tecnologías inalámbricas utilizan la modulación por desplazamiento de frecuencia, FSK, ya que una de la de las principales características de esta modulación es el bajo consumo, siendo muy eficiente </w:t>
       </w:r>
       <w:r>
         <w:lastRenderedPageBreak/>
-        <w:t>ensanchado, CSS, que mantiene las mismas características de baja potencia que la modulación FSK, pero aumenta significativamente el rango de comunicación. CSS se ha utilizado en comunicaciones militares y espaciales durante décadas debido a la larga distancias de comunicación que se pueden alcanzar y robustez a las interferencias, pero LoRa® es la primera implementación de bajo costo para uso comercial.” (LoRa Alliance, 2015, p.4).</w:t>
+        <w:t>energéticamente. En el caso de LoRa, tenemos que “se basa en la modulación de espectro ensanchado, CSS, que mantiene las mismas características de baja potencia que la modulación FSK, pero aumenta significativamente el rango de comunicación. CSS se ha utilizado en comunicaciones militares y espaciales durante décadas debido a la larga distancias de comunicación que se pueden alcanzar y robustez a las interferencias, pero LoRa® es la primera implementación de bajo costo para uso comercial.” (LoRa Alliance, 2015, p.4).</w:t>
       </w:r>
     </w:p>
     <w:p>
@@ -4818,7 +5130,7 @@
     </w:p>
     <w:p>
       <w:pPr>
-        <w:pStyle w:val="Descripcin"/>
+        <w:pStyle w:val="Caption"/>
         <w:keepNext/>
         <w:spacing w:line="360" w:lineRule="auto"/>
         <w:jc w:val="center"/>
@@ -4873,7 +5185,7 @@
     </w:p>
     <w:p>
       <w:pPr>
-        <w:pStyle w:val="Descripcin"/>
+        <w:pStyle w:val="Caption"/>
         <w:jc w:val="center"/>
         <w:rPr>
           <w:rFonts w:ascii="Times New Roman" w:hAnsi="Times New Roman" w:cs="Times New Roman"/>
@@ -4917,11 +5229,11 @@
         <w:pStyle w:val="Parrafos"/>
       </w:pPr>
       <w:r>
-        <w:t xml:space="preserve">Sabiendo esto, el método CCS se basa en el empleo de pulsos de chirps mediante los cuales la frecuencia de la portadora cambia de forma gradual ascendiendo o descendiendo. Así, el espectro ocupa un mayor ancho de banda consiguiendo que la modulación sea muy resistente al ruido del canal y al desvanecimiento, aunque se utilicen potencias bajas. De esta </w:t>
+        <w:t xml:space="preserve">Sabiendo esto, el método CCS se basa en el empleo de pulsos de chirps mediante los cuales la frecuencia de la portadora cambia de forma gradual ascendiendo o descendiendo. Así, el espectro ocupa un mayor ancho de banda consiguiendo que la modulación sea muy </w:t>
       </w:r>
       <w:r>
         <w:lastRenderedPageBreak/>
-        <w:t xml:space="preserve">manera, se logra que la modulación sea robusta en cuanto a interferencias, permitiendo comunicaciones a largas distancias y siendo muy eficiente energéticamente. No obstante, </w:t>
+        <w:t xml:space="preserve">resistente al ruido del canal y al desvanecimiento, aunque se utilicen potencias bajas. De esta manera, se logra que la modulación sea robusta en cuanto a interferencias, permitiendo comunicaciones a largas distancias y siendo muy eficiente energéticamente. No obstante, </w:t>
       </w:r>
       <w:r>
         <w:t xml:space="preserve">Para una comunicación exitosa usando el método de </w:t>
@@ -4942,7 +5254,15 @@
         <w:t>propagación (</w:t>
       </w:r>
       <w:r>
-        <w:t xml:space="preserve">Spreading Factor), ancho de banda (BW) y velocidad de datos(Data </w:t>
+        <w:t xml:space="preserve">Spreading Factor), ancho de banda (BW) y velocidad de </w:t>
+      </w:r>
+      <w:proofErr w:type="gramStart"/>
+      <w:r>
+        <w:t>datos(</w:t>
+      </w:r>
+      <w:proofErr w:type="gramEnd"/>
+      <w:r>
+        <w:t xml:space="preserve">Data </w:t>
       </w:r>
       <w:proofErr w:type="spellStart"/>
       <w:r>
@@ -5069,7 +5389,7 @@
     </w:p>
     <w:p>
       <w:pPr>
-        <w:pStyle w:val="Descripcin"/>
+        <w:pStyle w:val="Caption"/>
         <w:jc w:val="center"/>
         <w:rPr>
           <w:rFonts w:ascii="Times New Roman" w:hAnsi="Times New Roman" w:cs="Times New Roman"/>
@@ -5205,6 +5525,7 @@
         <w:rPr>
           <w:rStyle w:val="Titulo4toNivelCar"/>
         </w:rPr>
+        <w:lastRenderedPageBreak/>
         <w:t>Spreading factor</w:t>
       </w:r>
       <w:r>
@@ -5218,11 +5539,7 @@
         <w:t xml:space="preserve"> </w:t>
       </w:r>
       <w:r>
-        <w:t xml:space="preserve">La modulación de espectro ensanchado de chirp CSS utiliza un factor de esparcimiento (SF) para difundir la información. El factor de esparcimiento </w:t>
-      </w:r>
-      <w:r>
-        <w:lastRenderedPageBreak/>
-        <w:t xml:space="preserve">representa el parámetro de propagación del chirp, que define cuántos chirps se envían por segundo. </w:t>
+        <w:t xml:space="preserve">La modulación de espectro ensanchado de chirp CSS utiliza un factor de esparcimiento (SF) para difundir la información. El factor de esparcimiento representa el parámetro de propagación del chirp, que define cuántos chirps se envían por segundo. </w:t>
       </w:r>
       <w:r>
         <w:t>Hay 6 posibles valores de spreading factor que varían desde el SF7(es el valor predeterminado. Los mensajes necesitan aprox. 250 ms. Alcance bajo) al SF12(es el mayor factor de dispersión. Los mensajes necesitan aprox. 6 s. Alcance muy alto). El factor de esparcimiento afecta tanto al tiempo en el aire del símbolo como a la sensibilidad del receptor.</w:t>
@@ -5318,7 +5635,7 @@
     </w:p>
     <w:p>
       <w:pPr>
-        <w:pStyle w:val="Descripcin"/>
+        <w:pStyle w:val="Caption"/>
         <w:jc w:val="center"/>
       </w:pPr>
       <w:bookmarkStart w:id="63" w:name="_Toc173864079"/>
@@ -5362,7 +5679,15 @@
       </w:r>
       <w:proofErr w:type="spellEnd"/>
       <w:r>
-        <w:t xml:space="preserve"> más alto (Spreading Factor Menor), porque el tiempo de transmisión será más corto y eso incidirá directamente en la duración de la batería.</w:t>
+        <w:t xml:space="preserve"> más alto (</w:t>
+      </w:r>
+      <w:proofErr w:type="spellStart"/>
+      <w:r>
+        <w:t>Spreading</w:t>
+      </w:r>
+      <w:proofErr w:type="spellEnd"/>
+      <w:r>
+        <w:t xml:space="preserve"> Factor Menor), porque el tiempo de transmisión será más corto y eso incidirá directamente en la duración de la batería.</w:t>
       </w:r>
     </w:p>
     <w:p>
@@ -5496,7 +5821,7 @@
     </w:p>
     <w:p>
       <w:pPr>
-        <w:pStyle w:val="Descripcin"/>
+        <w:pStyle w:val="Caption"/>
         <w:jc w:val="center"/>
         <w:rPr>
           <w:rFonts w:ascii="Times New Roman" w:hAnsi="Times New Roman" w:cs="Times New Roman"/>
@@ -5637,7 +5962,15 @@
       </w:r>
       <w:proofErr w:type="spellEnd"/>
       <w:r>
-        <w:t xml:space="preserve"> Mobile Communications, es decir, que es el Sistema Global para las Comunicaciones Móviles, el estándar de telefonía móvil y demás comunicaciones que incorporan tecnología digital.  Este estándar es lo que permite a los teléfonos conectarse con su ordenador y realizar tareas como enviar y recibir mensajes, emails, navegar por internet, transmitir datos o SMS, entre otras muchas cosas. Actualmente, GSM es el estándar más extendido en el mundo, usado por alrededor del 82% de los terminales, y el predominante en Europa.</w:t>
+        <w:t xml:space="preserve"> Mobile </w:t>
+      </w:r>
+      <w:proofErr w:type="spellStart"/>
+      <w:r>
+        <w:t>Communications</w:t>
+      </w:r>
+      <w:proofErr w:type="spellEnd"/>
+      <w:r>
+        <w:t>, es decir, que es el Sistema Global para las Comunicaciones Móviles, el estándar de telefonía móvil y demás comunicaciones que incorporan tecnología digital.  Este estándar es lo que permite a los teléfonos conectarse con su ordenador y realizar tareas como enviar y recibir mensajes, emails, navegar por internet, transmitir datos o SMS, entre otras muchas cosas. Actualmente, GSM es el estándar más extendido en el mundo, usado por alrededor del 82% de los terminales, y el predominante en Europa.</w:t>
       </w:r>
     </w:p>
     <w:p>
@@ -5732,7 +6065,7 @@
     </w:p>
     <w:p>
       <w:pPr>
-        <w:pStyle w:val="Descripcin"/>
+        <w:pStyle w:val="Caption"/>
         <w:jc w:val="center"/>
       </w:pPr>
       <w:bookmarkStart w:id="66" w:name="_Toc173864081"/>
@@ -5884,7 +6217,7 @@
     </w:p>
     <w:p>
       <w:pPr>
-        <w:pStyle w:val="Descripcin"/>
+        <w:pStyle w:val="Caption"/>
         <w:jc w:val="center"/>
       </w:pPr>
       <w:bookmarkStart w:id="70" w:name="_Toc173864082"/>
@@ -6005,7 +6338,7 @@
     </w:p>
     <w:p>
       <w:pPr>
-        <w:pStyle w:val="Descripcin"/>
+        <w:pStyle w:val="Caption"/>
         <w:jc w:val="center"/>
       </w:pPr>
       <w:bookmarkStart w:id="72" w:name="_Toc173864083"/>
@@ -6090,7 +6423,7 @@
           <w:lang w:val="en-US"/>
         </w:rPr>
         <w:drawing>
-          <wp:inline distT="0" distB="0" distL="0" distR="0" wp14:anchorId="712FB386" wp14:editId="3124DA25">
+          <wp:inline distT="0" distB="0" distL="0" distR="0" wp14:anchorId="712FB386" wp14:editId="5EFE1845">
             <wp:extent cx="3665220" cy="3537889"/>
             <wp:effectExtent l="0" t="0" r="0" b="5715"/>
             <wp:docPr id="3" name="Imagen 3" descr="DFROBOT DFR0299 DFPlayer - un Mini Reproductor MP3 para Tarjetas de  Desarrollo Arduino"/>
@@ -6141,7 +6474,7 @@
     </w:p>
     <w:p>
       <w:pPr>
-        <w:pStyle w:val="Descripcin"/>
+        <w:pStyle w:val="Caption"/>
         <w:jc w:val="center"/>
       </w:pPr>
       <w:bookmarkStart w:id="74" w:name="_Toc173864084"/>
@@ -6194,7 +6527,15 @@
         <w:pStyle w:val="Parrafos"/>
       </w:pPr>
       <w:r>
-        <w:t>Un sistema HMI (por sus siglas en inglés, Human-Machine Interface o interfaz persona-máquina) es una parte fundamental en la interacción entre las personas y las máquinas o sistemas automatizados. Su objetivo principal es permitir que los usuarios controlen y monitoreen dispositivos o procesos de manera eficiente y efectiva.</w:t>
+        <w:t xml:space="preserve">Un sistema HMI (por sus siglas en inglés, Human-Machine </w:t>
+      </w:r>
+      <w:proofErr w:type="gramStart"/>
+      <w:r>
+        <w:t>Interface</w:t>
+      </w:r>
+      <w:proofErr w:type="gramEnd"/>
+      <w:r>
+        <w:t xml:space="preserve"> o interfaz persona-máquina) es una parte fundamental en la interacción entre las personas y las máquinas o sistemas automatizados. Su objetivo principal es permitir que los usuarios controlen y monitoreen dispositivos o procesos de manera eficiente y efectiva.</w:t>
       </w:r>
     </w:p>
     <w:p>
@@ -6338,7 +6679,7 @@
     </w:p>
     <w:p>
       <w:pPr>
-        <w:pStyle w:val="Descripcin"/>
+        <w:pStyle w:val="Caption"/>
         <w:jc w:val="center"/>
       </w:pPr>
       <w:bookmarkStart w:id="76" w:name="_Toc173864085"/>
@@ -6370,19 +6711,2026 @@
     </w:p>
     <w:p>
       <w:pPr>
-        <w:pStyle w:val="TITULOS"/>
-        <w:jc w:val="left"/>
-      </w:pPr>
-    </w:p>
-    <w:p>
-      <w:pPr>
         <w:pStyle w:val="Titulo1erNivel"/>
       </w:pPr>
-    </w:p>
-    <w:p>
-      <w:pPr>
-        <w:pStyle w:val="Ttulo3"/>
-      </w:pPr>
+      <w:r>
+        <w:t>Bases legales.</w:t>
+      </w:r>
+    </w:p>
+    <w:p>
+      <w:pPr>
+        <w:pStyle w:val="Parrafos"/>
+      </w:pPr>
+      <w:r>
+        <w:t xml:space="preserve">El presente proyecto, orientado al diseño y construcción de un dispositivo geolocalizador de emergencia y reproductor de música, se encuentra enmarcado dentro de un conjunto de disposiciones legales que regulan el uso de la tecnología, las telecomunicaciones y la innovación en Venezuela. Estas normativas no solo garantizan el derecho de las personas a la seguridad, la comunicación y el acceso a la ciencia, sino que también establecen los </w:t>
+      </w:r>
+      <w:r>
+        <w:lastRenderedPageBreak/>
+        <w:t>lineamientos para el uso responsable del espectro radioeléctrico y el desarrollo de soluciones tecnológicas con impacto social. En este sentido, la Constitución de la República Bolivariana de Venezuela, junto con leyes específicas como la Ley Orgánica de Telecomunicaciones y la Ley de Ciencia, Tecnología e Innovación, proporcionan el respaldo jurídico necesario para sustentar la pertinencia del prototipo, asegurando que su implementación responda tanto a las necesidades de la sociedad como a los principios de legalidad, seguridad y desarrollo científico-tecnológico.</w:t>
+      </w:r>
+    </w:p>
+    <w:p>
+      <w:pPr>
+        <w:pStyle w:val="Parrafos"/>
+      </w:pPr>
+      <w:r>
+        <w:t>En este sentido, Venezuela establece en su carta magna lo siguiente:</w:t>
+      </w:r>
+    </w:p>
+    <w:p>
+      <w:pPr>
+        <w:pStyle w:val="Titulo2doNivel"/>
+      </w:pPr>
+      <w:r>
+        <w:t>Constitución de la República Bolivariana de Venezuela (1999)</w:t>
+      </w:r>
+    </w:p>
+    <w:p>
+      <w:pPr>
+        <w:pStyle w:val="Parrafos"/>
+        <w:ind w:left="576" w:right="576"/>
+      </w:pPr>
+      <w:r>
+        <w:rPr>
+          <w:b/>
+          <w:bCs/>
+        </w:rPr>
+        <w:t>Artículo 55</w:t>
+      </w:r>
+      <w:r>
+        <w:t>.</w:t>
+      </w:r>
+      <w:r>
+        <w:t xml:space="preserve"> </w:t>
+      </w:r>
+      <w:r>
+        <w:t xml:space="preserve">Toda persona tiene derecho a la protección por parte del Estado a través de los órganos de seguridad ciudadana regulados por ley, frente a situaciones que constituyan amenaza, vulnerabilidad o riesgo para la integridad física de las personas, sus propiedades, el disfrute de sus derechos y el cumplimiento de sus deberes. La participación de </w:t>
+      </w:r>
+      <w:proofErr w:type="gramStart"/>
+      <w:r>
+        <w:t>los ciudadanos y ciudadanas</w:t>
+      </w:r>
+      <w:proofErr w:type="gramEnd"/>
+      <w:r>
+        <w:t xml:space="preserve"> en los programas destinados a la prevención, seguridad ciudadana y administración de emergencias será regulada por una ley especial. Los cuerpos de seguridad del Estado respetarán la dignidad y los derechos humanos de todas las personas. El uso de armas o sustancias tóxicas por parte del funcionario policial y de seguridad estará limitado por principios de necesidad, conveniencia, oportunidad y proporcionalidad, conforme a la ley.</w:t>
+      </w:r>
+    </w:p>
+    <w:p>
+      <w:pPr>
+        <w:pStyle w:val="Parrafos"/>
+        <w:rPr>
+          <w:lang w:val="en-US"/>
+        </w:rPr>
+      </w:pPr>
+      <w:r>
+        <w:rPr>
+          <w:lang w:val="en-US"/>
+        </w:rPr>
+        <w:t xml:space="preserve">Este </w:t>
+      </w:r>
+      <w:proofErr w:type="spellStart"/>
+      <w:r>
+        <w:rPr>
+          <w:lang w:val="en-US"/>
+        </w:rPr>
+        <w:t>artículo</w:t>
+      </w:r>
+      <w:proofErr w:type="spellEnd"/>
+      <w:r>
+        <w:rPr>
+          <w:lang w:val="en-US"/>
+        </w:rPr>
+        <w:t xml:space="preserve"> se </w:t>
+      </w:r>
+      <w:proofErr w:type="spellStart"/>
+      <w:r>
+        <w:rPr>
+          <w:lang w:val="en-US"/>
+        </w:rPr>
+        <w:t>relaciona</w:t>
+      </w:r>
+      <w:proofErr w:type="spellEnd"/>
+      <w:r>
+        <w:rPr>
+          <w:lang w:val="en-US"/>
+        </w:rPr>
+        <w:t xml:space="preserve"> con </w:t>
+      </w:r>
+      <w:proofErr w:type="spellStart"/>
+      <w:r>
+        <w:rPr>
+          <w:lang w:val="en-US"/>
+        </w:rPr>
+        <w:t>el</w:t>
+      </w:r>
+      <w:proofErr w:type="spellEnd"/>
+      <w:r>
+        <w:rPr>
+          <w:lang w:val="en-US"/>
+        </w:rPr>
+        <w:t xml:space="preserve"> </w:t>
+      </w:r>
+      <w:proofErr w:type="spellStart"/>
+      <w:r>
+        <w:rPr>
+          <w:lang w:val="en-US"/>
+        </w:rPr>
+        <w:t>p</w:t>
+      </w:r>
+      <w:r>
+        <w:rPr>
+          <w:lang w:val="en-US"/>
+        </w:rPr>
+        <w:t>resente</w:t>
+      </w:r>
+      <w:proofErr w:type="spellEnd"/>
+      <w:r>
+        <w:rPr>
+          <w:lang w:val="en-US"/>
+        </w:rPr>
+        <w:t xml:space="preserve"> </w:t>
+      </w:r>
+      <w:proofErr w:type="spellStart"/>
+      <w:r>
+        <w:rPr>
+          <w:lang w:val="en-US"/>
+        </w:rPr>
+        <w:t>Trabajo</w:t>
+      </w:r>
+      <w:proofErr w:type="spellEnd"/>
+      <w:r>
+        <w:rPr>
+          <w:lang w:val="en-US"/>
+        </w:rPr>
+        <w:t xml:space="preserve"> de Grado</w:t>
+      </w:r>
+      <w:r>
+        <w:rPr>
+          <w:lang w:val="en-US"/>
+        </w:rPr>
+        <w:t xml:space="preserve">, ya </w:t>
+      </w:r>
+      <w:proofErr w:type="spellStart"/>
+      <w:r>
+        <w:rPr>
+          <w:lang w:val="en-US"/>
+        </w:rPr>
+        <w:t>que</w:t>
+      </w:r>
+      <w:proofErr w:type="spellEnd"/>
+      <w:r>
+        <w:rPr>
+          <w:lang w:val="en-US"/>
+        </w:rPr>
+        <w:t xml:space="preserve"> </w:t>
+      </w:r>
+      <w:proofErr w:type="spellStart"/>
+      <w:r>
+        <w:rPr>
+          <w:lang w:val="en-US"/>
+        </w:rPr>
+        <w:t>el</w:t>
+      </w:r>
+      <w:proofErr w:type="spellEnd"/>
+      <w:r>
+        <w:rPr>
+          <w:lang w:val="en-US"/>
+        </w:rPr>
+        <w:t xml:space="preserve"> </w:t>
+      </w:r>
+      <w:proofErr w:type="spellStart"/>
+      <w:r>
+        <w:rPr>
+          <w:lang w:val="en-US"/>
+        </w:rPr>
+        <w:t>geolocalizador</w:t>
+      </w:r>
+      <w:proofErr w:type="spellEnd"/>
+      <w:r>
+        <w:rPr>
+          <w:lang w:val="en-US"/>
+        </w:rPr>
+        <w:t xml:space="preserve"> de </w:t>
+      </w:r>
+      <w:proofErr w:type="spellStart"/>
+      <w:r>
+        <w:rPr>
+          <w:lang w:val="en-US"/>
+        </w:rPr>
+        <w:t>emergencia</w:t>
+      </w:r>
+      <w:proofErr w:type="spellEnd"/>
+      <w:r>
+        <w:rPr>
+          <w:lang w:val="en-US"/>
+        </w:rPr>
+        <w:t xml:space="preserve"> </w:t>
+      </w:r>
+      <w:proofErr w:type="spellStart"/>
+      <w:r>
+        <w:rPr>
+          <w:lang w:val="en-US"/>
+        </w:rPr>
+        <w:t>busca</w:t>
+      </w:r>
+      <w:proofErr w:type="spellEnd"/>
+      <w:r>
+        <w:rPr>
+          <w:lang w:val="en-US"/>
+        </w:rPr>
+        <w:t xml:space="preserve"> </w:t>
+      </w:r>
+      <w:proofErr w:type="spellStart"/>
+      <w:r>
+        <w:rPr>
+          <w:lang w:val="en-US"/>
+        </w:rPr>
+        <w:t>precisamente</w:t>
+      </w:r>
+      <w:proofErr w:type="spellEnd"/>
+      <w:r>
+        <w:rPr>
+          <w:lang w:val="en-US"/>
+        </w:rPr>
+        <w:t xml:space="preserve"> </w:t>
+      </w:r>
+      <w:proofErr w:type="spellStart"/>
+      <w:r>
+        <w:rPr>
+          <w:lang w:val="en-US"/>
+        </w:rPr>
+        <w:t>brindar</w:t>
+      </w:r>
+      <w:proofErr w:type="spellEnd"/>
+      <w:r>
+        <w:rPr>
+          <w:lang w:val="en-US"/>
+        </w:rPr>
+        <w:t xml:space="preserve"> </w:t>
+      </w:r>
+      <w:proofErr w:type="spellStart"/>
+      <w:r>
+        <w:rPr>
+          <w:lang w:val="en-US"/>
+        </w:rPr>
+        <w:t>una</w:t>
+      </w:r>
+      <w:proofErr w:type="spellEnd"/>
+      <w:r>
+        <w:rPr>
+          <w:lang w:val="en-US"/>
+        </w:rPr>
+        <w:t xml:space="preserve"> </w:t>
+      </w:r>
+      <w:proofErr w:type="spellStart"/>
+      <w:r>
+        <w:rPr>
+          <w:lang w:val="en-US"/>
+        </w:rPr>
+        <w:t>herramienta</w:t>
+      </w:r>
+      <w:proofErr w:type="spellEnd"/>
+      <w:r>
+        <w:rPr>
+          <w:lang w:val="en-US"/>
+        </w:rPr>
+        <w:t xml:space="preserve"> </w:t>
+      </w:r>
+      <w:proofErr w:type="spellStart"/>
+      <w:r>
+        <w:rPr>
+          <w:lang w:val="en-US"/>
+        </w:rPr>
+        <w:t>que</w:t>
+      </w:r>
+      <w:proofErr w:type="spellEnd"/>
+      <w:r>
+        <w:rPr>
+          <w:lang w:val="en-US"/>
+        </w:rPr>
+        <w:t xml:space="preserve"> </w:t>
+      </w:r>
+      <w:proofErr w:type="spellStart"/>
+      <w:r>
+        <w:rPr>
+          <w:lang w:val="en-US"/>
+        </w:rPr>
+        <w:t>permita</w:t>
+      </w:r>
+      <w:proofErr w:type="spellEnd"/>
+      <w:r>
+        <w:rPr>
+          <w:lang w:val="en-US"/>
+        </w:rPr>
+        <w:t xml:space="preserve"> </w:t>
+      </w:r>
+      <w:proofErr w:type="spellStart"/>
+      <w:r>
+        <w:rPr>
+          <w:lang w:val="en-US"/>
+        </w:rPr>
+        <w:t>ubicar</w:t>
+      </w:r>
+      <w:proofErr w:type="spellEnd"/>
+      <w:r>
+        <w:rPr>
+          <w:lang w:val="en-US"/>
+        </w:rPr>
+        <w:t xml:space="preserve"> al </w:t>
+      </w:r>
+      <w:proofErr w:type="spellStart"/>
+      <w:r>
+        <w:rPr>
+          <w:lang w:val="en-US"/>
+        </w:rPr>
+        <w:t>usuario</w:t>
+      </w:r>
+      <w:proofErr w:type="spellEnd"/>
+      <w:r>
+        <w:rPr>
+          <w:lang w:val="en-US"/>
+        </w:rPr>
+        <w:t xml:space="preserve"> </w:t>
+      </w:r>
+      <w:proofErr w:type="spellStart"/>
+      <w:r>
+        <w:rPr>
+          <w:lang w:val="en-US"/>
+        </w:rPr>
+        <w:t>en</w:t>
+      </w:r>
+      <w:proofErr w:type="spellEnd"/>
+      <w:r>
+        <w:rPr>
+          <w:lang w:val="en-US"/>
+        </w:rPr>
+        <w:t xml:space="preserve"> </w:t>
+      </w:r>
+      <w:proofErr w:type="spellStart"/>
+      <w:r>
+        <w:rPr>
+          <w:lang w:val="en-US"/>
+        </w:rPr>
+        <w:t>caso</w:t>
+      </w:r>
+      <w:proofErr w:type="spellEnd"/>
+      <w:r>
+        <w:rPr>
+          <w:lang w:val="en-US"/>
+        </w:rPr>
+        <w:t xml:space="preserve"> de </w:t>
+      </w:r>
+      <w:proofErr w:type="spellStart"/>
+      <w:r>
+        <w:rPr>
+          <w:lang w:val="en-US"/>
+        </w:rPr>
+        <w:t>accidente</w:t>
+      </w:r>
+      <w:proofErr w:type="spellEnd"/>
+      <w:r>
+        <w:rPr>
+          <w:lang w:val="en-US"/>
+        </w:rPr>
+        <w:t xml:space="preserve"> o </w:t>
+      </w:r>
+      <w:proofErr w:type="spellStart"/>
+      <w:r>
+        <w:rPr>
+          <w:lang w:val="en-US"/>
+        </w:rPr>
+        <w:t>peligro</w:t>
+      </w:r>
+      <w:proofErr w:type="spellEnd"/>
+      <w:r>
+        <w:rPr>
+          <w:lang w:val="en-US"/>
+        </w:rPr>
+        <w:t xml:space="preserve">, </w:t>
+      </w:r>
+      <w:proofErr w:type="spellStart"/>
+      <w:r>
+        <w:rPr>
+          <w:lang w:val="en-US"/>
+        </w:rPr>
+        <w:t>contribuyendo</w:t>
+      </w:r>
+      <w:proofErr w:type="spellEnd"/>
+      <w:r>
+        <w:rPr>
+          <w:lang w:val="en-US"/>
+        </w:rPr>
+        <w:t xml:space="preserve"> a </w:t>
+      </w:r>
+      <w:proofErr w:type="spellStart"/>
+      <w:r>
+        <w:rPr>
+          <w:lang w:val="en-US"/>
+        </w:rPr>
+        <w:t>su</w:t>
+      </w:r>
+      <w:proofErr w:type="spellEnd"/>
+      <w:r>
+        <w:rPr>
+          <w:lang w:val="en-US"/>
+        </w:rPr>
+        <w:t xml:space="preserve"> </w:t>
+      </w:r>
+      <w:proofErr w:type="spellStart"/>
+      <w:r>
+        <w:rPr>
+          <w:lang w:val="en-US"/>
+        </w:rPr>
+        <w:t>seguridad</w:t>
+      </w:r>
+      <w:proofErr w:type="spellEnd"/>
+      <w:r>
+        <w:rPr>
+          <w:lang w:val="en-US"/>
+        </w:rPr>
+        <w:t xml:space="preserve"> personal.</w:t>
+      </w:r>
+    </w:p>
+    <w:p>
+      <w:pPr>
+        <w:pStyle w:val="Parrafos"/>
+        <w:ind w:left="576" w:right="576"/>
+      </w:pPr>
+      <w:r>
+        <w:rPr>
+          <w:b/>
+          <w:bCs/>
+        </w:rPr>
+        <w:t>Artículo 57.</w:t>
+      </w:r>
+      <w:r>
+        <w:t xml:space="preserve"> Toda persona tiene derecho a expresar libremente sus pensamientos, sus ideas u opiniones de viva voz, por escrito o mediante cualquier </w:t>
+      </w:r>
+      <w:r>
+        <w:lastRenderedPageBreak/>
+        <w:t>otra forma de expresión, y de hacer uso para ello de cualquier medio de comunicación y difusión, sin que pueda establecerse censura</w:t>
+      </w:r>
+      <w:r>
+        <w:t>.</w:t>
+      </w:r>
+      <w:r>
+        <w:t xml:space="preserve"> Quien haga uso de este derecho asume plena responsabilidad por todo lo expresado. No se permite el anonimato, ni la propaganda de guerra, ni los mensajes discriminatorios, ni los que promuevan la intolerancia religiosa. Se prohíbe la censura a los funcionarios públicos o funcionarias públicas para dar cuenta de los asuntos bajo sus responsabilidades.</w:t>
+      </w:r>
+    </w:p>
+    <w:p>
+      <w:pPr>
+        <w:pStyle w:val="Parrafos"/>
+        <w:rPr>
+          <w:lang w:val="en-US"/>
+        </w:rPr>
+      </w:pPr>
+      <w:r>
+        <w:rPr>
+          <w:lang w:val="en-US"/>
+        </w:rPr>
+        <w:t xml:space="preserve">En </w:t>
+      </w:r>
+      <w:proofErr w:type="spellStart"/>
+      <w:r>
+        <w:rPr>
+          <w:lang w:val="en-US"/>
+        </w:rPr>
+        <w:t>este</w:t>
+      </w:r>
+      <w:proofErr w:type="spellEnd"/>
+      <w:r>
+        <w:rPr>
+          <w:lang w:val="en-US"/>
+        </w:rPr>
+        <w:t xml:space="preserve"> </w:t>
+      </w:r>
+      <w:proofErr w:type="spellStart"/>
+      <w:r>
+        <w:rPr>
+          <w:lang w:val="en-US"/>
+        </w:rPr>
+        <w:t>sentido</w:t>
+      </w:r>
+      <w:proofErr w:type="spellEnd"/>
+      <w:r>
+        <w:rPr>
+          <w:lang w:val="en-US"/>
+        </w:rPr>
+        <w:t xml:space="preserve">, </w:t>
+      </w:r>
+      <w:proofErr w:type="spellStart"/>
+      <w:r>
+        <w:rPr>
+          <w:lang w:val="en-US"/>
+        </w:rPr>
+        <w:t>el</w:t>
+      </w:r>
+      <w:proofErr w:type="spellEnd"/>
+      <w:r>
+        <w:rPr>
+          <w:lang w:val="en-US"/>
+        </w:rPr>
+        <w:t xml:space="preserve"> </w:t>
+      </w:r>
+      <w:proofErr w:type="spellStart"/>
+      <w:r>
+        <w:rPr>
+          <w:lang w:val="en-US"/>
+        </w:rPr>
+        <w:t>Trabajo</w:t>
+      </w:r>
+      <w:proofErr w:type="spellEnd"/>
+      <w:r>
+        <w:rPr>
+          <w:lang w:val="en-US"/>
+        </w:rPr>
+        <w:t xml:space="preserve"> de Grado </w:t>
+      </w:r>
+      <w:proofErr w:type="spellStart"/>
+      <w:r>
+        <w:rPr>
+          <w:lang w:val="en-US"/>
+        </w:rPr>
+        <w:t>desarrolla</w:t>
+      </w:r>
+      <w:proofErr w:type="spellEnd"/>
+      <w:r>
+        <w:rPr>
+          <w:lang w:val="en-US"/>
+        </w:rPr>
+        <w:t xml:space="preserve"> un </w:t>
+      </w:r>
+      <w:proofErr w:type="spellStart"/>
+      <w:r>
+        <w:rPr>
+          <w:lang w:val="en-US"/>
+        </w:rPr>
+        <w:t>dispositivo</w:t>
+      </w:r>
+      <w:proofErr w:type="spellEnd"/>
+      <w:r>
+        <w:rPr>
+          <w:lang w:val="en-US"/>
+        </w:rPr>
+        <w:t xml:space="preserve"> </w:t>
+      </w:r>
+      <w:proofErr w:type="spellStart"/>
+      <w:r>
+        <w:rPr>
+          <w:lang w:val="en-US"/>
+        </w:rPr>
+        <w:t>que</w:t>
+      </w:r>
+      <w:proofErr w:type="spellEnd"/>
+      <w:r>
+        <w:rPr>
+          <w:lang w:val="en-US"/>
+        </w:rPr>
+        <w:t xml:space="preserve"> </w:t>
+      </w:r>
+      <w:proofErr w:type="spellStart"/>
+      <w:r>
+        <w:rPr>
+          <w:lang w:val="en-US"/>
+        </w:rPr>
+        <w:t>permite</w:t>
+      </w:r>
+      <w:proofErr w:type="spellEnd"/>
+      <w:r>
+        <w:rPr>
+          <w:lang w:val="en-US"/>
+        </w:rPr>
+        <w:t xml:space="preserve"> al </w:t>
+      </w:r>
+      <w:proofErr w:type="spellStart"/>
+      <w:r>
+        <w:rPr>
+          <w:lang w:val="en-US"/>
+        </w:rPr>
+        <w:t>usuario</w:t>
+      </w:r>
+      <w:proofErr w:type="spellEnd"/>
+      <w:r>
+        <w:rPr>
+          <w:lang w:val="en-US"/>
+        </w:rPr>
+        <w:t xml:space="preserve"> </w:t>
+      </w:r>
+      <w:proofErr w:type="spellStart"/>
+      <w:r>
+        <w:rPr>
+          <w:lang w:val="en-US"/>
+        </w:rPr>
+        <w:t>comunicarse</w:t>
+      </w:r>
+      <w:proofErr w:type="spellEnd"/>
+      <w:r>
+        <w:rPr>
+          <w:lang w:val="en-US"/>
+        </w:rPr>
+        <w:t xml:space="preserve"> de </w:t>
+      </w:r>
+      <w:proofErr w:type="spellStart"/>
+      <w:r>
+        <w:rPr>
+          <w:lang w:val="en-US"/>
+        </w:rPr>
+        <w:t>manera</w:t>
+      </w:r>
+      <w:proofErr w:type="spellEnd"/>
+      <w:r>
+        <w:rPr>
+          <w:lang w:val="en-US"/>
+        </w:rPr>
+        <w:t xml:space="preserve"> </w:t>
+      </w:r>
+      <w:proofErr w:type="spellStart"/>
+      <w:r>
+        <w:rPr>
+          <w:lang w:val="en-US"/>
+        </w:rPr>
+        <w:t>autónoma</w:t>
+      </w:r>
+      <w:proofErr w:type="spellEnd"/>
+      <w:r>
+        <w:rPr>
+          <w:lang w:val="en-US"/>
+        </w:rPr>
+        <w:t xml:space="preserve"> </w:t>
+      </w:r>
+      <w:proofErr w:type="spellStart"/>
+      <w:r>
+        <w:rPr>
+          <w:lang w:val="en-US"/>
+        </w:rPr>
+        <w:t>mediante</w:t>
+      </w:r>
+      <w:proofErr w:type="spellEnd"/>
+      <w:r>
+        <w:rPr>
+          <w:lang w:val="en-US"/>
+        </w:rPr>
+        <w:t xml:space="preserve"> </w:t>
+      </w:r>
+      <w:proofErr w:type="spellStart"/>
+      <w:r>
+        <w:rPr>
+          <w:lang w:val="en-US"/>
+        </w:rPr>
+        <w:t>el</w:t>
+      </w:r>
+      <w:proofErr w:type="spellEnd"/>
+      <w:r>
+        <w:rPr>
+          <w:lang w:val="en-US"/>
+        </w:rPr>
+        <w:t xml:space="preserve"> </w:t>
+      </w:r>
+      <w:proofErr w:type="spellStart"/>
+      <w:r>
+        <w:rPr>
+          <w:lang w:val="en-US"/>
+        </w:rPr>
+        <w:t>envío</w:t>
+      </w:r>
+      <w:proofErr w:type="spellEnd"/>
+      <w:r>
+        <w:rPr>
+          <w:lang w:val="en-US"/>
+        </w:rPr>
+        <w:t xml:space="preserve"> de </w:t>
+      </w:r>
+      <w:proofErr w:type="spellStart"/>
+      <w:r>
+        <w:rPr>
+          <w:lang w:val="en-US"/>
+        </w:rPr>
+        <w:t>su</w:t>
+      </w:r>
+      <w:proofErr w:type="spellEnd"/>
+      <w:r>
+        <w:rPr>
+          <w:lang w:val="en-US"/>
+        </w:rPr>
+        <w:t xml:space="preserve"> </w:t>
+      </w:r>
+      <w:proofErr w:type="spellStart"/>
+      <w:r>
+        <w:rPr>
+          <w:lang w:val="en-US"/>
+        </w:rPr>
+        <w:t>ubicación</w:t>
+      </w:r>
+      <w:proofErr w:type="spellEnd"/>
+      <w:r>
+        <w:rPr>
+          <w:lang w:val="en-US"/>
+        </w:rPr>
+        <w:t xml:space="preserve"> </w:t>
+      </w:r>
+      <w:proofErr w:type="spellStart"/>
+      <w:r>
+        <w:rPr>
+          <w:lang w:val="en-US"/>
+        </w:rPr>
+        <w:t>en</w:t>
+      </w:r>
+      <w:proofErr w:type="spellEnd"/>
+      <w:r>
+        <w:rPr>
+          <w:lang w:val="en-US"/>
+        </w:rPr>
+        <w:t xml:space="preserve"> </w:t>
+      </w:r>
+      <w:proofErr w:type="spellStart"/>
+      <w:r>
+        <w:rPr>
+          <w:lang w:val="en-US"/>
+        </w:rPr>
+        <w:t>tiempo</w:t>
+      </w:r>
+      <w:proofErr w:type="spellEnd"/>
+      <w:r>
+        <w:rPr>
+          <w:lang w:val="en-US"/>
+        </w:rPr>
+        <w:t xml:space="preserve"> real, </w:t>
+      </w:r>
+      <w:proofErr w:type="spellStart"/>
+      <w:r>
+        <w:rPr>
+          <w:lang w:val="en-US"/>
+        </w:rPr>
+        <w:t>incluso</w:t>
+      </w:r>
+      <w:proofErr w:type="spellEnd"/>
+      <w:r>
+        <w:rPr>
+          <w:lang w:val="en-US"/>
+        </w:rPr>
+        <w:t xml:space="preserve"> </w:t>
+      </w:r>
+      <w:proofErr w:type="spellStart"/>
+      <w:r>
+        <w:rPr>
+          <w:lang w:val="en-US"/>
+        </w:rPr>
+        <w:t>en</w:t>
+      </w:r>
+      <w:proofErr w:type="spellEnd"/>
+      <w:r>
+        <w:rPr>
+          <w:lang w:val="en-US"/>
+        </w:rPr>
+        <w:t xml:space="preserve"> </w:t>
+      </w:r>
+      <w:proofErr w:type="spellStart"/>
+      <w:r>
+        <w:rPr>
+          <w:lang w:val="en-US"/>
+        </w:rPr>
+        <w:t>situaciones</w:t>
+      </w:r>
+      <w:proofErr w:type="spellEnd"/>
+      <w:r>
+        <w:rPr>
+          <w:lang w:val="en-US"/>
+        </w:rPr>
+        <w:t xml:space="preserve"> </w:t>
+      </w:r>
+      <w:proofErr w:type="spellStart"/>
+      <w:r>
+        <w:rPr>
+          <w:lang w:val="en-US"/>
+        </w:rPr>
+        <w:t>donde</w:t>
+      </w:r>
+      <w:proofErr w:type="spellEnd"/>
+      <w:r>
+        <w:rPr>
+          <w:lang w:val="en-US"/>
+        </w:rPr>
+        <w:t xml:space="preserve"> no </w:t>
+      </w:r>
+      <w:proofErr w:type="spellStart"/>
+      <w:r>
+        <w:rPr>
+          <w:lang w:val="en-US"/>
+        </w:rPr>
+        <w:t>pueda</w:t>
+      </w:r>
+      <w:proofErr w:type="spellEnd"/>
+      <w:r>
+        <w:rPr>
+          <w:lang w:val="en-US"/>
+        </w:rPr>
+        <w:t xml:space="preserve"> </w:t>
+      </w:r>
+      <w:proofErr w:type="spellStart"/>
+      <w:r>
+        <w:rPr>
+          <w:lang w:val="en-US"/>
+        </w:rPr>
+        <w:t>hacer</w:t>
+      </w:r>
+      <w:proofErr w:type="spellEnd"/>
+      <w:r>
+        <w:rPr>
+          <w:lang w:val="en-US"/>
+        </w:rPr>
+        <w:t xml:space="preserve"> </w:t>
+      </w:r>
+      <w:proofErr w:type="spellStart"/>
+      <w:r>
+        <w:rPr>
+          <w:lang w:val="en-US"/>
+        </w:rPr>
+        <w:t>uso</w:t>
+      </w:r>
+      <w:proofErr w:type="spellEnd"/>
+      <w:r>
+        <w:rPr>
+          <w:lang w:val="en-US"/>
+        </w:rPr>
+        <w:t xml:space="preserve"> de un </w:t>
+      </w:r>
+      <w:proofErr w:type="spellStart"/>
+      <w:r>
+        <w:rPr>
+          <w:lang w:val="en-US"/>
+        </w:rPr>
+        <w:t>teléfono</w:t>
+      </w:r>
+      <w:proofErr w:type="spellEnd"/>
+      <w:r>
+        <w:rPr>
+          <w:lang w:val="en-US"/>
+        </w:rPr>
+        <w:t xml:space="preserve"> </w:t>
+      </w:r>
+      <w:proofErr w:type="spellStart"/>
+      <w:r>
+        <w:rPr>
+          <w:lang w:val="en-US"/>
+        </w:rPr>
+        <w:t>móvil</w:t>
+      </w:r>
+      <w:proofErr w:type="spellEnd"/>
+      <w:r>
+        <w:rPr>
+          <w:lang w:val="en-US"/>
+        </w:rPr>
+        <w:t>.</w:t>
+      </w:r>
+    </w:p>
+    <w:p>
+      <w:pPr>
+        <w:pStyle w:val="Parrafos"/>
+        <w:ind w:left="576" w:right="576"/>
+        <w:rPr>
+          <w:lang w:val="en-US"/>
+        </w:rPr>
+      </w:pPr>
+      <w:r>
+        <w:rPr>
+          <w:b/>
+          <w:bCs/>
+        </w:rPr>
+        <w:t>Artículo 110.</w:t>
+      </w:r>
+      <w:r>
+        <w:t xml:space="preserve"> El Estado reconocerá el interés público de la ciencia, la tecnología, el conocimiento, la innovación y sus aplicaciones y los servicios de información necesarios por ser instrumentos fundamentales para el desarrollo económico, social y político del país, así como para la seguridad y soberanía nacional. Para el fomento y desarrollo de esas actividades, el Estado destinará recursos suficientes y creará el sistema nacional de ciencia y tecnología de acuerdo con la ley. El sector privado deberá aportar recursos para las mismos. El Estado garantizará el cumplimiento de los principios éticos y legales que deben regir las actividades de investigación científica, humanística y tecnológica. La ley determinará los modos y medios para dar cumplimiento a esta garantía.</w:t>
+      </w:r>
+    </w:p>
+    <w:p>
+      <w:pPr>
+        <w:pStyle w:val="Parrafos"/>
+        <w:ind w:right="576" w:firstLine="0"/>
+        <w:rPr>
+          <w:lang w:val="en-US"/>
+        </w:rPr>
+      </w:pPr>
+      <w:proofErr w:type="spellStart"/>
+      <w:r>
+        <w:rPr>
+          <w:lang w:val="en-US"/>
+        </w:rPr>
+        <w:t>R</w:t>
+      </w:r>
+      <w:r>
+        <w:rPr>
+          <w:lang w:val="en-US"/>
+        </w:rPr>
+        <w:t>econoce</w:t>
+      </w:r>
+      <w:proofErr w:type="spellEnd"/>
+      <w:r>
+        <w:rPr>
+          <w:lang w:val="en-US"/>
+        </w:rPr>
+        <w:t xml:space="preserve"> la </w:t>
+      </w:r>
+      <w:proofErr w:type="spellStart"/>
+      <w:r>
+        <w:rPr>
+          <w:lang w:val="en-US"/>
+        </w:rPr>
+        <w:t>ciencia</w:t>
+      </w:r>
+      <w:proofErr w:type="spellEnd"/>
+      <w:r>
+        <w:rPr>
+          <w:lang w:val="en-US"/>
+        </w:rPr>
+        <w:t xml:space="preserve">, la </w:t>
+      </w:r>
+      <w:proofErr w:type="spellStart"/>
+      <w:r>
+        <w:rPr>
+          <w:lang w:val="en-US"/>
+        </w:rPr>
+        <w:t>tecnología</w:t>
+      </w:r>
+      <w:proofErr w:type="spellEnd"/>
+      <w:r>
+        <w:rPr>
+          <w:lang w:val="en-US"/>
+        </w:rPr>
+        <w:t xml:space="preserve"> y la </w:t>
+      </w:r>
+      <w:proofErr w:type="spellStart"/>
+      <w:r>
+        <w:rPr>
+          <w:lang w:val="en-US"/>
+        </w:rPr>
+        <w:t>innovación</w:t>
+      </w:r>
+      <w:proofErr w:type="spellEnd"/>
+      <w:r>
+        <w:rPr>
+          <w:lang w:val="en-US"/>
+        </w:rPr>
+        <w:t xml:space="preserve"> </w:t>
+      </w:r>
+      <w:proofErr w:type="spellStart"/>
+      <w:r>
+        <w:rPr>
+          <w:lang w:val="en-US"/>
+        </w:rPr>
+        <w:t>como</w:t>
+      </w:r>
+      <w:proofErr w:type="spellEnd"/>
+      <w:r>
+        <w:rPr>
+          <w:lang w:val="en-US"/>
+        </w:rPr>
+        <w:t xml:space="preserve"> </w:t>
+      </w:r>
+      <w:proofErr w:type="spellStart"/>
+      <w:r>
+        <w:rPr>
+          <w:lang w:val="en-US"/>
+        </w:rPr>
+        <w:t>instrumentos</w:t>
+      </w:r>
+      <w:proofErr w:type="spellEnd"/>
+      <w:r>
+        <w:rPr>
+          <w:lang w:val="en-US"/>
+        </w:rPr>
+        <w:t xml:space="preserve"> </w:t>
+      </w:r>
+      <w:proofErr w:type="spellStart"/>
+      <w:r>
+        <w:rPr>
+          <w:lang w:val="en-US"/>
+        </w:rPr>
+        <w:t>fundamentales</w:t>
+      </w:r>
+      <w:proofErr w:type="spellEnd"/>
+      <w:r>
+        <w:rPr>
+          <w:lang w:val="en-US"/>
+        </w:rPr>
+        <w:t xml:space="preserve"> para </w:t>
+      </w:r>
+      <w:proofErr w:type="spellStart"/>
+      <w:r>
+        <w:rPr>
+          <w:lang w:val="en-US"/>
+        </w:rPr>
+        <w:t>el</w:t>
+      </w:r>
+      <w:proofErr w:type="spellEnd"/>
+      <w:r>
+        <w:rPr>
+          <w:lang w:val="en-US"/>
+        </w:rPr>
+        <w:t xml:space="preserve"> </w:t>
+      </w:r>
+      <w:proofErr w:type="spellStart"/>
+      <w:r>
+        <w:rPr>
+          <w:lang w:val="en-US"/>
+        </w:rPr>
+        <w:t>desarrollo</w:t>
+      </w:r>
+      <w:proofErr w:type="spellEnd"/>
+      <w:r>
+        <w:rPr>
+          <w:lang w:val="en-US"/>
+        </w:rPr>
+        <w:t xml:space="preserve"> del </w:t>
+      </w:r>
+      <w:proofErr w:type="spellStart"/>
+      <w:r>
+        <w:rPr>
+          <w:lang w:val="en-US"/>
+        </w:rPr>
+        <w:t>país</w:t>
+      </w:r>
+      <w:proofErr w:type="spellEnd"/>
+      <w:r>
+        <w:rPr>
+          <w:lang w:val="en-US"/>
+        </w:rPr>
+        <w:t xml:space="preserve">, </w:t>
+      </w:r>
+      <w:proofErr w:type="spellStart"/>
+      <w:r>
+        <w:rPr>
+          <w:lang w:val="en-US"/>
+        </w:rPr>
+        <w:t>promoviendo</w:t>
+      </w:r>
+      <w:proofErr w:type="spellEnd"/>
+      <w:r>
+        <w:rPr>
+          <w:lang w:val="en-US"/>
+        </w:rPr>
+        <w:t xml:space="preserve"> la </w:t>
+      </w:r>
+      <w:proofErr w:type="spellStart"/>
+      <w:r>
+        <w:rPr>
+          <w:lang w:val="en-US"/>
+        </w:rPr>
+        <w:t>investigación</w:t>
+      </w:r>
+      <w:proofErr w:type="spellEnd"/>
+      <w:r>
+        <w:rPr>
+          <w:lang w:val="en-US"/>
+        </w:rPr>
+        <w:t xml:space="preserve"> y la </w:t>
+      </w:r>
+      <w:proofErr w:type="spellStart"/>
+      <w:r>
+        <w:rPr>
+          <w:lang w:val="en-US"/>
+        </w:rPr>
+        <w:t>creación</w:t>
+      </w:r>
+      <w:proofErr w:type="spellEnd"/>
+      <w:r>
+        <w:rPr>
+          <w:lang w:val="en-US"/>
+        </w:rPr>
+        <w:t xml:space="preserve"> de </w:t>
+      </w:r>
+      <w:proofErr w:type="spellStart"/>
+      <w:r>
+        <w:rPr>
+          <w:lang w:val="en-US"/>
+        </w:rPr>
+        <w:t>soluciones</w:t>
+      </w:r>
+      <w:proofErr w:type="spellEnd"/>
+      <w:r>
+        <w:rPr>
+          <w:lang w:val="en-US"/>
+        </w:rPr>
+        <w:t xml:space="preserve"> </w:t>
+      </w:r>
+      <w:proofErr w:type="spellStart"/>
+      <w:r>
+        <w:rPr>
+          <w:lang w:val="en-US"/>
+        </w:rPr>
+        <w:t>tecnológicas</w:t>
+      </w:r>
+      <w:proofErr w:type="spellEnd"/>
+      <w:r>
+        <w:rPr>
+          <w:lang w:val="en-US"/>
+        </w:rPr>
+        <w:t xml:space="preserve"> con </w:t>
+      </w:r>
+      <w:proofErr w:type="spellStart"/>
+      <w:r>
+        <w:rPr>
+          <w:lang w:val="en-US"/>
+        </w:rPr>
+        <w:t>impacto</w:t>
+      </w:r>
+      <w:proofErr w:type="spellEnd"/>
+      <w:r>
+        <w:rPr>
+          <w:lang w:val="en-US"/>
+        </w:rPr>
+        <w:t xml:space="preserve"> social. El </w:t>
+      </w:r>
+      <w:proofErr w:type="spellStart"/>
+      <w:r>
+        <w:rPr>
+          <w:lang w:val="en-US"/>
+        </w:rPr>
+        <w:t>presente</w:t>
+      </w:r>
+      <w:proofErr w:type="spellEnd"/>
+      <w:r>
+        <w:rPr>
+          <w:lang w:val="en-US"/>
+        </w:rPr>
+        <w:t xml:space="preserve"> </w:t>
+      </w:r>
+      <w:proofErr w:type="spellStart"/>
+      <w:r>
+        <w:rPr>
+          <w:lang w:val="en-US"/>
+        </w:rPr>
+        <w:t>trabajo</w:t>
+      </w:r>
+      <w:proofErr w:type="spellEnd"/>
+      <w:r>
+        <w:rPr>
+          <w:lang w:val="en-US"/>
+        </w:rPr>
+        <w:t xml:space="preserve"> se </w:t>
+      </w:r>
+      <w:proofErr w:type="spellStart"/>
+      <w:r>
+        <w:rPr>
+          <w:lang w:val="en-US"/>
+        </w:rPr>
+        <w:t>enmarca</w:t>
+      </w:r>
+      <w:proofErr w:type="spellEnd"/>
+      <w:r>
+        <w:rPr>
+          <w:lang w:val="en-US"/>
+        </w:rPr>
+        <w:t xml:space="preserve"> </w:t>
+      </w:r>
+      <w:proofErr w:type="spellStart"/>
+      <w:r>
+        <w:rPr>
+          <w:lang w:val="en-US"/>
+        </w:rPr>
+        <w:t>en</w:t>
+      </w:r>
+      <w:proofErr w:type="spellEnd"/>
+      <w:r>
+        <w:rPr>
+          <w:lang w:val="en-US"/>
+        </w:rPr>
+        <w:t xml:space="preserve"> </w:t>
+      </w:r>
+      <w:proofErr w:type="spellStart"/>
+      <w:r>
+        <w:rPr>
+          <w:lang w:val="en-US"/>
+        </w:rPr>
+        <w:t>este</w:t>
+      </w:r>
+      <w:proofErr w:type="spellEnd"/>
+      <w:r>
+        <w:rPr>
+          <w:lang w:val="en-US"/>
+        </w:rPr>
+        <w:t xml:space="preserve"> principio, al </w:t>
+      </w:r>
+      <w:proofErr w:type="spellStart"/>
+      <w:r>
+        <w:rPr>
+          <w:lang w:val="en-US"/>
+        </w:rPr>
+        <w:t>integrar</w:t>
+      </w:r>
+      <w:proofErr w:type="spellEnd"/>
+      <w:r>
+        <w:rPr>
+          <w:lang w:val="en-US"/>
+        </w:rPr>
+        <w:t xml:space="preserve"> </w:t>
+      </w:r>
+      <w:proofErr w:type="spellStart"/>
+      <w:r>
+        <w:rPr>
+          <w:lang w:val="en-US"/>
+        </w:rPr>
+        <w:t>conocimientos</w:t>
+      </w:r>
+      <w:proofErr w:type="spellEnd"/>
+      <w:r>
+        <w:rPr>
+          <w:lang w:val="en-US"/>
+        </w:rPr>
+        <w:t xml:space="preserve"> de </w:t>
+      </w:r>
+      <w:proofErr w:type="spellStart"/>
+      <w:r>
+        <w:rPr>
+          <w:lang w:val="en-US"/>
+        </w:rPr>
+        <w:t>ingeniería</w:t>
+      </w:r>
+      <w:proofErr w:type="spellEnd"/>
+      <w:r>
+        <w:rPr>
+          <w:lang w:val="en-US"/>
+        </w:rPr>
+        <w:t xml:space="preserve"> </w:t>
+      </w:r>
+      <w:proofErr w:type="spellStart"/>
+      <w:r>
+        <w:rPr>
+          <w:lang w:val="en-US"/>
+        </w:rPr>
+        <w:t>electrónica</w:t>
+      </w:r>
+      <w:proofErr w:type="spellEnd"/>
+      <w:r>
+        <w:rPr>
+          <w:lang w:val="en-US"/>
+        </w:rPr>
+        <w:t xml:space="preserve">, </w:t>
+      </w:r>
+      <w:proofErr w:type="spellStart"/>
+      <w:r>
+        <w:rPr>
+          <w:lang w:val="en-US"/>
+        </w:rPr>
+        <w:t>comunicaciones</w:t>
+      </w:r>
+      <w:proofErr w:type="spellEnd"/>
+      <w:r>
+        <w:rPr>
+          <w:lang w:val="en-US"/>
+        </w:rPr>
+        <w:t xml:space="preserve"> y </w:t>
+      </w:r>
+      <w:proofErr w:type="spellStart"/>
+      <w:r>
+        <w:rPr>
+          <w:lang w:val="en-US"/>
+        </w:rPr>
+        <w:t>sistemas</w:t>
+      </w:r>
+      <w:proofErr w:type="spellEnd"/>
+      <w:r>
+        <w:rPr>
+          <w:lang w:val="en-US"/>
+        </w:rPr>
+        <w:t xml:space="preserve"> </w:t>
+      </w:r>
+      <w:proofErr w:type="spellStart"/>
+      <w:r>
+        <w:rPr>
+          <w:lang w:val="en-US"/>
+        </w:rPr>
+        <w:t>embebidos</w:t>
+      </w:r>
+      <w:proofErr w:type="spellEnd"/>
+      <w:r>
+        <w:rPr>
+          <w:lang w:val="en-US"/>
+        </w:rPr>
+        <w:t xml:space="preserve"> para </w:t>
+      </w:r>
+      <w:proofErr w:type="spellStart"/>
+      <w:r>
+        <w:rPr>
+          <w:lang w:val="en-US"/>
+        </w:rPr>
+        <w:t>ofrecer</w:t>
+      </w:r>
+      <w:proofErr w:type="spellEnd"/>
+      <w:r>
+        <w:rPr>
+          <w:lang w:val="en-US"/>
+        </w:rPr>
+        <w:t xml:space="preserve"> </w:t>
+      </w:r>
+      <w:proofErr w:type="spellStart"/>
+      <w:r>
+        <w:rPr>
+          <w:lang w:val="en-US"/>
+        </w:rPr>
+        <w:t>una</w:t>
+      </w:r>
+      <w:proofErr w:type="spellEnd"/>
+      <w:r>
+        <w:rPr>
+          <w:lang w:val="en-US"/>
+        </w:rPr>
+        <w:t xml:space="preserve"> </w:t>
+      </w:r>
+      <w:proofErr w:type="spellStart"/>
+      <w:r>
+        <w:rPr>
+          <w:lang w:val="en-US"/>
+        </w:rPr>
+        <w:t>solución</w:t>
+      </w:r>
+      <w:proofErr w:type="spellEnd"/>
+      <w:r>
+        <w:rPr>
+          <w:lang w:val="en-US"/>
+        </w:rPr>
+        <w:t xml:space="preserve"> </w:t>
+      </w:r>
+      <w:proofErr w:type="spellStart"/>
+      <w:r>
+        <w:rPr>
+          <w:lang w:val="en-US"/>
+        </w:rPr>
+        <w:t>innovadora</w:t>
+      </w:r>
+      <w:proofErr w:type="spellEnd"/>
+      <w:r>
+        <w:rPr>
+          <w:lang w:val="en-US"/>
+        </w:rPr>
+        <w:t xml:space="preserve"> </w:t>
+      </w:r>
+      <w:proofErr w:type="spellStart"/>
+      <w:r>
+        <w:rPr>
+          <w:lang w:val="en-US"/>
+        </w:rPr>
+        <w:t>que</w:t>
+      </w:r>
+      <w:proofErr w:type="spellEnd"/>
+      <w:r>
+        <w:rPr>
+          <w:lang w:val="en-US"/>
+        </w:rPr>
+        <w:t xml:space="preserve"> </w:t>
+      </w:r>
+      <w:proofErr w:type="spellStart"/>
+      <w:r>
+        <w:rPr>
+          <w:lang w:val="en-US"/>
+        </w:rPr>
+        <w:t>responde</w:t>
+      </w:r>
+      <w:proofErr w:type="spellEnd"/>
+      <w:r>
+        <w:rPr>
+          <w:lang w:val="en-US"/>
+        </w:rPr>
+        <w:t xml:space="preserve"> a </w:t>
+      </w:r>
+      <w:proofErr w:type="spellStart"/>
+      <w:r>
+        <w:rPr>
+          <w:lang w:val="en-US"/>
+        </w:rPr>
+        <w:t>necesidades</w:t>
+      </w:r>
+      <w:proofErr w:type="spellEnd"/>
+      <w:r>
+        <w:rPr>
+          <w:lang w:val="en-US"/>
+        </w:rPr>
+        <w:t xml:space="preserve"> </w:t>
+      </w:r>
+      <w:proofErr w:type="spellStart"/>
+      <w:r>
+        <w:rPr>
+          <w:lang w:val="en-US"/>
+        </w:rPr>
+        <w:t>reales</w:t>
+      </w:r>
+      <w:proofErr w:type="spellEnd"/>
+      <w:r>
+        <w:rPr>
+          <w:lang w:val="en-US"/>
+        </w:rPr>
+        <w:t xml:space="preserve"> de la </w:t>
+      </w:r>
+      <w:proofErr w:type="spellStart"/>
+      <w:r>
+        <w:rPr>
+          <w:lang w:val="en-US"/>
+        </w:rPr>
+        <w:t>sociedad</w:t>
+      </w:r>
+      <w:proofErr w:type="spellEnd"/>
+      <w:r>
+        <w:rPr>
+          <w:lang w:val="en-US"/>
+        </w:rPr>
+        <w:t>.</w:t>
+      </w:r>
+    </w:p>
+    <w:p>
+      <w:pPr>
+        <w:pStyle w:val="Titulo2doNivel"/>
+      </w:pPr>
+      <w:r>
+        <w:lastRenderedPageBreak/>
+        <w:t>Ley Orgánica de Telecomunicaciones (2000)</w:t>
+      </w:r>
+    </w:p>
+    <w:p>
+      <w:pPr>
+        <w:pStyle w:val="Parrafos"/>
+      </w:pPr>
+      <w:r>
+        <w:t>La Ley Orgánica de Telecomunicaciones (LOTEL) regula el establecimiento y explotación de las redes y servicios de telecomunicaciones en Venezuela. Reconoce las telecomunicaciones como un servicio de interés general, establece que el espectro radioeléctrico es un bien del dominio público administrado por el Estado, y promueve la innovación tecnológica, la libre competencia y el acceso universal a servicios de calidad.</w:t>
+      </w:r>
+    </w:p>
+    <w:p>
+      <w:pPr>
+        <w:pStyle w:val="Parrafos"/>
+        <w:ind w:left="576" w:right="576" w:firstLine="0"/>
+      </w:pPr>
+      <w:r>
+        <w:rPr>
+          <w:b/>
+          <w:bCs/>
+        </w:rPr>
+        <w:t>Artículo 6.</w:t>
+      </w:r>
+      <w:r>
+        <w:t xml:space="preserve"> </w:t>
+      </w:r>
+      <w:r>
+        <w:t xml:space="preserve">El establecimiento o explotación de redes de telecomunicaciones, así como la prestación de servicios de telecomunicaciones, podrán realizarse en beneficio de las necesidades comunicacionales de quienes las desarrollan o de terceros, de conformidad con las particularidades que al efecto establezcan en leyes y reglamentos. </w:t>
+      </w:r>
+    </w:p>
+    <w:p>
+      <w:pPr>
+        <w:pStyle w:val="Parrafos"/>
+        <w:ind w:right="576"/>
+        <w:rPr>
+          <w:lang w:val="en-US"/>
+        </w:rPr>
+      </w:pPr>
+      <w:r>
+        <w:rPr>
+          <w:lang w:val="en-US"/>
+        </w:rPr>
+        <w:t xml:space="preserve">Este </w:t>
+      </w:r>
+      <w:proofErr w:type="spellStart"/>
+      <w:r>
+        <w:rPr>
+          <w:lang w:val="en-US"/>
+        </w:rPr>
+        <w:t>artículo</w:t>
+      </w:r>
+      <w:proofErr w:type="spellEnd"/>
+      <w:r>
+        <w:rPr>
+          <w:lang w:val="en-US"/>
+        </w:rPr>
+        <w:t xml:space="preserve"> </w:t>
+      </w:r>
+      <w:proofErr w:type="spellStart"/>
+      <w:r>
+        <w:rPr>
+          <w:lang w:val="en-US"/>
+        </w:rPr>
+        <w:t>establece</w:t>
+      </w:r>
+      <w:proofErr w:type="spellEnd"/>
+      <w:r>
+        <w:rPr>
+          <w:lang w:val="en-US"/>
+        </w:rPr>
+        <w:t xml:space="preserve"> </w:t>
+      </w:r>
+      <w:proofErr w:type="spellStart"/>
+      <w:r>
+        <w:rPr>
+          <w:lang w:val="en-US"/>
+        </w:rPr>
+        <w:t>que</w:t>
+      </w:r>
+      <w:proofErr w:type="spellEnd"/>
+      <w:r>
+        <w:rPr>
+          <w:lang w:val="en-US"/>
+        </w:rPr>
+        <w:t xml:space="preserve"> las </w:t>
+      </w:r>
+      <w:proofErr w:type="spellStart"/>
+      <w:r>
+        <w:rPr>
+          <w:lang w:val="en-US"/>
+        </w:rPr>
+        <w:t>telecomunicaciones</w:t>
+      </w:r>
+      <w:proofErr w:type="spellEnd"/>
+      <w:r>
+        <w:rPr>
+          <w:lang w:val="en-US"/>
+        </w:rPr>
+        <w:t xml:space="preserve"> son un </w:t>
+      </w:r>
+      <w:proofErr w:type="spellStart"/>
+      <w:r>
+        <w:rPr>
+          <w:lang w:val="en-US"/>
+        </w:rPr>
+        <w:t>servicio</w:t>
+      </w:r>
+      <w:proofErr w:type="spellEnd"/>
+      <w:r>
+        <w:rPr>
+          <w:lang w:val="en-US"/>
+        </w:rPr>
+        <w:t xml:space="preserve"> de </w:t>
+      </w:r>
+      <w:proofErr w:type="spellStart"/>
+      <w:r>
+        <w:rPr>
+          <w:lang w:val="en-US"/>
+        </w:rPr>
+        <w:t>interés</w:t>
+      </w:r>
+      <w:proofErr w:type="spellEnd"/>
+      <w:r>
+        <w:rPr>
+          <w:lang w:val="en-US"/>
+        </w:rPr>
+        <w:t xml:space="preserve"> general, </w:t>
+      </w:r>
+      <w:proofErr w:type="spellStart"/>
+      <w:r>
+        <w:rPr>
+          <w:lang w:val="en-US"/>
+        </w:rPr>
+        <w:t>esencial</w:t>
+      </w:r>
+      <w:proofErr w:type="spellEnd"/>
+      <w:r>
+        <w:rPr>
+          <w:lang w:val="en-US"/>
+        </w:rPr>
+        <w:t xml:space="preserve"> para </w:t>
+      </w:r>
+      <w:proofErr w:type="spellStart"/>
+      <w:r>
+        <w:rPr>
+          <w:lang w:val="en-US"/>
+        </w:rPr>
+        <w:t>el</w:t>
+      </w:r>
+      <w:proofErr w:type="spellEnd"/>
+      <w:r>
+        <w:rPr>
+          <w:lang w:val="en-US"/>
+        </w:rPr>
+        <w:t xml:space="preserve"> </w:t>
+      </w:r>
+      <w:proofErr w:type="spellStart"/>
+      <w:r>
+        <w:rPr>
+          <w:lang w:val="en-US"/>
+        </w:rPr>
+        <w:t>desarrollo</w:t>
+      </w:r>
+      <w:proofErr w:type="spellEnd"/>
+      <w:r>
+        <w:rPr>
+          <w:lang w:val="en-US"/>
+        </w:rPr>
+        <w:t xml:space="preserve"> social y </w:t>
+      </w:r>
+      <w:proofErr w:type="spellStart"/>
+      <w:r>
+        <w:rPr>
+          <w:lang w:val="en-US"/>
+        </w:rPr>
+        <w:t>económico</w:t>
+      </w:r>
+      <w:proofErr w:type="spellEnd"/>
+      <w:r>
+        <w:rPr>
+          <w:lang w:val="en-US"/>
+        </w:rPr>
+        <w:t xml:space="preserve"> del </w:t>
+      </w:r>
+      <w:proofErr w:type="spellStart"/>
+      <w:r>
+        <w:rPr>
+          <w:lang w:val="en-US"/>
+        </w:rPr>
+        <w:t>país</w:t>
+      </w:r>
+      <w:proofErr w:type="spellEnd"/>
+      <w:r>
+        <w:rPr>
+          <w:lang w:val="en-US"/>
+        </w:rPr>
+        <w:t xml:space="preserve">. </w:t>
+      </w:r>
+      <w:proofErr w:type="spellStart"/>
+      <w:r>
+        <w:rPr>
+          <w:lang w:val="en-US"/>
+        </w:rPr>
+        <w:t>Además</w:t>
+      </w:r>
+      <w:proofErr w:type="spellEnd"/>
+      <w:r>
+        <w:rPr>
+          <w:lang w:val="en-US"/>
+        </w:rPr>
+        <w:t xml:space="preserve">, </w:t>
+      </w:r>
+      <w:proofErr w:type="spellStart"/>
+      <w:r>
+        <w:rPr>
+          <w:lang w:val="en-US"/>
+        </w:rPr>
+        <w:t>señala</w:t>
+      </w:r>
+      <w:proofErr w:type="spellEnd"/>
+      <w:r>
+        <w:rPr>
+          <w:lang w:val="en-US"/>
+        </w:rPr>
+        <w:t xml:space="preserve"> </w:t>
+      </w:r>
+      <w:proofErr w:type="spellStart"/>
+      <w:r>
+        <w:rPr>
+          <w:lang w:val="en-US"/>
+        </w:rPr>
+        <w:t>que</w:t>
+      </w:r>
+      <w:proofErr w:type="spellEnd"/>
+      <w:r>
+        <w:rPr>
+          <w:lang w:val="en-US"/>
+        </w:rPr>
+        <w:t xml:space="preserve"> </w:t>
+      </w:r>
+      <w:proofErr w:type="spellStart"/>
+      <w:r>
+        <w:rPr>
+          <w:lang w:val="en-US"/>
+        </w:rPr>
+        <w:t>el</w:t>
+      </w:r>
+      <w:proofErr w:type="spellEnd"/>
+      <w:r>
+        <w:rPr>
+          <w:lang w:val="en-US"/>
+        </w:rPr>
+        <w:t xml:space="preserve"> Estado </w:t>
+      </w:r>
+      <w:proofErr w:type="spellStart"/>
+      <w:r>
+        <w:rPr>
+          <w:lang w:val="en-US"/>
+        </w:rPr>
+        <w:t>debe</w:t>
+      </w:r>
+      <w:proofErr w:type="spellEnd"/>
+      <w:r>
+        <w:rPr>
+          <w:lang w:val="en-US"/>
+        </w:rPr>
+        <w:t xml:space="preserve"> </w:t>
+      </w:r>
+      <w:proofErr w:type="spellStart"/>
+      <w:r>
+        <w:rPr>
+          <w:lang w:val="en-US"/>
+        </w:rPr>
+        <w:t>garantizar</w:t>
+      </w:r>
+      <w:proofErr w:type="spellEnd"/>
+      <w:r>
+        <w:rPr>
+          <w:lang w:val="en-US"/>
+        </w:rPr>
+        <w:t xml:space="preserve"> </w:t>
+      </w:r>
+      <w:proofErr w:type="spellStart"/>
+      <w:r>
+        <w:rPr>
+          <w:lang w:val="en-US"/>
+        </w:rPr>
+        <w:t>que</w:t>
+      </w:r>
+      <w:proofErr w:type="spellEnd"/>
+      <w:r>
+        <w:rPr>
+          <w:lang w:val="en-US"/>
+        </w:rPr>
+        <w:t xml:space="preserve"> </w:t>
+      </w:r>
+      <w:proofErr w:type="spellStart"/>
+      <w:r>
+        <w:rPr>
+          <w:lang w:val="en-US"/>
+        </w:rPr>
+        <w:t>estos</w:t>
+      </w:r>
+      <w:proofErr w:type="spellEnd"/>
+      <w:r>
+        <w:rPr>
+          <w:lang w:val="en-US"/>
+        </w:rPr>
+        <w:t xml:space="preserve"> </w:t>
+      </w:r>
+      <w:proofErr w:type="spellStart"/>
+      <w:r>
+        <w:rPr>
+          <w:lang w:val="en-US"/>
+        </w:rPr>
+        <w:t>servicios</w:t>
+      </w:r>
+      <w:proofErr w:type="spellEnd"/>
+      <w:r>
+        <w:rPr>
+          <w:lang w:val="en-US"/>
+        </w:rPr>
+        <w:t xml:space="preserve"> se </w:t>
+      </w:r>
+      <w:proofErr w:type="spellStart"/>
+      <w:r>
+        <w:rPr>
+          <w:lang w:val="en-US"/>
+        </w:rPr>
+        <w:t>presten</w:t>
+      </w:r>
+      <w:proofErr w:type="spellEnd"/>
+      <w:r>
+        <w:rPr>
+          <w:lang w:val="en-US"/>
+        </w:rPr>
+        <w:t xml:space="preserve"> de </w:t>
+      </w:r>
+      <w:proofErr w:type="spellStart"/>
+      <w:r>
+        <w:rPr>
+          <w:lang w:val="en-US"/>
+        </w:rPr>
+        <w:t>manera</w:t>
+      </w:r>
+      <w:proofErr w:type="spellEnd"/>
+      <w:r>
+        <w:rPr>
+          <w:lang w:val="en-US"/>
+        </w:rPr>
+        <w:t xml:space="preserve"> </w:t>
+      </w:r>
+      <w:proofErr w:type="spellStart"/>
+      <w:r>
+        <w:rPr>
+          <w:lang w:val="en-US"/>
+        </w:rPr>
+        <w:t>eficiente</w:t>
+      </w:r>
+      <w:proofErr w:type="spellEnd"/>
+      <w:r>
+        <w:rPr>
+          <w:lang w:val="en-US"/>
+        </w:rPr>
+        <w:t xml:space="preserve">, continua y con </w:t>
+      </w:r>
+      <w:proofErr w:type="spellStart"/>
+      <w:r>
+        <w:rPr>
+          <w:lang w:val="en-US"/>
+        </w:rPr>
+        <w:t>calidad</w:t>
+      </w:r>
+      <w:proofErr w:type="spellEnd"/>
+      <w:r>
+        <w:rPr>
+          <w:lang w:val="en-US"/>
+        </w:rPr>
+        <w:t xml:space="preserve">, </w:t>
+      </w:r>
+      <w:proofErr w:type="spellStart"/>
+      <w:r>
+        <w:rPr>
+          <w:lang w:val="en-US"/>
+        </w:rPr>
+        <w:t>promoviendo</w:t>
+      </w:r>
+      <w:proofErr w:type="spellEnd"/>
+      <w:r>
+        <w:rPr>
+          <w:lang w:val="en-US"/>
+        </w:rPr>
+        <w:t xml:space="preserve"> </w:t>
+      </w:r>
+      <w:proofErr w:type="spellStart"/>
+      <w:r>
+        <w:rPr>
+          <w:lang w:val="en-US"/>
+        </w:rPr>
+        <w:t>el</w:t>
+      </w:r>
+      <w:proofErr w:type="spellEnd"/>
+      <w:r>
+        <w:rPr>
+          <w:lang w:val="en-US"/>
+        </w:rPr>
+        <w:t xml:space="preserve"> </w:t>
+      </w:r>
+      <w:proofErr w:type="spellStart"/>
+      <w:r>
+        <w:rPr>
+          <w:lang w:val="en-US"/>
+        </w:rPr>
+        <w:t>acceso</w:t>
+      </w:r>
+      <w:proofErr w:type="spellEnd"/>
+      <w:r>
+        <w:rPr>
+          <w:lang w:val="en-US"/>
+        </w:rPr>
+        <w:t xml:space="preserve"> universal y la </w:t>
+      </w:r>
+      <w:proofErr w:type="spellStart"/>
+      <w:r>
+        <w:rPr>
+          <w:lang w:val="en-US"/>
+        </w:rPr>
+        <w:t>innovación</w:t>
+      </w:r>
+      <w:proofErr w:type="spellEnd"/>
+      <w:r>
+        <w:rPr>
+          <w:lang w:val="en-US"/>
+        </w:rPr>
+        <w:t xml:space="preserve"> </w:t>
+      </w:r>
+      <w:proofErr w:type="spellStart"/>
+      <w:r>
+        <w:rPr>
+          <w:lang w:val="en-US"/>
+        </w:rPr>
+        <w:t>tecnológica</w:t>
+      </w:r>
+      <w:proofErr w:type="spellEnd"/>
+      <w:r>
+        <w:rPr>
+          <w:lang w:val="en-US"/>
+        </w:rPr>
+        <w:t>.</w:t>
+      </w:r>
+    </w:p>
+    <w:p>
+      <w:pPr>
+        <w:pStyle w:val="Parrafos"/>
+        <w:ind w:left="576" w:right="576" w:firstLine="0"/>
+      </w:pPr>
+      <w:r>
+        <w:rPr>
+          <w:b/>
+          <w:bCs/>
+        </w:rPr>
+        <w:t>Artículo 7.</w:t>
+      </w:r>
+      <w:r>
+        <w:t xml:space="preserve"> </w:t>
+      </w:r>
+      <w:r>
+        <w:t>El espectro radioeléctrico es un bien del dominio público de la República Bolivariana de Venezuela, para cuyo uso y explotación deberá contarse con la respectiva concesión, de conformidad con la ley.</w:t>
+      </w:r>
+    </w:p>
+    <w:p>
+      <w:pPr>
+        <w:pStyle w:val="Parrafos"/>
+        <w:ind w:right="576" w:firstLine="576"/>
+      </w:pPr>
+      <w:r>
+        <w:t>Establece</w:t>
+      </w:r>
+      <w:r>
+        <w:t xml:space="preserve"> que el espectro radioeléctrico es un bien del dominio público, administrado por el Estado, y que su uso debe realizarse de manera racional, eficiente y conforme a las disposiciones legales y técnicas vigentes. Asimismo, señala que el Estado tiene la responsabilidad de garantizar que este recurso limitado se utilice en beneficio de la colectividad, promoviendo el acceso equitativo y evitando interferencias perjudiciales.</w:t>
+      </w:r>
+      <w:r>
+        <w:t xml:space="preserve"> El presente Trabajo de Grado </w:t>
+      </w:r>
+      <w:r>
+        <w:t xml:space="preserve">hace uso de tecnologías de </w:t>
+      </w:r>
+      <w:r>
+        <w:lastRenderedPageBreak/>
+        <w:t xml:space="preserve">comunicación inalámbrica como </w:t>
+      </w:r>
+      <w:proofErr w:type="spellStart"/>
+      <w:r>
+        <w:t>LoRa</w:t>
+      </w:r>
+      <w:proofErr w:type="spellEnd"/>
+      <w:r>
+        <w:t xml:space="preserve"> y GSM, que operan dentro del espectro radioeléctrico regulado por el Estado.</w:t>
+      </w:r>
+    </w:p>
+    <w:p>
+      <w:pPr>
+        <w:pStyle w:val="Titulo2doNivel"/>
+      </w:pPr>
+      <w:r>
+        <w:t>Ley de Ciencia, Tecnología e Innovación (2014)</w:t>
+      </w:r>
+    </w:p>
+    <w:p>
+      <w:pPr>
+        <w:pStyle w:val="Parrafos"/>
+      </w:pPr>
+      <w:r>
+        <w:t>La Ley de Ciencia, Tecnología e Innovación (LOCTI) fomenta la investigación científica, el desarrollo tecnológico y la innovación como motores del progreso nacional. Establece que el Estado, las universidades y las empresas deben impulsar proyectos que generen soluciones a problemas sociales, económicos y productivos, promoviendo la transferencia tecnológica y la formación de talento humano.</w:t>
+      </w:r>
+    </w:p>
+    <w:p>
+      <w:pPr>
+        <w:pStyle w:val="Parrafos"/>
+        <w:ind w:left="576" w:right="576"/>
+      </w:pPr>
+      <w:r>
+        <w:rPr>
+          <w:b/>
+          <w:bCs/>
+        </w:rPr>
+        <w:t>Artículo 15.</w:t>
+      </w:r>
+      <w:r>
+        <w:t xml:space="preserve"> Los órganos del Estado que forman parte del Sistema Nacional de Ciencia Tecnología e </w:t>
+      </w:r>
+      <w:proofErr w:type="gramStart"/>
+      <w:r>
+        <w:t>Innovación,</w:t>
+      </w:r>
+      <w:proofErr w:type="gramEnd"/>
+      <w:r>
+        <w:t xml:space="preserve"> deberán seguir los lineamientos generales establecidos en el Plan Nacional de Ciencia Tecnología e Innovación, adaptando sus propios planes a dichos lineamientos. De igual forma, las instituciones de educación superior y organizaciones del sector privado miembros del Sistema Nacional de Ciencia, Tecnología e Innovación, de mutuo acuerdo y acogiéndose a tales lineamientos, podrán participar de los recursos de que disponga el Ministerio de Ciencia y Tecnología, para el financiamiento de programas y proyectos de investigación y desarrollo, a los fines de la consecución coordinada de los objetivos previstos en el Plan Nacional de Ciencia, Tecnología e Innovación, sin perjuicio de los demás aportes y obligaciones que esta Ley y otras leyes les impongan.</w:t>
+      </w:r>
+    </w:p>
+    <w:p>
+      <w:pPr>
+        <w:pStyle w:val="Parrafos"/>
+        <w:ind w:right="576"/>
+      </w:pPr>
+      <w:r>
+        <w:t>A</w:t>
+      </w:r>
+      <w:r>
+        <w:t xml:space="preserve">l ser desarrollado en el marco de la universidad, </w:t>
+      </w:r>
+      <w:r>
+        <w:t>el presente Trabajo de Grado</w:t>
+      </w:r>
+      <w:r>
+        <w:t xml:space="preserve"> cumple con el mandato de fomentar la innovación académica y generar soluciones prácticas a necesidades reales, en este caso, la protección y localización de usuarios en situaciones de emergencia.</w:t>
+      </w:r>
+    </w:p>
+    <w:p>
+      <w:pPr>
+        <w:pStyle w:val="Titulo2doNivel"/>
+        <w:jc w:val="both"/>
+      </w:pPr>
+      <w:r>
+        <w:lastRenderedPageBreak/>
+        <w:t>Cuadro nacional de atribución de bandas de frecuencias (CUNABAF)</w:t>
+      </w:r>
+      <w:r>
+        <w:cr/>
+      </w:r>
+    </w:p>
+    <w:p>
+      <w:pPr>
+        <w:pStyle w:val="Titulo2doNivel"/>
+        <w:ind w:firstLine="708"/>
+        <w:jc w:val="both"/>
+        <w:rPr>
+          <w:rStyle w:val="ParrafosCar"/>
+          <w:b w:val="0"/>
+          <w:bCs/>
+        </w:rPr>
+      </w:pPr>
+      <w:r>
+        <w:rPr>
+          <w:rStyle w:val="ParrafosCar"/>
+          <w:b w:val="0"/>
+          <w:bCs/>
+        </w:rPr>
+        <w:t>El presente Cuadro Nacional de Atribución de Bandas de Frecuencias (CUNABAF) establece la atribución de las distintas bandas de frecuencias del espectro radioeléctrico en la República Bolivariana de Venezuela, tomando como referencia la atribución prevista en el Cuadro de Atribución de Bandas de Frecuencias contenido en el Reglamento de Radiocomunicaciones de la Unión Internacional de Telecomunicaciones.</w:t>
+      </w:r>
     </w:p>
     <w:p/>
     <w:p/>
@@ -6392,7 +8740,6 @@
       </w:pPr>
       <w:bookmarkStart w:id="77" w:name="_Toc173592430"/>
       <w:r>
-        <w:lastRenderedPageBreak/>
         <w:t>CAPITULO III</w:t>
       </w:r>
       <w:bookmarkEnd w:id="77"/>
@@ -6496,6 +8843,7 @@
       <w:bookmarkStart w:id="85" w:name="_Toc1043333321"/>
       <w:bookmarkStart w:id="86" w:name="_Toc173592433"/>
       <w:r>
+        <w:lastRenderedPageBreak/>
         <w:t>Naturaleza de la investigación</w:t>
       </w:r>
       <w:bookmarkEnd w:id="84"/>
@@ -6518,7 +8866,6 @@
       <w:bookmarkStart w:id="88" w:name="_Toc241825522"/>
       <w:bookmarkStart w:id="89" w:name="_Toc173592434"/>
       <w:r>
-        <w:lastRenderedPageBreak/>
         <w:t>Diseño de la investigación</w:t>
       </w:r>
       <w:bookmarkEnd w:id="87"/>
@@ -6590,6 +8937,7 @@
         </w:numPr>
       </w:pPr>
       <w:r>
+        <w:lastRenderedPageBreak/>
         <w:t>Implementación: en esta etapa se colocará en marcha todo lo definido en la etapa de diseño, donde se adquirirán y ensamblaran los módulos, componentes, sensores, microcontroladores y actuadores seleccionados, se desarrollará la programación del software que controlará el hardware, y se harán todos los cambios necesarios para el funcionamiento del sistema. Esta etapa indica la finalización de los objetivos 2 al 4.</w:t>
       </w:r>
     </w:p>
@@ -6611,7 +8959,6 @@
       </w:pPr>
       <w:bookmarkStart w:id="90" w:name="_Toc277649981"/>
       <w:r>
-        <w:lastRenderedPageBreak/>
         <w:t>Fase I Diagnostico</w:t>
       </w:r>
       <w:bookmarkEnd w:id="90"/>
@@ -6715,6 +9062,7 @@
         <w:pStyle w:val="Parrafos"/>
       </w:pPr>
       <w:r>
+        <w:lastRenderedPageBreak/>
         <w:t xml:space="preserve">Se recopilará información sobre la técnica de comunicación física LoRa, el estándar de comunicación GSM, y diferentes métodos de comunicación a larga distancia y de bajo consumo. Adicionalmente, se llevará a cabo una investigación sobre la geolocalización de un individuo, manejo de audio y comportamientos típicos en una emergencia de una persona. Con dichos conocimientos adquiridos, se establecerán los requerimientos electrónicos que se buscarán satisfacer en la etapa de diseño. </w:t>
       </w:r>
     </w:p>
@@ -6753,43 +9101,89 @@
         <w:pStyle w:val="Parrafos"/>
       </w:pPr>
       <w:r>
+        <w:t xml:space="preserve">Así mismo se realizarán pruebas de los módulos de manera separada, para analizar y mejorar el uso de estos, para posteriormente implementarlos juntos con la intención de crear un prototipo (maqueta provisional) el cual permita ver posibles errores y realizar optimizaciones, a la vez que se logrará visualizar un diseño del futuro dispositivo. </w:t>
+      </w:r>
+    </w:p>
+    <w:p>
+      <w:pPr>
+        <w:pStyle w:val="Parrafos"/>
+      </w:pPr>
+      <w:r>
+        <w:t>Dentro de la etapa de control se establecerá un rango para la activación automática del botón de emergencia, el cual será activado al detectar un posible accidente del atleta, teniendo en cuenta los parámetros normales del individuo al realizar una actividad física y comparándolos para detectar irregularidades como indicador de posibles alarmas.</w:t>
+      </w:r>
+    </w:p>
+    <w:p>
+      <w:pPr>
+        <w:pStyle w:val="Parrafos"/>
+      </w:pPr>
+      <w:r>
+        <w:t xml:space="preserve">Por otro lado, se diseñará un control del reproductor de música, permitiendo así el fácil manejo de los archivos de audio que se estén manejando. </w:t>
+      </w:r>
+    </w:p>
+    <w:p>
+      <w:pPr>
+        <w:pStyle w:val="Parrafos"/>
+      </w:pPr>
+      <w:r>
+        <w:t xml:space="preserve">Finalmente, en esta fase se inicia el diseño la interfaz humana para monitorear al atleta al realizar sus actividades físicas </w:t>
+      </w:r>
+    </w:p>
+    <w:p>
+      <w:pPr>
+        <w:pStyle w:val="Titulo3erNivel"/>
+      </w:pPr>
+      <w:bookmarkStart w:id="93" w:name="_Toc1806498180"/>
+      <w:r>
         <w:lastRenderedPageBreak/>
-        <w:t xml:space="preserve">Así mismo se realizarán pruebas de los módulos de manera separada, para analizar y mejorar el uso de estos, para posteriormente implementarlos juntos con la intención de crear un prototipo (maqueta provisional) el cual permita ver posibles errores y realizar optimizaciones, a la vez que se logrará visualizar un diseño del futuro dispositivo. </w:t>
-      </w:r>
-    </w:p>
-    <w:p>
-      <w:pPr>
-        <w:pStyle w:val="Parrafos"/>
-      </w:pPr>
-      <w:r>
-        <w:t>Dentro de la etapa de control se establecerá un rango para la activación automática del botón de emergencia, el cual será activado al detectar un posible accidente del atleta, teniendo en cuenta los parámetros normales del individuo al realizar una actividad física y comparándolos para detectar irregularidades como indicador de posibles alarmas.</w:t>
-      </w:r>
-    </w:p>
-    <w:p>
-      <w:pPr>
-        <w:pStyle w:val="Parrafos"/>
-      </w:pPr>
-      <w:r>
-        <w:t xml:space="preserve">Por otro lado, se diseñará un control del reproductor de música, permitiendo así el fácil manejo de los archivos de audio que se estén manejando. </w:t>
-      </w:r>
-    </w:p>
-    <w:p>
-      <w:pPr>
-        <w:pStyle w:val="Parrafos"/>
-      </w:pPr>
-      <w:r>
-        <w:t xml:space="preserve">Finalmente, en esta fase se inicia el diseño la interfaz humana para monitorear al atleta al realizar sus actividades físicas </w:t>
+        <w:t>Fase III Implementación</w:t>
+      </w:r>
+      <w:bookmarkEnd w:id="93"/>
+      <w:r>
+        <w:t xml:space="preserve"> </w:t>
+      </w:r>
+    </w:p>
+    <w:p>
+      <w:pPr>
+        <w:pStyle w:val="Parrafos"/>
+      </w:pPr>
+      <w:r>
+        <w:t xml:space="preserve">Se </w:t>
+      </w:r>
+      <w:r>
+        <w:t>construirá el prototipo del dispositivo, ensamblando lo</w:t>
+      </w:r>
+      <w:r>
+        <w:t xml:space="preserve">s componentes electrónicos y </w:t>
+      </w:r>
+      <w:r>
+        <w:t xml:space="preserve">configurando los parámetros diseñados. Además, se implementará la interfaz usada por el humano. </w:t>
+      </w:r>
+    </w:p>
+    <w:p>
+      <w:pPr>
+        <w:pStyle w:val="Parrafos"/>
+      </w:pPr>
+      <w:r>
+        <w:t>En esta fase se implementará la arquitectura inicial, donde se colocarán los módulos GPS, reproductor de música y el detector de emergencia, para de esta manera realizar la maqueta provisional la cual servirá para la realización de pruebas en la siguiente fase.</w:t>
+      </w:r>
+    </w:p>
+    <w:p>
+      <w:pPr>
+        <w:pStyle w:val="Parrafos"/>
+      </w:pPr>
+      <w:r>
+        <w:t>Así mismo, se coloca en funcionamiento la interfaz humana enlazando la maqueta temporal a la interfaz donde se visualizará la información del atleta mientras realiza su actividad física.</w:t>
       </w:r>
     </w:p>
     <w:p>
       <w:pPr>
         <w:pStyle w:val="Titulo3erNivel"/>
       </w:pPr>
-      <w:bookmarkStart w:id="93" w:name="_Toc1806498180"/>
-      <w:r>
-        <w:t>Fase III Implementación</w:t>
-      </w:r>
-      <w:bookmarkEnd w:id="93"/>
+      <w:bookmarkStart w:id="94" w:name="_Toc491086328"/>
+      <w:r>
+        <w:t>Fase IV Verificación</w:t>
+      </w:r>
+      <w:bookmarkEnd w:id="94"/>
       <w:r>
         <w:t xml:space="preserve"> </w:t>
       </w:r>
@@ -6799,53 +9193,6 @@
         <w:pStyle w:val="Parrafos"/>
       </w:pPr>
       <w:r>
-        <w:t xml:space="preserve">Se </w:t>
-      </w:r>
-      <w:r>
-        <w:t>construirá el prototipo del dispositivo, ensamblando lo</w:t>
-      </w:r>
-      <w:r>
-        <w:t xml:space="preserve">s componentes electrónicos y </w:t>
-      </w:r>
-      <w:r>
-        <w:t xml:space="preserve">configurando los parámetros diseñados. Además, se implementará la interfaz usada por el humano. </w:t>
-      </w:r>
-    </w:p>
-    <w:p>
-      <w:pPr>
-        <w:pStyle w:val="Parrafos"/>
-      </w:pPr>
-      <w:r>
-        <w:t>En esta fase se implementará la arquitectura inicial, donde se colocarán los módulos GPS, reproductor de música y el detector de emergencia, para de esta manera realizar la maqueta provisional la cual servirá para la realización de pruebas en la siguiente fase.</w:t>
-      </w:r>
-    </w:p>
-    <w:p>
-      <w:pPr>
-        <w:pStyle w:val="Parrafos"/>
-      </w:pPr>
-      <w:r>
-        <w:t>Así mismo, se coloca en funcionamiento la interfaz humana enlazando la maqueta temporal a la interfaz donde se visualizará la información del atleta mientras realiza su actividad física.</w:t>
-      </w:r>
-    </w:p>
-    <w:p>
-      <w:pPr>
-        <w:pStyle w:val="Titulo3erNivel"/>
-      </w:pPr>
-      <w:bookmarkStart w:id="94" w:name="_Toc491086328"/>
-      <w:r>
-        <w:lastRenderedPageBreak/>
-        <w:t>Fase IV Verificación</w:t>
-      </w:r>
-      <w:bookmarkEnd w:id="94"/>
-      <w:r>
-        <w:t xml:space="preserve"> </w:t>
-      </w:r>
-    </w:p>
-    <w:p>
-      <w:pPr>
-        <w:pStyle w:val="Parrafos"/>
-      </w:pPr>
-      <w:r>
         <w:t xml:space="preserve">Se procederá a utilizar el prototipo realizando ensayos y pruebas en diferentes localidades, donde se realizará actividad física y simulacros de posibles emergencias por la persona que utilice dicho dispositivo. Se observarán las posibles mejoras a realizar para garantizar un mejor funcionamiento del prototipo y así alcanzar los objetivos especificados inicialmente. Finalmente, luego de la implementación y recopilación de información para llegar a esta etapa final, se realizará una última retrospectiva para realizar las conclusiones, recomendaciones y documentar las lecciones aprendidas. </w:t>
       </w:r>
     </w:p>
@@ -6904,7 +9251,6 @@
         <w:pStyle w:val="TITULOS"/>
       </w:pPr>
       <w:r>
-        <w:lastRenderedPageBreak/>
         <w:t>CAPITULO IV</w:t>
       </w:r>
     </w:p>
@@ -7067,6 +9413,7 @@
         </w:tabs>
       </w:pPr>
       <w:r>
+        <w:lastRenderedPageBreak/>
         <w:t xml:space="preserve">Debido a que </w:t>
       </w:r>
       <w:r>
@@ -7194,7 +9541,6 @@
         <w:rPr>
           <w:noProof/>
         </w:rPr>
-        <w:lastRenderedPageBreak/>
         <w:drawing>
           <wp:inline distT="0" distB="0" distL="0" distR="0" wp14:anchorId="155DC23D" wp14:editId="257F8002">
             <wp:extent cx="3437919" cy="2525323"/>
@@ -7265,6 +9611,7 @@
         <w:rPr>
           <w:noProof/>
         </w:rPr>
+        <w:lastRenderedPageBreak/>
         <w:drawing>
           <wp:inline distT="0" distB="0" distL="0" distR="0" wp14:anchorId="1AE806F9" wp14:editId="25A99A97">
             <wp:extent cx="4149016" cy="2563967"/>
@@ -7375,17 +9722,21 @@
         <w:t>está</w:t>
       </w:r>
       <w:r>
-        <w:t xml:space="preserve"> en </w:t>
-      </w:r>
-      <w:r>
-        <w:lastRenderedPageBreak/>
-        <w:t>caída libr</w:t>
+        <w:t xml:space="preserve"> en caída libr</w:t>
       </w:r>
       <w:r>
         <w:t>e se</w:t>
       </w:r>
       <w:r>
-        <w:t xml:space="preserve"> tiene un comportamiento en los ejes X,Y y Z cercano a cero</w:t>
+        <w:t xml:space="preserve"> tiene un comportamiento en los ejes </w:t>
+      </w:r>
+      <w:proofErr w:type="gramStart"/>
+      <w:r>
+        <w:t>X,Y</w:t>
+      </w:r>
+      <w:proofErr w:type="gramEnd"/>
+      <w:r>
+        <w:t xml:space="preserve"> y Z cercano a cero</w:t>
       </w:r>
       <w:r>
         <w:t xml:space="preserve">, en la figura XX, se puede apreciar </w:t>
@@ -7419,7 +9770,15 @@
         <w:t>acelerómetro mide la aceleración</w:t>
       </w:r>
       <w:r>
-        <w:t xml:space="preserve"> en los tres ejes X,Y y Z</w:t>
+        <w:t xml:space="preserve"> en los tres ejes </w:t>
+      </w:r>
+      <w:proofErr w:type="gramStart"/>
+      <w:r>
+        <w:t>X,Y</w:t>
+      </w:r>
+      <w:proofErr w:type="gramEnd"/>
+      <w:r>
+        <w:t xml:space="preserve"> y Z</w:t>
       </w:r>
       <w:r>
         <w:t>.</w:t>
@@ -7453,6 +9812,7 @@
         <w:rPr>
           <w:noProof/>
         </w:rPr>
+        <w:lastRenderedPageBreak/>
         <w:drawing>
           <wp:inline distT="0" distB="0" distL="0" distR="0" wp14:anchorId="6C24B398" wp14:editId="528E29CF">
             <wp:extent cx="3040912" cy="3040912"/>
@@ -7623,7 +9983,6 @@
         </w:tabs>
       </w:pPr>
       <w:r>
-        <w:lastRenderedPageBreak/>
         <w:t xml:space="preserve">Esta placa de desarrollo cuenta con un chip SX1262 </w:t>
       </w:r>
       <w:r>
@@ -7653,8 +10012,13 @@
       </w:r>
       <w:proofErr w:type="spellEnd"/>
       <w:r>
-        <w:t xml:space="preserve"> Communications</w:t>
-      </w:r>
+        <w:t xml:space="preserve"> </w:t>
+      </w:r>
+      <w:proofErr w:type="spellStart"/>
+      <w:r>
+        <w:t>Communications</w:t>
+      </w:r>
+      <w:proofErr w:type="spellEnd"/>
       <w:r>
         <w:t>. Es un chip dual-band que funciona en las frecuencias L1 y L5/L2, lo que mejora la precisión del posicionamiento</w:t>
       </w:r>
@@ -7678,6 +10042,7 @@
         <w:rPr>
           <w:noProof/>
         </w:rPr>
+        <w:lastRenderedPageBreak/>
         <w:drawing>
           <wp:inline distT="0" distB="0" distL="0" distR="0" wp14:anchorId="4FB9D27A" wp14:editId="7C350CE6">
             <wp:extent cx="4555520" cy="3431203"/>
@@ -7788,8 +10153,11 @@
         <w:ind w:firstLine="0"/>
       </w:pPr>
       <w:r>
+        <w:t xml:space="preserve">Al principio se plantearon las opciones de usar los módulos LoRa o el módulo GSM, Finalmente se optó por utilizar la comunicación LoRa, ya que tienen un consumo de energía más eficiente, y no esta limitado por las redes móviles en Venezuela (actualmente solo Movilnet tiene 2G), el modulo que carga la persona que es monitoreada es el transmisor, mientras que el receptor es el que se encuentra en la locación con wifi, que por lo general </w:t>
+      </w:r>
+      <w:r>
         <w:lastRenderedPageBreak/>
-        <w:t>Al principio se plantearon las opciones de usar los módulos LoRa o el módulo GSM, Finalmente se optó por utilizar la comunicación LoRa, ya que tienen un consumo de energía más eficiente, y no esta limitado por las redes móviles en Venezuela (actualmente solo Movilnet tiene 2G), el modulo que carga la persona que es monitoreada es el transmisor, mientras que el receptor es el que se encuentra en la locación con wifi, que por lo general estará en una casa o un edificio. El receptor necesita wifi porque subirá los datos hacia la nube y desde ahí irá hacia la aplicación móvil.</w:t>
+        <w:t>estará en una casa o un edificio. El receptor necesita wifi porque subirá los datos hacia la nube y desde ahí irá hacia la aplicación móvil.</w:t>
       </w:r>
     </w:p>
     <w:p>
@@ -7851,7 +10219,7 @@
     </w:p>
     <w:tbl>
       <w:tblPr>
-        <w:tblStyle w:val="Tablaconcuadrcula"/>
+        <w:tblStyle w:val="TableGrid"/>
         <w:tblW w:w="0" w:type="auto"/>
         <w:tblLook w:val="04A0" w:firstRow="1" w:lastRow="0" w:firstColumn="1" w:lastColumn="0" w:noHBand="0" w:noVBand="1"/>
       </w:tblPr>
@@ -8027,11 +10395,7 @@
         <w:t xml:space="preserve">, </w:t>
       </w:r>
       <w:r>
-        <w:t xml:space="preserve">en este se establecieron como prioridades mostrar la </w:t>
-      </w:r>
-      <w:r>
-        <w:lastRenderedPageBreak/>
-        <w:t>ubicación</w:t>
+        <w:t>en este se establecieron como prioridades mostrar la ubicación</w:t>
       </w:r>
       <w:r>
         <w:t xml:space="preserve"> y el estado de emergencia</w:t>
@@ -8107,6 +10471,7 @@
           <w:b/>
           <w:bCs/>
         </w:rPr>
+        <w:lastRenderedPageBreak/>
         <w:t>Estructura de la base de datos</w:t>
       </w:r>
       <w:r>
@@ -8315,7 +10680,6 @@
           <w:b/>
           <w:bCs/>
         </w:rPr>
-        <w:lastRenderedPageBreak/>
         <w:t>Pagina</w:t>
       </w:r>
       <w:proofErr w:type="spellEnd"/>
@@ -8349,6 +10713,7 @@
         <w:pStyle w:val="TITULOS"/>
       </w:pPr>
       <w:r>
+        <w:lastRenderedPageBreak/>
         <w:t>CAPITULO V</w:t>
       </w:r>
     </w:p>
@@ -8520,7 +10885,7 @@
     </w:p>
     <w:p>
       <w:pPr>
-        <w:pStyle w:val="Descripcin"/>
+        <w:pStyle w:val="Caption"/>
         <w:jc w:val="center"/>
         <w:rPr>
           <w:highlight w:val="red"/>
@@ -8614,7 +10979,7 @@
     </w:p>
     <w:p>
       <w:pPr>
-        <w:pStyle w:val="Descripcin"/>
+        <w:pStyle w:val="Caption"/>
         <w:jc w:val="center"/>
         <w:rPr>
           <w:highlight w:val="red"/>
@@ -8663,7 +11028,21 @@
         <w:rPr>
           <w:highlight w:val="red"/>
         </w:rPr>
-        <w:t>El Trabajo de grado que se presenta tiene como finalidad el desarrollo de un dispositivo geolocalizador que permita enviar a un tercero un mensaje de emergencia, a su vez que cuente con reproductor de música, esto con la intención de cubrir las necesidades al realizar una actividad física al aire libre, las cuales solamente pueden ser suplidas por un teléfono, generando incomodad y un riesgo para el atleta o al dispositivo al portarlo. Es por ello que este dispositivo permitirá proteger la seguridad de la persona y la integridad de su teléfono al no necesitarlo para realizar su actividad física.</w:t>
+        <w:t xml:space="preserve">El Trabajo de grado que se presenta tiene como finalidad el desarrollo de un dispositivo geolocalizador que permita enviar a un tercero un mensaje de emergencia, a su vez que cuente con reproductor de música, esto con la intención de cubrir las necesidades al realizar una actividad física al aire libre, las cuales solamente pueden ser suplidas por un teléfono, generando incomodad y un riesgo para el atleta o al dispositivo al portarlo. Es por ello </w:t>
+      </w:r>
+      <w:proofErr w:type="gramStart"/>
+      <w:r>
+        <w:rPr>
+          <w:highlight w:val="red"/>
+        </w:rPr>
+        <w:t>que</w:t>
+      </w:r>
+      <w:proofErr w:type="gramEnd"/>
+      <w:r>
+        <w:rPr>
+          <w:highlight w:val="red"/>
+        </w:rPr>
+        <w:t xml:space="preserve"> este dispositivo permitirá proteger la seguridad de la persona y la integridad de su teléfono al no necesitarlo para realizar su actividad física.</w:t>
       </w:r>
     </w:p>
     <w:p>
@@ -8842,6 +11221,7 @@
         <w:t xml:space="preserve"> </w:t>
       </w:r>
       <w:proofErr w:type="spellStart"/>
+      <w:proofErr w:type="gramStart"/>
       <w:r>
         <w:rPr>
           <w:b/>
@@ -8855,7 +11235,14 @@
         <w:rPr>
           <w:lang w:val="es-ES"/>
         </w:rPr>
-        <w:t xml:space="preserve">(2021). </w:t>
+        <w:t>(</w:t>
+      </w:r>
+      <w:proofErr w:type="gramEnd"/>
+      <w:r>
+        <w:rPr>
+          <w:lang w:val="es-ES"/>
+        </w:rPr>
+        <w:t xml:space="preserve">2021). </w:t>
       </w:r>
       <w:r>
         <w:rPr>
@@ -8870,7 +11257,7 @@
       <w:hyperlink r:id="rId31" w:anchor=":~:text=La%20historia%20de%20LoRa%20comenz%C3%B3,convertir%20la%20idea%20en%20realidad">
         <w:r>
           <w:rPr>
-            <w:rStyle w:val="Hipervnculo"/>
+            <w:rStyle w:val="Hyperlink"/>
           </w:rPr>
           <w:t>https://www.gotoiot.com/pages/articles/lora_intro/index.html#:~:text=La%20historia%20de%20LoRa%20comenz%C3%B3,convertir%20la%20idea%20en%20realidad</w:t>
         </w:r>
@@ -8920,7 +11307,7 @@
       <w:hyperlink r:id="rId32">
         <w:r>
           <w:rPr>
-            <w:rStyle w:val="Hipervnculo"/>
+            <w:rStyle w:val="Hyperlink"/>
             <w:rFonts w:ascii="Times New Roman" w:eastAsia="Times New Roman" w:hAnsi="Times New Roman" w:cs="Times New Roman"/>
             <w:sz w:val="24"/>
             <w:szCs w:val="24"/>
@@ -8935,7 +11322,7 @@
         <w:spacing w:before="0" w:beforeAutospacing="0" w:after="0" w:afterAutospacing="0" w:line="480" w:lineRule="auto"/>
         <w:ind w:left="720" w:hanging="720"/>
         <w:rPr>
-          <w:rStyle w:val="Hipervnculo"/>
+          <w:rStyle w:val="Hyperlink"/>
           <w:lang w:val="en-US"/>
         </w:rPr>
       </w:pPr>
@@ -8982,7 +11369,7 @@
       <w:hyperlink r:id="rId33" w:history="1">
         <w:r>
           <w:rPr>
-            <w:rStyle w:val="Hipervnculo"/>
+            <w:rStyle w:val="Hyperlink"/>
             <w:lang w:val="en-US"/>
           </w:rPr>
           <w:t>https://stars.library.ucf.edu/cirs/2027/</w:t>
@@ -8995,7 +11382,7 @@
         <w:spacing w:before="0" w:beforeAutospacing="0" w:after="0" w:afterAutospacing="0" w:line="480" w:lineRule="auto"/>
         <w:ind w:left="709" w:hanging="709"/>
         <w:rPr>
-          <w:rStyle w:val="Hipervnculo"/>
+          <w:rStyle w:val="Hyperlink"/>
           <w:rFonts w:eastAsiaTheme="majorEastAsia"/>
         </w:rPr>
       </w:pPr>
@@ -9036,7 +11423,7 @@
       <w:hyperlink r:id="rId34" w:history="1">
         <w:r>
           <w:rPr>
-            <w:rStyle w:val="Hipervnculo"/>
+            <w:rStyle w:val="Hyperlink"/>
             <w:rFonts w:eastAsiaTheme="majorEastAsia"/>
           </w:rPr>
           <w:t>https://www.dfrobot.com/product-1121.html</w:t>
@@ -9050,7 +11437,7 @@
         <w:ind w:left="720" w:hanging="720"/>
         <w:jc w:val="both"/>
         <w:rPr>
-          <w:rStyle w:val="Hipervnculo"/>
+          <w:rStyle w:val="Hyperlink"/>
         </w:rPr>
       </w:pPr>
       <w:r>
@@ -9205,7 +11592,7 @@
       <w:hyperlink r:id="rId35" w:history="1">
         <w:r>
           <w:rPr>
-            <w:rStyle w:val="Hipervnculo"/>
+            <w:rStyle w:val="Hyperlink"/>
           </w:rPr>
           <w:t>https://www.tme.eu/es/news/library-articles/page/22568/Como-funciona-y-que-hace-el-acelerometro/</w:t>
         </w:r>
@@ -9218,7 +11605,7 @@
         <w:ind w:left="720" w:hanging="720"/>
         <w:jc w:val="both"/>
         <w:rPr>
-          <w:rStyle w:val="Hipervnculo"/>
+          <w:rStyle w:val="Hyperlink"/>
         </w:rPr>
       </w:pPr>
       <w:r>
@@ -9246,7 +11633,7 @@
       <w:hyperlink r:id="rId36">
         <w:r>
           <w:rPr>
-            <w:rStyle w:val="Hipervnculo"/>
+            <w:rStyle w:val="Hyperlink"/>
           </w:rPr>
           <w:t>https://medium.com/pruebas-de-laboratorio-de-la-modulaci%C3%B3n-lora/modulaci%C3%B3n-lora-4ad74cabd59e</w:t>
         </w:r>
@@ -9294,7 +11681,7 @@
       <w:hyperlink r:id="rId37" w:history="1">
         <w:r>
           <w:rPr>
-            <w:rStyle w:val="Hipervnculo"/>
+            <w:rStyle w:val="Hyperlink"/>
           </w:rPr>
           <w:t>https://bvs.minsa.gob.pe/local/MINSA/3993.pdf</w:t>
         </w:r>
@@ -9403,7 +11790,7 @@
       <w:hyperlink r:id="rId38" w:history="1">
         <w:r>
           <w:rPr>
-            <w:rStyle w:val="Hipervnculo"/>
+            <w:rStyle w:val="Hyperlink"/>
           </w:rPr>
           <w:t>https://bibdigital.epn.edu.ec/handle/15000/24963</w:t>
         </w:r>
@@ -9415,13 +11802,14 @@
         <w:ind w:left="720" w:hanging="720"/>
         <w:jc w:val="both"/>
         <w:rPr>
-          <w:rStyle w:val="Hipervnculo"/>
+          <w:rStyle w:val="Hyperlink"/>
           <w:rFonts w:ascii="Times New Roman" w:eastAsia="Times New Roman" w:hAnsi="Times New Roman" w:cs="Times New Roman"/>
           <w:sz w:val="24"/>
           <w:szCs w:val="24"/>
         </w:rPr>
       </w:pPr>
       <w:proofErr w:type="spellStart"/>
+      <w:proofErr w:type="gramStart"/>
       <w:r>
         <w:rPr>
           <w:rFonts w:ascii="Times New Roman" w:eastAsia="Times New Roman" w:hAnsi="Times New Roman" w:cs="Times New Roman"/>
@@ -9439,7 +11827,16 @@
           <w:sz w:val="24"/>
           <w:szCs w:val="24"/>
         </w:rPr>
-        <w:t xml:space="preserve">(2023). </w:t>
+        <w:t>(</w:t>
+      </w:r>
+      <w:proofErr w:type="gramEnd"/>
+      <w:r>
+        <w:rPr>
+          <w:rFonts w:ascii="Times New Roman" w:eastAsia="Times New Roman" w:hAnsi="Times New Roman" w:cs="Times New Roman"/>
+          <w:sz w:val="24"/>
+          <w:szCs w:val="24"/>
+        </w:rPr>
+        <w:t xml:space="preserve">2023). </w:t>
       </w:r>
       <w:r>
         <w:rPr>
@@ -9462,7 +11859,7 @@
       <w:hyperlink r:id="rId39">
         <w:r>
           <w:rPr>
-            <w:rStyle w:val="Hipervnculo"/>
+            <w:rStyle w:val="Hyperlink"/>
             <w:rFonts w:ascii="Times New Roman" w:eastAsia="Times New Roman" w:hAnsi="Times New Roman" w:cs="Times New Roman"/>
             <w:sz w:val="24"/>
             <w:szCs w:val="24"/>
@@ -9516,7 +11913,7 @@
       <w:hyperlink r:id="rId40">
         <w:r>
           <w:rPr>
-            <w:rStyle w:val="Hipervnculo"/>
+            <w:rStyle w:val="Hyperlink"/>
             <w:rFonts w:ascii="Times New Roman" w:eastAsia="Times New Roman" w:hAnsi="Times New Roman" w:cs="Times New Roman"/>
             <w:sz w:val="24"/>
             <w:szCs w:val="24"/>
@@ -9600,7 +11997,7 @@
       <w:hyperlink r:id="rId41">
         <w:r>
           <w:rPr>
-            <w:rStyle w:val="Hipervnculo"/>
+            <w:rStyle w:val="Hyperlink"/>
             <w:rFonts w:ascii="Times New Roman" w:eastAsia="Times New Roman" w:hAnsi="Times New Roman" w:cs="Times New Roman"/>
             <w:sz w:val="24"/>
             <w:szCs w:val="24"/>
@@ -9706,7 +12103,7 @@
       <w:hyperlink r:id="rId42">
         <w:r>
           <w:rPr>
-            <w:rStyle w:val="Hipervnculo"/>
+            <w:rStyle w:val="Hyperlink"/>
             <w:rFonts w:ascii="Times New Roman" w:eastAsia="Times New Roman" w:hAnsi="Times New Roman" w:cs="Times New Roman"/>
             <w:sz w:val="24"/>
             <w:szCs w:val="24"/>
@@ -9728,13 +12125,29 @@
           <w:bCs/>
           <w:lang w:val="en-US"/>
         </w:rPr>
-        <w:t>LoRa Alliance</w:t>
-      </w:r>
-      <w:r>
-        <w:rPr>
-          <w:lang w:val="en-US"/>
-        </w:rPr>
-        <w:t xml:space="preserve">(2015). </w:t>
+        <w:t xml:space="preserve">LoRa </w:t>
+      </w:r>
+      <w:proofErr w:type="gramStart"/>
+      <w:r>
+        <w:rPr>
+          <w:b/>
+          <w:bCs/>
+          <w:lang w:val="en-US"/>
+        </w:rPr>
+        <w:t>Alliance</w:t>
+      </w:r>
+      <w:r>
+        <w:rPr>
+          <w:lang w:val="en-US"/>
+        </w:rPr>
+        <w:t>(</w:t>
+      </w:r>
+      <w:proofErr w:type="gramEnd"/>
+      <w:r>
+        <w:rPr>
+          <w:lang w:val="en-US"/>
+        </w:rPr>
+        <w:t xml:space="preserve">2015). </w:t>
       </w:r>
       <w:r>
         <w:rPr>
@@ -9756,7 +12169,7 @@
       <w:hyperlink r:id="rId43">
         <w:r>
           <w:rPr>
-            <w:rStyle w:val="Hipervnculo"/>
+            <w:rStyle w:val="Hyperlink"/>
           </w:rPr>
           <w:t>https://lora-alliance.org/wp-content/uploads/2020/11/what-is-lorawan.pdf</w:t>
         </w:r>
@@ -9803,13 +12216,13 @@
       <w:hyperlink r:id="rId44">
         <w:r>
           <w:rPr>
-            <w:rStyle w:val="Hipervnculo"/>
+            <w:rStyle w:val="Hyperlink"/>
           </w:rPr>
           <w:t>https://www.researchgate.net/publication/311949971_EFECTOS_DE_LA_MUSIC</w:t>
         </w:r>
         <w:r>
           <w:rPr>
-            <w:rStyle w:val="Hipervnculo"/>
+            <w:rStyle w:val="Hyperlink"/>
           </w:rPr>
           <w:lastRenderedPageBreak/>
           <w:t>A_SOBRE_EL_RENDIMIENTO_FISICO-MOTOR_UNA_REVISION_SISTEMATICA_DE_LITERATURA_CIENTIFICA_EFFECTS_OF_MUSIC_ON_PHYSICAL-MOTOR_PERFORMANCE_A_SYSTEMATIC_REVIEW_OF_SCIENTIFIC_LITERATURE</w:t>
@@ -9870,7 +12283,7 @@
       <w:hyperlink r:id="rId45" w:history="1">
         <w:r>
           <w:rPr>
-            <w:rStyle w:val="Hipervnculo"/>
+            <w:rStyle w:val="Hyperlink"/>
             <w:rFonts w:eastAsiaTheme="majorEastAsia"/>
           </w:rPr>
           <w:t>http://ru.iibi.unam.mx/jspui/bitstream/IIBI_UNAM/CL382/1/naturaleza_metodo_investigacion_bibliotecologica_transformacion_de_la_metodologia_patricia_h.pdf</w:t>
@@ -9895,6 +12308,7 @@
           <w:rFonts w:eastAsiaTheme="majorEastAsia"/>
         </w:rPr>
       </w:pPr>
+      <w:proofErr w:type="gramStart"/>
       <w:r>
         <w:rPr>
           <w:b/>
@@ -9903,22 +12317,38 @@
         <w:t>SAP</w:t>
       </w:r>
       <w:r>
-        <w:t xml:space="preserve">(s. f.) </w:t>
+        <w:t>(</w:t>
+      </w:r>
+      <w:proofErr w:type="gramEnd"/>
+      <w:r>
+        <w:t xml:space="preserve">s. f.) </w:t>
       </w:r>
       <w:r>
         <w:rPr>
           <w:i/>
           <w:iCs/>
         </w:rPr>
-        <w:t>¿QUÉ ES IOT Y CÓMO FUNCIONA?</w:t>
-      </w:r>
-      <w:r>
-        <w:t xml:space="preserve">. Recuperado 3 de julio de 2024, de </w:t>
+        <w:t xml:space="preserve">¿QUÉ ES IOT Y CÓMO </w:t>
+      </w:r>
+      <w:proofErr w:type="gramStart"/>
+      <w:r>
+        <w:rPr>
+          <w:i/>
+          <w:iCs/>
+        </w:rPr>
+        <w:t>FUNCIONA?</w:t>
+      </w:r>
+      <w:r>
+        <w:t>.</w:t>
+      </w:r>
+      <w:proofErr w:type="gramEnd"/>
+      <w:r>
+        <w:t xml:space="preserve"> Recuperado 3 de julio de 2024, de </w:t>
       </w:r>
       <w:hyperlink r:id="rId46">
         <w:r>
           <w:rPr>
-            <w:rStyle w:val="Hipervnculo"/>
+            <w:rStyle w:val="Hyperlink"/>
             <w:rFonts w:eastAsiaTheme="majorEastAsia"/>
           </w:rPr>
           <w:t>https://www.sap.com/latinamerica/products/artificial-intelligence/what-is-iot.html?url_id=text-lao-404-reclink</w:t>
@@ -9931,7 +12361,7 @@
         <w:spacing w:before="0" w:beforeAutospacing="0" w:after="0" w:afterAutospacing="0" w:line="480" w:lineRule="auto"/>
         <w:ind w:left="720" w:hanging="720"/>
         <w:rPr>
-          <w:rStyle w:val="Hipervnculo"/>
+          <w:rStyle w:val="Hyperlink"/>
           <w:rFonts w:eastAsiaTheme="majorEastAsia"/>
           <w:color w:val="auto"/>
           <w:u w:val="none"/>
@@ -9969,7 +12399,7 @@
       <w:hyperlink r:id="rId47">
         <w:r>
           <w:rPr>
-            <w:rStyle w:val="Hipervnculo"/>
+            <w:rStyle w:val="Hyperlink"/>
             <w:rFonts w:eastAsiaTheme="majorEastAsia"/>
             <w:lang w:val="es-ES"/>
           </w:rPr>
@@ -9984,7 +12414,7 @@
         <w:ind w:left="720" w:hanging="720"/>
         <w:jc w:val="both"/>
         <w:rPr>
-          <w:rStyle w:val="Hipervnculo"/>
+          <w:rStyle w:val="Hyperlink"/>
         </w:rPr>
       </w:pPr>
       <w:proofErr w:type="spellStart"/>
@@ -10123,7 +12553,7 @@
       <w:hyperlink r:id="rId48">
         <w:r>
           <w:rPr>
-            <w:rStyle w:val="Hipervnculo"/>
+            <w:rStyle w:val="Hyperlink"/>
           </w:rPr>
           <w:t>https://riunet.upv.es/handle/10251/139815</w:t>
         </w:r>
@@ -10161,7 +12591,7 @@
       <w:hyperlink r:id="rId49" w:history="1">
         <w:r>
           <w:rPr>
-            <w:rStyle w:val="Hipervnculo"/>
+            <w:rStyle w:val="Hyperlink"/>
           </w:rPr>
           <w:t>https://heltec.org/project/wireless-tracker/</w:t>
         </w:r>
@@ -10177,7 +12607,7 @@
       <w:hyperlink r:id="rId50" w:history="1">
         <w:r>
           <w:rPr>
-            <w:rStyle w:val="Hipervnculo"/>
+            <w:rStyle w:val="Hyperlink"/>
           </w:rPr>
           <w:t>https://es.unicore.com/products/dual-band-gps-chip-uc6580/</w:t>
         </w:r>
@@ -10223,7 +12653,7 @@
 </file>
 
 <file path=word/endnotes.xml><?xml version="1.0" encoding="utf-8"?>
-<w:endnotes xmlns:wpc="http://schemas.microsoft.com/office/word/2010/wordprocessingCanvas" xmlns:cx="http://schemas.microsoft.com/office/drawing/2014/chartex" xmlns:cx1="http://schemas.microsoft.com/office/drawing/2015/9/8/chartex" xmlns:cx2="http://schemas.microsoft.com/office/drawing/2015/10/21/chartex" xmlns:cx3="http://schemas.microsoft.com/office/drawing/2016/5/9/chartex" xmlns:cx4="http://schemas.microsoft.com/office/drawing/2016/5/10/chartex" xmlns:cx5="http://schemas.microsoft.com/office/drawing/2016/5/11/chartex" xmlns:cx6="http://schemas.microsoft.com/office/drawing/2016/5/12/chartex" xmlns:cx7="http://schemas.microsoft.com/office/drawing/2016/5/13/chartex" xmlns:cx8="http://schemas.microsoft.com/office/drawing/2016/5/14/chartex" xmlns:mc="http://schemas.openxmlformats.org/markup-compatibility/2006" xmlns:aink="http://schemas.microsoft.com/office/drawing/2016/ink" xmlns:am3d="http://schemas.microsoft.com/office/drawing/2017/model3d" xmlns:o="urn:schemas-microsoft-com:office:office" xmlns:r="http://schemas.openxmlformats.org/officeDocument/2006/relationships" xmlns:m="http://schemas.openxmlformats.org/officeDocument/2006/math" xmlns:v="urn:schemas-microsoft-com:vml" xmlns:wp14="http://schemas.microsoft.com/office/word/2010/wordprocessingDrawing" xmlns:wp="http://schemas.openxmlformats.org/drawingml/2006/wordprocessingDrawing" xmlns:w10="urn:schemas-microsoft-com:office:word" xmlns:w="http://schemas.openxmlformats.org/wordprocessingml/2006/main" xmlns:w14="http://schemas.microsoft.com/office/word/2010/wordml" xmlns:w15="http://schemas.microsoft.com/office/word/2012/wordml" xmlns:w16cex="http://schemas.microsoft.com/office/word/2018/wordml/cex" xmlns:w16cid="http://schemas.microsoft.com/office/word/2016/wordml/cid" xmlns:w16="http://schemas.microsoft.com/office/word/2018/wordml" xmlns:w16sdtdh="http://schemas.microsoft.com/office/word/2020/wordml/sdtdatahash" xmlns:w16se="http://schemas.microsoft.com/office/word/2015/wordml/symex" xmlns:wpg="http://schemas.microsoft.com/office/word/2010/wordprocessingGroup" xmlns:wpi="http://schemas.microsoft.com/office/word/2010/wordprocessingInk" xmlns:wne="http://schemas.microsoft.com/office/word/2006/wordml" xmlns:wps="http://schemas.microsoft.com/office/word/2010/wordprocessingShape" mc:Ignorable="w14 w15 w16se w16cid w16 w16cex w16sdtdh wp14">
+<w:endnotes xmlns:wpc="http://schemas.microsoft.com/office/word/2010/wordprocessingCanvas" xmlns:cx="http://schemas.microsoft.com/office/drawing/2014/chartex" xmlns:cx1="http://schemas.microsoft.com/office/drawing/2015/9/8/chartex" xmlns:cx2="http://schemas.microsoft.com/office/drawing/2015/10/21/chartex" xmlns:cx3="http://schemas.microsoft.com/office/drawing/2016/5/9/chartex" xmlns:cx4="http://schemas.microsoft.com/office/drawing/2016/5/10/chartex" xmlns:cx5="http://schemas.microsoft.com/office/drawing/2016/5/11/chartex" xmlns:cx6="http://schemas.microsoft.com/office/drawing/2016/5/12/chartex" xmlns:cx7="http://schemas.microsoft.com/office/drawing/2016/5/13/chartex" xmlns:cx8="http://schemas.microsoft.com/office/drawing/2016/5/14/chartex" xmlns:mc="http://schemas.openxmlformats.org/markup-compatibility/2006" xmlns:aink="http://schemas.microsoft.com/office/drawing/2016/ink" xmlns:am3d="http://schemas.microsoft.com/office/drawing/2017/model3d" xmlns:o="urn:schemas-microsoft-com:office:office" xmlns:oel="http://schemas.microsoft.com/office/2019/extlst" xmlns:r="http://schemas.openxmlformats.org/officeDocument/2006/relationships" xmlns:m="http://schemas.openxmlformats.org/officeDocument/2006/math" xmlns:v="urn:schemas-microsoft-com:vml" xmlns:wp14="http://schemas.microsoft.com/office/word/2010/wordprocessingDrawing" xmlns:wp="http://schemas.openxmlformats.org/drawingml/2006/wordprocessingDrawing" xmlns:w10="urn:schemas-microsoft-com:office:word" xmlns:w="http://schemas.openxmlformats.org/wordprocessingml/2006/main" xmlns:w14="http://schemas.microsoft.com/office/word/2010/wordml" xmlns:w15="http://schemas.microsoft.com/office/word/2012/wordml" xmlns:w16cex="http://schemas.microsoft.com/office/word/2018/wordml/cex" xmlns:w16cid="http://schemas.microsoft.com/office/word/2016/wordml/cid" xmlns:w16="http://schemas.microsoft.com/office/word/2018/wordml" xmlns:w16du="http://schemas.microsoft.com/office/word/2023/wordml/word16du" xmlns:w16sdtdh="http://schemas.microsoft.com/office/word/2020/wordml/sdtdatahash" xmlns:w16sdtfl="http://schemas.microsoft.com/office/word/2024/wordml/sdtformatlock" xmlns:w16se="http://schemas.microsoft.com/office/word/2015/wordml/symex" xmlns:wpg="http://schemas.microsoft.com/office/word/2010/wordprocessingGroup" xmlns:wpi="http://schemas.microsoft.com/office/word/2010/wordprocessingInk" xmlns:wne="http://schemas.microsoft.com/office/word/2006/wordml" xmlns:wps="http://schemas.microsoft.com/office/word/2010/wordprocessingShape" mc:Ignorable="w14 w15 w16se w16cid w16 w16cex w16sdtdh w16sdtfl w16du wp14">
   <w:endnote w:type="separator" w:id="-1">
     <w:p>
       <w:pPr>
@@ -10255,7 +12685,7 @@
 </file>
 
 <file path=word/footer1.xml><?xml version="1.0" encoding="utf-8"?>
-<w:ftr xmlns:wpc="http://schemas.microsoft.com/office/word/2010/wordprocessingCanvas" xmlns:cx="http://schemas.microsoft.com/office/drawing/2014/chartex" xmlns:cx1="http://schemas.microsoft.com/office/drawing/2015/9/8/chartex" xmlns:cx2="http://schemas.microsoft.com/office/drawing/2015/10/21/chartex" xmlns:cx3="http://schemas.microsoft.com/office/drawing/2016/5/9/chartex" xmlns:cx4="http://schemas.microsoft.com/office/drawing/2016/5/10/chartex" xmlns:cx5="http://schemas.microsoft.com/office/drawing/2016/5/11/chartex" xmlns:cx6="http://schemas.microsoft.com/office/drawing/2016/5/12/chartex" xmlns:cx7="http://schemas.microsoft.com/office/drawing/2016/5/13/chartex" xmlns:cx8="http://schemas.microsoft.com/office/drawing/2016/5/14/chartex" xmlns:mc="http://schemas.openxmlformats.org/markup-compatibility/2006" xmlns:aink="http://schemas.microsoft.com/office/drawing/2016/ink" xmlns:am3d="http://schemas.microsoft.com/office/drawing/2017/model3d" xmlns:o="urn:schemas-microsoft-com:office:office" xmlns:r="http://schemas.openxmlformats.org/officeDocument/2006/relationships" xmlns:m="http://schemas.openxmlformats.org/officeDocument/2006/math" xmlns:v="urn:schemas-microsoft-com:vml" xmlns:wp14="http://schemas.microsoft.com/office/word/2010/wordprocessingDrawing" xmlns:wp="http://schemas.openxmlformats.org/drawingml/2006/wordprocessingDrawing" xmlns:w10="urn:schemas-microsoft-com:office:word" xmlns:w="http://schemas.openxmlformats.org/wordprocessingml/2006/main" xmlns:w14="http://schemas.microsoft.com/office/word/2010/wordml" xmlns:w15="http://schemas.microsoft.com/office/word/2012/wordml" xmlns:w16cex="http://schemas.microsoft.com/office/word/2018/wordml/cex" xmlns:w16cid="http://schemas.microsoft.com/office/word/2016/wordml/cid" xmlns:w16="http://schemas.microsoft.com/office/word/2018/wordml" xmlns:w16sdtdh="http://schemas.microsoft.com/office/word/2020/wordml/sdtdatahash" xmlns:w16se="http://schemas.microsoft.com/office/word/2015/wordml/symex" xmlns:wpg="http://schemas.microsoft.com/office/word/2010/wordprocessingGroup" xmlns:wpi="http://schemas.microsoft.com/office/word/2010/wordprocessingInk" xmlns:wne="http://schemas.microsoft.com/office/word/2006/wordml" xmlns:wps="http://schemas.microsoft.com/office/word/2010/wordprocessingShape" mc:Ignorable="w14 w15 w16se w16cid w16 w16cex w16sdtdh wp14">
+<w:ftr xmlns:wpc="http://schemas.microsoft.com/office/word/2010/wordprocessingCanvas" xmlns:cx="http://schemas.microsoft.com/office/drawing/2014/chartex" xmlns:cx1="http://schemas.microsoft.com/office/drawing/2015/9/8/chartex" xmlns:cx2="http://schemas.microsoft.com/office/drawing/2015/10/21/chartex" xmlns:cx3="http://schemas.microsoft.com/office/drawing/2016/5/9/chartex" xmlns:cx4="http://schemas.microsoft.com/office/drawing/2016/5/10/chartex" xmlns:cx5="http://schemas.microsoft.com/office/drawing/2016/5/11/chartex" xmlns:cx6="http://schemas.microsoft.com/office/drawing/2016/5/12/chartex" xmlns:cx7="http://schemas.microsoft.com/office/drawing/2016/5/13/chartex" xmlns:cx8="http://schemas.microsoft.com/office/drawing/2016/5/14/chartex" xmlns:mc="http://schemas.openxmlformats.org/markup-compatibility/2006" xmlns:aink="http://schemas.microsoft.com/office/drawing/2016/ink" xmlns:am3d="http://schemas.microsoft.com/office/drawing/2017/model3d" xmlns:o="urn:schemas-microsoft-com:office:office" xmlns:oel="http://schemas.microsoft.com/office/2019/extlst" xmlns:r="http://schemas.openxmlformats.org/officeDocument/2006/relationships" xmlns:m="http://schemas.openxmlformats.org/officeDocument/2006/math" xmlns:v="urn:schemas-microsoft-com:vml" xmlns:wp14="http://schemas.microsoft.com/office/word/2010/wordprocessingDrawing" xmlns:wp="http://schemas.openxmlformats.org/drawingml/2006/wordprocessingDrawing" xmlns:w10="urn:schemas-microsoft-com:office:word" xmlns:w="http://schemas.openxmlformats.org/wordprocessingml/2006/main" xmlns:w14="http://schemas.microsoft.com/office/word/2010/wordml" xmlns:w15="http://schemas.microsoft.com/office/word/2012/wordml" xmlns:w16cex="http://schemas.microsoft.com/office/word/2018/wordml/cex" xmlns:w16cid="http://schemas.microsoft.com/office/word/2016/wordml/cid" xmlns:w16="http://schemas.microsoft.com/office/word/2018/wordml" xmlns:w16du="http://schemas.microsoft.com/office/word/2023/wordml/word16du" xmlns:w16sdtdh="http://schemas.microsoft.com/office/word/2020/wordml/sdtdatahash" xmlns:w16sdtfl="http://schemas.microsoft.com/office/word/2024/wordml/sdtformatlock" xmlns:w16se="http://schemas.microsoft.com/office/word/2015/wordml/symex" xmlns:wpg="http://schemas.microsoft.com/office/word/2010/wordprocessingGroup" xmlns:wpi="http://schemas.microsoft.com/office/word/2010/wordprocessingInk" xmlns:wne="http://schemas.microsoft.com/office/word/2006/wordml" xmlns:wps="http://schemas.microsoft.com/office/word/2010/wordprocessingShape" mc:Ignorable="w14 w15 w16se w16cid w16 w16cex w16sdtdh w16sdtfl w16du wp14">
   <w:sdt>
     <w:sdtPr>
       <w:id w:val="2115013670"/>
@@ -10264,11 +12694,10 @@
         <w:docPartUnique/>
       </w:docPartObj>
     </w:sdtPr>
-    <w:sdtEndPr/>
     <w:sdtContent>
       <w:p>
         <w:pPr>
-          <w:pStyle w:val="Piedepgina"/>
+          <w:pStyle w:val="Footer"/>
           <w:jc w:val="right"/>
         </w:pPr>
         <w:r>
@@ -10294,14 +12723,14 @@
   </w:sdt>
   <w:p>
     <w:pPr>
-      <w:pStyle w:val="Piedepgina"/>
+      <w:pStyle w:val="Footer"/>
     </w:pPr>
   </w:p>
 </w:ftr>
 </file>
 
 <file path=word/footer2.xml><?xml version="1.0" encoding="utf-8"?>
-<w:ftr xmlns:wpc="http://schemas.microsoft.com/office/word/2010/wordprocessingCanvas" xmlns:cx="http://schemas.microsoft.com/office/drawing/2014/chartex" xmlns:cx1="http://schemas.microsoft.com/office/drawing/2015/9/8/chartex" xmlns:cx2="http://schemas.microsoft.com/office/drawing/2015/10/21/chartex" xmlns:cx3="http://schemas.microsoft.com/office/drawing/2016/5/9/chartex" xmlns:cx4="http://schemas.microsoft.com/office/drawing/2016/5/10/chartex" xmlns:cx5="http://schemas.microsoft.com/office/drawing/2016/5/11/chartex" xmlns:cx6="http://schemas.microsoft.com/office/drawing/2016/5/12/chartex" xmlns:cx7="http://schemas.microsoft.com/office/drawing/2016/5/13/chartex" xmlns:cx8="http://schemas.microsoft.com/office/drawing/2016/5/14/chartex" xmlns:mc="http://schemas.openxmlformats.org/markup-compatibility/2006" xmlns:aink="http://schemas.microsoft.com/office/drawing/2016/ink" xmlns:am3d="http://schemas.microsoft.com/office/drawing/2017/model3d" xmlns:o="urn:schemas-microsoft-com:office:office" xmlns:r="http://schemas.openxmlformats.org/officeDocument/2006/relationships" xmlns:m="http://schemas.openxmlformats.org/officeDocument/2006/math" xmlns:v="urn:schemas-microsoft-com:vml" xmlns:wp14="http://schemas.microsoft.com/office/word/2010/wordprocessingDrawing" xmlns:wp="http://schemas.openxmlformats.org/drawingml/2006/wordprocessingDrawing" xmlns:w10="urn:schemas-microsoft-com:office:word" xmlns:w="http://schemas.openxmlformats.org/wordprocessingml/2006/main" xmlns:w14="http://schemas.microsoft.com/office/word/2010/wordml" xmlns:w15="http://schemas.microsoft.com/office/word/2012/wordml" xmlns:w16cex="http://schemas.microsoft.com/office/word/2018/wordml/cex" xmlns:w16cid="http://schemas.microsoft.com/office/word/2016/wordml/cid" xmlns:w16="http://schemas.microsoft.com/office/word/2018/wordml" xmlns:w16sdtdh="http://schemas.microsoft.com/office/word/2020/wordml/sdtdatahash" xmlns:w16se="http://schemas.microsoft.com/office/word/2015/wordml/symex" xmlns:wpg="http://schemas.microsoft.com/office/word/2010/wordprocessingGroup" xmlns:wpi="http://schemas.microsoft.com/office/word/2010/wordprocessingInk" xmlns:wne="http://schemas.microsoft.com/office/word/2006/wordml" xmlns:wps="http://schemas.microsoft.com/office/word/2010/wordprocessingShape" mc:Ignorable="w14 w15 w16se w16cid w16 w16cex w16sdtdh wp14">
+<w:ftr xmlns:wpc="http://schemas.microsoft.com/office/word/2010/wordprocessingCanvas" xmlns:cx="http://schemas.microsoft.com/office/drawing/2014/chartex" xmlns:cx1="http://schemas.microsoft.com/office/drawing/2015/9/8/chartex" xmlns:cx2="http://schemas.microsoft.com/office/drawing/2015/10/21/chartex" xmlns:cx3="http://schemas.microsoft.com/office/drawing/2016/5/9/chartex" xmlns:cx4="http://schemas.microsoft.com/office/drawing/2016/5/10/chartex" xmlns:cx5="http://schemas.microsoft.com/office/drawing/2016/5/11/chartex" xmlns:cx6="http://schemas.microsoft.com/office/drawing/2016/5/12/chartex" xmlns:cx7="http://schemas.microsoft.com/office/drawing/2016/5/13/chartex" xmlns:cx8="http://schemas.microsoft.com/office/drawing/2016/5/14/chartex" xmlns:mc="http://schemas.openxmlformats.org/markup-compatibility/2006" xmlns:aink="http://schemas.microsoft.com/office/drawing/2016/ink" xmlns:am3d="http://schemas.microsoft.com/office/drawing/2017/model3d" xmlns:o="urn:schemas-microsoft-com:office:office" xmlns:oel="http://schemas.microsoft.com/office/2019/extlst" xmlns:r="http://schemas.openxmlformats.org/officeDocument/2006/relationships" xmlns:m="http://schemas.openxmlformats.org/officeDocument/2006/math" xmlns:v="urn:schemas-microsoft-com:vml" xmlns:wp14="http://schemas.microsoft.com/office/word/2010/wordprocessingDrawing" xmlns:wp="http://schemas.openxmlformats.org/drawingml/2006/wordprocessingDrawing" xmlns:w10="urn:schemas-microsoft-com:office:word" xmlns:w="http://schemas.openxmlformats.org/wordprocessingml/2006/main" xmlns:w14="http://schemas.microsoft.com/office/word/2010/wordml" xmlns:w15="http://schemas.microsoft.com/office/word/2012/wordml" xmlns:w16cex="http://schemas.microsoft.com/office/word/2018/wordml/cex" xmlns:w16cid="http://schemas.microsoft.com/office/word/2016/wordml/cid" xmlns:w16="http://schemas.microsoft.com/office/word/2018/wordml" xmlns:w16du="http://schemas.microsoft.com/office/word/2023/wordml/word16du" xmlns:w16sdtdh="http://schemas.microsoft.com/office/word/2020/wordml/sdtdatahash" xmlns:w16sdtfl="http://schemas.microsoft.com/office/word/2024/wordml/sdtformatlock" xmlns:w16se="http://schemas.microsoft.com/office/word/2015/wordml/symex" xmlns:wpg="http://schemas.microsoft.com/office/word/2010/wordprocessingGroup" xmlns:wpi="http://schemas.microsoft.com/office/word/2010/wordprocessingInk" xmlns:wne="http://schemas.microsoft.com/office/word/2006/wordml" xmlns:wps="http://schemas.microsoft.com/office/word/2010/wordprocessingShape" mc:Ignorable="w14 w15 w16se w16cid w16 w16cex w16sdtdh w16sdtfl w16du wp14">
   <w:sdt>
     <w:sdtPr>
       <w:id w:val="55985514"/>
@@ -10310,11 +12739,10 @@
         <w:docPartUnique/>
       </w:docPartObj>
     </w:sdtPr>
-    <w:sdtEndPr/>
     <w:sdtContent>
       <w:p>
         <w:pPr>
-          <w:pStyle w:val="Piedepgina"/>
+          <w:pStyle w:val="Footer"/>
           <w:jc w:val="right"/>
         </w:pPr>
         <w:r>
@@ -10340,7 +12768,7 @@
   </w:sdt>
   <w:p>
     <w:pPr>
-      <w:pStyle w:val="Piedepgina"/>
+      <w:pStyle w:val="Footer"/>
     </w:pPr>
   </w:p>
   <w:p/>
@@ -10348,7 +12776,7 @@
 </file>
 
 <file path=word/footnotes.xml><?xml version="1.0" encoding="utf-8"?>
-<w:footnotes xmlns:wpc="http://schemas.microsoft.com/office/word/2010/wordprocessingCanvas" xmlns:cx="http://schemas.microsoft.com/office/drawing/2014/chartex" xmlns:cx1="http://schemas.microsoft.com/office/drawing/2015/9/8/chartex" xmlns:cx2="http://schemas.microsoft.com/office/drawing/2015/10/21/chartex" xmlns:cx3="http://schemas.microsoft.com/office/drawing/2016/5/9/chartex" xmlns:cx4="http://schemas.microsoft.com/office/drawing/2016/5/10/chartex" xmlns:cx5="http://schemas.microsoft.com/office/drawing/2016/5/11/chartex" xmlns:cx6="http://schemas.microsoft.com/office/drawing/2016/5/12/chartex" xmlns:cx7="http://schemas.microsoft.com/office/drawing/2016/5/13/chartex" xmlns:cx8="http://schemas.microsoft.com/office/drawing/2016/5/14/chartex" xmlns:mc="http://schemas.openxmlformats.org/markup-compatibility/2006" xmlns:aink="http://schemas.microsoft.com/office/drawing/2016/ink" xmlns:am3d="http://schemas.microsoft.com/office/drawing/2017/model3d" xmlns:o="urn:schemas-microsoft-com:office:office" xmlns:r="http://schemas.openxmlformats.org/officeDocument/2006/relationships" xmlns:m="http://schemas.openxmlformats.org/officeDocument/2006/math" xmlns:v="urn:schemas-microsoft-com:vml" xmlns:wp14="http://schemas.microsoft.com/office/word/2010/wordprocessingDrawing" xmlns:wp="http://schemas.openxmlformats.org/drawingml/2006/wordprocessingDrawing" xmlns:w10="urn:schemas-microsoft-com:office:word" xmlns:w="http://schemas.openxmlformats.org/wordprocessingml/2006/main" xmlns:w14="http://schemas.microsoft.com/office/word/2010/wordml" xmlns:w15="http://schemas.microsoft.com/office/word/2012/wordml" xmlns:w16cex="http://schemas.microsoft.com/office/word/2018/wordml/cex" xmlns:w16cid="http://schemas.microsoft.com/office/word/2016/wordml/cid" xmlns:w16="http://schemas.microsoft.com/office/word/2018/wordml" xmlns:w16sdtdh="http://schemas.microsoft.com/office/word/2020/wordml/sdtdatahash" xmlns:w16se="http://schemas.microsoft.com/office/word/2015/wordml/symex" xmlns:wpg="http://schemas.microsoft.com/office/word/2010/wordprocessingGroup" xmlns:wpi="http://schemas.microsoft.com/office/word/2010/wordprocessingInk" xmlns:wne="http://schemas.microsoft.com/office/word/2006/wordml" xmlns:wps="http://schemas.microsoft.com/office/word/2010/wordprocessingShape" mc:Ignorable="w14 w15 w16se w16cid w16 w16cex w16sdtdh wp14">
+<w:footnotes xmlns:wpc="http://schemas.microsoft.com/office/word/2010/wordprocessingCanvas" xmlns:cx="http://schemas.microsoft.com/office/drawing/2014/chartex" xmlns:cx1="http://schemas.microsoft.com/office/drawing/2015/9/8/chartex" xmlns:cx2="http://schemas.microsoft.com/office/drawing/2015/10/21/chartex" xmlns:cx3="http://schemas.microsoft.com/office/drawing/2016/5/9/chartex" xmlns:cx4="http://schemas.microsoft.com/office/drawing/2016/5/10/chartex" xmlns:cx5="http://schemas.microsoft.com/office/drawing/2016/5/11/chartex" xmlns:cx6="http://schemas.microsoft.com/office/drawing/2016/5/12/chartex" xmlns:cx7="http://schemas.microsoft.com/office/drawing/2016/5/13/chartex" xmlns:cx8="http://schemas.microsoft.com/office/drawing/2016/5/14/chartex" xmlns:mc="http://schemas.openxmlformats.org/markup-compatibility/2006" xmlns:aink="http://schemas.microsoft.com/office/drawing/2016/ink" xmlns:am3d="http://schemas.microsoft.com/office/drawing/2017/model3d" xmlns:o="urn:schemas-microsoft-com:office:office" xmlns:oel="http://schemas.microsoft.com/office/2019/extlst" xmlns:r="http://schemas.openxmlformats.org/officeDocument/2006/relationships" xmlns:m="http://schemas.openxmlformats.org/officeDocument/2006/math" xmlns:v="urn:schemas-microsoft-com:vml" xmlns:wp14="http://schemas.microsoft.com/office/word/2010/wordprocessingDrawing" xmlns:wp="http://schemas.openxmlformats.org/drawingml/2006/wordprocessingDrawing" xmlns:w10="urn:schemas-microsoft-com:office:word" xmlns:w="http://schemas.openxmlformats.org/wordprocessingml/2006/main" xmlns:w14="http://schemas.microsoft.com/office/word/2010/wordml" xmlns:w15="http://schemas.microsoft.com/office/word/2012/wordml" xmlns:w16cex="http://schemas.microsoft.com/office/word/2018/wordml/cex" xmlns:w16cid="http://schemas.microsoft.com/office/word/2016/wordml/cid" xmlns:w16="http://schemas.microsoft.com/office/word/2018/wordml" xmlns:w16du="http://schemas.microsoft.com/office/word/2023/wordml/word16du" xmlns:w16sdtdh="http://schemas.microsoft.com/office/word/2020/wordml/sdtdatahash" xmlns:w16sdtfl="http://schemas.microsoft.com/office/word/2024/wordml/sdtformatlock" xmlns:w16se="http://schemas.microsoft.com/office/word/2015/wordml/symex" xmlns:wpg="http://schemas.microsoft.com/office/word/2010/wordprocessingGroup" xmlns:wpi="http://schemas.microsoft.com/office/word/2010/wordprocessingInk" xmlns:wne="http://schemas.microsoft.com/office/word/2006/wordml" xmlns:wps="http://schemas.microsoft.com/office/word/2010/wordprocessingShape" mc:Ignorable="w14 w15 w16se w16cid w16 w16cex w16sdtdh w16sdtfl w16du wp14">
   <w:footnote w:type="separator" w:id="-1">
     <w:p>
       <w:pPr>
@@ -10380,7 +12808,7 @@
 </file>
 
 <file path=word/header1.xml><?xml version="1.0" encoding="utf-8"?>
-<w:hdr xmlns:wpc="http://schemas.microsoft.com/office/word/2010/wordprocessingCanvas" xmlns:cx="http://schemas.microsoft.com/office/drawing/2014/chartex" xmlns:cx1="http://schemas.microsoft.com/office/drawing/2015/9/8/chartex" xmlns:cx2="http://schemas.microsoft.com/office/drawing/2015/10/21/chartex" xmlns:cx3="http://schemas.microsoft.com/office/drawing/2016/5/9/chartex" xmlns:cx4="http://schemas.microsoft.com/office/drawing/2016/5/10/chartex" xmlns:cx5="http://schemas.microsoft.com/office/drawing/2016/5/11/chartex" xmlns:cx6="http://schemas.microsoft.com/office/drawing/2016/5/12/chartex" xmlns:cx7="http://schemas.microsoft.com/office/drawing/2016/5/13/chartex" xmlns:cx8="http://schemas.microsoft.com/office/drawing/2016/5/14/chartex" xmlns:mc="http://schemas.openxmlformats.org/markup-compatibility/2006" xmlns:aink="http://schemas.microsoft.com/office/drawing/2016/ink" xmlns:am3d="http://schemas.microsoft.com/office/drawing/2017/model3d" xmlns:o="urn:schemas-microsoft-com:office:office" xmlns:r="http://schemas.openxmlformats.org/officeDocument/2006/relationships" xmlns:m="http://schemas.openxmlformats.org/officeDocument/2006/math" xmlns:v="urn:schemas-microsoft-com:vml" xmlns:wp14="http://schemas.microsoft.com/office/word/2010/wordprocessingDrawing" xmlns:wp="http://schemas.openxmlformats.org/drawingml/2006/wordprocessingDrawing" xmlns:w10="urn:schemas-microsoft-com:office:word" xmlns:w="http://schemas.openxmlformats.org/wordprocessingml/2006/main" xmlns:w14="http://schemas.microsoft.com/office/word/2010/wordml" xmlns:w15="http://schemas.microsoft.com/office/word/2012/wordml" xmlns:w16cex="http://schemas.microsoft.com/office/word/2018/wordml/cex" xmlns:w16cid="http://schemas.microsoft.com/office/word/2016/wordml/cid" xmlns:w16="http://schemas.microsoft.com/office/word/2018/wordml" xmlns:w16sdtdh="http://schemas.microsoft.com/office/word/2020/wordml/sdtdatahash" xmlns:w16se="http://schemas.microsoft.com/office/word/2015/wordml/symex" xmlns:wpg="http://schemas.microsoft.com/office/word/2010/wordprocessingGroup" xmlns:wpi="http://schemas.microsoft.com/office/word/2010/wordprocessingInk" xmlns:wne="http://schemas.microsoft.com/office/word/2006/wordml" xmlns:wps="http://schemas.microsoft.com/office/word/2010/wordprocessingShape" mc:Ignorable="w14 w15 w16se w16cid w16 w16cex w16sdtdh wp14">
+<w:hdr xmlns:wpc="http://schemas.microsoft.com/office/word/2010/wordprocessingCanvas" xmlns:cx="http://schemas.microsoft.com/office/drawing/2014/chartex" xmlns:cx1="http://schemas.microsoft.com/office/drawing/2015/9/8/chartex" xmlns:cx2="http://schemas.microsoft.com/office/drawing/2015/10/21/chartex" xmlns:cx3="http://schemas.microsoft.com/office/drawing/2016/5/9/chartex" xmlns:cx4="http://schemas.microsoft.com/office/drawing/2016/5/10/chartex" xmlns:cx5="http://schemas.microsoft.com/office/drawing/2016/5/11/chartex" xmlns:cx6="http://schemas.microsoft.com/office/drawing/2016/5/12/chartex" xmlns:cx7="http://schemas.microsoft.com/office/drawing/2016/5/13/chartex" xmlns:cx8="http://schemas.microsoft.com/office/drawing/2016/5/14/chartex" xmlns:mc="http://schemas.openxmlformats.org/markup-compatibility/2006" xmlns:aink="http://schemas.microsoft.com/office/drawing/2016/ink" xmlns:am3d="http://schemas.microsoft.com/office/drawing/2017/model3d" xmlns:o="urn:schemas-microsoft-com:office:office" xmlns:oel="http://schemas.microsoft.com/office/2019/extlst" xmlns:r="http://schemas.openxmlformats.org/officeDocument/2006/relationships" xmlns:m="http://schemas.openxmlformats.org/officeDocument/2006/math" xmlns:v="urn:schemas-microsoft-com:vml" xmlns:wp14="http://schemas.microsoft.com/office/word/2010/wordprocessingDrawing" xmlns:wp="http://schemas.openxmlformats.org/drawingml/2006/wordprocessingDrawing" xmlns:w10="urn:schemas-microsoft-com:office:word" xmlns:w="http://schemas.openxmlformats.org/wordprocessingml/2006/main" xmlns:w14="http://schemas.microsoft.com/office/word/2010/wordml" xmlns:w15="http://schemas.microsoft.com/office/word/2012/wordml" xmlns:w16cex="http://schemas.microsoft.com/office/word/2018/wordml/cex" xmlns:w16cid="http://schemas.microsoft.com/office/word/2016/wordml/cid" xmlns:w16="http://schemas.microsoft.com/office/word/2018/wordml" xmlns:w16du="http://schemas.microsoft.com/office/word/2023/wordml/word16du" xmlns:w16sdtdh="http://schemas.microsoft.com/office/word/2020/wordml/sdtdatahash" xmlns:w16sdtfl="http://schemas.microsoft.com/office/word/2024/wordml/sdtformatlock" xmlns:w16se="http://schemas.microsoft.com/office/word/2015/wordml/symex" xmlns:wpg="http://schemas.microsoft.com/office/word/2010/wordprocessingGroup" xmlns:wpi="http://schemas.microsoft.com/office/word/2010/wordprocessingInk" xmlns:wne="http://schemas.microsoft.com/office/word/2006/wordml" xmlns:wps="http://schemas.microsoft.com/office/word/2010/wordprocessingShape" mc:Ignorable="w14 w15 w16se w16cid w16 w16cex w16sdtdh w16sdtfl w16du wp14">
   <w:tbl>
     <w:tblPr>
       <w:tblW w:w="0" w:type="auto"/>
@@ -10402,7 +12830,7 @@
         </w:tcPr>
         <w:p>
           <w:pPr>
-            <w:pStyle w:val="Encabezado"/>
+            <w:pStyle w:val="Header"/>
             <w:ind w:left="-115"/>
           </w:pPr>
         </w:p>
@@ -10413,7 +12841,7 @@
         </w:tcPr>
         <w:p>
           <w:pPr>
-            <w:pStyle w:val="Encabezado"/>
+            <w:pStyle w:val="Header"/>
             <w:jc w:val="center"/>
           </w:pPr>
         </w:p>
@@ -10424,7 +12852,7 @@
         </w:tcPr>
         <w:p>
           <w:pPr>
-            <w:pStyle w:val="Encabezado"/>
+            <w:pStyle w:val="Header"/>
             <w:ind w:right="-115"/>
             <w:jc w:val="right"/>
           </w:pPr>
@@ -10434,7 +12862,7 @@
   </w:tbl>
   <w:p>
     <w:pPr>
-      <w:pStyle w:val="Encabezado"/>
+      <w:pStyle w:val="Header"/>
     </w:pPr>
   </w:p>
 </w:hdr>
@@ -10549,7 +12977,7 @@
 </file>
 
 <file path=word/numbering.xml><?xml version="1.0" encoding="utf-8"?>
-<w:numbering xmlns:wpc="http://schemas.microsoft.com/office/word/2010/wordprocessingCanvas" xmlns:cx="http://schemas.microsoft.com/office/drawing/2014/chartex" xmlns:cx1="http://schemas.microsoft.com/office/drawing/2015/9/8/chartex" xmlns:cx2="http://schemas.microsoft.com/office/drawing/2015/10/21/chartex" xmlns:cx3="http://schemas.microsoft.com/office/drawing/2016/5/9/chartex" xmlns:cx4="http://schemas.microsoft.com/office/drawing/2016/5/10/chartex" xmlns:cx5="http://schemas.microsoft.com/office/drawing/2016/5/11/chartex" xmlns:cx6="http://schemas.microsoft.com/office/drawing/2016/5/12/chartex" xmlns:cx7="http://schemas.microsoft.com/office/drawing/2016/5/13/chartex" xmlns:cx8="http://schemas.microsoft.com/office/drawing/2016/5/14/chartex" xmlns:mc="http://schemas.openxmlformats.org/markup-compatibility/2006" xmlns:aink="http://schemas.microsoft.com/office/drawing/2016/ink" xmlns:am3d="http://schemas.microsoft.com/office/drawing/2017/model3d" xmlns:o="urn:schemas-microsoft-com:office:office" xmlns:r="http://schemas.openxmlformats.org/officeDocument/2006/relationships" xmlns:m="http://schemas.openxmlformats.org/officeDocument/2006/math" xmlns:v="urn:schemas-microsoft-com:vml" xmlns:wp14="http://schemas.microsoft.com/office/word/2010/wordprocessingDrawing" xmlns:wp="http://schemas.openxmlformats.org/drawingml/2006/wordprocessingDrawing" xmlns:w10="urn:schemas-microsoft-com:office:word" xmlns:w="http://schemas.openxmlformats.org/wordprocessingml/2006/main" xmlns:w14="http://schemas.microsoft.com/office/word/2010/wordml" xmlns:w15="http://schemas.microsoft.com/office/word/2012/wordml" xmlns:w16cex="http://schemas.microsoft.com/office/word/2018/wordml/cex" xmlns:w16cid="http://schemas.microsoft.com/office/word/2016/wordml/cid" xmlns:w16="http://schemas.microsoft.com/office/word/2018/wordml" xmlns:w16sdtdh="http://schemas.microsoft.com/office/word/2020/wordml/sdtdatahash" xmlns:w16se="http://schemas.microsoft.com/office/word/2015/wordml/symex" xmlns:wpg="http://schemas.microsoft.com/office/word/2010/wordprocessingGroup" xmlns:wpi="http://schemas.microsoft.com/office/word/2010/wordprocessingInk" xmlns:wne="http://schemas.microsoft.com/office/word/2006/wordml" xmlns:wps="http://schemas.microsoft.com/office/word/2010/wordprocessingShape" mc:Ignorable="w14 w15 w16se w16cid w16 w16cex w16sdtdh wp14">
+<w:numbering xmlns:wpc="http://schemas.microsoft.com/office/word/2010/wordprocessingCanvas" xmlns:cx="http://schemas.microsoft.com/office/drawing/2014/chartex" xmlns:cx1="http://schemas.microsoft.com/office/drawing/2015/9/8/chartex" xmlns:cx2="http://schemas.microsoft.com/office/drawing/2015/10/21/chartex" xmlns:cx3="http://schemas.microsoft.com/office/drawing/2016/5/9/chartex" xmlns:cx4="http://schemas.microsoft.com/office/drawing/2016/5/10/chartex" xmlns:cx5="http://schemas.microsoft.com/office/drawing/2016/5/11/chartex" xmlns:cx6="http://schemas.microsoft.com/office/drawing/2016/5/12/chartex" xmlns:cx7="http://schemas.microsoft.com/office/drawing/2016/5/13/chartex" xmlns:cx8="http://schemas.microsoft.com/office/drawing/2016/5/14/chartex" xmlns:mc="http://schemas.openxmlformats.org/markup-compatibility/2006" xmlns:aink="http://schemas.microsoft.com/office/drawing/2016/ink" xmlns:am3d="http://schemas.microsoft.com/office/drawing/2017/model3d" xmlns:o="urn:schemas-microsoft-com:office:office" xmlns:oel="http://schemas.microsoft.com/office/2019/extlst" xmlns:r="http://schemas.openxmlformats.org/officeDocument/2006/relationships" xmlns:m="http://schemas.openxmlformats.org/officeDocument/2006/math" xmlns:v="urn:schemas-microsoft-com:vml" xmlns:wp14="http://schemas.microsoft.com/office/word/2010/wordprocessingDrawing" xmlns:wp="http://schemas.openxmlformats.org/drawingml/2006/wordprocessingDrawing" xmlns:w10="urn:schemas-microsoft-com:office:word" xmlns:w="http://schemas.openxmlformats.org/wordprocessingml/2006/main" xmlns:w14="http://schemas.microsoft.com/office/word/2010/wordml" xmlns:w15="http://schemas.microsoft.com/office/word/2012/wordml" xmlns:w16cex="http://schemas.microsoft.com/office/word/2018/wordml/cex" xmlns:w16cid="http://schemas.microsoft.com/office/word/2016/wordml/cid" xmlns:w16="http://schemas.microsoft.com/office/word/2018/wordml" xmlns:w16du="http://schemas.microsoft.com/office/word/2023/wordml/word16du" xmlns:w16sdtdh="http://schemas.microsoft.com/office/word/2020/wordml/sdtdatahash" xmlns:w16sdtfl="http://schemas.microsoft.com/office/word/2024/wordml/sdtformatlock" xmlns:w16se="http://schemas.microsoft.com/office/word/2015/wordml/symex" xmlns:wpg="http://schemas.microsoft.com/office/word/2010/wordprocessingGroup" xmlns:wpi="http://schemas.microsoft.com/office/word/2010/wordprocessingInk" xmlns:wne="http://schemas.microsoft.com/office/word/2006/wordml" xmlns:wps="http://schemas.microsoft.com/office/word/2010/wordprocessingShape" mc:Ignorable="w14 w15 w16se w16cid w16 w16cex w16sdtdh w16sdtfl w16du wp14">
   <w:abstractNum w:abstractNumId="0" w15:restartNumberingAfterBreak="0">
     <w:nsid w:val="2B230C2E"/>
     <w:multiLevelType w:val="hybridMultilevel"/>
@@ -11152,26 +13580,26 @@
       </w:rPr>
     </w:lvl>
   </w:abstractNum>
-  <w:num w:numId="1">
+  <w:num w:numId="1" w16cid:durableId="440927147">
     <w:abstractNumId w:val="4"/>
   </w:num>
-  <w:num w:numId="2">
+  <w:num w:numId="2" w16cid:durableId="1818836864">
     <w:abstractNumId w:val="1"/>
   </w:num>
-  <w:num w:numId="3">
+  <w:num w:numId="3" w16cid:durableId="654723832">
     <w:abstractNumId w:val="3"/>
   </w:num>
-  <w:num w:numId="4">
+  <w:num w:numId="4" w16cid:durableId="1930389463">
     <w:abstractNumId w:val="0"/>
   </w:num>
-  <w:num w:numId="5">
+  <w:num w:numId="5" w16cid:durableId="1406611160">
     <w:abstractNumId w:val="2"/>
   </w:num>
 </w:numbering>
 </file>
 
 <file path=word/styles.xml><?xml version="1.0" encoding="utf-8"?>
-<w:styles xmlns:mc="http://schemas.openxmlformats.org/markup-compatibility/2006" xmlns:r="http://schemas.openxmlformats.org/officeDocument/2006/relationships" xmlns:w="http://schemas.openxmlformats.org/wordprocessingml/2006/main" xmlns:w14="http://schemas.microsoft.com/office/word/2010/wordml" xmlns:w15="http://schemas.microsoft.com/office/word/2012/wordml" xmlns:w16cex="http://schemas.microsoft.com/office/word/2018/wordml/cex" xmlns:w16cid="http://schemas.microsoft.com/office/word/2016/wordml/cid" xmlns:w16="http://schemas.microsoft.com/office/word/2018/wordml" xmlns:w16sdtdh="http://schemas.microsoft.com/office/word/2020/wordml/sdtdatahash" xmlns:w16se="http://schemas.microsoft.com/office/word/2015/wordml/symex" mc:Ignorable="w14 w15 w16se w16cid w16 w16cex w16sdtdh">
+<w:styles xmlns:mc="http://schemas.openxmlformats.org/markup-compatibility/2006" xmlns:r="http://schemas.openxmlformats.org/officeDocument/2006/relationships" xmlns:w="http://schemas.openxmlformats.org/wordprocessingml/2006/main" xmlns:w14="http://schemas.microsoft.com/office/word/2010/wordml" xmlns:w15="http://schemas.microsoft.com/office/word/2012/wordml" xmlns:w16cex="http://schemas.microsoft.com/office/word/2018/wordml/cex" xmlns:w16cid="http://schemas.microsoft.com/office/word/2016/wordml/cid" xmlns:w16="http://schemas.microsoft.com/office/word/2018/wordml" xmlns:w16du="http://schemas.microsoft.com/office/word/2023/wordml/word16du" xmlns:w16sdtdh="http://schemas.microsoft.com/office/word/2020/wordml/sdtdatahash" xmlns:w16sdtfl="http://schemas.microsoft.com/office/word/2024/wordml/sdtformatlock" xmlns:w16se="http://schemas.microsoft.com/office/word/2015/wordml/symex" mc:Ignorable="w14 w15 w16se w16cid w16 w16cex w16sdtdh w16sdtfl w16du">
   <w:docDefaults>
     <w:rPrDefault>
       <w:rPr>
@@ -11575,11 +14003,11 @@
       <w:rFonts w:ascii="Aptos" w:eastAsia="Aptos" w:hAnsi="Aptos" w:cs="SimSun"/>
     </w:rPr>
   </w:style>
-  <w:style w:type="paragraph" w:styleId="Ttulo1">
+  <w:style w:type="paragraph" w:styleId="Heading1">
     <w:name w:val="heading 1"/>
     <w:basedOn w:val="Normal"/>
     <w:next w:val="Normal"/>
-    <w:link w:val="Ttulo1Car"/>
+    <w:link w:val="Heading1Char"/>
     <w:uiPriority w:val="9"/>
     <w:qFormat/>
     <w:rsid w:val="00D74577"/>
@@ -11596,11 +14024,11 @@
       <w:szCs w:val="40"/>
     </w:rPr>
   </w:style>
-  <w:style w:type="paragraph" w:styleId="Ttulo2">
+  <w:style w:type="paragraph" w:styleId="Heading2">
     <w:name w:val="heading 2"/>
     <w:basedOn w:val="Normal"/>
     <w:next w:val="Normal"/>
-    <w:link w:val="Ttulo2Car"/>
+    <w:link w:val="Heading2Char"/>
     <w:uiPriority w:val="9"/>
     <w:unhideWhenUsed/>
     <w:qFormat/>
@@ -11618,11 +14046,11 @@
       <w:szCs w:val="32"/>
     </w:rPr>
   </w:style>
-  <w:style w:type="paragraph" w:styleId="Ttulo3">
+  <w:style w:type="paragraph" w:styleId="Heading3">
     <w:name w:val="heading 3"/>
     <w:basedOn w:val="Normal"/>
     <w:next w:val="Normal"/>
-    <w:link w:val="Ttulo3Car"/>
+    <w:link w:val="Heading3Char"/>
     <w:uiPriority w:val="9"/>
     <w:semiHidden/>
     <w:unhideWhenUsed/>
@@ -11641,11 +14069,11 @@
       <w:szCs w:val="28"/>
     </w:rPr>
   </w:style>
-  <w:style w:type="paragraph" w:styleId="Ttulo4">
+  <w:style w:type="paragraph" w:styleId="Heading4">
     <w:name w:val="heading 4"/>
     <w:basedOn w:val="Normal"/>
     <w:next w:val="Normal"/>
-    <w:link w:val="Ttulo4Car"/>
+    <w:link w:val="Heading4Char"/>
     <w:uiPriority w:val="9"/>
     <w:semiHidden/>
     <w:unhideWhenUsed/>
@@ -11664,11 +14092,11 @@
       <w:color w:val="0F4761" w:themeColor="accent1" w:themeShade="BF"/>
     </w:rPr>
   </w:style>
-  <w:style w:type="paragraph" w:styleId="Ttulo5">
+  <w:style w:type="paragraph" w:styleId="Heading5">
     <w:name w:val="heading 5"/>
     <w:basedOn w:val="Normal"/>
     <w:next w:val="Normal"/>
-    <w:link w:val="Ttulo5Car"/>
+    <w:link w:val="Heading5Char"/>
     <w:uiPriority w:val="9"/>
     <w:semiHidden/>
     <w:unhideWhenUsed/>
@@ -11685,11 +14113,11 @@
       <w:color w:val="0F4761" w:themeColor="accent1" w:themeShade="BF"/>
     </w:rPr>
   </w:style>
-  <w:style w:type="paragraph" w:styleId="Ttulo6">
+  <w:style w:type="paragraph" w:styleId="Heading6">
     <w:name w:val="heading 6"/>
     <w:basedOn w:val="Normal"/>
     <w:next w:val="Normal"/>
-    <w:link w:val="Ttulo6Car"/>
+    <w:link w:val="Heading6Char"/>
     <w:uiPriority w:val="9"/>
     <w:semiHidden/>
     <w:unhideWhenUsed/>
@@ -11708,11 +14136,11 @@
       <w:color w:val="595959" w:themeColor="text1" w:themeTint="A6"/>
     </w:rPr>
   </w:style>
-  <w:style w:type="paragraph" w:styleId="Ttulo7">
+  <w:style w:type="paragraph" w:styleId="Heading7">
     <w:name w:val="heading 7"/>
     <w:basedOn w:val="Normal"/>
     <w:next w:val="Normal"/>
-    <w:link w:val="Ttulo7Car"/>
+    <w:link w:val="Heading7Char"/>
     <w:uiPriority w:val="9"/>
     <w:semiHidden/>
     <w:unhideWhenUsed/>
@@ -11729,11 +14157,11 @@
       <w:color w:val="595959" w:themeColor="text1" w:themeTint="A6"/>
     </w:rPr>
   </w:style>
-  <w:style w:type="paragraph" w:styleId="Ttulo8">
+  <w:style w:type="paragraph" w:styleId="Heading8">
     <w:name w:val="heading 8"/>
     <w:basedOn w:val="Normal"/>
     <w:next w:val="Normal"/>
-    <w:link w:val="Ttulo8Car"/>
+    <w:link w:val="Heading8Char"/>
     <w:uiPriority w:val="9"/>
     <w:semiHidden/>
     <w:unhideWhenUsed/>
@@ -11752,11 +14180,11 @@
       <w:color w:val="272727" w:themeColor="text1" w:themeTint="D8"/>
     </w:rPr>
   </w:style>
-  <w:style w:type="paragraph" w:styleId="Ttulo9">
+  <w:style w:type="paragraph" w:styleId="Heading9">
     <w:name w:val="heading 9"/>
     <w:basedOn w:val="Normal"/>
     <w:next w:val="Normal"/>
-    <w:link w:val="Ttulo9Car"/>
+    <w:link w:val="Heading9Char"/>
     <w:uiPriority w:val="9"/>
     <w:semiHidden/>
     <w:unhideWhenUsed/>
@@ -11773,13 +14201,12 @@
       <w:color w:val="272727" w:themeColor="text1" w:themeTint="D8"/>
     </w:rPr>
   </w:style>
-  <w:style w:type="character" w:default="1" w:styleId="Fuentedeprrafopredeter">
+  <w:style w:type="character" w:default="1" w:styleId="DefaultParagraphFont">
     <w:name w:val="Default Paragraph Font"/>
     <w:uiPriority w:val="1"/>
-    <w:semiHidden/>
     <w:unhideWhenUsed/>
   </w:style>
-  <w:style w:type="table" w:default="1" w:styleId="Tablanormal">
+  <w:style w:type="table" w:default="1" w:styleId="TableNormal">
     <w:name w:val="Normal Table"/>
     <w:uiPriority w:val="99"/>
     <w:semiHidden/>
@@ -11794,16 +14221,16 @@
       </w:tblCellMar>
     </w:tblPr>
   </w:style>
-  <w:style w:type="numbering" w:default="1" w:styleId="Sinlista">
+  <w:style w:type="numbering" w:default="1" w:styleId="NoList">
     <w:name w:val="No List"/>
     <w:uiPriority w:val="99"/>
     <w:semiHidden/>
     <w:unhideWhenUsed/>
   </w:style>
-  <w:style w:type="character" w:customStyle="1" w:styleId="Ttulo1Car">
-    <w:name w:val="Título 1 Car"/>
-    <w:basedOn w:val="Fuentedeprrafopredeter"/>
-    <w:link w:val="Ttulo1"/>
+  <w:style w:type="character" w:customStyle="1" w:styleId="Heading1Char">
+    <w:name w:val="Heading 1 Char"/>
+    <w:basedOn w:val="DefaultParagraphFont"/>
+    <w:link w:val="Heading1"/>
     <w:uiPriority w:val="9"/>
     <w:rsid w:val="00D74577"/>
     <w:rPr>
@@ -11813,10 +14240,10 @@
       <w:szCs w:val="40"/>
     </w:rPr>
   </w:style>
-  <w:style w:type="character" w:customStyle="1" w:styleId="Ttulo2Car">
-    <w:name w:val="Título 2 Car"/>
-    <w:basedOn w:val="Fuentedeprrafopredeter"/>
-    <w:link w:val="Ttulo2"/>
+  <w:style w:type="character" w:customStyle="1" w:styleId="Heading2Char">
+    <w:name w:val="Heading 2 Char"/>
+    <w:basedOn w:val="DefaultParagraphFont"/>
+    <w:link w:val="Heading2"/>
     <w:uiPriority w:val="9"/>
     <w:rsid w:val="00D74577"/>
     <w:rPr>
@@ -11826,10 +14253,10 @@
       <w:szCs w:val="32"/>
     </w:rPr>
   </w:style>
-  <w:style w:type="character" w:customStyle="1" w:styleId="Ttulo3Car">
-    <w:name w:val="Título 3 Car"/>
-    <w:basedOn w:val="Fuentedeprrafopredeter"/>
-    <w:link w:val="Ttulo3"/>
+  <w:style w:type="character" w:customStyle="1" w:styleId="Heading3Char">
+    <w:name w:val="Heading 3 Char"/>
+    <w:basedOn w:val="DefaultParagraphFont"/>
+    <w:link w:val="Heading3"/>
     <w:uiPriority w:val="9"/>
     <w:semiHidden/>
     <w:rsid w:val="00D74577"/>
@@ -11840,10 +14267,10 @@
       <w:szCs w:val="28"/>
     </w:rPr>
   </w:style>
-  <w:style w:type="character" w:customStyle="1" w:styleId="Ttulo4Car">
-    <w:name w:val="Título 4 Car"/>
-    <w:basedOn w:val="Fuentedeprrafopredeter"/>
-    <w:link w:val="Ttulo4"/>
+  <w:style w:type="character" w:customStyle="1" w:styleId="Heading4Char">
+    <w:name w:val="Heading 4 Char"/>
+    <w:basedOn w:val="DefaultParagraphFont"/>
+    <w:link w:val="Heading4"/>
     <w:uiPriority w:val="9"/>
     <w:semiHidden/>
     <w:rsid w:val="00D74577"/>
@@ -11854,10 +14281,10 @@
       <w:color w:val="0F4761" w:themeColor="accent1" w:themeShade="BF"/>
     </w:rPr>
   </w:style>
-  <w:style w:type="character" w:customStyle="1" w:styleId="Ttulo5Car">
-    <w:name w:val="Título 5 Car"/>
-    <w:basedOn w:val="Fuentedeprrafopredeter"/>
-    <w:link w:val="Ttulo5"/>
+  <w:style w:type="character" w:customStyle="1" w:styleId="Heading5Char">
+    <w:name w:val="Heading 5 Char"/>
+    <w:basedOn w:val="DefaultParagraphFont"/>
+    <w:link w:val="Heading5"/>
     <w:uiPriority w:val="9"/>
     <w:semiHidden/>
     <w:rsid w:val="00D74577"/>
@@ -11866,10 +14293,10 @@
       <w:color w:val="0F4761" w:themeColor="accent1" w:themeShade="BF"/>
     </w:rPr>
   </w:style>
-  <w:style w:type="character" w:customStyle="1" w:styleId="Ttulo6Car">
-    <w:name w:val="Título 6 Car"/>
-    <w:basedOn w:val="Fuentedeprrafopredeter"/>
-    <w:link w:val="Ttulo6"/>
+  <w:style w:type="character" w:customStyle="1" w:styleId="Heading6Char">
+    <w:name w:val="Heading 6 Char"/>
+    <w:basedOn w:val="DefaultParagraphFont"/>
+    <w:link w:val="Heading6"/>
     <w:uiPriority w:val="9"/>
     <w:semiHidden/>
     <w:rsid w:val="00D74577"/>
@@ -11880,10 +14307,10 @@
       <w:color w:val="595959" w:themeColor="text1" w:themeTint="A6"/>
     </w:rPr>
   </w:style>
-  <w:style w:type="character" w:customStyle="1" w:styleId="Ttulo7Car">
-    <w:name w:val="Título 7 Car"/>
-    <w:basedOn w:val="Fuentedeprrafopredeter"/>
-    <w:link w:val="Ttulo7"/>
+  <w:style w:type="character" w:customStyle="1" w:styleId="Heading7Char">
+    <w:name w:val="Heading 7 Char"/>
+    <w:basedOn w:val="DefaultParagraphFont"/>
+    <w:link w:val="Heading7"/>
     <w:uiPriority w:val="9"/>
     <w:semiHidden/>
     <w:rsid w:val="00D74577"/>
@@ -11892,10 +14319,10 @@
       <w:color w:val="595959" w:themeColor="text1" w:themeTint="A6"/>
     </w:rPr>
   </w:style>
-  <w:style w:type="character" w:customStyle="1" w:styleId="Ttulo8Car">
-    <w:name w:val="Título 8 Car"/>
-    <w:basedOn w:val="Fuentedeprrafopredeter"/>
-    <w:link w:val="Ttulo8"/>
+  <w:style w:type="character" w:customStyle="1" w:styleId="Heading8Char">
+    <w:name w:val="Heading 8 Char"/>
+    <w:basedOn w:val="DefaultParagraphFont"/>
+    <w:link w:val="Heading8"/>
     <w:uiPriority w:val="9"/>
     <w:semiHidden/>
     <w:rsid w:val="00D74577"/>
@@ -11906,10 +14333,10 @@
       <w:color w:val="272727" w:themeColor="text1" w:themeTint="D8"/>
     </w:rPr>
   </w:style>
-  <w:style w:type="character" w:customStyle="1" w:styleId="Ttulo9Car">
-    <w:name w:val="Título 9 Car"/>
-    <w:basedOn w:val="Fuentedeprrafopredeter"/>
-    <w:link w:val="Ttulo9"/>
+  <w:style w:type="character" w:customStyle="1" w:styleId="Heading9Char">
+    <w:name w:val="Heading 9 Char"/>
+    <w:basedOn w:val="DefaultParagraphFont"/>
+    <w:link w:val="Heading9"/>
     <w:uiPriority w:val="9"/>
     <w:semiHidden/>
     <w:rsid w:val="00D74577"/>
@@ -11918,11 +14345,11 @@
       <w:color w:val="272727" w:themeColor="text1" w:themeTint="D8"/>
     </w:rPr>
   </w:style>
-  <w:style w:type="paragraph" w:styleId="Ttulo">
+  <w:style w:type="paragraph" w:styleId="Title">
     <w:name w:val="Title"/>
     <w:basedOn w:val="Normal"/>
     <w:next w:val="Normal"/>
-    <w:link w:val="TtuloCar"/>
+    <w:link w:val="TitleChar"/>
     <w:uiPriority w:val="10"/>
     <w:qFormat/>
     <w:rsid w:val="00D74577"/>
@@ -11938,10 +14365,10 @@
       <w:szCs w:val="56"/>
     </w:rPr>
   </w:style>
-  <w:style w:type="character" w:customStyle="1" w:styleId="TtuloCar">
-    <w:name w:val="Título Car"/>
-    <w:basedOn w:val="Fuentedeprrafopredeter"/>
-    <w:link w:val="Ttulo"/>
+  <w:style w:type="character" w:customStyle="1" w:styleId="TitleChar">
+    <w:name w:val="Title Char"/>
+    <w:basedOn w:val="DefaultParagraphFont"/>
+    <w:link w:val="Title"/>
     <w:uiPriority w:val="10"/>
     <w:rsid w:val="00D74577"/>
     <w:rPr>
@@ -11952,11 +14379,11 @@
       <w:szCs w:val="56"/>
     </w:rPr>
   </w:style>
-  <w:style w:type="paragraph" w:styleId="Subttulo">
+  <w:style w:type="paragraph" w:styleId="Subtitle">
     <w:name w:val="Subtitle"/>
     <w:basedOn w:val="Normal"/>
     <w:next w:val="Normal"/>
-    <w:link w:val="SubttuloCar"/>
+    <w:link w:val="SubtitleChar"/>
     <w:uiPriority w:val="11"/>
     <w:qFormat/>
     <w:rsid w:val="00D74577"/>
@@ -11973,10 +14400,10 @@
       <w:szCs w:val="28"/>
     </w:rPr>
   </w:style>
-  <w:style w:type="character" w:customStyle="1" w:styleId="SubttuloCar">
-    <w:name w:val="Subtítulo Car"/>
-    <w:basedOn w:val="Fuentedeprrafopredeter"/>
-    <w:link w:val="Subttulo"/>
+  <w:style w:type="character" w:customStyle="1" w:styleId="SubtitleChar">
+    <w:name w:val="Subtitle Char"/>
+    <w:basedOn w:val="DefaultParagraphFont"/>
+    <w:link w:val="Subtitle"/>
     <w:uiPriority w:val="11"/>
     <w:rsid w:val="00D74577"/>
     <w:rPr>
@@ -11987,11 +14414,11 @@
       <w:szCs w:val="28"/>
     </w:rPr>
   </w:style>
-  <w:style w:type="paragraph" w:styleId="Cita">
+  <w:style w:type="paragraph" w:styleId="Quote">
     <w:name w:val="Quote"/>
     <w:basedOn w:val="Normal"/>
     <w:next w:val="Normal"/>
-    <w:link w:val="CitaCar"/>
+    <w:link w:val="QuoteChar"/>
     <w:uiPriority w:val="29"/>
     <w:qFormat/>
     <w:rsid w:val="00D74577"/>
@@ -12005,10 +14432,10 @@
       <w:color w:val="404040" w:themeColor="text1" w:themeTint="BF"/>
     </w:rPr>
   </w:style>
-  <w:style w:type="character" w:customStyle="1" w:styleId="CitaCar">
-    <w:name w:val="Cita Car"/>
-    <w:basedOn w:val="Fuentedeprrafopredeter"/>
-    <w:link w:val="Cita"/>
+  <w:style w:type="character" w:customStyle="1" w:styleId="QuoteChar">
+    <w:name w:val="Quote Char"/>
+    <w:basedOn w:val="DefaultParagraphFont"/>
+    <w:link w:val="Quote"/>
     <w:uiPriority w:val="29"/>
     <w:rsid w:val="00D74577"/>
     <w:rPr>
@@ -12017,7 +14444,7 @@
       <w:color w:val="404040" w:themeColor="text1" w:themeTint="BF"/>
     </w:rPr>
   </w:style>
-  <w:style w:type="paragraph" w:styleId="Prrafodelista">
+  <w:style w:type="paragraph" w:styleId="ListParagraph">
     <w:name w:val="List Paragraph"/>
     <w:basedOn w:val="Normal"/>
     <w:uiPriority w:val="34"/>
@@ -12028,9 +14455,9 @@
       <w:contextualSpacing/>
     </w:pPr>
   </w:style>
-  <w:style w:type="character" w:styleId="nfasisintenso">
+  <w:style w:type="character" w:styleId="IntenseEmphasis">
     <w:name w:val="Intense Emphasis"/>
-    <w:basedOn w:val="Fuentedeprrafopredeter"/>
+    <w:basedOn w:val="DefaultParagraphFont"/>
     <w:uiPriority w:val="21"/>
     <w:qFormat/>
     <w:rsid w:val="00D74577"/>
@@ -12040,11 +14467,11 @@
       <w:color w:val="0F4761" w:themeColor="accent1" w:themeShade="BF"/>
     </w:rPr>
   </w:style>
-  <w:style w:type="paragraph" w:styleId="Citadestacada">
+  <w:style w:type="paragraph" w:styleId="IntenseQuote">
     <w:name w:val="Intense Quote"/>
     <w:basedOn w:val="Normal"/>
     <w:next w:val="Normal"/>
-    <w:link w:val="CitadestacadaCar"/>
+    <w:link w:val="IntenseQuoteChar"/>
     <w:uiPriority w:val="30"/>
     <w:qFormat/>
     <w:rsid w:val="00D74577"/>
@@ -12063,10 +14490,10 @@
       <w:color w:val="0F4761" w:themeColor="accent1" w:themeShade="BF"/>
     </w:rPr>
   </w:style>
-  <w:style w:type="character" w:customStyle="1" w:styleId="CitadestacadaCar">
-    <w:name w:val="Cita destacada Car"/>
-    <w:basedOn w:val="Fuentedeprrafopredeter"/>
-    <w:link w:val="Citadestacada"/>
+  <w:style w:type="character" w:customStyle="1" w:styleId="IntenseQuoteChar">
+    <w:name w:val="Intense Quote Char"/>
+    <w:basedOn w:val="DefaultParagraphFont"/>
+    <w:link w:val="IntenseQuote"/>
     <w:uiPriority w:val="30"/>
     <w:rsid w:val="00D74577"/>
     <w:rPr>
@@ -12075,9 +14502,9 @@
       <w:color w:val="0F4761" w:themeColor="accent1" w:themeShade="BF"/>
     </w:rPr>
   </w:style>
-  <w:style w:type="character" w:styleId="Referenciaintensa">
+  <w:style w:type="character" w:styleId="IntenseReference">
     <w:name w:val="Intense Reference"/>
-    <w:basedOn w:val="Fuentedeprrafopredeter"/>
+    <w:basedOn w:val="DefaultParagraphFont"/>
     <w:uiPriority w:val="32"/>
     <w:qFormat/>
     <w:rsid w:val="00D74577"/>
@@ -12089,10 +14516,10 @@
       <w:spacing w:val="5"/>
     </w:rPr>
   </w:style>
-  <w:style w:type="paragraph" w:styleId="Textonotapie">
+  <w:style w:type="paragraph" w:styleId="FootnoteText">
     <w:name w:val="footnote text"/>
     <w:basedOn w:val="Normal"/>
-    <w:link w:val="TextonotapieCar"/>
+    <w:link w:val="FootnoteTextChar"/>
     <w:uiPriority w:val="99"/>
     <w:semiHidden/>
     <w:unhideWhenUsed/>
@@ -12105,10 +14532,10 @@
       <w:szCs w:val="20"/>
     </w:rPr>
   </w:style>
-  <w:style w:type="character" w:customStyle="1" w:styleId="TextonotapieCar">
-    <w:name w:val="Texto nota pie Car"/>
-    <w:basedOn w:val="Fuentedeprrafopredeter"/>
-    <w:link w:val="Textonotapie"/>
+  <w:style w:type="character" w:customStyle="1" w:styleId="FootnoteTextChar">
+    <w:name w:val="Footnote Text Char"/>
+    <w:basedOn w:val="DefaultParagraphFont"/>
+    <w:link w:val="FootnoteText"/>
     <w:uiPriority w:val="99"/>
     <w:semiHidden/>
     <w:rsid w:val="00070B4C"/>
@@ -12117,9 +14544,9 @@
       <w:szCs w:val="20"/>
     </w:rPr>
   </w:style>
-  <w:style w:type="character" w:styleId="Refdenotaalpie">
+  <w:style w:type="character" w:styleId="FootnoteReference">
     <w:name w:val="footnote reference"/>
-    <w:basedOn w:val="Fuentedeprrafopredeter"/>
+    <w:basedOn w:val="DefaultParagraphFont"/>
     <w:uiPriority w:val="99"/>
     <w:semiHidden/>
     <w:unhideWhenUsed/>
@@ -12128,10 +14555,10 @@
       <w:vertAlign w:val="superscript"/>
     </w:rPr>
   </w:style>
-  <w:style w:type="paragraph" w:styleId="Encabezado">
+  <w:style w:type="paragraph" w:styleId="Header">
     <w:name w:val="header"/>
     <w:basedOn w:val="Normal"/>
-    <w:link w:val="EncabezadoCar"/>
+    <w:link w:val="HeaderChar"/>
     <w:uiPriority w:val="99"/>
     <w:unhideWhenUsed/>
     <w:rsid w:val="006511A9"/>
@@ -12143,17 +14570,17 @@
       <w:spacing w:after="0" w:line="240" w:lineRule="auto"/>
     </w:pPr>
   </w:style>
-  <w:style w:type="character" w:customStyle="1" w:styleId="EncabezadoCar">
-    <w:name w:val="Encabezado Car"/>
-    <w:basedOn w:val="Fuentedeprrafopredeter"/>
-    <w:link w:val="Encabezado"/>
+  <w:style w:type="character" w:customStyle="1" w:styleId="HeaderChar">
+    <w:name w:val="Header Char"/>
+    <w:basedOn w:val="DefaultParagraphFont"/>
+    <w:link w:val="Header"/>
     <w:uiPriority w:val="99"/>
     <w:rsid w:val="006511A9"/>
   </w:style>
-  <w:style w:type="paragraph" w:styleId="Piedepgina">
+  <w:style w:type="paragraph" w:styleId="Footer">
     <w:name w:val="footer"/>
     <w:basedOn w:val="Normal"/>
-    <w:link w:val="PiedepginaCar"/>
+    <w:link w:val="FooterChar"/>
     <w:uiPriority w:val="99"/>
     <w:unhideWhenUsed/>
     <w:rsid w:val="006511A9"/>
@@ -12165,16 +14592,16 @@
       <w:spacing w:after="0" w:line="240" w:lineRule="auto"/>
     </w:pPr>
   </w:style>
-  <w:style w:type="character" w:customStyle="1" w:styleId="PiedepginaCar">
-    <w:name w:val="Pie de página Car"/>
-    <w:basedOn w:val="Fuentedeprrafopredeter"/>
-    <w:link w:val="Piedepgina"/>
+  <w:style w:type="character" w:customStyle="1" w:styleId="FooterChar">
+    <w:name w:val="Footer Char"/>
+    <w:basedOn w:val="DefaultParagraphFont"/>
+    <w:link w:val="Footer"/>
     <w:uiPriority w:val="99"/>
     <w:rsid w:val="006511A9"/>
   </w:style>
-  <w:style w:type="paragraph" w:styleId="TtuloTDC">
+  <w:style w:type="paragraph" w:styleId="TOCHeading">
     <w:name w:val="TOC Heading"/>
-    <w:basedOn w:val="Ttulo1"/>
+    <w:basedOn w:val="Heading1"/>
     <w:next w:val="Normal"/>
     <w:uiPriority w:val="39"/>
     <w:unhideWhenUsed/>
@@ -12192,7 +14619,7 @@
       <w14:ligatures w14:val="none"/>
     </w:rPr>
   </w:style>
-  <w:style w:type="paragraph" w:styleId="ndice1">
+  <w:style w:type="paragraph" w:styleId="Index1">
     <w:name w:val="index 1"/>
     <w:basedOn w:val="Normal"/>
     <w:next w:val="Normal"/>
@@ -12212,7 +14639,7 @@
   </w:style>
   <w:style w:type="paragraph" w:customStyle="1" w:styleId="TITULOS">
     <w:name w:val="TITULOS"/>
-    <w:basedOn w:val="Ttulo1"/>
+    <w:basedOn w:val="Heading1"/>
     <w:next w:val="Titulo1erNivel"/>
     <w:link w:val="TITULOSCar"/>
     <w:qFormat/>
@@ -12229,7 +14656,7 @@
   </w:style>
   <w:style w:type="character" w:customStyle="1" w:styleId="TITULOSCar">
     <w:name w:val="TITULOS Car"/>
-    <w:basedOn w:val="Ttulo1Car"/>
+    <w:basedOn w:val="Heading1Char"/>
     <w:link w:val="TITULOS"/>
     <w:rsid w:val="00CD38FF"/>
     <w:rPr>
@@ -12240,7 +14667,7 @@
       <w:szCs w:val="40"/>
     </w:rPr>
   </w:style>
-  <w:style w:type="paragraph" w:styleId="TDC1">
+  <w:style w:type="paragraph" w:styleId="TOC1">
     <w:name w:val="toc 1"/>
     <w:basedOn w:val="Normal"/>
     <w:next w:val="Normal"/>
@@ -12261,9 +14688,9 @@
       <w:sz w:val="24"/>
     </w:rPr>
   </w:style>
-  <w:style w:type="character" w:styleId="Hipervnculo">
+  <w:style w:type="character" w:styleId="Hyperlink">
     <w:name w:val="Hyperlink"/>
-    <w:basedOn w:val="Fuentedeprrafopredeter"/>
+    <w:basedOn w:val="DefaultParagraphFont"/>
     <w:uiPriority w:val="99"/>
     <w:unhideWhenUsed/>
     <w:rsid w:val="004946ED"/>
@@ -12274,7 +14701,7 @@
   </w:style>
   <w:style w:type="paragraph" w:customStyle="1" w:styleId="Titulo2doNivel">
     <w:name w:val="Titulo2doNivel"/>
-    <w:basedOn w:val="Ttulo3"/>
+    <w:basedOn w:val="Heading3"/>
     <w:link w:val="Titulo2doNivelCar"/>
     <w:qFormat/>
     <w:rsid w:val="00CD38FF"/>
@@ -12298,7 +14725,7 @@
       <w:szCs w:val="28"/>
     </w:rPr>
   </w:style>
-  <w:style w:type="paragraph" w:styleId="TDC2">
+  <w:style w:type="paragraph" w:styleId="TOC2">
     <w:name w:val="toc 2"/>
     <w:basedOn w:val="Normal"/>
     <w:next w:val="Normal"/>
@@ -12333,7 +14760,7 @@
   </w:style>
   <w:style w:type="character" w:customStyle="1" w:styleId="ParrafosCar">
     <w:name w:val="Parrafos Car"/>
-    <w:basedOn w:val="Fuentedeprrafopredeter"/>
+    <w:basedOn w:val="DefaultParagraphFont"/>
     <w:link w:val="Parrafos"/>
     <w:rsid w:val="0018082F"/>
     <w:rPr>
@@ -12343,7 +14770,7 @@
   </w:style>
   <w:style w:type="paragraph" w:customStyle="1" w:styleId="Titulo3erNivel">
     <w:name w:val="Titulo3erNivel"/>
-    <w:basedOn w:val="Ttulo4"/>
+    <w:basedOn w:val="Heading4"/>
     <w:link w:val="Titulo3erNivelCar"/>
     <w:qFormat/>
     <w:rsid w:val="007C4773"/>
@@ -12371,7 +14798,7 @@
   </w:style>
   <w:style w:type="character" w:customStyle="1" w:styleId="Mencinsinresolver1">
     <w:name w:val="Mención sin resolver1"/>
-    <w:basedOn w:val="Fuentedeprrafopredeter"/>
+    <w:basedOn w:val="DefaultParagraphFont"/>
     <w:uiPriority w:val="99"/>
     <w:semiHidden/>
     <w:unhideWhenUsed/>
@@ -12401,12 +14828,12 @@
   </w:style>
   <w:style w:type="character" w:customStyle="1" w:styleId="url">
     <w:name w:val="url"/>
-    <w:basedOn w:val="Fuentedeprrafopredeter"/>
+    <w:basedOn w:val="DefaultParagraphFont"/>
     <w:rsid w:val="0066696E"/>
   </w:style>
-  <w:style w:type="table" w:styleId="Tablaconcuadrcula">
+  <w:style w:type="table" w:styleId="TableGrid">
     <w:name w:val="Table Grid"/>
-    <w:basedOn w:val="Tablanormal"/>
+    <w:basedOn w:val="TableNormal"/>
     <w:uiPriority w:val="59"/>
     <w:rsid w:val="00FB4123"/>
     <w:pPr>
@@ -12423,7 +14850,7 @@
       </w:tblBorders>
     </w:tblPr>
   </w:style>
-  <w:style w:type="paragraph" w:styleId="Descripcin">
+  <w:style w:type="paragraph" w:styleId="Caption">
     <w:name w:val="caption"/>
     <w:basedOn w:val="Normal"/>
     <w:next w:val="Normal"/>
@@ -12442,9 +14869,9 @@
       <w:szCs w:val="18"/>
     </w:rPr>
   </w:style>
-  <w:style w:type="character" w:styleId="Textoennegrita">
+  <w:style w:type="character" w:styleId="Strong">
     <w:name w:val="Strong"/>
-    <w:basedOn w:val="Fuentedeprrafopredeter"/>
+    <w:basedOn w:val="DefaultParagraphFont"/>
     <w:uiPriority w:val="22"/>
     <w:qFormat/>
     <w:rsid w:val="00D526C3"/>
@@ -12455,8 +14882,8 @@
   </w:style>
   <w:style w:type="paragraph" w:customStyle="1" w:styleId="Titulo1erNivel">
     <w:name w:val="Titulo1erNivel"/>
-    <w:basedOn w:val="Ttulo2"/>
-    <w:next w:val="Ttulo3"/>
+    <w:basedOn w:val="Heading2"/>
+    <w:next w:val="Heading3"/>
     <w:link w:val="Titulo1erNivelCar"/>
     <w:qFormat/>
     <w:rsid w:val="00CD38FF"/>
@@ -12472,7 +14899,7 @@
   </w:style>
   <w:style w:type="character" w:customStyle="1" w:styleId="Titulo1erNivelCar">
     <w:name w:val="Titulo1erNivel Car"/>
-    <w:basedOn w:val="Ttulo1Car"/>
+    <w:basedOn w:val="Heading1Char"/>
     <w:link w:val="Titulo1erNivel"/>
     <w:rsid w:val="00B94377"/>
     <w:rPr>
@@ -12485,7 +14912,7 @@
   </w:style>
   <w:style w:type="paragraph" w:customStyle="1" w:styleId="Titulo4toNivel">
     <w:name w:val="Titulo4toNivel"/>
-    <w:basedOn w:val="Ttulo5"/>
+    <w:basedOn w:val="Heading5"/>
     <w:link w:val="Titulo4toNivelCar"/>
     <w:qFormat/>
     <w:rsid w:val="003B4D28"/>
@@ -12502,7 +14929,7 @@
   </w:style>
   <w:style w:type="paragraph" w:customStyle="1" w:styleId="Titulo5toNivel">
     <w:name w:val="Titulo5toNivel"/>
-    <w:basedOn w:val="Ttulo6"/>
+    <w:basedOn w:val="Heading6"/>
     <w:link w:val="Titulo5toNivelCar"/>
     <w:qFormat/>
     <w:rsid w:val="00C66AA8"/>
@@ -12525,7 +14952,7 @@
   </w:style>
   <w:style w:type="character" w:customStyle="1" w:styleId="Titulo4toNivelCar">
     <w:name w:val="Titulo4toNivel Car"/>
-    <w:basedOn w:val="Ttulo4Car"/>
+    <w:basedOn w:val="Heading4Char"/>
     <w:link w:val="Titulo4toNivel"/>
     <w:rsid w:val="003B4D28"/>
     <w:rPr>
@@ -12540,7 +14967,7 @@
   </w:style>
   <w:style w:type="character" w:customStyle="1" w:styleId="Titulo5toNivelCar">
     <w:name w:val="Titulo5toNivel Car"/>
-    <w:basedOn w:val="Ttulo6Car"/>
+    <w:basedOn w:val="Heading6Char"/>
     <w:link w:val="Titulo5toNivel"/>
     <w:rsid w:val="00C66AA8"/>
     <w:rPr>
@@ -12554,7 +14981,7 @@
       <w:lang w:val="es-ES"/>
     </w:rPr>
   </w:style>
-  <w:style w:type="paragraph" w:styleId="Tabladeilustraciones">
+  <w:style w:type="paragraph" w:styleId="TableofFigures">
     <w:name w:val="table of figures"/>
     <w:basedOn w:val="Normal"/>
     <w:next w:val="Normal"/>
@@ -12569,7 +14996,7 @@
       <w:sz w:val="24"/>
     </w:rPr>
   </w:style>
-  <w:style w:type="paragraph" w:styleId="TDC3">
+  <w:style w:type="paragraph" w:styleId="TOC3">
     <w:name w:val="toc 3"/>
     <w:basedOn w:val="Normal"/>
     <w:next w:val="Normal"/>
@@ -12582,9 +15009,9 @@
       <w:ind w:left="440"/>
     </w:pPr>
   </w:style>
-  <w:style w:type="character" w:styleId="Hipervnculovisitado">
+  <w:style w:type="character" w:styleId="FollowedHyperlink">
     <w:name w:val="FollowedHyperlink"/>
-    <w:basedOn w:val="Fuentedeprrafopredeter"/>
+    <w:basedOn w:val="DefaultParagraphFont"/>
     <w:uiPriority w:val="99"/>
     <w:semiHidden/>
     <w:unhideWhenUsed/>
@@ -12594,9 +15021,9 @@
       <w:u w:val="single"/>
     </w:rPr>
   </w:style>
-  <w:style w:type="character" w:styleId="Mencinsinresolver">
+  <w:style w:type="character" w:styleId="UnresolvedMention">
     <w:name w:val="Unresolved Mention"/>
-    <w:basedOn w:val="Fuentedeprrafopredeter"/>
+    <w:basedOn w:val="DefaultParagraphFont"/>
     <w:uiPriority w:val="99"/>
     <w:semiHidden/>
     <w:unhideWhenUsed/>

--- a/LIBRO/Informe de avance Modificado.docx
+++ b/LIBRO/Informe de avance Modificado.docx
@@ -5211,7 +5211,7 @@
         <w:rPr>
           <w:noProof/>
         </w:rPr>
-        <w:t>4</w:t>
+        <w:t>3</w:t>
       </w:r>
       <w:r>
         <w:fldChar w:fldCharType="end"/>
@@ -5414,7 +5414,7 @@
         <w:rPr>
           <w:noProof/>
         </w:rPr>
-        <w:t>5</w:t>
+        <w:t>4</w:t>
       </w:r>
       <w:r>
         <w:fldChar w:fldCharType="end"/>
@@ -5655,7 +5655,7 @@
         <w:rPr>
           <w:noProof/>
         </w:rPr>
-        <w:t>6</w:t>
+        <w:t>5</w:t>
       </w:r>
       <w:r>
         <w:fldChar w:fldCharType="end"/>
@@ -5846,7 +5846,7 @@
         <w:rPr>
           <w:noProof/>
         </w:rPr>
-        <w:t>7</w:t>
+        <w:t>6</w:t>
       </w:r>
       <w:r>
         <w:fldChar w:fldCharType="end"/>
@@ -6085,7 +6085,7 @@
         <w:rPr>
           <w:noProof/>
         </w:rPr>
-        <w:t>8</w:t>
+        <w:t>7</w:t>
       </w:r>
       <w:r>
         <w:fldChar w:fldCharType="end"/>
@@ -6237,7 +6237,7 @@
         <w:rPr>
           <w:noProof/>
         </w:rPr>
-        <w:t>9</w:t>
+        <w:t>8</w:t>
       </w:r>
       <w:r>
         <w:fldChar w:fldCharType="end"/>
@@ -6358,7 +6358,7 @@
         <w:rPr>
           <w:noProof/>
         </w:rPr>
-        <w:t>10</w:t>
+        <w:t>9</w:t>
       </w:r>
       <w:r>
         <w:fldChar w:fldCharType="end"/>
@@ -6494,7 +6494,7 @@
         <w:rPr>
           <w:noProof/>
         </w:rPr>
-        <w:t>11</w:t>
+        <w:t>10</w:t>
       </w:r>
       <w:r>
         <w:fldChar w:fldCharType="end"/>
@@ -6699,7 +6699,7 @@
         <w:rPr>
           <w:noProof/>
         </w:rPr>
-        <w:t>12</w:t>
+        <w:t>11</w:t>
       </w:r>
       <w:r>
         <w:fldChar w:fldCharType="end"/>
@@ -8764,6 +8764,7 @@
         <w:ind w:firstLine="708"/>
       </w:pPr>
       <w:bookmarkStart w:id="81" w:name="_Toc170819912"/>
+      <w:commentRangeStart w:id="82"/>
       <w:r>
         <w:t>S</w:t>
       </w:r>
@@ -8777,7 +8778,18 @@
         <w:t>. La metodología es un componente esencial en cualquier estudio, ya que define el enfoque y los procedimientos utilizados para alcanzar los objetivos planteados.</w:t>
       </w:r>
       <w:r>
-        <w:t xml:space="preserve"> Según </w:t>
+        <w:t xml:space="preserve"> </w:t>
+      </w:r>
+      <w:commentRangeEnd w:id="82"/>
+      <w:r>
+        <w:rPr>
+          <w:rStyle w:val="CommentReference"/>
+          <w:rFonts w:ascii="Aptos" w:hAnsi="Aptos"/>
+        </w:rPr>
+        <w:commentReference w:id="82"/>
+      </w:r>
+      <w:r>
+        <w:t xml:space="preserve">Según </w:t>
       </w:r>
       <w:r>
         <w:t>(</w:t>
@@ -8818,14 +8830,14 @@
       <w:pPr>
         <w:pStyle w:val="Titulo2doNivel"/>
       </w:pPr>
-      <w:bookmarkStart w:id="82" w:name="_Toc1581761813"/>
-      <w:bookmarkStart w:id="83" w:name="_Toc173592432"/>
+      <w:bookmarkStart w:id="83" w:name="_Toc1581761813"/>
+      <w:bookmarkStart w:id="84" w:name="_Toc173592432"/>
       <w:r>
         <w:t>Tipo de investigación</w:t>
       </w:r>
       <w:bookmarkEnd w:id="81"/>
-      <w:bookmarkEnd w:id="82"/>
       <w:bookmarkEnd w:id="83"/>
+      <w:bookmarkEnd w:id="84"/>
     </w:p>
     <w:p>
       <w:pPr>
@@ -8839,16 +8851,16 @@
       <w:pPr>
         <w:pStyle w:val="Titulo2doNivel"/>
       </w:pPr>
-      <w:bookmarkStart w:id="84" w:name="_Toc170819913"/>
-      <w:bookmarkStart w:id="85" w:name="_Toc1043333321"/>
-      <w:bookmarkStart w:id="86" w:name="_Toc173592433"/>
+      <w:bookmarkStart w:id="85" w:name="_Toc170819913"/>
+      <w:bookmarkStart w:id="86" w:name="_Toc1043333321"/>
+      <w:bookmarkStart w:id="87" w:name="_Toc173592433"/>
       <w:r>
         <w:lastRenderedPageBreak/>
         <w:t>Naturaleza de la investigación</w:t>
       </w:r>
-      <w:bookmarkEnd w:id="84"/>
       <w:bookmarkEnd w:id="85"/>
       <w:bookmarkEnd w:id="86"/>
+      <w:bookmarkEnd w:id="87"/>
     </w:p>
     <w:p>
       <w:pPr>
@@ -8862,15 +8874,15 @@
       <w:pPr>
         <w:pStyle w:val="Titulo2doNivel"/>
       </w:pPr>
-      <w:bookmarkStart w:id="87" w:name="_Toc170819914"/>
-      <w:bookmarkStart w:id="88" w:name="_Toc241825522"/>
-      <w:bookmarkStart w:id="89" w:name="_Toc173592434"/>
+      <w:bookmarkStart w:id="88" w:name="_Toc170819914"/>
+      <w:bookmarkStart w:id="89" w:name="_Toc241825522"/>
+      <w:bookmarkStart w:id="90" w:name="_Toc173592434"/>
       <w:r>
         <w:t>Diseño de la investigación</w:t>
       </w:r>
-      <w:bookmarkEnd w:id="87"/>
       <w:bookmarkEnd w:id="88"/>
       <w:bookmarkEnd w:id="89"/>
+      <w:bookmarkEnd w:id="90"/>
     </w:p>
     <w:p>
       <w:pPr>
@@ -8895,7 +8907,10 @@
         </w:numPr>
       </w:pPr>
       <w:r>
-        <w:t xml:space="preserve">Etapa de diagnóstico: en esta etapa se </w:t>
+        <w:t>Fase I</w:t>
+      </w:r>
+      <w:r>
+        <w:t xml:space="preserve"> diagnóstico: en esta etapa se </w:t>
       </w:r>
       <w:r>
         <w:t>desea</w:t>
@@ -8907,7 +8922,7 @@
         <w:t xml:space="preserve"> y se</w:t>
       </w:r>
       <w:r>
-        <w:t xml:space="preserve"> realizará la investigación teórica de los temas y aspectos que se ameriten para la implementación de las posibles soluciones y diseños. La presente etapa corresponde al alcance del objetivo 1. </w:t>
+        <w:t xml:space="preserve"> realiza la investigación teórica de los temas y aspectos que se ameriten para la implementación de las posibles soluciones y diseños. La presente etapa corresponde al alcance del objetivo 1. </w:t>
       </w:r>
     </w:p>
     <w:p>
@@ -8919,7 +8934,10 @@
         </w:numPr>
       </w:pPr>
       <w:r>
-        <w:t xml:space="preserve">Etapa de diseño: en esta etapa se ejecuta las tareas y actividades relacionadas con el diseño electrónico, software y hardware; buscando realizar un bosquejo de los </w:t>
+        <w:t>Fase II</w:t>
+      </w:r>
+      <w:r>
+        <w:t xml:space="preserve"> diseño: en esta etapa se ejecuta las tareas y actividades relacionadas con el diseño electrónico, software y hardware; buscando realizar un bosquejo de los </w:t>
       </w:r>
       <w:r>
         <w:t>componentes</w:t>
@@ -8938,7 +8956,31 @@
       </w:pPr>
       <w:r>
         <w:lastRenderedPageBreak/>
-        <w:t>Implementación: en esta etapa se colocará en marcha todo lo definido en la etapa de diseño, donde se adquirirán y ensamblaran los módulos, componentes, sensores, microcontroladores y actuadores seleccionados, se desarrollará la programación del software que controlará el hardware, y se harán todos los cambios necesarios para el funcionamiento del sistema. Esta etapa indica la finalización de los objetivos 2 al 4.</w:t>
+        <w:t>Fase III I</w:t>
+      </w:r>
+      <w:r>
+        <w:t xml:space="preserve">mplementación: en esta etapa se coloca en marcha todo lo definido en la etapa de diseño, donde se </w:t>
+      </w:r>
+      <w:r>
+        <w:t>adquie</w:t>
+      </w:r>
+      <w:r>
+        <w:t xml:space="preserve">ren </w:t>
+      </w:r>
+      <w:r>
+        <w:t>y ensambla</w:t>
+      </w:r>
+      <w:r>
+        <w:t>n</w:t>
+      </w:r>
+      <w:r>
+        <w:t xml:space="preserve"> los módulos, componentes, sensores, microcontroladores y actuadores seleccionados, se desarrolla la programación del software que controla el hardware, y se </w:t>
+      </w:r>
+      <w:r>
+        <w:t>realizan</w:t>
+      </w:r>
+      <w:r>
+        <w:t xml:space="preserve"> todos los cambios necesarios para el funcionamiento del sistema. Esta etapa indica la finalización de los objetivos 2 al 4.</w:t>
       </w:r>
     </w:p>
     <w:p>
@@ -8950,18 +8992,27 @@
         </w:numPr>
       </w:pPr>
       <w:r>
-        <w:t>Verificación: en la presente etapa se realizarán las pruebas necesarias para comprobar el correcto funcionamiento del prototipo, que cumpla todas sus funciones según lo diseñado, se corregirán los errores presentados y se documentará desempeño en diferentes condiciones de dicho dispositivo. En esta etapa se llevaría a cabo el objetivo 5.</w:t>
+        <w:t>Fase IV V</w:t>
+      </w:r>
+      <w:r>
+        <w:t>erificación: en la presente etapa se realiza las pruebas necesarias para comprobar el correcto funcionamiento del prototipo, que cumpla todas sus funciones según lo diseñado, se corregirán los errores presentados y se documenta</w:t>
+      </w:r>
+      <w:r>
+        <w:t xml:space="preserve"> </w:t>
+      </w:r>
+      <w:r>
+        <w:t>desempeño en diferentes condiciones de dicho dispositivo. En esta etapa se llevaría a cabo el objetivo 5.</w:t>
       </w:r>
     </w:p>
     <w:p>
       <w:pPr>
         <w:pStyle w:val="Titulo3erNivel"/>
       </w:pPr>
-      <w:bookmarkStart w:id="90" w:name="_Toc277649981"/>
+      <w:bookmarkStart w:id="91" w:name="_Toc277649981"/>
       <w:r>
         <w:t>Fase I Diagnostico</w:t>
       </w:r>
-      <w:bookmarkEnd w:id="90"/>
+      <w:bookmarkEnd w:id="91"/>
       <w:r>
         <w:t xml:space="preserve"> </w:t>
       </w:r>
@@ -9048,11 +9099,11 @@
       <w:r>
         <w:t xml:space="preserve">¿Qué variable es la más apropiada de controlar para identificar una emergencia de una persona y cómo </w:t>
       </w:r>
-      <w:bookmarkStart w:id="91" w:name="_Int_9dt6mqGX"/>
+      <w:bookmarkStart w:id="92" w:name="_Int_9dt6mqGX"/>
       <w:r>
         <w:t>sensarla</w:t>
       </w:r>
-      <w:bookmarkEnd w:id="91"/>
+      <w:bookmarkEnd w:id="92"/>
       <w:r>
         <w:t>?</w:t>
       </w:r>
@@ -9070,11 +9121,11 @@
       <w:pPr>
         <w:pStyle w:val="Titulo3erNivel"/>
       </w:pPr>
-      <w:bookmarkStart w:id="92" w:name="_Toc1387339525"/>
+      <w:bookmarkStart w:id="93" w:name="_Toc1387339525"/>
       <w:r>
         <w:t>Fase II Diseño</w:t>
       </w:r>
-      <w:bookmarkEnd w:id="92"/>
+      <w:bookmarkEnd w:id="93"/>
       <w:r>
         <w:t xml:space="preserve"> </w:t>
       </w:r>
@@ -9132,12 +9183,12 @@
       <w:pPr>
         <w:pStyle w:val="Titulo3erNivel"/>
       </w:pPr>
-      <w:bookmarkStart w:id="93" w:name="_Toc1806498180"/>
+      <w:bookmarkStart w:id="94" w:name="_Toc1806498180"/>
       <w:r>
         <w:lastRenderedPageBreak/>
         <w:t>Fase III Implementación</w:t>
       </w:r>
-      <w:bookmarkEnd w:id="93"/>
+      <w:bookmarkEnd w:id="94"/>
       <w:r>
         <w:t xml:space="preserve"> </w:t>
       </w:r>
@@ -9179,11 +9230,11 @@
       <w:pPr>
         <w:pStyle w:val="Titulo3erNivel"/>
       </w:pPr>
-      <w:bookmarkStart w:id="94" w:name="_Toc491086328"/>
+      <w:bookmarkStart w:id="95" w:name="_Toc491086328"/>
       <w:r>
         <w:t>Fase IV Verificación</w:t>
       </w:r>
-      <w:bookmarkEnd w:id="94"/>
+      <w:bookmarkEnd w:id="95"/>
       <w:r>
         <w:t xml:space="preserve"> </w:t>
       </w:r>
@@ -9349,6 +9400,14 @@
       </w:pPr>
       <w:r>
         <w:t xml:space="preserve">Fase I Diagnostico </w:t>
+      </w:r>
+    </w:p>
+    <w:p>
+      <w:pPr>
+        <w:pStyle w:val="Parrafos"/>
+      </w:pPr>
+      <w:r>
+        <w:t>La primera fase de la investigación tuvo como propósito identificar las características específicas del problema y establecer los requerimientos técnicos necesarios para el diseño del prototipo. Para ello, se formularon preguntas orientadoras relacionadas con la comunicación a larga distancia, la geolocalización, el procesamiento de datos, la reproducción de audio y la detección de emergencias.</w:t>
       </w:r>
     </w:p>
     <w:p>
@@ -9368,6 +9427,7 @@
           <w:b/>
           <w:bCs/>
         </w:rPr>
+        <w:lastRenderedPageBreak/>
         <w:t>Técnica</w:t>
       </w:r>
       <w:r>
@@ -9413,125 +9473,76 @@
         </w:tabs>
       </w:pPr>
       <w:r>
+        <w:t>S</w:t>
+      </w:r>
+      <w:r>
+        <w:t>e evaluaron distintas alternativas de comunicación inalámbrica, priorizando dos criterios fundamentales: alcance de transmisión y fiabilidad de la comunicación.</w:t>
+      </w:r>
+    </w:p>
+    <w:p>
+      <w:pPr>
+        <w:pStyle w:val="Parrafos"/>
+        <w:tabs>
+          <w:tab w:val="left" w:pos="3299"/>
+        </w:tabs>
+      </w:pPr>
+      <w:r>
+        <w:t>La</w:t>
+      </w:r>
+      <w:r>
+        <w:t xml:space="preserve"> primera alternativa de comunicación evaluada fue la tecnología GSM, implementada mediante el módulo SIM800L. Para su validación se realizaron pruebas con tarjetas SIM de los operadores nacionales Movistar y Movilnet, verificándose que el módulo reconocía correctamente las tarjetas y ejecutaba las rutinas básicas de inicialización a través de comandos AT. Sin embargo, no logró registrarse en la red móvil debido a que este dispositivo opera exclusivamente sobre infraestructura 2G (GSM/GPRS), estándar que ha sido descontinuado por la mayoría de los operadores en Venezuela.</w:t>
+      </w:r>
+    </w:p>
+    <w:p>
+      <w:pPr>
+        <w:pStyle w:val="Parrafos"/>
+        <w:tabs>
+          <w:tab w:val="left" w:pos="3299"/>
+        </w:tabs>
+      </w:pPr>
+      <w:r>
+        <w:t>Incluso en zonas con cobertura confirmada de Movilnet, donde se constató la presencia de señal mediante terminales móviles, el módulo no consiguió establecer enlace con la red, lo que evidenció su incompatibilidad con la infraestructura de telecomunicaciones vigente en el país. Este resultado permitió concluir que el SIM800L no es una opción viable para el proyecto, y que, en caso de requerirse comunicación celular, sería necesario migrar hacia módulos compatibles con 3G o 4G, considerando como limitantes el mayor costo, consumo energético y dimensiones físicas de estos dispositivos en comparación con las soluciones 2G.</w:t>
+      </w:r>
+    </w:p>
+    <w:p>
+      <w:pPr>
+        <w:pStyle w:val="Parrafos"/>
+        <w:tabs>
+          <w:tab w:val="left" w:pos="3299"/>
+        </w:tabs>
+      </w:pPr>
+      <w:r>
+        <w:t>Seguidamente, s</w:t>
+      </w:r>
+      <w:r>
+        <w:t>e evaluaron distintas alternativas de comunicación inalámbrica</w:t>
+      </w:r>
+      <w:r>
+        <w:t xml:space="preserve"> más modernas</w:t>
+      </w:r>
+      <w:r>
+        <w:t xml:space="preserve"> y dentro de los alcances del proyecto</w:t>
+      </w:r>
+      <w:r>
+        <w:t xml:space="preserve">. Inicialmente se realizaron pruebas con los módulos </w:t>
+      </w:r>
+      <w:proofErr w:type="spellStart"/>
+      <w:r>
+        <w:t>Reyax</w:t>
+      </w:r>
+      <w:proofErr w:type="spellEnd"/>
+      <w:r>
+        <w:t xml:space="preserve"> RYLR998, los cuales operan en la banda de 915 MHz y ofrecen una configuración sencilla mediante comandos AT. Sin embargo, los resultados obtenidos no </w:t>
+      </w:r>
+      <w:r>
         <w:lastRenderedPageBreak/>
-        <w:t xml:space="preserve">Debido a que </w:t>
-      </w:r>
-      <w:r>
-        <w:t xml:space="preserve">el </w:t>
-      </w:r>
-      <w:r>
-        <w:t>prototipo</w:t>
-      </w:r>
-      <w:r>
-        <w:t xml:space="preserve"> se quiere implementar </w:t>
-      </w:r>
-      <w:r>
-        <w:t xml:space="preserve">tomando como prioridad la distancia a alcanzar y </w:t>
-      </w:r>
-      <w:r>
-        <w:t>la</w:t>
-      </w:r>
-      <w:r>
-        <w:t xml:space="preserve"> fiabilidad de la </w:t>
-      </w:r>
-      <w:r>
-        <w:t>comunicación</w:t>
-      </w:r>
-      <w:r>
-        <w:t xml:space="preserve">, se </w:t>
-      </w:r>
-      <w:r>
-        <w:t xml:space="preserve">seleccionó </w:t>
-      </w:r>
-      <w:r>
-        <w:t>los módulos LoRa,</w:t>
-      </w:r>
-      <w:r>
-        <w:t xml:space="preserve"> </w:t>
-      </w:r>
-      <w:r>
-        <w:t>más</w:t>
-      </w:r>
-      <w:r>
-        <w:t xml:space="preserve"> específicamente se opta por usar los Chips </w:t>
-      </w:r>
-      <w:r>
-        <w:rPr>
-          <w:rFonts w:hint="eastAsia"/>
-        </w:rPr>
-        <w:t>Core1262-HF</w:t>
-      </w:r>
-      <w:r>
-        <w:t xml:space="preserve"> los cuales tiene</w:t>
-      </w:r>
-      <w:r>
-        <w:t>n incorporado los chips</w:t>
-      </w:r>
-      <w:r>
-        <w:t xml:space="preserve"> SX1262 de </w:t>
-      </w:r>
-      <w:proofErr w:type="spellStart"/>
-      <w:r>
-        <w:t>Semtec</w:t>
-      </w:r>
-      <w:r>
-        <w:t>h</w:t>
-      </w:r>
-      <w:proofErr w:type="spellEnd"/>
-      <w:r>
-        <w:t>.</w:t>
-      </w:r>
-      <w:r>
-        <w:t xml:space="preserve"> </w:t>
-      </w:r>
-      <w:r>
-        <w:t>Anteriormente</w:t>
-      </w:r>
-      <w:r>
-        <w:t xml:space="preserve"> se realizaron pruebas con </w:t>
-      </w:r>
-      <w:r>
-        <w:t>módulos</w:t>
-      </w:r>
-      <w:r>
-        <w:t xml:space="preserve"> </w:t>
-      </w:r>
-      <w:proofErr w:type="spellStart"/>
-      <w:r>
-        <w:t>Reyax</w:t>
-      </w:r>
-      <w:proofErr w:type="spellEnd"/>
-      <w:r>
-        <w:t xml:space="preserve"> RYLR998 </w:t>
-      </w:r>
-      <w:r>
-        <w:t>sin emba</w:t>
-      </w:r>
-      <w:r>
-        <w:t xml:space="preserve">rgo los resultados obtenidos no fueron los mejores. En </w:t>
-      </w:r>
-      <w:r>
-        <w:t>la figura</w:t>
-      </w:r>
-      <w:r>
-        <w:t xml:space="preserve"> </w:t>
-      </w:r>
-      <w:r>
-        <w:t xml:space="preserve">XX se muestra </w:t>
-      </w:r>
-      <w:r>
-        <w:t xml:space="preserve">el recorrido máximo que se tuvo con estos </w:t>
-      </w:r>
-      <w:r>
-        <w:t>módulos</w:t>
-      </w:r>
-      <w:r>
-        <w:t>.</w:t>
-      </w:r>
-    </w:p>
-    <w:p>
-      <w:pPr>
-        <w:pStyle w:val="Parrafos"/>
+        <w:t>fueron los más satisfactorios, especialmente en lo referente a la distancia efectiva de transmisión y la flexibilidad de parámetros de radiofrecuencia.</w:t>
+      </w:r>
+    </w:p>
+    <w:p>
+      <w:pPr>
+        <w:pStyle w:val="Parrafos"/>
+        <w:keepNext/>
         <w:tabs>
           <w:tab w:val="left" w:pos="3299"/>
         </w:tabs>
@@ -9542,10 +9553,10 @@
           <w:noProof/>
         </w:rPr>
         <w:drawing>
-          <wp:inline distT="0" distB="0" distL="0" distR="0" wp14:anchorId="155DC23D" wp14:editId="257F8002">
+          <wp:inline distT="0" distB="0" distL="0" distR="0" wp14:anchorId="6D843E5F" wp14:editId="0559AC17">
             <wp:extent cx="3437919" cy="2525323"/>
             <wp:effectExtent l="0" t="0" r="0" b="8890"/>
-            <wp:docPr id="7" name="Imagen 7" descr="RYLR998｜REYAX TECHNOLOGY"/>
+            <wp:docPr id="859966748" name="Imagen 7" descr="RYLR998｜REYAX TECHNOLOGY"/>
             <wp:cNvGraphicFramePr>
               <a:graphicFrameLocks xmlns:a="http://schemas.openxmlformats.org/drawingml/2006/main" noChangeAspect="1"/>
             </wp:cNvGraphicFramePr>
@@ -9559,7 +9570,7 @@
                     </pic:cNvPicPr>
                   </pic:nvPicPr>
                   <pic:blipFill>
-                    <a:blip r:embed="rId25">
+                    <a:blip r:embed="rId29">
                       <a:extLst>
                         <a:ext uri="{28A0092B-C50C-407E-A947-70E740481C1C}">
                           <a14:useLocalDpi xmlns:a14="http://schemas.microsoft.com/office/drawing/2010/main" val="0"/>
@@ -9593,15 +9604,66 @@
     </w:p>
     <w:p>
       <w:pPr>
+        <w:pStyle w:val="Caption"/>
+        <w:jc w:val="center"/>
+      </w:pPr>
+      <w:r>
+        <w:t xml:space="preserve">Figure </w:t>
+      </w:r>
+      <w:r>
+        <w:fldChar w:fldCharType="begin"/>
+      </w:r>
+      <w:r>
+        <w:instrText xml:space="preserve"> SEQ Figure \* ARABIC </w:instrText>
+      </w:r>
+      <w:r>
+        <w:fldChar w:fldCharType="separate"/>
+      </w:r>
+      <w:r>
+        <w:rPr>
+          <w:noProof/>
+        </w:rPr>
+        <w:t>12</w:t>
+      </w:r>
+      <w:r>
+        <w:fldChar w:fldCharType="end"/>
+      </w:r>
+      <w:r>
+        <w:t>. RYLR998</w:t>
+      </w:r>
+    </w:p>
+    <w:p>
+      <w:pPr>
         <w:pStyle w:val="Parrafos"/>
         <w:tabs>
           <w:tab w:val="left" w:pos="3299"/>
         </w:tabs>
-      </w:pPr>
-    </w:p>
-    <w:p>
-      <w:pPr>
-        <w:pStyle w:val="Parrafos"/>
+        <w:jc w:val="center"/>
+      </w:pPr>
+      <w:r>
+        <w:t xml:space="preserve">Posteriormente se incorporaron los módulos Core1262-HF, basados en el chip SX1262 de </w:t>
+      </w:r>
+      <w:proofErr w:type="spellStart"/>
+      <w:r>
+        <w:t>Semtech</w:t>
+      </w:r>
+      <w:proofErr w:type="spellEnd"/>
+      <w:r>
+        <w:t>, los cuales demostraron un desempeño superior en varios aspectos técnicos. La comparación entre ambos dispositivos permitió identificar los siguientes puntos relevantes:</w:t>
+      </w:r>
+    </w:p>
+    <w:p>
+      <w:pPr>
+        <w:pStyle w:val="Parrafos"/>
+        <w:tabs>
+          <w:tab w:val="left" w:pos="3299"/>
+        </w:tabs>
+      </w:pPr>
+    </w:p>
+    <w:p>
+      <w:pPr>
+        <w:pStyle w:val="Parrafos"/>
+        <w:keepNext/>
         <w:tabs>
           <w:tab w:val="left" w:pos="3299"/>
         </w:tabs>
@@ -9630,7 +9692,7 @@
                     </pic:cNvPicPr>
                   </pic:nvPicPr>
                   <pic:blipFill>
-                    <a:blip r:embed="rId26">
+                    <a:blip r:embed="rId30">
                       <a:extLst>
                         <a:ext uri="{28A0092B-C50C-407E-A947-70E740481C1C}">
                           <a14:useLocalDpi xmlns:a14="http://schemas.microsoft.com/office/drawing/2010/main" val="0"/>
@@ -9664,6 +9726,156 @@
     </w:p>
     <w:p>
       <w:pPr>
+        <w:pStyle w:val="Caption"/>
+        <w:jc w:val="center"/>
+      </w:pPr>
+      <w:r>
+        <w:t xml:space="preserve">Figure </w:t>
+      </w:r>
+      <w:r>
+        <w:fldChar w:fldCharType="begin"/>
+      </w:r>
+      <w:r>
+        <w:instrText xml:space="preserve"> SEQ Figure \* ARABIC </w:instrText>
+      </w:r>
+      <w:r>
+        <w:fldChar w:fldCharType="separate"/>
+      </w:r>
+      <w:r>
+        <w:rPr>
+          <w:noProof/>
+        </w:rPr>
+        <w:t>13</w:t>
+      </w:r>
+      <w:r>
+        <w:fldChar w:fldCharType="end"/>
+      </w:r>
+      <w:r>
+        <w:t>. SX1262</w:t>
+      </w:r>
+    </w:p>
+    <w:p>
+      <w:pPr>
+        <w:pStyle w:val="Parrafos"/>
+        <w:numPr>
+          <w:ilvl w:val="0"/>
+          <w:numId w:val="9"/>
+        </w:numPr>
+        <w:tabs>
+          <w:tab w:val="left" w:pos="3299"/>
+        </w:tabs>
+      </w:pPr>
+      <w:r>
+        <w:t>Frecuencia de operación: ambos módulos cumplen con el requisito de trabajar en la banda de 915 MHz, por lo que este parámetro no representó un factor diferenciador.</w:t>
+      </w:r>
+    </w:p>
+    <w:p>
+      <w:pPr>
+        <w:pStyle w:val="Parrafos"/>
+        <w:numPr>
+          <w:ilvl w:val="0"/>
+          <w:numId w:val="9"/>
+        </w:numPr>
+        <w:tabs>
+          <w:tab w:val="left" w:pos="3299"/>
+        </w:tabs>
+      </w:pPr>
+      <w:r>
+        <w:t>Potencia de transmisión: el SX1262 ofrece una potencia máxima superior (+22 dBm frente a +20 dBm del RYLR998), lo que se tradujo en un mayor alcance comprobado empíricamente durante las pruebas de campo.</w:t>
+      </w:r>
+    </w:p>
+    <w:p>
+      <w:pPr>
+        <w:pStyle w:val="Parrafos"/>
+        <w:numPr>
+          <w:ilvl w:val="0"/>
+          <w:numId w:val="9"/>
+        </w:numPr>
+        <w:tabs>
+          <w:tab w:val="left" w:pos="3299"/>
+        </w:tabs>
+      </w:pPr>
+      <w:r>
+        <w:t>Sensibilidad de recepción: el SX1262 mostró una sensibilidad más alta, evidenciada en la capacidad de recibir datos aun cuando la señal llegaba con menor potencia en comparación con el RYLR998.</w:t>
+      </w:r>
+    </w:p>
+    <w:p>
+      <w:pPr>
+        <w:pStyle w:val="Parrafos"/>
+        <w:numPr>
+          <w:ilvl w:val="0"/>
+          <w:numId w:val="9"/>
+        </w:numPr>
+        <w:tabs>
+          <w:tab w:val="left" w:pos="3299"/>
+        </w:tabs>
+      </w:pPr>
+      <w:r>
+        <w:t>Alcance teórico y práctico: aunque ambos módulos presentan alcances teóricos similares, las pruebas realizadas confirmaron que el SX1262 alcanzó distancias mayores y con mayor estabilidad en la comunicación.</w:t>
+      </w:r>
+    </w:p>
+    <w:p>
+      <w:pPr>
+        <w:pStyle w:val="Parrafos"/>
+        <w:numPr>
+          <w:ilvl w:val="0"/>
+          <w:numId w:val="10"/>
+        </w:numPr>
+        <w:tabs>
+          <w:tab w:val="left" w:pos="3299"/>
+        </w:tabs>
+      </w:pPr>
+      <w:r>
+        <w:t xml:space="preserve">Consumo energético: en transmisión y recepción, el RYLR998 mostró un consumo más bajo, lo cual constituye una ventaja en términos de eficiencia energética. No </w:t>
+      </w:r>
+      <w:r>
+        <w:lastRenderedPageBreak/>
+        <w:t>obstante, este factor no resultó determinante, dado que el dispositivo está diseñado para transmitir de manera continua y la prioridad se centró en la fiabilidad de la comunicación.</w:t>
+      </w:r>
+    </w:p>
+    <w:p>
+      <w:pPr>
+        <w:pStyle w:val="Parrafos"/>
+        <w:numPr>
+          <w:ilvl w:val="0"/>
+          <w:numId w:val="10"/>
+        </w:numPr>
+        <w:tabs>
+          <w:tab w:val="left" w:pos="3299"/>
+        </w:tabs>
+      </w:pPr>
+      <w:r>
+        <w:t>Antena: se comprobó que la calidad y tipo de antena influyen significativamente en la distancia de transmisión. El SX1262 permitió mayor flexibilidad en la selección de antenas externas, lo que contribuyó a optimizar el alcance.</w:t>
+      </w:r>
+    </w:p>
+    <w:p>
+      <w:pPr>
+        <w:pStyle w:val="Parrafos"/>
+        <w:numPr>
+          <w:ilvl w:val="0"/>
+          <w:numId w:val="10"/>
+        </w:numPr>
+        <w:tabs>
+          <w:tab w:val="left" w:pos="3299"/>
+        </w:tabs>
+      </w:pPr>
+      <w:r>
+        <w:t>Flexibilidad de parámetros RF: este fue uno de los aspectos más determinantes. El SX1262 permitió ajustar parámetros como el ancho de banda, el factor de dispersión y la tasa de codificación, lo que posibilitó alcanzar mayores distancias y adaptar la comunicación a diferentes condiciones de entorno.</w:t>
+      </w:r>
+    </w:p>
+    <w:p>
+      <w:pPr>
+        <w:pStyle w:val="Parrafos"/>
+        <w:tabs>
+          <w:tab w:val="left" w:pos="3299"/>
+        </w:tabs>
+      </w:pPr>
+      <w:r>
+        <w:t>En conclusión, aunque el módulo RYLR998 presentó ventajas en consumo energético y simplicidad de configuración, el SX1262 se consolidó como la opción más adecuada para el prototipo, al ofrecer mayor alcance, mejor sensibilidad y mayor flexibilidad de configuración, factores que responden directamente a la necesidad de garantizar una comunicación confiable en escenarios de uso real.</w:t>
+      </w:r>
+    </w:p>
+    <w:p>
+      <w:pPr>
         <w:pStyle w:val="Parrafos"/>
         <w:tabs>
           <w:tab w:val="left" w:pos="3299"/>
@@ -9764,6 +9976,7 @@
         </w:tabs>
       </w:pPr>
       <w:r>
+        <w:lastRenderedPageBreak/>
         <w:t xml:space="preserve"> El </w:t>
       </w:r>
       <w:r>
@@ -9812,7 +10025,6 @@
         <w:rPr>
           <w:noProof/>
         </w:rPr>
-        <w:lastRenderedPageBreak/>
         <w:drawing>
           <wp:inline distT="0" distB="0" distL="0" distR="0" wp14:anchorId="6C24B398" wp14:editId="528E29CF">
             <wp:extent cx="3040912" cy="3040912"/>
@@ -9831,7 +10043,7 @@
                     </pic:cNvPicPr>
                   </pic:nvPicPr>
                   <pic:blipFill>
-                    <a:blip r:embed="rId27" cstate="print">
+                    <a:blip r:embed="rId31" cstate="print">
                       <a:extLst>
                         <a:ext uri="{28A0092B-C50C-407E-A947-70E740481C1C}">
                           <a14:useLocalDpi xmlns:a14="http://schemas.microsoft.com/office/drawing/2010/main" val="0"/>
@@ -10061,7 +10273,7 @@
                     </pic:cNvPicPr>
                   </pic:nvPicPr>
                   <pic:blipFill>
-                    <a:blip r:embed="rId28">
+                    <a:blip r:embed="rId32">
                       <a:extLst>
                         <a:ext uri="{28A0092B-C50C-407E-A947-70E740481C1C}">
                           <a14:useLocalDpi xmlns:a14="http://schemas.microsoft.com/office/drawing/2010/main" val="0"/>
@@ -10775,18 +10987,18 @@
           <w:highlight w:val="red"/>
         </w:rPr>
       </w:pPr>
-      <w:bookmarkStart w:id="95" w:name="_Toc170819915"/>
-      <w:bookmarkStart w:id="96" w:name="_Toc660348512"/>
-      <w:bookmarkStart w:id="97" w:name="_Toc173592435"/>
+      <w:bookmarkStart w:id="96" w:name="_Toc170819915"/>
+      <w:bookmarkStart w:id="97" w:name="_Toc660348512"/>
+      <w:bookmarkStart w:id="98" w:name="_Toc173592435"/>
       <w:r>
         <w:rPr>
           <w:highlight w:val="red"/>
         </w:rPr>
         <w:t>Diagrama de eventos</w:t>
       </w:r>
-      <w:bookmarkEnd w:id="95"/>
       <w:bookmarkEnd w:id="96"/>
       <w:bookmarkEnd w:id="97"/>
+      <w:bookmarkEnd w:id="98"/>
     </w:p>
     <w:p>
       <w:pPr>
@@ -10856,7 +11068,7 @@
                     <pic:cNvPicPr/>
                   </pic:nvPicPr>
                   <pic:blipFill>
-                    <a:blip r:embed="rId29" cstate="print">
+                    <a:blip r:embed="rId33" cstate="print">
                       <a:extLst>
                         <a:ext uri="{28A0092B-C50C-407E-A947-70E740481C1C}">
                           <a14:useLocalDpi xmlns:a14="http://schemas.microsoft.com/office/drawing/2010/main" val="0"/>
@@ -10891,14 +11103,14 @@
           <w:highlight w:val="red"/>
         </w:rPr>
       </w:pPr>
-      <w:bookmarkStart w:id="98" w:name="_Toc173864086"/>
+      <w:bookmarkStart w:id="99" w:name="_Toc173864086"/>
       <w:r>
         <w:rPr>
           <w:highlight w:val="red"/>
         </w:rPr>
         <w:t>Tabla 2 Primeras 8 semanas del cronograma para el proyecto</w:t>
       </w:r>
-      <w:bookmarkEnd w:id="98"/>
+      <w:bookmarkEnd w:id="99"/>
     </w:p>
     <w:p>
       <w:pPr>
@@ -10950,7 +11162,7 @@
                     <pic:cNvPicPr/>
                   </pic:nvPicPr>
                   <pic:blipFill>
-                    <a:blip r:embed="rId30">
+                    <a:blip r:embed="rId34">
                       <a:extLst>
                         <a:ext uri="{28A0092B-C50C-407E-A947-70E740481C1C}">
                           <a14:useLocalDpi xmlns:a14="http://schemas.microsoft.com/office/drawing/2010/main" val="0"/>
@@ -10985,14 +11197,14 @@
           <w:highlight w:val="red"/>
         </w:rPr>
       </w:pPr>
-      <w:bookmarkStart w:id="99" w:name="_Toc173864087"/>
+      <w:bookmarkStart w:id="100" w:name="_Toc173864087"/>
       <w:r>
         <w:rPr>
           <w:highlight w:val="red"/>
         </w:rPr>
         <w:t>Tabla 3. Últimas 8 semanas del cronograma para el proyecto</w:t>
       </w:r>
-      <w:bookmarkEnd w:id="99"/>
+      <w:bookmarkEnd w:id="100"/>
     </w:p>
     <w:p>
       <w:pPr>
@@ -11001,9 +11213,9 @@
           <w:highlight w:val="red"/>
         </w:rPr>
       </w:pPr>
-      <w:bookmarkStart w:id="100" w:name="_Toc170819916"/>
-      <w:bookmarkStart w:id="101" w:name="_Toc71021469"/>
-      <w:bookmarkStart w:id="102" w:name="_Toc173592436"/>
+      <w:bookmarkStart w:id="101" w:name="_Toc170819916"/>
+      <w:bookmarkStart w:id="102" w:name="_Toc71021469"/>
+      <w:bookmarkStart w:id="103" w:name="_Toc173592436"/>
       <w:r>
         <w:rPr>
           <w:highlight w:val="red"/>
@@ -11011,9 +11223,9 @@
         <w:lastRenderedPageBreak/>
         <w:t>Resultados Esperados</w:t>
       </w:r>
-      <w:bookmarkEnd w:id="100"/>
       <w:bookmarkEnd w:id="101"/>
       <w:bookmarkEnd w:id="102"/>
+      <w:bookmarkEnd w:id="103"/>
     </w:p>
     <w:p>
       <w:pPr>
@@ -11188,12 +11400,12 @@
       <w:pPr>
         <w:pStyle w:val="TITULOS"/>
       </w:pPr>
-      <w:bookmarkStart w:id="103" w:name="_Toc173592437"/>
+      <w:bookmarkStart w:id="104" w:name="_Toc173592437"/>
       <w:r>
         <w:lastRenderedPageBreak/>
         <w:t>Referencias Bibliográficas</w:t>
       </w:r>
-      <w:bookmarkEnd w:id="103"/>
+      <w:bookmarkEnd w:id="104"/>
     </w:p>
     <w:p>
       <w:pPr>
@@ -11254,7 +11466,7 @@
       <w:r>
         <w:t xml:space="preserve">. Recuperado de </w:t>
       </w:r>
-      <w:hyperlink r:id="rId31" w:anchor=":~:text=La%20historia%20de%20LoRa%20comenz%C3%B3,convertir%20la%20idea%20en%20realidad">
+      <w:hyperlink r:id="rId35" w:anchor=":~:text=La%20historia%20de%20LoRa%20comenz%C3%B3,convertir%20la%20idea%20en%20realidad">
         <w:r>
           <w:rPr>
             <w:rStyle w:val="Hyperlink"/>
@@ -11304,7 +11516,7 @@
         </w:rPr>
         <w:t xml:space="preserve">. Disponible en: </w:t>
       </w:r>
-      <w:hyperlink r:id="rId32">
+      <w:hyperlink r:id="rId36">
         <w:r>
           <w:rPr>
             <w:rStyle w:val="Hyperlink"/>
@@ -11366,7 +11578,7 @@
         </w:rPr>
         <w:t xml:space="preserve">Ed. Boston. </w:t>
       </w:r>
-      <w:hyperlink r:id="rId33" w:history="1">
+      <w:hyperlink r:id="rId37" w:history="1">
         <w:r>
           <w:rPr>
             <w:rStyle w:val="Hyperlink"/>
@@ -11420,7 +11632,7 @@
       <w:r>
         <w:t xml:space="preserve">n: </w:t>
       </w:r>
-      <w:hyperlink r:id="rId34" w:history="1">
+      <w:hyperlink r:id="rId38" w:history="1">
         <w:r>
           <w:rPr>
             <w:rStyle w:val="Hyperlink"/>
@@ -11589,7 +11801,7 @@
       <w:r>
         <w:t xml:space="preserve">n: </w:t>
       </w:r>
-      <w:hyperlink r:id="rId35" w:history="1">
+      <w:hyperlink r:id="rId39" w:history="1">
         <w:r>
           <w:rPr>
             <w:rStyle w:val="Hyperlink"/>
@@ -11630,7 +11842,7 @@
       <w:r>
         <w:t xml:space="preserve">Recuperado de </w:t>
       </w:r>
-      <w:hyperlink r:id="rId36">
+      <w:hyperlink r:id="rId40">
         <w:r>
           <w:rPr>
             <w:rStyle w:val="Hyperlink"/>
@@ -11678,7 +11890,7 @@
       <w:r>
         <w:t xml:space="preserve">6). Manual de trabajos de grado de Especialización y Maestría y tesis doctorales. </w:t>
       </w:r>
-      <w:hyperlink r:id="rId37" w:history="1">
+      <w:hyperlink r:id="rId41" w:history="1">
         <w:r>
           <w:rPr>
             <w:rStyle w:val="Hyperlink"/>
@@ -11787,7 +11999,7 @@
       <w:r>
         <w:t xml:space="preserve">Disponible en: </w:t>
       </w:r>
-      <w:hyperlink r:id="rId38" w:history="1">
+      <w:hyperlink r:id="rId42" w:history="1">
         <w:r>
           <w:rPr>
             <w:rStyle w:val="Hyperlink"/>
@@ -11856,7 +12068,7 @@
         </w:rPr>
         <w:t xml:space="preserve">. Disponible en </w:t>
       </w:r>
-      <w:hyperlink r:id="rId39">
+      <w:hyperlink r:id="rId43">
         <w:r>
           <w:rPr>
             <w:rStyle w:val="Hyperlink"/>
@@ -11910,7 +12122,7 @@
         </w:rPr>
         <w:t xml:space="preserve"> Disponible en </w:t>
       </w:r>
-      <w:hyperlink r:id="rId40">
+      <w:hyperlink r:id="rId44">
         <w:r>
           <w:rPr>
             <w:rStyle w:val="Hyperlink"/>
@@ -11994,7 +12206,7 @@
         </w:rPr>
         <w:t xml:space="preserve"> </w:t>
       </w:r>
-      <w:hyperlink r:id="rId41">
+      <w:hyperlink r:id="rId45">
         <w:r>
           <w:rPr>
             <w:rStyle w:val="Hyperlink"/>
@@ -12100,7 +12312,7 @@
         </w:rPr>
         <w:t xml:space="preserve"> </w:t>
       </w:r>
-      <w:hyperlink r:id="rId42">
+      <w:hyperlink r:id="rId46">
         <w:r>
           <w:rPr>
             <w:rStyle w:val="Hyperlink"/>
@@ -12166,7 +12378,7 @@
       <w:r>
         <w:t xml:space="preserve">Recuperado 4 de julio de 2024, de  </w:t>
       </w:r>
-      <w:hyperlink r:id="rId43">
+      <w:hyperlink r:id="rId47">
         <w:r>
           <w:rPr>
             <w:rStyle w:val="Hyperlink"/>
@@ -12213,7 +12425,7 @@
       <w:r>
         <w:t xml:space="preserve"> </w:t>
       </w:r>
-      <w:hyperlink r:id="rId44">
+      <w:hyperlink r:id="rId48">
         <w:r>
           <w:rPr>
             <w:rStyle w:val="Hyperlink"/>
@@ -12280,7 +12492,7 @@
       <w:r>
         <w:t xml:space="preserve">Instituto de Investigaciones Bibliotecológicas y de la Información, UNAM. </w:t>
       </w:r>
-      <w:hyperlink r:id="rId45" w:history="1">
+      <w:hyperlink r:id="rId49" w:history="1">
         <w:r>
           <w:rPr>
             <w:rStyle w:val="Hyperlink"/>
@@ -12345,7 +12557,7 @@
       <w:r>
         <w:t xml:space="preserve"> Recuperado 3 de julio de 2024, de </w:t>
       </w:r>
-      <w:hyperlink r:id="rId46">
+      <w:hyperlink r:id="rId50">
         <w:r>
           <w:rPr>
             <w:rStyle w:val="Hyperlink"/>
@@ -12396,7 +12608,7 @@
         </w:rPr>
         <w:t xml:space="preserve">. Disponible en </w:t>
       </w:r>
-      <w:hyperlink r:id="rId47">
+      <w:hyperlink r:id="rId51">
         <w:r>
           <w:rPr>
             <w:rStyle w:val="Hyperlink"/>
@@ -12550,7 +12762,7 @@
       <w:r>
         <w:t xml:space="preserve"> Disponible en: </w:t>
       </w:r>
-      <w:hyperlink r:id="rId48">
+      <w:hyperlink r:id="rId52">
         <w:r>
           <w:rPr>
             <w:rStyle w:val="Hyperlink"/>
@@ -12588,7 +12800,7 @@
       <w:r>
         <w:br/>
       </w:r>
-      <w:hyperlink r:id="rId49" w:history="1">
+      <w:hyperlink r:id="rId53" w:history="1">
         <w:r>
           <w:rPr>
             <w:rStyle w:val="Hyperlink"/>
@@ -12604,7 +12816,7 @@
         <w:ind w:left="720" w:hanging="720"/>
         <w:jc w:val="both"/>
       </w:pPr>
-      <w:hyperlink r:id="rId50" w:history="1">
+      <w:hyperlink r:id="rId54" w:history="1">
         <w:r>
           <w:rPr>
             <w:rStyle w:val="Hyperlink"/>
@@ -12641,7 +12853,7 @@
     <w:p/>
     <w:p/>
     <w:sectPr>
-      <w:footerReference w:type="default" r:id="rId51"/>
+      <w:footerReference w:type="default" r:id="rId55"/>
       <w:pgSz w:w="12240" w:h="15840"/>
       <w:pgMar w:top="1985" w:right="1418" w:bottom="1418" w:left="1985" w:header="709" w:footer="709" w:gutter="0"/>
       <w:pgNumType w:start="1"/>
@@ -12650,6 +12862,45 @@
     </w:sectPr>
   </w:body>
 </w:document>
+</file>
+
+<file path=word/comments.xml><?xml version="1.0" encoding="utf-8"?>
+<w:comments xmlns:wpc="http://schemas.microsoft.com/office/word/2010/wordprocessingCanvas" xmlns:cx="http://schemas.microsoft.com/office/drawing/2014/chartex" xmlns:cx1="http://schemas.microsoft.com/office/drawing/2015/9/8/chartex" xmlns:cx2="http://schemas.microsoft.com/office/drawing/2015/10/21/chartex" xmlns:cx3="http://schemas.microsoft.com/office/drawing/2016/5/9/chartex" xmlns:cx4="http://schemas.microsoft.com/office/drawing/2016/5/10/chartex" xmlns:cx5="http://schemas.microsoft.com/office/drawing/2016/5/11/chartex" xmlns:cx6="http://schemas.microsoft.com/office/drawing/2016/5/12/chartex" xmlns:cx7="http://schemas.microsoft.com/office/drawing/2016/5/13/chartex" xmlns:cx8="http://schemas.microsoft.com/office/drawing/2016/5/14/chartex" xmlns:mc="http://schemas.openxmlformats.org/markup-compatibility/2006" xmlns:aink="http://schemas.microsoft.com/office/drawing/2016/ink" xmlns:am3d="http://schemas.microsoft.com/office/drawing/2017/model3d" xmlns:o="urn:schemas-microsoft-com:office:office" xmlns:oel="http://schemas.microsoft.com/office/2019/extlst" xmlns:r="http://schemas.openxmlformats.org/officeDocument/2006/relationships" xmlns:m="http://schemas.openxmlformats.org/officeDocument/2006/math" xmlns:v="urn:schemas-microsoft-com:vml" xmlns:wp14="http://schemas.microsoft.com/office/word/2010/wordprocessingDrawing" xmlns:wp="http://schemas.openxmlformats.org/drawingml/2006/wordprocessingDrawing" xmlns:w10="urn:schemas-microsoft-com:office:word" xmlns:w="http://schemas.openxmlformats.org/wordprocessingml/2006/main" xmlns:w14="http://schemas.microsoft.com/office/word/2010/wordml" xmlns:w15="http://schemas.microsoft.com/office/word/2012/wordml" xmlns:w16cex="http://schemas.microsoft.com/office/word/2018/wordml/cex" xmlns:w16cid="http://schemas.microsoft.com/office/word/2016/wordml/cid" xmlns:w16="http://schemas.microsoft.com/office/word/2018/wordml" xmlns:w16du="http://schemas.microsoft.com/office/word/2023/wordml/word16du" xmlns:w16sdtdh="http://schemas.microsoft.com/office/word/2020/wordml/sdtdatahash" xmlns:w16sdtfl="http://schemas.microsoft.com/office/word/2024/wordml/sdtformatlock" xmlns:w16se="http://schemas.microsoft.com/office/word/2015/wordml/symex" xmlns:wpg="http://schemas.microsoft.com/office/word/2010/wordprocessingGroup" xmlns:wpi="http://schemas.microsoft.com/office/word/2010/wordprocessingInk" xmlns:wne="http://schemas.microsoft.com/office/word/2006/wordml" xmlns:wps="http://schemas.microsoft.com/office/word/2010/wordprocessingShape" mc:Ignorable="w14 w15 w16se w16cid w16 w16cex w16sdtdh w16sdtfl w16du wp14">
+  <w:comment w:id="82" w:author="daniela alejandra cañas urbina" w:date="2025-10-13T20:37:00Z" w:initials="dc">
+    <w:p>
+      <w:pPr>
+        <w:pStyle w:val="CommentText"/>
+      </w:pPr>
+      <w:r>
+        <w:rPr>
+          <w:rStyle w:val="CommentReference"/>
+        </w:rPr>
+        <w:annotationRef/>
+      </w:r>
+      <w:r>
+        <w:t>No se si se tiene que colocar que ya se realizó</w:t>
+      </w:r>
+    </w:p>
+  </w:comment>
+</w:comments>
+</file>
+
+<file path=word/commentsExtended.xml><?xml version="1.0" encoding="utf-8"?>
+<w15:commentsEx xmlns:wpc="http://schemas.microsoft.com/office/word/2010/wordprocessingCanvas" xmlns:cx="http://schemas.microsoft.com/office/drawing/2014/chartex" xmlns:cx1="http://schemas.microsoft.com/office/drawing/2015/9/8/chartex" xmlns:cx2="http://schemas.microsoft.com/office/drawing/2015/10/21/chartex" xmlns:cx3="http://schemas.microsoft.com/office/drawing/2016/5/9/chartex" xmlns:cx4="http://schemas.microsoft.com/office/drawing/2016/5/10/chartex" xmlns:cx5="http://schemas.microsoft.com/office/drawing/2016/5/11/chartex" xmlns:cx6="http://schemas.microsoft.com/office/drawing/2016/5/12/chartex" xmlns:cx7="http://schemas.microsoft.com/office/drawing/2016/5/13/chartex" xmlns:cx8="http://schemas.microsoft.com/office/drawing/2016/5/14/chartex" xmlns:mc="http://schemas.openxmlformats.org/markup-compatibility/2006" xmlns:aink="http://schemas.microsoft.com/office/drawing/2016/ink" xmlns:am3d="http://schemas.microsoft.com/office/drawing/2017/model3d" xmlns:o="urn:schemas-microsoft-com:office:office" xmlns:oel="http://schemas.microsoft.com/office/2019/extlst" xmlns:r="http://schemas.openxmlformats.org/officeDocument/2006/relationships" xmlns:m="http://schemas.openxmlformats.org/officeDocument/2006/math" xmlns:v="urn:schemas-microsoft-com:vml" xmlns:wp14="http://schemas.microsoft.com/office/word/2010/wordprocessingDrawing" xmlns:wp="http://schemas.openxmlformats.org/drawingml/2006/wordprocessingDrawing" xmlns:w10="urn:schemas-microsoft-com:office:word" xmlns:w="http://schemas.openxmlformats.org/wordprocessingml/2006/main" xmlns:w14="http://schemas.microsoft.com/office/word/2010/wordml" xmlns:w15="http://schemas.microsoft.com/office/word/2012/wordml" xmlns:w16cex="http://schemas.microsoft.com/office/word/2018/wordml/cex" xmlns:w16cid="http://schemas.microsoft.com/office/word/2016/wordml/cid" xmlns:w16="http://schemas.microsoft.com/office/word/2018/wordml" xmlns:w16du="http://schemas.microsoft.com/office/word/2023/wordml/word16du" xmlns:w16sdtdh="http://schemas.microsoft.com/office/word/2020/wordml/sdtdatahash" xmlns:w16sdtfl="http://schemas.microsoft.com/office/word/2024/wordml/sdtformatlock" xmlns:w16se="http://schemas.microsoft.com/office/word/2015/wordml/symex" xmlns:wpg="http://schemas.microsoft.com/office/word/2010/wordprocessingGroup" xmlns:wpi="http://schemas.microsoft.com/office/word/2010/wordprocessingInk" xmlns:wne="http://schemas.microsoft.com/office/word/2006/wordml" xmlns:wps="http://schemas.microsoft.com/office/word/2010/wordprocessingShape" mc:Ignorable="w14 w15 w16se w16cid w16 w16cex w16sdtdh w16sdtfl w16du wp14">
+  <w15:commentEx w15:paraId="54960B64" w15:done="0"/>
+</w15:commentsEx>
+</file>
+
+<file path=word/commentsExtensible.xml><?xml version="1.0" encoding="utf-8"?>
+<w16cex:commentsExtensible xmlns:wpc="http://schemas.microsoft.com/office/word/2010/wordprocessingCanvas" xmlns:cx="http://schemas.microsoft.com/office/drawing/2014/chartex" xmlns:cx1="http://schemas.microsoft.com/office/drawing/2015/9/8/chartex" xmlns:cx2="http://schemas.microsoft.com/office/drawing/2015/10/21/chartex" xmlns:cx3="http://schemas.microsoft.com/office/drawing/2016/5/9/chartex" xmlns:cx4="http://schemas.microsoft.com/office/drawing/2016/5/10/chartex" xmlns:cx5="http://schemas.microsoft.com/office/drawing/2016/5/11/chartex" xmlns:cx6="http://schemas.microsoft.com/office/drawing/2016/5/12/chartex" xmlns:cx7="http://schemas.microsoft.com/office/drawing/2016/5/13/chartex" xmlns:cx8="http://schemas.microsoft.com/office/drawing/2016/5/14/chartex" xmlns:cr="http://schemas.microsoft.com/office/comments/2020/reactions" xmlns:mc="http://schemas.openxmlformats.org/markup-compatibility/2006" xmlns:aink="http://schemas.microsoft.com/office/drawing/2016/ink" xmlns:am3d="http://schemas.microsoft.com/office/drawing/2017/model3d" xmlns:o="urn:schemas-microsoft-com:office:office" xmlns:oel="http://schemas.microsoft.com/office/2019/extlst" xmlns:r="http://schemas.openxmlformats.org/officeDocument/2006/relationships" xmlns:m="http://schemas.openxmlformats.org/officeDocument/2006/math" xmlns:v="urn:schemas-microsoft-com:vml" xmlns:wp14="http://schemas.microsoft.com/office/word/2010/wordprocessingDrawing" xmlns:wp="http://schemas.openxmlformats.org/drawingml/2006/wordprocessingDrawing" xmlns:w10="urn:schemas-microsoft-com:office:word" xmlns:w="http://schemas.openxmlformats.org/wordprocessingml/2006/main" xmlns:w14="http://schemas.microsoft.com/office/word/2010/wordml" xmlns:w15="http://schemas.microsoft.com/office/word/2012/wordml" xmlns:w16cex="http://schemas.microsoft.com/office/word/2018/wordml/cex" xmlns:w16cid="http://schemas.microsoft.com/office/word/2016/wordml/cid" xmlns:w16="http://schemas.microsoft.com/office/word/2018/wordml" xmlns:w16du="http://schemas.microsoft.com/office/word/2023/wordml/word16du" xmlns:w16sdtdh="http://schemas.microsoft.com/office/word/2020/wordml/sdtdatahash" xmlns:w16sdtfl="http://schemas.microsoft.com/office/word/2024/wordml/sdtformatlock" xmlns:w16se="http://schemas.microsoft.com/office/word/2015/wordml/symex" xmlns:wpg="http://schemas.microsoft.com/office/word/2010/wordprocessingGroup" xmlns:wpi="http://schemas.microsoft.com/office/word/2010/wordprocessingInk" xmlns:wne="http://schemas.microsoft.com/office/word/2006/wordml" xmlns:wps="http://schemas.microsoft.com/office/word/2010/wordprocessingShape" mc:Ignorable="w14 w15 w16se w16cid w16 w16cex w16sdtdh w16sdtfl cr w16du wp14">
+  <w16cex:commentExtensible w16cex:durableId="39347E76" w16cex:dateUtc="2025-10-14T00:37:00Z"/>
+</w16cex:commentsExtensible>
+</file>
+
+<file path=word/commentsIds.xml><?xml version="1.0" encoding="utf-8"?>
+<w16cid:commentsIds xmlns:wpc="http://schemas.microsoft.com/office/word/2010/wordprocessingCanvas" xmlns:cx="http://schemas.microsoft.com/office/drawing/2014/chartex" xmlns:cx1="http://schemas.microsoft.com/office/drawing/2015/9/8/chartex" xmlns:cx2="http://schemas.microsoft.com/office/drawing/2015/10/21/chartex" xmlns:cx3="http://schemas.microsoft.com/office/drawing/2016/5/9/chartex" xmlns:cx4="http://schemas.microsoft.com/office/drawing/2016/5/10/chartex" xmlns:cx5="http://schemas.microsoft.com/office/drawing/2016/5/11/chartex" xmlns:cx6="http://schemas.microsoft.com/office/drawing/2016/5/12/chartex" xmlns:cx7="http://schemas.microsoft.com/office/drawing/2016/5/13/chartex" xmlns:cx8="http://schemas.microsoft.com/office/drawing/2016/5/14/chartex" xmlns:mc="http://schemas.openxmlformats.org/markup-compatibility/2006" xmlns:aink="http://schemas.microsoft.com/office/drawing/2016/ink" xmlns:am3d="http://schemas.microsoft.com/office/drawing/2017/model3d" xmlns:o="urn:schemas-microsoft-com:office:office" xmlns:oel="http://schemas.microsoft.com/office/2019/extlst" xmlns:r="http://schemas.openxmlformats.org/officeDocument/2006/relationships" xmlns:m="http://schemas.openxmlformats.org/officeDocument/2006/math" xmlns:v="urn:schemas-microsoft-com:vml" xmlns:wp14="http://schemas.microsoft.com/office/word/2010/wordprocessingDrawing" xmlns:wp="http://schemas.openxmlformats.org/drawingml/2006/wordprocessingDrawing" xmlns:w10="urn:schemas-microsoft-com:office:word" xmlns:w="http://schemas.openxmlformats.org/wordprocessingml/2006/main" xmlns:w14="http://schemas.microsoft.com/office/word/2010/wordml" xmlns:w15="http://schemas.microsoft.com/office/word/2012/wordml" xmlns:w16cex="http://schemas.microsoft.com/office/word/2018/wordml/cex" xmlns:w16cid="http://schemas.microsoft.com/office/word/2016/wordml/cid" xmlns:w16="http://schemas.microsoft.com/office/word/2018/wordml" xmlns:w16du="http://schemas.microsoft.com/office/word/2023/wordml/word16du" xmlns:w16sdtdh="http://schemas.microsoft.com/office/word/2020/wordml/sdtdatahash" xmlns:w16sdtfl="http://schemas.microsoft.com/office/word/2024/wordml/sdtformatlock" xmlns:w16se="http://schemas.microsoft.com/office/word/2015/wordml/symex" xmlns:wpg="http://schemas.microsoft.com/office/word/2010/wordprocessingGroup" xmlns:wpi="http://schemas.microsoft.com/office/word/2010/wordprocessingInk" xmlns:wne="http://schemas.microsoft.com/office/word/2006/wordml" xmlns:wps="http://schemas.microsoft.com/office/word/2010/wordprocessingShape" mc:Ignorable="w14 w15 w16se w16cid w16 w16cex w16sdtdh w16sdtfl w16du wp14">
+  <w16cid:commentId w16cid:paraId="54960B64" w16cid:durableId="39347E76"/>
+</w16cid:commentsIds>
 </file>
 
 <file path=word/endnotes.xml><?xml version="1.0" encoding="utf-8"?>
@@ -13206,6 +13457,118 @@
     </w:lvl>
   </w:abstractNum>
   <w:abstractNum w:abstractNumId="2" w15:restartNumberingAfterBreak="0">
+    <w:nsid w:val="37DA7515"/>
+    <w:multiLevelType w:val="hybridMultilevel"/>
+    <w:tmpl w:val="3B4A0CC6"/>
+    <w:lvl w:ilvl="0" w:tplc="04090001">
+      <w:start w:val="1"/>
+      <w:numFmt w:val="bullet"/>
+      <w:lvlText w:val=""/>
+      <w:lvlJc w:val="left"/>
+      <w:pPr>
+        <w:ind w:left="648" w:hanging="360"/>
+      </w:pPr>
+      <w:rPr>
+        <w:rFonts w:ascii="Symbol" w:hAnsi="Symbol" w:hint="default"/>
+      </w:rPr>
+    </w:lvl>
+    <w:lvl w:ilvl="1" w:tplc="5428F00E">
+      <w:numFmt w:val="bullet"/>
+      <w:lvlText w:val="-"/>
+      <w:lvlJc w:val="left"/>
+      <w:pPr>
+        <w:ind w:left="1368" w:hanging="360"/>
+      </w:pPr>
+      <w:rPr>
+        <w:rFonts w:ascii="Times New Roman" w:eastAsia="Aptos" w:hAnsi="Times New Roman" w:cs="Times New Roman" w:hint="default"/>
+      </w:rPr>
+    </w:lvl>
+    <w:lvl w:ilvl="2" w:tplc="FFFFFFFF" w:tentative="1">
+      <w:start w:val="1"/>
+      <w:numFmt w:val="bullet"/>
+      <w:lvlText w:val=""/>
+      <w:lvlJc w:val="left"/>
+      <w:pPr>
+        <w:ind w:left="2088" w:hanging="360"/>
+      </w:pPr>
+      <w:rPr>
+        <w:rFonts w:ascii="Wingdings" w:hAnsi="Wingdings" w:hint="default"/>
+      </w:rPr>
+    </w:lvl>
+    <w:lvl w:ilvl="3" w:tplc="FFFFFFFF" w:tentative="1">
+      <w:start w:val="1"/>
+      <w:numFmt w:val="bullet"/>
+      <w:lvlText w:val=""/>
+      <w:lvlJc w:val="left"/>
+      <w:pPr>
+        <w:ind w:left="2808" w:hanging="360"/>
+      </w:pPr>
+      <w:rPr>
+        <w:rFonts w:ascii="Symbol" w:hAnsi="Symbol" w:hint="default"/>
+      </w:rPr>
+    </w:lvl>
+    <w:lvl w:ilvl="4" w:tplc="FFFFFFFF" w:tentative="1">
+      <w:start w:val="1"/>
+      <w:numFmt w:val="bullet"/>
+      <w:lvlText w:val="o"/>
+      <w:lvlJc w:val="left"/>
+      <w:pPr>
+        <w:ind w:left="3528" w:hanging="360"/>
+      </w:pPr>
+      <w:rPr>
+        <w:rFonts w:ascii="Courier New" w:hAnsi="Courier New" w:cs="Courier New" w:hint="default"/>
+      </w:rPr>
+    </w:lvl>
+    <w:lvl w:ilvl="5" w:tplc="FFFFFFFF" w:tentative="1">
+      <w:start w:val="1"/>
+      <w:numFmt w:val="bullet"/>
+      <w:lvlText w:val=""/>
+      <w:lvlJc w:val="left"/>
+      <w:pPr>
+        <w:ind w:left="4248" w:hanging="360"/>
+      </w:pPr>
+      <w:rPr>
+        <w:rFonts w:ascii="Wingdings" w:hAnsi="Wingdings" w:hint="default"/>
+      </w:rPr>
+    </w:lvl>
+    <w:lvl w:ilvl="6" w:tplc="FFFFFFFF" w:tentative="1">
+      <w:start w:val="1"/>
+      <w:numFmt w:val="bullet"/>
+      <w:lvlText w:val=""/>
+      <w:lvlJc w:val="left"/>
+      <w:pPr>
+        <w:ind w:left="4968" w:hanging="360"/>
+      </w:pPr>
+      <w:rPr>
+        <w:rFonts w:ascii="Symbol" w:hAnsi="Symbol" w:hint="default"/>
+      </w:rPr>
+    </w:lvl>
+    <w:lvl w:ilvl="7" w:tplc="FFFFFFFF" w:tentative="1">
+      <w:start w:val="1"/>
+      <w:numFmt w:val="bullet"/>
+      <w:lvlText w:val="o"/>
+      <w:lvlJc w:val="left"/>
+      <w:pPr>
+        <w:ind w:left="5688" w:hanging="360"/>
+      </w:pPr>
+      <w:rPr>
+        <w:rFonts w:ascii="Courier New" w:hAnsi="Courier New" w:cs="Courier New" w:hint="default"/>
+      </w:rPr>
+    </w:lvl>
+    <w:lvl w:ilvl="8" w:tplc="FFFFFFFF" w:tentative="1">
+      <w:start w:val="1"/>
+      <w:numFmt w:val="bullet"/>
+      <w:lvlText w:val=""/>
+      <w:lvlJc w:val="left"/>
+      <w:pPr>
+        <w:ind w:left="6408" w:hanging="360"/>
+      </w:pPr>
+      <w:rPr>
+        <w:rFonts w:ascii="Wingdings" w:hAnsi="Wingdings" w:hint="default"/>
+      </w:rPr>
+    </w:lvl>
+  </w:abstractNum>
+  <w:abstractNum w:abstractNumId="3" w15:restartNumberingAfterBreak="0">
     <w:nsid w:val="4F0E005A"/>
     <w:multiLevelType w:val="multilevel"/>
     <w:tmpl w:val="485A3AFC"/>
@@ -13354,7 +13717,7 @@
       </w:rPr>
     </w:lvl>
   </w:abstractNum>
-  <w:abstractNum w:abstractNumId="3" w15:restartNumberingAfterBreak="0">
+  <w:abstractNum w:abstractNumId="4" w15:restartNumberingAfterBreak="0">
     <w:nsid w:val="50686D13"/>
     <w:multiLevelType w:val="hybridMultilevel"/>
     <w:tmpl w:val="9BC08016"/>
@@ -13467,7 +13830,458 @@
       </w:rPr>
     </w:lvl>
   </w:abstractNum>
-  <w:abstractNum w:abstractNumId="4" w15:restartNumberingAfterBreak="0">
+  <w:abstractNum w:abstractNumId="5" w15:restartNumberingAfterBreak="0">
+    <w:nsid w:val="5A1B16CE"/>
+    <w:multiLevelType w:val="hybridMultilevel"/>
+    <w:tmpl w:val="06A40BFC"/>
+    <w:lvl w:ilvl="0" w:tplc="04090001">
+      <w:start w:val="1"/>
+      <w:numFmt w:val="bullet"/>
+      <w:lvlText w:val=""/>
+      <w:lvlJc w:val="left"/>
+      <w:pPr>
+        <w:ind w:left="1008" w:hanging="360"/>
+      </w:pPr>
+      <w:rPr>
+        <w:rFonts w:ascii="Symbol" w:hAnsi="Symbol" w:hint="default"/>
+      </w:rPr>
+    </w:lvl>
+    <w:lvl w:ilvl="1" w:tplc="04090003" w:tentative="1">
+      <w:start w:val="1"/>
+      <w:numFmt w:val="bullet"/>
+      <w:lvlText w:val="o"/>
+      <w:lvlJc w:val="left"/>
+      <w:pPr>
+        <w:ind w:left="1728" w:hanging="360"/>
+      </w:pPr>
+      <w:rPr>
+        <w:rFonts w:ascii="Courier New" w:hAnsi="Courier New" w:cs="Courier New" w:hint="default"/>
+      </w:rPr>
+    </w:lvl>
+    <w:lvl w:ilvl="2" w:tplc="04090005" w:tentative="1">
+      <w:start w:val="1"/>
+      <w:numFmt w:val="bullet"/>
+      <w:lvlText w:val=""/>
+      <w:lvlJc w:val="left"/>
+      <w:pPr>
+        <w:ind w:left="2448" w:hanging="360"/>
+      </w:pPr>
+      <w:rPr>
+        <w:rFonts w:ascii="Wingdings" w:hAnsi="Wingdings" w:hint="default"/>
+      </w:rPr>
+    </w:lvl>
+    <w:lvl w:ilvl="3" w:tplc="04090001" w:tentative="1">
+      <w:start w:val="1"/>
+      <w:numFmt w:val="bullet"/>
+      <w:lvlText w:val=""/>
+      <w:lvlJc w:val="left"/>
+      <w:pPr>
+        <w:ind w:left="3168" w:hanging="360"/>
+      </w:pPr>
+      <w:rPr>
+        <w:rFonts w:ascii="Symbol" w:hAnsi="Symbol" w:hint="default"/>
+      </w:rPr>
+    </w:lvl>
+    <w:lvl w:ilvl="4" w:tplc="04090003" w:tentative="1">
+      <w:start w:val="1"/>
+      <w:numFmt w:val="bullet"/>
+      <w:lvlText w:val="o"/>
+      <w:lvlJc w:val="left"/>
+      <w:pPr>
+        <w:ind w:left="3888" w:hanging="360"/>
+      </w:pPr>
+      <w:rPr>
+        <w:rFonts w:ascii="Courier New" w:hAnsi="Courier New" w:cs="Courier New" w:hint="default"/>
+      </w:rPr>
+    </w:lvl>
+    <w:lvl w:ilvl="5" w:tplc="04090005" w:tentative="1">
+      <w:start w:val="1"/>
+      <w:numFmt w:val="bullet"/>
+      <w:lvlText w:val=""/>
+      <w:lvlJc w:val="left"/>
+      <w:pPr>
+        <w:ind w:left="4608" w:hanging="360"/>
+      </w:pPr>
+      <w:rPr>
+        <w:rFonts w:ascii="Wingdings" w:hAnsi="Wingdings" w:hint="default"/>
+      </w:rPr>
+    </w:lvl>
+    <w:lvl w:ilvl="6" w:tplc="04090001" w:tentative="1">
+      <w:start w:val="1"/>
+      <w:numFmt w:val="bullet"/>
+      <w:lvlText w:val=""/>
+      <w:lvlJc w:val="left"/>
+      <w:pPr>
+        <w:ind w:left="5328" w:hanging="360"/>
+      </w:pPr>
+      <w:rPr>
+        <w:rFonts w:ascii="Symbol" w:hAnsi="Symbol" w:hint="default"/>
+      </w:rPr>
+    </w:lvl>
+    <w:lvl w:ilvl="7" w:tplc="04090003" w:tentative="1">
+      <w:start w:val="1"/>
+      <w:numFmt w:val="bullet"/>
+      <w:lvlText w:val="o"/>
+      <w:lvlJc w:val="left"/>
+      <w:pPr>
+        <w:ind w:left="6048" w:hanging="360"/>
+      </w:pPr>
+      <w:rPr>
+        <w:rFonts w:ascii="Courier New" w:hAnsi="Courier New" w:cs="Courier New" w:hint="default"/>
+      </w:rPr>
+    </w:lvl>
+    <w:lvl w:ilvl="8" w:tplc="04090005" w:tentative="1">
+      <w:start w:val="1"/>
+      <w:numFmt w:val="bullet"/>
+      <w:lvlText w:val=""/>
+      <w:lvlJc w:val="left"/>
+      <w:pPr>
+        <w:ind w:left="6768" w:hanging="360"/>
+      </w:pPr>
+      <w:rPr>
+        <w:rFonts w:ascii="Wingdings" w:hAnsi="Wingdings" w:hint="default"/>
+      </w:rPr>
+    </w:lvl>
+  </w:abstractNum>
+  <w:abstractNum w:abstractNumId="6" w15:restartNumberingAfterBreak="0">
+    <w:nsid w:val="618205A8"/>
+    <w:multiLevelType w:val="hybridMultilevel"/>
+    <w:tmpl w:val="129AFD94"/>
+    <w:lvl w:ilvl="0" w:tplc="0409000F">
+      <w:start w:val="1"/>
+      <w:numFmt w:val="decimal"/>
+      <w:lvlText w:val="%1."/>
+      <w:lvlJc w:val="left"/>
+      <w:pPr>
+        <w:ind w:left="648" w:hanging="360"/>
+      </w:pPr>
+      <w:rPr>
+        <w:rFonts w:hint="default"/>
+      </w:rPr>
+    </w:lvl>
+    <w:lvl w:ilvl="1" w:tplc="FFFFFFFF" w:tentative="1">
+      <w:start w:val="1"/>
+      <w:numFmt w:val="bullet"/>
+      <w:lvlText w:val="o"/>
+      <w:lvlJc w:val="left"/>
+      <w:pPr>
+        <w:ind w:left="1368" w:hanging="360"/>
+      </w:pPr>
+      <w:rPr>
+        <w:rFonts w:ascii="Courier New" w:hAnsi="Courier New" w:cs="Courier New" w:hint="default"/>
+      </w:rPr>
+    </w:lvl>
+    <w:lvl w:ilvl="2" w:tplc="FFFFFFFF" w:tentative="1">
+      <w:start w:val="1"/>
+      <w:numFmt w:val="bullet"/>
+      <w:lvlText w:val=""/>
+      <w:lvlJc w:val="left"/>
+      <w:pPr>
+        <w:ind w:left="2088" w:hanging="360"/>
+      </w:pPr>
+      <w:rPr>
+        <w:rFonts w:ascii="Wingdings" w:hAnsi="Wingdings" w:hint="default"/>
+      </w:rPr>
+    </w:lvl>
+    <w:lvl w:ilvl="3" w:tplc="FFFFFFFF" w:tentative="1">
+      <w:start w:val="1"/>
+      <w:numFmt w:val="bullet"/>
+      <w:lvlText w:val=""/>
+      <w:lvlJc w:val="left"/>
+      <w:pPr>
+        <w:ind w:left="2808" w:hanging="360"/>
+      </w:pPr>
+      <w:rPr>
+        <w:rFonts w:ascii="Symbol" w:hAnsi="Symbol" w:hint="default"/>
+      </w:rPr>
+    </w:lvl>
+    <w:lvl w:ilvl="4" w:tplc="FFFFFFFF" w:tentative="1">
+      <w:start w:val="1"/>
+      <w:numFmt w:val="bullet"/>
+      <w:lvlText w:val="o"/>
+      <w:lvlJc w:val="left"/>
+      <w:pPr>
+        <w:ind w:left="3528" w:hanging="360"/>
+      </w:pPr>
+      <w:rPr>
+        <w:rFonts w:ascii="Courier New" w:hAnsi="Courier New" w:cs="Courier New" w:hint="default"/>
+      </w:rPr>
+    </w:lvl>
+    <w:lvl w:ilvl="5" w:tplc="FFFFFFFF" w:tentative="1">
+      <w:start w:val="1"/>
+      <w:numFmt w:val="bullet"/>
+      <w:lvlText w:val=""/>
+      <w:lvlJc w:val="left"/>
+      <w:pPr>
+        <w:ind w:left="4248" w:hanging="360"/>
+      </w:pPr>
+      <w:rPr>
+        <w:rFonts w:ascii="Wingdings" w:hAnsi="Wingdings" w:hint="default"/>
+      </w:rPr>
+    </w:lvl>
+    <w:lvl w:ilvl="6" w:tplc="FFFFFFFF" w:tentative="1">
+      <w:start w:val="1"/>
+      <w:numFmt w:val="bullet"/>
+      <w:lvlText w:val=""/>
+      <w:lvlJc w:val="left"/>
+      <w:pPr>
+        <w:ind w:left="4968" w:hanging="360"/>
+      </w:pPr>
+      <w:rPr>
+        <w:rFonts w:ascii="Symbol" w:hAnsi="Symbol" w:hint="default"/>
+      </w:rPr>
+    </w:lvl>
+    <w:lvl w:ilvl="7" w:tplc="FFFFFFFF" w:tentative="1">
+      <w:start w:val="1"/>
+      <w:numFmt w:val="bullet"/>
+      <w:lvlText w:val="o"/>
+      <w:lvlJc w:val="left"/>
+      <w:pPr>
+        <w:ind w:left="5688" w:hanging="360"/>
+      </w:pPr>
+      <w:rPr>
+        <w:rFonts w:ascii="Courier New" w:hAnsi="Courier New" w:cs="Courier New" w:hint="default"/>
+      </w:rPr>
+    </w:lvl>
+    <w:lvl w:ilvl="8" w:tplc="FFFFFFFF" w:tentative="1">
+      <w:start w:val="1"/>
+      <w:numFmt w:val="bullet"/>
+      <w:lvlText w:val=""/>
+      <w:lvlJc w:val="left"/>
+      <w:pPr>
+        <w:ind w:left="6408" w:hanging="360"/>
+      </w:pPr>
+      <w:rPr>
+        <w:rFonts w:ascii="Wingdings" w:hAnsi="Wingdings" w:hint="default"/>
+      </w:rPr>
+    </w:lvl>
+  </w:abstractNum>
+  <w:abstractNum w:abstractNumId="7" w15:restartNumberingAfterBreak="0">
+    <w:nsid w:val="691B0356"/>
+    <w:multiLevelType w:val="hybridMultilevel"/>
+    <w:tmpl w:val="07E086D4"/>
+    <w:lvl w:ilvl="0" w:tplc="501CBC0E">
+      <w:numFmt w:val="bullet"/>
+      <w:lvlText w:val="-"/>
+      <w:lvlJc w:val="left"/>
+      <w:pPr>
+        <w:ind w:left="648" w:hanging="360"/>
+      </w:pPr>
+      <w:rPr>
+        <w:rFonts w:ascii="Times New Roman" w:eastAsia="Aptos" w:hAnsi="Times New Roman" w:cs="Times New Roman" w:hint="default"/>
+      </w:rPr>
+    </w:lvl>
+    <w:lvl w:ilvl="1" w:tplc="04090003" w:tentative="1">
+      <w:start w:val="1"/>
+      <w:numFmt w:val="bullet"/>
+      <w:lvlText w:val="o"/>
+      <w:lvlJc w:val="left"/>
+      <w:pPr>
+        <w:ind w:left="1368" w:hanging="360"/>
+      </w:pPr>
+      <w:rPr>
+        <w:rFonts w:ascii="Courier New" w:hAnsi="Courier New" w:cs="Courier New" w:hint="default"/>
+      </w:rPr>
+    </w:lvl>
+    <w:lvl w:ilvl="2" w:tplc="04090005" w:tentative="1">
+      <w:start w:val="1"/>
+      <w:numFmt w:val="bullet"/>
+      <w:lvlText w:val=""/>
+      <w:lvlJc w:val="left"/>
+      <w:pPr>
+        <w:ind w:left="2088" w:hanging="360"/>
+      </w:pPr>
+      <w:rPr>
+        <w:rFonts w:ascii="Wingdings" w:hAnsi="Wingdings" w:hint="default"/>
+      </w:rPr>
+    </w:lvl>
+    <w:lvl w:ilvl="3" w:tplc="04090001" w:tentative="1">
+      <w:start w:val="1"/>
+      <w:numFmt w:val="bullet"/>
+      <w:lvlText w:val=""/>
+      <w:lvlJc w:val="left"/>
+      <w:pPr>
+        <w:ind w:left="2808" w:hanging="360"/>
+      </w:pPr>
+      <w:rPr>
+        <w:rFonts w:ascii="Symbol" w:hAnsi="Symbol" w:hint="default"/>
+      </w:rPr>
+    </w:lvl>
+    <w:lvl w:ilvl="4" w:tplc="04090003" w:tentative="1">
+      <w:start w:val="1"/>
+      <w:numFmt w:val="bullet"/>
+      <w:lvlText w:val="o"/>
+      <w:lvlJc w:val="left"/>
+      <w:pPr>
+        <w:ind w:left="3528" w:hanging="360"/>
+      </w:pPr>
+      <w:rPr>
+        <w:rFonts w:ascii="Courier New" w:hAnsi="Courier New" w:cs="Courier New" w:hint="default"/>
+      </w:rPr>
+    </w:lvl>
+    <w:lvl w:ilvl="5" w:tplc="04090005" w:tentative="1">
+      <w:start w:val="1"/>
+      <w:numFmt w:val="bullet"/>
+      <w:lvlText w:val=""/>
+      <w:lvlJc w:val="left"/>
+      <w:pPr>
+        <w:ind w:left="4248" w:hanging="360"/>
+      </w:pPr>
+      <w:rPr>
+        <w:rFonts w:ascii="Wingdings" w:hAnsi="Wingdings" w:hint="default"/>
+      </w:rPr>
+    </w:lvl>
+    <w:lvl w:ilvl="6" w:tplc="04090001" w:tentative="1">
+      <w:start w:val="1"/>
+      <w:numFmt w:val="bullet"/>
+      <w:lvlText w:val=""/>
+      <w:lvlJc w:val="left"/>
+      <w:pPr>
+        <w:ind w:left="4968" w:hanging="360"/>
+      </w:pPr>
+      <w:rPr>
+        <w:rFonts w:ascii="Symbol" w:hAnsi="Symbol" w:hint="default"/>
+      </w:rPr>
+    </w:lvl>
+    <w:lvl w:ilvl="7" w:tplc="04090003" w:tentative="1">
+      <w:start w:val="1"/>
+      <w:numFmt w:val="bullet"/>
+      <w:lvlText w:val="o"/>
+      <w:lvlJc w:val="left"/>
+      <w:pPr>
+        <w:ind w:left="5688" w:hanging="360"/>
+      </w:pPr>
+      <w:rPr>
+        <w:rFonts w:ascii="Courier New" w:hAnsi="Courier New" w:cs="Courier New" w:hint="default"/>
+      </w:rPr>
+    </w:lvl>
+    <w:lvl w:ilvl="8" w:tplc="04090005" w:tentative="1">
+      <w:start w:val="1"/>
+      <w:numFmt w:val="bullet"/>
+      <w:lvlText w:val=""/>
+      <w:lvlJc w:val="left"/>
+      <w:pPr>
+        <w:ind w:left="6408" w:hanging="360"/>
+      </w:pPr>
+      <w:rPr>
+        <w:rFonts w:ascii="Wingdings" w:hAnsi="Wingdings" w:hint="default"/>
+      </w:rPr>
+    </w:lvl>
+  </w:abstractNum>
+  <w:abstractNum w:abstractNumId="8" w15:restartNumberingAfterBreak="0">
+    <w:nsid w:val="6A8E1311"/>
+    <w:multiLevelType w:val="hybridMultilevel"/>
+    <w:tmpl w:val="F3301404"/>
+    <w:lvl w:ilvl="0" w:tplc="FFFFFFFF">
+      <w:start w:val="1"/>
+      <w:numFmt w:val="bullet"/>
+      <w:lvlText w:val=""/>
+      <w:lvlJc w:val="left"/>
+      <w:pPr>
+        <w:ind w:left="648" w:hanging="360"/>
+      </w:pPr>
+      <w:rPr>
+        <w:rFonts w:ascii="Symbol" w:hAnsi="Symbol" w:hint="default"/>
+      </w:rPr>
+    </w:lvl>
+    <w:lvl w:ilvl="1" w:tplc="04090001">
+      <w:start w:val="1"/>
+      <w:numFmt w:val="bullet"/>
+      <w:lvlText w:val=""/>
+      <w:lvlJc w:val="left"/>
+      <w:pPr>
+        <w:ind w:left="1368" w:hanging="360"/>
+      </w:pPr>
+      <w:rPr>
+        <w:rFonts w:ascii="Symbol" w:hAnsi="Symbol" w:hint="default"/>
+      </w:rPr>
+    </w:lvl>
+    <w:lvl w:ilvl="2" w:tplc="FFFFFFFF" w:tentative="1">
+      <w:start w:val="1"/>
+      <w:numFmt w:val="bullet"/>
+      <w:lvlText w:val=""/>
+      <w:lvlJc w:val="left"/>
+      <w:pPr>
+        <w:ind w:left="2088" w:hanging="360"/>
+      </w:pPr>
+      <w:rPr>
+        <w:rFonts w:ascii="Wingdings" w:hAnsi="Wingdings" w:hint="default"/>
+      </w:rPr>
+    </w:lvl>
+    <w:lvl w:ilvl="3" w:tplc="FFFFFFFF" w:tentative="1">
+      <w:start w:val="1"/>
+      <w:numFmt w:val="bullet"/>
+      <w:lvlText w:val=""/>
+      <w:lvlJc w:val="left"/>
+      <w:pPr>
+        <w:ind w:left="2808" w:hanging="360"/>
+      </w:pPr>
+      <w:rPr>
+        <w:rFonts w:ascii="Symbol" w:hAnsi="Symbol" w:hint="default"/>
+      </w:rPr>
+    </w:lvl>
+    <w:lvl w:ilvl="4" w:tplc="FFFFFFFF" w:tentative="1">
+      <w:start w:val="1"/>
+      <w:numFmt w:val="bullet"/>
+      <w:lvlText w:val="o"/>
+      <w:lvlJc w:val="left"/>
+      <w:pPr>
+        <w:ind w:left="3528" w:hanging="360"/>
+      </w:pPr>
+      <w:rPr>
+        <w:rFonts w:ascii="Courier New" w:hAnsi="Courier New" w:cs="Courier New" w:hint="default"/>
+      </w:rPr>
+    </w:lvl>
+    <w:lvl w:ilvl="5" w:tplc="FFFFFFFF" w:tentative="1">
+      <w:start w:val="1"/>
+      <w:numFmt w:val="bullet"/>
+      <w:lvlText w:val=""/>
+      <w:lvlJc w:val="left"/>
+      <w:pPr>
+        <w:ind w:left="4248" w:hanging="360"/>
+      </w:pPr>
+      <w:rPr>
+        <w:rFonts w:ascii="Wingdings" w:hAnsi="Wingdings" w:hint="default"/>
+      </w:rPr>
+    </w:lvl>
+    <w:lvl w:ilvl="6" w:tplc="FFFFFFFF" w:tentative="1">
+      <w:start w:val="1"/>
+      <w:numFmt w:val="bullet"/>
+      <w:lvlText w:val=""/>
+      <w:lvlJc w:val="left"/>
+      <w:pPr>
+        <w:ind w:left="4968" w:hanging="360"/>
+      </w:pPr>
+      <w:rPr>
+        <w:rFonts w:ascii="Symbol" w:hAnsi="Symbol" w:hint="default"/>
+      </w:rPr>
+    </w:lvl>
+    <w:lvl w:ilvl="7" w:tplc="FFFFFFFF" w:tentative="1">
+      <w:start w:val="1"/>
+      <w:numFmt w:val="bullet"/>
+      <w:lvlText w:val="o"/>
+      <w:lvlJc w:val="left"/>
+      <w:pPr>
+        <w:ind w:left="5688" w:hanging="360"/>
+      </w:pPr>
+      <w:rPr>
+        <w:rFonts w:ascii="Courier New" w:hAnsi="Courier New" w:cs="Courier New" w:hint="default"/>
+      </w:rPr>
+    </w:lvl>
+    <w:lvl w:ilvl="8" w:tplc="FFFFFFFF" w:tentative="1">
+      <w:start w:val="1"/>
+      <w:numFmt w:val="bullet"/>
+      <w:lvlText w:val=""/>
+      <w:lvlJc w:val="left"/>
+      <w:pPr>
+        <w:ind w:left="6408" w:hanging="360"/>
+      </w:pPr>
+      <w:rPr>
+        <w:rFonts w:ascii="Wingdings" w:hAnsi="Wingdings" w:hint="default"/>
+      </w:rPr>
+    </w:lvl>
+  </w:abstractNum>
+  <w:abstractNum w:abstractNumId="9" w15:restartNumberingAfterBreak="0">
     <w:nsid w:val="7D667DBB"/>
     <w:multiLevelType w:val="hybridMultilevel"/>
     <w:tmpl w:val="7E202A56"/>
@@ -13581,21 +14395,44 @@
     </w:lvl>
   </w:abstractNum>
   <w:num w:numId="1" w16cid:durableId="440927147">
-    <w:abstractNumId w:val="4"/>
+    <w:abstractNumId w:val="9"/>
   </w:num>
   <w:num w:numId="2" w16cid:durableId="1818836864">
     <w:abstractNumId w:val="1"/>
   </w:num>
   <w:num w:numId="3" w16cid:durableId="654723832">
-    <w:abstractNumId w:val="3"/>
+    <w:abstractNumId w:val="4"/>
   </w:num>
   <w:num w:numId="4" w16cid:durableId="1930389463">
     <w:abstractNumId w:val="0"/>
   </w:num>
   <w:num w:numId="5" w16cid:durableId="1406611160">
+    <w:abstractNumId w:val="3"/>
+  </w:num>
+  <w:num w:numId="6" w16cid:durableId="1220823954">
+    <w:abstractNumId w:val="5"/>
+  </w:num>
+  <w:num w:numId="7" w16cid:durableId="881987568">
+    <w:abstractNumId w:val="7"/>
+  </w:num>
+  <w:num w:numId="8" w16cid:durableId="517811062">
+    <w:abstractNumId w:val="6"/>
+  </w:num>
+  <w:num w:numId="9" w16cid:durableId="1911185109">
     <w:abstractNumId w:val="2"/>
   </w:num>
+  <w:num w:numId="10" w16cid:durableId="900823948">
+    <w:abstractNumId w:val="8"/>
+  </w:num>
 </w:numbering>
+</file>
+
+<file path=word/people.xml><?xml version="1.0" encoding="utf-8"?>
+<w15:people xmlns:wpc="http://schemas.microsoft.com/office/word/2010/wordprocessingCanvas" xmlns:cx="http://schemas.microsoft.com/office/drawing/2014/chartex" xmlns:cx1="http://schemas.microsoft.com/office/drawing/2015/9/8/chartex" xmlns:cx2="http://schemas.microsoft.com/office/drawing/2015/10/21/chartex" xmlns:cx3="http://schemas.microsoft.com/office/drawing/2016/5/9/chartex" xmlns:cx4="http://schemas.microsoft.com/office/drawing/2016/5/10/chartex" xmlns:cx5="http://schemas.microsoft.com/office/drawing/2016/5/11/chartex" xmlns:cx6="http://schemas.microsoft.com/office/drawing/2016/5/12/chartex" xmlns:cx7="http://schemas.microsoft.com/office/drawing/2016/5/13/chartex" xmlns:cx8="http://schemas.microsoft.com/office/drawing/2016/5/14/chartex" xmlns:mc="http://schemas.openxmlformats.org/markup-compatibility/2006" xmlns:aink="http://schemas.microsoft.com/office/drawing/2016/ink" xmlns:am3d="http://schemas.microsoft.com/office/drawing/2017/model3d" xmlns:o="urn:schemas-microsoft-com:office:office" xmlns:oel="http://schemas.microsoft.com/office/2019/extlst" xmlns:r="http://schemas.openxmlformats.org/officeDocument/2006/relationships" xmlns:m="http://schemas.openxmlformats.org/officeDocument/2006/math" xmlns:v="urn:schemas-microsoft-com:vml" xmlns:wp14="http://schemas.microsoft.com/office/word/2010/wordprocessingDrawing" xmlns:wp="http://schemas.openxmlformats.org/drawingml/2006/wordprocessingDrawing" xmlns:w10="urn:schemas-microsoft-com:office:word" xmlns:w="http://schemas.openxmlformats.org/wordprocessingml/2006/main" xmlns:w14="http://schemas.microsoft.com/office/word/2010/wordml" xmlns:w15="http://schemas.microsoft.com/office/word/2012/wordml" xmlns:w16cex="http://schemas.microsoft.com/office/word/2018/wordml/cex" xmlns:w16cid="http://schemas.microsoft.com/office/word/2016/wordml/cid" xmlns:w16="http://schemas.microsoft.com/office/word/2018/wordml" xmlns:w16du="http://schemas.microsoft.com/office/word/2023/wordml/word16du" xmlns:w16sdtdh="http://schemas.microsoft.com/office/word/2020/wordml/sdtdatahash" xmlns:w16sdtfl="http://schemas.microsoft.com/office/word/2024/wordml/sdtformatlock" xmlns:w16se="http://schemas.microsoft.com/office/word/2015/wordml/symex" xmlns:wpg="http://schemas.microsoft.com/office/word/2010/wordprocessingGroup" xmlns:wpi="http://schemas.microsoft.com/office/word/2010/wordprocessingInk" xmlns:wne="http://schemas.microsoft.com/office/word/2006/wordml" xmlns:wps="http://schemas.microsoft.com/office/word/2010/wordprocessingShape" mc:Ignorable="w14 w15 w16se w16cid w16 w16cex w16sdtdh w16sdtfl w16du wp14">
+  <w15:person w15:author="daniela alejandra cañas urbina">
+    <w15:presenceInfo w15:providerId="Windows Live" w15:userId="0523fed3e3944f0a"/>
+  </w15:person>
+</w15:people>
 </file>
 
 <file path=word/styles.xml><?xml version="1.0" encoding="utf-8"?>
@@ -15033,6 +15870,74 @@
       <w:shd w:val="clear" w:color="auto" w:fill="E1DFDD"/>
     </w:rPr>
   </w:style>
+  <w:style w:type="character" w:styleId="CommentReference">
+    <w:name w:val="annotation reference"/>
+    <w:basedOn w:val="DefaultParagraphFont"/>
+    <w:uiPriority w:val="99"/>
+    <w:semiHidden/>
+    <w:unhideWhenUsed/>
+    <w:rsid w:val="008B359F"/>
+    <w:rPr>
+      <w:sz w:val="16"/>
+      <w:szCs w:val="16"/>
+    </w:rPr>
+  </w:style>
+  <w:style w:type="paragraph" w:styleId="CommentText">
+    <w:name w:val="annotation text"/>
+    <w:basedOn w:val="Normal"/>
+    <w:link w:val="CommentTextChar"/>
+    <w:uiPriority w:val="99"/>
+    <w:unhideWhenUsed/>
+    <w:rsid w:val="008B359F"/>
+    <w:pPr>
+      <w:spacing w:line="240" w:lineRule="auto"/>
+    </w:pPr>
+    <w:rPr>
+      <w:sz w:val="20"/>
+      <w:szCs w:val="20"/>
+    </w:rPr>
+  </w:style>
+  <w:style w:type="character" w:customStyle="1" w:styleId="CommentTextChar">
+    <w:name w:val="Comment Text Char"/>
+    <w:basedOn w:val="DefaultParagraphFont"/>
+    <w:link w:val="CommentText"/>
+    <w:uiPriority w:val="99"/>
+    <w:rsid w:val="008B359F"/>
+    <w:rPr>
+      <w:rFonts w:ascii="Aptos" w:eastAsia="Aptos" w:hAnsi="Aptos" w:cs="SimSun"/>
+      <w:sz w:val="20"/>
+      <w:szCs w:val="20"/>
+    </w:rPr>
+  </w:style>
+  <w:style w:type="paragraph" w:styleId="CommentSubject">
+    <w:name w:val="annotation subject"/>
+    <w:basedOn w:val="CommentText"/>
+    <w:next w:val="CommentText"/>
+    <w:link w:val="CommentSubjectChar"/>
+    <w:uiPriority w:val="99"/>
+    <w:semiHidden/>
+    <w:unhideWhenUsed/>
+    <w:rsid w:val="008B359F"/>
+    <w:rPr>
+      <w:b/>
+      <w:bCs/>
+    </w:rPr>
+  </w:style>
+  <w:style w:type="character" w:customStyle="1" w:styleId="CommentSubjectChar">
+    <w:name w:val="Comment Subject Char"/>
+    <w:basedOn w:val="CommentTextChar"/>
+    <w:link w:val="CommentSubject"/>
+    <w:uiPriority w:val="99"/>
+    <w:semiHidden/>
+    <w:rsid w:val="008B359F"/>
+    <w:rPr>
+      <w:rFonts w:ascii="Aptos" w:eastAsia="Aptos" w:hAnsi="Aptos" w:cs="SimSun"/>
+      <w:b/>
+      <w:bCs/>
+      <w:sz w:val="20"/>
+      <w:szCs w:val="20"/>
+    </w:rPr>
+  </w:style>
 </w:styles>
 </file>
 

--- a/LIBRO/Informe de avance Modificado.docx
+++ b/LIBRO/Informe de avance Modificado.docx
@@ -6423,7 +6423,7 @@
           <w:lang w:val="en-US"/>
         </w:rPr>
         <w:drawing>
-          <wp:inline distT="0" distB="0" distL="0" distR="0" wp14:anchorId="712FB386" wp14:editId="5EFE1845">
+          <wp:inline distT="0" distB="0" distL="0" distR="0" wp14:anchorId="712FB386" wp14:editId="09413FF4">
             <wp:extent cx="3665220" cy="3537889"/>
             <wp:effectExtent l="0" t="0" r="0" b="5715"/>
             <wp:docPr id="3" name="Imagen 3" descr="DFROBOT DFR0299 DFPlayer - un Mini Reproductor MP3 para Tarjetas de  Desarrollo Arduino"/>
@@ -6761,67 +6761,84 @@
         <w:t>.</w:t>
       </w:r>
       <w:r>
+        <w:t xml:space="preserve"> Toda persona tiene derecho a la protección por parte del Estado a través de los órganos de seguridad ciudadana regulados por ley, frente a situaciones que constituyan amenaza, vulnerabilidad o riesgo para la integridad física de las personas, sus propiedades, el disfrute de sus derechos y el cumplimiento de sus deberes. La participación de </w:t>
+      </w:r>
+      <w:proofErr w:type="gramStart"/>
+      <w:r>
+        <w:t>los ciudadanos y ciudadanas</w:t>
+      </w:r>
+      <w:proofErr w:type="gramEnd"/>
+      <w:r>
+        <w:t xml:space="preserve"> en los programas destinados a la prevención, seguridad ciudadana y administración de emergencias será regulada por una ley especial. Los cuerpos de seguridad del Estado respetarán la dignidad y los derechos humanos de todas las personas. El uso de armas o sustancias tóxicas por parte del funcionario policial y de seguridad estará limitado por principios de necesidad, conveniencia, oportunidad y proporcionalidad, conforme a la ley.</w:t>
+      </w:r>
+    </w:p>
+    <w:p>
+      <w:pPr>
+        <w:pStyle w:val="Parrafos"/>
+        <w:rPr>
+          <w:lang w:val="en-US"/>
+        </w:rPr>
+      </w:pPr>
+      <w:r>
+        <w:rPr>
+          <w:lang w:val="en-US"/>
+        </w:rPr>
+        <w:t xml:space="preserve">Este </w:t>
+      </w:r>
+      <w:proofErr w:type="spellStart"/>
+      <w:r>
+        <w:rPr>
+          <w:lang w:val="en-US"/>
+        </w:rPr>
+        <w:t>artículo</w:t>
+      </w:r>
+      <w:proofErr w:type="spellEnd"/>
+      <w:r>
+        <w:rPr>
+          <w:lang w:val="en-US"/>
+        </w:rPr>
+        <w:t xml:space="preserve"> se </w:t>
+      </w:r>
+      <w:proofErr w:type="spellStart"/>
+      <w:r>
+        <w:rPr>
+          <w:lang w:val="en-US"/>
+        </w:rPr>
+        <w:t>relaciona</w:t>
+      </w:r>
+      <w:proofErr w:type="spellEnd"/>
+      <w:r>
+        <w:rPr>
+          <w:lang w:val="en-US"/>
+        </w:rPr>
+        <w:t xml:space="preserve"> con </w:t>
+      </w:r>
+      <w:proofErr w:type="spellStart"/>
+      <w:r>
+        <w:rPr>
+          <w:lang w:val="en-US"/>
+        </w:rPr>
+        <w:t>el</w:t>
+      </w:r>
+      <w:proofErr w:type="spellEnd"/>
+      <w:r>
+        <w:rPr>
+          <w:lang w:val="en-US"/>
+        </w:rPr>
         <w:t xml:space="preserve"> </w:t>
       </w:r>
-      <w:r>
-        <w:t xml:space="preserve">Toda persona tiene derecho a la protección por parte del Estado a través de los órganos de seguridad ciudadana regulados por ley, frente a situaciones que constituyan amenaza, vulnerabilidad o riesgo para la integridad física de las personas, sus propiedades, el disfrute de sus derechos y el cumplimiento de sus deberes. La participación de </w:t>
-      </w:r>
-      <w:proofErr w:type="gramStart"/>
-      <w:r>
-        <w:t>los ciudadanos y ciudadanas</w:t>
-      </w:r>
-      <w:proofErr w:type="gramEnd"/>
-      <w:r>
-        <w:t xml:space="preserve"> en los programas destinados a la prevención, seguridad ciudadana y administración de emergencias será regulada por una ley especial. Los cuerpos de seguridad del Estado respetarán la dignidad y los derechos humanos de todas las personas. El uso de armas o sustancias tóxicas por parte del funcionario policial y de seguridad estará limitado por principios de necesidad, conveniencia, oportunidad y proporcionalidad, conforme a la ley.</w:t>
-      </w:r>
-    </w:p>
-    <w:p>
-      <w:pPr>
-        <w:pStyle w:val="Parrafos"/>
-        <w:rPr>
-          <w:lang w:val="en-US"/>
-        </w:rPr>
-      </w:pPr>
-      <w:r>
-        <w:rPr>
-          <w:lang w:val="en-US"/>
-        </w:rPr>
-        <w:t xml:space="preserve">Este </w:t>
-      </w:r>
-      <w:proofErr w:type="spellStart"/>
-      <w:r>
-        <w:rPr>
-          <w:lang w:val="en-US"/>
-        </w:rPr>
-        <w:t>artículo</w:t>
-      </w:r>
-      <w:proofErr w:type="spellEnd"/>
-      <w:r>
-        <w:rPr>
-          <w:lang w:val="en-US"/>
-        </w:rPr>
-        <w:t xml:space="preserve"> se </w:t>
-      </w:r>
-      <w:proofErr w:type="spellStart"/>
-      <w:r>
-        <w:rPr>
-          <w:lang w:val="en-US"/>
-        </w:rPr>
-        <w:t>relaciona</w:t>
-      </w:r>
-      <w:proofErr w:type="spellEnd"/>
-      <w:r>
-        <w:rPr>
-          <w:lang w:val="en-US"/>
-        </w:rPr>
-        <w:t xml:space="preserve"> con </w:t>
-      </w:r>
-      <w:proofErr w:type="spellStart"/>
-      <w:r>
-        <w:rPr>
-          <w:lang w:val="en-US"/>
-        </w:rPr>
-        <w:t>el</w:t>
+      <w:proofErr w:type="spellStart"/>
+      <w:r>
+        <w:rPr>
+          <w:lang w:val="en-US"/>
+        </w:rPr>
+        <w:t>p</w:t>
+      </w:r>
+      <w:r>
+        <w:rPr>
+          <w:lang w:val="en-US"/>
+        </w:rPr>
+        <w:t>resente</w:t>
       </w:r>
       <w:proofErr w:type="spellEnd"/>
       <w:r>
@@ -6835,13 +6852,27 @@
         <w:rPr>
           <w:lang w:val="en-US"/>
         </w:rPr>
-        <w:t>p</w:t>
-      </w:r>
-      <w:r>
-        <w:rPr>
-          <w:lang w:val="en-US"/>
-        </w:rPr>
-        <w:t>resente</w:t>
+        <w:t>Trabajo</w:t>
+      </w:r>
+      <w:proofErr w:type="spellEnd"/>
+      <w:r>
+        <w:rPr>
+          <w:lang w:val="en-US"/>
+        </w:rPr>
+        <w:t xml:space="preserve"> de Grado</w:t>
+      </w:r>
+      <w:r>
+        <w:rPr>
+          <w:lang w:val="en-US"/>
+        </w:rPr>
+        <w:t xml:space="preserve">, </w:t>
+      </w:r>
+      <w:proofErr w:type="spellStart"/>
+      <w:r>
+        <w:rPr>
+          <w:lang w:val="en-US"/>
+        </w:rPr>
+        <w:t>ya</w:t>
       </w:r>
       <w:proofErr w:type="spellEnd"/>
       <w:r>
@@ -6849,26 +6880,6 @@
           <w:lang w:val="en-US"/>
         </w:rPr>
         <w:t xml:space="preserve"> </w:t>
-      </w:r>
-      <w:proofErr w:type="spellStart"/>
-      <w:r>
-        <w:rPr>
-          <w:lang w:val="en-US"/>
-        </w:rPr>
-        <w:t>Trabajo</w:t>
-      </w:r>
-      <w:proofErr w:type="spellEnd"/>
-      <w:r>
-        <w:rPr>
-          <w:lang w:val="en-US"/>
-        </w:rPr>
-        <w:t xml:space="preserve"> de Grado</w:t>
-      </w:r>
-      <w:r>
-        <w:rPr>
-          <w:lang w:val="en-US"/>
-        </w:rPr>
-        <w:t xml:space="preserve">, ya </w:t>
       </w:r>
       <w:proofErr w:type="spellStart"/>
       <w:r>
@@ -7168,13 +7179,7 @@
       </w:r>
       <w:r>
         <w:lastRenderedPageBreak/>
-        <w:t>otra forma de expresión, y de hacer uso para ello de cualquier medio de comunicación y difusión, sin que pueda establecerse censura</w:t>
-      </w:r>
-      <w:r>
-        <w:t>.</w:t>
-      </w:r>
-      <w:r>
-        <w:t xml:space="preserve"> Quien haga uso de este derecho asume plena responsabilidad por todo lo expresado. No se permite el anonimato, ni la propaganda de guerra, ni los mensajes discriminatorios, ni los que promuevan la intolerancia religiosa. Se prohíbe la censura a los funcionarios públicos o funcionarias públicas para dar cuenta de los asuntos bajo sus responsabilidades.</w:t>
+        <w:t>otra forma de expresión, y de hacer uso para ello de cualquier medio de comunicación y difusión, sin que pueda establecerse censura. Quien haga uso de este derecho asume plena responsabilidad por todo lo expresado. No se permite el anonimato, ni la propaganda de guerra, ni los mensajes discriminatorios, ni los que promuevan la intolerancia religiosa. Se prohíbe la censura a los funcionarios públicos o funcionarias públicas para dar cuenta de los asuntos bajo sus responsabilidades.</w:t>
       </w:r>
     </w:p>
     <w:p>
@@ -8165,10 +8170,7 @@
         <w:t>Artículo 6.</w:t>
       </w:r>
       <w:r>
-        <w:t xml:space="preserve"> </w:t>
-      </w:r>
-      <w:r>
-        <w:t xml:space="preserve">El establecimiento o explotación de redes de telecomunicaciones, así como la prestación de servicios de telecomunicaciones, podrán realizarse en beneficio de las necesidades comunicacionales de quienes las desarrollan o de terceros, de conformidad con las particularidades que al efecto establezcan en leyes y reglamentos. </w:t>
+        <w:t xml:space="preserve"> El establecimiento o explotación de redes de telecomunicaciones, así como la prestación de servicios de telecomunicaciones, podrán realizarse en beneficio de las necesidades comunicacionales de quienes las desarrollan o de terceros, de conformidad con las particularidades que al efecto establezcan en leyes y reglamentos. </w:t>
       </w:r>
     </w:p>
     <w:p>
@@ -8605,10 +8607,7 @@
         <w:t>Artículo 7.</w:t>
       </w:r>
       <w:r>
-        <w:t xml:space="preserve"> </w:t>
-      </w:r>
-      <w:r>
-        <w:t>El espectro radioeléctrico es un bien del dominio público de la República Bolivariana de Venezuela, para cuyo uso y explotación deberá contarse con la respectiva concesión, de conformidad con la ley.</w:t>
+        <w:t xml:space="preserve"> El espectro radioeléctrico es un bien del dominio público de la República Bolivariana de Venezuela, para cuyo uso y explotación deberá contarse con la respectiva concesión, de conformidad con la ley.</w:t>
       </w:r>
     </w:p>
     <w:p>
@@ -9473,10 +9472,7 @@
         </w:tabs>
       </w:pPr>
       <w:r>
-        <w:t>S</w:t>
-      </w:r>
-      <w:r>
-        <w:t>e evaluaron distintas alternativas de comunicación inalámbrica, priorizando dos criterios fundamentales: alcance de transmisión y fiabilidad de la comunicación.</w:t>
+        <w:t>Se evaluaron distintas alternativas de comunicación inalámbrica, priorizando dos criterios fundamentales: alcance de transmisión y fiabilidad de la comunicación.</w:t>
       </w:r>
     </w:p>
     <w:p>
@@ -9485,13 +9481,1629 @@
         <w:tabs>
           <w:tab w:val="left" w:pos="3299"/>
         </w:tabs>
-      </w:pPr>
-      <w:r>
-        <w:t>La</w:t>
-      </w:r>
-      <w:r>
-        <w:t xml:space="preserve"> primera alternativa de comunicación evaluada fue la tecnología GSM, implementada mediante el módulo SIM800L. Para su validación se realizaron pruebas con tarjetas SIM de los operadores nacionales Movistar y Movilnet, verificándose que el módulo reconocía correctamente las tarjetas y ejecutaba las rutinas básicas de inicialización a través de comandos AT. Sin embargo, no logró registrarse en la red móvil debido a que este dispositivo opera exclusivamente sobre infraestructura 2G (GSM/GPRS), estándar que ha sido descontinuado por la mayoría de los operadores en Venezuela.</w:t>
-      </w:r>
+        <w:rPr>
+          <w:highlight w:val="yellow"/>
+        </w:rPr>
+      </w:pPr>
+      <w:commentRangeStart w:id="96"/>
+      <w:r>
+        <w:rPr>
+          <w:highlight w:val="yellow"/>
+        </w:rPr>
+        <w:t>La primera alternativa de comunicación evaluada fue la tecnología GSM, implementada mediante el módulo SIM800L. Para su validación se realizaron pruebas con tarjetas SIM de los operadores nacionales Movistar y Movilnet, verificándose que el módulo reconocía correctamente las tarjetas y ejecutaba las rutinas básicas de inicialización a través de comandos AT. Sin embargo, no logró registrarse en la red móvil debido a que este dispositivo opera exclusivamente sobre infraestructura 2G (GSM/GPRS), estándar que ha sido descontinuado por la mayoría de los operadores en Venezuela.</w:t>
+      </w:r>
+    </w:p>
+    <w:p>
+      <w:pPr>
+        <w:spacing w:before="100" w:beforeAutospacing="1" w:after="100" w:afterAutospacing="1" w:line="240" w:lineRule="auto"/>
+        <w:outlineLvl w:val="2"/>
+        <w:rPr>
+          <w:rFonts w:ascii="Times New Roman" w:eastAsia="Times New Roman" w:hAnsi="Times New Roman" w:cs="Times New Roman"/>
+          <w:b/>
+          <w:bCs/>
+          <w:kern w:val="0"/>
+          <w:sz w:val="27"/>
+          <w:szCs w:val="27"/>
+          <w:highlight w:val="yellow"/>
+          <w:lang w:val="en-US" w:eastAsia="ja-JP"/>
+          <w14:ligatures w14:val="none"/>
+        </w:rPr>
+      </w:pPr>
+    </w:p>
+    <w:tbl>
+      <w:tblPr>
+        <w:tblStyle w:val="TableGrid"/>
+        <w:tblW w:w="0" w:type="auto"/>
+        <w:jc w:val="center"/>
+        <w:tblLook w:val="04A0" w:firstRow="1" w:lastRow="0" w:firstColumn="1" w:lastColumn="0" w:noHBand="0" w:noVBand="1"/>
+      </w:tblPr>
+      <w:tblGrid>
+        <w:gridCol w:w="1443"/>
+        <w:gridCol w:w="1123"/>
+        <w:gridCol w:w="1846"/>
+        <w:gridCol w:w="1268"/>
+        <w:gridCol w:w="3147"/>
+      </w:tblGrid>
+      <w:tr>
+        <w:trPr>
+          <w:jc w:val="center"/>
+        </w:trPr>
+        <w:tc>
+          <w:tcPr>
+            <w:tcW w:w="0" w:type="auto"/>
+            <w:hideMark/>
+          </w:tcPr>
+          <w:p>
+            <w:pPr>
+              <w:pStyle w:val="Parrafos"/>
+              <w:ind w:firstLine="0"/>
+              <w:jc w:val="center"/>
+              <w:rPr>
+                <w:highlight w:val="yellow"/>
+                <w:lang w:val="en-US" w:eastAsia="ja-JP"/>
+              </w:rPr>
+            </w:pPr>
+            <w:bookmarkStart w:id="97" w:name="_Hlk211339907"/>
+            <w:proofErr w:type="spellStart"/>
+            <w:r>
+              <w:rPr>
+                <w:highlight w:val="yellow"/>
+                <w:lang w:val="en-US" w:eastAsia="ja-JP"/>
+              </w:rPr>
+              <w:t>Prueba</w:t>
+            </w:r>
+            <w:proofErr w:type="spellEnd"/>
+          </w:p>
+        </w:tc>
+        <w:tc>
+          <w:tcPr>
+            <w:tcW w:w="0" w:type="auto"/>
+            <w:hideMark/>
+          </w:tcPr>
+          <w:p>
+            <w:pPr>
+              <w:pStyle w:val="Parrafos"/>
+              <w:ind w:firstLine="0"/>
+              <w:jc w:val="center"/>
+              <w:rPr>
+                <w:highlight w:val="yellow"/>
+                <w:lang w:val="en-US" w:eastAsia="ja-JP"/>
+              </w:rPr>
+            </w:pPr>
+            <w:proofErr w:type="spellStart"/>
+            <w:r>
+              <w:rPr>
+                <w:highlight w:val="yellow"/>
+                <w:lang w:val="en-US" w:eastAsia="ja-JP"/>
+              </w:rPr>
+              <w:t>Operador</w:t>
+            </w:r>
+            <w:proofErr w:type="spellEnd"/>
+          </w:p>
+        </w:tc>
+        <w:tc>
+          <w:tcPr>
+            <w:tcW w:w="0" w:type="auto"/>
+            <w:hideMark/>
+          </w:tcPr>
+          <w:p>
+            <w:pPr>
+              <w:pStyle w:val="Parrafos"/>
+              <w:ind w:firstLine="0"/>
+              <w:jc w:val="center"/>
+              <w:rPr>
+                <w:highlight w:val="yellow"/>
+                <w:lang w:val="en-US" w:eastAsia="ja-JP"/>
+              </w:rPr>
+            </w:pPr>
+            <w:proofErr w:type="spellStart"/>
+            <w:r>
+              <w:rPr>
+                <w:highlight w:val="yellow"/>
+                <w:lang w:val="en-US" w:eastAsia="ja-JP"/>
+              </w:rPr>
+              <w:t>Ubicación</w:t>
+            </w:r>
+            <w:proofErr w:type="spellEnd"/>
+          </w:p>
+        </w:tc>
+        <w:tc>
+          <w:tcPr>
+            <w:tcW w:w="0" w:type="auto"/>
+            <w:hideMark/>
+          </w:tcPr>
+          <w:p>
+            <w:pPr>
+              <w:pStyle w:val="Parrafos"/>
+              <w:ind w:firstLine="0"/>
+              <w:jc w:val="center"/>
+              <w:rPr>
+                <w:highlight w:val="yellow"/>
+                <w:lang w:val="en-US" w:eastAsia="ja-JP"/>
+              </w:rPr>
+            </w:pPr>
+            <w:proofErr w:type="spellStart"/>
+            <w:r>
+              <w:rPr>
+                <w:highlight w:val="yellow"/>
+                <w:lang w:val="en-US" w:eastAsia="ja-JP"/>
+              </w:rPr>
+              <w:t>Resultado</w:t>
+            </w:r>
+            <w:proofErr w:type="spellEnd"/>
+          </w:p>
+        </w:tc>
+        <w:tc>
+          <w:tcPr>
+            <w:tcW w:w="0" w:type="auto"/>
+            <w:hideMark/>
+          </w:tcPr>
+          <w:p>
+            <w:pPr>
+              <w:pStyle w:val="Parrafos"/>
+              <w:ind w:firstLine="0"/>
+              <w:jc w:val="center"/>
+              <w:rPr>
+                <w:highlight w:val="yellow"/>
+                <w:lang w:val="en-US" w:eastAsia="ja-JP"/>
+              </w:rPr>
+            </w:pPr>
+            <w:proofErr w:type="spellStart"/>
+            <w:r>
+              <w:rPr>
+                <w:highlight w:val="yellow"/>
+                <w:lang w:val="en-US" w:eastAsia="ja-JP"/>
+              </w:rPr>
+              <w:t>Observaciones</w:t>
+            </w:r>
+            <w:proofErr w:type="spellEnd"/>
+            <w:r>
+              <w:rPr>
+                <w:highlight w:val="yellow"/>
+                <w:lang w:val="en-US" w:eastAsia="ja-JP"/>
+              </w:rPr>
+              <w:t xml:space="preserve"> </w:t>
+            </w:r>
+            <w:proofErr w:type="spellStart"/>
+            <w:r>
+              <w:rPr>
+                <w:highlight w:val="yellow"/>
+                <w:lang w:val="en-US" w:eastAsia="ja-JP"/>
+              </w:rPr>
+              <w:t>técnicas</w:t>
+            </w:r>
+            <w:proofErr w:type="spellEnd"/>
+          </w:p>
+        </w:tc>
+      </w:tr>
+      <w:tr>
+        <w:trPr>
+          <w:jc w:val="center"/>
+        </w:trPr>
+        <w:tc>
+          <w:tcPr>
+            <w:tcW w:w="0" w:type="auto"/>
+            <w:hideMark/>
+          </w:tcPr>
+          <w:p>
+            <w:pPr>
+              <w:pStyle w:val="Parrafos"/>
+              <w:jc w:val="center"/>
+              <w:rPr>
+                <w:highlight w:val="yellow"/>
+                <w:lang w:val="en-US" w:eastAsia="ja-JP"/>
+              </w:rPr>
+            </w:pPr>
+            <w:r>
+              <w:rPr>
+                <w:highlight w:val="yellow"/>
+                <w:lang w:val="en-US" w:eastAsia="ja-JP"/>
+              </w:rPr>
+              <w:t>1. P</w:t>
+            </w:r>
+            <w:proofErr w:type="spellStart"/>
+            <w:r>
+              <w:rPr>
+                <w:highlight w:val="yellow"/>
+                <w:lang w:val="en-US" w:eastAsia="ja-JP"/>
+              </w:rPr>
+              <w:t>rueba</w:t>
+            </w:r>
+            <w:proofErr w:type="spellEnd"/>
+            <w:r>
+              <w:rPr>
+                <w:highlight w:val="yellow"/>
+                <w:lang w:val="en-US" w:eastAsia="ja-JP"/>
+              </w:rPr>
+              <w:t xml:space="preserve"> </w:t>
+            </w:r>
+            <w:proofErr w:type="spellStart"/>
+            <w:r>
+              <w:rPr>
+                <w:highlight w:val="yellow"/>
+                <w:lang w:val="en-US" w:eastAsia="ja-JP"/>
+              </w:rPr>
+              <w:t>inicial</w:t>
+            </w:r>
+            <w:proofErr w:type="spellEnd"/>
+            <w:r>
+              <w:rPr>
+                <w:highlight w:val="yellow"/>
+                <w:lang w:val="en-US" w:eastAsia="ja-JP"/>
+              </w:rPr>
+              <w:t xml:space="preserve"> con SIM 4G</w:t>
+            </w:r>
+          </w:p>
+        </w:tc>
+        <w:tc>
+          <w:tcPr>
+            <w:tcW w:w="0" w:type="auto"/>
+            <w:hideMark/>
+          </w:tcPr>
+          <w:p>
+            <w:pPr>
+              <w:pStyle w:val="Parrafos"/>
+              <w:ind w:firstLine="0"/>
+              <w:jc w:val="center"/>
+              <w:rPr>
+                <w:highlight w:val="yellow"/>
+                <w:lang w:val="en-US" w:eastAsia="ja-JP"/>
+              </w:rPr>
+            </w:pPr>
+            <w:r>
+              <w:rPr>
+                <w:highlight w:val="yellow"/>
+                <w:lang w:val="en-US" w:eastAsia="ja-JP"/>
+              </w:rPr>
+              <w:t>Movistar</w:t>
+            </w:r>
+          </w:p>
+        </w:tc>
+        <w:tc>
+          <w:tcPr>
+            <w:tcW w:w="0" w:type="auto"/>
+            <w:hideMark/>
+          </w:tcPr>
+          <w:p>
+            <w:pPr>
+              <w:pStyle w:val="Parrafos"/>
+              <w:jc w:val="center"/>
+              <w:rPr>
+                <w:highlight w:val="yellow"/>
+                <w:lang w:val="en-US" w:eastAsia="ja-JP"/>
+              </w:rPr>
+            </w:pPr>
+            <w:r>
+              <w:rPr>
+                <w:highlight w:val="yellow"/>
+                <w:lang w:val="en-US" w:eastAsia="ja-JP"/>
+              </w:rPr>
+              <w:t>UNEXPO, Barquisimeto</w:t>
+            </w:r>
+          </w:p>
+        </w:tc>
+        <w:tc>
+          <w:tcPr>
+            <w:tcW w:w="0" w:type="auto"/>
+            <w:hideMark/>
+          </w:tcPr>
+          <w:p>
+            <w:pPr>
+              <w:pStyle w:val="Parrafos"/>
+              <w:rPr>
+                <w:highlight w:val="yellow"/>
+                <w:lang w:val="en-US" w:eastAsia="ja-JP"/>
+              </w:rPr>
+            </w:pPr>
+            <w:r>
+              <w:rPr>
+                <w:highlight w:val="yellow"/>
+                <w:lang w:val="en-US" w:eastAsia="ja-JP"/>
+              </w:rPr>
+              <w:t>Sin</w:t>
+            </w:r>
+            <w:r>
+              <w:rPr>
+                <w:highlight w:val="yellow"/>
+                <w:lang w:val="en-US" w:eastAsia="ja-JP"/>
+              </w:rPr>
+              <w:t xml:space="preserve"> </w:t>
+            </w:r>
+            <w:proofErr w:type="spellStart"/>
+            <w:r>
+              <w:rPr>
+                <w:highlight w:val="yellow"/>
+                <w:lang w:val="en-US" w:eastAsia="ja-JP"/>
+              </w:rPr>
+              <w:t>conexión</w:t>
+            </w:r>
+            <w:proofErr w:type="spellEnd"/>
+          </w:p>
+        </w:tc>
+        <w:tc>
+          <w:tcPr>
+            <w:tcW w:w="0" w:type="auto"/>
+            <w:hideMark/>
+          </w:tcPr>
+          <w:p>
+            <w:pPr>
+              <w:pStyle w:val="Parrafos"/>
+              <w:jc w:val="center"/>
+              <w:rPr>
+                <w:highlight w:val="yellow"/>
+                <w:lang w:val="en-US" w:eastAsia="ja-JP"/>
+              </w:rPr>
+            </w:pPr>
+            <w:proofErr w:type="spellStart"/>
+            <w:r>
+              <w:rPr>
+                <w:highlight w:val="yellow"/>
+                <w:lang w:val="en-US" w:eastAsia="ja-JP"/>
+              </w:rPr>
+              <w:t>Módulo</w:t>
+            </w:r>
+            <w:proofErr w:type="spellEnd"/>
+            <w:r>
+              <w:rPr>
+                <w:highlight w:val="yellow"/>
+                <w:lang w:val="en-US" w:eastAsia="ja-JP"/>
+              </w:rPr>
+              <w:t xml:space="preserve"> </w:t>
+            </w:r>
+            <w:proofErr w:type="spellStart"/>
+            <w:r>
+              <w:rPr>
+                <w:highlight w:val="yellow"/>
+                <w:lang w:val="en-US" w:eastAsia="ja-JP"/>
+              </w:rPr>
+              <w:t>reconoce</w:t>
+            </w:r>
+            <w:proofErr w:type="spellEnd"/>
+            <w:r>
+              <w:rPr>
+                <w:highlight w:val="yellow"/>
+                <w:lang w:val="en-US" w:eastAsia="ja-JP"/>
+              </w:rPr>
+              <w:t xml:space="preserve"> SIM, </w:t>
+            </w:r>
+            <w:proofErr w:type="spellStart"/>
+            <w:r>
+              <w:rPr>
+                <w:highlight w:val="yellow"/>
+                <w:lang w:val="en-US" w:eastAsia="ja-JP"/>
+              </w:rPr>
+              <w:t>pero</w:t>
+            </w:r>
+            <w:proofErr w:type="spellEnd"/>
+            <w:r>
+              <w:rPr>
+                <w:highlight w:val="yellow"/>
+                <w:lang w:val="en-US" w:eastAsia="ja-JP"/>
+              </w:rPr>
+              <w:t xml:space="preserve"> no se </w:t>
+            </w:r>
+            <w:proofErr w:type="spellStart"/>
+            <w:r>
+              <w:rPr>
+                <w:highlight w:val="yellow"/>
+                <w:lang w:val="en-US" w:eastAsia="ja-JP"/>
+              </w:rPr>
+              <w:t>registra</w:t>
+            </w:r>
+            <w:proofErr w:type="spellEnd"/>
+            <w:r>
+              <w:rPr>
+                <w:highlight w:val="yellow"/>
+                <w:lang w:val="en-US" w:eastAsia="ja-JP"/>
+              </w:rPr>
+              <w:t xml:space="preserve"> </w:t>
+            </w:r>
+            <w:proofErr w:type="spellStart"/>
+            <w:r>
+              <w:rPr>
+                <w:highlight w:val="yellow"/>
+                <w:lang w:val="en-US" w:eastAsia="ja-JP"/>
+              </w:rPr>
+              <w:t>en</w:t>
+            </w:r>
+            <w:proofErr w:type="spellEnd"/>
+            <w:r>
+              <w:rPr>
+                <w:highlight w:val="yellow"/>
+                <w:lang w:val="en-US" w:eastAsia="ja-JP"/>
+              </w:rPr>
+              <w:t xml:space="preserve"> red. Se </w:t>
+            </w:r>
+            <w:proofErr w:type="spellStart"/>
+            <w:r>
+              <w:rPr>
+                <w:highlight w:val="yellow"/>
+                <w:lang w:val="en-US" w:eastAsia="ja-JP"/>
+              </w:rPr>
+              <w:t>confirma</w:t>
+            </w:r>
+            <w:proofErr w:type="spellEnd"/>
+            <w:r>
+              <w:rPr>
+                <w:highlight w:val="yellow"/>
+                <w:lang w:val="en-US" w:eastAsia="ja-JP"/>
+              </w:rPr>
+              <w:t xml:space="preserve"> </w:t>
+            </w:r>
+            <w:proofErr w:type="spellStart"/>
+            <w:r>
+              <w:rPr>
+                <w:highlight w:val="yellow"/>
+                <w:lang w:val="en-US" w:eastAsia="ja-JP"/>
+              </w:rPr>
+              <w:t>que</w:t>
+            </w:r>
+            <w:proofErr w:type="spellEnd"/>
+            <w:r>
+              <w:rPr>
+                <w:highlight w:val="yellow"/>
+                <w:lang w:val="en-US" w:eastAsia="ja-JP"/>
+              </w:rPr>
+              <w:t xml:space="preserve"> Movistar no opera </w:t>
+            </w:r>
+            <w:proofErr w:type="spellStart"/>
+            <w:r>
+              <w:rPr>
+                <w:highlight w:val="yellow"/>
+                <w:lang w:val="en-US" w:eastAsia="ja-JP"/>
+              </w:rPr>
+              <w:t>en</w:t>
+            </w:r>
+            <w:proofErr w:type="spellEnd"/>
+            <w:r>
+              <w:rPr>
+                <w:highlight w:val="yellow"/>
+                <w:lang w:val="en-US" w:eastAsia="ja-JP"/>
+              </w:rPr>
+              <w:t xml:space="preserve"> 2G.</w:t>
+            </w:r>
+          </w:p>
+        </w:tc>
+      </w:tr>
+      <w:tr>
+        <w:trPr>
+          <w:jc w:val="center"/>
+        </w:trPr>
+        <w:tc>
+          <w:tcPr>
+            <w:tcW w:w="0" w:type="auto"/>
+            <w:hideMark/>
+          </w:tcPr>
+          <w:p>
+            <w:pPr>
+              <w:pStyle w:val="Parrafos"/>
+              <w:jc w:val="center"/>
+              <w:rPr>
+                <w:highlight w:val="yellow"/>
+                <w:lang w:val="en-US" w:eastAsia="ja-JP"/>
+              </w:rPr>
+            </w:pPr>
+            <w:r>
+              <w:rPr>
+                <w:highlight w:val="yellow"/>
+                <w:lang w:val="en-US" w:eastAsia="ja-JP"/>
+              </w:rPr>
+              <w:t xml:space="preserve">2. Cambio de </w:t>
+            </w:r>
+            <w:proofErr w:type="spellStart"/>
+            <w:r>
+              <w:rPr>
+                <w:highlight w:val="yellow"/>
+                <w:lang w:val="en-US" w:eastAsia="ja-JP"/>
+              </w:rPr>
+              <w:t>antena</w:t>
+            </w:r>
+            <w:proofErr w:type="spellEnd"/>
+          </w:p>
+        </w:tc>
+        <w:tc>
+          <w:tcPr>
+            <w:tcW w:w="0" w:type="auto"/>
+            <w:hideMark/>
+          </w:tcPr>
+          <w:p>
+            <w:pPr>
+              <w:pStyle w:val="Parrafos"/>
+              <w:ind w:firstLine="0"/>
+              <w:jc w:val="center"/>
+              <w:rPr>
+                <w:highlight w:val="yellow"/>
+                <w:lang w:val="en-US" w:eastAsia="ja-JP"/>
+              </w:rPr>
+            </w:pPr>
+            <w:r>
+              <w:rPr>
+                <w:highlight w:val="yellow"/>
+                <w:lang w:val="en-US" w:eastAsia="ja-JP"/>
+              </w:rPr>
+              <w:t>Movistar</w:t>
+            </w:r>
+          </w:p>
+        </w:tc>
+        <w:tc>
+          <w:tcPr>
+            <w:tcW w:w="0" w:type="auto"/>
+            <w:hideMark/>
+          </w:tcPr>
+          <w:p>
+            <w:pPr>
+              <w:pStyle w:val="Parrafos"/>
+              <w:jc w:val="center"/>
+              <w:rPr>
+                <w:highlight w:val="yellow"/>
+                <w:lang w:val="en-US" w:eastAsia="ja-JP"/>
+              </w:rPr>
+            </w:pPr>
+            <w:r>
+              <w:rPr>
+                <w:highlight w:val="yellow"/>
+                <w:lang w:val="en-US" w:eastAsia="ja-JP"/>
+              </w:rPr>
+              <w:t>UNEXPO, Barquisimeto</w:t>
+            </w:r>
+          </w:p>
+        </w:tc>
+        <w:tc>
+          <w:tcPr>
+            <w:tcW w:w="0" w:type="auto"/>
+            <w:hideMark/>
+          </w:tcPr>
+          <w:p>
+            <w:pPr>
+              <w:pStyle w:val="Parrafos"/>
+              <w:rPr>
+                <w:highlight w:val="yellow"/>
+                <w:lang w:val="en-US" w:eastAsia="ja-JP"/>
+              </w:rPr>
+            </w:pPr>
+            <w:r>
+              <w:rPr>
+                <w:highlight w:val="yellow"/>
+                <w:lang w:val="en-US" w:eastAsia="ja-JP"/>
+              </w:rPr>
+              <w:t xml:space="preserve">Sin </w:t>
+            </w:r>
+            <w:proofErr w:type="spellStart"/>
+            <w:r>
+              <w:rPr>
+                <w:highlight w:val="yellow"/>
+                <w:lang w:val="en-US" w:eastAsia="ja-JP"/>
+              </w:rPr>
+              <w:t>conexión</w:t>
+            </w:r>
+            <w:proofErr w:type="spellEnd"/>
+          </w:p>
+        </w:tc>
+        <w:tc>
+          <w:tcPr>
+            <w:tcW w:w="0" w:type="auto"/>
+            <w:hideMark/>
+          </w:tcPr>
+          <w:p>
+            <w:pPr>
+              <w:pStyle w:val="Parrafos"/>
+              <w:jc w:val="center"/>
+              <w:rPr>
+                <w:highlight w:val="yellow"/>
+                <w:lang w:val="en-US" w:eastAsia="ja-JP"/>
+              </w:rPr>
+            </w:pPr>
+            <w:r>
+              <w:rPr>
+                <w:highlight w:val="yellow"/>
+                <w:lang w:val="en-US" w:eastAsia="ja-JP"/>
+              </w:rPr>
+              <w:t xml:space="preserve">Se </w:t>
+            </w:r>
+            <w:proofErr w:type="spellStart"/>
+            <w:r>
+              <w:rPr>
+                <w:highlight w:val="yellow"/>
+                <w:lang w:val="en-US" w:eastAsia="ja-JP"/>
+              </w:rPr>
+              <w:t>reemplaza</w:t>
+            </w:r>
+            <w:proofErr w:type="spellEnd"/>
+            <w:r>
+              <w:rPr>
+                <w:highlight w:val="yellow"/>
+                <w:lang w:val="en-US" w:eastAsia="ja-JP"/>
+              </w:rPr>
+              <w:t xml:space="preserve"> </w:t>
+            </w:r>
+            <w:proofErr w:type="spellStart"/>
+            <w:r>
+              <w:rPr>
+                <w:highlight w:val="yellow"/>
+                <w:lang w:val="en-US" w:eastAsia="ja-JP"/>
+              </w:rPr>
+              <w:t>antena</w:t>
+            </w:r>
+            <w:proofErr w:type="spellEnd"/>
+            <w:r>
+              <w:rPr>
+                <w:highlight w:val="yellow"/>
+                <w:lang w:val="en-US" w:eastAsia="ja-JP"/>
+              </w:rPr>
+              <w:t xml:space="preserve"> </w:t>
+            </w:r>
+            <w:proofErr w:type="spellStart"/>
+            <w:r>
+              <w:rPr>
+                <w:highlight w:val="yellow"/>
+                <w:lang w:val="en-US" w:eastAsia="ja-JP"/>
+              </w:rPr>
+              <w:t>por</w:t>
+            </w:r>
+            <w:proofErr w:type="spellEnd"/>
+            <w:r>
+              <w:rPr>
+                <w:highlight w:val="yellow"/>
+                <w:lang w:val="en-US" w:eastAsia="ja-JP"/>
+              </w:rPr>
+              <w:t xml:space="preserve"> </w:t>
+            </w:r>
+            <w:proofErr w:type="spellStart"/>
+            <w:r>
+              <w:rPr>
+                <w:highlight w:val="yellow"/>
+                <w:lang w:val="en-US" w:eastAsia="ja-JP"/>
+              </w:rPr>
+              <w:t>una</w:t>
+            </w:r>
+            <w:proofErr w:type="spellEnd"/>
+            <w:r>
+              <w:rPr>
+                <w:highlight w:val="yellow"/>
+                <w:lang w:val="en-US" w:eastAsia="ja-JP"/>
+              </w:rPr>
+              <w:t xml:space="preserve"> </w:t>
+            </w:r>
+            <w:proofErr w:type="spellStart"/>
+            <w:r>
+              <w:rPr>
+                <w:highlight w:val="yellow"/>
+                <w:lang w:val="en-US" w:eastAsia="ja-JP"/>
+              </w:rPr>
+              <w:t>soldada</w:t>
+            </w:r>
+            <w:proofErr w:type="spellEnd"/>
+            <w:r>
+              <w:rPr>
+                <w:highlight w:val="yellow"/>
+                <w:lang w:val="en-US" w:eastAsia="ja-JP"/>
+              </w:rPr>
+              <w:t xml:space="preserve">. </w:t>
+            </w:r>
+            <w:proofErr w:type="spellStart"/>
+            <w:r>
+              <w:rPr>
+                <w:highlight w:val="yellow"/>
+                <w:lang w:val="en-US" w:eastAsia="ja-JP"/>
+              </w:rPr>
+              <w:t>Persisten</w:t>
+            </w:r>
+            <w:proofErr w:type="spellEnd"/>
+            <w:r>
+              <w:rPr>
+                <w:highlight w:val="yellow"/>
+                <w:lang w:val="en-US" w:eastAsia="ja-JP"/>
+              </w:rPr>
+              <w:t xml:space="preserve"> </w:t>
+            </w:r>
+            <w:proofErr w:type="spellStart"/>
+            <w:r>
+              <w:rPr>
+                <w:highlight w:val="yellow"/>
+                <w:lang w:val="en-US" w:eastAsia="ja-JP"/>
+              </w:rPr>
+              <w:t>fallas</w:t>
+            </w:r>
+            <w:proofErr w:type="spellEnd"/>
+            <w:r>
+              <w:rPr>
+                <w:highlight w:val="yellow"/>
+                <w:lang w:val="en-US" w:eastAsia="ja-JP"/>
+              </w:rPr>
+              <w:t xml:space="preserve"> de </w:t>
+            </w:r>
+            <w:proofErr w:type="spellStart"/>
+            <w:r>
+              <w:rPr>
+                <w:highlight w:val="yellow"/>
+                <w:lang w:val="en-US" w:eastAsia="ja-JP"/>
+              </w:rPr>
+              <w:t>registro</w:t>
+            </w:r>
+            <w:proofErr w:type="spellEnd"/>
+            <w:r>
+              <w:rPr>
+                <w:highlight w:val="yellow"/>
+                <w:lang w:val="en-US" w:eastAsia="ja-JP"/>
+              </w:rPr>
+              <w:t>.</w:t>
+            </w:r>
+          </w:p>
+        </w:tc>
+      </w:tr>
+      <w:tr>
+        <w:trPr>
+          <w:jc w:val="center"/>
+        </w:trPr>
+        <w:tc>
+          <w:tcPr>
+            <w:tcW w:w="0" w:type="auto"/>
+            <w:hideMark/>
+          </w:tcPr>
+          <w:p>
+            <w:pPr>
+              <w:pStyle w:val="Parrafos"/>
+              <w:jc w:val="center"/>
+              <w:rPr>
+                <w:highlight w:val="yellow"/>
+                <w:lang w:val="en-US" w:eastAsia="ja-JP"/>
+              </w:rPr>
+            </w:pPr>
+            <w:r>
+              <w:rPr>
+                <w:highlight w:val="yellow"/>
+                <w:lang w:val="en-US" w:eastAsia="ja-JP"/>
+              </w:rPr>
+              <w:lastRenderedPageBreak/>
+              <w:t>3. P</w:t>
+            </w:r>
+            <w:proofErr w:type="spellStart"/>
+            <w:r>
+              <w:rPr>
+                <w:highlight w:val="yellow"/>
+                <w:lang w:val="en-US" w:eastAsia="ja-JP"/>
+              </w:rPr>
+              <w:t>rueba</w:t>
+            </w:r>
+            <w:proofErr w:type="spellEnd"/>
+            <w:r>
+              <w:rPr>
+                <w:highlight w:val="yellow"/>
+                <w:lang w:val="en-US" w:eastAsia="ja-JP"/>
+              </w:rPr>
+              <w:t xml:space="preserve"> con SIM </w:t>
+            </w:r>
+            <w:proofErr w:type="spellStart"/>
+            <w:r>
+              <w:rPr>
+                <w:highlight w:val="yellow"/>
+                <w:lang w:val="en-US" w:eastAsia="ja-JP"/>
+              </w:rPr>
+              <w:t>Movilnet</w:t>
+            </w:r>
+            <w:proofErr w:type="spellEnd"/>
+          </w:p>
+        </w:tc>
+        <w:tc>
+          <w:tcPr>
+            <w:tcW w:w="0" w:type="auto"/>
+            <w:hideMark/>
+          </w:tcPr>
+          <w:p>
+            <w:pPr>
+              <w:pStyle w:val="Parrafos"/>
+              <w:ind w:firstLine="0"/>
+              <w:jc w:val="center"/>
+              <w:rPr>
+                <w:highlight w:val="yellow"/>
+                <w:lang w:val="en-US" w:eastAsia="ja-JP"/>
+              </w:rPr>
+            </w:pPr>
+            <w:proofErr w:type="spellStart"/>
+            <w:r>
+              <w:rPr>
+                <w:highlight w:val="yellow"/>
+                <w:lang w:val="en-US" w:eastAsia="ja-JP"/>
+              </w:rPr>
+              <w:t>Movilnet</w:t>
+            </w:r>
+            <w:proofErr w:type="spellEnd"/>
+          </w:p>
+        </w:tc>
+        <w:tc>
+          <w:tcPr>
+            <w:tcW w:w="0" w:type="auto"/>
+            <w:hideMark/>
+          </w:tcPr>
+          <w:p>
+            <w:pPr>
+              <w:pStyle w:val="Parrafos"/>
+              <w:jc w:val="center"/>
+              <w:rPr>
+                <w:highlight w:val="yellow"/>
+                <w:lang w:val="en-US" w:eastAsia="ja-JP"/>
+              </w:rPr>
+            </w:pPr>
+            <w:r>
+              <w:rPr>
+                <w:highlight w:val="yellow"/>
+                <w:lang w:val="en-US" w:eastAsia="ja-JP"/>
+              </w:rPr>
+              <w:t>UNEXPO, Barquisimeto</w:t>
+            </w:r>
+          </w:p>
+        </w:tc>
+        <w:tc>
+          <w:tcPr>
+            <w:tcW w:w="0" w:type="auto"/>
+            <w:hideMark/>
+          </w:tcPr>
+          <w:p>
+            <w:pPr>
+              <w:pStyle w:val="Parrafos"/>
+              <w:rPr>
+                <w:highlight w:val="yellow"/>
+                <w:lang w:val="en-US" w:eastAsia="ja-JP"/>
+              </w:rPr>
+            </w:pPr>
+            <w:r>
+              <w:rPr>
+                <w:highlight w:val="yellow"/>
+                <w:lang w:val="en-US" w:eastAsia="ja-JP"/>
+              </w:rPr>
+              <w:t xml:space="preserve">Sin </w:t>
+            </w:r>
+            <w:proofErr w:type="spellStart"/>
+            <w:r>
+              <w:rPr>
+                <w:highlight w:val="yellow"/>
+                <w:lang w:val="en-US" w:eastAsia="ja-JP"/>
+              </w:rPr>
+              <w:t>conexión</w:t>
+            </w:r>
+            <w:proofErr w:type="spellEnd"/>
+          </w:p>
+        </w:tc>
+        <w:tc>
+          <w:tcPr>
+            <w:tcW w:w="0" w:type="auto"/>
+            <w:hideMark/>
+          </w:tcPr>
+          <w:p>
+            <w:pPr>
+              <w:pStyle w:val="Parrafos"/>
+              <w:jc w:val="center"/>
+              <w:rPr>
+                <w:highlight w:val="yellow"/>
+                <w:lang w:val="en-US" w:eastAsia="ja-JP"/>
+              </w:rPr>
+            </w:pPr>
+            <w:proofErr w:type="spellStart"/>
+            <w:r>
+              <w:rPr>
+                <w:highlight w:val="yellow"/>
+                <w:lang w:val="en-US" w:eastAsia="ja-JP"/>
+              </w:rPr>
+              <w:t>Aunque</w:t>
+            </w:r>
+            <w:proofErr w:type="spellEnd"/>
+            <w:r>
+              <w:rPr>
+                <w:highlight w:val="yellow"/>
+                <w:lang w:val="en-US" w:eastAsia="ja-JP"/>
+              </w:rPr>
+              <w:t xml:space="preserve"> </w:t>
+            </w:r>
+            <w:proofErr w:type="spellStart"/>
+            <w:r>
+              <w:rPr>
+                <w:highlight w:val="yellow"/>
+                <w:lang w:val="en-US" w:eastAsia="ja-JP"/>
+              </w:rPr>
+              <w:t>Movilnet</w:t>
+            </w:r>
+            <w:proofErr w:type="spellEnd"/>
+            <w:r>
+              <w:rPr>
+                <w:highlight w:val="yellow"/>
+                <w:lang w:val="en-US" w:eastAsia="ja-JP"/>
+              </w:rPr>
+              <w:t xml:space="preserve"> </w:t>
+            </w:r>
+            <w:proofErr w:type="spellStart"/>
+            <w:r>
+              <w:rPr>
+                <w:highlight w:val="yellow"/>
+                <w:lang w:val="en-US" w:eastAsia="ja-JP"/>
+              </w:rPr>
+              <w:t>mantiene</w:t>
+            </w:r>
+            <w:proofErr w:type="spellEnd"/>
+            <w:r>
+              <w:rPr>
+                <w:highlight w:val="yellow"/>
+                <w:lang w:val="en-US" w:eastAsia="ja-JP"/>
+              </w:rPr>
+              <w:t xml:space="preserve"> red 2G, </w:t>
+            </w:r>
+            <w:proofErr w:type="spellStart"/>
+            <w:r>
+              <w:rPr>
+                <w:highlight w:val="yellow"/>
+                <w:lang w:val="en-US" w:eastAsia="ja-JP"/>
+              </w:rPr>
+              <w:t>el</w:t>
+            </w:r>
+            <w:proofErr w:type="spellEnd"/>
+            <w:r>
+              <w:rPr>
+                <w:highlight w:val="yellow"/>
+                <w:lang w:val="en-US" w:eastAsia="ja-JP"/>
+              </w:rPr>
+              <w:t xml:space="preserve"> </w:t>
+            </w:r>
+            <w:proofErr w:type="spellStart"/>
+            <w:r>
+              <w:rPr>
+                <w:highlight w:val="yellow"/>
+                <w:lang w:val="en-US" w:eastAsia="ja-JP"/>
+              </w:rPr>
+              <w:t>módulo</w:t>
+            </w:r>
+            <w:proofErr w:type="spellEnd"/>
+            <w:r>
+              <w:rPr>
+                <w:highlight w:val="yellow"/>
+                <w:lang w:val="en-US" w:eastAsia="ja-JP"/>
+              </w:rPr>
+              <w:t xml:space="preserve"> no </w:t>
+            </w:r>
+            <w:proofErr w:type="spellStart"/>
+            <w:r>
+              <w:rPr>
+                <w:highlight w:val="yellow"/>
+                <w:lang w:val="en-US" w:eastAsia="ja-JP"/>
+              </w:rPr>
+              <w:t>logra</w:t>
+            </w:r>
+            <w:proofErr w:type="spellEnd"/>
+            <w:r>
+              <w:rPr>
+                <w:highlight w:val="yellow"/>
+                <w:lang w:val="en-US" w:eastAsia="ja-JP"/>
+              </w:rPr>
+              <w:t xml:space="preserve"> </w:t>
+            </w:r>
+            <w:proofErr w:type="spellStart"/>
+            <w:r>
+              <w:rPr>
+                <w:highlight w:val="yellow"/>
+                <w:lang w:val="en-US" w:eastAsia="ja-JP"/>
+              </w:rPr>
+              <w:t>establecer</w:t>
+            </w:r>
+            <w:proofErr w:type="spellEnd"/>
+            <w:r>
+              <w:rPr>
+                <w:highlight w:val="yellow"/>
+                <w:lang w:val="en-US" w:eastAsia="ja-JP"/>
+              </w:rPr>
+              <w:t xml:space="preserve"> enlace.</w:t>
+            </w:r>
+          </w:p>
+        </w:tc>
+      </w:tr>
+      <w:tr>
+        <w:trPr>
+          <w:jc w:val="center"/>
+        </w:trPr>
+        <w:tc>
+          <w:tcPr>
+            <w:tcW w:w="0" w:type="auto"/>
+            <w:hideMark/>
+          </w:tcPr>
+          <w:p>
+            <w:pPr>
+              <w:pStyle w:val="Parrafos"/>
+              <w:jc w:val="center"/>
+              <w:rPr>
+                <w:highlight w:val="yellow"/>
+                <w:lang w:val="en-US" w:eastAsia="ja-JP"/>
+              </w:rPr>
+            </w:pPr>
+            <w:r>
+              <w:rPr>
+                <w:highlight w:val="yellow"/>
+                <w:lang w:val="en-US" w:eastAsia="ja-JP"/>
+              </w:rPr>
+              <w:t>4. P</w:t>
+            </w:r>
+            <w:proofErr w:type="spellStart"/>
+            <w:r>
+              <w:rPr>
+                <w:highlight w:val="yellow"/>
+                <w:lang w:val="en-US" w:eastAsia="ja-JP"/>
+              </w:rPr>
+              <w:t>rueba</w:t>
+            </w:r>
+            <w:proofErr w:type="spellEnd"/>
+            <w:r>
+              <w:rPr>
+                <w:highlight w:val="yellow"/>
+                <w:lang w:val="en-US" w:eastAsia="ja-JP"/>
+              </w:rPr>
+              <w:t xml:space="preserve"> con SIM </w:t>
+            </w:r>
+            <w:proofErr w:type="spellStart"/>
+            <w:r>
+              <w:rPr>
+                <w:highlight w:val="yellow"/>
+                <w:lang w:val="en-US" w:eastAsia="ja-JP"/>
+              </w:rPr>
+              <w:t>Movilnet</w:t>
+            </w:r>
+            <w:proofErr w:type="spellEnd"/>
+          </w:p>
+        </w:tc>
+        <w:tc>
+          <w:tcPr>
+            <w:tcW w:w="0" w:type="auto"/>
+            <w:hideMark/>
+          </w:tcPr>
+          <w:p>
+            <w:pPr>
+              <w:pStyle w:val="Parrafos"/>
+              <w:ind w:firstLine="0"/>
+              <w:jc w:val="center"/>
+              <w:rPr>
+                <w:highlight w:val="yellow"/>
+                <w:lang w:val="en-US" w:eastAsia="ja-JP"/>
+              </w:rPr>
+            </w:pPr>
+            <w:proofErr w:type="spellStart"/>
+            <w:r>
+              <w:rPr>
+                <w:highlight w:val="yellow"/>
+                <w:lang w:val="en-US" w:eastAsia="ja-JP"/>
+              </w:rPr>
+              <w:t>Movilnet</w:t>
+            </w:r>
+            <w:proofErr w:type="spellEnd"/>
+          </w:p>
+        </w:tc>
+        <w:tc>
+          <w:tcPr>
+            <w:tcW w:w="0" w:type="auto"/>
+            <w:hideMark/>
+          </w:tcPr>
+          <w:p>
+            <w:pPr>
+              <w:pStyle w:val="Parrafos"/>
+              <w:jc w:val="center"/>
+              <w:rPr>
+                <w:highlight w:val="yellow"/>
+                <w:lang w:val="en-US" w:eastAsia="ja-JP"/>
+              </w:rPr>
+            </w:pPr>
+            <w:r>
+              <w:rPr>
+                <w:highlight w:val="yellow"/>
+                <w:lang w:val="en-US" w:eastAsia="ja-JP"/>
+              </w:rPr>
+              <w:t xml:space="preserve">IVIC, San Antonio de </w:t>
+            </w:r>
+            <w:proofErr w:type="spellStart"/>
+            <w:r>
+              <w:rPr>
+                <w:highlight w:val="yellow"/>
+                <w:lang w:val="en-US" w:eastAsia="ja-JP"/>
+              </w:rPr>
+              <w:t>los</w:t>
+            </w:r>
+            <w:proofErr w:type="spellEnd"/>
+            <w:r>
+              <w:rPr>
+                <w:highlight w:val="yellow"/>
+                <w:lang w:val="en-US" w:eastAsia="ja-JP"/>
+              </w:rPr>
+              <w:t xml:space="preserve"> Altos</w:t>
+            </w:r>
+          </w:p>
+        </w:tc>
+        <w:tc>
+          <w:tcPr>
+            <w:tcW w:w="0" w:type="auto"/>
+            <w:hideMark/>
+          </w:tcPr>
+          <w:p>
+            <w:pPr>
+              <w:pStyle w:val="Parrafos"/>
+              <w:rPr>
+                <w:highlight w:val="yellow"/>
+                <w:lang w:val="en-US" w:eastAsia="ja-JP"/>
+              </w:rPr>
+            </w:pPr>
+            <w:r>
+              <w:rPr>
+                <w:highlight w:val="yellow"/>
+                <w:lang w:val="en-US" w:eastAsia="ja-JP"/>
+              </w:rPr>
+              <w:t xml:space="preserve">Sin </w:t>
+            </w:r>
+            <w:proofErr w:type="spellStart"/>
+            <w:r>
+              <w:rPr>
+                <w:highlight w:val="yellow"/>
+                <w:lang w:val="en-US" w:eastAsia="ja-JP"/>
+              </w:rPr>
+              <w:t>conexión</w:t>
+            </w:r>
+            <w:proofErr w:type="spellEnd"/>
+          </w:p>
+        </w:tc>
+        <w:tc>
+          <w:tcPr>
+            <w:tcW w:w="0" w:type="auto"/>
+            <w:hideMark/>
+          </w:tcPr>
+          <w:p>
+            <w:pPr>
+              <w:pStyle w:val="Parrafos"/>
+              <w:jc w:val="center"/>
+              <w:rPr>
+                <w:highlight w:val="yellow"/>
+                <w:lang w:val="en-US" w:eastAsia="ja-JP"/>
+              </w:rPr>
+            </w:pPr>
+            <w:r>
+              <w:rPr>
+                <w:highlight w:val="yellow"/>
+                <w:lang w:val="en-US" w:eastAsia="ja-JP"/>
+              </w:rPr>
+              <w:t xml:space="preserve">Zona con </w:t>
+            </w:r>
+            <w:proofErr w:type="spellStart"/>
+            <w:r>
+              <w:rPr>
+                <w:highlight w:val="yellow"/>
+                <w:lang w:val="en-US" w:eastAsia="ja-JP"/>
+              </w:rPr>
+              <w:t>antena</w:t>
+            </w:r>
+            <w:proofErr w:type="spellEnd"/>
+            <w:r>
+              <w:rPr>
+                <w:highlight w:val="yellow"/>
+                <w:lang w:val="en-US" w:eastAsia="ja-JP"/>
+              </w:rPr>
+              <w:t xml:space="preserve"> </w:t>
+            </w:r>
+            <w:proofErr w:type="spellStart"/>
+            <w:r>
+              <w:rPr>
+                <w:highlight w:val="yellow"/>
+                <w:lang w:val="en-US" w:eastAsia="ja-JP"/>
+              </w:rPr>
+              <w:t>Movilnet</w:t>
+            </w:r>
+            <w:proofErr w:type="spellEnd"/>
+            <w:r>
+              <w:rPr>
+                <w:highlight w:val="yellow"/>
+                <w:lang w:val="en-US" w:eastAsia="ja-JP"/>
+              </w:rPr>
+              <w:t xml:space="preserve"> </w:t>
+            </w:r>
+            <w:proofErr w:type="spellStart"/>
+            <w:r>
+              <w:rPr>
+                <w:highlight w:val="yellow"/>
+                <w:lang w:val="en-US" w:eastAsia="ja-JP"/>
+              </w:rPr>
+              <w:t>cercana</w:t>
+            </w:r>
+            <w:proofErr w:type="spellEnd"/>
+            <w:r>
+              <w:rPr>
+                <w:highlight w:val="yellow"/>
+                <w:lang w:val="en-US" w:eastAsia="ja-JP"/>
+              </w:rPr>
+              <w:t xml:space="preserve">. Se </w:t>
+            </w:r>
+            <w:proofErr w:type="spellStart"/>
+            <w:r>
+              <w:rPr>
+                <w:highlight w:val="yellow"/>
+                <w:lang w:val="en-US" w:eastAsia="ja-JP"/>
+              </w:rPr>
+              <w:t>detecta</w:t>
+            </w:r>
+            <w:proofErr w:type="spellEnd"/>
+            <w:r>
+              <w:rPr>
+                <w:highlight w:val="yellow"/>
+                <w:lang w:val="en-US" w:eastAsia="ja-JP"/>
+              </w:rPr>
+              <w:t xml:space="preserve"> </w:t>
+            </w:r>
+            <w:proofErr w:type="spellStart"/>
+            <w:r>
+              <w:rPr>
+                <w:highlight w:val="yellow"/>
+                <w:lang w:val="en-US" w:eastAsia="ja-JP"/>
+              </w:rPr>
+              <w:t>señal</w:t>
+            </w:r>
+            <w:proofErr w:type="spellEnd"/>
+            <w:r>
+              <w:rPr>
+                <w:highlight w:val="yellow"/>
+                <w:lang w:val="en-US" w:eastAsia="ja-JP"/>
+              </w:rPr>
+              <w:t xml:space="preserve"> </w:t>
+            </w:r>
+            <w:proofErr w:type="spellStart"/>
+            <w:r>
+              <w:rPr>
+                <w:highlight w:val="yellow"/>
+                <w:lang w:val="en-US" w:eastAsia="ja-JP"/>
+              </w:rPr>
+              <w:t>en</w:t>
+            </w:r>
+            <w:proofErr w:type="spellEnd"/>
+            <w:r>
+              <w:rPr>
+                <w:highlight w:val="yellow"/>
+                <w:lang w:val="en-US" w:eastAsia="ja-JP"/>
+              </w:rPr>
+              <w:t xml:space="preserve"> </w:t>
+            </w:r>
+            <w:proofErr w:type="spellStart"/>
+            <w:r>
+              <w:rPr>
+                <w:highlight w:val="yellow"/>
+                <w:lang w:val="en-US" w:eastAsia="ja-JP"/>
+              </w:rPr>
+              <w:t>teléfonos</w:t>
+            </w:r>
+            <w:proofErr w:type="spellEnd"/>
+            <w:r>
+              <w:rPr>
+                <w:highlight w:val="yellow"/>
+                <w:lang w:val="en-US" w:eastAsia="ja-JP"/>
+              </w:rPr>
+              <w:t xml:space="preserve">, </w:t>
+            </w:r>
+            <w:proofErr w:type="spellStart"/>
+            <w:r>
+              <w:rPr>
+                <w:highlight w:val="yellow"/>
+                <w:lang w:val="en-US" w:eastAsia="ja-JP"/>
+              </w:rPr>
+              <w:t>pero</w:t>
+            </w:r>
+            <w:proofErr w:type="spellEnd"/>
+            <w:r>
+              <w:rPr>
+                <w:highlight w:val="yellow"/>
+                <w:lang w:val="en-US" w:eastAsia="ja-JP"/>
+              </w:rPr>
+              <w:t xml:space="preserve"> </w:t>
+            </w:r>
+            <w:proofErr w:type="spellStart"/>
+            <w:r>
+              <w:rPr>
+                <w:highlight w:val="yellow"/>
+                <w:lang w:val="en-US" w:eastAsia="ja-JP"/>
+              </w:rPr>
+              <w:t>el</w:t>
+            </w:r>
+            <w:proofErr w:type="spellEnd"/>
+            <w:r>
+              <w:rPr>
+                <w:highlight w:val="yellow"/>
+                <w:lang w:val="en-US" w:eastAsia="ja-JP"/>
+              </w:rPr>
+              <w:t xml:space="preserve"> </w:t>
+            </w:r>
+            <w:proofErr w:type="spellStart"/>
+            <w:r>
+              <w:rPr>
+                <w:highlight w:val="yellow"/>
+                <w:lang w:val="en-US" w:eastAsia="ja-JP"/>
+              </w:rPr>
+              <w:t>módulo</w:t>
+            </w:r>
+            <w:proofErr w:type="spellEnd"/>
+            <w:r>
+              <w:rPr>
+                <w:highlight w:val="yellow"/>
+                <w:lang w:val="en-US" w:eastAsia="ja-JP"/>
+              </w:rPr>
+              <w:t xml:space="preserve"> no se </w:t>
+            </w:r>
+            <w:proofErr w:type="spellStart"/>
+            <w:r>
+              <w:rPr>
+                <w:highlight w:val="yellow"/>
+                <w:lang w:val="en-US" w:eastAsia="ja-JP"/>
+              </w:rPr>
+              <w:t>registra</w:t>
+            </w:r>
+            <w:proofErr w:type="spellEnd"/>
+            <w:r>
+              <w:rPr>
+                <w:highlight w:val="yellow"/>
+                <w:lang w:val="en-US" w:eastAsia="ja-JP"/>
+              </w:rPr>
+              <w:t>.</w:t>
+            </w:r>
+          </w:p>
+        </w:tc>
+      </w:tr>
+      <w:tr>
+        <w:trPr>
+          <w:jc w:val="center"/>
+        </w:trPr>
+        <w:tc>
+          <w:tcPr>
+            <w:tcW w:w="0" w:type="auto"/>
+            <w:hideMark/>
+          </w:tcPr>
+          <w:p>
+            <w:pPr>
+              <w:pStyle w:val="Parrafos"/>
+              <w:jc w:val="center"/>
+              <w:rPr>
+                <w:highlight w:val="yellow"/>
+                <w:lang w:val="en-US" w:eastAsia="ja-JP"/>
+              </w:rPr>
+            </w:pPr>
+            <w:r>
+              <w:rPr>
+                <w:highlight w:val="yellow"/>
+                <w:lang w:val="en-US" w:eastAsia="ja-JP"/>
+              </w:rPr>
+              <w:t>5. A</w:t>
+            </w:r>
+            <w:proofErr w:type="spellStart"/>
+            <w:r>
+              <w:rPr>
+                <w:highlight w:val="yellow"/>
+                <w:lang w:val="en-US" w:eastAsia="ja-JP"/>
+              </w:rPr>
+              <w:t>nálisis</w:t>
+            </w:r>
+            <w:proofErr w:type="spellEnd"/>
+            <w:r>
+              <w:rPr>
+                <w:highlight w:val="yellow"/>
+                <w:lang w:val="en-US" w:eastAsia="ja-JP"/>
+              </w:rPr>
+              <w:t xml:space="preserve"> final</w:t>
+            </w:r>
+          </w:p>
+        </w:tc>
+        <w:tc>
+          <w:tcPr>
+            <w:tcW w:w="0" w:type="auto"/>
+            <w:hideMark/>
+          </w:tcPr>
+          <w:p>
+            <w:pPr>
+              <w:pStyle w:val="Parrafos"/>
+              <w:jc w:val="center"/>
+              <w:rPr>
+                <w:highlight w:val="yellow"/>
+                <w:lang w:val="en-US" w:eastAsia="ja-JP"/>
+              </w:rPr>
+            </w:pPr>
+            <w:r>
+              <w:rPr>
+                <w:highlight w:val="yellow"/>
+                <w:lang w:val="en-US" w:eastAsia="ja-JP"/>
+              </w:rPr>
+              <w:t>—</w:t>
+            </w:r>
+          </w:p>
+        </w:tc>
+        <w:tc>
+          <w:tcPr>
+            <w:tcW w:w="0" w:type="auto"/>
+            <w:hideMark/>
+          </w:tcPr>
+          <w:p>
+            <w:pPr>
+              <w:pStyle w:val="Parrafos"/>
+              <w:jc w:val="center"/>
+              <w:rPr>
+                <w:highlight w:val="yellow"/>
+                <w:lang w:val="en-US" w:eastAsia="ja-JP"/>
+              </w:rPr>
+            </w:pPr>
+            <w:r>
+              <w:rPr>
+                <w:highlight w:val="yellow"/>
+                <w:lang w:val="en-US" w:eastAsia="ja-JP"/>
+              </w:rPr>
+              <w:t>—</w:t>
+            </w:r>
+          </w:p>
+        </w:tc>
+        <w:tc>
+          <w:tcPr>
+            <w:tcW w:w="0" w:type="auto"/>
+            <w:hideMark/>
+          </w:tcPr>
+          <w:p>
+            <w:pPr>
+              <w:pStyle w:val="Parrafos"/>
+              <w:jc w:val="center"/>
+              <w:rPr>
+                <w:highlight w:val="yellow"/>
+                <w:lang w:val="en-US" w:eastAsia="ja-JP"/>
+              </w:rPr>
+            </w:pPr>
+            <w:r>
+              <w:rPr>
+                <w:highlight w:val="yellow"/>
+                <w:lang w:val="en-US" w:eastAsia="ja-JP"/>
+              </w:rPr>
+              <w:t>—</w:t>
+            </w:r>
+          </w:p>
+        </w:tc>
+        <w:tc>
+          <w:tcPr>
+            <w:tcW w:w="0" w:type="auto"/>
+            <w:hideMark/>
+          </w:tcPr>
+          <w:p>
+            <w:pPr>
+              <w:pStyle w:val="Parrafos"/>
+              <w:jc w:val="center"/>
+              <w:rPr>
+                <w:highlight w:val="yellow"/>
+                <w:lang w:val="en-US" w:eastAsia="ja-JP"/>
+              </w:rPr>
+            </w:pPr>
+            <w:r>
+              <w:rPr>
+                <w:highlight w:val="yellow"/>
+                <w:lang w:val="en-US" w:eastAsia="ja-JP"/>
+              </w:rPr>
+              <w:t xml:space="preserve">Se </w:t>
+            </w:r>
+            <w:proofErr w:type="spellStart"/>
+            <w:r>
+              <w:rPr>
+                <w:highlight w:val="yellow"/>
+                <w:lang w:val="en-US" w:eastAsia="ja-JP"/>
+              </w:rPr>
+              <w:t>concluye</w:t>
+            </w:r>
+            <w:proofErr w:type="spellEnd"/>
+            <w:r>
+              <w:rPr>
+                <w:highlight w:val="yellow"/>
+                <w:lang w:val="en-US" w:eastAsia="ja-JP"/>
+              </w:rPr>
+              <w:t xml:space="preserve"> </w:t>
+            </w:r>
+            <w:proofErr w:type="spellStart"/>
+            <w:r>
+              <w:rPr>
+                <w:highlight w:val="yellow"/>
+                <w:lang w:val="en-US" w:eastAsia="ja-JP"/>
+              </w:rPr>
+              <w:t>que</w:t>
+            </w:r>
+            <w:proofErr w:type="spellEnd"/>
+            <w:r>
+              <w:rPr>
+                <w:highlight w:val="yellow"/>
+                <w:lang w:val="en-US" w:eastAsia="ja-JP"/>
+              </w:rPr>
+              <w:t xml:space="preserve"> </w:t>
+            </w:r>
+            <w:proofErr w:type="spellStart"/>
+            <w:r>
+              <w:rPr>
+                <w:highlight w:val="yellow"/>
+                <w:lang w:val="en-US" w:eastAsia="ja-JP"/>
+              </w:rPr>
+              <w:t>el</w:t>
+            </w:r>
+            <w:proofErr w:type="spellEnd"/>
+            <w:r>
+              <w:rPr>
+                <w:highlight w:val="yellow"/>
+                <w:lang w:val="en-US" w:eastAsia="ja-JP"/>
+              </w:rPr>
+              <w:t xml:space="preserve"> SIM800L es incompatible con la </w:t>
+            </w:r>
+            <w:proofErr w:type="spellStart"/>
+            <w:r>
+              <w:rPr>
+                <w:highlight w:val="yellow"/>
+                <w:lang w:val="en-US" w:eastAsia="ja-JP"/>
+              </w:rPr>
+              <w:t>infraestructura</w:t>
+            </w:r>
+            <w:proofErr w:type="spellEnd"/>
+            <w:r>
+              <w:rPr>
+                <w:highlight w:val="yellow"/>
+                <w:lang w:val="en-US" w:eastAsia="ja-JP"/>
+              </w:rPr>
+              <w:t xml:space="preserve"> actual. Se </w:t>
+            </w:r>
+            <w:proofErr w:type="spellStart"/>
+            <w:r>
+              <w:rPr>
+                <w:highlight w:val="yellow"/>
+                <w:lang w:val="en-US" w:eastAsia="ja-JP"/>
+              </w:rPr>
+              <w:t>requiere</w:t>
+            </w:r>
+            <w:proofErr w:type="spellEnd"/>
+            <w:r>
+              <w:rPr>
+                <w:highlight w:val="yellow"/>
+                <w:lang w:val="en-US" w:eastAsia="ja-JP"/>
+              </w:rPr>
+              <w:t xml:space="preserve"> </w:t>
+            </w:r>
+            <w:proofErr w:type="spellStart"/>
+            <w:r>
+              <w:rPr>
+                <w:highlight w:val="yellow"/>
+                <w:lang w:val="en-US" w:eastAsia="ja-JP"/>
+              </w:rPr>
+              <w:t>migrar</w:t>
+            </w:r>
+            <w:proofErr w:type="spellEnd"/>
+            <w:r>
+              <w:rPr>
+                <w:highlight w:val="yellow"/>
+                <w:lang w:val="en-US" w:eastAsia="ja-JP"/>
+              </w:rPr>
+              <w:t xml:space="preserve"> a </w:t>
+            </w:r>
+            <w:proofErr w:type="spellStart"/>
+            <w:r>
+              <w:rPr>
+                <w:highlight w:val="yellow"/>
+                <w:lang w:val="en-US" w:eastAsia="ja-JP"/>
+              </w:rPr>
+              <w:t>módulos</w:t>
+            </w:r>
+            <w:proofErr w:type="spellEnd"/>
+            <w:r>
+              <w:rPr>
+                <w:highlight w:val="yellow"/>
+                <w:lang w:val="en-US" w:eastAsia="ja-JP"/>
+              </w:rPr>
+              <w:t xml:space="preserve"> 3G/4G.</w:t>
+            </w:r>
+          </w:p>
+        </w:tc>
+      </w:tr>
+      <w:bookmarkEnd w:id="97"/>
+    </w:tbl>
+    <w:p>
+      <w:pPr>
+        <w:spacing w:after="0" w:line="240" w:lineRule="auto"/>
+        <w:rPr>
+          <w:rFonts w:ascii="Times New Roman" w:eastAsia="Times New Roman" w:hAnsi="Times New Roman" w:cs="Times New Roman"/>
+          <w:kern w:val="0"/>
+          <w:sz w:val="24"/>
+          <w:szCs w:val="24"/>
+          <w:highlight w:val="yellow"/>
+          <w:lang w:val="en-US" w:eastAsia="ja-JP"/>
+          <w14:ligatures w14:val="none"/>
+        </w:rPr>
+      </w:pPr>
     </w:p>
     <w:p>
       <w:pPr>
@@ -9501,7 +11113,18 @@
         </w:tabs>
       </w:pPr>
       <w:r>
+        <w:rPr>
+          <w:highlight w:val="yellow"/>
+        </w:rPr>
         <w:t>Incluso en zonas con cobertura confirmada de Movilnet, donde se constató la presencia de señal mediante terminales móviles, el módulo no consiguió establecer enlace con la red, lo que evidenció su incompatibilidad con la infraestructura de telecomunicaciones vigente en el país. Este resultado permitió concluir que el SIM800L no es una opción viable para el proyecto, y que, en caso de requerirse comunicación celular, sería necesario migrar hacia módulos compatibles con 3G o 4G, considerando como limitantes el mayor costo, consumo energético y dimensiones físicas de estos dispositivos en comparación con las soluciones 2G.</w:t>
+      </w:r>
+      <w:commentRangeEnd w:id="96"/>
+      <w:r>
+        <w:rPr>
+          <w:rStyle w:val="CommentReference"/>
+          <w:rFonts w:ascii="Aptos" w:hAnsi="Aptos"/>
+        </w:rPr>
+        <w:commentReference w:id="96"/>
       </w:r>
     </w:p>
     <w:p>
@@ -9512,13 +11135,7 @@
         </w:tabs>
       </w:pPr>
       <w:r>
-        <w:t>Seguidamente, s</w:t>
-      </w:r>
-      <w:r>
-        <w:t>e evaluaron distintas alternativas de comunicación inalámbrica</w:t>
-      </w:r>
-      <w:r>
-        <w:t xml:space="preserve"> más modernas</w:t>
+        <w:t>Seguidamente, se evaluaron distintas alternativas de comunicación inalámbrica más modernas</w:t>
       </w:r>
       <w:r>
         <w:t xml:space="preserve"> y dentro de los alcances del proyecto</w:t>
@@ -9532,11 +11149,7 @@
       </w:r>
       <w:proofErr w:type="spellEnd"/>
       <w:r>
-        <w:t xml:space="preserve"> RYLR998, los cuales operan en la banda de 915 MHz y ofrecen una configuración sencilla mediante comandos AT. Sin embargo, los resultados obtenidos no </w:t>
-      </w:r>
-      <w:r>
-        <w:lastRenderedPageBreak/>
-        <w:t>fueron los más satisfactorios, especialmente en lo referente a la distancia efectiva de transmisión y la flexibilidad de parámetros de radiofrecuencia.</w:t>
+        <w:t xml:space="preserve"> RYLR998, los cuales operan en la banda de 915 MHz y ofrecen una configuración sencilla mediante comandos AT. Sin embargo, los resultados obtenidos no fueron los más satisfactorios, especialmente en lo referente a la distancia efectiva de transmisión y la flexibilidad de parámetros de radiofrecuencia.</w:t>
       </w:r>
     </w:p>
     <w:p>
@@ -9552,6 +11165,7 @@
         <w:rPr>
           <w:noProof/>
         </w:rPr>
+        <w:lastRenderedPageBreak/>
         <w:drawing>
           <wp:inline distT="0" distB="0" distL="0" distR="0" wp14:anchorId="6D843E5F" wp14:editId="0559AC17">
             <wp:extent cx="3437919" cy="2525323"/>
@@ -9610,24 +11224,14 @@
       <w:r>
         <w:t xml:space="preserve">Figure </w:t>
       </w:r>
-      <w:r>
-        <w:fldChar w:fldCharType="begin"/>
-      </w:r>
-      <w:r>
-        <w:instrText xml:space="preserve"> SEQ Figure \* ARABIC </w:instrText>
-      </w:r>
-      <w:r>
-        <w:fldChar w:fldCharType="separate"/>
-      </w:r>
-      <w:r>
-        <w:rPr>
-          <w:noProof/>
-        </w:rPr>
-        <w:t>12</w:t>
-      </w:r>
-      <w:r>
-        <w:fldChar w:fldCharType="end"/>
-      </w:r>
+      <w:fldSimple w:instr=" SEQ Figure \* ARABIC ">
+        <w:r>
+          <w:rPr>
+            <w:noProof/>
+          </w:rPr>
+          <w:t>12</w:t>
+        </w:r>
+      </w:fldSimple>
       <w:r>
         <w:t>. RYLR998</w:t>
       </w:r>
@@ -9673,7 +11277,6 @@
         <w:rPr>
           <w:noProof/>
         </w:rPr>
-        <w:lastRenderedPageBreak/>
         <w:drawing>
           <wp:inline distT="0" distB="0" distL="0" distR="0" wp14:anchorId="1AE806F9" wp14:editId="25A99A97">
             <wp:extent cx="4149016" cy="2563967"/>
@@ -9732,24 +11335,14 @@
       <w:r>
         <w:t xml:space="preserve">Figure </w:t>
       </w:r>
-      <w:r>
-        <w:fldChar w:fldCharType="begin"/>
-      </w:r>
-      <w:r>
-        <w:instrText xml:space="preserve"> SEQ Figure \* ARABIC </w:instrText>
-      </w:r>
-      <w:r>
-        <w:fldChar w:fldCharType="separate"/>
-      </w:r>
-      <w:r>
-        <w:rPr>
-          <w:noProof/>
-        </w:rPr>
-        <w:t>13</w:t>
-      </w:r>
-      <w:r>
-        <w:fldChar w:fldCharType="end"/>
-      </w:r>
+      <w:fldSimple w:instr=" SEQ Figure \* ARABIC ">
+        <w:r>
+          <w:rPr>
+            <w:noProof/>
+          </w:rPr>
+          <w:t>13</w:t>
+        </w:r>
+      </w:fldSimple>
       <w:r>
         <w:t>. SX1262</w:t>
       </w:r>
@@ -9766,6 +11359,7 @@
         </w:tabs>
       </w:pPr>
       <w:r>
+        <w:lastRenderedPageBreak/>
         <w:t>Frecuencia de operación: ambos módulos cumplen con el requisito de trabajar en la banda de 915 MHz, por lo que este parámetro no representó un factor diferenciador.</w:t>
       </w:r>
     </w:p>
@@ -9826,11 +11420,7 @@
         </w:tabs>
       </w:pPr>
       <w:r>
-        <w:t xml:space="preserve">Consumo energético: en transmisión y recepción, el RYLR998 mostró un consumo más bajo, lo cual constituye una ventaja en términos de eficiencia energética. No </w:t>
-      </w:r>
-      <w:r>
-        <w:lastRenderedPageBreak/>
-        <w:t>obstante, este factor no resultó determinante, dado que el dispositivo está diseñado para transmitir de manera continua y la prioridad se centró en la fiabilidad de la comunicación.</w:t>
+        <w:t>Consumo energético: en transmisión y recepción, el RYLR998 mostró un consumo más bajo, lo cual constituye una ventaja en términos de eficiencia energética. No obstante, este factor no resultó determinante, dado que el dispositivo está diseñado para transmitir de manera continua y la prioridad se centró en la fiabilidad de la comunicación.</w:t>
       </w:r>
     </w:p>
     <w:p>
@@ -9871,6 +11461,7 @@
         </w:tabs>
       </w:pPr>
       <w:r>
+        <w:lastRenderedPageBreak/>
         <w:t>En conclusión, aunque el módulo RYLR998 presentó ventajas en consumo energético y simplicidad de configuración, el SX1262 se consolidó como la opción más adecuada para el prototipo, al ofrecer mayor alcance, mejor sensibilidad y mayor flexibilidad de configuración, factores que responden directamente a la necesidad de garantizar una comunicación confiable en escenarios de uso real.</w:t>
       </w:r>
     </w:p>
@@ -9976,7 +11567,6 @@
         </w:tabs>
       </w:pPr>
       <w:r>
-        <w:lastRenderedPageBreak/>
         <w:t xml:space="preserve"> El </w:t>
       </w:r>
       <w:r>
@@ -10025,6 +11615,7 @@
         <w:rPr>
           <w:noProof/>
         </w:rPr>
+        <w:lastRenderedPageBreak/>
         <w:drawing>
           <wp:inline distT="0" distB="0" distL="0" distR="0" wp14:anchorId="6C24B398" wp14:editId="528E29CF">
             <wp:extent cx="3040912" cy="3040912"/>
@@ -10987,18 +12578,18 @@
           <w:highlight w:val="red"/>
         </w:rPr>
       </w:pPr>
-      <w:bookmarkStart w:id="96" w:name="_Toc170819915"/>
-      <w:bookmarkStart w:id="97" w:name="_Toc660348512"/>
-      <w:bookmarkStart w:id="98" w:name="_Toc173592435"/>
+      <w:bookmarkStart w:id="98" w:name="_Toc170819915"/>
+      <w:bookmarkStart w:id="99" w:name="_Toc660348512"/>
+      <w:bookmarkStart w:id="100" w:name="_Toc173592435"/>
       <w:r>
         <w:rPr>
           <w:highlight w:val="red"/>
         </w:rPr>
         <w:t>Diagrama de eventos</w:t>
       </w:r>
-      <w:bookmarkEnd w:id="96"/>
-      <w:bookmarkEnd w:id="97"/>
       <w:bookmarkEnd w:id="98"/>
+      <w:bookmarkEnd w:id="99"/>
+      <w:bookmarkEnd w:id="100"/>
     </w:p>
     <w:p>
       <w:pPr>
@@ -11103,14 +12694,14 @@
           <w:highlight w:val="red"/>
         </w:rPr>
       </w:pPr>
-      <w:bookmarkStart w:id="99" w:name="_Toc173864086"/>
+      <w:bookmarkStart w:id="101" w:name="_Toc173864086"/>
       <w:r>
         <w:rPr>
           <w:highlight w:val="red"/>
         </w:rPr>
         <w:t>Tabla 2 Primeras 8 semanas del cronograma para el proyecto</w:t>
       </w:r>
-      <w:bookmarkEnd w:id="99"/>
+      <w:bookmarkEnd w:id="101"/>
     </w:p>
     <w:p>
       <w:pPr>
@@ -11197,14 +12788,14 @@
           <w:highlight w:val="red"/>
         </w:rPr>
       </w:pPr>
-      <w:bookmarkStart w:id="100" w:name="_Toc173864087"/>
+      <w:bookmarkStart w:id="102" w:name="_Toc173864087"/>
       <w:r>
         <w:rPr>
           <w:highlight w:val="red"/>
         </w:rPr>
         <w:t>Tabla 3. Últimas 8 semanas del cronograma para el proyecto</w:t>
       </w:r>
-      <w:bookmarkEnd w:id="100"/>
+      <w:bookmarkEnd w:id="102"/>
     </w:p>
     <w:p>
       <w:pPr>
@@ -11213,9 +12804,9 @@
           <w:highlight w:val="red"/>
         </w:rPr>
       </w:pPr>
-      <w:bookmarkStart w:id="101" w:name="_Toc170819916"/>
-      <w:bookmarkStart w:id="102" w:name="_Toc71021469"/>
-      <w:bookmarkStart w:id="103" w:name="_Toc173592436"/>
+      <w:bookmarkStart w:id="103" w:name="_Toc170819916"/>
+      <w:bookmarkStart w:id="104" w:name="_Toc71021469"/>
+      <w:bookmarkStart w:id="105" w:name="_Toc173592436"/>
       <w:r>
         <w:rPr>
           <w:highlight w:val="red"/>
@@ -11223,9 +12814,9 @@
         <w:lastRenderedPageBreak/>
         <w:t>Resultados Esperados</w:t>
       </w:r>
-      <w:bookmarkEnd w:id="101"/>
-      <w:bookmarkEnd w:id="102"/>
       <w:bookmarkEnd w:id="103"/>
+      <w:bookmarkEnd w:id="104"/>
+      <w:bookmarkEnd w:id="105"/>
     </w:p>
     <w:p>
       <w:pPr>
@@ -11400,12 +12991,12 @@
       <w:pPr>
         <w:pStyle w:val="TITULOS"/>
       </w:pPr>
-      <w:bookmarkStart w:id="104" w:name="_Toc173592437"/>
+      <w:bookmarkStart w:id="106" w:name="_Toc173592437"/>
       <w:r>
         <w:lastRenderedPageBreak/>
         <w:t>Referencias Bibliográficas</w:t>
       </w:r>
-      <w:bookmarkEnd w:id="104"/>
+      <w:bookmarkEnd w:id="106"/>
     </w:p>
     <w:p>
       <w:pPr>
@@ -12882,24 +14473,43 @@
       </w:r>
     </w:p>
   </w:comment>
+  <w:comment w:id="96" w:author="daniela alejandra cañas urbina" w:date="2025-10-14T13:19:00Z" w:initials="dc">
+    <w:p>
+      <w:pPr>
+        <w:pStyle w:val="CommentText"/>
+      </w:pPr>
+      <w:r>
+        <w:rPr>
+          <w:rStyle w:val="CommentReference"/>
+        </w:rPr>
+        <w:annotationRef/>
+      </w:r>
+      <w:r>
+        <w:t>Agregar porque si llegó a agarrar en algunos momentos (Gabriel)</w:t>
+      </w:r>
+    </w:p>
+  </w:comment>
 </w:comments>
 </file>
 
 <file path=word/commentsExtended.xml><?xml version="1.0" encoding="utf-8"?>
 <w15:commentsEx xmlns:wpc="http://schemas.microsoft.com/office/word/2010/wordprocessingCanvas" xmlns:cx="http://schemas.microsoft.com/office/drawing/2014/chartex" xmlns:cx1="http://schemas.microsoft.com/office/drawing/2015/9/8/chartex" xmlns:cx2="http://schemas.microsoft.com/office/drawing/2015/10/21/chartex" xmlns:cx3="http://schemas.microsoft.com/office/drawing/2016/5/9/chartex" xmlns:cx4="http://schemas.microsoft.com/office/drawing/2016/5/10/chartex" xmlns:cx5="http://schemas.microsoft.com/office/drawing/2016/5/11/chartex" xmlns:cx6="http://schemas.microsoft.com/office/drawing/2016/5/12/chartex" xmlns:cx7="http://schemas.microsoft.com/office/drawing/2016/5/13/chartex" xmlns:cx8="http://schemas.microsoft.com/office/drawing/2016/5/14/chartex" xmlns:mc="http://schemas.openxmlformats.org/markup-compatibility/2006" xmlns:aink="http://schemas.microsoft.com/office/drawing/2016/ink" xmlns:am3d="http://schemas.microsoft.com/office/drawing/2017/model3d" xmlns:o="urn:schemas-microsoft-com:office:office" xmlns:oel="http://schemas.microsoft.com/office/2019/extlst" xmlns:r="http://schemas.openxmlformats.org/officeDocument/2006/relationships" xmlns:m="http://schemas.openxmlformats.org/officeDocument/2006/math" xmlns:v="urn:schemas-microsoft-com:vml" xmlns:wp14="http://schemas.microsoft.com/office/word/2010/wordprocessingDrawing" xmlns:wp="http://schemas.openxmlformats.org/drawingml/2006/wordprocessingDrawing" xmlns:w10="urn:schemas-microsoft-com:office:word" xmlns:w="http://schemas.openxmlformats.org/wordprocessingml/2006/main" xmlns:w14="http://schemas.microsoft.com/office/word/2010/wordml" xmlns:w15="http://schemas.microsoft.com/office/word/2012/wordml" xmlns:w16cex="http://schemas.microsoft.com/office/word/2018/wordml/cex" xmlns:w16cid="http://schemas.microsoft.com/office/word/2016/wordml/cid" xmlns:w16="http://schemas.microsoft.com/office/word/2018/wordml" xmlns:w16du="http://schemas.microsoft.com/office/word/2023/wordml/word16du" xmlns:w16sdtdh="http://schemas.microsoft.com/office/word/2020/wordml/sdtdatahash" xmlns:w16sdtfl="http://schemas.microsoft.com/office/word/2024/wordml/sdtformatlock" xmlns:w16se="http://schemas.microsoft.com/office/word/2015/wordml/symex" xmlns:wpg="http://schemas.microsoft.com/office/word/2010/wordprocessingGroup" xmlns:wpi="http://schemas.microsoft.com/office/word/2010/wordprocessingInk" xmlns:wne="http://schemas.microsoft.com/office/word/2006/wordml" xmlns:wps="http://schemas.microsoft.com/office/word/2010/wordprocessingShape" mc:Ignorable="w14 w15 w16se w16cid w16 w16cex w16sdtdh w16sdtfl w16du wp14">
   <w15:commentEx w15:paraId="54960B64" w15:done="0"/>
+  <w15:commentEx w15:paraId="5F97827C" w15:done="0"/>
 </w15:commentsEx>
 </file>
 
 <file path=word/commentsExtensible.xml><?xml version="1.0" encoding="utf-8"?>
 <w16cex:commentsExtensible xmlns:wpc="http://schemas.microsoft.com/office/word/2010/wordprocessingCanvas" xmlns:cx="http://schemas.microsoft.com/office/drawing/2014/chartex" xmlns:cx1="http://schemas.microsoft.com/office/drawing/2015/9/8/chartex" xmlns:cx2="http://schemas.microsoft.com/office/drawing/2015/10/21/chartex" xmlns:cx3="http://schemas.microsoft.com/office/drawing/2016/5/9/chartex" xmlns:cx4="http://schemas.microsoft.com/office/drawing/2016/5/10/chartex" xmlns:cx5="http://schemas.microsoft.com/office/drawing/2016/5/11/chartex" xmlns:cx6="http://schemas.microsoft.com/office/drawing/2016/5/12/chartex" xmlns:cx7="http://schemas.microsoft.com/office/drawing/2016/5/13/chartex" xmlns:cx8="http://schemas.microsoft.com/office/drawing/2016/5/14/chartex" xmlns:cr="http://schemas.microsoft.com/office/comments/2020/reactions" xmlns:mc="http://schemas.openxmlformats.org/markup-compatibility/2006" xmlns:aink="http://schemas.microsoft.com/office/drawing/2016/ink" xmlns:am3d="http://schemas.microsoft.com/office/drawing/2017/model3d" xmlns:o="urn:schemas-microsoft-com:office:office" xmlns:oel="http://schemas.microsoft.com/office/2019/extlst" xmlns:r="http://schemas.openxmlformats.org/officeDocument/2006/relationships" xmlns:m="http://schemas.openxmlformats.org/officeDocument/2006/math" xmlns:v="urn:schemas-microsoft-com:vml" xmlns:wp14="http://schemas.microsoft.com/office/word/2010/wordprocessingDrawing" xmlns:wp="http://schemas.openxmlformats.org/drawingml/2006/wordprocessingDrawing" xmlns:w10="urn:schemas-microsoft-com:office:word" xmlns:w="http://schemas.openxmlformats.org/wordprocessingml/2006/main" xmlns:w14="http://schemas.microsoft.com/office/word/2010/wordml" xmlns:w15="http://schemas.microsoft.com/office/word/2012/wordml" xmlns:w16cex="http://schemas.microsoft.com/office/word/2018/wordml/cex" xmlns:w16cid="http://schemas.microsoft.com/office/word/2016/wordml/cid" xmlns:w16="http://schemas.microsoft.com/office/word/2018/wordml" xmlns:w16du="http://schemas.microsoft.com/office/word/2023/wordml/word16du" xmlns:w16sdtdh="http://schemas.microsoft.com/office/word/2020/wordml/sdtdatahash" xmlns:w16sdtfl="http://schemas.microsoft.com/office/word/2024/wordml/sdtformatlock" xmlns:w16se="http://schemas.microsoft.com/office/word/2015/wordml/symex" xmlns:wpg="http://schemas.microsoft.com/office/word/2010/wordprocessingGroup" xmlns:wpi="http://schemas.microsoft.com/office/word/2010/wordprocessingInk" xmlns:wne="http://schemas.microsoft.com/office/word/2006/wordml" xmlns:wps="http://schemas.microsoft.com/office/word/2010/wordprocessingShape" mc:Ignorable="w14 w15 w16se w16cid w16 w16cex w16sdtdh w16sdtfl cr w16du wp14">
   <w16cex:commentExtensible w16cex:durableId="39347E76" w16cex:dateUtc="2025-10-14T00:37:00Z"/>
+  <w16cex:commentExtensible w16cex:durableId="53820BE4" w16cex:dateUtc="2025-10-14T17:19:00Z"/>
 </w16cex:commentsExtensible>
 </file>
 
 <file path=word/commentsIds.xml><?xml version="1.0" encoding="utf-8"?>
 <w16cid:commentsIds xmlns:wpc="http://schemas.microsoft.com/office/word/2010/wordprocessingCanvas" xmlns:cx="http://schemas.microsoft.com/office/drawing/2014/chartex" xmlns:cx1="http://schemas.microsoft.com/office/drawing/2015/9/8/chartex" xmlns:cx2="http://schemas.microsoft.com/office/drawing/2015/10/21/chartex" xmlns:cx3="http://schemas.microsoft.com/office/drawing/2016/5/9/chartex" xmlns:cx4="http://schemas.microsoft.com/office/drawing/2016/5/10/chartex" xmlns:cx5="http://schemas.microsoft.com/office/drawing/2016/5/11/chartex" xmlns:cx6="http://schemas.microsoft.com/office/drawing/2016/5/12/chartex" xmlns:cx7="http://schemas.microsoft.com/office/drawing/2016/5/13/chartex" xmlns:cx8="http://schemas.microsoft.com/office/drawing/2016/5/14/chartex" xmlns:mc="http://schemas.openxmlformats.org/markup-compatibility/2006" xmlns:aink="http://schemas.microsoft.com/office/drawing/2016/ink" xmlns:am3d="http://schemas.microsoft.com/office/drawing/2017/model3d" xmlns:o="urn:schemas-microsoft-com:office:office" xmlns:oel="http://schemas.microsoft.com/office/2019/extlst" xmlns:r="http://schemas.openxmlformats.org/officeDocument/2006/relationships" xmlns:m="http://schemas.openxmlformats.org/officeDocument/2006/math" xmlns:v="urn:schemas-microsoft-com:vml" xmlns:wp14="http://schemas.microsoft.com/office/word/2010/wordprocessingDrawing" xmlns:wp="http://schemas.openxmlformats.org/drawingml/2006/wordprocessingDrawing" xmlns:w10="urn:schemas-microsoft-com:office:word" xmlns:w="http://schemas.openxmlformats.org/wordprocessingml/2006/main" xmlns:w14="http://schemas.microsoft.com/office/word/2010/wordml" xmlns:w15="http://schemas.microsoft.com/office/word/2012/wordml" xmlns:w16cex="http://schemas.microsoft.com/office/word/2018/wordml/cex" xmlns:w16cid="http://schemas.microsoft.com/office/word/2016/wordml/cid" xmlns:w16="http://schemas.microsoft.com/office/word/2018/wordml" xmlns:w16du="http://schemas.microsoft.com/office/word/2023/wordml/word16du" xmlns:w16sdtdh="http://schemas.microsoft.com/office/word/2020/wordml/sdtdatahash" xmlns:w16sdtfl="http://schemas.microsoft.com/office/word/2024/wordml/sdtformatlock" xmlns:w16se="http://schemas.microsoft.com/office/word/2015/wordml/symex" xmlns:wpg="http://schemas.microsoft.com/office/word/2010/wordprocessingGroup" xmlns:wpi="http://schemas.microsoft.com/office/word/2010/wordprocessingInk" xmlns:wne="http://schemas.microsoft.com/office/word/2006/wordml" xmlns:wps="http://schemas.microsoft.com/office/word/2010/wordprocessingShape" mc:Ignorable="w14 w15 w16se w16cid w16 w16cex w16sdtdh w16sdtfl w16du wp14">
   <w16cid:commentId w16cid:paraId="54960B64" w16cid:durableId="39347E76"/>
+  <w16cid:commentId w16cid:paraId="5F97827C" w16cid:durableId="53820BE4"/>
 </w16cid:commentsIds>
 </file>
 
@@ -15041,6 +16651,7 @@
   <w:style w:type="character" w:default="1" w:styleId="DefaultParagraphFont">
     <w:name w:val="Default Paragraph Font"/>
     <w:uiPriority w:val="1"/>
+    <w:semiHidden/>
     <w:unhideWhenUsed/>
   </w:style>
   <w:style w:type="table" w:default="1" w:styleId="TableNormal">

--- a/LIBRO/Informe de avance Modificado.docx
+++ b/LIBRO/Informe de avance Modificado.docx
@@ -1,6 +1,6 @@
 
 <file path=word/document.xml><?xml version="1.0" encoding="utf-8"?>
-<w:document xmlns:wpc="http://schemas.microsoft.com/office/word/2010/wordprocessingCanvas" xmlns:cx="http://schemas.microsoft.com/office/drawing/2014/chartex" xmlns:cx1="http://schemas.microsoft.com/office/drawing/2015/9/8/chartex" xmlns:cx2="http://schemas.microsoft.com/office/drawing/2015/10/21/chartex" xmlns:cx3="http://schemas.microsoft.com/office/drawing/2016/5/9/chartex" xmlns:cx4="http://schemas.microsoft.com/office/drawing/2016/5/10/chartex" xmlns:cx5="http://schemas.microsoft.com/office/drawing/2016/5/11/chartex" xmlns:cx6="http://schemas.microsoft.com/office/drawing/2016/5/12/chartex" xmlns:cx7="http://schemas.microsoft.com/office/drawing/2016/5/13/chartex" xmlns:cx8="http://schemas.microsoft.com/office/drawing/2016/5/14/chartex" xmlns:mc="http://schemas.openxmlformats.org/markup-compatibility/2006" xmlns:aink="http://schemas.microsoft.com/office/drawing/2016/ink" xmlns:am3d="http://schemas.microsoft.com/office/drawing/2017/model3d" xmlns:o="urn:schemas-microsoft-com:office:office" xmlns:oel="http://schemas.microsoft.com/office/2019/extlst" xmlns:r="http://schemas.openxmlformats.org/officeDocument/2006/relationships" xmlns:m="http://schemas.openxmlformats.org/officeDocument/2006/math" xmlns:v="urn:schemas-microsoft-com:vml" xmlns:wp14="http://schemas.microsoft.com/office/word/2010/wordprocessingDrawing" xmlns:wp="http://schemas.openxmlformats.org/drawingml/2006/wordprocessingDrawing" xmlns:w10="urn:schemas-microsoft-com:office:word" xmlns:w="http://schemas.openxmlformats.org/wordprocessingml/2006/main" xmlns:w14="http://schemas.microsoft.com/office/word/2010/wordml" xmlns:w15="http://schemas.microsoft.com/office/word/2012/wordml" xmlns:w16cex="http://schemas.microsoft.com/office/word/2018/wordml/cex" xmlns:w16cid="http://schemas.microsoft.com/office/word/2016/wordml/cid" xmlns:w16="http://schemas.microsoft.com/office/word/2018/wordml" xmlns:w16du="http://schemas.microsoft.com/office/word/2023/wordml/word16du" xmlns:w16sdtdh="http://schemas.microsoft.com/office/word/2020/wordml/sdtdatahash" xmlns:w16sdtfl="http://schemas.microsoft.com/office/word/2024/wordml/sdtformatlock" xmlns:w16se="http://schemas.microsoft.com/office/word/2015/wordml/symex" xmlns:wpg="http://schemas.microsoft.com/office/word/2010/wordprocessingGroup" xmlns:wpi="http://schemas.microsoft.com/office/word/2010/wordprocessingInk" xmlns:wne="http://schemas.microsoft.com/office/word/2006/wordml" xmlns:wps="http://schemas.microsoft.com/office/word/2010/wordprocessingShape" mc:Ignorable="w14 w15 w16se w16cid w16 w16cex w16sdtdh w16sdtfl w16du wp14">
+<w:document xmlns:wpc="http://schemas.microsoft.com/office/word/2010/wordprocessingCanvas" xmlns:cx="http://schemas.microsoft.com/office/drawing/2014/chartex" xmlns:cx1="http://schemas.microsoft.com/office/drawing/2015/9/8/chartex" xmlns:cx2="http://schemas.microsoft.com/office/drawing/2015/10/21/chartex" xmlns:cx3="http://schemas.microsoft.com/office/drawing/2016/5/9/chartex" xmlns:cx4="http://schemas.microsoft.com/office/drawing/2016/5/10/chartex" xmlns:cx5="http://schemas.microsoft.com/office/drawing/2016/5/11/chartex" xmlns:cx6="http://schemas.microsoft.com/office/drawing/2016/5/12/chartex" xmlns:cx7="http://schemas.microsoft.com/office/drawing/2016/5/13/chartex" xmlns:cx8="http://schemas.microsoft.com/office/drawing/2016/5/14/chartex" xmlns:mc="http://schemas.openxmlformats.org/markup-compatibility/2006" xmlns:aink="http://schemas.microsoft.com/office/drawing/2016/ink" xmlns:am3d="http://schemas.microsoft.com/office/drawing/2017/model3d" xmlns:o="urn:schemas-microsoft-com:office:office" xmlns:r="http://schemas.openxmlformats.org/officeDocument/2006/relationships" xmlns:m="http://schemas.openxmlformats.org/officeDocument/2006/math" xmlns:v="urn:schemas-microsoft-com:vml" xmlns:wp14="http://schemas.microsoft.com/office/word/2010/wordprocessingDrawing" xmlns:wp="http://schemas.openxmlformats.org/drawingml/2006/wordprocessingDrawing" xmlns:w10="urn:schemas-microsoft-com:office:word" xmlns:w="http://schemas.openxmlformats.org/wordprocessingml/2006/main" xmlns:w14="http://schemas.microsoft.com/office/word/2010/wordml" xmlns:w15="http://schemas.microsoft.com/office/word/2012/wordml" xmlns:w16cex="http://schemas.microsoft.com/office/word/2018/wordml/cex" xmlns:w16cid="http://schemas.microsoft.com/office/word/2016/wordml/cid" xmlns:w16="http://schemas.microsoft.com/office/word/2018/wordml" xmlns:w16sdtdh="http://schemas.microsoft.com/office/word/2020/wordml/sdtdatahash" xmlns:w16se="http://schemas.microsoft.com/office/word/2015/wordml/symex" xmlns:wpg="http://schemas.microsoft.com/office/word/2010/wordprocessingGroup" xmlns:wpi="http://schemas.microsoft.com/office/word/2010/wordprocessingInk" xmlns:wne="http://schemas.microsoft.com/office/word/2006/wordml" xmlns:wps="http://schemas.microsoft.com/office/word/2010/wordprocessingShape" mc:Ignorable="w14 w15 w16se w16cid w16 w16cex w16sdtdh wp14">
   <w:body>
     <w:p>
       <w:pPr>
@@ -486,7 +486,6 @@
         </w:rPr>
         <w:t xml:space="preserve">: </w:t>
       </w:r>
-      <w:proofErr w:type="spellStart"/>
       <w:r>
         <w:rPr>
           <w:rFonts w:ascii="Arial" w:hAnsi="Arial" w:cs="Arial"/>
@@ -496,25 +495,14 @@
         <w:t>MSc</w:t>
       </w:r>
       <w:bookmarkEnd w:id="0"/>
-      <w:proofErr w:type="spellEnd"/>
       <w:r>
         <w:rPr>
           <w:rFonts w:ascii="Arial" w:hAnsi="Arial" w:cs="Arial"/>
           <w:sz w:val="24"/>
           <w:szCs w:val="24"/>
         </w:rPr>
-        <w:t xml:space="preserve">. Omar </w:t>
-      </w:r>
-      <w:proofErr w:type="spellStart"/>
-      <w:r>
-        <w:rPr>
-          <w:rFonts w:ascii="Arial" w:hAnsi="Arial" w:cs="Arial"/>
-          <w:sz w:val="24"/>
-          <w:szCs w:val="24"/>
-        </w:rPr>
-        <w:t>Benvenuto</w:t>
-      </w:r>
-      <w:proofErr w:type="spellEnd"/>
+        <w:t>. Omar Benvenuto</w:t>
+      </w:r>
     </w:p>
     <w:p>
       <w:pPr>
@@ -598,7 +586,7 @@
     </w:p>
     <w:p>
       <w:pPr>
-        <w:pStyle w:val="TOC1"/>
+        <w:pStyle w:val="TDC1"/>
         <w:rPr>
           <w:sz w:val="28"/>
           <w:szCs w:val="24"/>
@@ -614,7 +602,7 @@
     </w:p>
     <w:p>
       <w:pPr>
-        <w:pStyle w:val="TOC1"/>
+        <w:pStyle w:val="TDC1"/>
         <w:rPr>
           <w:rFonts w:eastAsiaTheme="minorEastAsia"/>
           <w:kern w:val="0"/>
@@ -635,7 +623,7 @@
       <w:hyperlink w:anchor="_Toc173592419" w:history="1">
         <w:r>
           <w:rPr>
-            <w:rStyle w:val="Hyperlink"/>
+            <w:rStyle w:val="Hipervnculo"/>
             <w:b/>
             <w:bCs/>
           </w:rPr>
@@ -686,7 +674,7 @@
     </w:p>
     <w:p>
       <w:pPr>
-        <w:pStyle w:val="TOC1"/>
+        <w:pStyle w:val="TDC1"/>
         <w:rPr>
           <w:rFonts w:eastAsiaTheme="minorEastAsia"/>
           <w:kern w:val="0"/>
@@ -698,7 +686,7 @@
       <w:hyperlink w:anchor="_Toc173592420" w:history="1">
         <w:r>
           <w:rPr>
-            <w:rStyle w:val="Hyperlink"/>
+            <w:rStyle w:val="Hipervnculo"/>
             <w:b/>
             <w:bCs/>
           </w:rPr>
@@ -751,7 +739,7 @@
     </w:p>
     <w:p>
       <w:pPr>
-        <w:pStyle w:val="TOC2"/>
+        <w:pStyle w:val="TDC2"/>
         <w:tabs>
           <w:tab w:val="right" w:leader="dot" w:pos="8827"/>
         </w:tabs>
@@ -767,7 +755,7 @@
       <w:hyperlink w:anchor="_Toc173592421" w:history="1">
         <w:r>
           <w:rPr>
-            <w:rStyle w:val="Hyperlink"/>
+            <w:rStyle w:val="Hipervnculo"/>
             <w:rFonts w:ascii="Times New Roman" w:hAnsi="Times New Roman" w:cs="Times New Roman"/>
             <w:noProof/>
           </w:rPr>
@@ -832,7 +820,7 @@
     </w:p>
     <w:p>
       <w:pPr>
-        <w:pStyle w:val="TOC3"/>
+        <w:pStyle w:val="TDC3"/>
         <w:tabs>
           <w:tab w:val="right" w:leader="dot" w:pos="8827"/>
         </w:tabs>
@@ -847,7 +835,7 @@
       <w:hyperlink w:anchor="_Toc173592422" w:history="1">
         <w:r>
           <w:rPr>
-            <w:rStyle w:val="Hyperlink"/>
+            <w:rStyle w:val="Hipervnculo"/>
             <w:rFonts w:ascii="Times New Roman" w:hAnsi="Times New Roman" w:cs="Times New Roman"/>
             <w:noProof/>
           </w:rPr>
@@ -912,7 +900,7 @@
     </w:p>
     <w:p>
       <w:pPr>
-        <w:pStyle w:val="TOC3"/>
+        <w:pStyle w:val="TDC3"/>
         <w:tabs>
           <w:tab w:val="right" w:leader="dot" w:pos="8827"/>
         </w:tabs>
@@ -927,7 +915,7 @@
       <w:hyperlink w:anchor="_Toc173592423" w:history="1">
         <w:r>
           <w:rPr>
-            <w:rStyle w:val="Hyperlink"/>
+            <w:rStyle w:val="Hipervnculo"/>
             <w:rFonts w:ascii="Times New Roman" w:hAnsi="Times New Roman" w:cs="Times New Roman"/>
             <w:noProof/>
           </w:rPr>
@@ -992,7 +980,7 @@
     </w:p>
     <w:p>
       <w:pPr>
-        <w:pStyle w:val="TOC3"/>
+        <w:pStyle w:val="TDC3"/>
         <w:tabs>
           <w:tab w:val="right" w:leader="dot" w:pos="8827"/>
         </w:tabs>
@@ -1007,7 +995,7 @@
       <w:hyperlink w:anchor="_Toc173592424" w:history="1">
         <w:r>
           <w:rPr>
-            <w:rStyle w:val="Hyperlink"/>
+            <w:rStyle w:val="Hipervnculo"/>
             <w:rFonts w:ascii="Times New Roman" w:hAnsi="Times New Roman" w:cs="Times New Roman"/>
             <w:noProof/>
           </w:rPr>
@@ -1072,7 +1060,7 @@
     </w:p>
     <w:p>
       <w:pPr>
-        <w:pStyle w:val="TOC3"/>
+        <w:pStyle w:val="TDC3"/>
         <w:tabs>
           <w:tab w:val="right" w:leader="dot" w:pos="8827"/>
         </w:tabs>
@@ -1087,7 +1075,7 @@
       <w:hyperlink w:anchor="_Toc173592425" w:history="1">
         <w:r>
           <w:rPr>
-            <w:rStyle w:val="Hyperlink"/>
+            <w:rStyle w:val="Hipervnculo"/>
             <w:rFonts w:ascii="Times New Roman" w:hAnsi="Times New Roman" w:cs="Times New Roman"/>
             <w:noProof/>
           </w:rPr>
@@ -1152,7 +1140,7 @@
     </w:p>
     <w:p>
       <w:pPr>
-        <w:pStyle w:val="TOC1"/>
+        <w:pStyle w:val="TDC1"/>
         <w:rPr>
           <w:rFonts w:eastAsiaTheme="minorEastAsia"/>
           <w:kern w:val="0"/>
@@ -1164,7 +1152,7 @@
       <w:hyperlink w:anchor="_Toc173592426" w:history="1">
         <w:r>
           <w:rPr>
-            <w:rStyle w:val="Hyperlink"/>
+            <w:rStyle w:val="Hipervnculo"/>
             <w:b/>
             <w:bCs/>
           </w:rPr>
@@ -1215,7 +1203,7 @@
     </w:p>
     <w:p>
       <w:pPr>
-        <w:pStyle w:val="TOC2"/>
+        <w:pStyle w:val="TDC2"/>
         <w:tabs>
           <w:tab w:val="right" w:leader="dot" w:pos="8827"/>
         </w:tabs>
@@ -1231,7 +1219,7 @@
       <w:hyperlink w:anchor="_Toc173592427" w:history="1">
         <w:r>
           <w:rPr>
-            <w:rStyle w:val="Hyperlink"/>
+            <w:rStyle w:val="Hipervnculo"/>
             <w:rFonts w:ascii="Times New Roman" w:hAnsi="Times New Roman" w:cs="Times New Roman"/>
             <w:noProof/>
           </w:rPr>
@@ -1296,7 +1284,7 @@
     </w:p>
     <w:p>
       <w:pPr>
-        <w:pStyle w:val="TOC3"/>
+        <w:pStyle w:val="TDC3"/>
         <w:tabs>
           <w:tab w:val="right" w:leader="dot" w:pos="8827"/>
         </w:tabs>
@@ -1311,7 +1299,7 @@
       <w:hyperlink w:anchor="_Toc173592428" w:history="1">
         <w:r>
           <w:rPr>
-            <w:rStyle w:val="Hyperlink"/>
+            <w:rStyle w:val="Hipervnculo"/>
             <w:rFonts w:ascii="Times New Roman" w:hAnsi="Times New Roman" w:cs="Times New Roman"/>
             <w:noProof/>
           </w:rPr>
@@ -1376,7 +1364,7 @@
     </w:p>
     <w:p>
       <w:pPr>
-        <w:pStyle w:val="TOC3"/>
+        <w:pStyle w:val="TDC3"/>
         <w:tabs>
           <w:tab w:val="right" w:leader="dot" w:pos="8827"/>
         </w:tabs>
@@ -1391,7 +1379,7 @@
       <w:hyperlink w:anchor="_Toc173592429" w:history="1">
         <w:r>
           <w:rPr>
-            <w:rStyle w:val="Hyperlink"/>
+            <w:rStyle w:val="Hipervnculo"/>
             <w:rFonts w:ascii="Times New Roman" w:hAnsi="Times New Roman" w:cs="Times New Roman"/>
             <w:noProof/>
           </w:rPr>
@@ -1456,7 +1444,7 @@
     </w:p>
     <w:p>
       <w:pPr>
-        <w:pStyle w:val="TOC1"/>
+        <w:pStyle w:val="TDC1"/>
         <w:rPr>
           <w:rFonts w:eastAsiaTheme="minorEastAsia"/>
           <w:kern w:val="0"/>
@@ -1468,7 +1456,7 @@
       <w:hyperlink w:anchor="_Toc173592430" w:history="1">
         <w:r>
           <w:rPr>
-            <w:rStyle w:val="Hyperlink"/>
+            <w:rStyle w:val="Hipervnculo"/>
             <w:b/>
             <w:bCs/>
           </w:rPr>
@@ -1519,7 +1507,7 @@
     </w:p>
     <w:p>
       <w:pPr>
-        <w:pStyle w:val="TOC2"/>
+        <w:pStyle w:val="TDC2"/>
         <w:tabs>
           <w:tab w:val="right" w:leader="dot" w:pos="8827"/>
         </w:tabs>
@@ -1535,7 +1523,7 @@
       <w:hyperlink w:anchor="_Toc173592431" w:history="1">
         <w:r>
           <w:rPr>
-            <w:rStyle w:val="Hyperlink"/>
+            <w:rStyle w:val="Hipervnculo"/>
             <w:rFonts w:ascii="Times New Roman" w:hAnsi="Times New Roman" w:cs="Times New Roman"/>
             <w:noProof/>
           </w:rPr>
@@ -1600,7 +1588,7 @@
     </w:p>
     <w:p>
       <w:pPr>
-        <w:pStyle w:val="TOC3"/>
+        <w:pStyle w:val="TDC3"/>
         <w:tabs>
           <w:tab w:val="right" w:leader="dot" w:pos="8827"/>
         </w:tabs>
@@ -1615,7 +1603,7 @@
       <w:hyperlink w:anchor="_Toc173592432" w:history="1">
         <w:r>
           <w:rPr>
-            <w:rStyle w:val="Hyperlink"/>
+            <w:rStyle w:val="Hipervnculo"/>
             <w:rFonts w:ascii="Times New Roman" w:hAnsi="Times New Roman" w:cs="Times New Roman"/>
             <w:noProof/>
           </w:rPr>
@@ -1680,7 +1668,7 @@
     </w:p>
     <w:p>
       <w:pPr>
-        <w:pStyle w:val="TOC3"/>
+        <w:pStyle w:val="TDC3"/>
         <w:tabs>
           <w:tab w:val="right" w:leader="dot" w:pos="8827"/>
         </w:tabs>
@@ -1695,7 +1683,7 @@
       <w:hyperlink w:anchor="_Toc173592433" w:history="1">
         <w:r>
           <w:rPr>
-            <w:rStyle w:val="Hyperlink"/>
+            <w:rStyle w:val="Hipervnculo"/>
             <w:rFonts w:ascii="Times New Roman" w:hAnsi="Times New Roman" w:cs="Times New Roman"/>
             <w:noProof/>
           </w:rPr>
@@ -1760,7 +1748,7 @@
     </w:p>
     <w:p>
       <w:pPr>
-        <w:pStyle w:val="TOC3"/>
+        <w:pStyle w:val="TDC3"/>
         <w:tabs>
           <w:tab w:val="right" w:leader="dot" w:pos="8827"/>
         </w:tabs>
@@ -1775,7 +1763,7 @@
       <w:hyperlink w:anchor="_Toc173592434" w:history="1">
         <w:r>
           <w:rPr>
-            <w:rStyle w:val="Hyperlink"/>
+            <w:rStyle w:val="Hipervnculo"/>
             <w:rFonts w:ascii="Times New Roman" w:hAnsi="Times New Roman" w:cs="Times New Roman"/>
             <w:noProof/>
           </w:rPr>
@@ -1840,7 +1828,7 @@
     </w:p>
     <w:p>
       <w:pPr>
-        <w:pStyle w:val="TOC3"/>
+        <w:pStyle w:val="TDC3"/>
         <w:tabs>
           <w:tab w:val="right" w:leader="dot" w:pos="8827"/>
         </w:tabs>
@@ -1855,7 +1843,7 @@
       <w:hyperlink w:anchor="_Toc173592435" w:history="1">
         <w:r>
           <w:rPr>
-            <w:rStyle w:val="Hyperlink"/>
+            <w:rStyle w:val="Hipervnculo"/>
             <w:rFonts w:ascii="Times New Roman" w:hAnsi="Times New Roman" w:cs="Times New Roman"/>
             <w:noProof/>
           </w:rPr>
@@ -1920,7 +1908,7 @@
     </w:p>
     <w:p>
       <w:pPr>
-        <w:pStyle w:val="TOC3"/>
+        <w:pStyle w:val="TDC3"/>
         <w:tabs>
           <w:tab w:val="right" w:leader="dot" w:pos="8827"/>
         </w:tabs>
@@ -1935,7 +1923,7 @@
       <w:hyperlink w:anchor="_Toc173592436" w:history="1">
         <w:r>
           <w:rPr>
-            <w:rStyle w:val="Hyperlink"/>
+            <w:rStyle w:val="Hipervnculo"/>
             <w:rFonts w:ascii="Times New Roman" w:hAnsi="Times New Roman" w:cs="Times New Roman"/>
             <w:noProof/>
           </w:rPr>
@@ -2000,7 +1988,7 @@
     </w:p>
     <w:p>
       <w:pPr>
-        <w:pStyle w:val="TOC1"/>
+        <w:pStyle w:val="TDC1"/>
         <w:rPr>
           <w:rFonts w:eastAsiaTheme="minorEastAsia"/>
           <w:kern w:val="0"/>
@@ -2012,7 +2000,7 @@
       <w:hyperlink w:anchor="_Toc173592437" w:history="1">
         <w:r>
           <w:rPr>
-            <w:rStyle w:val="Hyperlink"/>
+            <w:rStyle w:val="Hipervnculo"/>
           </w:rPr>
           <w:t>Referencias Bibliográficas</w:t>
         </w:r>
@@ -2123,7 +2111,7 @@
     </w:p>
     <w:p>
       <w:pPr>
-        <w:pStyle w:val="TableofFigures"/>
+        <w:pStyle w:val="Tabladeilustraciones"/>
         <w:tabs>
           <w:tab w:val="right" w:leader="dot" w:pos="8827"/>
         </w:tabs>
@@ -2139,7 +2127,7 @@
       <w:hyperlink w:anchor="_Toc173864074" w:history="1">
         <w:r>
           <w:rPr>
-            <w:rStyle w:val="Hyperlink"/>
+            <w:rStyle w:val="Hipervnculo"/>
             <w:noProof/>
           </w:rPr>
           <w:t>Figure 1. Arquitectura del Internet de las Cosas (IoT)</w:t>
@@ -2196,7 +2184,7 @@
     </w:p>
     <w:p>
       <w:pPr>
-        <w:pStyle w:val="TableofFigures"/>
+        <w:pStyle w:val="Tabladeilustraciones"/>
         <w:tabs>
           <w:tab w:val="right" w:leader="dot" w:pos="8827"/>
         </w:tabs>
@@ -2212,7 +2200,7 @@
       <w:hyperlink w:anchor="_Toc173864075" w:history="1">
         <w:r>
           <w:rPr>
-            <w:rStyle w:val="Hyperlink"/>
+            <w:rStyle w:val="Hipervnculo"/>
             <w:noProof/>
           </w:rPr>
           <w:t>Figure 2. Funcionamiento del sistema de posicionamiento global</w:t>
@@ -2269,7 +2257,7 @@
     </w:p>
     <w:p>
       <w:pPr>
-        <w:pStyle w:val="TableofFigures"/>
+        <w:pStyle w:val="Tabladeilustraciones"/>
         <w:tabs>
           <w:tab w:val="right" w:leader="dot" w:pos="8827"/>
         </w:tabs>
@@ -2285,7 +2273,7 @@
       <w:hyperlink w:anchor="_Toc173864076" w:history="1">
         <w:r>
           <w:rPr>
-            <w:rStyle w:val="Hyperlink"/>
+            <w:rStyle w:val="Hipervnculo"/>
             <w:noProof/>
           </w:rPr>
           <w:t xml:space="preserve">Tabla 1. </w:t>
@@ -2295,7 +2283,7 @@
         </w:r>
         <w:r>
           <w:rPr>
-            <w:rStyle w:val="Hyperlink"/>
+            <w:rStyle w:val="Hipervnculo"/>
             <w:noProof/>
           </w:rPr>
           <w:t xml:space="preserve"> de diferentes modulos GPS</w:t>
@@ -2352,7 +2340,7 @@
     </w:p>
     <w:p>
       <w:pPr>
-        <w:pStyle w:val="TableofFigures"/>
+        <w:pStyle w:val="Tabladeilustraciones"/>
         <w:tabs>
           <w:tab w:val="right" w:leader="dot" w:pos="8827"/>
         </w:tabs>
@@ -2368,7 +2356,7 @@
       <w:hyperlink w:anchor="_Toc173864077" w:history="1">
         <w:r>
           <w:rPr>
-            <w:rStyle w:val="Hyperlink"/>
+            <w:rStyle w:val="Hipervnculo"/>
             <w:noProof/>
           </w:rPr>
           <w:t>Figure 4. Un up-chirp modulado en frecuencia lineal en el dominio del tiempo.</w:t>
@@ -2425,7 +2413,7 @@
     </w:p>
     <w:p>
       <w:pPr>
-        <w:pStyle w:val="TableofFigures"/>
+        <w:pStyle w:val="Tabladeilustraciones"/>
         <w:tabs>
           <w:tab w:val="right" w:leader="dot" w:pos="8827"/>
         </w:tabs>
@@ -2441,7 +2429,7 @@
       <w:hyperlink w:anchor="_Toc173864078" w:history="1">
         <w:r>
           <w:rPr>
-            <w:rStyle w:val="Hyperlink"/>
+            <w:rStyle w:val="Hipervnculo"/>
             <w:noProof/>
           </w:rPr>
           <w:t>Figure 5. Representación de pulsos de chirp ascendente y descendente</w:t>
@@ -2501,7 +2489,7 @@
     </w:p>
     <w:p>
       <w:pPr>
-        <w:pStyle w:val="TableofFigures"/>
+        <w:pStyle w:val="Tabladeilustraciones"/>
         <w:tabs>
           <w:tab w:val="right" w:leader="dot" w:pos="8827"/>
         </w:tabs>
@@ -2517,7 +2505,7 @@
       <w:hyperlink w:anchor="_Toc173864079" w:history="1">
         <w:r>
           <w:rPr>
-            <w:rStyle w:val="Hyperlink"/>
+            <w:rStyle w:val="Hipervnculo"/>
             <w:noProof/>
           </w:rPr>
           <w:t>Figure 6. Spreading Factor</w:t>
@@ -2574,7 +2562,7 @@
     </w:p>
     <w:p>
       <w:pPr>
-        <w:pStyle w:val="TableofFigures"/>
+        <w:pStyle w:val="Tabladeilustraciones"/>
         <w:tabs>
           <w:tab w:val="right" w:leader="dot" w:pos="8827"/>
         </w:tabs>
@@ -2590,7 +2578,7 @@
       <w:hyperlink w:anchor="_Toc173864080" w:history="1">
         <w:r>
           <w:rPr>
-            <w:rStyle w:val="Hyperlink"/>
+            <w:rStyle w:val="Hipervnculo"/>
             <w:noProof/>
           </w:rPr>
           <w:t>Figure 7. Diferentes SF y su Relación señal ruido</w:t>
@@ -2647,7 +2635,7 @@
     </w:p>
     <w:p>
       <w:pPr>
-        <w:pStyle w:val="TableofFigures"/>
+        <w:pStyle w:val="Tabladeilustraciones"/>
         <w:tabs>
           <w:tab w:val="right" w:leader="dot" w:pos="8827"/>
         </w:tabs>
@@ -2663,7 +2651,7 @@
       <w:hyperlink w:anchor="_Toc173864081" w:history="1">
         <w:r>
           <w:rPr>
-            <w:rStyle w:val="Hyperlink"/>
+            <w:rStyle w:val="Hipervnculo"/>
             <w:noProof/>
           </w:rPr>
           <w:t>Figure 8 Sistema GMS</w:t>
@@ -2720,7 +2708,7 @@
     </w:p>
     <w:p>
       <w:pPr>
-        <w:pStyle w:val="TableofFigures"/>
+        <w:pStyle w:val="Tabladeilustraciones"/>
         <w:tabs>
           <w:tab w:val="right" w:leader="dot" w:pos="8827"/>
         </w:tabs>
@@ -2736,7 +2724,7 @@
       <w:hyperlink w:anchor="_Toc173864082" w:history="1">
         <w:r>
           <w:rPr>
-            <w:rStyle w:val="Hyperlink"/>
+            <w:rStyle w:val="Hipervnculo"/>
             <w:noProof/>
           </w:rPr>
           <w:t>Figure 9. Modulo acelerómetro</w:t>
@@ -2793,7 +2781,7 @@
     </w:p>
     <w:p>
       <w:pPr>
-        <w:pStyle w:val="TableofFigures"/>
+        <w:pStyle w:val="Tabladeilustraciones"/>
         <w:tabs>
           <w:tab w:val="right" w:leader="dot" w:pos="8827"/>
         </w:tabs>
@@ -2809,7 +2797,7 @@
       <w:hyperlink w:anchor="_Toc173864083" w:history="1">
         <w:r>
           <w:rPr>
-            <w:rStyle w:val="Hyperlink"/>
+            <w:rStyle w:val="Hipervnculo"/>
             <w:noProof/>
           </w:rPr>
           <w:t>Figure 10. Modulo giroscopio</w:t>
@@ -2866,7 +2854,7 @@
     </w:p>
     <w:p>
       <w:pPr>
-        <w:pStyle w:val="TableofFigures"/>
+        <w:pStyle w:val="Tabladeilustraciones"/>
         <w:tabs>
           <w:tab w:val="right" w:leader="dot" w:pos="8827"/>
         </w:tabs>
@@ -2882,7 +2870,7 @@
       <w:hyperlink w:anchor="_Toc173864084" w:history="1">
         <w:r>
           <w:rPr>
-            <w:rStyle w:val="Hyperlink"/>
+            <w:rStyle w:val="Hipervnculo"/>
             <w:noProof/>
           </w:rPr>
           <w:t>Figure 11. Módulo MP3 - DFplayer Mini</w:t>
@@ -2939,19 +2927,19 @@
     </w:p>
     <w:p>
       <w:pPr>
-        <w:pStyle w:val="TableofFigures"/>
+        <w:pStyle w:val="Tabladeilustraciones"/>
         <w:tabs>
           <w:tab w:val="right" w:leader="dot" w:pos="8827"/>
         </w:tabs>
         <w:rPr>
-          <w:rStyle w:val="Hyperlink"/>
+          <w:rStyle w:val="Hipervnculo"/>
           <w:noProof/>
         </w:rPr>
       </w:pPr>
       <w:hyperlink w:anchor="_Toc173864085" w:history="1">
         <w:r>
           <w:rPr>
-            <w:rStyle w:val="Hyperlink"/>
+            <w:rStyle w:val="Hipervnculo"/>
             <w:noProof/>
           </w:rPr>
           <w:t>Figure 12. Interfaz Humana</w:t>
@@ -3036,7 +3024,7 @@
     </w:p>
     <w:p>
       <w:pPr>
-        <w:pStyle w:val="TableofFigures"/>
+        <w:pStyle w:val="Tabladeilustraciones"/>
         <w:tabs>
           <w:tab w:val="right" w:leader="dot" w:pos="8827"/>
         </w:tabs>
@@ -3052,7 +3040,7 @@
       <w:hyperlink w:anchor="_Toc173864086" w:history="1">
         <w:r>
           <w:rPr>
-            <w:rStyle w:val="Hyperlink"/>
+            <w:rStyle w:val="Hipervnculo"/>
             <w:noProof/>
           </w:rPr>
           <w:t>Tabla 2 Primeras 8 semanas del cronograma para el proyecto</w:t>
@@ -3109,7 +3097,7 @@
     </w:p>
     <w:p>
       <w:pPr>
-        <w:pStyle w:val="TableofFigures"/>
+        <w:pStyle w:val="Tabladeilustraciones"/>
         <w:tabs>
           <w:tab w:val="right" w:leader="dot" w:pos="8827"/>
         </w:tabs>
@@ -3125,7 +3113,7 @@
       <w:hyperlink w:anchor="_Toc173864087" w:history="1">
         <w:r>
           <w:rPr>
-            <w:rStyle w:val="Hyperlink"/>
+            <w:rStyle w:val="Hipervnculo"/>
             <w:noProof/>
           </w:rPr>
           <w:t>Tabla 3. Últimas 8 semanas del cronograma para el proyecto</w:t>
@@ -3210,7 +3198,7 @@
     </w:p>
     <w:p>
       <w:pPr>
-        <w:pStyle w:val="Heading3"/>
+        <w:pStyle w:val="Ttulo3"/>
       </w:pPr>
     </w:p>
     <w:p/>
@@ -3393,39 +3381,7 @@
         <w:pStyle w:val="Parrafos"/>
       </w:pPr>
       <w:r>
-        <w:t xml:space="preserve">Un estudio realizado por </w:t>
-      </w:r>
-      <w:proofErr w:type="spellStart"/>
-      <w:r>
-        <w:t>Strava</w:t>
-      </w:r>
-      <w:proofErr w:type="spellEnd"/>
-      <w:r>
-        <w:t xml:space="preserve"> (2023), determinó que las actividades físicas más realizadas por las personas fueron actividades al aire libre, dicho estudio recopiló datos de 6.990 encuestados, extraídos de la comunidad global de </w:t>
-      </w:r>
-      <w:proofErr w:type="spellStart"/>
-      <w:r>
-        <w:t>Strava</w:t>
-      </w:r>
-      <w:proofErr w:type="spellEnd"/>
-      <w:r>
-        <w:t xml:space="preserve"> de más de 120 millones de atletas, y una muestra aleatoria de personas activas tanto dentro como fuera de la plataforma </w:t>
-      </w:r>
-      <w:proofErr w:type="spellStart"/>
-      <w:r>
-        <w:t>Strava</w:t>
-      </w:r>
-      <w:proofErr w:type="spellEnd"/>
-      <w:r>
-        <w:t xml:space="preserve">. Adicional a esto, el estudio mencionado también determinó que las actividades al aire libre son la que más tienden a hacerse sin compañía, ubicando actividades como caminata, ciclismo y correr entre las menos realizadas con compañeros. Otro dato importante que se puede observar en el reporte de </w:t>
-      </w:r>
-      <w:proofErr w:type="spellStart"/>
-      <w:r>
-        <w:t>Strava</w:t>
-      </w:r>
-      <w:proofErr w:type="spellEnd"/>
-      <w:r>
-        <w:t xml:space="preserve"> (</w:t>
+        <w:t>Un estudio realizado por Strava (2023), determinó que las actividades físicas más realizadas por las personas fueron actividades al aire libre, dicho estudio recopiló datos de 6.990 encuestados, extraídos de la comunidad global de Strava de más de 120 millones de atletas, y una muestra aleatoria de personas activas tanto dentro como fuera de la plataforma Strava. Adicional a esto, el estudio mencionado también determinó que las actividades al aire libre son la que más tienden a hacerse sin compañía, ubicando actividades como caminata, ciclismo y correr entre las menos realizadas con compañeros. Otro dato importante que se puede observar en el reporte de Strava (</w:t>
       </w:r>
       <w:proofErr w:type="spellStart"/>
       <w:r>
@@ -3477,15 +3433,7 @@
         <w:pStyle w:val="Parrafos"/>
       </w:pPr>
       <w:r>
-        <w:t>Actualmente existen diferentes geolocalizadores, como por ejemplo “</w:t>
-      </w:r>
-      <w:proofErr w:type="spellStart"/>
-      <w:r>
-        <w:t>Wayo</w:t>
-      </w:r>
-      <w:proofErr w:type="spellEnd"/>
-      <w:r>
-        <w:t xml:space="preserve"> GPS”, el cual permite localizar al instante y en tiempo real a familiares, amigos y animales. Sin embargo, estos dispositivos no están diseñados para el uso deportivo y no cuentan con la característica adicional de reproducir música mientras la persona está realizando su actividad física. </w:t>
+        <w:t xml:space="preserve">Actualmente existen diferentes geolocalizadores, como por ejemplo “Wayo GPS”, el cual permite localizar al instante y en tiempo real a familiares, amigos y animales. Sin embargo, estos dispositivos no están diseñados para el uso deportivo y no cuentan con la característica adicional de reproducir música mientras la persona está realizando su actividad física. </w:t>
       </w:r>
     </w:p>
     <w:p>
@@ -3672,43 +3620,7 @@
           <w:sz w:val="24"/>
           <w:szCs w:val="24"/>
         </w:rPr>
-        <w:t>Desde el punto de vista académico y tecnológico, este trabajo contribuye al campo de la Ingeniería Electrónica al integrar conocimientos de control, comunicaciones y sistemas embebidos, aplicando tecnologías emergentes como el Internet de las Cosas (</w:t>
-      </w:r>
-      <w:proofErr w:type="spellStart"/>
-      <w:r>
-        <w:rPr>
-          <w:rFonts w:ascii="Times New Roman" w:hAnsi="Times New Roman" w:cs="Times New Roman"/>
-          <w:sz w:val="24"/>
-          <w:szCs w:val="24"/>
-        </w:rPr>
-        <w:t>IoT</w:t>
-      </w:r>
-      <w:proofErr w:type="spellEnd"/>
-      <w:r>
-        <w:rPr>
-          <w:rFonts w:ascii="Times New Roman" w:hAnsi="Times New Roman" w:cs="Times New Roman"/>
-          <w:sz w:val="24"/>
-          <w:szCs w:val="24"/>
-        </w:rPr>
-        <w:t>) y protocolos de comunicación de bajo consumo y largo alcance (</w:t>
-      </w:r>
-      <w:proofErr w:type="spellStart"/>
-      <w:r>
-        <w:rPr>
-          <w:rFonts w:ascii="Times New Roman" w:hAnsi="Times New Roman" w:cs="Times New Roman"/>
-          <w:sz w:val="24"/>
-          <w:szCs w:val="24"/>
-        </w:rPr>
-        <w:t>LoRa</w:t>
-      </w:r>
-      <w:proofErr w:type="spellEnd"/>
-      <w:r>
-        <w:rPr>
-          <w:rFonts w:ascii="Times New Roman" w:hAnsi="Times New Roman" w:cs="Times New Roman"/>
-          <w:sz w:val="24"/>
-          <w:szCs w:val="24"/>
-        </w:rPr>
-        <w:t>, GSM). Además, fomenta la innovación en el diseño de dispositivos portátiles orientados a la seguridad personal, un área de creciente interés en la investigación y el desarrollo tecnológico.</w:t>
+        <w:t>Desde el punto de vista académico y tecnológico, este trabajo contribuye al campo de la Ingeniería Electrónica al integrar conocimientos de control, comunicaciones y sistemas embebidos, aplicando tecnologías emergentes como el Internet de las Cosas (IoT) y protocolos de comunicación de bajo consumo y largo alcance (LoRa, GSM). Además, fomenta la innovación en el diseño de dispositivos portátiles orientados a la seguridad personal, un área de creciente interés en la investigación y el desarrollo tecnológico.</w:t>
       </w:r>
     </w:p>
     <w:p>
@@ -4019,13 +3931,8 @@
           <w:szCs w:val="24"/>
         </w:rPr>
       </w:pPr>
-      <w:proofErr w:type="spellStart"/>
-      <w:r>
-        <w:t>Sheyla</w:t>
-      </w:r>
-      <w:proofErr w:type="spellEnd"/>
-      <w:r>
-        <w:t xml:space="preserve"> (2018), realizó un sistema de geolocalización basada en tecnologías GPS a personas con enfermedad de Alzheimer. También se diseñó un entorno sencillo e interactivo en el prototipo, integrando un servicio de mapas a la plataforma de desarrollo. Su objetivo principal es desarrollar un sistema para obtener datos de geolocalización basado en tecnologías GPS.</w:t>
+      <w:r>
+        <w:t>Sheyla (2018), realizó un sistema de geolocalización basada en tecnologías GPS a personas con enfermedad de Alzheimer. También se diseñó un entorno sencillo e interactivo en el prototipo, integrando un servicio de mapas a la plataforma de desarrollo. Su objetivo principal es desarrollar un sistema para obtener datos de geolocalización basado en tecnologías GPS.</w:t>
       </w:r>
     </w:p>
     <w:p>
@@ -4050,37 +3957,8 @@
           <w:szCs w:val="24"/>
         </w:rPr>
       </w:pPr>
-      <w:proofErr w:type="spellStart"/>
-      <w:r>
-        <w:t>Jose</w:t>
-      </w:r>
-      <w:proofErr w:type="spellEnd"/>
-      <w:r>
-        <w:t xml:space="preserve"> y </w:t>
-      </w:r>
-      <w:proofErr w:type="spellStart"/>
-      <w:r>
-        <w:t>Nestor</w:t>
-      </w:r>
-      <w:proofErr w:type="spellEnd"/>
-      <w:r>
-        <w:t xml:space="preserve"> (2018), realizaron un diseño de un sistema de monitorización ambulatoria usando Google Cloud </w:t>
-      </w:r>
-      <w:proofErr w:type="spellStart"/>
-      <w:r>
-        <w:t>Platform</w:t>
-      </w:r>
-      <w:proofErr w:type="spellEnd"/>
-      <w:r>
-        <w:t xml:space="preserve"> basado en prototipo de un pulsómetro para pacientes con arritmia cardíaca. Se puede destacar que trabajaron con un módulo de sensor de pulso para medir la frecuencia cardiaca y realizaron una interfaz web con ayuda de Google </w:t>
-      </w:r>
-      <w:proofErr w:type="spellStart"/>
-      <w:r>
-        <w:t>cloud</w:t>
-      </w:r>
-      <w:proofErr w:type="spellEnd"/>
-      <w:r>
-        <w:t xml:space="preserve"> y una aplicación móvil con ayuda de app inventor, aun cuando no se use las mismas herramientas, es un gran aporte para la creación del prototipo.</w:t>
+      <w:r>
+        <w:t>Jose y Nestor (2018), realizaron un diseño de un sistema de monitorización ambulatoria usando Google Cloud Platform basado en prototipo de un pulsómetro para pacientes con arritmia cardíaca. Se puede destacar que trabajaron con un módulo de sensor de pulso para medir la frecuencia cardiaca y realizaron una interfaz web con ayuda de Google cloud y una aplicación móvil con ayuda de app inventor, aun cuando no se use las mismas herramientas, es un gran aporte para la creación del prototipo.</w:t>
       </w:r>
     </w:p>
     <w:p>
@@ -4093,31 +3971,7 @@
         </w:rPr>
       </w:pPr>
       <w:r>
-        <w:t xml:space="preserve">Álvaro (2023), realizó una exploración del canal de radio inalámbrico a través de la tecnología </w:t>
-      </w:r>
-      <w:proofErr w:type="spellStart"/>
-      <w:r>
-        <w:t>LoRa</w:t>
-      </w:r>
-      <w:proofErr w:type="spellEnd"/>
-      <w:r>
-        <w:t xml:space="preserve">, este trabajo se basa en explorar el alcance de </w:t>
-      </w:r>
-      <w:proofErr w:type="spellStart"/>
-      <w:r>
-        <w:t>LoRa</w:t>
-      </w:r>
-      <w:proofErr w:type="spellEnd"/>
-      <w:r>
-        <w:t xml:space="preserve"> en entornos urbanos mediante la realización de mapas de cobertura en la ciudad de Madrid.  También, se realiza un estudio del sistema GPS que se integra con el módulo </w:t>
-      </w:r>
-      <w:proofErr w:type="spellStart"/>
-      <w:r>
-        <w:t>LoRa</w:t>
-      </w:r>
-      <w:proofErr w:type="spellEnd"/>
-      <w:r>
-        <w:t xml:space="preserve"> para obtener la posición además de los parámetros de la interfaz radio.</w:t>
+        <w:t>Álvaro (2023), realizó una exploración del canal de radio inalámbrico a través de la tecnología LoRa, este trabajo se basa en explorar el alcance de LoRa en entornos urbanos mediante la realización de mapas de cobertura en la ciudad de Madrid.  También, se realiza un estudio del sistema GPS que se integra con el módulo LoRa para obtener la posición además de los parámetros de la interfaz radio.</w:t>
       </w:r>
     </w:p>
     <w:p>
@@ -4131,31 +3985,7 @@
       </w:pPr>
       <w:r>
         <w:lastRenderedPageBreak/>
-        <w:t xml:space="preserve">Se toma en cuenta dicho trabajo, debido a su estudio detallado en un área urbana referente a la tecnología Long </w:t>
-      </w:r>
-      <w:proofErr w:type="spellStart"/>
-      <w:r>
-        <w:t>Range</w:t>
-      </w:r>
-      <w:proofErr w:type="spellEnd"/>
-      <w:r>
-        <w:t xml:space="preserve"> (</w:t>
-      </w:r>
-      <w:proofErr w:type="spellStart"/>
-      <w:r>
-        <w:t>LoRa</w:t>
-      </w:r>
-      <w:proofErr w:type="spellEnd"/>
-      <w:r>
-        <w:t xml:space="preserve">), además de que usó un sistema GPS. También utilizaron dispositivos para llevar a cabo sus pruebas las cuales pueden ser útiles para el prototipo que se desea construir y realizar comparaciones con respecto a la tecnología </w:t>
-      </w:r>
-      <w:proofErr w:type="spellStart"/>
-      <w:r>
-        <w:t>LoRa</w:t>
-      </w:r>
-      <w:proofErr w:type="spellEnd"/>
-      <w:r>
-        <w:t>.</w:t>
+        <w:t>Se toma en cuenta dicho trabajo, debido a su estudio detallado en un área urbana referente a la tecnología Long Range (LoRa), además de que usó un sistema GPS. También utilizaron dispositivos para llevar a cabo sus pruebas las cuales pueden ser útiles para el prototipo que se desea construir y realizar comparaciones con respecto a la tecnología LoRa.</w:t>
       </w:r>
     </w:p>
     <w:p>
@@ -4171,16 +4001,16 @@
         <w:rPr>
           <w:lang w:val="es-ES"/>
         </w:rPr>
-        <w:t xml:space="preserve">Diego (2022), realizó un dispositivo geolocalizador para vehículos de carga en una red IOT y  </w:t>
-      </w:r>
-      <w:proofErr w:type="spellStart"/>
+        <w:t xml:space="preserve">Diego (2022), realizó un dispositivo geolocalizador para vehículos de carga en una red IOT </w:t>
+      </w:r>
+      <w:proofErr w:type="gramStart"/>
       <w:r>
         <w:rPr>
           <w:lang w:val="es-ES"/>
         </w:rPr>
-        <w:t>cloud</w:t>
-      </w:r>
-      <w:proofErr w:type="spellEnd"/>
+        <w:t>y  cloud</w:t>
+      </w:r>
+      <w:proofErr w:type="gramEnd"/>
       <w:r>
         <w:rPr>
           <w:lang w:val="es-ES"/>
@@ -4324,49 +4154,77 @@
         <w:rPr>
           <w:lang w:val="es-ES"/>
         </w:rPr>
-        <w:t>Internet de las Cosas (</w:t>
+        <w:t>Internet de las Cosas (IoT)</w:t>
+      </w:r>
+      <w:bookmarkEnd w:id="45"/>
+    </w:p>
+    <w:p>
+      <w:pPr>
+        <w:pStyle w:val="Parrafos"/>
+        <w:rPr>
+          <w:lang w:val="es-ES"/>
+        </w:rPr>
+      </w:pPr>
+      <w:r>
+        <w:rPr>
+          <w:lang w:val="es-ES"/>
+        </w:rPr>
+        <w:t xml:space="preserve">El concepto de “Internet </w:t>
       </w:r>
       <w:proofErr w:type="spellStart"/>
       <w:r>
         <w:rPr>
           <w:lang w:val="es-ES"/>
         </w:rPr>
-        <w:t>IoT</w:t>
+        <w:t>of</w:t>
       </w:r>
       <w:proofErr w:type="spellEnd"/>
       <w:r>
         <w:rPr>
           <w:lang w:val="es-ES"/>
         </w:rPr>
-        <w:t>)</w:t>
-      </w:r>
-      <w:bookmarkEnd w:id="45"/>
-    </w:p>
-    <w:p>
-      <w:pPr>
-        <w:pStyle w:val="Parrafos"/>
+        <w:t xml:space="preserve"> </w:t>
+      </w:r>
+      <w:proofErr w:type="spellStart"/>
+      <w:r>
         <w:rPr>
           <w:lang w:val="es-ES"/>
         </w:rPr>
-      </w:pPr>
+        <w:t>the</w:t>
+      </w:r>
+      <w:proofErr w:type="spellEnd"/>
       <w:r>
         <w:rPr>
           <w:lang w:val="es-ES"/>
         </w:rPr>
-        <w:t xml:space="preserve">El concepto de “Internet </w:t>
+        <w:t xml:space="preserve"> </w:t>
       </w:r>
       <w:proofErr w:type="spellStart"/>
       <w:r>
         <w:rPr>
           <w:lang w:val="es-ES"/>
         </w:rPr>
-        <w:t>of</w:t>
+        <w:t>things</w:t>
       </w:r>
       <w:proofErr w:type="spellEnd"/>
       <w:r>
         <w:rPr>
           <w:lang w:val="es-ES"/>
         </w:rPr>
+        <w:t xml:space="preserve">” (IoT) en español “Internet de las cosas” fue usado por primera vez por Kevin Ashton en una conferencia en 1998, para posteriormente ser formalmente reconocido por la International </w:t>
+      </w:r>
+      <w:proofErr w:type="spellStart"/>
+      <w:r>
+        <w:rPr>
+          <w:lang w:val="es-ES"/>
+        </w:rPr>
+        <w:t>Telecommunication</w:t>
+      </w:r>
+      <w:proofErr w:type="spellEnd"/>
+      <w:r>
+        <w:rPr>
+          <w:lang w:val="es-ES"/>
+        </w:rPr>
         <w:t xml:space="preserve"> </w:t>
       </w:r>
       <w:proofErr w:type="spellStart"/>
@@ -4374,123 +4232,29 @@
         <w:rPr>
           <w:lang w:val="es-ES"/>
         </w:rPr>
-        <w:t>the</w:t>
+        <w:t>Union</w:t>
       </w:r>
       <w:proofErr w:type="spellEnd"/>
       <w:r>
         <w:rPr>
           <w:lang w:val="es-ES"/>
         </w:rPr>
-        <w:t xml:space="preserve"> </w:t>
-      </w:r>
-      <w:proofErr w:type="spellStart"/>
+        <w:t xml:space="preserve"> (ITU) en 2005. Esta </w:t>
+      </w:r>
       <w:r>
         <w:rPr>
           <w:lang w:val="es-ES"/>
         </w:rPr>
-        <w:t>things</w:t>
-      </w:r>
-      <w:proofErr w:type="spellEnd"/>
-      <w:r>
-        <w:rPr>
-          <w:lang w:val="es-ES"/>
-        </w:rPr>
-        <w:t>” (</w:t>
-      </w:r>
-      <w:proofErr w:type="spellStart"/>
-      <w:r>
-        <w:rPr>
-          <w:lang w:val="es-ES"/>
-        </w:rPr>
-        <w:t>IoT</w:t>
-      </w:r>
-      <w:proofErr w:type="spellEnd"/>
-      <w:r>
-        <w:rPr>
-          <w:lang w:val="es-ES"/>
-        </w:rPr>
-        <w:t xml:space="preserve">) en español “Internet de las cosas” fue usado por primera vez por Kevin Ashton en una conferencia en 1998, para posteriormente ser formalmente reconocido por la International </w:t>
-      </w:r>
-      <w:proofErr w:type="spellStart"/>
-      <w:r>
-        <w:rPr>
-          <w:lang w:val="es-ES"/>
-        </w:rPr>
-        <w:t>Telecommunication</w:t>
-      </w:r>
-      <w:proofErr w:type="spellEnd"/>
-      <w:r>
-        <w:rPr>
-          <w:lang w:val="es-ES"/>
-        </w:rPr>
-        <w:t xml:space="preserve"> </w:t>
-      </w:r>
-      <w:proofErr w:type="spellStart"/>
-      <w:r>
-        <w:rPr>
-          <w:lang w:val="es-ES"/>
-        </w:rPr>
-        <w:t>Union</w:t>
-      </w:r>
-      <w:proofErr w:type="spellEnd"/>
-      <w:r>
-        <w:rPr>
-          <w:lang w:val="es-ES"/>
-        </w:rPr>
-        <w:t xml:space="preserve"> (ITU) en 2005. Esta </w:t>
-      </w:r>
-      <w:r>
-        <w:rPr>
-          <w:lang w:val="es-ES"/>
-        </w:rPr>
         <w:lastRenderedPageBreak/>
-        <w:t xml:space="preserve">área ha avanzado en gran paso a través de los años gracias al desarrollo de nuevas tecnologías, que han permitido que el </w:t>
-      </w:r>
-      <w:proofErr w:type="spellStart"/>
-      <w:r>
-        <w:rPr>
-          <w:lang w:val="es-ES"/>
-        </w:rPr>
-        <w:t>IoT</w:t>
-      </w:r>
-      <w:proofErr w:type="spellEnd"/>
-      <w:r>
-        <w:rPr>
-          <w:lang w:val="es-ES"/>
-        </w:rPr>
-        <w:t xml:space="preserve"> esté presente en el día a día de muchas personas. A pesar de ello, aún no existe una definición específica de </w:t>
-      </w:r>
-      <w:proofErr w:type="spellStart"/>
-      <w:r>
-        <w:rPr>
-          <w:lang w:val="es-ES"/>
-        </w:rPr>
-        <w:t>IoT</w:t>
-      </w:r>
-      <w:proofErr w:type="spellEnd"/>
-      <w:r>
-        <w:rPr>
-          <w:lang w:val="es-ES"/>
-        </w:rPr>
-        <w:t xml:space="preserve"> aceptada mundialmente. Hay muchos grupos diferentes de académicos, investigadores, profesionales, innovadores, desarrolladores y empresarios que han definido el término, sin embargo, una generalidad que comparten estas definiciones nos dice que “</w:t>
-      </w:r>
-      <w:proofErr w:type="spellStart"/>
+        <w:t>área ha avanzado en gran paso a través de los años gracias al desarrollo de nuevas tecnologías, que han permitido que el IoT esté presente en el día a día de muchas personas. A pesar de ello, aún no existe una definición específica de IoT aceptada mundialmente. Hay muchos grupos diferentes de académicos, investigadores, profesionales, innovadores, desarrolladores y empresarios que han definido el término, sin embargo, una generalidad que comparten estas definiciones nos dice que “</w:t>
+      </w:r>
       <w:r>
         <w:rPr>
           <w:b/>
           <w:bCs/>
           <w:lang w:val="es-ES"/>
         </w:rPr>
-        <w:t>IoT</w:t>
-      </w:r>
-      <w:proofErr w:type="spellEnd"/>
-      <w:r>
-        <w:rPr>
-          <w:b/>
-          <w:bCs/>
-          <w:lang w:val="es-ES"/>
-        </w:rPr>
-        <w:t xml:space="preserve"> se refiere más específicamente a cosas conectadas que están equipadas con sensores, software y otras tecnologías que les permiten transmitir y recibir datos con el propósito de informar a los usuarios o automatizar una acción–.</w:t>
+        <w:t>IoT se refiere más específicamente a cosas conectadas que están equipadas con sensores, software y otras tecnologías que les permiten transmitir y recibir datos con el propósito de informar a los usuarios o automatizar una acción–.</w:t>
       </w:r>
       <w:r>
         <w:rPr>
@@ -4530,22 +4294,13 @@
           <w:rStyle w:val="Titulo4toNivelCar"/>
           <w:color w:val="auto"/>
         </w:rPr>
-        <w:t xml:space="preserve">Arquitectura de </w:t>
-      </w:r>
-      <w:proofErr w:type="spellStart"/>
+        <w:t>Arquitectura de IoT</w:t>
+      </w:r>
       <w:r>
         <w:rPr>
           <w:rStyle w:val="Titulo4toNivelCar"/>
           <w:color w:val="auto"/>
         </w:rPr>
-        <w:t>IoT</w:t>
-      </w:r>
-      <w:proofErr w:type="spellEnd"/>
-      <w:r>
-        <w:rPr>
-          <w:rStyle w:val="Titulo4toNivelCar"/>
-          <w:color w:val="auto"/>
-        </w:rPr>
         <w:t>.</w:t>
       </w:r>
       <w:bookmarkEnd w:id="46"/>
@@ -4556,15 +4311,7 @@
         <w:t xml:space="preserve"> </w:t>
       </w:r>
       <w:r>
-        <w:t xml:space="preserve">Si bien existen diferentes arquitecturas de </w:t>
-      </w:r>
-      <w:proofErr w:type="spellStart"/>
-      <w:r>
-        <w:t>IoT</w:t>
-      </w:r>
-      <w:proofErr w:type="spellEnd"/>
-      <w:r>
-        <w:t xml:space="preserve"> en el mundo, la que está generalmente aceptada es la arquitectura de 3 capas.</w:t>
+        <w:t>Si bien existen diferentes arquitecturas de IoT en el mundo, la que está generalmente aceptada es la arquitectura de 3 capas.</w:t>
       </w:r>
     </w:p>
     <w:p>
@@ -4788,7 +4535,7 @@
     </w:p>
     <w:p>
       <w:pPr>
-        <w:pStyle w:val="Caption"/>
+        <w:pStyle w:val="Descripcin"/>
         <w:jc w:val="center"/>
         <w:rPr>
           <w:rFonts w:ascii="Times New Roman" w:hAnsi="Times New Roman" w:cs="Times New Roman"/>
@@ -4826,15 +4573,7 @@
         <w:t xml:space="preserve"> </w:t>
       </w:r>
       <w:r>
-        <w:t>Arquitectura del Internet de las Cosas (</w:t>
-      </w:r>
-      <w:proofErr w:type="spellStart"/>
-      <w:r>
-        <w:t>IoT</w:t>
-      </w:r>
-      <w:proofErr w:type="spellEnd"/>
-      <w:r>
-        <w:t>)</w:t>
+        <w:t>Arquitectura del Internet de las Cosas (IoT)</w:t>
       </w:r>
       <w:bookmarkEnd w:id="50"/>
     </w:p>
@@ -5109,7 +4848,7 @@
     </w:p>
     <w:p>
       <w:pPr>
-        <w:pStyle w:val="Caption"/>
+        <w:pStyle w:val="Descripcin"/>
         <w:jc w:val="center"/>
       </w:pPr>
       <w:bookmarkStart w:id="56" w:name="_Toc173864075"/>
@@ -5202,7 +4941,7 @@
     </w:p>
     <w:p>
       <w:pPr>
-        <w:pStyle w:val="Caption"/>
+        <w:pStyle w:val="Descripcin"/>
         <w:jc w:val="center"/>
       </w:pPr>
       <w:bookmarkStart w:id="57" w:name="_Toc173864076"/>
@@ -5230,136 +4969,59 @@
       </w:pPr>
       <w:bookmarkStart w:id="58" w:name="_Toc1280933308"/>
       <w:r>
-        <w:t xml:space="preserve">Long </w:t>
+        <w:t>Long Range (LoRa)</w:t>
+      </w:r>
+      <w:bookmarkEnd w:id="58"/>
+    </w:p>
+    <w:p>
+      <w:pPr>
+        <w:pStyle w:val="Parrafos"/>
+      </w:pPr>
+      <w:r>
+        <w:t xml:space="preserve">“LoRa® es la capa física o la modulación inalámbrica utilizada para crear el enlace de comunicación a largo alcance” (LoRa Alliance, 2015, p.4). LoRa emplea un tipo de modulación en radiofrecuencia patentado por </w:t>
       </w:r>
       <w:proofErr w:type="spellStart"/>
       <w:r>
-        <w:t>Range</w:t>
+        <w:t>Semtech</w:t>
       </w:r>
       <w:proofErr w:type="spellEnd"/>
       <w:r>
-        <w:t xml:space="preserve"> (</w:t>
-      </w:r>
-      <w:proofErr w:type="spellStart"/>
-      <w:r>
-        <w:t>LoRa</w:t>
-      </w:r>
-      <w:proofErr w:type="spellEnd"/>
-      <w:r>
-        <w:t>)</w:t>
-      </w:r>
-      <w:bookmarkEnd w:id="58"/>
+        <w:t>, una importante empresa fabricante de chips de radio.</w:t>
+      </w:r>
     </w:p>
     <w:p>
       <w:pPr>
         <w:pStyle w:val="Parrafos"/>
       </w:pPr>
       <w:r>
-        <w:t>“</w:t>
-      </w:r>
-      <w:proofErr w:type="spellStart"/>
-      <w:r>
-        <w:t>LoRa</w:t>
-      </w:r>
-      <w:proofErr w:type="spellEnd"/>
-      <w:r>
-        <w:t>® es la capa física o la modulación inalámbrica utilizada para crear el enlace de comunicación a largo alcance” (</w:t>
-      </w:r>
-      <w:proofErr w:type="spellStart"/>
-      <w:r>
-        <w:t>LoRa</w:t>
-      </w:r>
-      <w:proofErr w:type="spellEnd"/>
-      <w:r>
-        <w:t xml:space="preserve"> Alliance, 2015, p.4). </w:t>
-      </w:r>
-      <w:proofErr w:type="spellStart"/>
-      <w:r>
-        <w:t>LoRa</w:t>
-      </w:r>
-      <w:proofErr w:type="spellEnd"/>
-      <w:r>
-        <w:t xml:space="preserve"> emplea un tipo de modulación en radiofrecuencia patentado por </w:t>
-      </w:r>
-      <w:proofErr w:type="spellStart"/>
-      <w:r>
-        <w:t>Semtech</w:t>
-      </w:r>
-      <w:proofErr w:type="spellEnd"/>
-      <w:r>
-        <w:t>, una importante empresa fabricante de chips de radio.</w:t>
-      </w:r>
+        <w:t xml:space="preserve">LoRa tiene su particularidad en su modulación, muchas de las tecnologías inalámbricas utilizan la modulación por desplazamiento de frecuencia, FSK, ya que una de la de las principales características de esta modulación es el bajo consumo, siendo muy eficiente energéticamente. En el caso de LoRa, tenemos que “se basa en la modulación de espectro </w:t>
+      </w:r>
+      <w:r>
+        <w:lastRenderedPageBreak/>
+        <w:t>ensanchado, CSS, que mantiene las mismas características de baja potencia que la modulación FSK, pero aumenta significativamente el rango de comunicación. CSS se ha utilizado en comunicaciones militares y espaciales durante décadas debido a la larga distancias de comunicación que se pueden alcanzar y robustez a las interferencias, pero LoRa® es la primera implementación de bajo costo para uso comercial.” (LoRa Alliance, 2015, p.4).</w:t>
+      </w:r>
+    </w:p>
+    <w:p>
+      <w:pPr>
+        <w:pStyle w:val="Titulo3erNivel"/>
+      </w:pPr>
+      <w:bookmarkStart w:id="59" w:name="_Toc1151850775"/>
+      <w:r>
+        <w:t>Modulación CSS</w:t>
+      </w:r>
+      <w:bookmarkEnd w:id="59"/>
     </w:p>
     <w:p>
       <w:pPr>
         <w:pStyle w:val="Parrafos"/>
       </w:pPr>
-      <w:proofErr w:type="spellStart"/>
-      <w:r>
-        <w:t>LoRa</w:t>
-      </w:r>
-      <w:proofErr w:type="spellEnd"/>
-      <w:r>
-        <w:t xml:space="preserve"> tiene su particularidad en su modulación, muchas de las tecnologías inalámbricas utilizan la modulación por desplazamiento de frecuencia, FSK, ya que una de la de las principales características de esta modulación es el bajo consumo, siendo muy eficiente </w:t>
-      </w:r>
-      <w:r>
-        <w:lastRenderedPageBreak/>
-        <w:t xml:space="preserve">energéticamente. En el caso de </w:t>
-      </w:r>
-      <w:proofErr w:type="spellStart"/>
-      <w:r>
-        <w:t>LoRa</w:t>
-      </w:r>
-      <w:proofErr w:type="spellEnd"/>
-      <w:r>
-        <w:t xml:space="preserve">, tenemos que “se basa en la modulación de espectro ensanchado, CSS, que mantiene las mismas características de baja potencia que la modulación FSK, pero aumenta significativamente el rango de comunicación. CSS se ha utilizado en comunicaciones militares y espaciales durante décadas debido a la larga distancias de comunicación que se pueden alcanzar y robustez a las interferencias, pero </w:t>
-      </w:r>
-      <w:proofErr w:type="spellStart"/>
-      <w:r>
-        <w:t>LoRa</w:t>
-      </w:r>
-      <w:proofErr w:type="spellEnd"/>
-      <w:r>
-        <w:t>® es la primera implementación de bajo costo para uso comercial.” (</w:t>
-      </w:r>
-      <w:proofErr w:type="spellStart"/>
-      <w:r>
-        <w:t>LoRa</w:t>
-      </w:r>
-      <w:proofErr w:type="spellEnd"/>
-      <w:r>
-        <w:t xml:space="preserve"> Alliance, 2015, p.4).</w:t>
-      </w:r>
-    </w:p>
-    <w:p>
-      <w:pPr>
-        <w:pStyle w:val="Titulo3erNivel"/>
-      </w:pPr>
-      <w:bookmarkStart w:id="59" w:name="_Toc1151850775"/>
-      <w:r>
-        <w:t>Modulación CSS</w:t>
-      </w:r>
-      <w:bookmarkEnd w:id="59"/>
-    </w:p>
-    <w:p>
-      <w:pPr>
-        <w:pStyle w:val="Parrafos"/>
-      </w:pPr>
-      <w:r>
-        <w:t xml:space="preserve">Para hablar de la modulación CCS, primero debemos saber que es un </w:t>
-      </w:r>
-      <w:proofErr w:type="spellStart"/>
-      <w:r>
-        <w:t>chirp</w:t>
-      </w:r>
-      <w:proofErr w:type="spellEnd"/>
-      <w:r>
-        <w:t xml:space="preserve">, este es una señal sinusoidal cuya frecuencia aumenta o disminuye con el tiempo (a menudo con una expresión polinómica para la relación entre el tiempo y la frecuencia). </w:t>
-      </w:r>
-    </w:p>
-    <w:p>
-      <w:pPr>
-        <w:pStyle w:val="Caption"/>
+      <w:r>
+        <w:t xml:space="preserve">Para hablar de la modulación CCS, primero debemos saber que es un chirp, este es una señal sinusoidal cuya frecuencia aumenta o disminuye con el tiempo (a menudo con una expresión polinómica para la relación entre el tiempo y la frecuencia). </w:t>
+      </w:r>
+    </w:p>
+    <w:p>
+      <w:pPr>
+        <w:pStyle w:val="Descripcin"/>
         <w:keepNext/>
         <w:spacing w:line="360" w:lineRule="auto"/>
         <w:jc w:val="center"/>
@@ -5414,7 +5076,7 @@
     </w:p>
     <w:p>
       <w:pPr>
-        <w:pStyle w:val="Caption"/>
+        <w:pStyle w:val="Descripcin"/>
         <w:jc w:val="center"/>
         <w:rPr>
           <w:rFonts w:ascii="Times New Roman" w:hAnsi="Times New Roman" w:cs="Times New Roman"/>
@@ -5449,15 +5111,7 @@
         <w:t xml:space="preserve">. </w:t>
       </w:r>
       <w:r>
-        <w:t>Un up-</w:t>
-      </w:r>
-      <w:proofErr w:type="spellStart"/>
-      <w:r>
-        <w:t>chirp</w:t>
-      </w:r>
-      <w:proofErr w:type="spellEnd"/>
-      <w:r>
-        <w:t xml:space="preserve"> modulado en frecuencia lineal en el dominio del tiempo.</w:t>
+        <w:t>Un up-chirp modulado en frecuencia lineal en el dominio del tiempo.</w:t>
       </w:r>
       <w:bookmarkEnd w:id="60"/>
     </w:p>
@@ -5466,19 +5120,11 @@
         <w:pStyle w:val="Parrafos"/>
       </w:pPr>
       <w:r>
-        <w:t xml:space="preserve">Sabiendo esto, el método CCS se basa en el empleo de pulsos de </w:t>
-      </w:r>
-      <w:proofErr w:type="spellStart"/>
-      <w:r>
-        <w:t>chirps</w:t>
-      </w:r>
-      <w:proofErr w:type="spellEnd"/>
-      <w:r>
-        <w:t xml:space="preserve"> mediante los cuales la frecuencia de la portadora cambia de forma gradual ascendiendo o descendiendo. Así, el espectro ocupa un mayor ancho de banda consiguiendo que la modulación sea muy </w:t>
+        <w:t xml:space="preserve">Sabiendo esto, el método CCS se basa en el empleo de pulsos de chirps mediante los cuales la frecuencia de la portadora cambia de forma gradual ascendiendo o descendiendo. Así, el espectro ocupa un mayor ancho de banda consiguiendo que la modulación sea muy resistente al ruido del canal y al desvanecimiento, aunque se utilicen potencias bajas. De esta </w:t>
       </w:r>
       <w:r>
         <w:lastRenderedPageBreak/>
-        <w:t xml:space="preserve">resistente al ruido del canal y al desvanecimiento, aunque se utilicen potencias bajas. De esta manera, se logra que la modulación sea robusta en cuanto a interferencias, permitiendo comunicaciones a largas distancias y siendo muy eficiente energéticamente. No obstante, </w:t>
+        <w:t xml:space="preserve">manera, se logra que la modulación sea robusta en cuanto a interferencias, permitiendo comunicaciones a largas distancias y siendo muy eficiente energéticamente. No obstante, </w:t>
       </w:r>
       <w:r>
         <w:t xml:space="preserve">Para una comunicación exitosa usando el método de </w:t>
@@ -5493,26 +5139,21 @@
         <w:t>módulos</w:t>
       </w:r>
       <w:r>
-        <w:t xml:space="preserve"> </w:t>
-      </w:r>
-      <w:proofErr w:type="spellStart"/>
-      <w:r>
-        <w:t>LoRa</w:t>
-      </w:r>
-      <w:proofErr w:type="spellEnd"/>
-      <w:r>
-        <w:t xml:space="preserve"> como el factor de </w:t>
+        <w:t xml:space="preserve"> LoRa como el factor de </w:t>
       </w:r>
       <w:r>
         <w:t>propagación (</w:t>
       </w:r>
-      <w:proofErr w:type="spellStart"/>
-      <w:r>
-        <w:t>Spreading</w:t>
-      </w:r>
-      <w:proofErr w:type="spellEnd"/>
-      <w:r>
-        <w:t xml:space="preserve"> Factor), ancho de banda (BW) y velocidad de datos(Data </w:t>
+      <w:r>
+        <w:t xml:space="preserve">Spreading Factor), ancho de banda (BW) y velocidad de </w:t>
+      </w:r>
+      <w:proofErr w:type="gramStart"/>
+      <w:r>
+        <w:t>datos(</w:t>
+      </w:r>
+      <w:proofErr w:type="gramEnd"/>
+      <w:r>
+        <w:t xml:space="preserve">Data </w:t>
       </w:r>
       <w:proofErr w:type="spellStart"/>
       <w:r>
@@ -5639,7 +5280,7 @@
     </w:p>
     <w:p>
       <w:pPr>
-        <w:pStyle w:val="Caption"/>
+        <w:pStyle w:val="Descripcin"/>
         <w:jc w:val="center"/>
         <w:rPr>
           <w:rFonts w:ascii="Times New Roman" w:hAnsi="Times New Roman" w:cs="Times New Roman"/>
@@ -5670,15 +5311,7 @@
         <w:fldChar w:fldCharType="end"/>
       </w:r>
       <w:r>
-        <w:t xml:space="preserve">. Representación de pulsos de </w:t>
-      </w:r>
-      <w:proofErr w:type="spellStart"/>
-      <w:r>
-        <w:t>chirp</w:t>
-      </w:r>
-      <w:proofErr w:type="spellEnd"/>
-      <w:r>
-        <w:t xml:space="preserve"> ascendente y descendente</w:t>
+        <w:t>. Representación de pulsos de chirp ascendente y descendente</w:t>
       </w:r>
       <w:bookmarkEnd w:id="61"/>
       <w:r>
@@ -5695,15 +5328,7 @@
         <w:pStyle w:val="Parrafos"/>
       </w:pPr>
       <w:r>
-        <w:t xml:space="preserve">Cada pulso de </w:t>
-      </w:r>
-      <w:proofErr w:type="spellStart"/>
-      <w:r>
-        <w:t>chirp</w:t>
-      </w:r>
-      <w:proofErr w:type="spellEnd"/>
-      <w:r>
-        <w:t xml:space="preserve"> se descompone en chips, que son las unidades fundamentales de información. Estos chips se corresponden con los símbolos que aparecen en la palabra de código, la cual está vinculada a la secuencia binaria para expandir el espectro. </w:t>
+        <w:t xml:space="preserve">Cada pulso de chirp se descompone en chips, que son las unidades fundamentales de información. Estos chips se corresponden con los símbolos que aparecen en la palabra de código, la cual está vinculada a la secuencia binaria para expandir el espectro. </w:t>
       </w:r>
     </w:p>
     <w:p>
@@ -5787,103 +5412,34 @@
         <w:ind w:firstLine="720"/>
       </w:pPr>
       <w:bookmarkStart w:id="62" w:name="_Toc1140458541"/>
-      <w:proofErr w:type="spellStart"/>
       <w:r>
         <w:rPr>
           <w:rStyle w:val="Titulo4toNivelCar"/>
         </w:rPr>
+        <w:t>Spreading factor</w:t>
+      </w:r>
+      <w:r>
+        <w:rPr>
+          <w:rStyle w:val="Titulo4toNivelCar"/>
+        </w:rPr>
+        <w:t>.</w:t>
+      </w:r>
+      <w:bookmarkEnd w:id="62"/>
+      <w:r>
+        <w:t xml:space="preserve"> </w:t>
+      </w:r>
+      <w:r>
+        <w:t xml:space="preserve">La modulación de espectro ensanchado de chirp CSS utiliza un factor de esparcimiento (SF) para difundir la información. El factor de esparcimiento </w:t>
+      </w:r>
+      <w:r>
         <w:lastRenderedPageBreak/>
-        <w:t>Spreading</w:t>
-      </w:r>
-      <w:proofErr w:type="spellEnd"/>
-      <w:r>
-        <w:rPr>
-          <w:rStyle w:val="Titulo4toNivelCar"/>
-        </w:rPr>
-        <w:t xml:space="preserve"> factor</w:t>
-      </w:r>
-      <w:r>
-        <w:rPr>
-          <w:rStyle w:val="Titulo4toNivelCar"/>
-        </w:rPr>
-        <w:t>.</w:t>
-      </w:r>
-      <w:bookmarkEnd w:id="62"/>
-      <w:r>
-        <w:t xml:space="preserve"> </w:t>
-      </w:r>
-      <w:r>
-        <w:t xml:space="preserve">La modulación de espectro ensanchado de </w:t>
-      </w:r>
-      <w:proofErr w:type="spellStart"/>
-      <w:r>
-        <w:t>chirp</w:t>
-      </w:r>
-      <w:proofErr w:type="spellEnd"/>
-      <w:r>
-        <w:t xml:space="preserve"> CSS utiliza un factor de esparcimiento (SF) para difundir la información. El factor de esparcimiento representa el parámetro de propagación del </w:t>
-      </w:r>
-      <w:proofErr w:type="spellStart"/>
-      <w:r>
-        <w:t>chirp</w:t>
-      </w:r>
-      <w:proofErr w:type="spellEnd"/>
-      <w:r>
-        <w:t xml:space="preserve">, que define cuántos </w:t>
-      </w:r>
-      <w:proofErr w:type="spellStart"/>
-      <w:r>
-        <w:t>chirps</w:t>
-      </w:r>
-      <w:proofErr w:type="spellEnd"/>
-      <w:r>
-        <w:t xml:space="preserve"> se envían por segundo. </w:t>
-      </w:r>
-      <w:r>
-        <w:t xml:space="preserve">Hay 6 posibles valores de </w:t>
-      </w:r>
-      <w:proofErr w:type="spellStart"/>
-      <w:r>
-        <w:t>spreading</w:t>
-      </w:r>
-      <w:proofErr w:type="spellEnd"/>
-      <w:r>
-        <w:t xml:space="preserve"> factor que varían desde el SF7(es el valor predeterminado. Los mensajes necesitan aprox. 250 ms. Alcance bajo) al SF12(es el mayor factor de dispersión. Los mensajes necesitan aprox. 6 s. Alcance muy alto). El factor de esparcimiento afecta tanto al tiempo en el aire del símbolo como a la sensibilidad del receptor.</w:t>
-      </w:r>
-      <w:r>
-        <w:t xml:space="preserve">  Un SF más bajo aumenta la capacidad del receptor para demodular un mensaje, mientras que un SF más alto aumenta la complejidad, ya que se necesitan más bits para transmitir la misma información. Cuando se aumenta el </w:t>
-      </w:r>
-      <w:proofErr w:type="spellStart"/>
-      <w:r>
-        <w:t>spreading</w:t>
-      </w:r>
-      <w:proofErr w:type="spellEnd"/>
-      <w:r>
-        <w:t xml:space="preserve"> factor también crece el tiempo en el aire del símbolo, así como el consumo energético. De esta forma, los mensajes se esparcen más en el tiempo, lo que provoca que la comunicación sea más lenta al reducirse la velocidad de transferencia. Sin embargo, al aumentar el </w:t>
-      </w:r>
-      <w:proofErr w:type="spellStart"/>
-      <w:r>
-        <w:t>spreading</w:t>
-      </w:r>
-      <w:proofErr w:type="spellEnd"/>
-      <w:r>
-        <w:t xml:space="preserve"> factor la inmunidad de los mensajes al ruido será mayor y aumentará la sensibilidad en el receptor, por lo cual se consiguen comunicaciones a mayor distancia. Para la tecnología </w:t>
-      </w:r>
-      <w:proofErr w:type="spellStart"/>
-      <w:r>
-        <w:t>LoRa</w:t>
-      </w:r>
-      <w:proofErr w:type="spellEnd"/>
-      <w:r>
-        <w:t xml:space="preserve">, un </w:t>
-      </w:r>
-      <w:proofErr w:type="spellStart"/>
-      <w:r>
-        <w:t>chirp</w:t>
-      </w:r>
-      <w:proofErr w:type="spellEnd"/>
-      <w:r>
-        <w:t xml:space="preserve"> se fragmenta en </w:t>
+        <w:t xml:space="preserve">representa el parámetro de propagación del chirp, que define cuántos chirps se envían por segundo. </w:t>
+      </w:r>
+      <w:r>
+        <w:t>Hay 6 posibles valores de spreading factor que varían desde el SF7(es el valor predeterminado. Los mensajes necesitan aprox. 250 ms. Alcance bajo) al SF12(es el mayor factor de dispersión. Los mensajes necesitan aprox. 6 s. Alcance muy alto). El factor de esparcimiento afecta tanto al tiempo en el aire del símbolo como a la sensibilidad del receptor.</w:t>
+      </w:r>
+      <w:r>
+        <w:t xml:space="preserve">  Un SF más bajo aumenta la capacidad del receptor para demodular un mensaje, mientras que un SF más alto aumenta la complejidad, ya que se necesitan más bits para transmitir la misma información. Cuando se aumenta el spreading factor también crece el tiempo en el aire del símbolo, así como el consumo energético. De esta forma, los mensajes se esparcen más en el tiempo, lo que provoca que la comunicación sea más lenta al reducirse la velocidad de transferencia. Sin embargo, al aumentar el spreading factor la inmunidad de los mensajes al ruido será mayor y aumentará la sensibilidad en el receptor, por lo cual se consiguen comunicaciones a mayor distancia. Para la tecnología LoRa, un chirp se fragmenta en </w:t>
       </w:r>
       <m:oMath>
         <m:sSup>
@@ -5973,7 +5529,7 @@
     </w:p>
     <w:p>
       <w:pPr>
-        <w:pStyle w:val="Caption"/>
+        <w:pStyle w:val="Descripcin"/>
         <w:jc w:val="center"/>
       </w:pPr>
       <w:bookmarkStart w:id="63" w:name="_Toc173864079"/>
@@ -5999,15 +5555,7 @@
         <w:fldChar w:fldCharType="end"/>
       </w:r>
       <w:r>
-        <w:t xml:space="preserve">. </w:t>
-      </w:r>
-      <w:proofErr w:type="spellStart"/>
-      <w:r>
-        <w:t>Spreading</w:t>
-      </w:r>
-      <w:proofErr w:type="spellEnd"/>
-      <w:r>
-        <w:t xml:space="preserve"> Factor</w:t>
+        <w:t>. Spreading Factor</w:t>
       </w:r>
       <w:bookmarkEnd w:id="63"/>
     </w:p>
@@ -6025,39 +5573,23 @@
       </w:r>
       <w:proofErr w:type="spellEnd"/>
       <w:r>
-        <w:t xml:space="preserve"> más alto (</w:t>
+        <w:t xml:space="preserve"> más alto (Spreading Factor Menor), porque el tiempo de transmisión será más corto y eso incidirá directamente en la duración de la batería.</w:t>
+      </w:r>
+    </w:p>
+    <w:p>
+      <w:pPr>
+        <w:pStyle w:val="Parrafos"/>
+      </w:pPr>
+      <w:r>
+        <w:t xml:space="preserve">Por otro lado, la tasa de símbolo, </w:t>
       </w:r>
       <w:proofErr w:type="spellStart"/>
       <w:r>
-        <w:t>Spreading</w:t>
+        <w:t>Rs</w:t>
       </w:r>
       <w:proofErr w:type="spellEnd"/>
       <w:r>
-        <w:t xml:space="preserve"> Factor Menor), porque el tiempo de transmisión será más corto y eso incidirá directamente en la duración de la batería.</w:t>
-      </w:r>
-    </w:p>
-    <w:p>
-      <w:pPr>
-        <w:pStyle w:val="Parrafos"/>
-      </w:pPr>
-      <w:r>
-        <w:t xml:space="preserve">Por otro lado, la tasa de símbolo, </w:t>
-      </w:r>
-      <w:proofErr w:type="spellStart"/>
-      <w:r>
-        <w:t>Rs</w:t>
-      </w:r>
-      <w:proofErr w:type="spellEnd"/>
-      <w:r>
-        <w:t xml:space="preserve">, es la velocidad a la cual se transmite la información y se vincula con la tasa de chip a través del </w:t>
-      </w:r>
-      <w:proofErr w:type="spellStart"/>
-      <w:r>
-        <w:t>spreading</w:t>
-      </w:r>
-      <w:proofErr w:type="spellEnd"/>
-      <w:r>
-        <w:t xml:space="preserve"> factor. El factor de esparcimiento determina la cantidad de bits empleados para codificar un símbolo:</w:t>
+        <w:t>, es la velocidad a la cual se transmite la información y se vincula con la tasa de chip a través del spreading factor. El factor de esparcimiento determina la cantidad de bits empleados para codificar un símbolo:</w:t>
       </w:r>
     </w:p>
     <w:p>
@@ -6175,7 +5707,7 @@
     </w:p>
     <w:p>
       <w:pPr>
-        <w:pStyle w:val="Caption"/>
+        <w:pStyle w:val="Descripcin"/>
         <w:jc w:val="center"/>
         <w:rPr>
           <w:rFonts w:ascii="Times New Roman" w:hAnsi="Times New Roman" w:cs="Times New Roman"/>
@@ -6234,15 +5766,7 @@
       </w:r>
       <w:proofErr w:type="spellEnd"/>
       <w:r>
-        <w:t xml:space="preserve">, el primero llegará a distancias mucho mayores que el segundo y tendrá mayor capacidad de atravesar obstáculos. En el caso de redes </w:t>
-      </w:r>
-      <w:proofErr w:type="spellStart"/>
-      <w:r>
-        <w:t>LoRaWAN</w:t>
-      </w:r>
-      <w:proofErr w:type="spellEnd"/>
-      <w:r>
-        <w:t>® no tenemos muchas posibilidades de jugar con este parámetro porque los planes de frecuencia ya están definidos para cada ubicación geográfica.</w:t>
+        <w:t>, el primero llegará a distancias mucho mayores que el segundo y tendrá mayor capacidad de atravesar obstáculos. En el caso de redes LoRaWAN® no tenemos muchas posibilidades de jugar con este parámetro porque los planes de frecuencia ya están definidos para cada ubicación geográfica.</w:t>
       </w:r>
     </w:p>
     <w:p>
@@ -6324,15 +5848,7 @@
       </w:r>
       <w:proofErr w:type="spellEnd"/>
       <w:r>
-        <w:t xml:space="preserve"> Mobile </w:t>
-      </w:r>
-      <w:proofErr w:type="spellStart"/>
-      <w:r>
-        <w:t>Communications</w:t>
-      </w:r>
-      <w:proofErr w:type="spellEnd"/>
-      <w:r>
-        <w:t>, es decir, que es el Sistema Global para las Comunicaciones Móviles, el estándar de telefonía móvil y demás comunicaciones que incorporan tecnología digital.  Este estándar es lo que permite a los teléfonos conectarse con su ordenador y realizar tareas como enviar y recibir mensajes, emails, navegar por internet, transmitir datos o SMS, entre otras muchas cosas. Actualmente, GSM es el estándar más extendido en el mundo, usado por alrededor del 82% de los terminales, y el predominante en Europa.</w:t>
+        <w:t xml:space="preserve"> Mobile Communications, es decir, que es el Sistema Global para las Comunicaciones Móviles, el estándar de telefonía móvil y demás comunicaciones que incorporan tecnología digital.  Este estándar es lo que permite a los teléfonos conectarse con su ordenador y realizar tareas como enviar y recibir mensajes, emails, navegar por internet, transmitir datos o SMS, entre otras muchas cosas. Actualmente, GSM es el estándar más extendido en el mundo, usado por alrededor del 82% de los terminales, y el predominante en Europa.</w:t>
       </w:r>
     </w:p>
     <w:p>
@@ -6427,7 +5943,7 @@
     </w:p>
     <w:p>
       <w:pPr>
-        <w:pStyle w:val="Caption"/>
+        <w:pStyle w:val="Descripcin"/>
         <w:jc w:val="center"/>
       </w:pPr>
       <w:bookmarkStart w:id="66" w:name="_Toc173864081"/>
@@ -6579,7 +6095,7 @@
     </w:p>
     <w:p>
       <w:pPr>
-        <w:pStyle w:val="Caption"/>
+        <w:pStyle w:val="Descripcin"/>
         <w:jc w:val="center"/>
       </w:pPr>
       <w:bookmarkStart w:id="70" w:name="_Toc173864082"/>
@@ -6700,7 +6216,7 @@
     </w:p>
     <w:p>
       <w:pPr>
-        <w:pStyle w:val="Caption"/>
+        <w:pStyle w:val="Descripcin"/>
         <w:jc w:val="center"/>
       </w:pPr>
       <w:bookmarkStart w:id="72" w:name="_Toc173864083"/>
@@ -6836,7 +6352,7 @@
     </w:p>
     <w:p>
       <w:pPr>
-        <w:pStyle w:val="Caption"/>
+        <w:pStyle w:val="Descripcin"/>
         <w:jc w:val="center"/>
       </w:pPr>
       <w:bookmarkStart w:id="74" w:name="_Toc173864084"/>
@@ -7033,7 +6549,7 @@
     </w:p>
     <w:p>
       <w:pPr>
-        <w:pStyle w:val="Caption"/>
+        <w:pStyle w:val="Descripcin"/>
         <w:jc w:val="center"/>
       </w:pPr>
       <w:bookmarkStart w:id="76" w:name="_Toc173864085"/>
@@ -7121,391 +6637,9 @@
     <w:p>
       <w:pPr>
         <w:pStyle w:val="Parrafos"/>
-        <w:rPr>
-          <w:lang w:val="en-US"/>
-        </w:rPr>
-      </w:pPr>
-      <w:r>
-        <w:rPr>
-          <w:lang w:val="en-US"/>
-        </w:rPr>
-        <w:t xml:space="preserve">Este </w:t>
-      </w:r>
-      <w:proofErr w:type="spellStart"/>
-      <w:r>
-        <w:rPr>
-          <w:lang w:val="en-US"/>
-        </w:rPr>
-        <w:t>artículo</w:t>
-      </w:r>
-      <w:proofErr w:type="spellEnd"/>
-      <w:r>
-        <w:rPr>
-          <w:lang w:val="en-US"/>
-        </w:rPr>
-        <w:t xml:space="preserve"> se </w:t>
-      </w:r>
-      <w:proofErr w:type="spellStart"/>
-      <w:r>
-        <w:rPr>
-          <w:lang w:val="en-US"/>
-        </w:rPr>
-        <w:t>relaciona</w:t>
-      </w:r>
-      <w:proofErr w:type="spellEnd"/>
-      <w:r>
-        <w:rPr>
-          <w:lang w:val="en-US"/>
-        </w:rPr>
-        <w:t xml:space="preserve"> con </w:t>
-      </w:r>
-      <w:proofErr w:type="spellStart"/>
-      <w:r>
-        <w:rPr>
-          <w:lang w:val="en-US"/>
-        </w:rPr>
-        <w:t>el</w:t>
-      </w:r>
-      <w:proofErr w:type="spellEnd"/>
-      <w:r>
-        <w:rPr>
-          <w:lang w:val="en-US"/>
-        </w:rPr>
-        <w:t xml:space="preserve"> </w:t>
-      </w:r>
-      <w:proofErr w:type="spellStart"/>
-      <w:r>
-        <w:rPr>
-          <w:lang w:val="en-US"/>
-        </w:rPr>
-        <w:t>p</w:t>
-      </w:r>
-      <w:r>
-        <w:rPr>
-          <w:lang w:val="en-US"/>
-        </w:rPr>
-        <w:t>resente</w:t>
-      </w:r>
-      <w:proofErr w:type="spellEnd"/>
-      <w:r>
-        <w:rPr>
-          <w:lang w:val="en-US"/>
-        </w:rPr>
-        <w:t xml:space="preserve"> </w:t>
-      </w:r>
-      <w:proofErr w:type="spellStart"/>
-      <w:r>
-        <w:rPr>
-          <w:lang w:val="en-US"/>
-        </w:rPr>
-        <w:t>Trabajo</w:t>
-      </w:r>
-      <w:proofErr w:type="spellEnd"/>
-      <w:r>
-        <w:rPr>
-          <w:lang w:val="en-US"/>
-        </w:rPr>
-        <w:t xml:space="preserve"> de Grado</w:t>
-      </w:r>
-      <w:r>
-        <w:rPr>
-          <w:lang w:val="en-US"/>
-        </w:rPr>
-        <w:t xml:space="preserve">, </w:t>
-      </w:r>
-      <w:proofErr w:type="spellStart"/>
-      <w:r>
-        <w:rPr>
-          <w:lang w:val="en-US"/>
-        </w:rPr>
-        <w:t>ya</w:t>
-      </w:r>
-      <w:proofErr w:type="spellEnd"/>
-      <w:r>
-        <w:rPr>
-          <w:lang w:val="en-US"/>
-        </w:rPr>
-        <w:t xml:space="preserve"> </w:t>
-      </w:r>
-      <w:proofErr w:type="spellStart"/>
-      <w:r>
-        <w:rPr>
-          <w:lang w:val="en-US"/>
-        </w:rPr>
-        <w:t>que</w:t>
-      </w:r>
-      <w:proofErr w:type="spellEnd"/>
-      <w:r>
-        <w:rPr>
-          <w:lang w:val="en-US"/>
-        </w:rPr>
-        <w:t xml:space="preserve"> </w:t>
-      </w:r>
-      <w:proofErr w:type="spellStart"/>
-      <w:r>
-        <w:rPr>
-          <w:lang w:val="en-US"/>
-        </w:rPr>
-        <w:t>el</w:t>
-      </w:r>
-      <w:proofErr w:type="spellEnd"/>
-      <w:r>
-        <w:rPr>
-          <w:lang w:val="en-US"/>
-        </w:rPr>
-        <w:t xml:space="preserve"> </w:t>
-      </w:r>
-      <w:proofErr w:type="spellStart"/>
-      <w:r>
-        <w:rPr>
-          <w:lang w:val="en-US"/>
-        </w:rPr>
-        <w:t>geolocalizador</w:t>
-      </w:r>
-      <w:proofErr w:type="spellEnd"/>
-      <w:r>
-        <w:rPr>
-          <w:lang w:val="en-US"/>
-        </w:rPr>
-        <w:t xml:space="preserve"> de </w:t>
-      </w:r>
-      <w:proofErr w:type="spellStart"/>
-      <w:r>
-        <w:rPr>
-          <w:lang w:val="en-US"/>
-        </w:rPr>
-        <w:t>emergencia</w:t>
-      </w:r>
-      <w:proofErr w:type="spellEnd"/>
-      <w:r>
-        <w:rPr>
-          <w:lang w:val="en-US"/>
-        </w:rPr>
-        <w:t xml:space="preserve"> </w:t>
-      </w:r>
-      <w:proofErr w:type="spellStart"/>
-      <w:r>
-        <w:rPr>
-          <w:lang w:val="en-US"/>
-        </w:rPr>
-        <w:t>busca</w:t>
-      </w:r>
-      <w:proofErr w:type="spellEnd"/>
-      <w:r>
-        <w:rPr>
-          <w:lang w:val="en-US"/>
-        </w:rPr>
-        <w:t xml:space="preserve"> </w:t>
-      </w:r>
-      <w:proofErr w:type="spellStart"/>
-      <w:r>
-        <w:rPr>
-          <w:lang w:val="en-US"/>
-        </w:rPr>
-        <w:t>precisamente</w:t>
-      </w:r>
-      <w:proofErr w:type="spellEnd"/>
-      <w:r>
-        <w:rPr>
-          <w:lang w:val="en-US"/>
-        </w:rPr>
-        <w:t xml:space="preserve"> </w:t>
-      </w:r>
-      <w:proofErr w:type="spellStart"/>
-      <w:r>
-        <w:rPr>
-          <w:lang w:val="en-US"/>
-        </w:rPr>
-        <w:t>brindar</w:t>
-      </w:r>
-      <w:proofErr w:type="spellEnd"/>
-      <w:r>
-        <w:rPr>
-          <w:lang w:val="en-US"/>
-        </w:rPr>
-        <w:t xml:space="preserve"> </w:t>
-      </w:r>
-      <w:proofErr w:type="spellStart"/>
-      <w:r>
-        <w:rPr>
-          <w:lang w:val="en-US"/>
-        </w:rPr>
-        <w:t>una</w:t>
-      </w:r>
-      <w:proofErr w:type="spellEnd"/>
-      <w:r>
-        <w:rPr>
-          <w:lang w:val="en-US"/>
-        </w:rPr>
-        <w:t xml:space="preserve"> </w:t>
-      </w:r>
-      <w:proofErr w:type="spellStart"/>
-      <w:r>
-        <w:rPr>
-          <w:lang w:val="en-US"/>
-        </w:rPr>
-        <w:t>herramienta</w:t>
-      </w:r>
-      <w:proofErr w:type="spellEnd"/>
-      <w:r>
-        <w:rPr>
-          <w:lang w:val="en-US"/>
-        </w:rPr>
-        <w:t xml:space="preserve"> </w:t>
-      </w:r>
-      <w:proofErr w:type="spellStart"/>
-      <w:r>
-        <w:rPr>
-          <w:lang w:val="en-US"/>
-        </w:rPr>
-        <w:t>que</w:t>
-      </w:r>
-      <w:proofErr w:type="spellEnd"/>
-      <w:r>
-        <w:rPr>
-          <w:lang w:val="en-US"/>
-        </w:rPr>
-        <w:t xml:space="preserve"> </w:t>
-      </w:r>
-      <w:proofErr w:type="spellStart"/>
-      <w:r>
-        <w:rPr>
-          <w:lang w:val="en-US"/>
-        </w:rPr>
-        <w:t>permita</w:t>
-      </w:r>
-      <w:proofErr w:type="spellEnd"/>
-      <w:r>
-        <w:rPr>
-          <w:lang w:val="en-US"/>
-        </w:rPr>
-        <w:t xml:space="preserve"> </w:t>
-      </w:r>
-      <w:proofErr w:type="spellStart"/>
-      <w:r>
-        <w:rPr>
-          <w:lang w:val="en-US"/>
-        </w:rPr>
-        <w:t>ubicar</w:t>
-      </w:r>
-      <w:proofErr w:type="spellEnd"/>
-      <w:r>
-        <w:rPr>
-          <w:lang w:val="en-US"/>
-        </w:rPr>
-        <w:t xml:space="preserve"> al </w:t>
-      </w:r>
-      <w:proofErr w:type="spellStart"/>
-      <w:r>
-        <w:rPr>
-          <w:lang w:val="en-US"/>
-        </w:rPr>
-        <w:t>usuario</w:t>
-      </w:r>
-      <w:proofErr w:type="spellEnd"/>
-      <w:r>
-        <w:rPr>
-          <w:lang w:val="en-US"/>
-        </w:rPr>
-        <w:t xml:space="preserve"> </w:t>
-      </w:r>
-      <w:proofErr w:type="spellStart"/>
-      <w:r>
-        <w:rPr>
-          <w:lang w:val="en-US"/>
-        </w:rPr>
-        <w:t>en</w:t>
-      </w:r>
-      <w:proofErr w:type="spellEnd"/>
-      <w:r>
-        <w:rPr>
-          <w:lang w:val="en-US"/>
-        </w:rPr>
-        <w:t xml:space="preserve"> </w:t>
-      </w:r>
-      <w:proofErr w:type="spellStart"/>
-      <w:r>
-        <w:rPr>
-          <w:lang w:val="en-US"/>
-        </w:rPr>
-        <w:t>caso</w:t>
-      </w:r>
-      <w:proofErr w:type="spellEnd"/>
-      <w:r>
-        <w:rPr>
-          <w:lang w:val="en-US"/>
-        </w:rPr>
-        <w:t xml:space="preserve"> de </w:t>
-      </w:r>
-      <w:proofErr w:type="spellStart"/>
-      <w:r>
-        <w:rPr>
-          <w:lang w:val="en-US"/>
-        </w:rPr>
-        <w:t>accidente</w:t>
-      </w:r>
-      <w:proofErr w:type="spellEnd"/>
-      <w:r>
-        <w:rPr>
-          <w:lang w:val="en-US"/>
-        </w:rPr>
-        <w:t xml:space="preserve"> o </w:t>
-      </w:r>
-      <w:proofErr w:type="spellStart"/>
-      <w:r>
-        <w:rPr>
-          <w:lang w:val="en-US"/>
-        </w:rPr>
-        <w:t>peligro</w:t>
-      </w:r>
-      <w:proofErr w:type="spellEnd"/>
-      <w:r>
-        <w:rPr>
-          <w:lang w:val="en-US"/>
-        </w:rPr>
-        <w:t xml:space="preserve">, </w:t>
-      </w:r>
-      <w:proofErr w:type="spellStart"/>
-      <w:r>
-        <w:rPr>
-          <w:lang w:val="en-US"/>
-        </w:rPr>
-        <w:t>contribuyendo</w:t>
-      </w:r>
-      <w:proofErr w:type="spellEnd"/>
-      <w:r>
-        <w:rPr>
-          <w:lang w:val="en-US"/>
-        </w:rPr>
-        <w:t xml:space="preserve"> a </w:t>
-      </w:r>
-      <w:proofErr w:type="spellStart"/>
-      <w:r>
-        <w:rPr>
-          <w:lang w:val="en-US"/>
-        </w:rPr>
-        <w:t>su</w:t>
-      </w:r>
-      <w:proofErr w:type="spellEnd"/>
-      <w:r>
-        <w:rPr>
-          <w:lang w:val="en-US"/>
-        </w:rPr>
-        <w:t xml:space="preserve"> </w:t>
-      </w:r>
-      <w:proofErr w:type="spellStart"/>
-      <w:r>
-        <w:rPr>
-          <w:lang w:val="en-US"/>
-        </w:rPr>
-        <w:t>seguridad</w:t>
-      </w:r>
-      <w:proofErr w:type="spellEnd"/>
-      <w:r>
-        <w:rPr>
-          <w:lang w:val="en-US"/>
-        </w:rPr>
-        <w:t xml:space="preserve"> personal.</w:t>
+      </w:pPr>
+      <w:r>
+        <w:t>Este artículo se relaciona con el presente Trabajo de Grado, ya que el geolocalizador de emergencia busca precisamente brindar una herramienta que permita ubicar al usuario en caso de accidente o peligro, contribuyendo a su seguridad personal.</w:t>
       </w:r>
     </w:p>
     <w:p>
@@ -7531,416 +6665,15 @@
     <w:p>
       <w:pPr>
         <w:pStyle w:val="Parrafos"/>
-        <w:rPr>
-          <w:lang w:val="en-US"/>
-        </w:rPr>
-      </w:pPr>
-      <w:r>
-        <w:rPr>
-          <w:lang w:val="en-US"/>
-        </w:rPr>
-        <w:t xml:space="preserve">En </w:t>
-      </w:r>
-      <w:proofErr w:type="spellStart"/>
-      <w:r>
-        <w:rPr>
-          <w:lang w:val="en-US"/>
-        </w:rPr>
-        <w:t>este</w:t>
-      </w:r>
-      <w:proofErr w:type="spellEnd"/>
-      <w:r>
-        <w:rPr>
-          <w:lang w:val="en-US"/>
-        </w:rPr>
-        <w:t xml:space="preserve"> </w:t>
-      </w:r>
-      <w:proofErr w:type="spellStart"/>
-      <w:r>
-        <w:rPr>
-          <w:lang w:val="en-US"/>
-        </w:rPr>
-        <w:t>sentido</w:t>
-      </w:r>
-      <w:proofErr w:type="spellEnd"/>
-      <w:r>
-        <w:rPr>
-          <w:lang w:val="en-US"/>
-        </w:rPr>
-        <w:t xml:space="preserve">, </w:t>
-      </w:r>
-      <w:proofErr w:type="spellStart"/>
-      <w:r>
-        <w:rPr>
-          <w:lang w:val="en-US"/>
-        </w:rPr>
-        <w:t>el</w:t>
-      </w:r>
-      <w:proofErr w:type="spellEnd"/>
-      <w:r>
-        <w:rPr>
-          <w:lang w:val="en-US"/>
-        </w:rPr>
-        <w:t xml:space="preserve"> </w:t>
-      </w:r>
-      <w:proofErr w:type="spellStart"/>
-      <w:r>
-        <w:rPr>
-          <w:lang w:val="en-US"/>
-        </w:rPr>
-        <w:t>Trabajo</w:t>
-      </w:r>
-      <w:proofErr w:type="spellEnd"/>
-      <w:r>
-        <w:rPr>
-          <w:lang w:val="en-US"/>
-        </w:rPr>
-        <w:t xml:space="preserve"> de Grado </w:t>
-      </w:r>
-      <w:proofErr w:type="spellStart"/>
-      <w:r>
-        <w:rPr>
-          <w:lang w:val="en-US"/>
-        </w:rPr>
-        <w:t>desarrolla</w:t>
-      </w:r>
-      <w:proofErr w:type="spellEnd"/>
-      <w:r>
-        <w:rPr>
-          <w:lang w:val="en-US"/>
-        </w:rPr>
-        <w:t xml:space="preserve"> un </w:t>
-      </w:r>
-      <w:proofErr w:type="spellStart"/>
-      <w:r>
-        <w:rPr>
-          <w:lang w:val="en-US"/>
-        </w:rPr>
-        <w:t>dispositivo</w:t>
-      </w:r>
-      <w:proofErr w:type="spellEnd"/>
-      <w:r>
-        <w:rPr>
-          <w:lang w:val="en-US"/>
-        </w:rPr>
-        <w:t xml:space="preserve"> </w:t>
-      </w:r>
-      <w:proofErr w:type="spellStart"/>
-      <w:r>
-        <w:rPr>
-          <w:lang w:val="en-US"/>
-        </w:rPr>
-        <w:t>que</w:t>
-      </w:r>
-      <w:proofErr w:type="spellEnd"/>
-      <w:r>
-        <w:rPr>
-          <w:lang w:val="en-US"/>
-        </w:rPr>
-        <w:t xml:space="preserve"> </w:t>
-      </w:r>
-      <w:proofErr w:type="spellStart"/>
-      <w:r>
-        <w:rPr>
-          <w:lang w:val="en-US"/>
-        </w:rPr>
-        <w:t>permite</w:t>
-      </w:r>
-      <w:proofErr w:type="spellEnd"/>
-      <w:r>
-        <w:rPr>
-          <w:lang w:val="en-US"/>
-        </w:rPr>
-        <w:t xml:space="preserve"> al </w:t>
-      </w:r>
-      <w:proofErr w:type="spellStart"/>
-      <w:r>
-        <w:rPr>
-          <w:lang w:val="en-US"/>
-        </w:rPr>
-        <w:t>usuario</w:t>
-      </w:r>
-      <w:proofErr w:type="spellEnd"/>
-      <w:r>
-        <w:rPr>
-          <w:lang w:val="en-US"/>
-        </w:rPr>
-        <w:t xml:space="preserve"> </w:t>
-      </w:r>
-      <w:proofErr w:type="spellStart"/>
-      <w:r>
-        <w:rPr>
-          <w:lang w:val="en-US"/>
-        </w:rPr>
-        <w:t>comunicarse</w:t>
-      </w:r>
-      <w:proofErr w:type="spellEnd"/>
-      <w:r>
-        <w:rPr>
-          <w:lang w:val="en-US"/>
-        </w:rPr>
-        <w:t xml:space="preserve"> de </w:t>
-      </w:r>
-      <w:proofErr w:type="spellStart"/>
-      <w:r>
-        <w:rPr>
-          <w:lang w:val="en-US"/>
-        </w:rPr>
-        <w:t>manera</w:t>
-      </w:r>
-      <w:proofErr w:type="spellEnd"/>
-      <w:r>
-        <w:rPr>
-          <w:lang w:val="en-US"/>
-        </w:rPr>
-        <w:t xml:space="preserve"> </w:t>
-      </w:r>
-      <w:proofErr w:type="spellStart"/>
-      <w:r>
-        <w:rPr>
-          <w:lang w:val="en-US"/>
-        </w:rPr>
-        <w:t>autónoma</w:t>
-      </w:r>
-      <w:proofErr w:type="spellEnd"/>
-      <w:r>
-        <w:rPr>
-          <w:lang w:val="en-US"/>
-        </w:rPr>
-        <w:t xml:space="preserve"> </w:t>
-      </w:r>
-      <w:proofErr w:type="spellStart"/>
-      <w:r>
-        <w:rPr>
-          <w:lang w:val="en-US"/>
-        </w:rPr>
-        <w:t>mediante</w:t>
-      </w:r>
-      <w:proofErr w:type="spellEnd"/>
-      <w:r>
-        <w:rPr>
-          <w:lang w:val="en-US"/>
-        </w:rPr>
-        <w:t xml:space="preserve"> </w:t>
-      </w:r>
-      <w:proofErr w:type="spellStart"/>
-      <w:r>
-        <w:rPr>
-          <w:lang w:val="en-US"/>
-        </w:rPr>
-        <w:t>el</w:t>
-      </w:r>
-      <w:proofErr w:type="spellEnd"/>
-      <w:r>
-        <w:rPr>
-          <w:lang w:val="en-US"/>
-        </w:rPr>
-        <w:t xml:space="preserve"> </w:t>
-      </w:r>
-      <w:proofErr w:type="spellStart"/>
-      <w:r>
-        <w:rPr>
-          <w:lang w:val="en-US"/>
-        </w:rPr>
-        <w:t>envío</w:t>
-      </w:r>
-      <w:proofErr w:type="spellEnd"/>
-      <w:r>
-        <w:rPr>
-          <w:lang w:val="en-US"/>
-        </w:rPr>
-        <w:t xml:space="preserve"> de </w:t>
-      </w:r>
-      <w:proofErr w:type="spellStart"/>
-      <w:r>
-        <w:rPr>
-          <w:lang w:val="en-US"/>
-        </w:rPr>
-        <w:t>su</w:t>
-      </w:r>
-      <w:proofErr w:type="spellEnd"/>
-      <w:r>
-        <w:rPr>
-          <w:lang w:val="en-US"/>
-        </w:rPr>
-        <w:t xml:space="preserve"> </w:t>
-      </w:r>
-      <w:proofErr w:type="spellStart"/>
-      <w:r>
-        <w:rPr>
-          <w:lang w:val="en-US"/>
-        </w:rPr>
-        <w:t>ubicación</w:t>
-      </w:r>
-      <w:proofErr w:type="spellEnd"/>
-      <w:r>
-        <w:rPr>
-          <w:lang w:val="en-US"/>
-        </w:rPr>
-        <w:t xml:space="preserve"> </w:t>
-      </w:r>
-      <w:proofErr w:type="spellStart"/>
-      <w:r>
-        <w:rPr>
-          <w:lang w:val="en-US"/>
-        </w:rPr>
-        <w:t>en</w:t>
-      </w:r>
-      <w:proofErr w:type="spellEnd"/>
-      <w:r>
-        <w:rPr>
-          <w:lang w:val="en-US"/>
-        </w:rPr>
-        <w:t xml:space="preserve"> </w:t>
-      </w:r>
-      <w:proofErr w:type="spellStart"/>
-      <w:r>
-        <w:rPr>
-          <w:lang w:val="en-US"/>
-        </w:rPr>
-        <w:t>tiempo</w:t>
-      </w:r>
-      <w:proofErr w:type="spellEnd"/>
-      <w:r>
-        <w:rPr>
-          <w:lang w:val="en-US"/>
-        </w:rPr>
-        <w:t xml:space="preserve"> real, </w:t>
-      </w:r>
-      <w:proofErr w:type="spellStart"/>
-      <w:r>
-        <w:rPr>
-          <w:lang w:val="en-US"/>
-        </w:rPr>
-        <w:t>incluso</w:t>
-      </w:r>
-      <w:proofErr w:type="spellEnd"/>
-      <w:r>
-        <w:rPr>
-          <w:lang w:val="en-US"/>
-        </w:rPr>
-        <w:t xml:space="preserve"> </w:t>
-      </w:r>
-      <w:proofErr w:type="spellStart"/>
-      <w:r>
-        <w:rPr>
-          <w:lang w:val="en-US"/>
-        </w:rPr>
-        <w:t>en</w:t>
-      </w:r>
-      <w:proofErr w:type="spellEnd"/>
-      <w:r>
-        <w:rPr>
-          <w:lang w:val="en-US"/>
-        </w:rPr>
-        <w:t xml:space="preserve"> </w:t>
-      </w:r>
-      <w:proofErr w:type="spellStart"/>
-      <w:r>
-        <w:rPr>
-          <w:lang w:val="en-US"/>
-        </w:rPr>
-        <w:t>situaciones</w:t>
-      </w:r>
-      <w:proofErr w:type="spellEnd"/>
-      <w:r>
-        <w:rPr>
-          <w:lang w:val="en-US"/>
-        </w:rPr>
-        <w:t xml:space="preserve"> </w:t>
-      </w:r>
-      <w:proofErr w:type="spellStart"/>
-      <w:r>
-        <w:rPr>
-          <w:lang w:val="en-US"/>
-        </w:rPr>
-        <w:t>donde</w:t>
-      </w:r>
-      <w:proofErr w:type="spellEnd"/>
-      <w:r>
-        <w:rPr>
-          <w:lang w:val="en-US"/>
-        </w:rPr>
-        <w:t xml:space="preserve"> no </w:t>
-      </w:r>
-      <w:proofErr w:type="spellStart"/>
-      <w:r>
-        <w:rPr>
-          <w:lang w:val="en-US"/>
-        </w:rPr>
-        <w:t>pueda</w:t>
-      </w:r>
-      <w:proofErr w:type="spellEnd"/>
-      <w:r>
-        <w:rPr>
-          <w:lang w:val="en-US"/>
-        </w:rPr>
-        <w:t xml:space="preserve"> </w:t>
-      </w:r>
-      <w:proofErr w:type="spellStart"/>
-      <w:r>
-        <w:rPr>
-          <w:lang w:val="en-US"/>
-        </w:rPr>
-        <w:t>hacer</w:t>
-      </w:r>
-      <w:proofErr w:type="spellEnd"/>
-      <w:r>
-        <w:rPr>
-          <w:lang w:val="en-US"/>
-        </w:rPr>
-        <w:t xml:space="preserve"> </w:t>
-      </w:r>
-      <w:proofErr w:type="spellStart"/>
-      <w:r>
-        <w:rPr>
-          <w:lang w:val="en-US"/>
-        </w:rPr>
-        <w:t>uso</w:t>
-      </w:r>
-      <w:proofErr w:type="spellEnd"/>
-      <w:r>
-        <w:rPr>
-          <w:lang w:val="en-US"/>
-        </w:rPr>
-        <w:t xml:space="preserve"> de un </w:t>
-      </w:r>
-      <w:proofErr w:type="spellStart"/>
-      <w:r>
-        <w:rPr>
-          <w:lang w:val="en-US"/>
-        </w:rPr>
-        <w:t>teléfono</w:t>
-      </w:r>
-      <w:proofErr w:type="spellEnd"/>
-      <w:r>
-        <w:rPr>
-          <w:lang w:val="en-US"/>
-        </w:rPr>
-        <w:t xml:space="preserve"> </w:t>
-      </w:r>
-      <w:proofErr w:type="spellStart"/>
-      <w:r>
-        <w:rPr>
-          <w:lang w:val="en-US"/>
-        </w:rPr>
-        <w:t>móvil</w:t>
-      </w:r>
-      <w:proofErr w:type="spellEnd"/>
-      <w:r>
-        <w:rPr>
-          <w:lang w:val="en-US"/>
-        </w:rPr>
-        <w:t>.</w:t>
+      </w:pPr>
+      <w:r>
+        <w:t>En este sentido, el Trabajo de Grado desarrolla un dispositivo que permite al usuario comunicarse de manera autónoma mediante el envío de su ubicación en tiempo real, incluso en situaciones donde no pueda hacer uso de un teléfono móvil.</w:t>
       </w:r>
     </w:p>
     <w:p>
       <w:pPr>
         <w:pStyle w:val="Parrafos"/>
         <w:ind w:left="576" w:right="576"/>
-        <w:rPr>
-          <w:lang w:val="en-US"/>
-        </w:rPr>
       </w:pPr>
       <w:r>
         <w:rPr>
@@ -7957,533 +6690,9 @@
       <w:pPr>
         <w:pStyle w:val="Parrafos"/>
         <w:ind w:right="576" w:firstLine="0"/>
-        <w:rPr>
-          <w:lang w:val="en-US"/>
-        </w:rPr>
-      </w:pPr>
-      <w:proofErr w:type="spellStart"/>
-      <w:r>
-        <w:rPr>
-          <w:lang w:val="en-US"/>
-        </w:rPr>
-        <w:t>R</w:t>
-      </w:r>
-      <w:r>
-        <w:rPr>
-          <w:lang w:val="en-US"/>
-        </w:rPr>
-        <w:t>econoce</w:t>
-      </w:r>
-      <w:proofErr w:type="spellEnd"/>
-      <w:r>
-        <w:rPr>
-          <w:lang w:val="en-US"/>
-        </w:rPr>
-        <w:t xml:space="preserve"> la </w:t>
-      </w:r>
-      <w:proofErr w:type="spellStart"/>
-      <w:r>
-        <w:rPr>
-          <w:lang w:val="en-US"/>
-        </w:rPr>
-        <w:t>ciencia</w:t>
-      </w:r>
-      <w:proofErr w:type="spellEnd"/>
-      <w:r>
-        <w:rPr>
-          <w:lang w:val="en-US"/>
-        </w:rPr>
-        <w:t xml:space="preserve">, la </w:t>
-      </w:r>
-      <w:proofErr w:type="spellStart"/>
-      <w:r>
-        <w:rPr>
-          <w:lang w:val="en-US"/>
-        </w:rPr>
-        <w:t>tecnología</w:t>
-      </w:r>
-      <w:proofErr w:type="spellEnd"/>
-      <w:r>
-        <w:rPr>
-          <w:lang w:val="en-US"/>
-        </w:rPr>
-        <w:t xml:space="preserve"> y la </w:t>
-      </w:r>
-      <w:proofErr w:type="spellStart"/>
-      <w:r>
-        <w:rPr>
-          <w:lang w:val="en-US"/>
-        </w:rPr>
-        <w:t>innovación</w:t>
-      </w:r>
-      <w:proofErr w:type="spellEnd"/>
-      <w:r>
-        <w:rPr>
-          <w:lang w:val="en-US"/>
-        </w:rPr>
-        <w:t xml:space="preserve"> </w:t>
-      </w:r>
-      <w:proofErr w:type="spellStart"/>
-      <w:r>
-        <w:rPr>
-          <w:lang w:val="en-US"/>
-        </w:rPr>
-        <w:t>como</w:t>
-      </w:r>
-      <w:proofErr w:type="spellEnd"/>
-      <w:r>
-        <w:rPr>
-          <w:lang w:val="en-US"/>
-        </w:rPr>
-        <w:t xml:space="preserve"> </w:t>
-      </w:r>
-      <w:proofErr w:type="spellStart"/>
-      <w:r>
-        <w:rPr>
-          <w:lang w:val="en-US"/>
-        </w:rPr>
-        <w:t>instrumentos</w:t>
-      </w:r>
-      <w:proofErr w:type="spellEnd"/>
-      <w:r>
-        <w:rPr>
-          <w:lang w:val="en-US"/>
-        </w:rPr>
-        <w:t xml:space="preserve"> </w:t>
-      </w:r>
-      <w:proofErr w:type="spellStart"/>
-      <w:r>
-        <w:rPr>
-          <w:lang w:val="en-US"/>
-        </w:rPr>
-        <w:t>fundamentales</w:t>
-      </w:r>
-      <w:proofErr w:type="spellEnd"/>
-      <w:r>
-        <w:rPr>
-          <w:lang w:val="en-US"/>
-        </w:rPr>
-        <w:t xml:space="preserve"> para </w:t>
-      </w:r>
-      <w:proofErr w:type="spellStart"/>
-      <w:r>
-        <w:rPr>
-          <w:lang w:val="en-US"/>
-        </w:rPr>
-        <w:t>el</w:t>
-      </w:r>
-      <w:proofErr w:type="spellEnd"/>
-      <w:r>
-        <w:rPr>
-          <w:lang w:val="en-US"/>
-        </w:rPr>
-        <w:t xml:space="preserve"> </w:t>
-      </w:r>
-      <w:proofErr w:type="spellStart"/>
-      <w:r>
-        <w:rPr>
-          <w:lang w:val="en-US"/>
-        </w:rPr>
-        <w:t>desarrollo</w:t>
-      </w:r>
-      <w:proofErr w:type="spellEnd"/>
-      <w:r>
-        <w:rPr>
-          <w:lang w:val="en-US"/>
-        </w:rPr>
-        <w:t xml:space="preserve"> del </w:t>
-      </w:r>
-      <w:proofErr w:type="spellStart"/>
-      <w:r>
-        <w:rPr>
-          <w:lang w:val="en-US"/>
-        </w:rPr>
-        <w:t>país</w:t>
-      </w:r>
-      <w:proofErr w:type="spellEnd"/>
-      <w:r>
-        <w:rPr>
-          <w:lang w:val="en-US"/>
-        </w:rPr>
-        <w:t xml:space="preserve">, </w:t>
-      </w:r>
-      <w:proofErr w:type="spellStart"/>
-      <w:r>
-        <w:rPr>
-          <w:lang w:val="en-US"/>
-        </w:rPr>
-        <w:t>promoviendo</w:t>
-      </w:r>
-      <w:proofErr w:type="spellEnd"/>
-      <w:r>
-        <w:rPr>
-          <w:lang w:val="en-US"/>
-        </w:rPr>
-        <w:t xml:space="preserve"> la </w:t>
-      </w:r>
-      <w:proofErr w:type="spellStart"/>
-      <w:r>
-        <w:rPr>
-          <w:lang w:val="en-US"/>
-        </w:rPr>
-        <w:t>investigación</w:t>
-      </w:r>
-      <w:proofErr w:type="spellEnd"/>
-      <w:r>
-        <w:rPr>
-          <w:lang w:val="en-US"/>
-        </w:rPr>
-        <w:t xml:space="preserve"> y la </w:t>
-      </w:r>
-      <w:proofErr w:type="spellStart"/>
-      <w:r>
-        <w:rPr>
-          <w:lang w:val="en-US"/>
-        </w:rPr>
-        <w:t>creación</w:t>
-      </w:r>
-      <w:proofErr w:type="spellEnd"/>
-      <w:r>
-        <w:rPr>
-          <w:lang w:val="en-US"/>
-        </w:rPr>
-        <w:t xml:space="preserve"> de </w:t>
-      </w:r>
-      <w:proofErr w:type="spellStart"/>
-      <w:r>
-        <w:rPr>
-          <w:lang w:val="en-US"/>
-        </w:rPr>
-        <w:t>soluciones</w:t>
-      </w:r>
-      <w:proofErr w:type="spellEnd"/>
-      <w:r>
-        <w:rPr>
-          <w:lang w:val="en-US"/>
-        </w:rPr>
-        <w:t xml:space="preserve"> </w:t>
-      </w:r>
-      <w:proofErr w:type="spellStart"/>
-      <w:r>
-        <w:rPr>
-          <w:lang w:val="en-US"/>
-        </w:rPr>
-        <w:t>tecnológicas</w:t>
-      </w:r>
-      <w:proofErr w:type="spellEnd"/>
-      <w:r>
-        <w:rPr>
-          <w:lang w:val="en-US"/>
-        </w:rPr>
-        <w:t xml:space="preserve"> con </w:t>
-      </w:r>
-      <w:proofErr w:type="spellStart"/>
-      <w:r>
-        <w:rPr>
-          <w:lang w:val="en-US"/>
-        </w:rPr>
-        <w:t>impacto</w:t>
-      </w:r>
-      <w:proofErr w:type="spellEnd"/>
-      <w:r>
-        <w:rPr>
-          <w:lang w:val="en-US"/>
-        </w:rPr>
-        <w:t xml:space="preserve"> social. El </w:t>
-      </w:r>
-      <w:proofErr w:type="spellStart"/>
-      <w:r>
-        <w:rPr>
-          <w:lang w:val="en-US"/>
-        </w:rPr>
-        <w:t>presente</w:t>
-      </w:r>
-      <w:proofErr w:type="spellEnd"/>
-      <w:r>
-        <w:rPr>
-          <w:lang w:val="en-US"/>
-        </w:rPr>
-        <w:t xml:space="preserve"> </w:t>
-      </w:r>
-      <w:proofErr w:type="spellStart"/>
-      <w:r>
-        <w:rPr>
-          <w:lang w:val="en-US"/>
-        </w:rPr>
-        <w:t>trabajo</w:t>
-      </w:r>
-      <w:proofErr w:type="spellEnd"/>
-      <w:r>
-        <w:rPr>
-          <w:lang w:val="en-US"/>
-        </w:rPr>
-        <w:t xml:space="preserve"> se </w:t>
-      </w:r>
-      <w:proofErr w:type="spellStart"/>
-      <w:r>
-        <w:rPr>
-          <w:lang w:val="en-US"/>
-        </w:rPr>
-        <w:t>enmarca</w:t>
-      </w:r>
-      <w:proofErr w:type="spellEnd"/>
-      <w:r>
-        <w:rPr>
-          <w:lang w:val="en-US"/>
-        </w:rPr>
-        <w:t xml:space="preserve"> </w:t>
-      </w:r>
-      <w:proofErr w:type="spellStart"/>
-      <w:r>
-        <w:rPr>
-          <w:lang w:val="en-US"/>
-        </w:rPr>
-        <w:t>en</w:t>
-      </w:r>
-      <w:proofErr w:type="spellEnd"/>
-      <w:r>
-        <w:rPr>
-          <w:lang w:val="en-US"/>
-        </w:rPr>
-        <w:t xml:space="preserve"> </w:t>
-      </w:r>
-      <w:proofErr w:type="spellStart"/>
-      <w:r>
-        <w:rPr>
-          <w:lang w:val="en-US"/>
-        </w:rPr>
-        <w:t>este</w:t>
-      </w:r>
-      <w:proofErr w:type="spellEnd"/>
-      <w:r>
-        <w:rPr>
-          <w:lang w:val="en-US"/>
-        </w:rPr>
-        <w:t xml:space="preserve"> principio, al </w:t>
-      </w:r>
-      <w:proofErr w:type="spellStart"/>
-      <w:r>
-        <w:rPr>
-          <w:lang w:val="en-US"/>
-        </w:rPr>
-        <w:t>integrar</w:t>
-      </w:r>
-      <w:proofErr w:type="spellEnd"/>
-      <w:r>
-        <w:rPr>
-          <w:lang w:val="en-US"/>
-        </w:rPr>
-        <w:t xml:space="preserve"> </w:t>
-      </w:r>
-      <w:proofErr w:type="spellStart"/>
-      <w:r>
-        <w:rPr>
-          <w:lang w:val="en-US"/>
-        </w:rPr>
-        <w:t>conocimientos</w:t>
-      </w:r>
-      <w:proofErr w:type="spellEnd"/>
-      <w:r>
-        <w:rPr>
-          <w:lang w:val="en-US"/>
-        </w:rPr>
-        <w:t xml:space="preserve"> de </w:t>
-      </w:r>
-      <w:proofErr w:type="spellStart"/>
-      <w:r>
-        <w:rPr>
-          <w:lang w:val="en-US"/>
-        </w:rPr>
-        <w:t>ingeniería</w:t>
-      </w:r>
-      <w:proofErr w:type="spellEnd"/>
-      <w:r>
-        <w:rPr>
-          <w:lang w:val="en-US"/>
-        </w:rPr>
-        <w:t xml:space="preserve"> </w:t>
-      </w:r>
-      <w:proofErr w:type="spellStart"/>
-      <w:r>
-        <w:rPr>
-          <w:lang w:val="en-US"/>
-        </w:rPr>
-        <w:t>electrónica</w:t>
-      </w:r>
-      <w:proofErr w:type="spellEnd"/>
-      <w:r>
-        <w:rPr>
-          <w:lang w:val="en-US"/>
-        </w:rPr>
-        <w:t xml:space="preserve">, </w:t>
-      </w:r>
-      <w:proofErr w:type="spellStart"/>
-      <w:r>
-        <w:rPr>
-          <w:lang w:val="en-US"/>
-        </w:rPr>
-        <w:t>comunicaciones</w:t>
-      </w:r>
-      <w:proofErr w:type="spellEnd"/>
-      <w:r>
-        <w:rPr>
-          <w:lang w:val="en-US"/>
-        </w:rPr>
-        <w:t xml:space="preserve"> y </w:t>
-      </w:r>
-      <w:proofErr w:type="spellStart"/>
-      <w:r>
-        <w:rPr>
-          <w:lang w:val="en-US"/>
-        </w:rPr>
-        <w:t>sistemas</w:t>
-      </w:r>
-      <w:proofErr w:type="spellEnd"/>
-      <w:r>
-        <w:rPr>
-          <w:lang w:val="en-US"/>
-        </w:rPr>
-        <w:t xml:space="preserve"> </w:t>
-      </w:r>
-      <w:proofErr w:type="spellStart"/>
-      <w:r>
-        <w:rPr>
-          <w:lang w:val="en-US"/>
-        </w:rPr>
-        <w:t>embebidos</w:t>
-      </w:r>
-      <w:proofErr w:type="spellEnd"/>
-      <w:r>
-        <w:rPr>
-          <w:lang w:val="en-US"/>
-        </w:rPr>
-        <w:t xml:space="preserve"> para </w:t>
-      </w:r>
-      <w:proofErr w:type="spellStart"/>
-      <w:r>
-        <w:rPr>
-          <w:lang w:val="en-US"/>
-        </w:rPr>
-        <w:t>ofrecer</w:t>
-      </w:r>
-      <w:proofErr w:type="spellEnd"/>
-      <w:r>
-        <w:rPr>
-          <w:lang w:val="en-US"/>
-        </w:rPr>
-        <w:t xml:space="preserve"> </w:t>
-      </w:r>
-      <w:proofErr w:type="spellStart"/>
-      <w:r>
-        <w:rPr>
-          <w:lang w:val="en-US"/>
-        </w:rPr>
-        <w:t>una</w:t>
-      </w:r>
-      <w:proofErr w:type="spellEnd"/>
-      <w:r>
-        <w:rPr>
-          <w:lang w:val="en-US"/>
-        </w:rPr>
-        <w:t xml:space="preserve"> </w:t>
-      </w:r>
-      <w:proofErr w:type="spellStart"/>
-      <w:r>
-        <w:rPr>
-          <w:lang w:val="en-US"/>
-        </w:rPr>
-        <w:t>solución</w:t>
-      </w:r>
-      <w:proofErr w:type="spellEnd"/>
-      <w:r>
-        <w:rPr>
-          <w:lang w:val="en-US"/>
-        </w:rPr>
-        <w:t xml:space="preserve"> </w:t>
-      </w:r>
-      <w:proofErr w:type="spellStart"/>
-      <w:r>
-        <w:rPr>
-          <w:lang w:val="en-US"/>
-        </w:rPr>
-        <w:t>innovadora</w:t>
-      </w:r>
-      <w:proofErr w:type="spellEnd"/>
-      <w:r>
-        <w:rPr>
-          <w:lang w:val="en-US"/>
-        </w:rPr>
-        <w:t xml:space="preserve"> </w:t>
-      </w:r>
-      <w:proofErr w:type="spellStart"/>
-      <w:r>
-        <w:rPr>
-          <w:lang w:val="en-US"/>
-        </w:rPr>
-        <w:t>que</w:t>
-      </w:r>
-      <w:proofErr w:type="spellEnd"/>
-      <w:r>
-        <w:rPr>
-          <w:lang w:val="en-US"/>
-        </w:rPr>
-        <w:t xml:space="preserve"> </w:t>
-      </w:r>
-      <w:proofErr w:type="spellStart"/>
-      <w:r>
-        <w:rPr>
-          <w:lang w:val="en-US"/>
-        </w:rPr>
-        <w:t>responde</w:t>
-      </w:r>
-      <w:proofErr w:type="spellEnd"/>
-      <w:r>
-        <w:rPr>
-          <w:lang w:val="en-US"/>
-        </w:rPr>
-        <w:t xml:space="preserve"> a </w:t>
-      </w:r>
-      <w:proofErr w:type="spellStart"/>
-      <w:r>
-        <w:rPr>
-          <w:lang w:val="en-US"/>
-        </w:rPr>
-        <w:t>necesidades</w:t>
-      </w:r>
-      <w:proofErr w:type="spellEnd"/>
-      <w:r>
-        <w:rPr>
-          <w:lang w:val="en-US"/>
-        </w:rPr>
-        <w:t xml:space="preserve"> </w:t>
-      </w:r>
-      <w:proofErr w:type="spellStart"/>
-      <w:r>
-        <w:rPr>
-          <w:lang w:val="en-US"/>
-        </w:rPr>
-        <w:t>reales</w:t>
-      </w:r>
-      <w:proofErr w:type="spellEnd"/>
-      <w:r>
-        <w:rPr>
-          <w:lang w:val="en-US"/>
-        </w:rPr>
-        <w:t xml:space="preserve"> de la </w:t>
-      </w:r>
-      <w:proofErr w:type="spellStart"/>
-      <w:r>
-        <w:rPr>
-          <w:lang w:val="en-US"/>
-        </w:rPr>
-        <w:t>sociedad</w:t>
-      </w:r>
-      <w:proofErr w:type="spellEnd"/>
-      <w:r>
-        <w:rPr>
-          <w:lang w:val="en-US"/>
-        </w:rPr>
-        <w:t>.</w:t>
+      </w:pPr>
+      <w:r>
+        <w:t>Reconoce la ciencia, la tecnología y la innovación como instrumentos fundamentales para el desarrollo del país, promoviendo la investigación y la creación de soluciones tecnológicas con impacto social. El presente trabajo se enmarca en este principio, al integrar conocimientos de ingeniería electrónica, comunicaciones y sistemas embebidos para ofrecer una solución innovadora que responde a necesidades reales de la sociedad.</w:t>
       </w:r>
     </w:p>
     <w:p>
@@ -8523,421 +6732,9 @@
       <w:pPr>
         <w:pStyle w:val="Parrafos"/>
         <w:ind w:right="576"/>
-        <w:rPr>
-          <w:lang w:val="en-US"/>
-        </w:rPr>
-      </w:pPr>
-      <w:r>
-        <w:rPr>
-          <w:lang w:val="en-US"/>
-        </w:rPr>
-        <w:t xml:space="preserve">Este </w:t>
-      </w:r>
-      <w:proofErr w:type="spellStart"/>
-      <w:r>
-        <w:rPr>
-          <w:lang w:val="en-US"/>
-        </w:rPr>
-        <w:t>artículo</w:t>
-      </w:r>
-      <w:proofErr w:type="spellEnd"/>
-      <w:r>
-        <w:rPr>
-          <w:lang w:val="en-US"/>
-        </w:rPr>
-        <w:t xml:space="preserve"> </w:t>
-      </w:r>
-      <w:proofErr w:type="spellStart"/>
-      <w:r>
-        <w:rPr>
-          <w:lang w:val="en-US"/>
-        </w:rPr>
-        <w:t>establece</w:t>
-      </w:r>
-      <w:proofErr w:type="spellEnd"/>
-      <w:r>
-        <w:rPr>
-          <w:lang w:val="en-US"/>
-        </w:rPr>
-        <w:t xml:space="preserve"> </w:t>
-      </w:r>
-      <w:proofErr w:type="spellStart"/>
-      <w:r>
-        <w:rPr>
-          <w:lang w:val="en-US"/>
-        </w:rPr>
-        <w:t>que</w:t>
-      </w:r>
-      <w:proofErr w:type="spellEnd"/>
-      <w:r>
-        <w:rPr>
-          <w:lang w:val="en-US"/>
-        </w:rPr>
-        <w:t xml:space="preserve"> las </w:t>
-      </w:r>
-      <w:proofErr w:type="spellStart"/>
-      <w:r>
-        <w:rPr>
-          <w:lang w:val="en-US"/>
-        </w:rPr>
-        <w:t>telecomunicaciones</w:t>
-      </w:r>
-      <w:proofErr w:type="spellEnd"/>
-      <w:r>
-        <w:rPr>
-          <w:lang w:val="en-US"/>
-        </w:rPr>
-        <w:t xml:space="preserve"> son un </w:t>
-      </w:r>
-      <w:proofErr w:type="spellStart"/>
-      <w:r>
-        <w:rPr>
-          <w:lang w:val="en-US"/>
-        </w:rPr>
-        <w:t>servicio</w:t>
-      </w:r>
-      <w:proofErr w:type="spellEnd"/>
-      <w:r>
-        <w:rPr>
-          <w:lang w:val="en-US"/>
-        </w:rPr>
-        <w:t xml:space="preserve"> de </w:t>
-      </w:r>
-      <w:proofErr w:type="spellStart"/>
-      <w:r>
-        <w:rPr>
-          <w:lang w:val="en-US"/>
-        </w:rPr>
-        <w:t>interés</w:t>
-      </w:r>
-      <w:proofErr w:type="spellEnd"/>
-      <w:r>
-        <w:rPr>
-          <w:lang w:val="en-US"/>
-        </w:rPr>
-        <w:t xml:space="preserve"> general, </w:t>
-      </w:r>
-      <w:proofErr w:type="spellStart"/>
-      <w:r>
-        <w:rPr>
-          <w:lang w:val="en-US"/>
-        </w:rPr>
-        <w:t>esencial</w:t>
-      </w:r>
-      <w:proofErr w:type="spellEnd"/>
-      <w:r>
-        <w:rPr>
-          <w:lang w:val="en-US"/>
-        </w:rPr>
-        <w:t xml:space="preserve"> para </w:t>
-      </w:r>
-      <w:proofErr w:type="spellStart"/>
-      <w:r>
-        <w:rPr>
-          <w:lang w:val="en-US"/>
-        </w:rPr>
-        <w:t>el</w:t>
-      </w:r>
-      <w:proofErr w:type="spellEnd"/>
-      <w:r>
-        <w:rPr>
-          <w:lang w:val="en-US"/>
-        </w:rPr>
-        <w:t xml:space="preserve"> </w:t>
-      </w:r>
-      <w:proofErr w:type="spellStart"/>
-      <w:r>
-        <w:rPr>
-          <w:lang w:val="en-US"/>
-        </w:rPr>
-        <w:t>desarrollo</w:t>
-      </w:r>
-      <w:proofErr w:type="spellEnd"/>
-      <w:r>
-        <w:rPr>
-          <w:lang w:val="en-US"/>
-        </w:rPr>
-        <w:t xml:space="preserve"> social y </w:t>
-      </w:r>
-      <w:proofErr w:type="spellStart"/>
-      <w:r>
-        <w:rPr>
-          <w:lang w:val="en-US"/>
-        </w:rPr>
-        <w:t>económico</w:t>
-      </w:r>
-      <w:proofErr w:type="spellEnd"/>
-      <w:r>
-        <w:rPr>
-          <w:lang w:val="en-US"/>
-        </w:rPr>
-        <w:t xml:space="preserve"> del </w:t>
-      </w:r>
-      <w:proofErr w:type="spellStart"/>
-      <w:r>
-        <w:rPr>
-          <w:lang w:val="en-US"/>
-        </w:rPr>
-        <w:t>país</w:t>
-      </w:r>
-      <w:proofErr w:type="spellEnd"/>
-      <w:r>
-        <w:rPr>
-          <w:lang w:val="en-US"/>
-        </w:rPr>
-        <w:t xml:space="preserve">. </w:t>
-      </w:r>
-      <w:proofErr w:type="spellStart"/>
-      <w:r>
-        <w:rPr>
-          <w:lang w:val="en-US"/>
-        </w:rPr>
-        <w:t>Además</w:t>
-      </w:r>
-      <w:proofErr w:type="spellEnd"/>
-      <w:r>
-        <w:rPr>
-          <w:lang w:val="en-US"/>
-        </w:rPr>
-        <w:t xml:space="preserve">, </w:t>
-      </w:r>
-      <w:proofErr w:type="spellStart"/>
-      <w:r>
-        <w:rPr>
-          <w:lang w:val="en-US"/>
-        </w:rPr>
-        <w:t>señala</w:t>
-      </w:r>
-      <w:proofErr w:type="spellEnd"/>
-      <w:r>
-        <w:rPr>
-          <w:lang w:val="en-US"/>
-        </w:rPr>
-        <w:t xml:space="preserve"> </w:t>
-      </w:r>
-      <w:proofErr w:type="spellStart"/>
-      <w:r>
-        <w:rPr>
-          <w:lang w:val="en-US"/>
-        </w:rPr>
-        <w:t>que</w:t>
-      </w:r>
-      <w:proofErr w:type="spellEnd"/>
-      <w:r>
-        <w:rPr>
-          <w:lang w:val="en-US"/>
-        </w:rPr>
-        <w:t xml:space="preserve"> </w:t>
-      </w:r>
-      <w:proofErr w:type="spellStart"/>
-      <w:r>
-        <w:rPr>
-          <w:lang w:val="en-US"/>
-        </w:rPr>
-        <w:t>el</w:t>
-      </w:r>
-      <w:proofErr w:type="spellEnd"/>
-      <w:r>
-        <w:rPr>
-          <w:lang w:val="en-US"/>
-        </w:rPr>
-        <w:t xml:space="preserve"> Estado </w:t>
-      </w:r>
-      <w:proofErr w:type="spellStart"/>
-      <w:r>
-        <w:rPr>
-          <w:lang w:val="en-US"/>
-        </w:rPr>
-        <w:t>debe</w:t>
-      </w:r>
-      <w:proofErr w:type="spellEnd"/>
-      <w:r>
-        <w:rPr>
-          <w:lang w:val="en-US"/>
-        </w:rPr>
-        <w:t xml:space="preserve"> </w:t>
-      </w:r>
-      <w:proofErr w:type="spellStart"/>
-      <w:r>
-        <w:rPr>
-          <w:lang w:val="en-US"/>
-        </w:rPr>
-        <w:t>garantizar</w:t>
-      </w:r>
-      <w:proofErr w:type="spellEnd"/>
-      <w:r>
-        <w:rPr>
-          <w:lang w:val="en-US"/>
-        </w:rPr>
-        <w:t xml:space="preserve"> </w:t>
-      </w:r>
-      <w:proofErr w:type="spellStart"/>
-      <w:r>
-        <w:rPr>
-          <w:lang w:val="en-US"/>
-        </w:rPr>
-        <w:t>que</w:t>
-      </w:r>
-      <w:proofErr w:type="spellEnd"/>
-      <w:r>
-        <w:rPr>
-          <w:lang w:val="en-US"/>
-        </w:rPr>
-        <w:t xml:space="preserve"> </w:t>
-      </w:r>
-      <w:proofErr w:type="spellStart"/>
-      <w:r>
-        <w:rPr>
-          <w:lang w:val="en-US"/>
-        </w:rPr>
-        <w:t>estos</w:t>
-      </w:r>
-      <w:proofErr w:type="spellEnd"/>
-      <w:r>
-        <w:rPr>
-          <w:lang w:val="en-US"/>
-        </w:rPr>
-        <w:t xml:space="preserve"> </w:t>
-      </w:r>
-      <w:proofErr w:type="spellStart"/>
-      <w:r>
-        <w:rPr>
-          <w:lang w:val="en-US"/>
-        </w:rPr>
-        <w:t>servicios</w:t>
-      </w:r>
-      <w:proofErr w:type="spellEnd"/>
-      <w:r>
-        <w:rPr>
-          <w:lang w:val="en-US"/>
-        </w:rPr>
-        <w:t xml:space="preserve"> se </w:t>
-      </w:r>
-      <w:proofErr w:type="spellStart"/>
-      <w:r>
-        <w:rPr>
-          <w:lang w:val="en-US"/>
-        </w:rPr>
-        <w:t>presten</w:t>
-      </w:r>
-      <w:proofErr w:type="spellEnd"/>
-      <w:r>
-        <w:rPr>
-          <w:lang w:val="en-US"/>
-        </w:rPr>
-        <w:t xml:space="preserve"> de </w:t>
-      </w:r>
-      <w:proofErr w:type="spellStart"/>
-      <w:r>
-        <w:rPr>
-          <w:lang w:val="en-US"/>
-        </w:rPr>
-        <w:t>manera</w:t>
-      </w:r>
-      <w:proofErr w:type="spellEnd"/>
-      <w:r>
-        <w:rPr>
-          <w:lang w:val="en-US"/>
-        </w:rPr>
-        <w:t xml:space="preserve"> </w:t>
-      </w:r>
-      <w:proofErr w:type="spellStart"/>
-      <w:r>
-        <w:rPr>
-          <w:lang w:val="en-US"/>
-        </w:rPr>
-        <w:t>eficiente</w:t>
-      </w:r>
-      <w:proofErr w:type="spellEnd"/>
-      <w:r>
-        <w:rPr>
-          <w:lang w:val="en-US"/>
-        </w:rPr>
-        <w:t xml:space="preserve">, continua y con </w:t>
-      </w:r>
-      <w:proofErr w:type="spellStart"/>
-      <w:r>
-        <w:rPr>
-          <w:lang w:val="en-US"/>
-        </w:rPr>
-        <w:t>calidad</w:t>
-      </w:r>
-      <w:proofErr w:type="spellEnd"/>
-      <w:r>
-        <w:rPr>
-          <w:lang w:val="en-US"/>
-        </w:rPr>
-        <w:t xml:space="preserve">, </w:t>
-      </w:r>
-      <w:proofErr w:type="spellStart"/>
-      <w:r>
-        <w:rPr>
-          <w:lang w:val="en-US"/>
-        </w:rPr>
-        <w:t>promoviendo</w:t>
-      </w:r>
-      <w:proofErr w:type="spellEnd"/>
-      <w:r>
-        <w:rPr>
-          <w:lang w:val="en-US"/>
-        </w:rPr>
-        <w:t xml:space="preserve"> </w:t>
-      </w:r>
-      <w:proofErr w:type="spellStart"/>
-      <w:r>
-        <w:rPr>
-          <w:lang w:val="en-US"/>
-        </w:rPr>
-        <w:t>el</w:t>
-      </w:r>
-      <w:proofErr w:type="spellEnd"/>
-      <w:r>
-        <w:rPr>
-          <w:lang w:val="en-US"/>
-        </w:rPr>
-        <w:t xml:space="preserve"> </w:t>
-      </w:r>
-      <w:proofErr w:type="spellStart"/>
-      <w:r>
-        <w:rPr>
-          <w:lang w:val="en-US"/>
-        </w:rPr>
-        <w:t>acceso</w:t>
-      </w:r>
-      <w:proofErr w:type="spellEnd"/>
-      <w:r>
-        <w:rPr>
-          <w:lang w:val="en-US"/>
-        </w:rPr>
-        <w:t xml:space="preserve"> universal y la </w:t>
-      </w:r>
-      <w:proofErr w:type="spellStart"/>
-      <w:r>
-        <w:rPr>
-          <w:lang w:val="en-US"/>
-        </w:rPr>
-        <w:t>innovación</w:t>
-      </w:r>
-      <w:proofErr w:type="spellEnd"/>
-      <w:r>
-        <w:rPr>
-          <w:lang w:val="en-US"/>
-        </w:rPr>
-        <w:t xml:space="preserve"> </w:t>
-      </w:r>
-      <w:proofErr w:type="spellStart"/>
-      <w:r>
-        <w:rPr>
-          <w:lang w:val="en-US"/>
-        </w:rPr>
-        <w:t>tecnológica</w:t>
-      </w:r>
-      <w:proofErr w:type="spellEnd"/>
-      <w:r>
-        <w:rPr>
-          <w:lang w:val="en-US"/>
-        </w:rPr>
-        <w:t>.</w:t>
+      </w:pPr>
+      <w:r>
+        <w:t>Este artículo establece que las telecomunicaciones son un servicio de interés general, esencial para el desarrollo social y económico del país. Además, señala que el Estado debe garantizar que estos servicios se presten de manera eficiente, continua y con calidad, promoviendo el acceso universal y la innovación tecnológica.</w:t>
       </w:r>
     </w:p>
     <w:p>
@@ -8975,15 +6772,7 @@
       </w:r>
       <w:r>
         <w:lastRenderedPageBreak/>
-        <w:t xml:space="preserve">comunicación inalámbrica como </w:t>
-      </w:r>
-      <w:proofErr w:type="spellStart"/>
-      <w:r>
-        <w:t>LoRa</w:t>
-      </w:r>
-      <w:proofErr w:type="spellEnd"/>
-      <w:r>
-        <w:t xml:space="preserve"> y GSM, que operan dentro del espectro radioeléctrico regulado por el Estado.</w:t>
+        <w:t>comunicación inalámbrica como LoRa y GSM, que operan dentro del espectro radioeléctrico regulado por el Estado.</w:t>
       </w:r>
     </w:p>
     <w:p>
@@ -9102,6 +6891,7 @@
       </w:pPr>
       <w:bookmarkStart w:id="81" w:name="_Toc170819912"/>
       <w:commentRangeStart w:id="82"/>
+      <w:commentRangeStart w:id="83"/>
       <w:r>
         <w:t>S</w:t>
       </w:r>
@@ -9120,11 +6910,19 @@
       <w:commentRangeEnd w:id="82"/>
       <w:r>
         <w:rPr>
-          <w:rStyle w:val="CommentReference"/>
+          <w:rStyle w:val="Refdecomentario"/>
           <w:rFonts w:ascii="Aptos" w:hAnsi="Aptos"/>
         </w:rPr>
         <w:commentReference w:id="82"/>
       </w:r>
+      <w:commentRangeEnd w:id="83"/>
+      <w:r>
+        <w:rPr>
+          <w:rStyle w:val="Refdecomentario"/>
+          <w:rFonts w:ascii="Aptos" w:hAnsi="Aptos"/>
+        </w:rPr>
+        <w:commentReference w:id="83"/>
+      </w:r>
       <w:r>
         <w:t xml:space="preserve">Según </w:t>
       </w:r>
@@ -9167,14 +6965,14 @@
       <w:pPr>
         <w:pStyle w:val="Titulo2doNivel"/>
       </w:pPr>
-      <w:bookmarkStart w:id="83" w:name="_Toc1581761813"/>
-      <w:bookmarkStart w:id="84" w:name="_Toc173592432"/>
+      <w:bookmarkStart w:id="84" w:name="_Toc1581761813"/>
+      <w:bookmarkStart w:id="85" w:name="_Toc173592432"/>
       <w:r>
         <w:t>Tipo de investigación</w:t>
       </w:r>
       <w:bookmarkEnd w:id="81"/>
-      <w:bookmarkEnd w:id="83"/>
       <w:bookmarkEnd w:id="84"/>
+      <w:bookmarkEnd w:id="85"/>
     </w:p>
     <w:p>
       <w:pPr>
@@ -9188,16 +6986,16 @@
       <w:pPr>
         <w:pStyle w:val="Titulo2doNivel"/>
       </w:pPr>
-      <w:bookmarkStart w:id="85" w:name="_Toc170819913"/>
-      <w:bookmarkStart w:id="86" w:name="_Toc1043333321"/>
-      <w:bookmarkStart w:id="87" w:name="_Toc173592433"/>
+      <w:bookmarkStart w:id="86" w:name="_Toc170819913"/>
+      <w:bookmarkStart w:id="87" w:name="_Toc1043333321"/>
+      <w:bookmarkStart w:id="88" w:name="_Toc173592433"/>
       <w:r>
         <w:lastRenderedPageBreak/>
         <w:t>Naturaleza de la investigación</w:t>
       </w:r>
-      <w:bookmarkEnd w:id="85"/>
       <w:bookmarkEnd w:id="86"/>
       <w:bookmarkEnd w:id="87"/>
+      <w:bookmarkEnd w:id="88"/>
     </w:p>
     <w:p>
       <w:pPr>
@@ -9211,15 +7009,15 @@
       <w:pPr>
         <w:pStyle w:val="Titulo2doNivel"/>
       </w:pPr>
-      <w:bookmarkStart w:id="88" w:name="_Toc170819914"/>
-      <w:bookmarkStart w:id="89" w:name="_Toc241825522"/>
-      <w:bookmarkStart w:id="90" w:name="_Toc173592434"/>
+      <w:bookmarkStart w:id="89" w:name="_Toc170819914"/>
+      <w:bookmarkStart w:id="90" w:name="_Toc241825522"/>
+      <w:bookmarkStart w:id="91" w:name="_Toc173592434"/>
       <w:r>
         <w:t>Diseño de la investigación</w:t>
       </w:r>
-      <w:bookmarkEnd w:id="88"/>
       <w:bookmarkEnd w:id="89"/>
       <w:bookmarkEnd w:id="90"/>
+      <w:bookmarkEnd w:id="91"/>
     </w:p>
     <w:p>
       <w:pPr>
@@ -9345,11 +7143,11 @@
       <w:pPr>
         <w:pStyle w:val="Titulo3erNivel"/>
       </w:pPr>
-      <w:bookmarkStart w:id="91" w:name="_Toc277649981"/>
+      <w:bookmarkStart w:id="92" w:name="_Toc277649981"/>
       <w:r>
         <w:t>Fase I Diagnostico</w:t>
       </w:r>
-      <w:bookmarkEnd w:id="91"/>
+      <w:bookmarkEnd w:id="92"/>
       <w:r>
         <w:t xml:space="preserve"> </w:t>
       </w:r>
@@ -9436,13 +7234,11 @@
       <w:r>
         <w:t xml:space="preserve">¿Qué variable es la más apropiada de controlar para identificar una emergencia de una persona y cómo </w:t>
       </w:r>
-      <w:bookmarkStart w:id="92" w:name="_Int_9dt6mqGX"/>
-      <w:proofErr w:type="spellStart"/>
+      <w:bookmarkStart w:id="93" w:name="_Int_9dt6mqGX"/>
       <w:r>
         <w:t>sensarla</w:t>
       </w:r>
-      <w:bookmarkEnd w:id="92"/>
-      <w:proofErr w:type="spellEnd"/>
+      <w:bookmarkEnd w:id="93"/>
       <w:r>
         <w:t>?</w:t>
       </w:r>
@@ -9453,26 +7249,18 @@
       </w:pPr>
       <w:r>
         <w:lastRenderedPageBreak/>
-        <w:t xml:space="preserve">Se recopilará información sobre la técnica de comunicación física </w:t>
-      </w:r>
-      <w:proofErr w:type="spellStart"/>
-      <w:r>
-        <w:t>LoRa</w:t>
-      </w:r>
-      <w:proofErr w:type="spellEnd"/>
-      <w:r>
-        <w:t xml:space="preserve">, el estándar de comunicación GSM, y diferentes métodos de comunicación a larga distancia y de bajo consumo. Adicionalmente, se llevará a cabo una investigación sobre la geolocalización de un individuo, manejo de audio y comportamientos típicos en una emergencia de una persona. Con dichos conocimientos adquiridos, se establecerán los requerimientos electrónicos que se buscarán satisfacer en la etapa de diseño. </w:t>
+        <w:t xml:space="preserve">Se recopilará información sobre la técnica de comunicación física LoRa, el estándar de comunicación GSM, y diferentes métodos de comunicación a larga distancia y de bajo consumo. Adicionalmente, se llevará a cabo una investigación sobre la geolocalización de un individuo, manejo de audio y comportamientos típicos en una emergencia de una persona. Con dichos conocimientos adquiridos, se establecerán los requerimientos electrónicos que se buscarán satisfacer en la etapa de diseño. </w:t>
       </w:r>
     </w:p>
     <w:p>
       <w:pPr>
         <w:pStyle w:val="Titulo3erNivel"/>
       </w:pPr>
-      <w:bookmarkStart w:id="93" w:name="_Toc1387339525"/>
+      <w:bookmarkStart w:id="94" w:name="_Toc1387339525"/>
       <w:r>
         <w:t>Fase II Diseño</w:t>
       </w:r>
-      <w:bookmarkEnd w:id="93"/>
+      <w:bookmarkEnd w:id="94"/>
       <w:r>
         <w:t xml:space="preserve"> </w:t>
       </w:r>
@@ -9530,12 +7318,12 @@
       <w:pPr>
         <w:pStyle w:val="Titulo3erNivel"/>
       </w:pPr>
-      <w:bookmarkStart w:id="94" w:name="_Toc1806498180"/>
+      <w:bookmarkStart w:id="95" w:name="_Toc1806498180"/>
       <w:r>
         <w:lastRenderedPageBreak/>
         <w:t>Fase III Implementación</w:t>
       </w:r>
-      <w:bookmarkEnd w:id="94"/>
+      <w:bookmarkEnd w:id="95"/>
       <w:r>
         <w:t xml:space="preserve"> </w:t>
       </w:r>
@@ -9577,11 +7365,11 @@
       <w:pPr>
         <w:pStyle w:val="Titulo3erNivel"/>
       </w:pPr>
-      <w:bookmarkStart w:id="95" w:name="_Toc491086328"/>
+      <w:bookmarkStart w:id="96" w:name="_Toc491086328"/>
       <w:r>
         <w:t>Fase IV Verificación</w:t>
       </w:r>
-      <w:bookmarkEnd w:id="95"/>
+      <w:bookmarkEnd w:id="96"/>
       <w:r>
         <w:t xml:space="preserve"> </w:t>
       </w:r>
@@ -9833,7 +7621,6 @@
           <w:highlight w:val="yellow"/>
         </w:rPr>
       </w:pPr>
-      <w:commentRangeStart w:id="96"/>
       <w:r>
         <w:rPr>
           <w:highlight w:val="yellow"/>
@@ -9853,24 +7640,24 @@
           <w:sz w:val="27"/>
           <w:szCs w:val="27"/>
           <w:highlight w:val="yellow"/>
-          <w:lang w:val="en-US" w:eastAsia="ja-JP"/>
+          <w:lang w:eastAsia="ja-JP"/>
           <w14:ligatures w14:val="none"/>
         </w:rPr>
       </w:pPr>
     </w:p>
     <w:tbl>
       <w:tblPr>
-        <w:tblStyle w:val="TableGrid"/>
+        <w:tblStyle w:val="Tablaconcuadrcula"/>
         <w:tblW w:w="0" w:type="auto"/>
         <w:jc w:val="center"/>
         <w:tblLook w:val="04A0" w:firstRow="1" w:lastRow="0" w:firstColumn="1" w:lastColumn="0" w:noHBand="0" w:noVBand="1"/>
       </w:tblPr>
       <w:tblGrid>
-        <w:gridCol w:w="1443"/>
-        <w:gridCol w:w="1123"/>
-        <w:gridCol w:w="1846"/>
-        <w:gridCol w:w="1268"/>
-        <w:gridCol w:w="3147"/>
+        <w:gridCol w:w="1362"/>
+        <w:gridCol w:w="1384"/>
+        <w:gridCol w:w="1773"/>
+        <w:gridCol w:w="1246"/>
+        <w:gridCol w:w="3062"/>
       </w:tblGrid>
       <w:tr>
         <w:trPr>
@@ -10039,47 +7826,15 @@
               <w:jc w:val="center"/>
               <w:rPr>
                 <w:highlight w:val="yellow"/>
-                <w:lang w:val="en-US" w:eastAsia="ja-JP"/>
+                <w:lang w:eastAsia="ja-JP"/>
               </w:rPr>
             </w:pPr>
             <w:r>
               <w:rPr>
                 <w:highlight w:val="yellow"/>
-                <w:lang w:val="en-US" w:eastAsia="ja-JP"/>
-              </w:rPr>
-              <w:t xml:space="preserve">1. </w:t>
-            </w:r>
-            <w:proofErr w:type="spellStart"/>
-            <w:r>
-              <w:rPr>
-                <w:highlight w:val="yellow"/>
-                <w:lang w:val="en-US" w:eastAsia="ja-JP"/>
-              </w:rPr>
-              <w:t>Prueba</w:t>
-            </w:r>
-            <w:proofErr w:type="spellEnd"/>
-            <w:r>
-              <w:rPr>
-                <w:highlight w:val="yellow"/>
-                <w:lang w:val="en-US" w:eastAsia="ja-JP"/>
-              </w:rPr>
-              <w:t xml:space="preserve"> </w:t>
-            </w:r>
-            <w:proofErr w:type="spellStart"/>
-            <w:r>
-              <w:rPr>
-                <w:highlight w:val="yellow"/>
-                <w:lang w:val="en-US" w:eastAsia="ja-JP"/>
-              </w:rPr>
-              <w:t>inicial</w:t>
-            </w:r>
-            <w:proofErr w:type="spellEnd"/>
-            <w:r>
-              <w:rPr>
-                <w:highlight w:val="yellow"/>
-                <w:lang w:val="en-US" w:eastAsia="ja-JP"/>
-              </w:rPr>
-              <w:t xml:space="preserve"> con SIM 4G</w:t>
+                <w:lang w:eastAsia="ja-JP"/>
+              </w:rPr>
+              <w:t>1. Prueba inicial con SIM 4G</w:t>
             </w:r>
           </w:p>
         </w:tc>
@@ -10172,136 +7927,15 @@
               <w:jc w:val="center"/>
               <w:rPr>
                 <w:highlight w:val="yellow"/>
-                <w:lang w:val="en-US" w:eastAsia="ja-JP"/>
-              </w:rPr>
-            </w:pPr>
-            <w:proofErr w:type="spellStart"/>
+                <w:lang w:eastAsia="ja-JP"/>
+              </w:rPr>
+            </w:pPr>
             <w:r>
               <w:rPr>
                 <w:highlight w:val="yellow"/>
-                <w:lang w:val="en-US" w:eastAsia="ja-JP"/>
-              </w:rPr>
-              <w:t>Módulo</w:t>
-            </w:r>
-            <w:proofErr w:type="spellEnd"/>
-            <w:r>
-              <w:rPr>
-                <w:highlight w:val="yellow"/>
-                <w:lang w:val="en-US" w:eastAsia="ja-JP"/>
-              </w:rPr>
-              <w:t xml:space="preserve"> </w:t>
-            </w:r>
-            <w:proofErr w:type="spellStart"/>
-            <w:r>
-              <w:rPr>
-                <w:highlight w:val="yellow"/>
-                <w:lang w:val="en-US" w:eastAsia="ja-JP"/>
-              </w:rPr>
-              <w:t>reconoce</w:t>
-            </w:r>
-            <w:proofErr w:type="spellEnd"/>
-            <w:r>
-              <w:rPr>
-                <w:highlight w:val="yellow"/>
-                <w:lang w:val="en-US" w:eastAsia="ja-JP"/>
-              </w:rPr>
-              <w:t xml:space="preserve"> SIM, </w:t>
-            </w:r>
-            <w:proofErr w:type="spellStart"/>
-            <w:r>
-              <w:rPr>
-                <w:highlight w:val="yellow"/>
-                <w:lang w:val="en-US" w:eastAsia="ja-JP"/>
-              </w:rPr>
-              <w:t>pero</w:t>
-            </w:r>
-            <w:proofErr w:type="spellEnd"/>
-            <w:r>
-              <w:rPr>
-                <w:highlight w:val="yellow"/>
-                <w:lang w:val="en-US" w:eastAsia="ja-JP"/>
-              </w:rPr>
-              <w:t xml:space="preserve"> no se </w:t>
-            </w:r>
-            <w:proofErr w:type="spellStart"/>
-            <w:r>
-              <w:rPr>
-                <w:highlight w:val="yellow"/>
-                <w:lang w:val="en-US" w:eastAsia="ja-JP"/>
-              </w:rPr>
-              <w:t>registra</w:t>
-            </w:r>
-            <w:proofErr w:type="spellEnd"/>
-            <w:r>
-              <w:rPr>
-                <w:highlight w:val="yellow"/>
-                <w:lang w:val="en-US" w:eastAsia="ja-JP"/>
-              </w:rPr>
-              <w:t xml:space="preserve"> </w:t>
-            </w:r>
-            <w:proofErr w:type="spellStart"/>
-            <w:r>
-              <w:rPr>
-                <w:highlight w:val="yellow"/>
-                <w:lang w:val="en-US" w:eastAsia="ja-JP"/>
-              </w:rPr>
-              <w:t>en</w:t>
-            </w:r>
-            <w:proofErr w:type="spellEnd"/>
-            <w:r>
-              <w:rPr>
-                <w:highlight w:val="yellow"/>
-                <w:lang w:val="en-US" w:eastAsia="ja-JP"/>
-              </w:rPr>
-              <w:t xml:space="preserve"> red. Se </w:t>
-            </w:r>
-            <w:proofErr w:type="spellStart"/>
-            <w:r>
-              <w:rPr>
-                <w:highlight w:val="yellow"/>
-                <w:lang w:val="en-US" w:eastAsia="ja-JP"/>
-              </w:rPr>
-              <w:t>confirma</w:t>
-            </w:r>
-            <w:proofErr w:type="spellEnd"/>
-            <w:r>
-              <w:rPr>
-                <w:highlight w:val="yellow"/>
-                <w:lang w:val="en-US" w:eastAsia="ja-JP"/>
-              </w:rPr>
-              <w:t xml:space="preserve"> </w:t>
-            </w:r>
-            <w:proofErr w:type="spellStart"/>
-            <w:r>
-              <w:rPr>
-                <w:highlight w:val="yellow"/>
-                <w:lang w:val="en-US" w:eastAsia="ja-JP"/>
-              </w:rPr>
-              <w:t>que</w:t>
-            </w:r>
-            <w:proofErr w:type="spellEnd"/>
-            <w:r>
-              <w:rPr>
-                <w:highlight w:val="yellow"/>
-                <w:lang w:val="en-US" w:eastAsia="ja-JP"/>
-              </w:rPr>
-              <w:t xml:space="preserve"> Movistar no opera </w:t>
-            </w:r>
-            <w:proofErr w:type="spellStart"/>
-            <w:r>
-              <w:rPr>
-                <w:highlight w:val="yellow"/>
-                <w:lang w:val="en-US" w:eastAsia="ja-JP"/>
-              </w:rPr>
-              <w:t>en</w:t>
-            </w:r>
-            <w:proofErr w:type="spellEnd"/>
-            <w:r>
-              <w:rPr>
-                <w:highlight w:val="yellow"/>
-                <w:lang w:val="en-US" w:eastAsia="ja-JP"/>
-              </w:rPr>
-              <w:t xml:space="preserve"> 2G.</w:t>
+                <w:lang w:eastAsia="ja-JP"/>
+              </w:rPr>
+              <w:t>Módulo reconoce SIM, pero no se registra en red. Se confirma que Movistar no opera en 2G.</w:t>
             </w:r>
           </w:p>
         </w:tc>
@@ -10437,89 +8071,9 @@
             <w:r>
               <w:rPr>
                 <w:highlight w:val="yellow"/>
-                <w:lang w:val="en-US" w:eastAsia="ja-JP"/>
-              </w:rPr>
-              <w:t xml:space="preserve">Se </w:t>
-            </w:r>
-            <w:proofErr w:type="spellStart"/>
-            <w:r>
-              <w:rPr>
-                <w:highlight w:val="yellow"/>
-                <w:lang w:val="en-US" w:eastAsia="ja-JP"/>
-              </w:rPr>
-              <w:t>reemplaza</w:t>
-            </w:r>
-            <w:proofErr w:type="spellEnd"/>
-            <w:r>
-              <w:rPr>
-                <w:highlight w:val="yellow"/>
-                <w:lang w:val="en-US" w:eastAsia="ja-JP"/>
-              </w:rPr>
-              <w:t xml:space="preserve"> </w:t>
-            </w:r>
-            <w:proofErr w:type="spellStart"/>
-            <w:r>
-              <w:rPr>
-                <w:highlight w:val="yellow"/>
-                <w:lang w:val="en-US" w:eastAsia="ja-JP"/>
-              </w:rPr>
-              <w:t>antena</w:t>
-            </w:r>
-            <w:proofErr w:type="spellEnd"/>
-            <w:r>
-              <w:rPr>
-                <w:highlight w:val="yellow"/>
-                <w:lang w:val="en-US" w:eastAsia="ja-JP"/>
-              </w:rPr>
-              <w:t xml:space="preserve"> </w:t>
-            </w:r>
-            <w:proofErr w:type="spellStart"/>
-            <w:r>
-              <w:rPr>
-                <w:highlight w:val="yellow"/>
-                <w:lang w:val="en-US" w:eastAsia="ja-JP"/>
-              </w:rPr>
-              <w:t>por</w:t>
-            </w:r>
-            <w:proofErr w:type="spellEnd"/>
-            <w:r>
-              <w:rPr>
-                <w:highlight w:val="yellow"/>
-                <w:lang w:val="en-US" w:eastAsia="ja-JP"/>
-              </w:rPr>
-              <w:t xml:space="preserve"> </w:t>
-            </w:r>
-            <w:proofErr w:type="spellStart"/>
-            <w:r>
-              <w:rPr>
-                <w:highlight w:val="yellow"/>
-                <w:lang w:val="en-US" w:eastAsia="ja-JP"/>
-              </w:rPr>
-              <w:t>una</w:t>
-            </w:r>
-            <w:proofErr w:type="spellEnd"/>
-            <w:r>
-              <w:rPr>
-                <w:highlight w:val="yellow"/>
-                <w:lang w:val="en-US" w:eastAsia="ja-JP"/>
-              </w:rPr>
-              <w:t xml:space="preserve"> </w:t>
-            </w:r>
-            <w:proofErr w:type="spellStart"/>
-            <w:r>
-              <w:rPr>
-                <w:highlight w:val="yellow"/>
-                <w:lang w:val="en-US" w:eastAsia="ja-JP"/>
-              </w:rPr>
-              <w:t>soldada</w:t>
-            </w:r>
-            <w:proofErr w:type="spellEnd"/>
-            <w:r>
-              <w:rPr>
-                <w:highlight w:val="yellow"/>
-                <w:lang w:val="en-US" w:eastAsia="ja-JP"/>
-              </w:rPr>
-              <w:t xml:space="preserve">. </w:t>
+                <w:lang w:eastAsia="ja-JP"/>
+              </w:rPr>
+              <w:t xml:space="preserve">Se reemplaza antena por una soldada. </w:t>
             </w:r>
             <w:proofErr w:type="spellStart"/>
             <w:r>
@@ -10716,120 +8270,15 @@
               <w:jc w:val="center"/>
               <w:rPr>
                 <w:highlight w:val="yellow"/>
-                <w:lang w:val="en-US" w:eastAsia="ja-JP"/>
-              </w:rPr>
-            </w:pPr>
-            <w:proofErr w:type="spellStart"/>
+                <w:lang w:eastAsia="ja-JP"/>
+              </w:rPr>
+            </w:pPr>
             <w:r>
               <w:rPr>
                 <w:highlight w:val="yellow"/>
-                <w:lang w:val="en-US" w:eastAsia="ja-JP"/>
-              </w:rPr>
-              <w:t>Aunque</w:t>
-            </w:r>
-            <w:proofErr w:type="spellEnd"/>
-            <w:r>
-              <w:rPr>
-                <w:highlight w:val="yellow"/>
-                <w:lang w:val="en-US" w:eastAsia="ja-JP"/>
-              </w:rPr>
-              <w:t xml:space="preserve"> </w:t>
-            </w:r>
-            <w:proofErr w:type="spellStart"/>
-            <w:r>
-              <w:rPr>
-                <w:highlight w:val="yellow"/>
-                <w:lang w:val="en-US" w:eastAsia="ja-JP"/>
-              </w:rPr>
-              <w:t>Movilnet</w:t>
-            </w:r>
-            <w:proofErr w:type="spellEnd"/>
-            <w:r>
-              <w:rPr>
-                <w:highlight w:val="yellow"/>
-                <w:lang w:val="en-US" w:eastAsia="ja-JP"/>
-              </w:rPr>
-              <w:t xml:space="preserve"> </w:t>
-            </w:r>
-            <w:proofErr w:type="spellStart"/>
-            <w:r>
-              <w:rPr>
-                <w:highlight w:val="yellow"/>
-                <w:lang w:val="en-US" w:eastAsia="ja-JP"/>
-              </w:rPr>
-              <w:t>mantiene</w:t>
-            </w:r>
-            <w:proofErr w:type="spellEnd"/>
-            <w:r>
-              <w:rPr>
-                <w:highlight w:val="yellow"/>
-                <w:lang w:val="en-US" w:eastAsia="ja-JP"/>
-              </w:rPr>
-              <w:t xml:space="preserve"> red 2G, </w:t>
-            </w:r>
-            <w:proofErr w:type="spellStart"/>
-            <w:r>
-              <w:rPr>
-                <w:highlight w:val="yellow"/>
-                <w:lang w:val="en-US" w:eastAsia="ja-JP"/>
-              </w:rPr>
-              <w:t>el</w:t>
-            </w:r>
-            <w:proofErr w:type="spellEnd"/>
-            <w:r>
-              <w:rPr>
-                <w:highlight w:val="yellow"/>
-                <w:lang w:val="en-US" w:eastAsia="ja-JP"/>
-              </w:rPr>
-              <w:t xml:space="preserve"> </w:t>
-            </w:r>
-            <w:proofErr w:type="spellStart"/>
-            <w:r>
-              <w:rPr>
-                <w:highlight w:val="yellow"/>
-                <w:lang w:val="en-US" w:eastAsia="ja-JP"/>
-              </w:rPr>
-              <w:t>módulo</w:t>
-            </w:r>
-            <w:proofErr w:type="spellEnd"/>
-            <w:r>
-              <w:rPr>
-                <w:highlight w:val="yellow"/>
-                <w:lang w:val="en-US" w:eastAsia="ja-JP"/>
-              </w:rPr>
-              <w:t xml:space="preserve"> no </w:t>
-            </w:r>
-            <w:proofErr w:type="spellStart"/>
-            <w:r>
-              <w:rPr>
-                <w:highlight w:val="yellow"/>
-                <w:lang w:val="en-US" w:eastAsia="ja-JP"/>
-              </w:rPr>
-              <w:t>logra</w:t>
-            </w:r>
-            <w:proofErr w:type="spellEnd"/>
-            <w:r>
-              <w:rPr>
-                <w:highlight w:val="yellow"/>
-                <w:lang w:val="en-US" w:eastAsia="ja-JP"/>
-              </w:rPr>
-              <w:t xml:space="preserve"> </w:t>
-            </w:r>
-            <w:proofErr w:type="spellStart"/>
-            <w:r>
-              <w:rPr>
-                <w:highlight w:val="yellow"/>
-                <w:lang w:val="en-US" w:eastAsia="ja-JP"/>
-              </w:rPr>
-              <w:t>establecer</w:t>
-            </w:r>
-            <w:proofErr w:type="spellEnd"/>
-            <w:r>
-              <w:rPr>
-                <w:highlight w:val="yellow"/>
-                <w:lang w:val="en-US" w:eastAsia="ja-JP"/>
-              </w:rPr>
-              <w:t xml:space="preserve"> enlace.</w:t>
+                <w:lang w:eastAsia="ja-JP"/>
+              </w:rPr>
+              <w:t>Aunque Movilnet mantiene red 2G, el módulo no logra establecer enlace.</w:t>
             </w:r>
           </w:p>
         </w:tc>
@@ -10923,15 +8372,37 @@
               <w:jc w:val="center"/>
               <w:rPr>
                 <w:highlight w:val="yellow"/>
-                <w:lang w:val="en-US" w:eastAsia="ja-JP"/>
+                <w:lang w:eastAsia="ja-JP"/>
               </w:rPr>
             </w:pPr>
             <w:r>
               <w:rPr>
                 <w:highlight w:val="yellow"/>
-                <w:lang w:val="en-US" w:eastAsia="ja-JP"/>
-              </w:rPr>
-              <w:t xml:space="preserve">IVIC, San Antonio de </w:t>
+                <w:lang w:eastAsia="ja-JP"/>
+              </w:rPr>
+              <w:t>IVIC, San Antonio de los Altos</w:t>
+            </w:r>
+          </w:p>
+        </w:tc>
+        <w:tc>
+          <w:tcPr>
+            <w:tcW w:w="0" w:type="auto"/>
+            <w:hideMark/>
+          </w:tcPr>
+          <w:p>
+            <w:pPr>
+              <w:pStyle w:val="Parrafos"/>
+              <w:rPr>
+                <w:highlight w:val="yellow"/>
+                <w:lang w:val="en-US" w:eastAsia="ja-JP"/>
+              </w:rPr>
+            </w:pPr>
+            <w:r>
+              <w:rPr>
+                <w:highlight w:val="yellow"/>
+                <w:lang w:val="en-US" w:eastAsia="ja-JP"/>
+              </w:rPr>
+              <w:t xml:space="preserve">Sin </w:t>
             </w:r>
             <w:proofErr w:type="spellStart"/>
             <w:r>
@@ -10939,245 +8410,31 @@
                 <w:highlight w:val="yellow"/>
                 <w:lang w:val="en-US" w:eastAsia="ja-JP"/>
               </w:rPr>
-              <w:t>los</w:t>
+              <w:t>conexión</w:t>
             </w:r>
             <w:proofErr w:type="spellEnd"/>
-            <w:r>
+          </w:p>
+        </w:tc>
+        <w:tc>
+          <w:tcPr>
+            <w:tcW w:w="0" w:type="auto"/>
+            <w:hideMark/>
+          </w:tcPr>
+          <w:p>
+            <w:pPr>
+              <w:pStyle w:val="Parrafos"/>
+              <w:jc w:val="center"/>
               <w:rPr>
                 <w:highlight w:val="yellow"/>
-                <w:lang w:val="en-US" w:eastAsia="ja-JP"/>
-              </w:rPr>
-              <w:t xml:space="preserve"> Altos</w:t>
-            </w:r>
-          </w:p>
-        </w:tc>
-        <w:tc>
-          <w:tcPr>
-            <w:tcW w:w="0" w:type="auto"/>
-            <w:hideMark/>
-          </w:tcPr>
-          <w:p>
-            <w:pPr>
-              <w:pStyle w:val="Parrafos"/>
+                <w:lang w:eastAsia="ja-JP"/>
+              </w:rPr>
+            </w:pPr>
+            <w:r>
               <w:rPr>
                 <w:highlight w:val="yellow"/>
-                <w:lang w:val="en-US" w:eastAsia="ja-JP"/>
-              </w:rPr>
-            </w:pPr>
-            <w:r>
-              <w:rPr>
-                <w:highlight w:val="yellow"/>
-                <w:lang w:val="en-US" w:eastAsia="ja-JP"/>
-              </w:rPr>
-              <w:t xml:space="preserve">Sin </w:t>
-            </w:r>
-            <w:proofErr w:type="spellStart"/>
-            <w:r>
-              <w:rPr>
-                <w:highlight w:val="yellow"/>
-                <w:lang w:val="en-US" w:eastAsia="ja-JP"/>
-              </w:rPr>
-              <w:t>conexión</w:t>
-            </w:r>
-            <w:proofErr w:type="spellEnd"/>
-          </w:p>
-        </w:tc>
-        <w:tc>
-          <w:tcPr>
-            <w:tcW w:w="0" w:type="auto"/>
-            <w:hideMark/>
-          </w:tcPr>
-          <w:p>
-            <w:pPr>
-              <w:pStyle w:val="Parrafos"/>
-              <w:jc w:val="center"/>
-              <w:rPr>
-                <w:highlight w:val="yellow"/>
-                <w:lang w:val="en-US" w:eastAsia="ja-JP"/>
-              </w:rPr>
-            </w:pPr>
-            <w:r>
-              <w:rPr>
-                <w:highlight w:val="yellow"/>
-                <w:lang w:val="en-US" w:eastAsia="ja-JP"/>
-              </w:rPr>
-              <w:t xml:space="preserve">Zona con </w:t>
-            </w:r>
-            <w:proofErr w:type="spellStart"/>
-            <w:r>
-              <w:rPr>
-                <w:highlight w:val="yellow"/>
-                <w:lang w:val="en-US" w:eastAsia="ja-JP"/>
-              </w:rPr>
-              <w:t>antena</w:t>
-            </w:r>
-            <w:proofErr w:type="spellEnd"/>
-            <w:r>
-              <w:rPr>
-                <w:highlight w:val="yellow"/>
-                <w:lang w:val="en-US" w:eastAsia="ja-JP"/>
-              </w:rPr>
-              <w:t xml:space="preserve"> </w:t>
-            </w:r>
-            <w:proofErr w:type="spellStart"/>
-            <w:r>
-              <w:rPr>
-                <w:highlight w:val="yellow"/>
-                <w:lang w:val="en-US" w:eastAsia="ja-JP"/>
-              </w:rPr>
-              <w:t>Movilnet</w:t>
-            </w:r>
-            <w:proofErr w:type="spellEnd"/>
-            <w:r>
-              <w:rPr>
-                <w:highlight w:val="yellow"/>
-                <w:lang w:val="en-US" w:eastAsia="ja-JP"/>
-              </w:rPr>
-              <w:t xml:space="preserve"> </w:t>
-            </w:r>
-            <w:proofErr w:type="spellStart"/>
-            <w:r>
-              <w:rPr>
-                <w:highlight w:val="yellow"/>
-                <w:lang w:val="en-US" w:eastAsia="ja-JP"/>
-              </w:rPr>
-              <w:t>cercana</w:t>
-            </w:r>
-            <w:proofErr w:type="spellEnd"/>
-            <w:r>
-              <w:rPr>
-                <w:highlight w:val="yellow"/>
-                <w:lang w:val="en-US" w:eastAsia="ja-JP"/>
-              </w:rPr>
-              <w:t xml:space="preserve">. Se </w:t>
-            </w:r>
-            <w:proofErr w:type="spellStart"/>
-            <w:r>
-              <w:rPr>
-                <w:highlight w:val="yellow"/>
-                <w:lang w:val="en-US" w:eastAsia="ja-JP"/>
-              </w:rPr>
-              <w:t>detecta</w:t>
-            </w:r>
-            <w:proofErr w:type="spellEnd"/>
-            <w:r>
-              <w:rPr>
-                <w:highlight w:val="yellow"/>
-                <w:lang w:val="en-US" w:eastAsia="ja-JP"/>
-              </w:rPr>
-              <w:t xml:space="preserve"> </w:t>
-            </w:r>
-            <w:proofErr w:type="spellStart"/>
-            <w:r>
-              <w:rPr>
-                <w:highlight w:val="yellow"/>
-                <w:lang w:val="en-US" w:eastAsia="ja-JP"/>
-              </w:rPr>
-              <w:t>señal</w:t>
-            </w:r>
-            <w:proofErr w:type="spellEnd"/>
-            <w:r>
-              <w:rPr>
-                <w:highlight w:val="yellow"/>
-                <w:lang w:val="en-US" w:eastAsia="ja-JP"/>
-              </w:rPr>
-              <w:t xml:space="preserve"> </w:t>
-            </w:r>
-            <w:proofErr w:type="spellStart"/>
-            <w:r>
-              <w:rPr>
-                <w:highlight w:val="yellow"/>
-                <w:lang w:val="en-US" w:eastAsia="ja-JP"/>
-              </w:rPr>
-              <w:t>en</w:t>
-            </w:r>
-            <w:proofErr w:type="spellEnd"/>
-            <w:r>
-              <w:rPr>
-                <w:highlight w:val="yellow"/>
-                <w:lang w:val="en-US" w:eastAsia="ja-JP"/>
-              </w:rPr>
-              <w:t xml:space="preserve"> </w:t>
-            </w:r>
-            <w:proofErr w:type="spellStart"/>
-            <w:r>
-              <w:rPr>
-                <w:highlight w:val="yellow"/>
-                <w:lang w:val="en-US" w:eastAsia="ja-JP"/>
-              </w:rPr>
-              <w:t>teléfonos</w:t>
-            </w:r>
-            <w:proofErr w:type="spellEnd"/>
-            <w:r>
-              <w:rPr>
-                <w:highlight w:val="yellow"/>
-                <w:lang w:val="en-US" w:eastAsia="ja-JP"/>
-              </w:rPr>
-              <w:t xml:space="preserve">, </w:t>
-            </w:r>
-            <w:proofErr w:type="spellStart"/>
-            <w:r>
-              <w:rPr>
-                <w:highlight w:val="yellow"/>
-                <w:lang w:val="en-US" w:eastAsia="ja-JP"/>
-              </w:rPr>
-              <w:t>pero</w:t>
-            </w:r>
-            <w:proofErr w:type="spellEnd"/>
-            <w:r>
-              <w:rPr>
-                <w:highlight w:val="yellow"/>
-                <w:lang w:val="en-US" w:eastAsia="ja-JP"/>
-              </w:rPr>
-              <w:t xml:space="preserve"> </w:t>
-            </w:r>
-            <w:proofErr w:type="spellStart"/>
-            <w:r>
-              <w:rPr>
-                <w:highlight w:val="yellow"/>
-                <w:lang w:val="en-US" w:eastAsia="ja-JP"/>
-              </w:rPr>
-              <w:t>el</w:t>
-            </w:r>
-            <w:proofErr w:type="spellEnd"/>
-            <w:r>
-              <w:rPr>
-                <w:highlight w:val="yellow"/>
-                <w:lang w:val="en-US" w:eastAsia="ja-JP"/>
-              </w:rPr>
-              <w:t xml:space="preserve"> </w:t>
-            </w:r>
-            <w:proofErr w:type="spellStart"/>
-            <w:r>
-              <w:rPr>
-                <w:highlight w:val="yellow"/>
-                <w:lang w:val="en-US" w:eastAsia="ja-JP"/>
-              </w:rPr>
-              <w:t>módulo</w:t>
-            </w:r>
-            <w:proofErr w:type="spellEnd"/>
-            <w:r>
-              <w:rPr>
-                <w:highlight w:val="yellow"/>
-                <w:lang w:val="en-US" w:eastAsia="ja-JP"/>
-              </w:rPr>
-              <w:t xml:space="preserve"> no se </w:t>
-            </w:r>
-            <w:proofErr w:type="spellStart"/>
-            <w:r>
-              <w:rPr>
-                <w:highlight w:val="yellow"/>
-                <w:lang w:val="en-US" w:eastAsia="ja-JP"/>
-              </w:rPr>
-              <w:t>registra</w:t>
-            </w:r>
-            <w:proofErr w:type="spellEnd"/>
-            <w:r>
-              <w:rPr>
-                <w:highlight w:val="yellow"/>
-                <w:lang w:val="en-US" w:eastAsia="ja-JP"/>
-              </w:rPr>
-              <w:t>.</w:t>
+                <w:lang w:eastAsia="ja-JP"/>
+              </w:rPr>
+              <w:t>Zona con antena Movilnet cercana. Se detecta señal en teléfonos, pero el módulo no se registra.</w:t>
             </w:r>
           </w:p>
         </w:tc>
@@ -11196,13 +8453,13 @@
               <w:pStyle w:val="Parrafos"/>
               <w:jc w:val="center"/>
               <w:rPr>
-                <w:highlight w:val="yellow"/>
-                <w:lang w:val="en-US" w:eastAsia="ja-JP"/>
-              </w:rPr>
-            </w:pPr>
-            <w:r>
-              <w:rPr>
-                <w:highlight w:val="yellow"/>
+                <w:highlight w:val="green"/>
+                <w:lang w:val="en-US" w:eastAsia="ja-JP"/>
+              </w:rPr>
+            </w:pPr>
+            <w:r>
+              <w:rPr>
+                <w:highlight w:val="green"/>
                 <w:lang w:val="en-US" w:eastAsia="ja-JP"/>
               </w:rPr>
               <w:t xml:space="preserve">5. </w:t>
@@ -11210,7 +8467,7 @@
             <w:proofErr w:type="spellStart"/>
             <w:r>
               <w:rPr>
-                <w:highlight w:val="yellow"/>
+                <w:highlight w:val="green"/>
                 <w:lang w:val="en-US" w:eastAsia="ja-JP"/>
               </w:rPr>
               <w:t>Análisis</w:t>
@@ -11218,10 +8475,10 @@
             <w:proofErr w:type="spellEnd"/>
             <w:r>
               <w:rPr>
-                <w:highlight w:val="yellow"/>
-                <w:lang w:val="en-US" w:eastAsia="ja-JP"/>
-              </w:rPr>
-              <w:t xml:space="preserve"> final</w:t>
+                <w:highlight w:val="green"/>
+                <w:lang w:val="en-US" w:eastAsia="ja-JP"/>
+              </w:rPr>
+              <w:t xml:space="preserve"> </w:t>
             </w:r>
           </w:p>
         </w:tc>
@@ -11233,19 +8490,24 @@
           <w:p>
             <w:pPr>
               <w:pStyle w:val="Parrafos"/>
-              <w:jc w:val="center"/>
-              <w:rPr>
-                <w:highlight w:val="yellow"/>
-                <w:lang w:val="en-US" w:eastAsia="ja-JP"/>
-              </w:rPr>
-            </w:pPr>
-            <w:r>
-              <w:rPr>
-                <w:highlight w:val="yellow"/>
-                <w:lang w:val="en-US" w:eastAsia="ja-JP"/>
-              </w:rPr>
-              <w:t>—</w:t>
-            </w:r>
+              <w:tabs>
+                <w:tab w:val="center" w:pos="597"/>
+              </w:tabs>
+              <w:jc w:val="left"/>
+              <w:rPr>
+                <w:highlight w:val="green"/>
+                <w:lang w:val="en-US" w:eastAsia="ja-JP"/>
+              </w:rPr>
+            </w:pPr>
+            <w:proofErr w:type="spellStart"/>
+            <w:r>
+              <w:rPr>
+                <w:highlight w:val="green"/>
+                <w:lang w:val="en-US" w:eastAsia="ja-JP"/>
+              </w:rPr>
+              <w:t>Movilnet</w:t>
+            </w:r>
+            <w:proofErr w:type="spellEnd"/>
           </w:p>
         </w:tc>
         <w:tc>
@@ -11256,18 +8518,28 @@
           <w:p>
             <w:pPr>
               <w:pStyle w:val="Parrafos"/>
-              <w:jc w:val="center"/>
-              <w:rPr>
-                <w:highlight w:val="yellow"/>
-                <w:lang w:val="en-US" w:eastAsia="ja-JP"/>
-              </w:rPr>
-            </w:pPr>
-            <w:r>
-              <w:rPr>
-                <w:highlight w:val="yellow"/>
-                <w:lang w:val="en-US" w:eastAsia="ja-JP"/>
-              </w:rPr>
-              <w:t>—</w:t>
+              <w:ind w:firstLine="0"/>
+              <w:jc w:val="center"/>
+              <w:rPr>
+                <w:highlight w:val="green"/>
+                <w:lang w:val="en-US" w:eastAsia="ja-JP"/>
+              </w:rPr>
+            </w:pPr>
+            <w:proofErr w:type="spellStart"/>
+            <w:r>
+              <w:rPr>
+                <w:highlight w:val="green"/>
+                <w:lang w:val="en-US" w:eastAsia="ja-JP"/>
+              </w:rPr>
+              <w:t>Sotavento</w:t>
+            </w:r>
+            <w:proofErr w:type="spellEnd"/>
+            <w:r>
+              <w:rPr>
+                <w:highlight w:val="green"/>
+                <w:lang w:val="en-US" w:eastAsia="ja-JP"/>
+              </w:rPr>
+              <w:t>, Barquisimeto</w:t>
             </w:r>
           </w:p>
         </w:tc>
@@ -11279,19 +8551,28 @@
           <w:p>
             <w:pPr>
               <w:pStyle w:val="Parrafos"/>
-              <w:jc w:val="center"/>
-              <w:rPr>
-                <w:highlight w:val="yellow"/>
-                <w:lang w:val="en-US" w:eastAsia="ja-JP"/>
-              </w:rPr>
-            </w:pPr>
-            <w:r>
-              <w:rPr>
-                <w:highlight w:val="yellow"/>
-                <w:lang w:val="en-US" w:eastAsia="ja-JP"/>
-              </w:rPr>
-              <w:t>—</w:t>
-            </w:r>
+              <w:ind w:firstLine="0"/>
+              <w:rPr>
+                <w:highlight w:val="green"/>
+                <w:lang w:val="en-US" w:eastAsia="ja-JP"/>
+              </w:rPr>
+            </w:pPr>
+            <w:proofErr w:type="spellStart"/>
+            <w:r>
+              <w:rPr>
+                <w:highlight w:val="green"/>
+                <w:lang w:val="en-US" w:eastAsia="ja-JP"/>
+              </w:rPr>
+              <w:t>C</w:t>
+            </w:r>
+            <w:r>
+              <w:rPr>
+                <w:highlight w:val="green"/>
+                <w:lang w:val="en-US" w:eastAsia="ja-JP"/>
+              </w:rPr>
+              <w:t>onexión</w:t>
+            </w:r>
+            <w:proofErr w:type="spellEnd"/>
           </w:p>
         </w:tc>
         <w:tc>
@@ -11305,128 +8586,375 @@
               <w:keepNext/>
               <w:jc w:val="center"/>
               <w:rPr>
-                <w:highlight w:val="yellow"/>
-                <w:lang w:val="en-US" w:eastAsia="ja-JP"/>
-              </w:rPr>
-            </w:pPr>
-            <w:r>
-              <w:rPr>
-                <w:highlight w:val="yellow"/>
-                <w:lang w:val="en-US" w:eastAsia="ja-JP"/>
+                <w:highlight w:val="green"/>
+                <w:lang w:eastAsia="ja-JP"/>
+              </w:rPr>
+            </w:pPr>
+            <w:r>
+              <w:rPr>
+                <w:highlight w:val="green"/>
+                <w:lang w:eastAsia="ja-JP"/>
               </w:rPr>
               <w:t xml:space="preserve">Se </w:t>
             </w:r>
+            <w:proofErr w:type="gramStart"/>
+            <w:r>
+              <w:rPr>
+                <w:highlight w:val="green"/>
+                <w:lang w:eastAsia="ja-JP"/>
+              </w:rPr>
+              <w:t>conectó</w:t>
+            </w:r>
+            <w:proofErr w:type="gramEnd"/>
+            <w:r>
+              <w:rPr>
+                <w:highlight w:val="green"/>
+                <w:lang w:eastAsia="ja-JP"/>
+              </w:rPr>
+              <w:t xml:space="preserve"> sin embargo, al enviar el mensaje se </w:t>
+            </w:r>
             <w:proofErr w:type="spellStart"/>
             <w:r>
               <w:rPr>
-                <w:highlight w:val="yellow"/>
-                <w:lang w:val="en-US" w:eastAsia="ja-JP"/>
-              </w:rPr>
-              <w:t>concluye</w:t>
+                <w:highlight w:val="green"/>
+                <w:lang w:eastAsia="ja-JP"/>
+              </w:rPr>
+              <w:t>desconecto</w:t>
             </w:r>
             <w:proofErr w:type="spellEnd"/>
             <w:r>
               <w:rPr>
-                <w:highlight w:val="yellow"/>
+                <w:highlight w:val="green"/>
+                <w:lang w:eastAsia="ja-JP"/>
+              </w:rPr>
+              <w:t xml:space="preserve"> de la red</w:t>
+            </w:r>
+          </w:p>
+        </w:tc>
+      </w:tr>
+      <w:tr>
+        <w:trPr>
+          <w:jc w:val="center"/>
+        </w:trPr>
+        <w:tc>
+          <w:tcPr>
+            <w:tcW w:w="0" w:type="auto"/>
+          </w:tcPr>
+          <w:p>
+            <w:pPr>
+              <w:pStyle w:val="Parrafos"/>
+              <w:jc w:val="center"/>
+              <w:rPr>
+                <w:highlight w:val="green"/>
+                <w:lang w:eastAsia="ja-JP"/>
+              </w:rPr>
+            </w:pPr>
+            <w:r>
+              <w:rPr>
+                <w:highlight w:val="green"/>
+                <w:lang w:val="en-US" w:eastAsia="ja-JP"/>
+              </w:rPr>
+              <w:t>6</w:t>
+            </w:r>
+            <w:r>
+              <w:rPr>
+                <w:highlight w:val="green"/>
+                <w:lang w:val="en-US" w:eastAsia="ja-JP"/>
+              </w:rPr>
+              <w:t xml:space="preserve">. </w:t>
+            </w:r>
+            <w:proofErr w:type="spellStart"/>
+            <w:r>
+              <w:rPr>
+                <w:highlight w:val="green"/>
+                <w:lang w:val="en-US" w:eastAsia="ja-JP"/>
+              </w:rPr>
+              <w:t>Análisis</w:t>
+            </w:r>
+            <w:proofErr w:type="spellEnd"/>
+            <w:r>
+              <w:rPr>
+                <w:highlight w:val="green"/>
                 <w:lang w:val="en-US" w:eastAsia="ja-JP"/>
               </w:rPr>
               <w:t xml:space="preserve"> </w:t>
             </w:r>
+          </w:p>
+        </w:tc>
+        <w:tc>
+          <w:tcPr>
+            <w:tcW w:w="0" w:type="auto"/>
+          </w:tcPr>
+          <w:p>
+            <w:pPr>
+              <w:pStyle w:val="Parrafos"/>
+              <w:jc w:val="center"/>
+              <w:rPr>
+                <w:highlight w:val="green"/>
+                <w:lang w:eastAsia="ja-JP"/>
+              </w:rPr>
+            </w:pPr>
             <w:proofErr w:type="spellStart"/>
             <w:r>
               <w:rPr>
-                <w:highlight w:val="yellow"/>
-                <w:lang w:val="en-US" w:eastAsia="ja-JP"/>
-              </w:rPr>
-              <w:t>que</w:t>
+                <w:highlight w:val="green"/>
+                <w:lang w:val="en-US" w:eastAsia="ja-JP"/>
+              </w:rPr>
+              <w:t>Movilnet</w:t>
             </w:r>
             <w:proofErr w:type="spellEnd"/>
-            <w:r>
-              <w:rPr>
-                <w:highlight w:val="yellow"/>
-                <w:lang w:val="en-US" w:eastAsia="ja-JP"/>
-              </w:rPr>
-              <w:t xml:space="preserve"> </w:t>
-            </w:r>
+          </w:p>
+        </w:tc>
+        <w:tc>
+          <w:tcPr>
+            <w:tcW w:w="0" w:type="auto"/>
+          </w:tcPr>
+          <w:p>
+            <w:pPr>
+              <w:pStyle w:val="Parrafos"/>
+              <w:ind w:firstLine="0"/>
+              <w:jc w:val="center"/>
+              <w:rPr>
+                <w:highlight w:val="green"/>
+                <w:lang w:eastAsia="ja-JP"/>
+              </w:rPr>
+            </w:pPr>
+            <w:r>
+              <w:rPr>
+                <w:highlight w:val="green"/>
+                <w:lang w:val="en-US" w:eastAsia="ja-JP"/>
+              </w:rPr>
+              <w:t>Pueblo Nuevo</w:t>
+            </w:r>
+            <w:r>
+              <w:rPr>
+                <w:highlight w:val="green"/>
+                <w:lang w:val="en-US" w:eastAsia="ja-JP"/>
+              </w:rPr>
+              <w:t>, Barquisimeto</w:t>
+            </w:r>
+          </w:p>
+        </w:tc>
+        <w:tc>
+          <w:tcPr>
+            <w:tcW w:w="0" w:type="auto"/>
+          </w:tcPr>
+          <w:p>
+            <w:pPr>
+              <w:pStyle w:val="Parrafos"/>
+              <w:ind w:firstLine="0"/>
+              <w:rPr>
+                <w:highlight w:val="green"/>
+                <w:lang w:eastAsia="ja-JP"/>
+              </w:rPr>
+            </w:pPr>
             <w:proofErr w:type="spellStart"/>
             <w:r>
               <w:rPr>
-                <w:highlight w:val="yellow"/>
-                <w:lang w:val="en-US" w:eastAsia="ja-JP"/>
-              </w:rPr>
-              <w:t>el</w:t>
+                <w:highlight w:val="green"/>
+                <w:lang w:val="en-US" w:eastAsia="ja-JP"/>
+              </w:rPr>
+              <w:t>Conexión</w:t>
             </w:r>
             <w:proofErr w:type="spellEnd"/>
-            <w:r>
-              <w:rPr>
-                <w:highlight w:val="yellow"/>
-                <w:lang w:val="en-US" w:eastAsia="ja-JP"/>
-              </w:rPr>
-              <w:t xml:space="preserve"> SIM800L es incompatible con la </w:t>
+          </w:p>
+        </w:tc>
+        <w:tc>
+          <w:tcPr>
+            <w:tcW w:w="0" w:type="auto"/>
+          </w:tcPr>
+          <w:p>
+            <w:pPr>
+              <w:pStyle w:val="Parrafos"/>
+              <w:keepNext/>
+              <w:jc w:val="center"/>
+              <w:rPr>
+                <w:highlight w:val="green"/>
+                <w:lang w:eastAsia="ja-JP"/>
+              </w:rPr>
+            </w:pPr>
+            <w:r>
+              <w:rPr>
+                <w:highlight w:val="green"/>
+                <w:lang w:eastAsia="ja-JP"/>
+              </w:rPr>
+              <w:t xml:space="preserve">Se conectó después de varios intentos, se notó que el </w:t>
             </w:r>
             <w:proofErr w:type="spellStart"/>
             <w:r>
               <w:rPr>
-                <w:highlight w:val="yellow"/>
-                <w:lang w:val="en-US" w:eastAsia="ja-JP"/>
-              </w:rPr>
-              <w:t>infraestructura</w:t>
+                <w:highlight w:val="green"/>
+                <w:lang w:eastAsia="ja-JP"/>
+              </w:rPr>
+              <w:t>powerband</w:t>
             </w:r>
             <w:proofErr w:type="spellEnd"/>
             <w:r>
               <w:rPr>
-                <w:highlight w:val="yellow"/>
-                <w:lang w:val="en-US" w:eastAsia="ja-JP"/>
-              </w:rPr>
-              <w:t xml:space="preserve"> actual. Se </w:t>
+                <w:highlight w:val="green"/>
+                <w:lang w:eastAsia="ja-JP"/>
+              </w:rPr>
+              <w:t xml:space="preserve"> que se estaba usando como alimentación se descargó tras dos mensajes.</w:t>
+            </w:r>
+          </w:p>
+        </w:tc>
+      </w:tr>
+      <w:tr>
+        <w:trPr>
+          <w:jc w:val="center"/>
+        </w:trPr>
+        <w:tc>
+          <w:tcPr>
+            <w:tcW w:w="0" w:type="auto"/>
+          </w:tcPr>
+          <w:p>
+            <w:pPr>
+              <w:pStyle w:val="Parrafos"/>
+              <w:jc w:val="center"/>
+              <w:rPr>
+                <w:highlight w:val="green"/>
+                <w:lang w:val="en-US" w:eastAsia="ja-JP"/>
+              </w:rPr>
+            </w:pPr>
+            <w:r>
+              <w:rPr>
+                <w:highlight w:val="green"/>
+                <w:lang w:val="en-US" w:eastAsia="ja-JP"/>
+              </w:rPr>
+              <w:t>7</w:t>
+            </w:r>
+            <w:r>
+              <w:rPr>
+                <w:highlight w:val="green"/>
+                <w:lang w:val="en-US" w:eastAsia="ja-JP"/>
+              </w:rPr>
+              <w:t xml:space="preserve">. </w:t>
             </w:r>
             <w:proofErr w:type="spellStart"/>
             <w:r>
               <w:rPr>
-                <w:highlight w:val="yellow"/>
-                <w:lang w:val="en-US" w:eastAsia="ja-JP"/>
-              </w:rPr>
-              <w:t>requiere</w:t>
+                <w:highlight w:val="green"/>
+                <w:lang w:val="en-US" w:eastAsia="ja-JP"/>
+              </w:rPr>
+              <w:t>Análisis</w:t>
             </w:r>
             <w:proofErr w:type="spellEnd"/>
             <w:r>
               <w:rPr>
-                <w:highlight w:val="yellow"/>
-                <w:lang w:val="en-US" w:eastAsia="ja-JP"/>
-              </w:rPr>
-              <w:t xml:space="preserve"> </w:t>
-            </w:r>
+                <w:highlight w:val="green"/>
+                <w:lang w:val="en-US" w:eastAsia="ja-JP"/>
+              </w:rPr>
+              <w:t xml:space="preserve"> final</w:t>
+            </w:r>
+          </w:p>
+        </w:tc>
+        <w:tc>
+          <w:tcPr>
+            <w:tcW w:w="0" w:type="auto"/>
+          </w:tcPr>
+          <w:p>
+            <w:pPr>
+              <w:pStyle w:val="Parrafos"/>
+              <w:jc w:val="center"/>
+              <w:rPr>
+                <w:highlight w:val="green"/>
+                <w:lang w:val="en-US" w:eastAsia="ja-JP"/>
+              </w:rPr>
+            </w:pPr>
             <w:proofErr w:type="spellStart"/>
             <w:r>
               <w:rPr>
-                <w:highlight w:val="yellow"/>
-                <w:lang w:val="en-US" w:eastAsia="ja-JP"/>
-              </w:rPr>
-              <w:t>migrar</w:t>
+                <w:highlight w:val="green"/>
+                <w:lang w:val="en-US" w:eastAsia="ja-JP"/>
+              </w:rPr>
+              <w:t>Movilnet</w:t>
             </w:r>
             <w:proofErr w:type="spellEnd"/>
-            <w:r>
-              <w:rPr>
-                <w:highlight w:val="yellow"/>
-                <w:lang w:val="en-US" w:eastAsia="ja-JP"/>
-              </w:rPr>
-              <w:t xml:space="preserve"> a </w:t>
-            </w:r>
+          </w:p>
+        </w:tc>
+        <w:tc>
+          <w:tcPr>
+            <w:tcW w:w="0" w:type="auto"/>
+          </w:tcPr>
+          <w:p>
+            <w:pPr>
+              <w:pStyle w:val="Parrafos"/>
+              <w:ind w:firstLine="0"/>
+              <w:jc w:val="center"/>
+              <w:rPr>
+                <w:highlight w:val="green"/>
+                <w:lang w:val="en-US" w:eastAsia="ja-JP"/>
+              </w:rPr>
+            </w:pPr>
             <w:proofErr w:type="spellStart"/>
             <w:r>
               <w:rPr>
-                <w:highlight w:val="yellow"/>
-                <w:lang w:val="en-US" w:eastAsia="ja-JP"/>
-              </w:rPr>
-              <w:t>módulos</w:t>
+                <w:highlight w:val="green"/>
+                <w:lang w:val="en-US" w:eastAsia="ja-JP"/>
+              </w:rPr>
+              <w:t>Sotavento</w:t>
             </w:r>
             <w:proofErr w:type="spellEnd"/>
             <w:r>
               <w:rPr>
-                <w:highlight w:val="yellow"/>
-                <w:lang w:val="en-US" w:eastAsia="ja-JP"/>
-              </w:rPr>
-              <w:t xml:space="preserve"> 3G/4G.</w:t>
+                <w:highlight w:val="green"/>
+                <w:lang w:val="en-US" w:eastAsia="ja-JP"/>
+              </w:rPr>
+              <w:t>, Barquisimeto</w:t>
+            </w:r>
+          </w:p>
+        </w:tc>
+        <w:tc>
+          <w:tcPr>
+            <w:tcW w:w="0" w:type="auto"/>
+          </w:tcPr>
+          <w:p>
+            <w:pPr>
+              <w:pStyle w:val="Parrafos"/>
+              <w:ind w:firstLine="0"/>
+              <w:rPr>
+                <w:highlight w:val="green"/>
+                <w:lang w:val="en-US" w:eastAsia="ja-JP"/>
+              </w:rPr>
+            </w:pPr>
+            <w:proofErr w:type="spellStart"/>
+            <w:r>
+              <w:rPr>
+                <w:highlight w:val="green"/>
+                <w:lang w:val="en-US" w:eastAsia="ja-JP"/>
+              </w:rPr>
+              <w:t>Conexión</w:t>
+            </w:r>
+            <w:proofErr w:type="spellEnd"/>
+          </w:p>
+        </w:tc>
+        <w:tc>
+          <w:tcPr>
+            <w:tcW w:w="0" w:type="auto"/>
+          </w:tcPr>
+          <w:p>
+            <w:pPr>
+              <w:pStyle w:val="Parrafos"/>
+              <w:keepNext/>
+              <w:jc w:val="center"/>
+              <w:rPr>
+                <w:highlight w:val="green"/>
+                <w:lang w:eastAsia="ja-JP"/>
+              </w:rPr>
+            </w:pPr>
+            <w:r>
+              <w:rPr>
+                <w:highlight w:val="green"/>
+                <w:lang w:eastAsia="ja-JP"/>
+              </w:rPr>
+              <w:t>Estuvo inestable, se conectaba y desconectaba varias veces</w:t>
+            </w:r>
+            <w:r>
+              <w:rPr>
+                <w:highlight w:val="green"/>
+                <w:lang w:eastAsia="ja-JP"/>
+              </w:rPr>
+              <w:t>.</w:t>
             </w:r>
           </w:p>
         </w:tc>
@@ -11435,38 +8963,28 @@
     <w:bookmarkEnd w:id="97"/>
     <w:p>
       <w:pPr>
-        <w:pStyle w:val="Caption"/>
+        <w:pStyle w:val="Descripcin"/>
         <w:rPr>
           <w:rFonts w:ascii="Times New Roman" w:eastAsia="Times New Roman" w:hAnsi="Times New Roman" w:cs="Times New Roman"/>
           <w:kern w:val="0"/>
           <w:sz w:val="24"/>
           <w:szCs w:val="24"/>
           <w:highlight w:val="yellow"/>
-          <w:lang w:val="en-US" w:eastAsia="ja-JP"/>
+          <w:lang w:eastAsia="ja-JP"/>
           <w14:ligatures w14:val="none"/>
         </w:rPr>
       </w:pPr>
       <w:r>
         <w:t xml:space="preserve">Tabla </w:t>
       </w:r>
-      <w:r>
-        <w:fldChar w:fldCharType="begin"/>
-      </w:r>
-      <w:r>
-        <w:instrText xml:space="preserve"> SEQ Tabla \* ARABIC </w:instrText>
-      </w:r>
-      <w:r>
-        <w:fldChar w:fldCharType="separate"/>
-      </w:r>
-      <w:r>
-        <w:rPr>
-          <w:noProof/>
-        </w:rPr>
-        <w:t>1</w:t>
-      </w:r>
-      <w:r>
-        <w:fldChar w:fldCharType="end"/>
-      </w:r>
+      <w:fldSimple w:instr=" SEQ Tabla \* ARABIC ">
+        <w:r>
+          <w:rPr>
+            <w:noProof/>
+          </w:rPr>
+          <w:t>1</w:t>
+        </w:r>
+      </w:fldSimple>
       <w:r>
         <w:t>. Pruebas GSM</w:t>
       </w:r>
@@ -11477,20 +8995,206 @@
         <w:tabs>
           <w:tab w:val="left" w:pos="3299"/>
         </w:tabs>
-      </w:pPr>
-      <w:r>
-        <w:rPr>
-          <w:highlight w:val="yellow"/>
-        </w:rPr>
-        <w:t>Incluso en zonas con cobertura confirmada de Movilnet, donde se constató la presencia de señal mediante terminales móviles, el módulo no consiguió establecer enlace con la red, lo que evidenció su incompatibilidad con la infraestructura de telecomunicaciones vigente en el país. Este resultado permitió concluir que el SIM800L no es una opción viable para el proyecto, y que, en caso de requerirse comunicación celular, sería necesario migrar hacia módulos compatibles con 3G o 4G, considerando como limitantes el mayor costo, consumo energético y dimensiones físicas de estos dispositivos en comparación con las soluciones 2G.</w:t>
-      </w:r>
-      <w:commentRangeEnd w:id="96"/>
-      <w:r>
-        <w:rPr>
-          <w:rStyle w:val="CommentReference"/>
-          <w:rFonts w:ascii="Aptos" w:hAnsi="Aptos"/>
-        </w:rPr>
-        <w:commentReference w:id="96"/>
+        <w:rPr>
+          <w:highlight w:val="green"/>
+        </w:rPr>
+      </w:pPr>
+      <w:r>
+        <w:rPr>
+          <w:highlight w:val="green"/>
+        </w:rPr>
+        <w:t xml:space="preserve">Se </w:t>
+      </w:r>
+      <w:r>
+        <w:rPr>
+          <w:highlight w:val="green"/>
+        </w:rPr>
+        <w:t>puede</w:t>
+      </w:r>
+      <w:r>
+        <w:rPr>
+          <w:highlight w:val="green"/>
+        </w:rPr>
+        <w:t xml:space="preserve"> apreciar de las </w:t>
+      </w:r>
+      <w:proofErr w:type="gramStart"/>
+      <w:r>
+        <w:rPr>
+          <w:highlight w:val="green"/>
+        </w:rPr>
+        <w:t xml:space="preserve">pruebas </w:t>
+      </w:r>
+      <w:r>
+        <w:rPr>
+          <w:highlight w:val="green"/>
+        </w:rPr>
+        <w:t xml:space="preserve"> 5</w:t>
+      </w:r>
+      <w:proofErr w:type="gramEnd"/>
+      <w:r>
+        <w:rPr>
+          <w:highlight w:val="green"/>
+        </w:rPr>
+        <w:t xml:space="preserve"> a la 7 que </w:t>
+      </w:r>
+      <w:r>
+        <w:rPr>
+          <w:highlight w:val="green"/>
+        </w:rPr>
+        <w:t>el módulo g</w:t>
+      </w:r>
+      <w:proofErr w:type="spellStart"/>
+      <w:r>
+        <w:rPr>
+          <w:highlight w:val="green"/>
+        </w:rPr>
+        <w:t>sm</w:t>
+      </w:r>
+      <w:proofErr w:type="spellEnd"/>
+      <w:r>
+        <w:rPr>
+          <w:highlight w:val="green"/>
+        </w:rPr>
+        <w:t xml:space="preserve"> se logró conectar</w:t>
+      </w:r>
+      <w:r>
+        <w:rPr>
+          <w:highlight w:val="green"/>
+        </w:rPr>
+        <w:t xml:space="preserve">, sin embargo tardaba en </w:t>
+      </w:r>
+      <w:r>
+        <w:rPr>
+          <w:highlight w:val="green"/>
+        </w:rPr>
+        <w:t>encontrar</w:t>
+      </w:r>
+      <w:r>
+        <w:rPr>
+          <w:highlight w:val="green"/>
+        </w:rPr>
+        <w:t xml:space="preserve"> la red o incluso  fallaba la conexión, estando en diferentes lugares, en el 2do piso del edificio de Sotavento y en Pueblo Nuevo, usando chip </w:t>
+      </w:r>
+      <w:proofErr w:type="spellStart"/>
+      <w:r>
+        <w:rPr>
+          <w:highlight w:val="green"/>
+        </w:rPr>
+        <w:t>movilnet</w:t>
+      </w:r>
+      <w:proofErr w:type="spellEnd"/>
+      <w:r>
+        <w:rPr>
+          <w:highlight w:val="green"/>
+        </w:rPr>
+        <w:t xml:space="preserve"> (0416)</w:t>
+      </w:r>
+      <w:r>
+        <w:rPr>
+          <w:highlight w:val="green"/>
+        </w:rPr>
+        <w:t xml:space="preserve"> específicamente es</w:t>
+      </w:r>
+      <w:r>
+        <w:rPr>
+          <w:highlight w:val="green"/>
+        </w:rPr>
+        <w:t>e codigo.</w:t>
+      </w:r>
+      <w:r>
+        <w:rPr>
+          <w:highlight w:val="green"/>
+        </w:rPr>
+        <w:t xml:space="preserve"> </w:t>
+      </w:r>
+      <w:r>
+        <w:rPr>
+          <w:highlight w:val="green"/>
+        </w:rPr>
+        <w:t>A</w:t>
+      </w:r>
+      <w:r>
+        <w:rPr>
+          <w:highlight w:val="green"/>
+        </w:rPr>
+        <w:t>demás, cuando se enviaba el mensaje</w:t>
+      </w:r>
+      <w:r>
+        <w:rPr>
+          <w:highlight w:val="green"/>
+        </w:rPr>
+        <w:t>,</w:t>
+      </w:r>
+      <w:r>
+        <w:rPr>
+          <w:highlight w:val="green"/>
+        </w:rPr>
+        <w:t xml:space="preserve"> el módulo generaba un gran consumo </w:t>
+      </w:r>
+      <w:r>
+        <w:rPr>
+          <w:highlight w:val="green"/>
+        </w:rPr>
+        <w:t xml:space="preserve">de aproximadamente </w:t>
+      </w:r>
+      <w:r>
+        <w:rPr>
+          <w:highlight w:val="green"/>
+        </w:rPr>
+        <w:t xml:space="preserve">100mA, esto ocasionó que se descargará un pequeño </w:t>
+      </w:r>
+      <w:proofErr w:type="spellStart"/>
+      <w:r>
+        <w:rPr>
+          <w:highlight w:val="green"/>
+        </w:rPr>
+        <w:t>powerband</w:t>
+      </w:r>
+      <w:proofErr w:type="spellEnd"/>
+      <w:r>
+        <w:rPr>
+          <w:highlight w:val="green"/>
+        </w:rPr>
+        <w:t xml:space="preserve"> que se estaba usando como fuente de energía, por lo que se decidió usar una batería de teléfono de 1400mAh</w:t>
+      </w:r>
+      <w:r>
+        <w:rPr>
+          <w:highlight w:val="green"/>
+        </w:rPr>
+        <w:t xml:space="preserve"> mientras se realizaban las pruebas,</w:t>
+      </w:r>
+      <w:r>
+        <w:rPr>
+          <w:highlight w:val="green"/>
+        </w:rPr>
+        <w:t xml:space="preserve"> el cuál si funciono </w:t>
+      </w:r>
+      <w:r>
+        <w:rPr>
+          <w:highlight w:val="green"/>
+        </w:rPr>
+        <w:lastRenderedPageBreak/>
+        <w:t>correctamente</w:t>
+      </w:r>
+      <w:r>
+        <w:rPr>
+          <w:highlight w:val="green"/>
+        </w:rPr>
+        <w:t xml:space="preserve">, permitiendo enviar varios mensajes sin el problema de que se descargue la </w:t>
+      </w:r>
+      <w:proofErr w:type="spellStart"/>
+      <w:r>
+        <w:rPr>
+          <w:highlight w:val="green"/>
+        </w:rPr>
+        <w:t>bateria</w:t>
+      </w:r>
+      <w:proofErr w:type="spellEnd"/>
+      <w:r>
+        <w:rPr>
+          <w:highlight w:val="green"/>
+        </w:rPr>
+        <w:t>, llegando a una corriente de 95mAh cada vez que se enviaba un mensaje.</w:t>
       </w:r>
     </w:p>
     <w:p>
@@ -11499,6 +9203,110 @@
         <w:tabs>
           <w:tab w:val="left" w:pos="3299"/>
         </w:tabs>
+      </w:pPr>
+      <w:r>
+        <w:rPr>
+          <w:highlight w:val="green"/>
+        </w:rPr>
+        <w:t xml:space="preserve">Debido a </w:t>
+      </w:r>
+      <w:proofErr w:type="spellStart"/>
+      <w:r>
+        <w:rPr>
+          <w:highlight w:val="green"/>
+        </w:rPr>
+        <w:t>estás</w:t>
+      </w:r>
+      <w:proofErr w:type="spellEnd"/>
+      <w:r>
+        <w:rPr>
+          <w:highlight w:val="green"/>
+        </w:rPr>
+        <w:t xml:space="preserve"> condiciones dónde</w:t>
+      </w:r>
+      <w:r>
+        <w:t xml:space="preserve"> Incluso en zonas con cobertura confirmada de Movilnet, donde se constató la presencia de señal mediante terminales móviles, el módulo no consiguió establecer enlace con la red la </w:t>
+      </w:r>
+      <w:proofErr w:type="spellStart"/>
+      <w:r>
+        <w:t>mayoria</w:t>
+      </w:r>
+      <w:proofErr w:type="spellEnd"/>
+      <w:r>
+        <w:t xml:space="preserve"> de las veces que se realizaron pruebas, lo que evidenció su incompatibilidad con la infraestructura de telecomunicaciones vigente en el país</w:t>
+      </w:r>
+      <w:r>
+        <w:t xml:space="preserve"> </w:t>
+      </w:r>
+      <w:r>
+        <w:rPr>
+          <w:highlight w:val="green"/>
+        </w:rPr>
+        <w:t>y c</w:t>
+      </w:r>
+      <w:r>
+        <w:rPr>
+          <w:highlight w:val="green"/>
+        </w:rPr>
+        <w:t xml:space="preserve">uando se establecía la conexión, no era estable y terminaba </w:t>
+      </w:r>
+      <w:r>
+        <w:rPr>
+          <w:highlight w:val="green"/>
+        </w:rPr>
+        <w:t>desconectándose</w:t>
+      </w:r>
+      <w:r>
+        <w:rPr>
+          <w:highlight w:val="green"/>
+        </w:rPr>
+        <w:t xml:space="preserve">, aunado a esto, al momento de enviar los mensajes, el consumo energético del módulo era bastante alto llegando hasta </w:t>
+      </w:r>
+      <w:r>
+        <w:rPr>
+          <w:highlight w:val="green"/>
+        </w:rPr>
+        <w:t>95-</w:t>
+      </w:r>
+      <w:r>
+        <w:rPr>
+          <w:highlight w:val="green"/>
+        </w:rPr>
+        <w:t xml:space="preserve">100mAh al enviar un </w:t>
+      </w:r>
+      <w:proofErr w:type="spellStart"/>
+      <w:r>
+        <w:rPr>
+          <w:highlight w:val="green"/>
+        </w:rPr>
+        <w:t>sms</w:t>
+      </w:r>
+      <w:proofErr w:type="spellEnd"/>
+      <w:r>
+        <w:rPr>
+          <w:highlight w:val="green"/>
+        </w:rPr>
+        <w:t>.</w:t>
+      </w:r>
+      <w:r>
+        <w:t xml:space="preserve"> Este resultado permitió concluir que el SIM800L no es una opción viable para el proyecto, y que, en caso de requerirse comunicación celular, sería necesario migrar hacia módulos compatibles con 3G o 4G, considerando como limitantes el mayor costo, consumo energético y dimensiones físicas de estos dispositivos en comparación con las soluciones 2G.</w:t>
+      </w:r>
+      <w:r>
+        <w:t xml:space="preserve"> </w:t>
+      </w:r>
+      <w:r>
+        <w:rPr>
+          <w:lang w:eastAsia="ja-JP"/>
+        </w:rPr>
+        <w:t>Se concluye que el SIM800L es incompatible con la infraestructura actual. Se requiere migrar a módulos 3G/4G.</w:t>
+      </w:r>
+    </w:p>
+    <w:p>
+      <w:pPr>
+        <w:pStyle w:val="Parrafos"/>
+        <w:tabs>
+          <w:tab w:val="left" w:pos="3299"/>
+        </w:tabs>
         <w:rPr>
           <w:noProof/>
         </w:rPr>
@@ -11524,15 +9332,7 @@
         <w:t xml:space="preserve"> RYLR998, los cuales operan en la banda de 915 MHz y ofrecen una configuración sencilla mediante comandos AT. </w:t>
       </w:r>
       <w:r>
-        <w:t xml:space="preserve">Estos módulos integran la tecnología </w:t>
-      </w:r>
-      <w:proofErr w:type="spellStart"/>
-      <w:r>
-        <w:t>LoRa</w:t>
-      </w:r>
-      <w:proofErr w:type="spellEnd"/>
-      <w:r>
-        <w:t xml:space="preserve"> y cuentan con una antena soldada directamente en la placa, sin posibilidad de reemplazo o ajuste externo.</w:t>
+        <w:t>Estos módulos integran la tecnología LoRa y cuentan con una antena soldada directamente en la placa, sin posibilidad de reemplazo o ajuste externo.</w:t>
       </w:r>
       <w:r>
         <w:rPr>
@@ -11607,30 +9407,20 @@
     </w:p>
     <w:p>
       <w:pPr>
-        <w:pStyle w:val="Caption"/>
+        <w:pStyle w:val="Descripcin"/>
         <w:jc w:val="center"/>
       </w:pPr>
       <w:r>
         <w:t xml:space="preserve">Figure </w:t>
       </w:r>
-      <w:r>
-        <w:fldChar w:fldCharType="begin"/>
-      </w:r>
-      <w:r>
-        <w:instrText xml:space="preserve"> SEQ Figure \* ARABIC </w:instrText>
-      </w:r>
-      <w:r>
-        <w:fldChar w:fldCharType="separate"/>
-      </w:r>
-      <w:r>
-        <w:rPr>
-          <w:noProof/>
-        </w:rPr>
-        <w:t>12</w:t>
-      </w:r>
-      <w:r>
-        <w:fldChar w:fldCharType="end"/>
-      </w:r>
+      <w:fldSimple w:instr=" SEQ Figure \* ARABIC ">
+        <w:r>
+          <w:rPr>
+            <w:noProof/>
+          </w:rPr>
+          <w:t>12</w:t>
+        </w:r>
+      </w:fldSimple>
       <w:r>
         <w:t>. RYLR998</w:t>
       </w:r>
@@ -11649,24 +9439,7 @@
         <w:t xml:space="preserve"> </w:t>
       </w:r>
       <w:r>
-        <w:rPr>
-          <w:lang w:val="en-US"/>
-        </w:rPr>
-        <w:t>(</w:t>
-      </w:r>
-      <w:proofErr w:type="spellStart"/>
-      <w:r>
-        <w:rPr>
-          <w:lang w:val="en-US"/>
-        </w:rPr>
-        <w:t>Dispositivo</w:t>
-      </w:r>
-      <w:proofErr w:type="spellEnd"/>
-      <w:r>
-        <w:rPr>
-          <w:lang w:val="en-US"/>
-        </w:rPr>
-        <w:t xml:space="preserve"> 1)</w:t>
+        <w:t>(Dispositivo 1)</w:t>
       </w:r>
       <w:r>
         <w:t xml:space="preserve"> y desplazando el otro en diferentes distancias</w:t>
@@ -11680,7 +9453,7 @@
     </w:p>
     <w:tbl>
       <w:tblPr>
-        <w:tblStyle w:val="TableGrid"/>
+        <w:tblStyle w:val="Tablaconcuadrcula"/>
         <w:tblW w:w="0" w:type="auto"/>
         <w:jc w:val="center"/>
         <w:tblLook w:val="04A0" w:firstRow="1" w:lastRow="0" w:firstColumn="1" w:lastColumn="0" w:noHBand="0" w:noVBand="1"/>
@@ -12156,30 +9929,20 @@
     </w:tbl>
     <w:p>
       <w:pPr>
-        <w:pStyle w:val="Caption"/>
+        <w:pStyle w:val="Descripcin"/>
         <w:jc w:val="center"/>
       </w:pPr>
       <w:r>
         <w:t xml:space="preserve">Tabla </w:t>
       </w:r>
-      <w:r>
-        <w:fldChar w:fldCharType="begin"/>
-      </w:r>
-      <w:r>
-        <w:instrText xml:space="preserve"> SEQ Tabla \* ARABIC </w:instrText>
-      </w:r>
-      <w:r>
-        <w:fldChar w:fldCharType="separate"/>
-      </w:r>
-      <w:r>
-        <w:rPr>
-          <w:noProof/>
-        </w:rPr>
-        <w:t>2</w:t>
-      </w:r>
-      <w:r>
-        <w:fldChar w:fldCharType="end"/>
-      </w:r>
+      <w:fldSimple w:instr=" SEQ Tabla \* ARABIC ">
+        <w:r>
+          <w:rPr>
+            <w:noProof/>
+          </w:rPr>
+          <w:t>2</w:t>
+        </w:r>
+      </w:fldSimple>
       <w:r>
         <w:t xml:space="preserve">. </w:t>
       </w:r>
@@ -12254,7 +10017,7 @@
     </w:p>
     <w:tbl>
       <w:tblPr>
-        <w:tblW w:w="8600" w:type="dxa"/>
+        <w:tblW w:w="8065" w:type="dxa"/>
         <w:tblLook w:val="04A0" w:firstRow="1" w:lastRow="0" w:firstColumn="1" w:lastColumn="0" w:noHBand="0" w:noVBand="1"/>
       </w:tblPr>
       <w:tblGrid>
@@ -12263,8 +10026,7 @@
         <w:gridCol w:w="1194"/>
         <w:gridCol w:w="1286"/>
         <w:gridCol w:w="1600"/>
-        <w:gridCol w:w="1040"/>
-        <w:gridCol w:w="1000"/>
+        <w:gridCol w:w="1505"/>
       </w:tblGrid>
       <w:tr>
         <w:trPr>
@@ -12398,21 +10160,33 @@
                 <w14:ligatures w14:val="none"/>
               </w:rPr>
             </w:pPr>
-            <w:r>
-              <w:rPr>
-                <w:rFonts w:ascii="Times New Roman" w:eastAsia="Times New Roman" w:hAnsi="Times New Roman" w:cs="Times New Roman"/>
-                <w:color w:val="000000"/>
-                <w:kern w:val="0"/>
-                <w:lang w:val="en-US" w:eastAsia="ja-JP"/>
-                <w14:ligatures w14:val="none"/>
-              </w:rPr>
-              <w:t xml:space="preserve">Distancia (km) </w:t>
-            </w:r>
-          </w:p>
-        </w:tc>
-        <w:tc>
-          <w:tcPr>
-            <w:tcW w:w="1040" w:type="dxa"/>
+            <w:proofErr w:type="spellStart"/>
+            <w:r>
+              <w:rPr>
+                <w:rFonts w:ascii="Times New Roman" w:eastAsia="Times New Roman" w:hAnsi="Times New Roman" w:cs="Times New Roman"/>
+                <w:color w:val="000000"/>
+                <w:kern w:val="0"/>
+                <w:lang w:val="en-US" w:eastAsia="ja-JP"/>
+                <w14:ligatures w14:val="none"/>
+              </w:rPr>
+              <w:t>Distancia</w:t>
+            </w:r>
+            <w:proofErr w:type="spellEnd"/>
+            <w:r>
+              <w:rPr>
+                <w:rFonts w:ascii="Times New Roman" w:eastAsia="Times New Roman" w:hAnsi="Times New Roman" w:cs="Times New Roman"/>
+                <w:color w:val="000000"/>
+                <w:kern w:val="0"/>
+                <w:lang w:val="en-US" w:eastAsia="ja-JP"/>
+                <w14:ligatures w14:val="none"/>
+              </w:rPr>
+              <w:t xml:space="preserve"> (km) </w:t>
+            </w:r>
+          </w:p>
+        </w:tc>
+        <w:tc>
+          <w:tcPr>
+            <w:tcW w:w="1505" w:type="dxa"/>
             <w:tcBorders>
               <w:top w:val="single" w:sz="12" w:space="0" w:color="auto"/>
               <w:left w:val="nil"/>
@@ -12445,44 +10219,6 @@
                 <w14:ligatures w14:val="none"/>
               </w:rPr>
               <w:t>RSSI (dB)</w:t>
-            </w:r>
-          </w:p>
-        </w:tc>
-        <w:tc>
-          <w:tcPr>
-            <w:tcW w:w="1000" w:type="dxa"/>
-            <w:tcBorders>
-              <w:top w:val="single" w:sz="12" w:space="0" w:color="auto"/>
-              <w:left w:val="nil"/>
-              <w:bottom w:val="single" w:sz="12" w:space="0" w:color="auto"/>
-              <w:right w:val="single" w:sz="12" w:space="0" w:color="auto"/>
-            </w:tcBorders>
-            <w:shd w:val="clear" w:color="F2F2F2" w:fill="FFFFFF"/>
-            <w:noWrap/>
-            <w:vAlign w:val="center"/>
-            <w:hideMark/>
-          </w:tcPr>
-          <w:p>
-            <w:pPr>
-              <w:spacing w:after="0" w:line="240" w:lineRule="auto"/>
-              <w:jc w:val="center"/>
-              <w:rPr>
-                <w:rFonts w:ascii="Times New Roman" w:eastAsia="Times New Roman" w:hAnsi="Times New Roman" w:cs="Times New Roman"/>
-                <w:color w:val="000000"/>
-                <w:kern w:val="0"/>
-                <w:lang w:val="en-US" w:eastAsia="ja-JP"/>
-                <w14:ligatures w14:val="none"/>
-              </w:rPr>
-            </w:pPr>
-            <w:r>
-              <w:rPr>
-                <w:rFonts w:ascii="Times New Roman" w:eastAsia="Times New Roman" w:hAnsi="Times New Roman" w:cs="Times New Roman"/>
-                <w:color w:val="000000"/>
-                <w:kern w:val="0"/>
-                <w:lang w:val="en-US" w:eastAsia="ja-JP"/>
-                <w14:ligatures w14:val="none"/>
-              </w:rPr>
-              <w:t>SNR (dB)</w:t>
             </w:r>
           </w:p>
         </w:tc>
@@ -12691,44 +10427,7 @@
         </w:tc>
         <w:tc>
           <w:tcPr>
-            <w:tcW w:w="1040" w:type="dxa"/>
-            <w:tcBorders>
-              <w:top w:val="nil"/>
-              <w:left w:val="nil"/>
-              <w:bottom w:val="single" w:sz="12" w:space="0" w:color="auto"/>
-              <w:right w:val="single" w:sz="12" w:space="0" w:color="auto"/>
-            </w:tcBorders>
-            <w:shd w:val="clear" w:color="000000" w:fill="FFFFFF"/>
-            <w:noWrap/>
-            <w:vAlign w:val="bottom"/>
-            <w:hideMark/>
-          </w:tcPr>
-          <w:p>
-            <w:pPr>
-              <w:spacing w:after="0" w:line="240" w:lineRule="auto"/>
-              <w:rPr>
-                <w:rFonts w:ascii="Times New Roman" w:eastAsia="Times New Roman" w:hAnsi="Times New Roman" w:cs="Times New Roman"/>
-                <w:color w:val="000000"/>
-                <w:kern w:val="0"/>
-                <w:lang w:val="en-US" w:eastAsia="ja-JP"/>
-                <w14:ligatures w14:val="none"/>
-              </w:rPr>
-            </w:pPr>
-            <w:r>
-              <w:rPr>
-                <w:rFonts w:ascii="Times New Roman" w:eastAsia="Times New Roman" w:hAnsi="Times New Roman" w:cs="Times New Roman"/>
-                <w:color w:val="000000"/>
-                <w:kern w:val="0"/>
-                <w:lang w:val="en-US" w:eastAsia="ja-JP"/>
-                <w14:ligatures w14:val="none"/>
-              </w:rPr>
-              <w:t> </w:t>
-            </w:r>
-          </w:p>
-        </w:tc>
-        <w:tc>
-          <w:tcPr>
-            <w:tcW w:w="1000" w:type="dxa"/>
+            <w:tcW w:w="1505" w:type="dxa"/>
             <w:tcBorders>
               <w:top w:val="nil"/>
               <w:left w:val="nil"/>
@@ -12961,7 +10660,7 @@
         </w:tc>
         <w:tc>
           <w:tcPr>
-            <w:tcW w:w="1040" w:type="dxa"/>
+            <w:tcW w:w="1505" w:type="dxa"/>
             <w:tcBorders>
               <w:top w:val="nil"/>
               <w:left w:val="nil"/>
@@ -12994,44 +10693,6 @@
                 <w14:ligatures w14:val="none"/>
               </w:rPr>
               <w:t>-103</w:t>
-            </w:r>
-          </w:p>
-        </w:tc>
-        <w:tc>
-          <w:tcPr>
-            <w:tcW w:w="1000" w:type="dxa"/>
-            <w:tcBorders>
-              <w:top w:val="nil"/>
-              <w:left w:val="nil"/>
-              <w:bottom w:val="single" w:sz="12" w:space="0" w:color="auto"/>
-              <w:right w:val="single" w:sz="12" w:space="0" w:color="auto"/>
-            </w:tcBorders>
-            <w:shd w:val="clear" w:color="000000" w:fill="FFFFFF"/>
-            <w:noWrap/>
-            <w:vAlign w:val="center"/>
-            <w:hideMark/>
-          </w:tcPr>
-          <w:p>
-            <w:pPr>
-              <w:spacing w:after="0" w:line="240" w:lineRule="auto"/>
-              <w:jc w:val="center"/>
-              <w:rPr>
-                <w:rFonts w:ascii="Times New Roman" w:eastAsia="Times New Roman" w:hAnsi="Times New Roman" w:cs="Times New Roman"/>
-                <w:color w:val="000000"/>
-                <w:kern w:val="0"/>
-                <w:lang w:val="en-US" w:eastAsia="ja-JP"/>
-                <w14:ligatures w14:val="none"/>
-              </w:rPr>
-            </w:pPr>
-            <w:r>
-              <w:rPr>
-                <w:rFonts w:ascii="Times New Roman" w:eastAsia="Times New Roman" w:hAnsi="Times New Roman" w:cs="Times New Roman"/>
-                <w:color w:val="000000"/>
-                <w:kern w:val="0"/>
-                <w:lang w:val="en-US" w:eastAsia="ja-JP"/>
-                <w14:ligatures w14:val="none"/>
-              </w:rPr>
-              <w:t>65280</w:t>
             </w:r>
           </w:p>
         </w:tc>
@@ -13232,7 +10893,7 @@
         </w:tc>
         <w:tc>
           <w:tcPr>
-            <w:tcW w:w="1040" w:type="dxa"/>
+            <w:tcW w:w="1505" w:type="dxa"/>
             <w:tcBorders>
               <w:top w:val="nil"/>
               <w:left w:val="nil"/>
@@ -13265,44 +10926,6 @@
                 <w14:ligatures w14:val="none"/>
               </w:rPr>
               <w:t>-104</w:t>
-            </w:r>
-          </w:p>
-        </w:tc>
-        <w:tc>
-          <w:tcPr>
-            <w:tcW w:w="1000" w:type="dxa"/>
-            <w:tcBorders>
-              <w:top w:val="nil"/>
-              <w:left w:val="nil"/>
-              <w:bottom w:val="single" w:sz="12" w:space="0" w:color="auto"/>
-              <w:right w:val="single" w:sz="12" w:space="0" w:color="auto"/>
-            </w:tcBorders>
-            <w:shd w:val="clear" w:color="000000" w:fill="FFFFFF"/>
-            <w:noWrap/>
-            <w:vAlign w:val="center"/>
-            <w:hideMark/>
-          </w:tcPr>
-          <w:p>
-            <w:pPr>
-              <w:spacing w:after="0" w:line="240" w:lineRule="auto"/>
-              <w:jc w:val="center"/>
-              <w:rPr>
-                <w:rFonts w:ascii="Times New Roman" w:eastAsia="Times New Roman" w:hAnsi="Times New Roman" w:cs="Times New Roman"/>
-                <w:color w:val="000000"/>
-                <w:kern w:val="0"/>
-                <w:lang w:val="en-US" w:eastAsia="ja-JP"/>
-                <w14:ligatures w14:val="none"/>
-              </w:rPr>
-            </w:pPr>
-            <w:r>
-              <w:rPr>
-                <w:rFonts w:ascii="Times New Roman" w:eastAsia="Times New Roman" w:hAnsi="Times New Roman" w:cs="Times New Roman"/>
-                <w:color w:val="000000"/>
-                <w:kern w:val="0"/>
-                <w:lang w:val="en-US" w:eastAsia="ja-JP"/>
-                <w14:ligatures w14:val="none"/>
-              </w:rPr>
-              <w:t>65280</w:t>
             </w:r>
           </w:p>
         </w:tc>
@@ -13503,7 +11126,7 @@
         </w:tc>
         <w:tc>
           <w:tcPr>
-            <w:tcW w:w="1040" w:type="dxa"/>
+            <w:tcW w:w="1505" w:type="dxa"/>
             <w:tcBorders>
               <w:top w:val="nil"/>
               <w:left w:val="nil"/>
@@ -13536,44 +11159,6 @@
                 <w14:ligatures w14:val="none"/>
               </w:rPr>
               <w:t>-104</w:t>
-            </w:r>
-          </w:p>
-        </w:tc>
-        <w:tc>
-          <w:tcPr>
-            <w:tcW w:w="1000" w:type="dxa"/>
-            <w:tcBorders>
-              <w:top w:val="nil"/>
-              <w:left w:val="nil"/>
-              <w:bottom w:val="single" w:sz="12" w:space="0" w:color="auto"/>
-              <w:right w:val="single" w:sz="12" w:space="0" w:color="auto"/>
-            </w:tcBorders>
-            <w:shd w:val="clear" w:color="000000" w:fill="FFFFFF"/>
-            <w:noWrap/>
-            <w:vAlign w:val="center"/>
-            <w:hideMark/>
-          </w:tcPr>
-          <w:p>
-            <w:pPr>
-              <w:spacing w:after="0" w:line="240" w:lineRule="auto"/>
-              <w:jc w:val="center"/>
-              <w:rPr>
-                <w:rFonts w:ascii="Times New Roman" w:eastAsia="Times New Roman" w:hAnsi="Times New Roman" w:cs="Times New Roman"/>
-                <w:color w:val="000000"/>
-                <w:kern w:val="0"/>
-                <w:lang w:val="en-US" w:eastAsia="ja-JP"/>
-                <w14:ligatures w14:val="none"/>
-              </w:rPr>
-            </w:pPr>
-            <w:r>
-              <w:rPr>
-                <w:rFonts w:ascii="Times New Roman" w:eastAsia="Times New Roman" w:hAnsi="Times New Roman" w:cs="Times New Roman"/>
-                <w:color w:val="000000"/>
-                <w:kern w:val="0"/>
-                <w:lang w:val="en-US" w:eastAsia="ja-JP"/>
-                <w14:ligatures w14:val="none"/>
-              </w:rPr>
-              <w:t>65280</w:t>
             </w:r>
           </w:p>
         </w:tc>
@@ -13774,7 +11359,7 @@
         </w:tc>
         <w:tc>
           <w:tcPr>
-            <w:tcW w:w="1040" w:type="dxa"/>
+            <w:tcW w:w="1505" w:type="dxa"/>
             <w:tcBorders>
               <w:top w:val="nil"/>
               <w:left w:val="nil"/>
@@ -13807,44 +11392,6 @@
                 <w14:ligatures w14:val="none"/>
               </w:rPr>
               <w:t>-105</w:t>
-            </w:r>
-          </w:p>
-        </w:tc>
-        <w:tc>
-          <w:tcPr>
-            <w:tcW w:w="1000" w:type="dxa"/>
-            <w:tcBorders>
-              <w:top w:val="nil"/>
-              <w:left w:val="nil"/>
-              <w:bottom w:val="single" w:sz="12" w:space="0" w:color="auto"/>
-              <w:right w:val="single" w:sz="12" w:space="0" w:color="auto"/>
-            </w:tcBorders>
-            <w:shd w:val="clear" w:color="000000" w:fill="FFFFFF"/>
-            <w:noWrap/>
-            <w:vAlign w:val="center"/>
-            <w:hideMark/>
-          </w:tcPr>
-          <w:p>
-            <w:pPr>
-              <w:spacing w:after="0" w:line="240" w:lineRule="auto"/>
-              <w:jc w:val="center"/>
-              <w:rPr>
-                <w:rFonts w:ascii="Times New Roman" w:eastAsia="Times New Roman" w:hAnsi="Times New Roman" w:cs="Times New Roman"/>
-                <w:color w:val="000000"/>
-                <w:kern w:val="0"/>
-                <w:lang w:val="en-US" w:eastAsia="ja-JP"/>
-                <w14:ligatures w14:val="none"/>
-              </w:rPr>
-            </w:pPr>
-            <w:r>
-              <w:rPr>
-                <w:rFonts w:ascii="Times New Roman" w:eastAsia="Times New Roman" w:hAnsi="Times New Roman" w:cs="Times New Roman"/>
-                <w:color w:val="000000"/>
-                <w:kern w:val="0"/>
-                <w:lang w:val="en-US" w:eastAsia="ja-JP"/>
-                <w14:ligatures w14:val="none"/>
-              </w:rPr>
-              <w:t>65280</w:t>
             </w:r>
           </w:p>
         </w:tc>
@@ -14045,7 +11592,7 @@
         </w:tc>
         <w:tc>
           <w:tcPr>
-            <w:tcW w:w="1040" w:type="dxa"/>
+            <w:tcW w:w="1505" w:type="dxa"/>
             <w:tcBorders>
               <w:top w:val="nil"/>
               <w:left w:val="nil"/>
@@ -14078,44 +11625,6 @@
                 <w14:ligatures w14:val="none"/>
               </w:rPr>
               <w:t>-105</w:t>
-            </w:r>
-          </w:p>
-        </w:tc>
-        <w:tc>
-          <w:tcPr>
-            <w:tcW w:w="1000" w:type="dxa"/>
-            <w:tcBorders>
-              <w:top w:val="nil"/>
-              <w:left w:val="nil"/>
-              <w:bottom w:val="single" w:sz="12" w:space="0" w:color="auto"/>
-              <w:right w:val="single" w:sz="12" w:space="0" w:color="auto"/>
-            </w:tcBorders>
-            <w:shd w:val="clear" w:color="000000" w:fill="FFFFFF"/>
-            <w:noWrap/>
-            <w:vAlign w:val="center"/>
-            <w:hideMark/>
-          </w:tcPr>
-          <w:p>
-            <w:pPr>
-              <w:spacing w:after="0" w:line="240" w:lineRule="auto"/>
-              <w:jc w:val="center"/>
-              <w:rPr>
-                <w:rFonts w:ascii="Times New Roman" w:eastAsia="Times New Roman" w:hAnsi="Times New Roman" w:cs="Times New Roman"/>
-                <w:color w:val="000000"/>
-                <w:kern w:val="0"/>
-                <w:lang w:val="en-US" w:eastAsia="ja-JP"/>
-                <w14:ligatures w14:val="none"/>
-              </w:rPr>
-            </w:pPr>
-            <w:r>
-              <w:rPr>
-                <w:rFonts w:ascii="Times New Roman" w:eastAsia="Times New Roman" w:hAnsi="Times New Roman" w:cs="Times New Roman"/>
-                <w:color w:val="000000"/>
-                <w:kern w:val="0"/>
-                <w:lang w:val="en-US" w:eastAsia="ja-JP"/>
-                <w14:ligatures w14:val="none"/>
-              </w:rPr>
-              <w:t>65280</w:t>
             </w:r>
           </w:p>
         </w:tc>
@@ -14316,7 +11825,7 @@
         </w:tc>
         <w:tc>
           <w:tcPr>
-            <w:tcW w:w="1040" w:type="dxa"/>
+            <w:tcW w:w="1505" w:type="dxa"/>
             <w:tcBorders>
               <w:top w:val="nil"/>
               <w:left w:val="nil"/>
@@ -14349,44 +11858,6 @@
                 <w14:ligatures w14:val="none"/>
               </w:rPr>
               <w:t>-105</w:t>
-            </w:r>
-          </w:p>
-        </w:tc>
-        <w:tc>
-          <w:tcPr>
-            <w:tcW w:w="1000" w:type="dxa"/>
-            <w:tcBorders>
-              <w:top w:val="nil"/>
-              <w:left w:val="nil"/>
-              <w:bottom w:val="single" w:sz="12" w:space="0" w:color="auto"/>
-              <w:right w:val="single" w:sz="12" w:space="0" w:color="auto"/>
-            </w:tcBorders>
-            <w:shd w:val="clear" w:color="000000" w:fill="FFFFFF"/>
-            <w:noWrap/>
-            <w:vAlign w:val="center"/>
-            <w:hideMark/>
-          </w:tcPr>
-          <w:p>
-            <w:pPr>
-              <w:spacing w:after="0" w:line="240" w:lineRule="auto"/>
-              <w:jc w:val="center"/>
-              <w:rPr>
-                <w:rFonts w:ascii="Times New Roman" w:eastAsia="Times New Roman" w:hAnsi="Times New Roman" w:cs="Times New Roman"/>
-                <w:color w:val="000000"/>
-                <w:kern w:val="0"/>
-                <w:lang w:val="en-US" w:eastAsia="ja-JP"/>
-                <w14:ligatures w14:val="none"/>
-              </w:rPr>
-            </w:pPr>
-            <w:r>
-              <w:rPr>
-                <w:rFonts w:ascii="Times New Roman" w:eastAsia="Times New Roman" w:hAnsi="Times New Roman" w:cs="Times New Roman"/>
-                <w:color w:val="000000"/>
-                <w:kern w:val="0"/>
-                <w:lang w:val="en-US" w:eastAsia="ja-JP"/>
-                <w14:ligatures w14:val="none"/>
-              </w:rPr>
-              <w:t>65280</w:t>
             </w:r>
           </w:p>
         </w:tc>
@@ -14587,7 +12058,7 @@
         </w:tc>
         <w:tc>
           <w:tcPr>
-            <w:tcW w:w="1040" w:type="dxa"/>
+            <w:tcW w:w="1505" w:type="dxa"/>
             <w:tcBorders>
               <w:top w:val="nil"/>
               <w:left w:val="nil"/>
@@ -14620,44 +12091,6 @@
                 <w14:ligatures w14:val="none"/>
               </w:rPr>
               <w:t>-105</w:t>
-            </w:r>
-          </w:p>
-        </w:tc>
-        <w:tc>
-          <w:tcPr>
-            <w:tcW w:w="1000" w:type="dxa"/>
-            <w:tcBorders>
-              <w:top w:val="nil"/>
-              <w:left w:val="nil"/>
-              <w:bottom w:val="single" w:sz="12" w:space="0" w:color="auto"/>
-              <w:right w:val="single" w:sz="12" w:space="0" w:color="auto"/>
-            </w:tcBorders>
-            <w:shd w:val="clear" w:color="000000" w:fill="FFFFFF"/>
-            <w:noWrap/>
-            <w:vAlign w:val="center"/>
-            <w:hideMark/>
-          </w:tcPr>
-          <w:p>
-            <w:pPr>
-              <w:spacing w:after="0" w:line="240" w:lineRule="auto"/>
-              <w:jc w:val="center"/>
-              <w:rPr>
-                <w:rFonts w:ascii="Times New Roman" w:eastAsia="Times New Roman" w:hAnsi="Times New Roman" w:cs="Times New Roman"/>
-                <w:color w:val="000000"/>
-                <w:kern w:val="0"/>
-                <w:lang w:val="en-US" w:eastAsia="ja-JP"/>
-                <w14:ligatures w14:val="none"/>
-              </w:rPr>
-            </w:pPr>
-            <w:r>
-              <w:rPr>
-                <w:rFonts w:ascii="Times New Roman" w:eastAsia="Times New Roman" w:hAnsi="Times New Roman" w:cs="Times New Roman"/>
-                <w:color w:val="000000"/>
-                <w:kern w:val="0"/>
-                <w:lang w:val="en-US" w:eastAsia="ja-JP"/>
-                <w14:ligatures w14:val="none"/>
-              </w:rPr>
-              <w:t>65280</w:t>
             </w:r>
           </w:p>
         </w:tc>
@@ -14858,7 +12291,7 @@
         </w:tc>
         <w:tc>
           <w:tcPr>
-            <w:tcW w:w="1040" w:type="dxa"/>
+            <w:tcW w:w="1505" w:type="dxa"/>
             <w:tcBorders>
               <w:top w:val="nil"/>
               <w:left w:val="nil"/>
@@ -14893,44 +12326,6 @@
                 <w14:ligatures w14:val="none"/>
               </w:rPr>
               <w:t>-106</w:t>
-            </w:r>
-          </w:p>
-        </w:tc>
-        <w:tc>
-          <w:tcPr>
-            <w:tcW w:w="1000" w:type="dxa"/>
-            <w:tcBorders>
-              <w:top w:val="nil"/>
-              <w:left w:val="nil"/>
-              <w:bottom w:val="single" w:sz="12" w:space="0" w:color="auto"/>
-              <w:right w:val="single" w:sz="12" w:space="0" w:color="auto"/>
-            </w:tcBorders>
-            <w:shd w:val="clear" w:color="000000" w:fill="FFFFFF"/>
-            <w:noWrap/>
-            <w:vAlign w:val="center"/>
-            <w:hideMark/>
-          </w:tcPr>
-          <w:p>
-            <w:pPr>
-              <w:spacing w:after="0" w:line="240" w:lineRule="auto"/>
-              <w:jc w:val="center"/>
-              <w:rPr>
-                <w:rFonts w:ascii="Times New Roman" w:eastAsia="Times New Roman" w:hAnsi="Times New Roman" w:cs="Times New Roman"/>
-                <w:color w:val="000000"/>
-                <w:kern w:val="0"/>
-                <w:lang w:val="en-US" w:eastAsia="ja-JP"/>
-                <w14:ligatures w14:val="none"/>
-              </w:rPr>
-            </w:pPr>
-            <w:r>
-              <w:rPr>
-                <w:rFonts w:ascii="Times New Roman" w:eastAsia="Times New Roman" w:hAnsi="Times New Roman" w:cs="Times New Roman"/>
-                <w:color w:val="000000"/>
-                <w:kern w:val="0"/>
-                <w:lang w:val="en-US" w:eastAsia="ja-JP"/>
-                <w14:ligatures w14:val="none"/>
-              </w:rPr>
-              <w:t>65280</w:t>
             </w:r>
           </w:p>
         </w:tc>
@@ -15131,7 +12526,7 @@
         </w:tc>
         <w:tc>
           <w:tcPr>
-            <w:tcW w:w="1040" w:type="dxa"/>
+            <w:tcW w:w="1505" w:type="dxa"/>
             <w:tcBorders>
               <w:top w:val="nil"/>
               <w:left w:val="nil"/>
@@ -15164,44 +12559,6 @@
                 <w14:ligatures w14:val="none"/>
               </w:rPr>
               <w:t>-104</w:t>
-            </w:r>
-          </w:p>
-        </w:tc>
-        <w:tc>
-          <w:tcPr>
-            <w:tcW w:w="1000" w:type="dxa"/>
-            <w:tcBorders>
-              <w:top w:val="nil"/>
-              <w:left w:val="nil"/>
-              <w:bottom w:val="single" w:sz="12" w:space="0" w:color="auto"/>
-              <w:right w:val="single" w:sz="12" w:space="0" w:color="auto"/>
-            </w:tcBorders>
-            <w:shd w:val="clear" w:color="000000" w:fill="FFFFFF"/>
-            <w:noWrap/>
-            <w:vAlign w:val="center"/>
-            <w:hideMark/>
-          </w:tcPr>
-          <w:p>
-            <w:pPr>
-              <w:spacing w:after="0" w:line="240" w:lineRule="auto"/>
-              <w:jc w:val="center"/>
-              <w:rPr>
-                <w:rFonts w:ascii="Times New Roman" w:eastAsia="Times New Roman" w:hAnsi="Times New Roman" w:cs="Times New Roman"/>
-                <w:color w:val="000000"/>
-                <w:kern w:val="0"/>
-                <w:lang w:val="en-US" w:eastAsia="ja-JP"/>
-                <w14:ligatures w14:val="none"/>
-              </w:rPr>
-            </w:pPr>
-            <w:r>
-              <w:rPr>
-                <w:rFonts w:ascii="Times New Roman" w:eastAsia="Times New Roman" w:hAnsi="Times New Roman" w:cs="Times New Roman"/>
-                <w:color w:val="000000"/>
-                <w:kern w:val="0"/>
-                <w:lang w:val="en-US" w:eastAsia="ja-JP"/>
-                <w14:ligatures w14:val="none"/>
-              </w:rPr>
-              <w:t>65280</w:t>
             </w:r>
           </w:p>
         </w:tc>
@@ -15402,7 +12759,7 @@
         </w:tc>
         <w:tc>
           <w:tcPr>
-            <w:tcW w:w="1040" w:type="dxa"/>
+            <w:tcW w:w="1505" w:type="dxa"/>
             <w:tcBorders>
               <w:top w:val="nil"/>
               <w:left w:val="nil"/>
@@ -15435,44 +12792,6 @@
                 <w14:ligatures w14:val="none"/>
               </w:rPr>
               <w:t>-105</w:t>
-            </w:r>
-          </w:p>
-        </w:tc>
-        <w:tc>
-          <w:tcPr>
-            <w:tcW w:w="1000" w:type="dxa"/>
-            <w:tcBorders>
-              <w:top w:val="nil"/>
-              <w:left w:val="nil"/>
-              <w:bottom w:val="single" w:sz="12" w:space="0" w:color="auto"/>
-              <w:right w:val="single" w:sz="12" w:space="0" w:color="auto"/>
-            </w:tcBorders>
-            <w:shd w:val="clear" w:color="000000" w:fill="FFFFFF"/>
-            <w:noWrap/>
-            <w:vAlign w:val="center"/>
-            <w:hideMark/>
-          </w:tcPr>
-          <w:p>
-            <w:pPr>
-              <w:spacing w:after="0" w:line="240" w:lineRule="auto"/>
-              <w:jc w:val="center"/>
-              <w:rPr>
-                <w:rFonts w:ascii="Times New Roman" w:eastAsia="Times New Roman" w:hAnsi="Times New Roman" w:cs="Times New Roman"/>
-                <w:color w:val="000000"/>
-                <w:kern w:val="0"/>
-                <w:lang w:val="en-US" w:eastAsia="ja-JP"/>
-                <w14:ligatures w14:val="none"/>
-              </w:rPr>
-            </w:pPr>
-            <w:r>
-              <w:rPr>
-                <w:rFonts w:ascii="Times New Roman" w:eastAsia="Times New Roman" w:hAnsi="Times New Roman" w:cs="Times New Roman"/>
-                <w:color w:val="000000"/>
-                <w:kern w:val="0"/>
-                <w:lang w:val="en-US" w:eastAsia="ja-JP"/>
-                <w14:ligatures w14:val="none"/>
-              </w:rPr>
-              <w:t>65280</w:t>
             </w:r>
           </w:p>
         </w:tc>
@@ -15673,7 +12992,7 @@
         </w:tc>
         <w:tc>
           <w:tcPr>
-            <w:tcW w:w="1040" w:type="dxa"/>
+            <w:tcW w:w="1505" w:type="dxa"/>
             <w:tcBorders>
               <w:top w:val="nil"/>
               <w:left w:val="nil"/>
@@ -15706,44 +13025,6 @@
                 <w14:ligatures w14:val="none"/>
               </w:rPr>
               <w:t>-104</w:t>
-            </w:r>
-          </w:p>
-        </w:tc>
-        <w:tc>
-          <w:tcPr>
-            <w:tcW w:w="1000" w:type="dxa"/>
-            <w:tcBorders>
-              <w:top w:val="nil"/>
-              <w:left w:val="nil"/>
-              <w:bottom w:val="single" w:sz="12" w:space="0" w:color="auto"/>
-              <w:right w:val="single" w:sz="12" w:space="0" w:color="auto"/>
-            </w:tcBorders>
-            <w:shd w:val="clear" w:color="000000" w:fill="FFFFFF"/>
-            <w:noWrap/>
-            <w:vAlign w:val="center"/>
-            <w:hideMark/>
-          </w:tcPr>
-          <w:p>
-            <w:pPr>
-              <w:spacing w:after="0" w:line="240" w:lineRule="auto"/>
-              <w:jc w:val="center"/>
-              <w:rPr>
-                <w:rFonts w:ascii="Times New Roman" w:eastAsia="Times New Roman" w:hAnsi="Times New Roman" w:cs="Times New Roman"/>
-                <w:color w:val="000000"/>
-                <w:kern w:val="0"/>
-                <w:lang w:val="en-US" w:eastAsia="ja-JP"/>
-                <w14:ligatures w14:val="none"/>
-              </w:rPr>
-            </w:pPr>
-            <w:r>
-              <w:rPr>
-                <w:rFonts w:ascii="Times New Roman" w:eastAsia="Times New Roman" w:hAnsi="Times New Roman" w:cs="Times New Roman"/>
-                <w:color w:val="000000"/>
-                <w:kern w:val="0"/>
-                <w:lang w:val="en-US" w:eastAsia="ja-JP"/>
-                <w14:ligatures w14:val="none"/>
-              </w:rPr>
-              <w:t>65280</w:t>
             </w:r>
           </w:p>
         </w:tc>
@@ -15944,7 +13225,7 @@
         </w:tc>
         <w:tc>
           <w:tcPr>
-            <w:tcW w:w="1040" w:type="dxa"/>
+            <w:tcW w:w="1505" w:type="dxa"/>
             <w:tcBorders>
               <w:top w:val="nil"/>
               <w:left w:val="nil"/>
@@ -15977,44 +13258,6 @@
                 <w14:ligatures w14:val="none"/>
               </w:rPr>
               <w:t>-103</w:t>
-            </w:r>
-          </w:p>
-        </w:tc>
-        <w:tc>
-          <w:tcPr>
-            <w:tcW w:w="1000" w:type="dxa"/>
-            <w:tcBorders>
-              <w:top w:val="nil"/>
-              <w:left w:val="nil"/>
-              <w:bottom w:val="single" w:sz="12" w:space="0" w:color="auto"/>
-              <w:right w:val="single" w:sz="12" w:space="0" w:color="auto"/>
-            </w:tcBorders>
-            <w:shd w:val="clear" w:color="000000" w:fill="FFFFFF"/>
-            <w:noWrap/>
-            <w:vAlign w:val="center"/>
-            <w:hideMark/>
-          </w:tcPr>
-          <w:p>
-            <w:pPr>
-              <w:spacing w:after="0" w:line="240" w:lineRule="auto"/>
-              <w:jc w:val="center"/>
-              <w:rPr>
-                <w:rFonts w:ascii="Times New Roman" w:eastAsia="Times New Roman" w:hAnsi="Times New Roman" w:cs="Times New Roman"/>
-                <w:color w:val="000000"/>
-                <w:kern w:val="0"/>
-                <w:lang w:val="en-US" w:eastAsia="ja-JP"/>
-                <w14:ligatures w14:val="none"/>
-              </w:rPr>
-            </w:pPr>
-            <w:r>
-              <w:rPr>
-                <w:rFonts w:ascii="Times New Roman" w:eastAsia="Times New Roman" w:hAnsi="Times New Roman" w:cs="Times New Roman"/>
-                <w:color w:val="000000"/>
-                <w:kern w:val="0"/>
-                <w:lang w:val="en-US" w:eastAsia="ja-JP"/>
-                <w14:ligatures w14:val="none"/>
-              </w:rPr>
-              <w:t>65280</w:t>
             </w:r>
           </w:p>
         </w:tc>
@@ -16215,7 +13458,7 @@
         </w:tc>
         <w:tc>
           <w:tcPr>
-            <w:tcW w:w="1040" w:type="dxa"/>
+            <w:tcW w:w="1505" w:type="dxa"/>
             <w:tcBorders>
               <w:top w:val="nil"/>
               <w:left w:val="nil"/>
@@ -16248,44 +13491,6 @@
                 <w14:ligatures w14:val="none"/>
               </w:rPr>
               <w:t>-103</w:t>
-            </w:r>
-          </w:p>
-        </w:tc>
-        <w:tc>
-          <w:tcPr>
-            <w:tcW w:w="1000" w:type="dxa"/>
-            <w:tcBorders>
-              <w:top w:val="nil"/>
-              <w:left w:val="nil"/>
-              <w:bottom w:val="single" w:sz="12" w:space="0" w:color="auto"/>
-              <w:right w:val="single" w:sz="12" w:space="0" w:color="auto"/>
-            </w:tcBorders>
-            <w:shd w:val="clear" w:color="000000" w:fill="FFFFFF"/>
-            <w:noWrap/>
-            <w:vAlign w:val="center"/>
-            <w:hideMark/>
-          </w:tcPr>
-          <w:p>
-            <w:pPr>
-              <w:spacing w:after="0" w:line="240" w:lineRule="auto"/>
-              <w:jc w:val="center"/>
-              <w:rPr>
-                <w:rFonts w:ascii="Times New Roman" w:eastAsia="Times New Roman" w:hAnsi="Times New Roman" w:cs="Times New Roman"/>
-                <w:color w:val="000000"/>
-                <w:kern w:val="0"/>
-                <w:lang w:val="en-US" w:eastAsia="ja-JP"/>
-                <w14:ligatures w14:val="none"/>
-              </w:rPr>
-            </w:pPr>
-            <w:r>
-              <w:rPr>
-                <w:rFonts w:ascii="Times New Roman" w:eastAsia="Times New Roman" w:hAnsi="Times New Roman" w:cs="Times New Roman"/>
-                <w:color w:val="000000"/>
-                <w:kern w:val="0"/>
-                <w:lang w:val="en-US" w:eastAsia="ja-JP"/>
-                <w14:ligatures w14:val="none"/>
-              </w:rPr>
-              <w:t>65280</w:t>
             </w:r>
           </w:p>
         </w:tc>
@@ -16486,7 +13691,7 @@
         </w:tc>
         <w:tc>
           <w:tcPr>
-            <w:tcW w:w="1040" w:type="dxa"/>
+            <w:tcW w:w="1505" w:type="dxa"/>
             <w:tcBorders>
               <w:top w:val="nil"/>
               <w:left w:val="nil"/>
@@ -16519,44 +13724,6 @@
                 <w14:ligatures w14:val="none"/>
               </w:rPr>
               <w:t>-105</w:t>
-            </w:r>
-          </w:p>
-        </w:tc>
-        <w:tc>
-          <w:tcPr>
-            <w:tcW w:w="1000" w:type="dxa"/>
-            <w:tcBorders>
-              <w:top w:val="nil"/>
-              <w:left w:val="nil"/>
-              <w:bottom w:val="single" w:sz="12" w:space="0" w:color="auto"/>
-              <w:right w:val="single" w:sz="12" w:space="0" w:color="auto"/>
-            </w:tcBorders>
-            <w:shd w:val="clear" w:color="000000" w:fill="FFFFFF"/>
-            <w:noWrap/>
-            <w:vAlign w:val="center"/>
-            <w:hideMark/>
-          </w:tcPr>
-          <w:p>
-            <w:pPr>
-              <w:spacing w:after="0" w:line="240" w:lineRule="auto"/>
-              <w:jc w:val="center"/>
-              <w:rPr>
-                <w:rFonts w:ascii="Times New Roman" w:eastAsia="Times New Roman" w:hAnsi="Times New Roman" w:cs="Times New Roman"/>
-                <w:color w:val="000000"/>
-                <w:kern w:val="0"/>
-                <w:lang w:val="en-US" w:eastAsia="ja-JP"/>
-                <w14:ligatures w14:val="none"/>
-              </w:rPr>
-            </w:pPr>
-            <w:r>
-              <w:rPr>
-                <w:rFonts w:ascii="Times New Roman" w:eastAsia="Times New Roman" w:hAnsi="Times New Roman" w:cs="Times New Roman"/>
-                <w:color w:val="000000"/>
-                <w:kern w:val="0"/>
-                <w:lang w:val="en-US" w:eastAsia="ja-JP"/>
-                <w14:ligatures w14:val="none"/>
-              </w:rPr>
-              <w:t>65280</w:t>
             </w:r>
           </w:p>
         </w:tc>
@@ -16757,7 +13924,7 @@
         </w:tc>
         <w:tc>
           <w:tcPr>
-            <w:tcW w:w="1040" w:type="dxa"/>
+            <w:tcW w:w="1505" w:type="dxa"/>
             <w:tcBorders>
               <w:top w:val="nil"/>
               <w:left w:val="nil"/>
@@ -16790,44 +13957,6 @@
                 <w14:ligatures w14:val="none"/>
               </w:rPr>
               <w:t>-103</w:t>
-            </w:r>
-          </w:p>
-        </w:tc>
-        <w:tc>
-          <w:tcPr>
-            <w:tcW w:w="1000" w:type="dxa"/>
-            <w:tcBorders>
-              <w:top w:val="nil"/>
-              <w:left w:val="nil"/>
-              <w:bottom w:val="single" w:sz="12" w:space="0" w:color="auto"/>
-              <w:right w:val="single" w:sz="12" w:space="0" w:color="auto"/>
-            </w:tcBorders>
-            <w:shd w:val="clear" w:color="000000" w:fill="FFFFFF"/>
-            <w:noWrap/>
-            <w:vAlign w:val="center"/>
-            <w:hideMark/>
-          </w:tcPr>
-          <w:p>
-            <w:pPr>
-              <w:spacing w:after="0" w:line="240" w:lineRule="auto"/>
-              <w:jc w:val="center"/>
-              <w:rPr>
-                <w:rFonts w:ascii="Times New Roman" w:eastAsia="Times New Roman" w:hAnsi="Times New Roman" w:cs="Times New Roman"/>
-                <w:color w:val="000000"/>
-                <w:kern w:val="0"/>
-                <w:lang w:val="en-US" w:eastAsia="ja-JP"/>
-                <w14:ligatures w14:val="none"/>
-              </w:rPr>
-            </w:pPr>
-            <w:r>
-              <w:rPr>
-                <w:rFonts w:ascii="Times New Roman" w:eastAsia="Times New Roman" w:hAnsi="Times New Roman" w:cs="Times New Roman"/>
-                <w:color w:val="000000"/>
-                <w:kern w:val="0"/>
-                <w:lang w:val="en-US" w:eastAsia="ja-JP"/>
-                <w14:ligatures w14:val="none"/>
-              </w:rPr>
-              <w:t>65280</w:t>
             </w:r>
           </w:p>
         </w:tc>
@@ -17028,7 +14157,7 @@
         </w:tc>
         <w:tc>
           <w:tcPr>
-            <w:tcW w:w="1040" w:type="dxa"/>
+            <w:tcW w:w="1505" w:type="dxa"/>
             <w:tcBorders>
               <w:top w:val="nil"/>
               <w:left w:val="nil"/>
@@ -17061,44 +14190,6 @@
                 <w14:ligatures w14:val="none"/>
               </w:rPr>
               <w:t>-98</w:t>
-            </w:r>
-          </w:p>
-        </w:tc>
-        <w:tc>
-          <w:tcPr>
-            <w:tcW w:w="1000" w:type="dxa"/>
-            <w:tcBorders>
-              <w:top w:val="nil"/>
-              <w:left w:val="nil"/>
-              <w:bottom w:val="single" w:sz="12" w:space="0" w:color="auto"/>
-              <w:right w:val="single" w:sz="12" w:space="0" w:color="auto"/>
-            </w:tcBorders>
-            <w:shd w:val="clear" w:color="000000" w:fill="FFFFFF"/>
-            <w:noWrap/>
-            <w:vAlign w:val="center"/>
-            <w:hideMark/>
-          </w:tcPr>
-          <w:p>
-            <w:pPr>
-              <w:spacing w:after="0" w:line="240" w:lineRule="auto"/>
-              <w:jc w:val="center"/>
-              <w:rPr>
-                <w:rFonts w:ascii="Times New Roman" w:eastAsia="Times New Roman" w:hAnsi="Times New Roman" w:cs="Times New Roman"/>
-                <w:color w:val="000000"/>
-                <w:kern w:val="0"/>
-                <w:lang w:val="en-US" w:eastAsia="ja-JP"/>
-                <w14:ligatures w14:val="none"/>
-              </w:rPr>
-            </w:pPr>
-            <w:r>
-              <w:rPr>
-                <w:rFonts w:ascii="Times New Roman" w:eastAsia="Times New Roman" w:hAnsi="Times New Roman" w:cs="Times New Roman"/>
-                <w:color w:val="000000"/>
-                <w:kern w:val="0"/>
-                <w:lang w:val="en-US" w:eastAsia="ja-JP"/>
-                <w14:ligatures w14:val="none"/>
-              </w:rPr>
-              <w:t>65280</w:t>
             </w:r>
           </w:p>
         </w:tc>
@@ -17299,7 +14390,7 @@
         </w:tc>
         <w:tc>
           <w:tcPr>
-            <w:tcW w:w="1040" w:type="dxa"/>
+            <w:tcW w:w="1505" w:type="dxa"/>
             <w:tcBorders>
               <w:top w:val="nil"/>
               <w:left w:val="nil"/>
@@ -17332,44 +14423,6 @@
                 <w14:ligatures w14:val="none"/>
               </w:rPr>
               <w:t>-88</w:t>
-            </w:r>
-          </w:p>
-        </w:tc>
-        <w:tc>
-          <w:tcPr>
-            <w:tcW w:w="1000" w:type="dxa"/>
-            <w:tcBorders>
-              <w:top w:val="nil"/>
-              <w:left w:val="nil"/>
-              <w:bottom w:val="single" w:sz="12" w:space="0" w:color="auto"/>
-              <w:right w:val="single" w:sz="12" w:space="0" w:color="auto"/>
-            </w:tcBorders>
-            <w:shd w:val="clear" w:color="000000" w:fill="FFFFFF"/>
-            <w:noWrap/>
-            <w:vAlign w:val="center"/>
-            <w:hideMark/>
-          </w:tcPr>
-          <w:p>
-            <w:pPr>
-              <w:spacing w:after="0" w:line="240" w:lineRule="auto"/>
-              <w:jc w:val="center"/>
-              <w:rPr>
-                <w:rFonts w:ascii="Times New Roman" w:eastAsia="Times New Roman" w:hAnsi="Times New Roman" w:cs="Times New Roman"/>
-                <w:color w:val="000000"/>
-                <w:kern w:val="0"/>
-                <w:lang w:val="en-US" w:eastAsia="ja-JP"/>
-                <w14:ligatures w14:val="none"/>
-              </w:rPr>
-            </w:pPr>
-            <w:r>
-              <w:rPr>
-                <w:rFonts w:ascii="Times New Roman" w:eastAsia="Times New Roman" w:hAnsi="Times New Roman" w:cs="Times New Roman"/>
-                <w:color w:val="000000"/>
-                <w:kern w:val="0"/>
-                <w:lang w:val="en-US" w:eastAsia="ja-JP"/>
-                <w14:ligatures w14:val="none"/>
-              </w:rPr>
-              <w:t>65280</w:t>
             </w:r>
           </w:p>
         </w:tc>
@@ -17570,7 +14623,7 @@
         </w:tc>
         <w:tc>
           <w:tcPr>
-            <w:tcW w:w="1040" w:type="dxa"/>
+            <w:tcW w:w="1505" w:type="dxa"/>
             <w:tcBorders>
               <w:top w:val="nil"/>
               <w:left w:val="nil"/>
@@ -17603,44 +14656,6 @@
                 <w14:ligatures w14:val="none"/>
               </w:rPr>
               <w:t>-71</w:t>
-            </w:r>
-          </w:p>
-        </w:tc>
-        <w:tc>
-          <w:tcPr>
-            <w:tcW w:w="1000" w:type="dxa"/>
-            <w:tcBorders>
-              <w:top w:val="nil"/>
-              <w:left w:val="nil"/>
-              <w:bottom w:val="single" w:sz="12" w:space="0" w:color="auto"/>
-              <w:right w:val="single" w:sz="12" w:space="0" w:color="auto"/>
-            </w:tcBorders>
-            <w:shd w:val="clear" w:color="000000" w:fill="FFFFFF"/>
-            <w:noWrap/>
-            <w:vAlign w:val="center"/>
-            <w:hideMark/>
-          </w:tcPr>
-          <w:p>
-            <w:pPr>
-              <w:spacing w:after="0" w:line="240" w:lineRule="auto"/>
-              <w:jc w:val="center"/>
-              <w:rPr>
-                <w:rFonts w:ascii="Times New Roman" w:eastAsia="Times New Roman" w:hAnsi="Times New Roman" w:cs="Times New Roman"/>
-                <w:color w:val="000000"/>
-                <w:kern w:val="0"/>
-                <w:lang w:val="en-US" w:eastAsia="ja-JP"/>
-                <w14:ligatures w14:val="none"/>
-              </w:rPr>
-            </w:pPr>
-            <w:r>
-              <w:rPr>
-                <w:rFonts w:ascii="Times New Roman" w:eastAsia="Times New Roman" w:hAnsi="Times New Roman" w:cs="Times New Roman"/>
-                <w:color w:val="000000"/>
-                <w:kern w:val="0"/>
-                <w:lang w:val="en-US" w:eastAsia="ja-JP"/>
-                <w14:ligatures w14:val="none"/>
-              </w:rPr>
-              <w:t>65280</w:t>
             </w:r>
           </w:p>
         </w:tc>
@@ -17841,7 +14856,7 @@
         </w:tc>
         <w:tc>
           <w:tcPr>
-            <w:tcW w:w="1040" w:type="dxa"/>
+            <w:tcW w:w="1505" w:type="dxa"/>
             <w:tcBorders>
               <w:top w:val="nil"/>
               <w:left w:val="nil"/>
@@ -17874,45 +14889,6 @@
                 <w14:ligatures w14:val="none"/>
               </w:rPr>
               <w:t>-50</w:t>
-            </w:r>
-          </w:p>
-        </w:tc>
-        <w:tc>
-          <w:tcPr>
-            <w:tcW w:w="1000" w:type="dxa"/>
-            <w:tcBorders>
-              <w:top w:val="nil"/>
-              <w:left w:val="nil"/>
-              <w:bottom w:val="single" w:sz="12" w:space="0" w:color="auto"/>
-              <w:right w:val="single" w:sz="12" w:space="0" w:color="auto"/>
-            </w:tcBorders>
-            <w:shd w:val="clear" w:color="000000" w:fill="FFFFFF"/>
-            <w:noWrap/>
-            <w:vAlign w:val="center"/>
-            <w:hideMark/>
-          </w:tcPr>
-          <w:p>
-            <w:pPr>
-              <w:keepNext/>
-              <w:spacing w:after="0" w:line="240" w:lineRule="auto"/>
-              <w:jc w:val="center"/>
-              <w:rPr>
-                <w:rFonts w:ascii="Times New Roman" w:eastAsia="Times New Roman" w:hAnsi="Times New Roman" w:cs="Times New Roman"/>
-                <w:color w:val="000000"/>
-                <w:kern w:val="0"/>
-                <w:lang w:val="en-US" w:eastAsia="ja-JP"/>
-                <w14:ligatures w14:val="none"/>
-              </w:rPr>
-            </w:pPr>
-            <w:r>
-              <w:rPr>
-                <w:rFonts w:ascii="Times New Roman" w:eastAsia="Times New Roman" w:hAnsi="Times New Roman" w:cs="Times New Roman"/>
-                <w:color w:val="000000"/>
-                <w:kern w:val="0"/>
-                <w:lang w:val="en-US" w:eastAsia="ja-JP"/>
-                <w14:ligatures w14:val="none"/>
-              </w:rPr>
-              <w:t>65280</w:t>
             </w:r>
           </w:p>
         </w:tc>
@@ -17920,30 +14896,20 @@
     </w:tbl>
     <w:p>
       <w:pPr>
-        <w:pStyle w:val="Caption"/>
+        <w:pStyle w:val="Descripcin"/>
         <w:jc w:val="center"/>
       </w:pPr>
       <w:r>
         <w:t xml:space="preserve">Tabla </w:t>
       </w:r>
-      <w:r>
-        <w:fldChar w:fldCharType="begin"/>
-      </w:r>
-      <w:r>
-        <w:instrText xml:space="preserve"> SEQ Tabla \* ARABIC </w:instrText>
-      </w:r>
-      <w:r>
-        <w:fldChar w:fldCharType="separate"/>
-      </w:r>
-      <w:r>
-        <w:rPr>
-          <w:noProof/>
-        </w:rPr>
-        <w:t>4</w:t>
-      </w:r>
-      <w:r>
-        <w:fldChar w:fldCharType="end"/>
-      </w:r>
+      <w:fldSimple w:instr=" SEQ Tabla \* ARABIC ">
+        <w:r>
+          <w:rPr>
+            <w:noProof/>
+          </w:rPr>
+          <w:t>4</w:t>
+        </w:r>
+      </w:fldSimple>
       <w:r>
         <w:t>. Prueba 1</w:t>
       </w:r>
@@ -18050,6 +15016,15 @@
       <w:proofErr w:type="spellEnd"/>
       <w:r>
         <w:t xml:space="preserve"> SX1262, también operativo en la banda de 915 MHz. Este dispositivo ofrece una arquitectura más flexible, con un rango extendido de parámetros RF (factor de dispersión hasta SF = 12, ancho de banda configurable entre 7.8 kHz y 500 kHz, y tasa de codificación CR ajustable de 4/5 a 4/8). Además, incorpora un conector tipo IPEX para el uso de antenas externas, lo que permite seleccionar elementos radiantes de mayor ganancia según las condiciones del entorno.</w:t>
+      </w:r>
+      <w:r>
+        <w:t xml:space="preserve"> </w:t>
+      </w:r>
+      <w:r>
+        <w:rPr>
+          <w:highlight w:val="green"/>
+        </w:rPr>
+        <w:t>Aprovechando esta bondad se utilizó una antena de 5dBi omnidireccional de 915MHz con cable SMA.</w:t>
       </w:r>
     </w:p>
     <w:p>
@@ -18066,6 +15041,98 @@
           <w:noProof/>
         </w:rPr>
         <w:lastRenderedPageBreak/>
+        <w:drawing>
+          <wp:inline distT="0" distB="0" distL="0" distR="0" wp14:anchorId="02C9F55D" wp14:editId="3C31EF4D">
+            <wp:extent cx="2023251" cy="3022786"/>
+            <wp:effectExtent l="0" t="0" r="0" b="6350"/>
+            <wp:docPr id="9" name="Imagen 9"/>
+            <wp:cNvGraphicFramePr>
+              <a:graphicFrameLocks xmlns:a="http://schemas.openxmlformats.org/drawingml/2006/main" noChangeAspect="1"/>
+            </wp:cNvGraphicFramePr>
+            <a:graphic xmlns:a="http://schemas.openxmlformats.org/drawingml/2006/main">
+              <a:graphicData uri="http://schemas.openxmlformats.org/drawingml/2006/picture">
+                <pic:pic xmlns:pic="http://schemas.openxmlformats.org/drawingml/2006/picture">
+                  <pic:nvPicPr>
+                    <pic:cNvPr id="9" name="Imagen 9"/>
+                    <pic:cNvPicPr>
+                      <a:picLocks noChangeAspect="1" noChangeArrowheads="1"/>
+                    </pic:cNvPicPr>
+                  </pic:nvPicPr>
+                  <pic:blipFill>
+                    <a:blip r:embed="rId30" cstate="print">
+                      <a:extLst>
+                        <a:ext uri="{28A0092B-C50C-407E-A947-70E740481C1C}">
+                          <a14:useLocalDpi xmlns:a14="http://schemas.microsoft.com/office/drawing/2010/main" val="0"/>
+                        </a:ext>
+                      </a:extLst>
+                    </a:blip>
+                    <a:stretch>
+                      <a:fillRect/>
+                    </a:stretch>
+                  </pic:blipFill>
+                  <pic:spPr bwMode="auto">
+                    <a:xfrm>
+                      <a:off x="0" y="0"/>
+                      <a:ext cx="2023251" cy="3022786"/>
+                    </a:xfrm>
+                    <a:prstGeom prst="rect">
+                      <a:avLst/>
+                    </a:prstGeom>
+                    <a:noFill/>
+                    <a:ln>
+                      <a:noFill/>
+                    </a:ln>
+                  </pic:spPr>
+                </pic:pic>
+              </a:graphicData>
+            </a:graphic>
+          </wp:inline>
+        </w:drawing>
+      </w:r>
+    </w:p>
+    <w:p>
+      <w:pPr>
+        <w:pStyle w:val="Descripcin"/>
+        <w:jc w:val="center"/>
+      </w:pPr>
+      <w:r>
+        <w:t xml:space="preserve">Figure </w:t>
+      </w:r>
+      <w:fldSimple w:instr=" SEQ Figure \* ARABIC ">
+        <w:r>
+          <w:rPr>
+            <w:noProof/>
+          </w:rPr>
+          <w:t>13</w:t>
+        </w:r>
+      </w:fldSimple>
+      <w:r>
+        <w:t>. Antena Omnidireccional 5dBI</w:t>
+      </w:r>
+    </w:p>
+    <w:p>
+      <w:pPr>
+        <w:pStyle w:val="Parrafos"/>
+        <w:keepNext/>
+        <w:tabs>
+          <w:tab w:val="left" w:pos="3299"/>
+        </w:tabs>
+        <w:jc w:val="center"/>
+      </w:pPr>
+    </w:p>
+    <w:p>
+      <w:pPr>
+        <w:pStyle w:val="Parrafos"/>
+        <w:keepNext/>
+        <w:tabs>
+          <w:tab w:val="left" w:pos="3299"/>
+        </w:tabs>
+        <w:jc w:val="center"/>
+      </w:pPr>
+      <w:r>
+        <w:rPr>
+          <w:noProof/>
+        </w:rPr>
         <w:drawing>
           <wp:inline distT="0" distB="0" distL="0" distR="0" wp14:anchorId="108D9746" wp14:editId="22F12023">
             <wp:extent cx="4149016" cy="2563967"/>
@@ -18084,7 +15151,7 @@
                     </pic:cNvPicPr>
                   </pic:nvPicPr>
                   <pic:blipFill>
-                    <a:blip r:embed="rId30">
+                    <a:blip r:embed="rId31">
                       <a:extLst>
                         <a:ext uri="{28A0092B-C50C-407E-A947-70E740481C1C}">
                           <a14:useLocalDpi xmlns:a14="http://schemas.microsoft.com/office/drawing/2010/main" val="0"/>
@@ -18118,33 +15185,20 @@
     </w:p>
     <w:p>
       <w:pPr>
-        <w:pStyle w:val="Caption"/>
+        <w:pStyle w:val="Descripcin"/>
         <w:jc w:val="center"/>
       </w:pPr>
       <w:r>
         <w:t xml:space="preserve">Figure </w:t>
       </w:r>
-      <w:r>
-        <w:fldChar w:fldCharType="begin"/>
-      </w:r>
-      <w:r>
-        <w:instrText xml:space="preserve"> SEQ Figure \* ARABIC </w:instrText>
-      </w:r>
-      <w:r>
-        <w:fldChar w:fldCharType="separate"/>
-      </w:r>
-      <w:r>
-        <w:rPr>
-          <w:noProof/>
-        </w:rPr>
-        <w:t>13</w:t>
-      </w:r>
-      <w:r>
-        <w:rPr>
-          <w:noProof/>
-        </w:rPr>
-        <w:fldChar w:fldCharType="end"/>
-      </w:r>
+      <w:fldSimple w:instr=" SEQ Figure \* ARABIC ">
+        <w:r>
+          <w:rPr>
+            <w:noProof/>
+          </w:rPr>
+          <w:t>14</w:t>
+        </w:r>
+      </w:fldSimple>
       <w:r>
         <w:t>. SX1262</w:t>
       </w:r>
@@ -18157,6 +15211,7 @@
         </w:tabs>
       </w:pPr>
       <w:r>
+        <w:lastRenderedPageBreak/>
         <w:t>Las pruebas de campo se llevaron a cabo replicando los mismos escenarios experimentales que en las pruebas anteriores. En una primera etapa, se configuró el SX1262 con los mismos Parámetros 2 empleados en el RYLR998,</w:t>
       </w:r>
       <w:r>
@@ -18194,7 +15249,15 @@
         </w:tabs>
       </w:pPr>
       <w:r>
-        <w:t>Luego, se estableció una tercera configuración (Parámetros 3), optimizando los valores de SF = 12, BW = 125 kHz, CR = 4/5 y potencia de transmisión +22 dBm,. Bajo estas condiciones, la comunicación estable se mantuvo hasta 1.4</w:t>
+        <w:t xml:space="preserve">Luego, se estableció una tercera configuración (Parámetros 3), optimizando los valores de SF = 12, BW = 125 kHz, CR = 4/5 y potencia de transmisión +22 </w:t>
+      </w:r>
+      <w:proofErr w:type="gramStart"/>
+      <w:r>
+        <w:t>dBm,.</w:t>
+      </w:r>
+      <w:proofErr w:type="gramEnd"/>
+      <w:r>
+        <w:t xml:space="preserve"> Bajo estas condiciones, la comunicación estable se mantuvo hasta 1.4</w:t>
       </w:r>
       <w:r>
         <w:t>69</w:t>
@@ -18396,6 +15459,7 @@
                 <w14:ligatures w14:val="none"/>
               </w:rPr>
             </w:pPr>
+            <w:proofErr w:type="spellStart"/>
             <w:r>
               <w:rPr>
                 <w:rFonts w:ascii="Times New Roman" w:eastAsia="Times New Roman" w:hAnsi="Times New Roman" w:cs="Times New Roman"/>
@@ -18406,7 +15470,20 @@
                 <w:lang w:val="en-US" w:eastAsia="ja-JP"/>
                 <w14:ligatures w14:val="none"/>
               </w:rPr>
-              <w:t xml:space="preserve">Distancia (km) </w:t>
+              <w:t>Distancia</w:t>
+            </w:r>
+            <w:proofErr w:type="spellEnd"/>
+            <w:r>
+              <w:rPr>
+                <w:rFonts w:ascii="Times New Roman" w:eastAsia="Times New Roman" w:hAnsi="Times New Roman" w:cs="Times New Roman"/>
+                <w:b/>
+                <w:bCs/>
+                <w:color w:val="000000"/>
+                <w:kern w:val="0"/>
+                <w:lang w:val="en-US" w:eastAsia="ja-JP"/>
+                <w14:ligatures w14:val="none"/>
+              </w:rPr>
+              <w:t xml:space="preserve"> (km) </w:t>
             </w:r>
           </w:p>
         </w:tc>
@@ -19083,7 +16160,6 @@
                 <w:lang w:val="en-US" w:eastAsia="ja-JP"/>
                 <w14:ligatures w14:val="none"/>
               </w:rPr>
-              <w:lastRenderedPageBreak/>
               <w:t>10.062729</w:t>
             </w:r>
           </w:p>
@@ -23149,6 +20225,7 @@
                 <w:lang w:val="en-US" w:eastAsia="ja-JP"/>
                 <w14:ligatures w14:val="none"/>
               </w:rPr>
+              <w:lastRenderedPageBreak/>
               <w:t>10.062729</w:t>
             </w:r>
           </w:p>
@@ -28569,7 +25646,6 @@
                 <w:lang w:val="en-US" w:eastAsia="ja-JP"/>
                 <w14:ligatures w14:val="none"/>
               </w:rPr>
-              <w:lastRenderedPageBreak/>
               <w:t>10.062729</w:t>
             </w:r>
           </w:p>
@@ -30162,30 +27238,20 @@
     </w:tbl>
     <w:p>
       <w:pPr>
-        <w:pStyle w:val="Caption"/>
+        <w:pStyle w:val="Descripcin"/>
         <w:jc w:val="center"/>
       </w:pPr>
       <w:r>
         <w:t xml:space="preserve">Tabla </w:t>
       </w:r>
-      <w:r>
-        <w:fldChar w:fldCharType="begin"/>
-      </w:r>
-      <w:r>
-        <w:instrText xml:space="preserve"> SEQ Tabla \* ARABIC </w:instrText>
-      </w:r>
-      <w:r>
-        <w:fldChar w:fldCharType="separate"/>
-      </w:r>
-      <w:r>
-        <w:rPr>
-          <w:noProof/>
-        </w:rPr>
-        <w:t>5</w:t>
-      </w:r>
-      <w:r>
-        <w:fldChar w:fldCharType="end"/>
-      </w:r>
+      <w:fldSimple w:instr=" SEQ Tabla \* ARABIC ">
+        <w:r>
+          <w:rPr>
+            <w:noProof/>
+          </w:rPr>
+          <w:t>5</w:t>
+        </w:r>
+      </w:fldSimple>
       <w:r>
         <w:t>. Prueba 4</w:t>
       </w:r>
@@ -30231,6 +27297,7 @@
         </w:tabs>
       </w:pPr>
       <w:r>
+        <w:lastRenderedPageBreak/>
         <w:t>Potencia de transmisión: el SX1262 ofrece una potencia máxima superior (+22 dBm frente a +20 dBm del RYLR998), lo que se tradujo en un mayor alcance comprobado empíricamente durante las pruebas de campo.</w:t>
       </w:r>
     </w:p>
@@ -30291,7 +27358,6 @@
         </w:tabs>
       </w:pPr>
       <w:r>
-        <w:lastRenderedPageBreak/>
         <w:t>Antena: se comprobó que la calidad y tipo de antena influyen significativamente en la distancia de transmisión. El SX1262 permitió mayor flexibilidad en la selección de antenas externas, lo que contribuyó a optimizar el alcance.</w:t>
       </w:r>
     </w:p>
@@ -30318,7 +27384,11 @@
         </w:tabs>
       </w:pPr>
       <w:r>
-        <w:t>En conclusión, aunque el módulo RYLR998 presentó ventajas en consumo energético y simplicidad de configuración, el SX1262 se consolidó como la opción más adecuada para el prototipo, al ofrecer mayor alcance, mejor sensibilidad y mayor flexibilidad de configuración, factores que responden directamente a la necesidad de garantizar una comunicación confiable en escenarios de uso real.</w:t>
+        <w:t xml:space="preserve">En conclusión, aunque el módulo RYLR998 presentó ventajas en consumo energético y simplicidad de configuración, el SX1262 se consolidó como la opción más adecuada para el </w:t>
+      </w:r>
+      <w:r>
+        <w:lastRenderedPageBreak/>
+        <w:t>prototipo, al ofrecer mayor alcance, mejor sensibilidad y mayor flexibilidad de configuración, factores que responden directamente a la necesidad de garantizar una comunicación confiable en escenarios de uso real.</w:t>
       </w:r>
     </w:p>
     <w:p>
@@ -30352,13 +27422,7 @@
         <w:t xml:space="preserve">, </w:t>
       </w:r>
       <w:r>
-        <w:t xml:space="preserve">específicamente una persona en actividad </w:t>
-      </w:r>
-      <w:r>
-        <w:t>física</w:t>
-      </w:r>
-      <w:r>
-        <w:t xml:space="preserve"> pudiera sufrir una caída que lo dejara inconsciente o inmóvil. Este tipo de eventos representa un riesgo significativo en contextos deportivos, recreativos o de entrenamiento individual, donde el usuario puede encontrarse sin supervisión directa.</w:t>
+        <w:t>específicamente una persona en actividad física pudiera sufrir una caída que lo dejara inconsciente o inmóvil. Este tipo de eventos representa un riesgo significativo en contextos deportivos, recreativos o de entrenamiento individual, donde el usuario puede encontrarse sin supervisión directa.</w:t>
       </w:r>
     </w:p>
     <w:p>
@@ -30366,501 +27430,27 @@
         <w:pStyle w:val="Parrafos"/>
       </w:pPr>
       <w:r>
-        <w:t xml:space="preserve">Se inició con la exploración de variables fisiológicas como la frecuencia cardíaca, ampliamente utilizada en dispositivos de monitoreo personal. Sin embargo, se determinó que su comportamiento durante el ejercicio es altamente variable, dependiendo del tipo de actividad, condición física y ritmo del usuario, lo que dificulta establecer umbrales confiables para discriminar una emergencia. En contraste, la aceleración se identificó como una variable </w:t>
+        <w:t>Se inició con la exploración de variables fisiológicas como la frecuencia cardíaca, ampliamente utilizada en dispositivos de monitoreo personal. Sin embargo, se determinó que su comportamiento durante el ejercicio es altamente variable, dependiendo del tipo de actividad, condición física y ritmo del usuario, lo que dificulta establecer umbrales confiables para discriminar una emergencia. En contraste, la aceleración se identificó como una variable más estable y representativa de eventos físicos abruptos, como caídas, colisiones o pérdida de equilibrio.</w:t>
+      </w:r>
+    </w:p>
+    <w:p>
+      <w:pPr>
+        <w:pStyle w:val="Parrafos"/>
+      </w:pPr>
+      <w:r>
+        <w:t>La literatura técnica respalda esta elección. Según estudios como el Rodríguez y De Miguel Pueyo (2024), los sistemas de detección de caídas basados en acelerómetros presentan una alta eficacia en la identificación de patrones de caída, especialmente cuando se combinan múltiples condiciones como caída libre, impacto y posterior inmovilidad.</w:t>
+      </w:r>
+    </w:p>
+    <w:p>
+      <w:pPr>
+        <w:pStyle w:val="Parrafos"/>
+      </w:pPr>
+      <w:r>
+        <w:t xml:space="preserve">Se evaluaron sensores MEMS de aceleración, seleccionando preliminarmente el ADXL345, un acelerómetro capacitivo de tres ejes con rango de ±16 g, resolución de 13 bits y capacidad de generar interrupciones por eventos como actividad, inactividad, impacto y caída libre. Este sensor ha sido ampliamente utilizado en proyectos de detección de caídas </w:t>
       </w:r>
       <w:r>
         <w:lastRenderedPageBreak/>
-        <w:t>más estable y representativa de eventos físicos abruptos, como caídas, colisiones o pérdida de equilibrio.</w:t>
-      </w:r>
-    </w:p>
-    <w:p>
-      <w:pPr>
-        <w:pStyle w:val="Parrafos"/>
-        <w:rPr>
-          <w:lang w:val="en-US"/>
-        </w:rPr>
-      </w:pPr>
-      <w:r>
-        <w:rPr>
-          <w:lang w:val="en-US"/>
-        </w:rPr>
-        <w:t>L</w:t>
-      </w:r>
-      <w:r>
-        <w:rPr>
-          <w:lang w:val="en-US"/>
-        </w:rPr>
-        <w:t xml:space="preserve">a </w:t>
-      </w:r>
-      <w:proofErr w:type="spellStart"/>
-      <w:r>
-        <w:rPr>
-          <w:lang w:val="en-US"/>
-        </w:rPr>
-        <w:t>literatura</w:t>
-      </w:r>
-      <w:proofErr w:type="spellEnd"/>
-      <w:r>
-        <w:rPr>
-          <w:lang w:val="en-US"/>
-        </w:rPr>
-        <w:t xml:space="preserve"> </w:t>
-      </w:r>
-      <w:proofErr w:type="spellStart"/>
-      <w:r>
-        <w:rPr>
-          <w:lang w:val="en-US"/>
-        </w:rPr>
-        <w:t>técnica</w:t>
-      </w:r>
-      <w:proofErr w:type="spellEnd"/>
-      <w:r>
-        <w:rPr>
-          <w:lang w:val="en-US"/>
-        </w:rPr>
-        <w:t xml:space="preserve"> </w:t>
-      </w:r>
-      <w:proofErr w:type="spellStart"/>
-      <w:r>
-        <w:rPr>
-          <w:lang w:val="en-US"/>
-        </w:rPr>
-        <w:t>respalda</w:t>
-      </w:r>
-      <w:proofErr w:type="spellEnd"/>
-      <w:r>
-        <w:rPr>
-          <w:lang w:val="en-US"/>
-        </w:rPr>
-        <w:t xml:space="preserve"> </w:t>
-      </w:r>
-      <w:proofErr w:type="spellStart"/>
-      <w:r>
-        <w:rPr>
-          <w:lang w:val="en-US"/>
-        </w:rPr>
-        <w:t>esta</w:t>
-      </w:r>
-      <w:proofErr w:type="spellEnd"/>
-      <w:r>
-        <w:rPr>
-          <w:lang w:val="en-US"/>
-        </w:rPr>
-        <w:t xml:space="preserve"> </w:t>
-      </w:r>
-      <w:proofErr w:type="spellStart"/>
-      <w:r>
-        <w:rPr>
-          <w:lang w:val="en-US"/>
-        </w:rPr>
-        <w:t>elección</w:t>
-      </w:r>
-      <w:proofErr w:type="spellEnd"/>
-      <w:r>
-        <w:rPr>
-          <w:lang w:val="en-US"/>
-        </w:rPr>
-        <w:t xml:space="preserve">. </w:t>
-      </w:r>
-      <w:proofErr w:type="spellStart"/>
-      <w:r>
-        <w:rPr>
-          <w:lang w:val="en-US"/>
-        </w:rPr>
-        <w:t>Según</w:t>
-      </w:r>
-      <w:proofErr w:type="spellEnd"/>
-      <w:r>
-        <w:rPr>
-          <w:lang w:val="en-US"/>
-        </w:rPr>
-        <w:t xml:space="preserve"> </w:t>
-      </w:r>
-      <w:proofErr w:type="spellStart"/>
-      <w:r>
-        <w:rPr>
-          <w:lang w:val="en-US"/>
-        </w:rPr>
-        <w:t>estudios</w:t>
-      </w:r>
-      <w:proofErr w:type="spellEnd"/>
-      <w:r>
-        <w:rPr>
-          <w:lang w:val="en-US"/>
-        </w:rPr>
-        <w:t xml:space="preserve"> </w:t>
-      </w:r>
-      <w:proofErr w:type="spellStart"/>
-      <w:r>
-        <w:rPr>
-          <w:lang w:val="en-US"/>
-        </w:rPr>
-        <w:t>como</w:t>
-      </w:r>
-      <w:proofErr w:type="spellEnd"/>
-      <w:r>
-        <w:rPr>
-          <w:lang w:val="en-US"/>
-        </w:rPr>
-        <w:t xml:space="preserve"> </w:t>
-      </w:r>
-      <w:proofErr w:type="spellStart"/>
-      <w:r>
-        <w:rPr>
-          <w:lang w:val="en-US"/>
-        </w:rPr>
-        <w:t>el</w:t>
-      </w:r>
-      <w:proofErr w:type="spellEnd"/>
-      <w:r>
-        <w:rPr>
-          <w:lang w:val="en-US"/>
-        </w:rPr>
-        <w:t xml:space="preserve"> Rodríguez y De Miguel Pueyo (2024), </w:t>
-      </w:r>
-      <w:proofErr w:type="spellStart"/>
-      <w:r>
-        <w:rPr>
-          <w:lang w:val="en-US"/>
-        </w:rPr>
-        <w:t>los</w:t>
-      </w:r>
-      <w:proofErr w:type="spellEnd"/>
-      <w:r>
-        <w:rPr>
-          <w:lang w:val="en-US"/>
-        </w:rPr>
-        <w:t xml:space="preserve"> </w:t>
-      </w:r>
-      <w:proofErr w:type="spellStart"/>
-      <w:r>
-        <w:rPr>
-          <w:lang w:val="en-US"/>
-        </w:rPr>
-        <w:t>sistemas</w:t>
-      </w:r>
-      <w:proofErr w:type="spellEnd"/>
-      <w:r>
-        <w:rPr>
-          <w:lang w:val="en-US"/>
-        </w:rPr>
-        <w:t xml:space="preserve"> de </w:t>
-      </w:r>
-      <w:proofErr w:type="spellStart"/>
-      <w:r>
-        <w:rPr>
-          <w:lang w:val="en-US"/>
-        </w:rPr>
-        <w:t>detección</w:t>
-      </w:r>
-      <w:proofErr w:type="spellEnd"/>
-      <w:r>
-        <w:rPr>
-          <w:lang w:val="en-US"/>
-        </w:rPr>
-        <w:t xml:space="preserve"> de </w:t>
-      </w:r>
-      <w:proofErr w:type="spellStart"/>
-      <w:r>
-        <w:rPr>
-          <w:lang w:val="en-US"/>
-        </w:rPr>
-        <w:t>caídas</w:t>
-      </w:r>
-      <w:proofErr w:type="spellEnd"/>
-      <w:r>
-        <w:rPr>
-          <w:lang w:val="en-US"/>
-        </w:rPr>
-        <w:t xml:space="preserve"> </w:t>
-      </w:r>
-      <w:proofErr w:type="spellStart"/>
-      <w:r>
-        <w:rPr>
-          <w:lang w:val="en-US"/>
-        </w:rPr>
-        <w:t>basados</w:t>
-      </w:r>
-      <w:proofErr w:type="spellEnd"/>
-      <w:r>
-        <w:rPr>
-          <w:lang w:val="en-US"/>
-        </w:rPr>
-        <w:t xml:space="preserve"> </w:t>
-      </w:r>
-      <w:proofErr w:type="spellStart"/>
-      <w:r>
-        <w:rPr>
-          <w:lang w:val="en-US"/>
-        </w:rPr>
-        <w:t>en</w:t>
-      </w:r>
-      <w:proofErr w:type="spellEnd"/>
-      <w:r>
-        <w:rPr>
-          <w:lang w:val="en-US"/>
-        </w:rPr>
-        <w:t xml:space="preserve"> </w:t>
-      </w:r>
-      <w:proofErr w:type="spellStart"/>
-      <w:r>
-        <w:rPr>
-          <w:lang w:val="en-US"/>
-        </w:rPr>
-        <w:t>acelerómetros</w:t>
-      </w:r>
-      <w:proofErr w:type="spellEnd"/>
-      <w:r>
-        <w:rPr>
-          <w:lang w:val="en-US"/>
-        </w:rPr>
-        <w:t xml:space="preserve"> </w:t>
-      </w:r>
-      <w:proofErr w:type="spellStart"/>
-      <w:r>
-        <w:rPr>
-          <w:lang w:val="en-US"/>
-        </w:rPr>
-        <w:t>presentan</w:t>
-      </w:r>
-      <w:proofErr w:type="spellEnd"/>
-      <w:r>
-        <w:rPr>
-          <w:lang w:val="en-US"/>
-        </w:rPr>
-        <w:t xml:space="preserve"> </w:t>
-      </w:r>
-      <w:proofErr w:type="spellStart"/>
-      <w:r>
-        <w:rPr>
-          <w:lang w:val="en-US"/>
-        </w:rPr>
-        <w:t>una</w:t>
-      </w:r>
-      <w:proofErr w:type="spellEnd"/>
-      <w:r>
-        <w:rPr>
-          <w:lang w:val="en-US"/>
-        </w:rPr>
-        <w:t xml:space="preserve"> </w:t>
-      </w:r>
-      <w:proofErr w:type="spellStart"/>
-      <w:r>
-        <w:rPr>
-          <w:lang w:val="en-US"/>
-        </w:rPr>
-        <w:t>alta</w:t>
-      </w:r>
-      <w:proofErr w:type="spellEnd"/>
-      <w:r>
-        <w:rPr>
-          <w:lang w:val="en-US"/>
-        </w:rPr>
-        <w:t xml:space="preserve"> </w:t>
-      </w:r>
-      <w:proofErr w:type="spellStart"/>
-      <w:r>
-        <w:rPr>
-          <w:lang w:val="en-US"/>
-        </w:rPr>
-        <w:t>eficacia</w:t>
-      </w:r>
-      <w:proofErr w:type="spellEnd"/>
-      <w:r>
-        <w:rPr>
-          <w:lang w:val="en-US"/>
-        </w:rPr>
-        <w:t xml:space="preserve"> </w:t>
-      </w:r>
-      <w:proofErr w:type="spellStart"/>
-      <w:r>
-        <w:rPr>
-          <w:lang w:val="en-US"/>
-        </w:rPr>
-        <w:t>en</w:t>
-      </w:r>
-      <w:proofErr w:type="spellEnd"/>
-      <w:r>
-        <w:rPr>
-          <w:lang w:val="en-US"/>
-        </w:rPr>
-        <w:t xml:space="preserve"> la </w:t>
-      </w:r>
-      <w:proofErr w:type="spellStart"/>
-      <w:r>
-        <w:rPr>
-          <w:lang w:val="en-US"/>
-        </w:rPr>
-        <w:t>identificación</w:t>
-      </w:r>
-      <w:proofErr w:type="spellEnd"/>
-      <w:r>
-        <w:rPr>
-          <w:lang w:val="en-US"/>
-        </w:rPr>
-        <w:t xml:space="preserve"> de </w:t>
-      </w:r>
-      <w:proofErr w:type="spellStart"/>
-      <w:r>
-        <w:rPr>
-          <w:lang w:val="en-US"/>
-        </w:rPr>
-        <w:t>patrones</w:t>
-      </w:r>
-      <w:proofErr w:type="spellEnd"/>
-      <w:r>
-        <w:rPr>
-          <w:lang w:val="en-US"/>
-        </w:rPr>
-        <w:t xml:space="preserve"> de </w:t>
-      </w:r>
-      <w:proofErr w:type="spellStart"/>
-      <w:r>
-        <w:rPr>
-          <w:lang w:val="en-US"/>
-        </w:rPr>
-        <w:t>caída</w:t>
-      </w:r>
-      <w:proofErr w:type="spellEnd"/>
-      <w:r>
-        <w:rPr>
-          <w:lang w:val="en-US"/>
-        </w:rPr>
-        <w:t xml:space="preserve">, </w:t>
-      </w:r>
-      <w:proofErr w:type="spellStart"/>
-      <w:r>
-        <w:rPr>
-          <w:lang w:val="en-US"/>
-        </w:rPr>
-        <w:t>especialmente</w:t>
-      </w:r>
-      <w:proofErr w:type="spellEnd"/>
-      <w:r>
-        <w:rPr>
-          <w:lang w:val="en-US"/>
-        </w:rPr>
-        <w:t xml:space="preserve"> </w:t>
-      </w:r>
-      <w:proofErr w:type="spellStart"/>
-      <w:r>
-        <w:rPr>
-          <w:lang w:val="en-US"/>
-        </w:rPr>
-        <w:t>cuando</w:t>
-      </w:r>
-      <w:proofErr w:type="spellEnd"/>
-      <w:r>
-        <w:rPr>
-          <w:lang w:val="en-US"/>
-        </w:rPr>
-        <w:t xml:space="preserve"> se </w:t>
-      </w:r>
-      <w:proofErr w:type="spellStart"/>
-      <w:r>
-        <w:rPr>
-          <w:lang w:val="en-US"/>
-        </w:rPr>
-        <w:t>combinan</w:t>
-      </w:r>
-      <w:proofErr w:type="spellEnd"/>
-      <w:r>
-        <w:rPr>
-          <w:lang w:val="en-US"/>
-        </w:rPr>
-        <w:t xml:space="preserve"> </w:t>
-      </w:r>
-      <w:proofErr w:type="spellStart"/>
-      <w:r>
-        <w:rPr>
-          <w:lang w:val="en-US"/>
-        </w:rPr>
-        <w:t>múltiples</w:t>
-      </w:r>
-      <w:proofErr w:type="spellEnd"/>
-      <w:r>
-        <w:rPr>
-          <w:lang w:val="en-US"/>
-        </w:rPr>
-        <w:t xml:space="preserve"> </w:t>
-      </w:r>
-      <w:proofErr w:type="spellStart"/>
-      <w:r>
-        <w:rPr>
-          <w:lang w:val="en-US"/>
-        </w:rPr>
-        <w:t>condiciones</w:t>
-      </w:r>
-      <w:proofErr w:type="spellEnd"/>
-      <w:r>
-        <w:rPr>
-          <w:lang w:val="en-US"/>
-        </w:rPr>
-        <w:t xml:space="preserve"> </w:t>
-      </w:r>
-      <w:proofErr w:type="spellStart"/>
-      <w:r>
-        <w:rPr>
-          <w:lang w:val="en-US"/>
-        </w:rPr>
-        <w:t>como</w:t>
-      </w:r>
-      <w:proofErr w:type="spellEnd"/>
-      <w:r>
-        <w:rPr>
-          <w:lang w:val="en-US"/>
-        </w:rPr>
-        <w:t xml:space="preserve"> </w:t>
-      </w:r>
-      <w:proofErr w:type="spellStart"/>
-      <w:r>
-        <w:rPr>
-          <w:lang w:val="en-US"/>
-        </w:rPr>
-        <w:t>caída</w:t>
-      </w:r>
-      <w:proofErr w:type="spellEnd"/>
-      <w:r>
-        <w:rPr>
-          <w:lang w:val="en-US"/>
-        </w:rPr>
-        <w:t xml:space="preserve"> libre, </w:t>
-      </w:r>
-      <w:proofErr w:type="spellStart"/>
-      <w:r>
-        <w:rPr>
-          <w:lang w:val="en-US"/>
-        </w:rPr>
-        <w:t>impacto</w:t>
-      </w:r>
-      <w:proofErr w:type="spellEnd"/>
-      <w:r>
-        <w:rPr>
-          <w:lang w:val="en-US"/>
-        </w:rPr>
-        <w:t xml:space="preserve"> y posterior </w:t>
-      </w:r>
-      <w:proofErr w:type="spellStart"/>
-      <w:r>
-        <w:rPr>
-          <w:lang w:val="en-US"/>
-        </w:rPr>
-        <w:t>inmovilidad</w:t>
-      </w:r>
-      <w:proofErr w:type="spellEnd"/>
-      <w:r>
-        <w:rPr>
-          <w:lang w:val="en-US"/>
-        </w:rPr>
-        <w:t>.</w:t>
-      </w:r>
-    </w:p>
-    <w:p>
-      <w:pPr>
-        <w:pStyle w:val="Parrafos"/>
-      </w:pPr>
-      <w:r>
-        <w:t>Se evaluaron sensores MEMS de aceleración, seleccionando preliminarmente el ADXL345, un acelerómetro capacitivo de tres ejes con rango de ±16 g, resolución de 13 bits y capacidad de generar interrupciones por eventos como actividad, inactividad, impacto y caída libre. Este sensor ha sido ampliamente utilizado en proyectos de detección de caídas por su bajo consumo (45 µA en modo activo), compatibilidad con buses I²C y SPI, y facilidad de integración con microcontroladores como Arduino y ESP32.</w:t>
+        <w:t>por su bajo consumo (45 µA en modo activo), compatibilidad con buses I²C y SPI, y facilidad de integración con microcontroladores como Arduino y ESP32.</w:t>
       </w:r>
       <w:r>
         <w:t xml:space="preserve"> </w:t>
@@ -30879,7 +27469,6 @@
         <w:rPr>
           <w:noProof/>
         </w:rPr>
-        <w:lastRenderedPageBreak/>
         <w:drawing>
           <wp:inline distT="0" distB="0" distL="0" distR="0" wp14:anchorId="27AB4E15" wp14:editId="71DF359F">
             <wp:extent cx="3040912" cy="3040912"/>
@@ -30898,7 +27487,7 @@
                     </pic:cNvPicPr>
                   </pic:nvPicPr>
                   <pic:blipFill>
-                    <a:blip r:embed="rId31" cstate="print">
+                    <a:blip r:embed="rId32" cstate="print">
                       <a:extLst>
                         <a:ext uri="{28A0092B-C50C-407E-A947-70E740481C1C}">
                           <a14:useLocalDpi xmlns:a14="http://schemas.microsoft.com/office/drawing/2010/main" val="0"/>
@@ -30931,30 +27520,20 @@
     </w:p>
     <w:p>
       <w:pPr>
-        <w:pStyle w:val="Caption"/>
+        <w:pStyle w:val="Descripcin"/>
         <w:jc w:val="center"/>
       </w:pPr>
       <w:r>
         <w:t xml:space="preserve">Figure </w:t>
       </w:r>
-      <w:r>
-        <w:fldChar w:fldCharType="begin"/>
-      </w:r>
-      <w:r>
-        <w:instrText xml:space="preserve"> SEQ Figure \* ARABIC </w:instrText>
-      </w:r>
-      <w:r>
-        <w:fldChar w:fldCharType="separate"/>
-      </w:r>
-      <w:r>
-        <w:rPr>
-          <w:noProof/>
-        </w:rPr>
-        <w:t>14</w:t>
-      </w:r>
-      <w:r>
-        <w:fldChar w:fldCharType="end"/>
-      </w:r>
+      <w:fldSimple w:instr=" SEQ Figure \* ARABIC ">
+        <w:r>
+          <w:rPr>
+            <w:noProof/>
+          </w:rPr>
+          <w:t>15</w:t>
+        </w:r>
+      </w:fldSimple>
       <w:r>
         <w:t>. ADXL345</w:t>
       </w:r>
@@ -30964,10 +27543,7 @@
         <w:pStyle w:val="Titulo3erNivel"/>
       </w:pPr>
       <w:r>
-        <w:t>Definición del patrón de emergencia</w:t>
-      </w:r>
-      <w:r>
-        <w:t>:</w:t>
+        <w:t>Definición del patrón de emergencia:</w:t>
       </w:r>
     </w:p>
     <w:p>
@@ -30999,6 +27575,7 @@
         <w:pStyle w:val="Parrafos"/>
       </w:pPr>
       <w:r>
+        <w:lastRenderedPageBreak/>
         <w:t>- Inmovilidad posterior: ausencia de movimiento sostenida, detectada mediante comparación con la posición calibrada del usuario.</w:t>
       </w:r>
     </w:p>
@@ -31007,11 +27584,7 @@
         <w:pStyle w:val="Parrafos"/>
       </w:pPr>
       <w:r>
-        <w:t xml:space="preserve">Durante la fase de diagnóstico se identificaron posibles falsos positivos, cuando movimientos no peligrosos coinciden accidentalmente con el patrón definido, y falsos </w:t>
-      </w:r>
-      <w:r>
-        <w:lastRenderedPageBreak/>
-        <w:t>negativos, cuando una caída real no activa el sistema. Para mitigar estos riesgos, se plantea la necesidad de permitir al usuario desactivar manualmente la alerta si no se encuentra en situación de emergencia, y de incorporar en fases posteriores algoritmos adaptativos que analicen el contexto del movimiento.</w:t>
+        <w:t>Durante la fase de diagnóstico se identificaron posibles falsos positivos, cuando movimientos no peligrosos coinciden accidentalmente con el patrón definido, y falsos negativos, cuando una caída real no activa el sistema. Para mitigar estos riesgos, se plantea la necesidad de permitir al usuario desactivar manualmente la alerta si no se encuentra en situación de emergencia, y de incorporar en fases posteriores algoritmos adaptativos que analicen el contexto del movimiento.</w:t>
       </w:r>
     </w:p>
     <w:p>
@@ -31117,7 +27690,21 @@
         <w:rPr>
           <w:highlight w:val="red"/>
         </w:rPr>
-        <w:t xml:space="preserve"> tiene un comportamiento en los ejes X,Y y Z cercano a cero</w:t>
+        <w:t xml:space="preserve"> tiene un comportamiento en los ejes </w:t>
+      </w:r>
+      <w:proofErr w:type="gramStart"/>
+      <w:r>
+        <w:rPr>
+          <w:highlight w:val="red"/>
+        </w:rPr>
+        <w:t>X,Y</w:t>
+      </w:r>
+      <w:proofErr w:type="gramEnd"/>
+      <w:r>
+        <w:rPr>
+          <w:highlight w:val="red"/>
+        </w:rPr>
+        <w:t xml:space="preserve"> y Z cercano a cero</w:t>
       </w:r>
       <w:r>
         <w:rPr>
@@ -31178,6 +27765,7 @@
           <w:b/>
           <w:bCs/>
         </w:rPr>
+        <w:lastRenderedPageBreak/>
         <w:t>Microcontrolador</w:t>
       </w:r>
     </w:p>
@@ -31229,22 +27817,10 @@
         <w:t>módulos</w:t>
       </w:r>
       <w:r>
-        <w:t xml:space="preserve"> integrados, como el GPS, </w:t>
-      </w:r>
-      <w:proofErr w:type="spellStart"/>
-      <w:r>
-        <w:t>LoRa</w:t>
-      </w:r>
-      <w:proofErr w:type="spellEnd"/>
-      <w:r>
-        <w:t xml:space="preserve"> y</w:t>
-      </w:r>
-      <w:r>
-        <w:t xml:space="preserve"> </w:t>
-      </w:r>
-      <w:r>
-        <w:lastRenderedPageBreak/>
-        <w:t xml:space="preserve">además cuenta con la posibilidad de alimentarse </w:t>
+        <w:t xml:space="preserve"> integrados, como el GPS, LoRa y</w:t>
+      </w:r>
+      <w:r>
+        <w:t xml:space="preserve"> además cuenta con la posibilidad de alimentarse </w:t>
       </w:r>
       <w:r>
         <w:t>a través</w:t>
@@ -31273,13 +27849,8 @@
       <w:r>
         <w:t xml:space="preserve"> también cuenta con </w:t>
       </w:r>
-      <w:proofErr w:type="spellStart"/>
-      <w:r>
-        <w:t>Wi</w:t>
-      </w:r>
-      <w:proofErr w:type="spellEnd"/>
-      <w:r>
-        <w:t>-Fi</w:t>
+      <w:r>
+        <w:t>Wi-Fi</w:t>
       </w:r>
       <w:r>
         <w:t xml:space="preserve"> y</w:t>
@@ -31328,13 +27899,8 @@
       </w:r>
       <w:proofErr w:type="spellEnd"/>
       <w:r>
-        <w:t xml:space="preserve"> </w:t>
-      </w:r>
-      <w:proofErr w:type="spellStart"/>
-      <w:r>
-        <w:t>Communications</w:t>
-      </w:r>
-      <w:proofErr w:type="spellEnd"/>
+        <w:t xml:space="preserve"> Communications</w:t>
+      </w:r>
       <w:r>
         <w:t>. Es un chip dual-band que funciona en las frecuencias L1 y L5/L2, lo que mejora la precisión del posicionamiento</w:t>
       </w:r>
@@ -31376,7 +27942,7 @@
                     </pic:cNvPicPr>
                   </pic:nvPicPr>
                   <pic:blipFill>
-                    <a:blip r:embed="rId32">
+                    <a:blip r:embed="rId33">
                       <a:extLst>
                         <a:ext uri="{28A0092B-C50C-407E-A947-70E740481C1C}">
                           <a14:useLocalDpi xmlns:a14="http://schemas.microsoft.com/office/drawing/2010/main" val="0"/>
@@ -31413,6 +27979,7 @@
         <w:pStyle w:val="Titulo3erNivel"/>
       </w:pPr>
       <w:r>
+        <w:lastRenderedPageBreak/>
         <w:t xml:space="preserve">Fase II Diseño </w:t>
       </w:r>
     </w:p>
@@ -31464,7 +28031,6 @@
           <w:b/>
           <w:bCs/>
         </w:rPr>
-        <w:lastRenderedPageBreak/>
         <w:t>Comunicación</w:t>
       </w:r>
     </w:p>
@@ -31477,23 +28043,7 @@
         <w:ind w:firstLine="0"/>
       </w:pPr>
       <w:r>
-        <w:t xml:space="preserve">Al principio se plantearon las opciones de usar los módulos </w:t>
-      </w:r>
-      <w:proofErr w:type="spellStart"/>
-      <w:r>
-        <w:t>LoRa</w:t>
-      </w:r>
-      <w:proofErr w:type="spellEnd"/>
-      <w:r>
-        <w:t xml:space="preserve"> o el módulo GSM, Finalmente se optó por utilizar la comunicación </w:t>
-      </w:r>
-      <w:proofErr w:type="spellStart"/>
-      <w:r>
-        <w:t>LoRa</w:t>
-      </w:r>
-      <w:proofErr w:type="spellEnd"/>
-      <w:r>
-        <w:t xml:space="preserve">, ya que tienen un consumo de energía más eficiente, y no </w:t>
+        <w:t xml:space="preserve">Al principio se plantearon las opciones de usar los módulos LoRa o el módulo GSM, Finalmente se optó por utilizar la comunicación LoRa, ya que tienen un consumo de energía más eficiente, y no </w:t>
       </w:r>
       <w:proofErr w:type="spellStart"/>
       <w:r>
@@ -31563,15 +28113,7 @@
         <w:t>para comprobar</w:t>
       </w:r>
       <w:r>
-        <w:t xml:space="preserve"> el alcance de los módulos </w:t>
-      </w:r>
-      <w:proofErr w:type="spellStart"/>
-      <w:r>
-        <w:t>LoRa</w:t>
-      </w:r>
-      <w:proofErr w:type="spellEnd"/>
-      <w:r>
-        <w:t xml:space="preserve">, y </w:t>
+        <w:t xml:space="preserve"> el alcance de los módulos LoRa, y </w:t>
       </w:r>
       <w:r>
         <w:t>a continuación se muestra una tabla comparativa de los dos módulos usados.</w:t>
@@ -31579,7 +28121,7 @@
     </w:p>
     <w:tbl>
       <w:tblPr>
-        <w:tblStyle w:val="TableGrid"/>
+        <w:tblStyle w:val="Tablaconcuadrcula"/>
         <w:tblW w:w="0" w:type="auto"/>
         <w:tblLook w:val="04A0" w:firstRow="1" w:lastRow="0" w:firstColumn="1" w:lastColumn="0" w:noHBand="0" w:noVBand="1"/>
       </w:tblPr>
@@ -31744,7 +28286,6 @@
         <w:ind w:firstLine="0"/>
       </w:pPr>
       <w:r>
-        <w:lastRenderedPageBreak/>
         <w:t xml:space="preserve">Para llevar a cabo este diseño se realizó una aplicación móvil usando Android Studio, a través el lenguaje de programación </w:t>
       </w:r>
       <w:proofErr w:type="spellStart"/>
@@ -32023,7 +28564,6 @@
           <w:b/>
           <w:bCs/>
         </w:rPr>
-        <w:lastRenderedPageBreak/>
         <w:t>Base de datos</w:t>
       </w:r>
     </w:p>
@@ -32142,6 +28682,7 @@
         <w:rPr>
           <w:highlight w:val="red"/>
         </w:rPr>
+        <w:lastRenderedPageBreak/>
         <w:t>Diagrama de eventos</w:t>
       </w:r>
       <w:bookmarkEnd w:id="98"/>
@@ -32199,6 +28740,7 @@
           <w:noProof/>
           <w:highlight w:val="red"/>
         </w:rPr>
+        <w:lastRenderedPageBreak/>
         <w:drawing>
           <wp:inline distT="0" distB="0" distL="0" distR="0" wp14:anchorId="0670A26D" wp14:editId="7A18E175">
             <wp:extent cx="5346561" cy="6653216"/>
@@ -32215,7 +28757,7 @@
                     <pic:cNvPicPr/>
                   </pic:nvPicPr>
                   <pic:blipFill>
-                    <a:blip r:embed="rId33" cstate="print">
+                    <a:blip r:embed="rId34" cstate="print">
                       <a:extLst>
                         <a:ext uri="{28A0092B-C50C-407E-A947-70E740481C1C}">
                           <a14:useLocalDpi xmlns:a14="http://schemas.microsoft.com/office/drawing/2010/main" val="0"/>
@@ -32244,7 +28786,7 @@
     </w:p>
     <w:p>
       <w:pPr>
-        <w:pStyle w:val="Caption"/>
+        <w:pStyle w:val="Descripcin"/>
         <w:jc w:val="center"/>
         <w:rPr>
           <w:highlight w:val="red"/>
@@ -32309,7 +28851,7 @@
                     <pic:cNvPicPr/>
                   </pic:nvPicPr>
                   <pic:blipFill>
-                    <a:blip r:embed="rId34">
+                    <a:blip r:embed="rId35">
                       <a:extLst>
                         <a:ext uri="{28A0092B-C50C-407E-A947-70E740481C1C}">
                           <a14:useLocalDpi xmlns:a14="http://schemas.microsoft.com/office/drawing/2010/main" val="0"/>
@@ -32338,7 +28880,7 @@
     </w:p>
     <w:p>
       <w:pPr>
-        <w:pStyle w:val="Caption"/>
+        <w:pStyle w:val="Descripcin"/>
         <w:jc w:val="center"/>
         <w:rPr>
           <w:highlight w:val="red"/>
@@ -32459,21 +29001,7 @@
         <w:rPr>
           <w:highlight w:val="red"/>
         </w:rPr>
-        <w:t xml:space="preserve">Posteriormente se determinará la variable física a medir para identificar una emergencia, es importante comprender como la variable medida es afectada en una situación de riesgo y cuál es la mejor forma para </w:t>
-      </w:r>
-      <w:proofErr w:type="spellStart"/>
-      <w:r>
-        <w:rPr>
-          <w:highlight w:val="red"/>
-        </w:rPr>
-        <w:t>sensarla</w:t>
-      </w:r>
-      <w:proofErr w:type="spellEnd"/>
-      <w:r>
-        <w:rPr>
-          <w:highlight w:val="red"/>
-        </w:rPr>
-        <w:t>, se espera conseguir un módulo que permita medir la variación de esta, y a través de software se establezca un rango donde se determine cuando se presenta una emergencia, esto para evitar la creación de falsas alarmas que podrían perjudicar la fiabilidad del dispositivo. También se analizarán los módulos de reproducción de audio, se espera desarrollar un método de almacenamiento de archivos, un control para la reproducción de estas de manera intuitiva y fácil, para motivar al atleta a realizar actividades al aire libre.</w:t>
+        <w:t>Posteriormente se determinará la variable física a medir para identificar una emergencia, es importante comprender como la variable medida es afectada en una situación de riesgo y cuál es la mejor forma para sensarla, se espera conseguir un módulo que permita medir la variación de esta, y a través de software se establezca un rango donde se determine cuando se presenta una emergencia, esto para evitar la creación de falsas alarmas que podrían perjudicar la fiabilidad del dispositivo. También se analizarán los módulos de reproducción de audio, se espera desarrollar un método de almacenamiento de archivos, un control para la reproducción de estas de manera intuitiva y fácil, para motivar al atleta a realizar actividades al aire libre.</w:t>
       </w:r>
     </w:p>
     <w:p>
@@ -32505,21 +29033,7 @@
         <w:rPr>
           <w:highlight w:val="red"/>
         </w:rPr>
-        <w:t xml:space="preserve">Finalmente, se espera que este dispositivo pueda valer como herramienta para desarrollar actividades al aire libre de una manera más cómoda y que no genere inconvenientes como los que podría generar al portar un teléfono. Permitiendo escuchar música, enviar un mensaje de alerta al estar en una situación de emergencia, donde se pueda apreciar la ubicación en tiempo real de la persona a través de una interfaz humana, y por otro lado fomentar al desarrollo de proyectos usando tecnología poco usada en Venezuela, como lo son los módulos </w:t>
-      </w:r>
-      <w:proofErr w:type="spellStart"/>
-      <w:r>
-        <w:rPr>
-          <w:highlight w:val="red"/>
-        </w:rPr>
-        <w:t>LoRa</w:t>
-      </w:r>
-      <w:proofErr w:type="spellEnd"/>
-      <w:r>
-        <w:rPr>
-          <w:highlight w:val="red"/>
-        </w:rPr>
-        <w:t>.</w:t>
+        <w:t>Finalmente, se espera que este dispositivo pueda valer como herramienta para desarrollar actividades al aire libre de una manera más cómoda y que no genere inconvenientes como los que podría generar al portar un teléfono. Permitiendo escuchar música, enviar un mensaje de alerta al estar en una situación de emergencia, donde se pueda apreciar la ubicación en tiempo real de la persona a través de una interfaz humana, y por otro lado fomentar al desarrollo de proyectos usando tecnología poco usada en Venezuela, como lo son los módulos LoRa.</w:t>
       </w:r>
     </w:p>
     <w:p>
@@ -32594,6 +29108,7 @@
         <w:t xml:space="preserve"> </w:t>
       </w:r>
       <w:proofErr w:type="spellStart"/>
+      <w:proofErr w:type="gramStart"/>
       <w:r>
         <w:rPr>
           <w:b/>
@@ -32607,7 +29122,14 @@
         <w:rPr>
           <w:lang w:val="es-ES"/>
         </w:rPr>
-        <w:t xml:space="preserve">(2021). </w:t>
+        <w:t>(</w:t>
+      </w:r>
+      <w:proofErr w:type="gramEnd"/>
+      <w:r>
+        <w:rPr>
+          <w:lang w:val="es-ES"/>
+        </w:rPr>
+        <w:t xml:space="preserve">2021). </w:t>
       </w:r>
       <w:r>
         <w:rPr>
@@ -32619,10 +29141,10 @@
       <w:r>
         <w:t xml:space="preserve">. Recuperado de </w:t>
       </w:r>
-      <w:hyperlink r:id="rId35" w:anchor=":~:text=La%20historia%20de%20LoRa%20comenz%C3%B3,convertir%20la%20idea%20en%20realidad">
+      <w:hyperlink r:id="rId36" w:anchor=":~:text=La%20historia%20de%20LoRa%20comenz%C3%B3,convertir%20la%20idea%20en%20realidad">
         <w:r>
           <w:rPr>
-            <w:rStyle w:val="Hyperlink"/>
+            <w:rStyle w:val="Hipervnculo"/>
           </w:rPr>
           <w:t>https://www.gotoiot.com/pages/articles/lora_intro/index.html#:~:text=La%20historia%20de%20LoRa%20comenz%C3%B3,convertir%20la%20idea%20en%20realidad</w:t>
         </w:r>
@@ -32669,10 +29191,10 @@
         </w:rPr>
         <w:t xml:space="preserve">. Disponible en: </w:t>
       </w:r>
-      <w:hyperlink r:id="rId36">
+      <w:hyperlink r:id="rId37">
         <w:r>
           <w:rPr>
-            <w:rStyle w:val="Hyperlink"/>
+            <w:rStyle w:val="Hipervnculo"/>
             <w:rFonts w:ascii="Times New Roman" w:eastAsia="Times New Roman" w:hAnsi="Times New Roman" w:cs="Times New Roman"/>
             <w:sz w:val="24"/>
             <w:szCs w:val="24"/>
@@ -32687,7 +29209,7 @@
         <w:spacing w:before="0" w:beforeAutospacing="0" w:after="0" w:afterAutospacing="0" w:line="480" w:lineRule="auto"/>
         <w:ind w:left="720" w:hanging="720"/>
         <w:rPr>
-          <w:rStyle w:val="Hyperlink"/>
+          <w:rStyle w:val="Hipervnculo"/>
           <w:lang w:val="en-US"/>
         </w:rPr>
       </w:pPr>
@@ -32731,10 +29253,10 @@
         </w:rPr>
         <w:t xml:space="preserve">Ed. Boston. </w:t>
       </w:r>
-      <w:hyperlink r:id="rId37" w:history="1">
+      <w:hyperlink r:id="rId38" w:history="1">
         <w:r>
           <w:rPr>
-            <w:rStyle w:val="Hyperlink"/>
+            <w:rStyle w:val="Hipervnculo"/>
             <w:lang w:val="en-US"/>
           </w:rPr>
           <w:t>https://stars.library.ucf.edu/cirs/2027/</w:t>
@@ -32747,7 +29269,7 @@
         <w:spacing w:before="0" w:beforeAutospacing="0" w:after="0" w:afterAutospacing="0" w:line="480" w:lineRule="auto"/>
         <w:ind w:left="709" w:hanging="709"/>
         <w:rPr>
-          <w:rStyle w:val="Hyperlink"/>
+          <w:rStyle w:val="Hipervnculo"/>
           <w:rFonts w:eastAsiaTheme="majorEastAsia"/>
         </w:rPr>
       </w:pPr>
@@ -32785,10 +29307,10 @@
       <w:r>
         <w:t xml:space="preserve">n: </w:t>
       </w:r>
-      <w:hyperlink r:id="rId38" w:history="1">
+      <w:hyperlink r:id="rId39" w:history="1">
         <w:r>
           <w:rPr>
-            <w:rStyle w:val="Hyperlink"/>
+            <w:rStyle w:val="Hipervnculo"/>
             <w:rFonts w:eastAsiaTheme="majorEastAsia"/>
           </w:rPr>
           <w:t>https://www.dfrobot.com/product-1121.html</w:t>
@@ -32802,7 +29324,7 @@
         <w:ind w:left="720" w:hanging="720"/>
         <w:jc w:val="both"/>
         <w:rPr>
-          <w:rStyle w:val="Hyperlink"/>
+          <w:rStyle w:val="Hipervnculo"/>
         </w:rPr>
       </w:pPr>
       <w:r>
@@ -32954,10 +29476,10 @@
       <w:r>
         <w:t xml:space="preserve">n: </w:t>
       </w:r>
-      <w:hyperlink r:id="rId39" w:history="1">
+      <w:hyperlink r:id="rId40" w:history="1">
         <w:r>
           <w:rPr>
-            <w:rStyle w:val="Hyperlink"/>
+            <w:rStyle w:val="Hipervnculo"/>
           </w:rPr>
           <w:t>https://www.tme.eu/es/news/library-articles/page/22568/Como-funciona-y-que-hace-el-acelerometro/</w:t>
         </w:r>
@@ -32992,10 +29514,10 @@
       <w:r>
         <w:t xml:space="preserve">Recuperado de </w:t>
       </w:r>
-      <w:hyperlink r:id="rId40">
+      <w:hyperlink r:id="rId41">
         <w:r>
           <w:rPr>
-            <w:rStyle w:val="Hyperlink"/>
+            <w:rStyle w:val="Hipervnculo"/>
           </w:rPr>
           <w:t>https://medium.com/pruebas-de-laboratorio-de-la-modulaci%C3%B3n-lora/modulaci%C3%B3n-lora-4ad74cabd59e</w:t>
         </w:r>
@@ -33043,7 +29565,7 @@
         <w:ind w:left="720" w:hanging="720"/>
         <w:jc w:val="both"/>
         <w:rPr>
-          <w:rStyle w:val="Hyperlink"/>
+          <w:rStyle w:val="Hipervnculo"/>
         </w:rPr>
       </w:pPr>
     </w:p>
@@ -33085,10 +29607,10 @@
       <w:r>
         <w:t xml:space="preserve">6). Manual de trabajos de grado de Especialización y Maestría y tesis doctorales. </w:t>
       </w:r>
-      <w:hyperlink r:id="rId41" w:history="1">
+      <w:hyperlink r:id="rId42" w:history="1">
         <w:r>
           <w:rPr>
-            <w:rStyle w:val="Hyperlink"/>
+            <w:rStyle w:val="Hipervnculo"/>
           </w:rPr>
           <w:t>https://bvs.minsa.gob.pe/local/MINSA/3993.pdf</w:t>
         </w:r>
@@ -33194,10 +29716,10 @@
       <w:r>
         <w:t xml:space="preserve">Disponible en: </w:t>
       </w:r>
-      <w:hyperlink r:id="rId42" w:history="1">
+      <w:hyperlink r:id="rId43" w:history="1">
         <w:r>
           <w:rPr>
-            <w:rStyle w:val="Hyperlink"/>
+            <w:rStyle w:val="Hipervnculo"/>
           </w:rPr>
           <w:t>https://bibdigital.epn.edu.ec/handle/15000/24963</w:t>
         </w:r>
@@ -33209,13 +29731,14 @@
         <w:ind w:left="720" w:hanging="720"/>
         <w:jc w:val="both"/>
         <w:rPr>
-          <w:rStyle w:val="Hyperlink"/>
+          <w:rStyle w:val="Hipervnculo"/>
           <w:rFonts w:ascii="Times New Roman" w:eastAsia="Times New Roman" w:hAnsi="Times New Roman" w:cs="Times New Roman"/>
           <w:sz w:val="24"/>
           <w:szCs w:val="24"/>
         </w:rPr>
       </w:pPr>
       <w:proofErr w:type="spellStart"/>
+      <w:proofErr w:type="gramStart"/>
       <w:r>
         <w:rPr>
           <w:rFonts w:ascii="Times New Roman" w:eastAsia="Times New Roman" w:hAnsi="Times New Roman" w:cs="Times New Roman"/>
@@ -33233,7 +29756,16 @@
           <w:sz w:val="24"/>
           <w:szCs w:val="24"/>
         </w:rPr>
-        <w:t xml:space="preserve">(2023). </w:t>
+        <w:t>(</w:t>
+      </w:r>
+      <w:proofErr w:type="gramEnd"/>
+      <w:r>
+        <w:rPr>
+          <w:rFonts w:ascii="Times New Roman" w:eastAsia="Times New Roman" w:hAnsi="Times New Roman" w:cs="Times New Roman"/>
+          <w:sz w:val="24"/>
+          <w:szCs w:val="24"/>
+        </w:rPr>
+        <w:t xml:space="preserve">2023). </w:t>
       </w:r>
       <w:r>
         <w:rPr>
@@ -33253,10 +29785,10 @@
         </w:rPr>
         <w:t xml:space="preserve">. Disponible en </w:t>
       </w:r>
-      <w:hyperlink r:id="rId43">
+      <w:hyperlink r:id="rId44">
         <w:r>
           <w:rPr>
-            <w:rStyle w:val="Hyperlink"/>
+            <w:rStyle w:val="Hipervnculo"/>
             <w:rFonts w:ascii="Times New Roman" w:eastAsia="Times New Roman" w:hAnsi="Times New Roman" w:cs="Times New Roman"/>
             <w:sz w:val="24"/>
             <w:szCs w:val="24"/>
@@ -33307,10 +29839,10 @@
         </w:rPr>
         <w:t xml:space="preserve"> Disponible en </w:t>
       </w:r>
-      <w:hyperlink r:id="rId44">
+      <w:hyperlink r:id="rId45">
         <w:r>
           <w:rPr>
-            <w:rStyle w:val="Hyperlink"/>
+            <w:rStyle w:val="Hipervnculo"/>
             <w:rFonts w:ascii="Times New Roman" w:eastAsia="Times New Roman" w:hAnsi="Times New Roman" w:cs="Times New Roman"/>
             <w:sz w:val="24"/>
             <w:szCs w:val="24"/>
@@ -33391,10 +29923,10 @@
         </w:rPr>
         <w:t xml:space="preserve"> </w:t>
       </w:r>
-      <w:hyperlink r:id="rId45">
+      <w:hyperlink r:id="rId46">
         <w:r>
           <w:rPr>
-            <w:rStyle w:val="Hyperlink"/>
+            <w:rStyle w:val="Hipervnculo"/>
             <w:rFonts w:ascii="Times New Roman" w:eastAsia="Times New Roman" w:hAnsi="Times New Roman" w:cs="Times New Roman"/>
             <w:sz w:val="24"/>
             <w:szCs w:val="24"/>
@@ -33497,10 +30029,10 @@
         </w:rPr>
         <w:t xml:space="preserve"> </w:t>
       </w:r>
-      <w:hyperlink r:id="rId46">
+      <w:hyperlink r:id="rId47">
         <w:r>
           <w:rPr>
-            <w:rStyle w:val="Hyperlink"/>
+            <w:rStyle w:val="Hipervnculo"/>
             <w:rFonts w:ascii="Times New Roman" w:eastAsia="Times New Roman" w:hAnsi="Times New Roman" w:cs="Times New Roman"/>
             <w:sz w:val="24"/>
             <w:szCs w:val="24"/>
@@ -33523,13 +30055,29 @@
           <w:lang w:val="en-US"/>
         </w:rPr>
         <w:lastRenderedPageBreak/>
-        <w:t>LoRa Alliance</w:t>
-      </w:r>
-      <w:r>
-        <w:rPr>
+        <w:t xml:space="preserve">LoRa </w:t>
+      </w:r>
+      <w:proofErr w:type="gramStart"/>
+      <w:r>
+        <w:rPr>
+          <w:b/>
+          <w:bCs/>
           <w:lang w:val="en-US"/>
         </w:rPr>
-        <w:t xml:space="preserve">(2015). </w:t>
+        <w:t>Alliance</w:t>
+      </w:r>
+      <w:r>
+        <w:rPr>
+          <w:lang w:val="en-US"/>
+        </w:rPr>
+        <w:t>(</w:t>
+      </w:r>
+      <w:proofErr w:type="gramEnd"/>
+      <w:r>
+        <w:rPr>
+          <w:lang w:val="en-US"/>
+        </w:rPr>
+        <w:t xml:space="preserve">2015). </w:t>
       </w:r>
       <w:r>
         <w:rPr>
@@ -33548,10 +30096,10 @@
       <w:r>
         <w:t xml:space="preserve">Recuperado 4 de julio de 2024, de  </w:t>
       </w:r>
-      <w:hyperlink r:id="rId47">
+      <w:hyperlink r:id="rId48">
         <w:r>
           <w:rPr>
-            <w:rStyle w:val="Hyperlink"/>
+            <w:rStyle w:val="Hipervnculo"/>
           </w:rPr>
           <w:t>https://lora-alliance.org/wp-content/uploads/2020/11/what-is-lorawan.pdf</w:t>
         </w:r>
@@ -33595,10 +30143,10 @@
       <w:r>
         <w:t xml:space="preserve"> </w:t>
       </w:r>
-      <w:hyperlink r:id="rId48">
+      <w:hyperlink r:id="rId49">
         <w:r>
           <w:rPr>
-            <w:rStyle w:val="Hyperlink"/>
+            <w:rStyle w:val="Hipervnculo"/>
           </w:rPr>
           <w:t>https://www.researchgate.net/publication/311949971_EFECTOS_DE_LA_MUSICA_SOBRE_EL_RENDIMIENTO_FISICO-MOTOR_UNA_REVISION_SISTEMATICA_DE_LITERATURA_CIENTIFICA_EFFECTS_OF_MUSIC_ON_PHYSICAL-MOTOR_PERFORMANCE_A_SYSTEMATIC_REVIEW_OF_SCIENTIFIC_LITERATURE</w:t>
         </w:r>
@@ -33655,10 +30203,10 @@
       <w:r>
         <w:t xml:space="preserve">Instituto de Investigaciones Bibliotecológicas y de la Información, UNAM. </w:t>
       </w:r>
-      <w:hyperlink r:id="rId49" w:history="1">
+      <w:hyperlink r:id="rId50" w:history="1">
         <w:r>
           <w:rPr>
-            <w:rStyle w:val="Hyperlink"/>
+            <w:rStyle w:val="Hipervnculo"/>
             <w:rFonts w:eastAsiaTheme="majorEastAsia"/>
           </w:rPr>
           <w:t>http://ru.iibi.unam.mx/jspui/bitstream/IIBI_UNAM/CL382/1/naturaleza_metodo_investigacion_bibliotecologica_transformacion_de_la_metodologia_patricia_h.pdf</w:t>
@@ -33683,6 +30231,7 @@
           <w:rFonts w:eastAsiaTheme="majorEastAsia"/>
         </w:rPr>
       </w:pPr>
+      <w:proofErr w:type="gramStart"/>
       <w:r>
         <w:rPr>
           <w:b/>
@@ -33692,7 +30241,11 @@
         <w:t>SAP</w:t>
       </w:r>
       <w:r>
-        <w:t xml:space="preserve">(s. f.) </w:t>
+        <w:t>(</w:t>
+      </w:r>
+      <w:proofErr w:type="gramEnd"/>
+      <w:r>
+        <w:t xml:space="preserve">s. f.) </w:t>
       </w:r>
       <w:r>
         <w:rPr>
@@ -33704,10 +30257,10 @@
       <w:r>
         <w:t xml:space="preserve">. Recuperado 3 de julio de 2024, de </w:t>
       </w:r>
-      <w:hyperlink r:id="rId50">
+      <w:hyperlink r:id="rId51">
         <w:r>
           <w:rPr>
-            <w:rStyle w:val="Hyperlink"/>
+            <w:rStyle w:val="Hipervnculo"/>
             <w:rFonts w:eastAsiaTheme="majorEastAsia"/>
           </w:rPr>
           <w:t>https://www.sap.com/latinamerica/products/artificial-intelligence/what-is-iot.html?url_id=text-lao-404-reclink</w:t>
@@ -33720,7 +30273,7 @@
         <w:spacing w:before="0" w:beforeAutospacing="0" w:after="0" w:afterAutospacing="0" w:line="480" w:lineRule="auto"/>
         <w:ind w:left="720" w:hanging="720"/>
         <w:rPr>
-          <w:rStyle w:val="Hyperlink"/>
+          <w:rStyle w:val="Hipervnculo"/>
           <w:rFonts w:eastAsiaTheme="majorEastAsia"/>
           <w:color w:val="auto"/>
           <w:u w:val="none"/>
@@ -33755,10 +30308,10 @@
         </w:rPr>
         <w:t xml:space="preserve">. Disponible en </w:t>
       </w:r>
-      <w:hyperlink r:id="rId51">
+      <w:hyperlink r:id="rId52">
         <w:r>
           <w:rPr>
-            <w:rStyle w:val="Hyperlink"/>
+            <w:rStyle w:val="Hipervnculo"/>
             <w:rFonts w:eastAsiaTheme="majorEastAsia"/>
             <w:lang w:val="es-ES"/>
           </w:rPr>
@@ -33773,7 +30326,7 @@
         <w:ind w:left="720" w:hanging="720"/>
         <w:jc w:val="both"/>
         <w:rPr>
-          <w:rStyle w:val="Hyperlink"/>
+          <w:rStyle w:val="Hipervnculo"/>
         </w:rPr>
       </w:pPr>
       <w:proofErr w:type="spellStart"/>
@@ -33901,10 +30454,10 @@
       <w:r>
         <w:t xml:space="preserve"> Disponible en: </w:t>
       </w:r>
-      <w:hyperlink r:id="rId52">
+      <w:hyperlink r:id="rId53">
         <w:r>
           <w:rPr>
-            <w:rStyle w:val="Hyperlink"/>
+            <w:rStyle w:val="Hipervnculo"/>
           </w:rPr>
           <w:t>https://riunet.upv.es/handle/10251/139815</w:t>
         </w:r>
@@ -33939,10 +30492,10 @@
       <w:r>
         <w:br/>
       </w:r>
-      <w:hyperlink r:id="rId53" w:history="1">
+      <w:hyperlink r:id="rId54" w:history="1">
         <w:r>
           <w:rPr>
-            <w:rStyle w:val="Hyperlink"/>
+            <w:rStyle w:val="Hipervnculo"/>
           </w:rPr>
           <w:t>https://heltec.org/project/wireless-tracker/</w:t>
         </w:r>
@@ -33955,10 +30508,10 @@
         <w:ind w:left="720" w:hanging="720"/>
         <w:jc w:val="both"/>
       </w:pPr>
-      <w:hyperlink r:id="rId54" w:history="1">
+      <w:hyperlink r:id="rId55" w:history="1">
         <w:r>
           <w:rPr>
-            <w:rStyle w:val="Hyperlink"/>
+            <w:rStyle w:val="Hipervnculo"/>
           </w:rPr>
           <w:t>https://es.unicore.com/products/dual-band-gps-chip-uc6580/</w:t>
         </w:r>
@@ -33992,7 +30545,7 @@
     <w:p/>
     <w:p/>
     <w:sectPr>
-      <w:footerReference w:type="default" r:id="rId55"/>
+      <w:footerReference w:type="default" r:id="rId56"/>
       <w:pgSz w:w="12240" w:h="15840"/>
       <w:pgMar w:top="1985" w:right="1418" w:bottom="1418" w:left="1985" w:header="709" w:footer="709" w:gutter="0"/>
       <w:pgNumType w:start="1"/>
@@ -34004,65 +30557,98 @@
 </file>
 
 <file path=word/comments.xml><?xml version="1.0" encoding="utf-8"?>
-<w:comments xmlns:wpc="http://schemas.microsoft.com/office/word/2010/wordprocessingCanvas" xmlns:cx="http://schemas.microsoft.com/office/drawing/2014/chartex" xmlns:cx1="http://schemas.microsoft.com/office/drawing/2015/9/8/chartex" xmlns:cx2="http://schemas.microsoft.com/office/drawing/2015/10/21/chartex" xmlns:cx3="http://schemas.microsoft.com/office/drawing/2016/5/9/chartex" xmlns:cx4="http://schemas.microsoft.com/office/drawing/2016/5/10/chartex" xmlns:cx5="http://schemas.microsoft.com/office/drawing/2016/5/11/chartex" xmlns:cx6="http://schemas.microsoft.com/office/drawing/2016/5/12/chartex" xmlns:cx7="http://schemas.microsoft.com/office/drawing/2016/5/13/chartex" xmlns:cx8="http://schemas.microsoft.com/office/drawing/2016/5/14/chartex" xmlns:mc="http://schemas.openxmlformats.org/markup-compatibility/2006" xmlns:aink="http://schemas.microsoft.com/office/drawing/2016/ink" xmlns:am3d="http://schemas.microsoft.com/office/drawing/2017/model3d" xmlns:o="urn:schemas-microsoft-com:office:office" xmlns:oel="http://schemas.microsoft.com/office/2019/extlst" xmlns:r="http://schemas.openxmlformats.org/officeDocument/2006/relationships" xmlns:m="http://schemas.openxmlformats.org/officeDocument/2006/math" xmlns:v="urn:schemas-microsoft-com:vml" xmlns:wp14="http://schemas.microsoft.com/office/word/2010/wordprocessingDrawing" xmlns:wp="http://schemas.openxmlformats.org/drawingml/2006/wordprocessingDrawing" xmlns:w10="urn:schemas-microsoft-com:office:word" xmlns:w="http://schemas.openxmlformats.org/wordprocessingml/2006/main" xmlns:w14="http://schemas.microsoft.com/office/word/2010/wordml" xmlns:w15="http://schemas.microsoft.com/office/word/2012/wordml" xmlns:w16cex="http://schemas.microsoft.com/office/word/2018/wordml/cex" xmlns:w16cid="http://schemas.microsoft.com/office/word/2016/wordml/cid" xmlns:w16="http://schemas.microsoft.com/office/word/2018/wordml" xmlns:w16du="http://schemas.microsoft.com/office/word/2023/wordml/word16du" xmlns:w16sdtdh="http://schemas.microsoft.com/office/word/2020/wordml/sdtdatahash" xmlns:w16sdtfl="http://schemas.microsoft.com/office/word/2024/wordml/sdtformatlock" xmlns:w16se="http://schemas.microsoft.com/office/word/2015/wordml/symex" xmlns:wpg="http://schemas.microsoft.com/office/word/2010/wordprocessingGroup" xmlns:wpi="http://schemas.microsoft.com/office/word/2010/wordprocessingInk" xmlns:wne="http://schemas.microsoft.com/office/word/2006/wordml" xmlns:wps="http://schemas.microsoft.com/office/word/2010/wordprocessingShape" mc:Ignorable="w14 w15 w16se w16cid w16 w16cex w16sdtdh w16sdtfl w16du wp14">
+<w:comments xmlns:wpc="http://schemas.microsoft.com/office/word/2010/wordprocessingCanvas" xmlns:cx="http://schemas.microsoft.com/office/drawing/2014/chartex" xmlns:cx1="http://schemas.microsoft.com/office/drawing/2015/9/8/chartex" xmlns:cx2="http://schemas.microsoft.com/office/drawing/2015/10/21/chartex" xmlns:cx3="http://schemas.microsoft.com/office/drawing/2016/5/9/chartex" xmlns:cx4="http://schemas.microsoft.com/office/drawing/2016/5/10/chartex" xmlns:cx5="http://schemas.microsoft.com/office/drawing/2016/5/11/chartex" xmlns:cx6="http://schemas.microsoft.com/office/drawing/2016/5/12/chartex" xmlns:cx7="http://schemas.microsoft.com/office/drawing/2016/5/13/chartex" xmlns:cx8="http://schemas.microsoft.com/office/drawing/2016/5/14/chartex" xmlns:mc="http://schemas.openxmlformats.org/markup-compatibility/2006" xmlns:aink="http://schemas.microsoft.com/office/drawing/2016/ink" xmlns:am3d="http://schemas.microsoft.com/office/drawing/2017/model3d" xmlns:o="urn:schemas-microsoft-com:office:office" xmlns:r="http://schemas.openxmlformats.org/officeDocument/2006/relationships" xmlns:m="http://schemas.openxmlformats.org/officeDocument/2006/math" xmlns:v="urn:schemas-microsoft-com:vml" xmlns:wp14="http://schemas.microsoft.com/office/word/2010/wordprocessingDrawing" xmlns:wp="http://schemas.openxmlformats.org/drawingml/2006/wordprocessingDrawing" xmlns:w10="urn:schemas-microsoft-com:office:word" xmlns:w="http://schemas.openxmlformats.org/wordprocessingml/2006/main" xmlns:w14="http://schemas.microsoft.com/office/word/2010/wordml" xmlns:w15="http://schemas.microsoft.com/office/word/2012/wordml" xmlns:w16cex="http://schemas.microsoft.com/office/word/2018/wordml/cex" xmlns:w16cid="http://schemas.microsoft.com/office/word/2016/wordml/cid" xmlns:w16="http://schemas.microsoft.com/office/word/2018/wordml" xmlns:w16sdtdh="http://schemas.microsoft.com/office/word/2020/wordml/sdtdatahash" xmlns:w16se="http://schemas.microsoft.com/office/word/2015/wordml/symex" xmlns:wpg="http://schemas.microsoft.com/office/word/2010/wordprocessingGroup" xmlns:wpi="http://schemas.microsoft.com/office/word/2010/wordprocessingInk" xmlns:wne="http://schemas.microsoft.com/office/word/2006/wordml" xmlns:wps="http://schemas.microsoft.com/office/word/2010/wordprocessingShape" mc:Ignorable="w14 w15 w16se w16cid w16 w16cex w16sdtdh wp14">
   <w:comment w:id="82" w:author="daniela alejandra cañas urbina" w:date="2025-10-13T20:37:00Z" w:initials="dc">
     <w:p>
       <w:pPr>
-        <w:pStyle w:val="CommentText"/>
-      </w:pPr>
-      <w:r>
-        <w:rPr>
-          <w:rStyle w:val="CommentReference"/>
+        <w:pStyle w:val="Textocomentario"/>
+      </w:pPr>
+      <w:r>
+        <w:rPr>
+          <w:rStyle w:val="Refdecomentario"/>
         </w:rPr>
         <w:annotationRef/>
       </w:r>
       <w:r>
-        <w:t>No se si se tiene que colocar que ya se realizó</w:t>
+        <w:t xml:space="preserve">No </w:t>
+      </w:r>
+      <w:proofErr w:type="spellStart"/>
+      <w:r>
+        <w:t>se</w:t>
+      </w:r>
+      <w:proofErr w:type="spellEnd"/>
+      <w:r>
+        <w:t xml:space="preserve"> si se tiene que colocar que ya se realizó</w:t>
       </w:r>
     </w:p>
   </w:comment>
-  <w:comment w:id="96" w:author="daniela alejandra cañas urbina" w:date="2025-10-14T13:19:00Z" w:initials="dc">
-    <w:p>
-      <w:pPr>
-        <w:pStyle w:val="CommentText"/>
-      </w:pPr>
-      <w:r>
-        <w:rPr>
-          <w:rStyle w:val="CommentReference"/>
+  <w:comment w:id="83" w:author="Gabriel Giménez" w:date="2025-10-14T21:02:00Z" w:initials="GG">
+    <w:p>
+      <w:pPr>
+        <w:pStyle w:val="Textocomentario"/>
+      </w:pPr>
+      <w:r>
+        <w:rPr>
+          <w:rStyle w:val="Refdecomentario"/>
         </w:rPr>
         <w:annotationRef/>
       </w:r>
       <w:r>
-        <w:t>Agregar porque si llegó a agarrar en algunos momentos (Gabriel)</w:t>
-      </w:r>
+        <w:rPr>
+          <w:rStyle w:val="Refdecomentario"/>
+        </w:rPr>
+        <w:annotationRef/>
+      </w:r>
+      <w:r>
+        <w:t xml:space="preserve">Le pregunte a mi mama y me dijo que se dice “sustenta la presente investigación”, porque la estas mostrando y todavía no ha sido aprobada, de todas </w:t>
+      </w:r>
+      <w:r>
+        <w:t>formas,</w:t>
+      </w:r>
+      <w:r>
+        <w:t xml:space="preserve"> se puede preguntar</w:t>
+      </w:r>
+      <w:r>
+        <w:t xml:space="preserve"> a </w:t>
+      </w:r>
+      <w:proofErr w:type="spellStart"/>
+      <w:r>
+        <w:t>benvenuto</w:t>
+      </w:r>
+      <w:proofErr w:type="spellEnd"/>
+    </w:p>
+    <w:p>
+      <w:pPr>
+        <w:pStyle w:val="Textocomentario"/>
+      </w:pPr>
     </w:p>
   </w:comment>
 </w:comments>
 </file>
 
 <file path=word/commentsExtended.xml><?xml version="1.0" encoding="utf-8"?>
-<w15:commentsEx xmlns:wpc="http://schemas.microsoft.com/office/word/2010/wordprocessingCanvas" xmlns:cx="http://schemas.microsoft.com/office/drawing/2014/chartex" xmlns:cx1="http://schemas.microsoft.com/office/drawing/2015/9/8/chartex" xmlns:cx2="http://schemas.microsoft.com/office/drawing/2015/10/21/chartex" xmlns:cx3="http://schemas.microsoft.com/office/drawing/2016/5/9/chartex" xmlns:cx4="http://schemas.microsoft.com/office/drawing/2016/5/10/chartex" xmlns:cx5="http://schemas.microsoft.com/office/drawing/2016/5/11/chartex" xmlns:cx6="http://schemas.microsoft.com/office/drawing/2016/5/12/chartex" xmlns:cx7="http://schemas.microsoft.com/office/drawing/2016/5/13/chartex" xmlns:cx8="http://schemas.microsoft.com/office/drawing/2016/5/14/chartex" xmlns:mc="http://schemas.openxmlformats.org/markup-compatibility/2006" xmlns:aink="http://schemas.microsoft.com/office/drawing/2016/ink" xmlns:am3d="http://schemas.microsoft.com/office/drawing/2017/model3d" xmlns:o="urn:schemas-microsoft-com:office:office" xmlns:oel="http://schemas.microsoft.com/office/2019/extlst" xmlns:r="http://schemas.openxmlformats.org/officeDocument/2006/relationships" xmlns:m="http://schemas.openxmlformats.org/officeDocument/2006/math" xmlns:v="urn:schemas-microsoft-com:vml" xmlns:wp14="http://schemas.microsoft.com/office/word/2010/wordprocessingDrawing" xmlns:wp="http://schemas.openxmlformats.org/drawingml/2006/wordprocessingDrawing" xmlns:w10="urn:schemas-microsoft-com:office:word" xmlns:w="http://schemas.openxmlformats.org/wordprocessingml/2006/main" xmlns:w14="http://schemas.microsoft.com/office/word/2010/wordml" xmlns:w15="http://schemas.microsoft.com/office/word/2012/wordml" xmlns:w16cex="http://schemas.microsoft.com/office/word/2018/wordml/cex" xmlns:w16cid="http://schemas.microsoft.com/office/word/2016/wordml/cid" xmlns:w16="http://schemas.microsoft.com/office/word/2018/wordml" xmlns:w16du="http://schemas.microsoft.com/office/word/2023/wordml/word16du" xmlns:w16sdtdh="http://schemas.microsoft.com/office/word/2020/wordml/sdtdatahash" xmlns:w16sdtfl="http://schemas.microsoft.com/office/word/2024/wordml/sdtformatlock" xmlns:w16se="http://schemas.microsoft.com/office/word/2015/wordml/symex" xmlns:wpg="http://schemas.microsoft.com/office/word/2010/wordprocessingGroup" xmlns:wpi="http://schemas.microsoft.com/office/word/2010/wordprocessingInk" xmlns:wne="http://schemas.microsoft.com/office/word/2006/wordml" xmlns:wps="http://schemas.microsoft.com/office/word/2010/wordprocessingShape" mc:Ignorable="w14 w15 w16se w16cid w16 w16cex w16sdtdh w16sdtfl w16du wp14">
+<w15:commentsEx xmlns:wpc="http://schemas.microsoft.com/office/word/2010/wordprocessingCanvas" xmlns:cx="http://schemas.microsoft.com/office/drawing/2014/chartex" xmlns:cx1="http://schemas.microsoft.com/office/drawing/2015/9/8/chartex" xmlns:cx2="http://schemas.microsoft.com/office/drawing/2015/10/21/chartex" xmlns:cx3="http://schemas.microsoft.com/office/drawing/2016/5/9/chartex" xmlns:cx4="http://schemas.microsoft.com/office/drawing/2016/5/10/chartex" xmlns:cx5="http://schemas.microsoft.com/office/drawing/2016/5/11/chartex" xmlns:cx6="http://schemas.microsoft.com/office/drawing/2016/5/12/chartex" xmlns:cx7="http://schemas.microsoft.com/office/drawing/2016/5/13/chartex" xmlns:cx8="http://schemas.microsoft.com/office/drawing/2016/5/14/chartex" xmlns:mc="http://schemas.openxmlformats.org/markup-compatibility/2006" xmlns:aink="http://schemas.microsoft.com/office/drawing/2016/ink" xmlns:am3d="http://schemas.microsoft.com/office/drawing/2017/model3d" xmlns:o="urn:schemas-microsoft-com:office:office" xmlns:r="http://schemas.openxmlformats.org/officeDocument/2006/relationships" xmlns:m="http://schemas.openxmlformats.org/officeDocument/2006/math" xmlns:v="urn:schemas-microsoft-com:vml" xmlns:wp14="http://schemas.microsoft.com/office/word/2010/wordprocessingDrawing" xmlns:wp="http://schemas.openxmlformats.org/drawingml/2006/wordprocessingDrawing" xmlns:w10="urn:schemas-microsoft-com:office:word" xmlns:w="http://schemas.openxmlformats.org/wordprocessingml/2006/main" xmlns:w14="http://schemas.microsoft.com/office/word/2010/wordml" xmlns:w15="http://schemas.microsoft.com/office/word/2012/wordml" xmlns:w16cex="http://schemas.microsoft.com/office/word/2018/wordml/cex" xmlns:w16cid="http://schemas.microsoft.com/office/word/2016/wordml/cid" xmlns:w16="http://schemas.microsoft.com/office/word/2018/wordml" xmlns:w16sdtdh="http://schemas.microsoft.com/office/word/2020/wordml/sdtdatahash" xmlns:w16se="http://schemas.microsoft.com/office/word/2015/wordml/symex" xmlns:wpg="http://schemas.microsoft.com/office/word/2010/wordprocessingGroup" xmlns:wpi="http://schemas.microsoft.com/office/word/2010/wordprocessingInk" xmlns:wne="http://schemas.microsoft.com/office/word/2006/wordml" xmlns:wps="http://schemas.microsoft.com/office/word/2010/wordprocessingShape" mc:Ignorable="w14 w15 w16se w16cid w16 w16cex w16sdtdh wp14">
   <w15:commentEx w15:paraId="54960B64" w15:done="0"/>
-  <w15:commentEx w15:paraId="5F97827C" w15:done="0"/>
+  <w15:commentEx w15:paraId="6BD59855" w15:paraIdParent="54960B64" w15:done="0"/>
 </w15:commentsEx>
 </file>
 
 <file path=word/commentsExtensible.xml><?xml version="1.0" encoding="utf-8"?>
-<w16cex:commentsExtensible xmlns:wpc="http://schemas.microsoft.com/office/word/2010/wordprocessingCanvas" xmlns:cx="http://schemas.microsoft.com/office/drawing/2014/chartex" xmlns:cx1="http://schemas.microsoft.com/office/drawing/2015/9/8/chartex" xmlns:cx2="http://schemas.microsoft.com/office/drawing/2015/10/21/chartex" xmlns:cx3="http://schemas.microsoft.com/office/drawing/2016/5/9/chartex" xmlns:cx4="http://schemas.microsoft.com/office/drawing/2016/5/10/chartex" xmlns:cx5="http://schemas.microsoft.com/office/drawing/2016/5/11/chartex" xmlns:cx6="http://schemas.microsoft.com/office/drawing/2016/5/12/chartex" xmlns:cx7="http://schemas.microsoft.com/office/drawing/2016/5/13/chartex" xmlns:cx8="http://schemas.microsoft.com/office/drawing/2016/5/14/chartex" xmlns:cr="http://schemas.microsoft.com/office/comments/2020/reactions" xmlns:mc="http://schemas.openxmlformats.org/markup-compatibility/2006" xmlns:aink="http://schemas.microsoft.com/office/drawing/2016/ink" xmlns:am3d="http://schemas.microsoft.com/office/drawing/2017/model3d" xmlns:o="urn:schemas-microsoft-com:office:office" xmlns:oel="http://schemas.microsoft.com/office/2019/extlst" xmlns:r="http://schemas.openxmlformats.org/officeDocument/2006/relationships" xmlns:m="http://schemas.openxmlformats.org/officeDocument/2006/math" xmlns:v="urn:schemas-microsoft-com:vml" xmlns:wp14="http://schemas.microsoft.com/office/word/2010/wordprocessingDrawing" xmlns:wp="http://schemas.openxmlformats.org/drawingml/2006/wordprocessingDrawing" xmlns:w10="urn:schemas-microsoft-com:office:word" xmlns:w="http://schemas.openxmlformats.org/wordprocessingml/2006/main" xmlns:w14="http://schemas.microsoft.com/office/word/2010/wordml" xmlns:w15="http://schemas.microsoft.com/office/word/2012/wordml" xmlns:w16cex="http://schemas.microsoft.com/office/word/2018/wordml/cex" xmlns:w16cid="http://schemas.microsoft.com/office/word/2016/wordml/cid" xmlns:w16="http://schemas.microsoft.com/office/word/2018/wordml" xmlns:w16du="http://schemas.microsoft.com/office/word/2023/wordml/word16du" xmlns:w16sdtdh="http://schemas.microsoft.com/office/word/2020/wordml/sdtdatahash" xmlns:w16sdtfl="http://schemas.microsoft.com/office/word/2024/wordml/sdtformatlock" xmlns:w16se="http://schemas.microsoft.com/office/word/2015/wordml/symex" xmlns:wpg="http://schemas.microsoft.com/office/word/2010/wordprocessingGroup" xmlns:wpi="http://schemas.microsoft.com/office/word/2010/wordprocessingInk" xmlns:wne="http://schemas.microsoft.com/office/word/2006/wordml" xmlns:wps="http://schemas.microsoft.com/office/word/2010/wordprocessingShape" mc:Ignorable="w14 w15 w16se w16cid w16 w16cex w16sdtdh w16sdtfl cr w16du wp14">
+<w16cex:commentsExtensible xmlns:wpc="http://schemas.microsoft.com/office/word/2010/wordprocessingCanvas" xmlns:cx="http://schemas.microsoft.com/office/drawing/2014/chartex" xmlns:cx1="http://schemas.microsoft.com/office/drawing/2015/9/8/chartex" xmlns:cx2="http://schemas.microsoft.com/office/drawing/2015/10/21/chartex" xmlns:cx3="http://schemas.microsoft.com/office/drawing/2016/5/9/chartex" xmlns:cx4="http://schemas.microsoft.com/office/drawing/2016/5/10/chartex" xmlns:cx5="http://schemas.microsoft.com/office/drawing/2016/5/11/chartex" xmlns:cx6="http://schemas.microsoft.com/office/drawing/2016/5/12/chartex" xmlns:cx7="http://schemas.microsoft.com/office/drawing/2016/5/13/chartex" xmlns:cx8="http://schemas.microsoft.com/office/drawing/2016/5/14/chartex" xmlns:mc="http://schemas.openxmlformats.org/markup-compatibility/2006" xmlns:aink="http://schemas.microsoft.com/office/drawing/2016/ink" xmlns:am3d="http://schemas.microsoft.com/office/drawing/2017/model3d" xmlns:o="urn:schemas-microsoft-com:office:office" xmlns:r="http://schemas.openxmlformats.org/officeDocument/2006/relationships" xmlns:m="http://schemas.openxmlformats.org/officeDocument/2006/math" xmlns:v="urn:schemas-microsoft-com:vml" xmlns:wp14="http://schemas.microsoft.com/office/word/2010/wordprocessingDrawing" xmlns:wp="http://schemas.openxmlformats.org/drawingml/2006/wordprocessingDrawing" xmlns:w10="urn:schemas-microsoft-com:office:word" xmlns:w="http://schemas.openxmlformats.org/wordprocessingml/2006/main" xmlns:w14="http://schemas.microsoft.com/office/word/2010/wordml" xmlns:w15="http://schemas.microsoft.com/office/word/2012/wordml" xmlns:w16cex="http://schemas.microsoft.com/office/word/2018/wordml/cex" xmlns:w16cid="http://schemas.microsoft.com/office/word/2016/wordml/cid" xmlns:w16="http://schemas.microsoft.com/office/word/2018/wordml" xmlns:w16sdtdh="http://schemas.microsoft.com/office/word/2020/wordml/sdtdatahash" xmlns:w16se="http://schemas.microsoft.com/office/word/2015/wordml/symex" xmlns:wpg="http://schemas.microsoft.com/office/word/2010/wordprocessingGroup" xmlns:wpi="http://schemas.microsoft.com/office/word/2010/wordprocessingInk" xmlns:wne="http://schemas.microsoft.com/office/word/2006/wordml" xmlns:wps="http://schemas.microsoft.com/office/word/2010/wordprocessingShape" mc:Ignorable="w14 w15 w16se w16cid w16 w16cex w16sdtdh wp14">
   <w16cex:commentExtensible w16cex:durableId="39347E76" w16cex:dateUtc="2025-10-14T00:37:00Z"/>
-  <w16cex:commentExtensible w16cex:durableId="53820BE4" w16cex:dateUtc="2025-10-14T17:19:00Z"/>
+  <w16cex:commentExtensible w16cex:durableId="2C9938D9" w16cex:dateUtc="2025-10-15T01:02:00Z"/>
 </w16cex:commentsExtensible>
 </file>
 
 <file path=word/commentsIds.xml><?xml version="1.0" encoding="utf-8"?>
-<w16cid:commentsIds xmlns:wpc="http://schemas.microsoft.com/office/word/2010/wordprocessingCanvas" xmlns:cx="http://schemas.microsoft.com/office/drawing/2014/chartex" xmlns:cx1="http://schemas.microsoft.com/office/drawing/2015/9/8/chartex" xmlns:cx2="http://schemas.microsoft.com/office/drawing/2015/10/21/chartex" xmlns:cx3="http://schemas.microsoft.com/office/drawing/2016/5/9/chartex" xmlns:cx4="http://schemas.microsoft.com/office/drawing/2016/5/10/chartex" xmlns:cx5="http://schemas.microsoft.com/office/drawing/2016/5/11/chartex" xmlns:cx6="http://schemas.microsoft.com/office/drawing/2016/5/12/chartex" xmlns:cx7="http://schemas.microsoft.com/office/drawing/2016/5/13/chartex" xmlns:cx8="http://schemas.microsoft.com/office/drawing/2016/5/14/chartex" xmlns:mc="http://schemas.openxmlformats.org/markup-compatibility/2006" xmlns:aink="http://schemas.microsoft.com/office/drawing/2016/ink" xmlns:am3d="http://schemas.microsoft.com/office/drawing/2017/model3d" xmlns:o="urn:schemas-microsoft-com:office:office" xmlns:oel="http://schemas.microsoft.com/office/2019/extlst" xmlns:r="http://schemas.openxmlformats.org/officeDocument/2006/relationships" xmlns:m="http://schemas.openxmlformats.org/officeDocument/2006/math" xmlns:v="urn:schemas-microsoft-com:vml" xmlns:wp14="http://schemas.microsoft.com/office/word/2010/wordprocessingDrawing" xmlns:wp="http://schemas.openxmlformats.org/drawingml/2006/wordprocessingDrawing" xmlns:w10="urn:schemas-microsoft-com:office:word" xmlns:w="http://schemas.openxmlformats.org/wordprocessingml/2006/main" xmlns:w14="http://schemas.microsoft.com/office/word/2010/wordml" xmlns:w15="http://schemas.microsoft.com/office/word/2012/wordml" xmlns:w16cex="http://schemas.microsoft.com/office/word/2018/wordml/cex" xmlns:w16cid="http://schemas.microsoft.com/office/word/2016/wordml/cid" xmlns:w16="http://schemas.microsoft.com/office/word/2018/wordml" xmlns:w16du="http://schemas.microsoft.com/office/word/2023/wordml/word16du" xmlns:w16sdtdh="http://schemas.microsoft.com/office/word/2020/wordml/sdtdatahash" xmlns:w16sdtfl="http://schemas.microsoft.com/office/word/2024/wordml/sdtformatlock" xmlns:w16se="http://schemas.microsoft.com/office/word/2015/wordml/symex" xmlns:wpg="http://schemas.microsoft.com/office/word/2010/wordprocessingGroup" xmlns:wpi="http://schemas.microsoft.com/office/word/2010/wordprocessingInk" xmlns:wne="http://schemas.microsoft.com/office/word/2006/wordml" xmlns:wps="http://schemas.microsoft.com/office/word/2010/wordprocessingShape" mc:Ignorable="w14 w15 w16se w16cid w16 w16cex w16sdtdh w16sdtfl w16du wp14">
+<w16cid:commentsIds xmlns:wpc="http://schemas.microsoft.com/office/word/2010/wordprocessingCanvas" xmlns:cx="http://schemas.microsoft.com/office/drawing/2014/chartex" xmlns:cx1="http://schemas.microsoft.com/office/drawing/2015/9/8/chartex" xmlns:cx2="http://schemas.microsoft.com/office/drawing/2015/10/21/chartex" xmlns:cx3="http://schemas.microsoft.com/office/drawing/2016/5/9/chartex" xmlns:cx4="http://schemas.microsoft.com/office/drawing/2016/5/10/chartex" xmlns:cx5="http://schemas.microsoft.com/office/drawing/2016/5/11/chartex" xmlns:cx6="http://schemas.microsoft.com/office/drawing/2016/5/12/chartex" xmlns:cx7="http://schemas.microsoft.com/office/drawing/2016/5/13/chartex" xmlns:cx8="http://schemas.microsoft.com/office/drawing/2016/5/14/chartex" xmlns:mc="http://schemas.openxmlformats.org/markup-compatibility/2006" xmlns:aink="http://schemas.microsoft.com/office/drawing/2016/ink" xmlns:am3d="http://schemas.microsoft.com/office/drawing/2017/model3d" xmlns:o="urn:schemas-microsoft-com:office:office" xmlns:r="http://schemas.openxmlformats.org/officeDocument/2006/relationships" xmlns:m="http://schemas.openxmlformats.org/officeDocument/2006/math" xmlns:v="urn:schemas-microsoft-com:vml" xmlns:wp14="http://schemas.microsoft.com/office/word/2010/wordprocessingDrawing" xmlns:wp="http://schemas.openxmlformats.org/drawingml/2006/wordprocessingDrawing" xmlns:w10="urn:schemas-microsoft-com:office:word" xmlns:w="http://schemas.openxmlformats.org/wordprocessingml/2006/main" xmlns:w14="http://schemas.microsoft.com/office/word/2010/wordml" xmlns:w15="http://schemas.microsoft.com/office/word/2012/wordml" xmlns:w16cex="http://schemas.microsoft.com/office/word/2018/wordml/cex" xmlns:w16cid="http://schemas.microsoft.com/office/word/2016/wordml/cid" xmlns:w16="http://schemas.microsoft.com/office/word/2018/wordml" xmlns:w16sdtdh="http://schemas.microsoft.com/office/word/2020/wordml/sdtdatahash" xmlns:w16se="http://schemas.microsoft.com/office/word/2015/wordml/symex" xmlns:wpg="http://schemas.microsoft.com/office/word/2010/wordprocessingGroup" xmlns:wpi="http://schemas.microsoft.com/office/word/2010/wordprocessingInk" xmlns:wne="http://schemas.microsoft.com/office/word/2006/wordml" xmlns:wps="http://schemas.microsoft.com/office/word/2010/wordprocessingShape" mc:Ignorable="w14 w15 w16se w16cid w16 w16cex w16sdtdh wp14">
   <w16cid:commentId w16cid:paraId="54960B64" w16cid:durableId="39347E76"/>
-  <w16cid:commentId w16cid:paraId="5F97827C" w16cid:durableId="53820BE4"/>
+  <w16cid:commentId w16cid:paraId="6BD59855" w16cid:durableId="2C9938D9"/>
 </w16cid:commentsIds>
 </file>
 
 <file path=word/endnotes.xml><?xml version="1.0" encoding="utf-8"?>
-<w:endnotes xmlns:wpc="http://schemas.microsoft.com/office/word/2010/wordprocessingCanvas" xmlns:cx="http://schemas.microsoft.com/office/drawing/2014/chartex" xmlns:cx1="http://schemas.microsoft.com/office/drawing/2015/9/8/chartex" xmlns:cx2="http://schemas.microsoft.com/office/drawing/2015/10/21/chartex" xmlns:cx3="http://schemas.microsoft.com/office/drawing/2016/5/9/chartex" xmlns:cx4="http://schemas.microsoft.com/office/drawing/2016/5/10/chartex" xmlns:cx5="http://schemas.microsoft.com/office/drawing/2016/5/11/chartex" xmlns:cx6="http://schemas.microsoft.com/office/drawing/2016/5/12/chartex" xmlns:cx7="http://schemas.microsoft.com/office/drawing/2016/5/13/chartex" xmlns:cx8="http://schemas.microsoft.com/office/drawing/2016/5/14/chartex" xmlns:mc="http://schemas.openxmlformats.org/markup-compatibility/2006" xmlns:aink="http://schemas.microsoft.com/office/drawing/2016/ink" xmlns:am3d="http://schemas.microsoft.com/office/drawing/2017/model3d" xmlns:o="urn:schemas-microsoft-com:office:office" xmlns:oel="http://schemas.microsoft.com/office/2019/extlst" xmlns:r="http://schemas.openxmlformats.org/officeDocument/2006/relationships" xmlns:m="http://schemas.openxmlformats.org/officeDocument/2006/math" xmlns:v="urn:schemas-microsoft-com:vml" xmlns:wp14="http://schemas.microsoft.com/office/word/2010/wordprocessingDrawing" xmlns:wp="http://schemas.openxmlformats.org/drawingml/2006/wordprocessingDrawing" xmlns:w10="urn:schemas-microsoft-com:office:word" xmlns:w="http://schemas.openxmlformats.org/wordprocessingml/2006/main" xmlns:w14="http://schemas.microsoft.com/office/word/2010/wordml" xmlns:w15="http://schemas.microsoft.com/office/word/2012/wordml" xmlns:w16cex="http://schemas.microsoft.com/office/word/2018/wordml/cex" xmlns:w16cid="http://schemas.microsoft.com/office/word/2016/wordml/cid" xmlns:w16="http://schemas.microsoft.com/office/word/2018/wordml" xmlns:w16du="http://schemas.microsoft.com/office/word/2023/wordml/word16du" xmlns:w16sdtdh="http://schemas.microsoft.com/office/word/2020/wordml/sdtdatahash" xmlns:w16sdtfl="http://schemas.microsoft.com/office/word/2024/wordml/sdtformatlock" xmlns:w16se="http://schemas.microsoft.com/office/word/2015/wordml/symex" xmlns:wpg="http://schemas.microsoft.com/office/word/2010/wordprocessingGroup" xmlns:wpi="http://schemas.microsoft.com/office/word/2010/wordprocessingInk" xmlns:wne="http://schemas.microsoft.com/office/word/2006/wordml" xmlns:wps="http://schemas.microsoft.com/office/word/2010/wordprocessingShape" mc:Ignorable="w14 w15 w16se w16cid w16 w16cex w16sdtdh w16sdtfl w16du wp14">
+<w:endnotes xmlns:wpc="http://schemas.microsoft.com/office/word/2010/wordprocessingCanvas" xmlns:cx="http://schemas.microsoft.com/office/drawing/2014/chartex" xmlns:cx1="http://schemas.microsoft.com/office/drawing/2015/9/8/chartex" xmlns:cx2="http://schemas.microsoft.com/office/drawing/2015/10/21/chartex" xmlns:cx3="http://schemas.microsoft.com/office/drawing/2016/5/9/chartex" xmlns:cx4="http://schemas.microsoft.com/office/drawing/2016/5/10/chartex" xmlns:cx5="http://schemas.microsoft.com/office/drawing/2016/5/11/chartex" xmlns:cx6="http://schemas.microsoft.com/office/drawing/2016/5/12/chartex" xmlns:cx7="http://schemas.microsoft.com/office/drawing/2016/5/13/chartex" xmlns:cx8="http://schemas.microsoft.com/office/drawing/2016/5/14/chartex" xmlns:mc="http://schemas.openxmlformats.org/markup-compatibility/2006" xmlns:aink="http://schemas.microsoft.com/office/drawing/2016/ink" xmlns:am3d="http://schemas.microsoft.com/office/drawing/2017/model3d" xmlns:o="urn:schemas-microsoft-com:office:office" xmlns:r="http://schemas.openxmlformats.org/officeDocument/2006/relationships" xmlns:m="http://schemas.openxmlformats.org/officeDocument/2006/math" xmlns:v="urn:schemas-microsoft-com:vml" xmlns:wp14="http://schemas.microsoft.com/office/word/2010/wordprocessingDrawing" xmlns:wp="http://schemas.openxmlformats.org/drawingml/2006/wordprocessingDrawing" xmlns:w10="urn:schemas-microsoft-com:office:word" xmlns:w="http://schemas.openxmlformats.org/wordprocessingml/2006/main" xmlns:w14="http://schemas.microsoft.com/office/word/2010/wordml" xmlns:w15="http://schemas.microsoft.com/office/word/2012/wordml" xmlns:w16cex="http://schemas.microsoft.com/office/word/2018/wordml/cex" xmlns:w16cid="http://schemas.microsoft.com/office/word/2016/wordml/cid" xmlns:w16="http://schemas.microsoft.com/office/word/2018/wordml" xmlns:w16sdtdh="http://schemas.microsoft.com/office/word/2020/wordml/sdtdatahash" xmlns:w16se="http://schemas.microsoft.com/office/word/2015/wordml/symex" xmlns:wpg="http://schemas.microsoft.com/office/word/2010/wordprocessingGroup" xmlns:wpi="http://schemas.microsoft.com/office/word/2010/wordprocessingInk" xmlns:wne="http://schemas.microsoft.com/office/word/2006/wordml" xmlns:wps="http://schemas.microsoft.com/office/word/2010/wordprocessingShape" mc:Ignorable="w14 w15 w16se w16cid w16 w16cex w16sdtdh wp14">
   <w:endnote w:type="separator" w:id="-1">
     <w:p>
       <w:pPr>
@@ -34094,7 +30680,7 @@
 </file>
 
 <file path=word/footer1.xml><?xml version="1.0" encoding="utf-8"?>
-<w:ftr xmlns:wpc="http://schemas.microsoft.com/office/word/2010/wordprocessingCanvas" xmlns:cx="http://schemas.microsoft.com/office/drawing/2014/chartex" xmlns:cx1="http://schemas.microsoft.com/office/drawing/2015/9/8/chartex" xmlns:cx2="http://schemas.microsoft.com/office/drawing/2015/10/21/chartex" xmlns:cx3="http://schemas.microsoft.com/office/drawing/2016/5/9/chartex" xmlns:cx4="http://schemas.microsoft.com/office/drawing/2016/5/10/chartex" xmlns:cx5="http://schemas.microsoft.com/office/drawing/2016/5/11/chartex" xmlns:cx6="http://schemas.microsoft.com/office/drawing/2016/5/12/chartex" xmlns:cx7="http://schemas.microsoft.com/office/drawing/2016/5/13/chartex" xmlns:cx8="http://schemas.microsoft.com/office/drawing/2016/5/14/chartex" xmlns:mc="http://schemas.openxmlformats.org/markup-compatibility/2006" xmlns:aink="http://schemas.microsoft.com/office/drawing/2016/ink" xmlns:am3d="http://schemas.microsoft.com/office/drawing/2017/model3d" xmlns:o="urn:schemas-microsoft-com:office:office" xmlns:oel="http://schemas.microsoft.com/office/2019/extlst" xmlns:r="http://schemas.openxmlformats.org/officeDocument/2006/relationships" xmlns:m="http://schemas.openxmlformats.org/officeDocument/2006/math" xmlns:v="urn:schemas-microsoft-com:vml" xmlns:wp14="http://schemas.microsoft.com/office/word/2010/wordprocessingDrawing" xmlns:wp="http://schemas.openxmlformats.org/drawingml/2006/wordprocessingDrawing" xmlns:w10="urn:schemas-microsoft-com:office:word" xmlns:w="http://schemas.openxmlformats.org/wordprocessingml/2006/main" xmlns:w14="http://schemas.microsoft.com/office/word/2010/wordml" xmlns:w15="http://schemas.microsoft.com/office/word/2012/wordml" xmlns:w16cex="http://schemas.microsoft.com/office/word/2018/wordml/cex" xmlns:w16cid="http://schemas.microsoft.com/office/word/2016/wordml/cid" xmlns:w16="http://schemas.microsoft.com/office/word/2018/wordml" xmlns:w16du="http://schemas.microsoft.com/office/word/2023/wordml/word16du" xmlns:w16sdtdh="http://schemas.microsoft.com/office/word/2020/wordml/sdtdatahash" xmlns:w16sdtfl="http://schemas.microsoft.com/office/word/2024/wordml/sdtformatlock" xmlns:w16se="http://schemas.microsoft.com/office/word/2015/wordml/symex" xmlns:wpg="http://schemas.microsoft.com/office/word/2010/wordprocessingGroup" xmlns:wpi="http://schemas.microsoft.com/office/word/2010/wordprocessingInk" xmlns:wne="http://schemas.microsoft.com/office/word/2006/wordml" xmlns:wps="http://schemas.microsoft.com/office/word/2010/wordprocessingShape" mc:Ignorable="w14 w15 w16se w16cid w16 w16cex w16sdtdh w16sdtfl w16du wp14">
+<w:ftr xmlns:wpc="http://schemas.microsoft.com/office/word/2010/wordprocessingCanvas" xmlns:cx="http://schemas.microsoft.com/office/drawing/2014/chartex" xmlns:cx1="http://schemas.microsoft.com/office/drawing/2015/9/8/chartex" xmlns:cx2="http://schemas.microsoft.com/office/drawing/2015/10/21/chartex" xmlns:cx3="http://schemas.microsoft.com/office/drawing/2016/5/9/chartex" xmlns:cx4="http://schemas.microsoft.com/office/drawing/2016/5/10/chartex" xmlns:cx5="http://schemas.microsoft.com/office/drawing/2016/5/11/chartex" xmlns:cx6="http://schemas.microsoft.com/office/drawing/2016/5/12/chartex" xmlns:cx7="http://schemas.microsoft.com/office/drawing/2016/5/13/chartex" xmlns:cx8="http://schemas.microsoft.com/office/drawing/2016/5/14/chartex" xmlns:mc="http://schemas.openxmlformats.org/markup-compatibility/2006" xmlns:aink="http://schemas.microsoft.com/office/drawing/2016/ink" xmlns:am3d="http://schemas.microsoft.com/office/drawing/2017/model3d" xmlns:o="urn:schemas-microsoft-com:office:office" xmlns:r="http://schemas.openxmlformats.org/officeDocument/2006/relationships" xmlns:m="http://schemas.openxmlformats.org/officeDocument/2006/math" xmlns:v="urn:schemas-microsoft-com:vml" xmlns:wp14="http://schemas.microsoft.com/office/word/2010/wordprocessingDrawing" xmlns:wp="http://schemas.openxmlformats.org/drawingml/2006/wordprocessingDrawing" xmlns:w10="urn:schemas-microsoft-com:office:word" xmlns:w="http://schemas.openxmlformats.org/wordprocessingml/2006/main" xmlns:w14="http://schemas.microsoft.com/office/word/2010/wordml" xmlns:w15="http://schemas.microsoft.com/office/word/2012/wordml" xmlns:w16cex="http://schemas.microsoft.com/office/word/2018/wordml/cex" xmlns:w16cid="http://schemas.microsoft.com/office/word/2016/wordml/cid" xmlns:w16="http://schemas.microsoft.com/office/word/2018/wordml" xmlns:w16sdtdh="http://schemas.microsoft.com/office/word/2020/wordml/sdtdatahash" xmlns:w16se="http://schemas.microsoft.com/office/word/2015/wordml/symex" xmlns:wpg="http://schemas.microsoft.com/office/word/2010/wordprocessingGroup" xmlns:wpi="http://schemas.microsoft.com/office/word/2010/wordprocessingInk" xmlns:wne="http://schemas.microsoft.com/office/word/2006/wordml" xmlns:wps="http://schemas.microsoft.com/office/word/2010/wordprocessingShape" mc:Ignorable="w14 w15 w16se w16cid w16 w16cex w16sdtdh wp14">
   <w:sdt>
     <w:sdtPr>
       <w:id w:val="2115013670"/>
@@ -34103,10 +30689,11 @@
         <w:docPartUnique/>
       </w:docPartObj>
     </w:sdtPr>
+    <w:sdtEndPr/>
     <w:sdtContent>
       <w:p>
         <w:pPr>
-          <w:pStyle w:val="Footer"/>
+          <w:pStyle w:val="Piedepgina"/>
           <w:jc w:val="right"/>
         </w:pPr>
         <w:r>
@@ -34132,14 +30719,14 @@
   </w:sdt>
   <w:p>
     <w:pPr>
-      <w:pStyle w:val="Footer"/>
+      <w:pStyle w:val="Piedepgina"/>
     </w:pPr>
   </w:p>
 </w:ftr>
 </file>
 
 <file path=word/footer2.xml><?xml version="1.0" encoding="utf-8"?>
-<w:ftr xmlns:wpc="http://schemas.microsoft.com/office/word/2010/wordprocessingCanvas" xmlns:cx="http://schemas.microsoft.com/office/drawing/2014/chartex" xmlns:cx1="http://schemas.microsoft.com/office/drawing/2015/9/8/chartex" xmlns:cx2="http://schemas.microsoft.com/office/drawing/2015/10/21/chartex" xmlns:cx3="http://schemas.microsoft.com/office/drawing/2016/5/9/chartex" xmlns:cx4="http://schemas.microsoft.com/office/drawing/2016/5/10/chartex" xmlns:cx5="http://schemas.microsoft.com/office/drawing/2016/5/11/chartex" xmlns:cx6="http://schemas.microsoft.com/office/drawing/2016/5/12/chartex" xmlns:cx7="http://schemas.microsoft.com/office/drawing/2016/5/13/chartex" xmlns:cx8="http://schemas.microsoft.com/office/drawing/2016/5/14/chartex" xmlns:mc="http://schemas.openxmlformats.org/markup-compatibility/2006" xmlns:aink="http://schemas.microsoft.com/office/drawing/2016/ink" xmlns:am3d="http://schemas.microsoft.com/office/drawing/2017/model3d" xmlns:o="urn:schemas-microsoft-com:office:office" xmlns:oel="http://schemas.microsoft.com/office/2019/extlst" xmlns:r="http://schemas.openxmlformats.org/officeDocument/2006/relationships" xmlns:m="http://schemas.openxmlformats.org/officeDocument/2006/math" xmlns:v="urn:schemas-microsoft-com:vml" xmlns:wp14="http://schemas.microsoft.com/office/word/2010/wordprocessingDrawing" xmlns:wp="http://schemas.openxmlformats.org/drawingml/2006/wordprocessingDrawing" xmlns:w10="urn:schemas-microsoft-com:office:word" xmlns:w="http://schemas.openxmlformats.org/wordprocessingml/2006/main" xmlns:w14="http://schemas.microsoft.com/office/word/2010/wordml" xmlns:w15="http://schemas.microsoft.com/office/word/2012/wordml" xmlns:w16cex="http://schemas.microsoft.com/office/word/2018/wordml/cex" xmlns:w16cid="http://schemas.microsoft.com/office/word/2016/wordml/cid" xmlns:w16="http://schemas.microsoft.com/office/word/2018/wordml" xmlns:w16du="http://schemas.microsoft.com/office/word/2023/wordml/word16du" xmlns:w16sdtdh="http://schemas.microsoft.com/office/word/2020/wordml/sdtdatahash" xmlns:w16sdtfl="http://schemas.microsoft.com/office/word/2024/wordml/sdtformatlock" xmlns:w16se="http://schemas.microsoft.com/office/word/2015/wordml/symex" xmlns:wpg="http://schemas.microsoft.com/office/word/2010/wordprocessingGroup" xmlns:wpi="http://schemas.microsoft.com/office/word/2010/wordprocessingInk" xmlns:wne="http://schemas.microsoft.com/office/word/2006/wordml" xmlns:wps="http://schemas.microsoft.com/office/word/2010/wordprocessingShape" mc:Ignorable="w14 w15 w16se w16cid w16 w16cex w16sdtdh w16sdtfl w16du wp14">
+<w:ftr xmlns:wpc="http://schemas.microsoft.com/office/word/2010/wordprocessingCanvas" xmlns:cx="http://schemas.microsoft.com/office/drawing/2014/chartex" xmlns:cx1="http://schemas.microsoft.com/office/drawing/2015/9/8/chartex" xmlns:cx2="http://schemas.microsoft.com/office/drawing/2015/10/21/chartex" xmlns:cx3="http://schemas.microsoft.com/office/drawing/2016/5/9/chartex" xmlns:cx4="http://schemas.microsoft.com/office/drawing/2016/5/10/chartex" xmlns:cx5="http://schemas.microsoft.com/office/drawing/2016/5/11/chartex" xmlns:cx6="http://schemas.microsoft.com/office/drawing/2016/5/12/chartex" xmlns:cx7="http://schemas.microsoft.com/office/drawing/2016/5/13/chartex" xmlns:cx8="http://schemas.microsoft.com/office/drawing/2016/5/14/chartex" xmlns:mc="http://schemas.openxmlformats.org/markup-compatibility/2006" xmlns:aink="http://schemas.microsoft.com/office/drawing/2016/ink" xmlns:am3d="http://schemas.microsoft.com/office/drawing/2017/model3d" xmlns:o="urn:schemas-microsoft-com:office:office" xmlns:r="http://schemas.openxmlformats.org/officeDocument/2006/relationships" xmlns:m="http://schemas.openxmlformats.org/officeDocument/2006/math" xmlns:v="urn:schemas-microsoft-com:vml" xmlns:wp14="http://schemas.microsoft.com/office/word/2010/wordprocessingDrawing" xmlns:wp="http://schemas.openxmlformats.org/drawingml/2006/wordprocessingDrawing" xmlns:w10="urn:schemas-microsoft-com:office:word" xmlns:w="http://schemas.openxmlformats.org/wordprocessingml/2006/main" xmlns:w14="http://schemas.microsoft.com/office/word/2010/wordml" xmlns:w15="http://schemas.microsoft.com/office/word/2012/wordml" xmlns:w16cex="http://schemas.microsoft.com/office/word/2018/wordml/cex" xmlns:w16cid="http://schemas.microsoft.com/office/word/2016/wordml/cid" xmlns:w16="http://schemas.microsoft.com/office/word/2018/wordml" xmlns:w16sdtdh="http://schemas.microsoft.com/office/word/2020/wordml/sdtdatahash" xmlns:w16se="http://schemas.microsoft.com/office/word/2015/wordml/symex" xmlns:wpg="http://schemas.microsoft.com/office/word/2010/wordprocessingGroup" xmlns:wpi="http://schemas.microsoft.com/office/word/2010/wordprocessingInk" xmlns:wne="http://schemas.microsoft.com/office/word/2006/wordml" xmlns:wps="http://schemas.microsoft.com/office/word/2010/wordprocessingShape" mc:Ignorable="w14 w15 w16se w16cid w16 w16cex w16sdtdh wp14">
   <w:sdt>
     <w:sdtPr>
       <w:id w:val="55985514"/>
@@ -34148,10 +30735,11 @@
         <w:docPartUnique/>
       </w:docPartObj>
     </w:sdtPr>
+    <w:sdtEndPr/>
     <w:sdtContent>
       <w:p>
         <w:pPr>
-          <w:pStyle w:val="Footer"/>
+          <w:pStyle w:val="Piedepgina"/>
           <w:jc w:val="right"/>
         </w:pPr>
         <w:r>
@@ -34177,7 +30765,7 @@
   </w:sdt>
   <w:p>
     <w:pPr>
-      <w:pStyle w:val="Footer"/>
+      <w:pStyle w:val="Piedepgina"/>
     </w:pPr>
   </w:p>
   <w:p/>
@@ -34185,7 +30773,7 @@
 </file>
 
 <file path=word/footnotes.xml><?xml version="1.0" encoding="utf-8"?>
-<w:footnotes xmlns:wpc="http://schemas.microsoft.com/office/word/2010/wordprocessingCanvas" xmlns:cx="http://schemas.microsoft.com/office/drawing/2014/chartex" xmlns:cx1="http://schemas.microsoft.com/office/drawing/2015/9/8/chartex" xmlns:cx2="http://schemas.microsoft.com/office/drawing/2015/10/21/chartex" xmlns:cx3="http://schemas.microsoft.com/office/drawing/2016/5/9/chartex" xmlns:cx4="http://schemas.microsoft.com/office/drawing/2016/5/10/chartex" xmlns:cx5="http://schemas.microsoft.com/office/drawing/2016/5/11/chartex" xmlns:cx6="http://schemas.microsoft.com/office/drawing/2016/5/12/chartex" xmlns:cx7="http://schemas.microsoft.com/office/drawing/2016/5/13/chartex" xmlns:cx8="http://schemas.microsoft.com/office/drawing/2016/5/14/chartex" xmlns:mc="http://schemas.openxmlformats.org/markup-compatibility/2006" xmlns:aink="http://schemas.microsoft.com/office/drawing/2016/ink" xmlns:am3d="http://schemas.microsoft.com/office/drawing/2017/model3d" xmlns:o="urn:schemas-microsoft-com:office:office" xmlns:oel="http://schemas.microsoft.com/office/2019/extlst" xmlns:r="http://schemas.openxmlformats.org/officeDocument/2006/relationships" xmlns:m="http://schemas.openxmlformats.org/officeDocument/2006/math" xmlns:v="urn:schemas-microsoft-com:vml" xmlns:wp14="http://schemas.microsoft.com/office/word/2010/wordprocessingDrawing" xmlns:wp="http://schemas.openxmlformats.org/drawingml/2006/wordprocessingDrawing" xmlns:w10="urn:schemas-microsoft-com:office:word" xmlns:w="http://schemas.openxmlformats.org/wordprocessingml/2006/main" xmlns:w14="http://schemas.microsoft.com/office/word/2010/wordml" xmlns:w15="http://schemas.microsoft.com/office/word/2012/wordml" xmlns:w16cex="http://schemas.microsoft.com/office/word/2018/wordml/cex" xmlns:w16cid="http://schemas.microsoft.com/office/word/2016/wordml/cid" xmlns:w16="http://schemas.microsoft.com/office/word/2018/wordml" xmlns:w16du="http://schemas.microsoft.com/office/word/2023/wordml/word16du" xmlns:w16sdtdh="http://schemas.microsoft.com/office/word/2020/wordml/sdtdatahash" xmlns:w16sdtfl="http://schemas.microsoft.com/office/word/2024/wordml/sdtformatlock" xmlns:w16se="http://schemas.microsoft.com/office/word/2015/wordml/symex" xmlns:wpg="http://schemas.microsoft.com/office/word/2010/wordprocessingGroup" xmlns:wpi="http://schemas.microsoft.com/office/word/2010/wordprocessingInk" xmlns:wne="http://schemas.microsoft.com/office/word/2006/wordml" xmlns:wps="http://schemas.microsoft.com/office/word/2010/wordprocessingShape" mc:Ignorable="w14 w15 w16se w16cid w16 w16cex w16sdtdh w16sdtfl w16du wp14">
+<w:footnotes xmlns:wpc="http://schemas.microsoft.com/office/word/2010/wordprocessingCanvas" xmlns:cx="http://schemas.microsoft.com/office/drawing/2014/chartex" xmlns:cx1="http://schemas.microsoft.com/office/drawing/2015/9/8/chartex" xmlns:cx2="http://schemas.microsoft.com/office/drawing/2015/10/21/chartex" xmlns:cx3="http://schemas.microsoft.com/office/drawing/2016/5/9/chartex" xmlns:cx4="http://schemas.microsoft.com/office/drawing/2016/5/10/chartex" xmlns:cx5="http://schemas.microsoft.com/office/drawing/2016/5/11/chartex" xmlns:cx6="http://schemas.microsoft.com/office/drawing/2016/5/12/chartex" xmlns:cx7="http://schemas.microsoft.com/office/drawing/2016/5/13/chartex" xmlns:cx8="http://schemas.microsoft.com/office/drawing/2016/5/14/chartex" xmlns:mc="http://schemas.openxmlformats.org/markup-compatibility/2006" xmlns:aink="http://schemas.microsoft.com/office/drawing/2016/ink" xmlns:am3d="http://schemas.microsoft.com/office/drawing/2017/model3d" xmlns:o="urn:schemas-microsoft-com:office:office" xmlns:r="http://schemas.openxmlformats.org/officeDocument/2006/relationships" xmlns:m="http://schemas.openxmlformats.org/officeDocument/2006/math" xmlns:v="urn:schemas-microsoft-com:vml" xmlns:wp14="http://schemas.microsoft.com/office/word/2010/wordprocessingDrawing" xmlns:wp="http://schemas.openxmlformats.org/drawingml/2006/wordprocessingDrawing" xmlns:w10="urn:schemas-microsoft-com:office:word" xmlns:w="http://schemas.openxmlformats.org/wordprocessingml/2006/main" xmlns:w14="http://schemas.microsoft.com/office/word/2010/wordml" xmlns:w15="http://schemas.microsoft.com/office/word/2012/wordml" xmlns:w16cex="http://schemas.microsoft.com/office/word/2018/wordml/cex" xmlns:w16cid="http://schemas.microsoft.com/office/word/2016/wordml/cid" xmlns:w16="http://schemas.microsoft.com/office/word/2018/wordml" xmlns:w16sdtdh="http://schemas.microsoft.com/office/word/2020/wordml/sdtdatahash" xmlns:w16se="http://schemas.microsoft.com/office/word/2015/wordml/symex" xmlns:wpg="http://schemas.microsoft.com/office/word/2010/wordprocessingGroup" xmlns:wpi="http://schemas.microsoft.com/office/word/2010/wordprocessingInk" xmlns:wne="http://schemas.microsoft.com/office/word/2006/wordml" xmlns:wps="http://schemas.microsoft.com/office/word/2010/wordprocessingShape" mc:Ignorable="w14 w15 w16se w16cid w16 w16cex w16sdtdh wp14">
   <w:footnote w:type="separator" w:id="-1">
     <w:p>
       <w:pPr>
@@ -34217,7 +30805,7 @@
 </file>
 
 <file path=word/header1.xml><?xml version="1.0" encoding="utf-8"?>
-<w:hdr xmlns:wpc="http://schemas.microsoft.com/office/word/2010/wordprocessingCanvas" xmlns:cx="http://schemas.microsoft.com/office/drawing/2014/chartex" xmlns:cx1="http://schemas.microsoft.com/office/drawing/2015/9/8/chartex" xmlns:cx2="http://schemas.microsoft.com/office/drawing/2015/10/21/chartex" xmlns:cx3="http://schemas.microsoft.com/office/drawing/2016/5/9/chartex" xmlns:cx4="http://schemas.microsoft.com/office/drawing/2016/5/10/chartex" xmlns:cx5="http://schemas.microsoft.com/office/drawing/2016/5/11/chartex" xmlns:cx6="http://schemas.microsoft.com/office/drawing/2016/5/12/chartex" xmlns:cx7="http://schemas.microsoft.com/office/drawing/2016/5/13/chartex" xmlns:cx8="http://schemas.microsoft.com/office/drawing/2016/5/14/chartex" xmlns:mc="http://schemas.openxmlformats.org/markup-compatibility/2006" xmlns:aink="http://schemas.microsoft.com/office/drawing/2016/ink" xmlns:am3d="http://schemas.microsoft.com/office/drawing/2017/model3d" xmlns:o="urn:schemas-microsoft-com:office:office" xmlns:oel="http://schemas.microsoft.com/office/2019/extlst" xmlns:r="http://schemas.openxmlformats.org/officeDocument/2006/relationships" xmlns:m="http://schemas.openxmlformats.org/officeDocument/2006/math" xmlns:v="urn:schemas-microsoft-com:vml" xmlns:wp14="http://schemas.microsoft.com/office/word/2010/wordprocessingDrawing" xmlns:wp="http://schemas.openxmlformats.org/drawingml/2006/wordprocessingDrawing" xmlns:w10="urn:schemas-microsoft-com:office:word" xmlns:w="http://schemas.openxmlformats.org/wordprocessingml/2006/main" xmlns:w14="http://schemas.microsoft.com/office/word/2010/wordml" xmlns:w15="http://schemas.microsoft.com/office/word/2012/wordml" xmlns:w16cex="http://schemas.microsoft.com/office/word/2018/wordml/cex" xmlns:w16cid="http://schemas.microsoft.com/office/word/2016/wordml/cid" xmlns:w16="http://schemas.microsoft.com/office/word/2018/wordml" xmlns:w16du="http://schemas.microsoft.com/office/word/2023/wordml/word16du" xmlns:w16sdtdh="http://schemas.microsoft.com/office/word/2020/wordml/sdtdatahash" xmlns:w16sdtfl="http://schemas.microsoft.com/office/word/2024/wordml/sdtformatlock" xmlns:w16se="http://schemas.microsoft.com/office/word/2015/wordml/symex" xmlns:wpg="http://schemas.microsoft.com/office/word/2010/wordprocessingGroup" xmlns:wpi="http://schemas.microsoft.com/office/word/2010/wordprocessingInk" xmlns:wne="http://schemas.microsoft.com/office/word/2006/wordml" xmlns:wps="http://schemas.microsoft.com/office/word/2010/wordprocessingShape" mc:Ignorable="w14 w15 w16se w16cid w16 w16cex w16sdtdh w16sdtfl w16du wp14">
+<w:hdr xmlns:wpc="http://schemas.microsoft.com/office/word/2010/wordprocessingCanvas" xmlns:cx="http://schemas.microsoft.com/office/drawing/2014/chartex" xmlns:cx1="http://schemas.microsoft.com/office/drawing/2015/9/8/chartex" xmlns:cx2="http://schemas.microsoft.com/office/drawing/2015/10/21/chartex" xmlns:cx3="http://schemas.microsoft.com/office/drawing/2016/5/9/chartex" xmlns:cx4="http://schemas.microsoft.com/office/drawing/2016/5/10/chartex" xmlns:cx5="http://schemas.microsoft.com/office/drawing/2016/5/11/chartex" xmlns:cx6="http://schemas.microsoft.com/office/drawing/2016/5/12/chartex" xmlns:cx7="http://schemas.microsoft.com/office/drawing/2016/5/13/chartex" xmlns:cx8="http://schemas.microsoft.com/office/drawing/2016/5/14/chartex" xmlns:mc="http://schemas.openxmlformats.org/markup-compatibility/2006" xmlns:aink="http://schemas.microsoft.com/office/drawing/2016/ink" xmlns:am3d="http://schemas.microsoft.com/office/drawing/2017/model3d" xmlns:o="urn:schemas-microsoft-com:office:office" xmlns:r="http://schemas.openxmlformats.org/officeDocument/2006/relationships" xmlns:m="http://schemas.openxmlformats.org/officeDocument/2006/math" xmlns:v="urn:schemas-microsoft-com:vml" xmlns:wp14="http://schemas.microsoft.com/office/word/2010/wordprocessingDrawing" xmlns:wp="http://schemas.openxmlformats.org/drawingml/2006/wordprocessingDrawing" xmlns:w10="urn:schemas-microsoft-com:office:word" xmlns:w="http://schemas.openxmlformats.org/wordprocessingml/2006/main" xmlns:w14="http://schemas.microsoft.com/office/word/2010/wordml" xmlns:w15="http://schemas.microsoft.com/office/word/2012/wordml" xmlns:w16cex="http://schemas.microsoft.com/office/word/2018/wordml/cex" xmlns:w16cid="http://schemas.microsoft.com/office/word/2016/wordml/cid" xmlns:w16="http://schemas.microsoft.com/office/word/2018/wordml" xmlns:w16sdtdh="http://schemas.microsoft.com/office/word/2020/wordml/sdtdatahash" xmlns:w16se="http://schemas.microsoft.com/office/word/2015/wordml/symex" xmlns:wpg="http://schemas.microsoft.com/office/word/2010/wordprocessingGroup" xmlns:wpi="http://schemas.microsoft.com/office/word/2010/wordprocessingInk" xmlns:wne="http://schemas.microsoft.com/office/word/2006/wordml" xmlns:wps="http://schemas.microsoft.com/office/word/2010/wordprocessingShape" mc:Ignorable="w14 w15 w16se w16cid w16 w16cex w16sdtdh wp14">
   <w:tbl>
     <w:tblPr>
       <w:tblW w:w="0" w:type="auto"/>
@@ -34239,7 +30827,7 @@
         </w:tcPr>
         <w:p>
           <w:pPr>
-            <w:pStyle w:val="Header"/>
+            <w:pStyle w:val="Encabezado"/>
             <w:ind w:left="-115"/>
           </w:pPr>
         </w:p>
@@ -34250,7 +30838,7 @@
         </w:tcPr>
         <w:p>
           <w:pPr>
-            <w:pStyle w:val="Header"/>
+            <w:pStyle w:val="Encabezado"/>
             <w:jc w:val="center"/>
           </w:pPr>
         </w:p>
@@ -34261,7 +30849,7 @@
         </w:tcPr>
         <w:p>
           <w:pPr>
-            <w:pStyle w:val="Header"/>
+            <w:pStyle w:val="Encabezado"/>
             <w:ind w:right="-115"/>
             <w:jc w:val="right"/>
           </w:pPr>
@@ -34271,7 +30859,7 @@
   </w:tbl>
   <w:p>
     <w:pPr>
-      <w:pStyle w:val="Header"/>
+      <w:pStyle w:val="Encabezado"/>
     </w:pPr>
   </w:p>
 </w:hdr>
@@ -34386,7 +30974,7 @@
 </file>
 
 <file path=word/numbering.xml><?xml version="1.0" encoding="utf-8"?>
-<w:numbering xmlns:wpc="http://schemas.microsoft.com/office/word/2010/wordprocessingCanvas" xmlns:cx="http://schemas.microsoft.com/office/drawing/2014/chartex" xmlns:cx1="http://schemas.microsoft.com/office/drawing/2015/9/8/chartex" xmlns:cx2="http://schemas.microsoft.com/office/drawing/2015/10/21/chartex" xmlns:cx3="http://schemas.microsoft.com/office/drawing/2016/5/9/chartex" xmlns:cx4="http://schemas.microsoft.com/office/drawing/2016/5/10/chartex" xmlns:cx5="http://schemas.microsoft.com/office/drawing/2016/5/11/chartex" xmlns:cx6="http://schemas.microsoft.com/office/drawing/2016/5/12/chartex" xmlns:cx7="http://schemas.microsoft.com/office/drawing/2016/5/13/chartex" xmlns:cx8="http://schemas.microsoft.com/office/drawing/2016/5/14/chartex" xmlns:mc="http://schemas.openxmlformats.org/markup-compatibility/2006" xmlns:aink="http://schemas.microsoft.com/office/drawing/2016/ink" xmlns:am3d="http://schemas.microsoft.com/office/drawing/2017/model3d" xmlns:o="urn:schemas-microsoft-com:office:office" xmlns:oel="http://schemas.microsoft.com/office/2019/extlst" xmlns:r="http://schemas.openxmlformats.org/officeDocument/2006/relationships" xmlns:m="http://schemas.openxmlformats.org/officeDocument/2006/math" xmlns:v="urn:schemas-microsoft-com:vml" xmlns:wp14="http://schemas.microsoft.com/office/word/2010/wordprocessingDrawing" xmlns:wp="http://schemas.openxmlformats.org/drawingml/2006/wordprocessingDrawing" xmlns:w10="urn:schemas-microsoft-com:office:word" xmlns:w="http://schemas.openxmlformats.org/wordprocessingml/2006/main" xmlns:w14="http://schemas.microsoft.com/office/word/2010/wordml" xmlns:w15="http://schemas.microsoft.com/office/word/2012/wordml" xmlns:w16cex="http://schemas.microsoft.com/office/word/2018/wordml/cex" xmlns:w16cid="http://schemas.microsoft.com/office/word/2016/wordml/cid" xmlns:w16="http://schemas.microsoft.com/office/word/2018/wordml" xmlns:w16du="http://schemas.microsoft.com/office/word/2023/wordml/word16du" xmlns:w16sdtdh="http://schemas.microsoft.com/office/word/2020/wordml/sdtdatahash" xmlns:w16sdtfl="http://schemas.microsoft.com/office/word/2024/wordml/sdtformatlock" xmlns:w16se="http://schemas.microsoft.com/office/word/2015/wordml/symex" xmlns:wpg="http://schemas.microsoft.com/office/word/2010/wordprocessingGroup" xmlns:wpi="http://schemas.microsoft.com/office/word/2010/wordprocessingInk" xmlns:wne="http://schemas.microsoft.com/office/word/2006/wordml" xmlns:wps="http://schemas.microsoft.com/office/word/2010/wordprocessingShape" mc:Ignorable="w14 w15 w16se w16cid w16 w16cex w16sdtdh w16sdtfl w16du wp14">
+<w:numbering xmlns:wpc="http://schemas.microsoft.com/office/word/2010/wordprocessingCanvas" xmlns:cx="http://schemas.microsoft.com/office/drawing/2014/chartex" xmlns:cx1="http://schemas.microsoft.com/office/drawing/2015/9/8/chartex" xmlns:cx2="http://schemas.microsoft.com/office/drawing/2015/10/21/chartex" xmlns:cx3="http://schemas.microsoft.com/office/drawing/2016/5/9/chartex" xmlns:cx4="http://schemas.microsoft.com/office/drawing/2016/5/10/chartex" xmlns:cx5="http://schemas.microsoft.com/office/drawing/2016/5/11/chartex" xmlns:cx6="http://schemas.microsoft.com/office/drawing/2016/5/12/chartex" xmlns:cx7="http://schemas.microsoft.com/office/drawing/2016/5/13/chartex" xmlns:cx8="http://schemas.microsoft.com/office/drawing/2016/5/14/chartex" xmlns:mc="http://schemas.openxmlformats.org/markup-compatibility/2006" xmlns:aink="http://schemas.microsoft.com/office/drawing/2016/ink" xmlns:am3d="http://schemas.microsoft.com/office/drawing/2017/model3d" xmlns:o="urn:schemas-microsoft-com:office:office" xmlns:r="http://schemas.openxmlformats.org/officeDocument/2006/relationships" xmlns:m="http://schemas.openxmlformats.org/officeDocument/2006/math" xmlns:v="urn:schemas-microsoft-com:vml" xmlns:wp14="http://schemas.microsoft.com/office/word/2010/wordprocessingDrawing" xmlns:wp="http://schemas.openxmlformats.org/drawingml/2006/wordprocessingDrawing" xmlns:w10="urn:schemas-microsoft-com:office:word" xmlns:w="http://schemas.openxmlformats.org/wordprocessingml/2006/main" xmlns:w14="http://schemas.microsoft.com/office/word/2010/wordml" xmlns:w15="http://schemas.microsoft.com/office/word/2012/wordml" xmlns:w16cex="http://schemas.microsoft.com/office/word/2018/wordml/cex" xmlns:w16cid="http://schemas.microsoft.com/office/word/2016/wordml/cid" xmlns:w16="http://schemas.microsoft.com/office/word/2018/wordml" xmlns:w16sdtdh="http://schemas.microsoft.com/office/word/2020/wordml/sdtdatahash" xmlns:w16se="http://schemas.microsoft.com/office/word/2015/wordml/symex" xmlns:wpg="http://schemas.microsoft.com/office/word/2010/wordprocessingGroup" xmlns:wpi="http://schemas.microsoft.com/office/word/2010/wordprocessingInk" xmlns:wne="http://schemas.microsoft.com/office/word/2006/wordml" xmlns:wps="http://schemas.microsoft.com/office/word/2010/wordprocessingShape" mc:Ignorable="w14 w15 w16se w16cid w16 w16cex w16sdtdh wp14">
   <w:abstractNum w:abstractNumId="0" w15:restartNumberingAfterBreak="0">
     <w:nsid w:val="2B230C2E"/>
     <w:multiLevelType w:val="hybridMultilevel"/>
@@ -35665,52 +32253,55 @@
       </w:rPr>
     </w:lvl>
   </w:abstractNum>
-  <w:num w:numId="1" w16cid:durableId="440927147">
+  <w:num w:numId="1">
     <w:abstractNumId w:val="10"/>
   </w:num>
-  <w:num w:numId="2" w16cid:durableId="1818836864">
+  <w:num w:numId="2">
     <w:abstractNumId w:val="1"/>
   </w:num>
-  <w:num w:numId="3" w16cid:durableId="654723832">
+  <w:num w:numId="3">
     <w:abstractNumId w:val="4"/>
   </w:num>
-  <w:num w:numId="4" w16cid:durableId="1930389463">
+  <w:num w:numId="4">
     <w:abstractNumId w:val="0"/>
   </w:num>
-  <w:num w:numId="5" w16cid:durableId="1406611160">
+  <w:num w:numId="5">
     <w:abstractNumId w:val="3"/>
   </w:num>
-  <w:num w:numId="6" w16cid:durableId="1220823954">
+  <w:num w:numId="6">
     <w:abstractNumId w:val="5"/>
   </w:num>
-  <w:num w:numId="7" w16cid:durableId="881987568">
+  <w:num w:numId="7">
     <w:abstractNumId w:val="7"/>
   </w:num>
-  <w:num w:numId="8" w16cid:durableId="517811062">
+  <w:num w:numId="8">
     <w:abstractNumId w:val="6"/>
   </w:num>
-  <w:num w:numId="9" w16cid:durableId="1911185109">
+  <w:num w:numId="9">
     <w:abstractNumId w:val="2"/>
   </w:num>
-  <w:num w:numId="10" w16cid:durableId="900823948">
+  <w:num w:numId="10">
     <w:abstractNumId w:val="9"/>
   </w:num>
-  <w:num w:numId="11" w16cid:durableId="1864778381">
+  <w:num w:numId="11">
     <w:abstractNumId w:val="8"/>
   </w:num>
 </w:numbering>
 </file>
 
 <file path=word/people.xml><?xml version="1.0" encoding="utf-8"?>
-<w15:people xmlns:wpc="http://schemas.microsoft.com/office/word/2010/wordprocessingCanvas" xmlns:cx="http://schemas.microsoft.com/office/drawing/2014/chartex" xmlns:cx1="http://schemas.microsoft.com/office/drawing/2015/9/8/chartex" xmlns:cx2="http://schemas.microsoft.com/office/drawing/2015/10/21/chartex" xmlns:cx3="http://schemas.microsoft.com/office/drawing/2016/5/9/chartex" xmlns:cx4="http://schemas.microsoft.com/office/drawing/2016/5/10/chartex" xmlns:cx5="http://schemas.microsoft.com/office/drawing/2016/5/11/chartex" xmlns:cx6="http://schemas.microsoft.com/office/drawing/2016/5/12/chartex" xmlns:cx7="http://schemas.microsoft.com/office/drawing/2016/5/13/chartex" xmlns:cx8="http://schemas.microsoft.com/office/drawing/2016/5/14/chartex" xmlns:mc="http://schemas.openxmlformats.org/markup-compatibility/2006" xmlns:aink="http://schemas.microsoft.com/office/drawing/2016/ink" xmlns:am3d="http://schemas.microsoft.com/office/drawing/2017/model3d" xmlns:o="urn:schemas-microsoft-com:office:office" xmlns:oel="http://schemas.microsoft.com/office/2019/extlst" xmlns:r="http://schemas.openxmlformats.org/officeDocument/2006/relationships" xmlns:m="http://schemas.openxmlformats.org/officeDocument/2006/math" xmlns:v="urn:schemas-microsoft-com:vml" xmlns:wp14="http://schemas.microsoft.com/office/word/2010/wordprocessingDrawing" xmlns:wp="http://schemas.openxmlformats.org/drawingml/2006/wordprocessingDrawing" xmlns:w10="urn:schemas-microsoft-com:office:word" xmlns:w="http://schemas.openxmlformats.org/wordprocessingml/2006/main" xmlns:w14="http://schemas.microsoft.com/office/word/2010/wordml" xmlns:w15="http://schemas.microsoft.com/office/word/2012/wordml" xmlns:w16cex="http://schemas.microsoft.com/office/word/2018/wordml/cex" xmlns:w16cid="http://schemas.microsoft.com/office/word/2016/wordml/cid" xmlns:w16="http://schemas.microsoft.com/office/word/2018/wordml" xmlns:w16du="http://schemas.microsoft.com/office/word/2023/wordml/word16du" xmlns:w16sdtdh="http://schemas.microsoft.com/office/word/2020/wordml/sdtdatahash" xmlns:w16sdtfl="http://schemas.microsoft.com/office/word/2024/wordml/sdtformatlock" xmlns:w16se="http://schemas.microsoft.com/office/word/2015/wordml/symex" xmlns:wpg="http://schemas.microsoft.com/office/word/2010/wordprocessingGroup" xmlns:wpi="http://schemas.microsoft.com/office/word/2010/wordprocessingInk" xmlns:wne="http://schemas.microsoft.com/office/word/2006/wordml" xmlns:wps="http://schemas.microsoft.com/office/word/2010/wordprocessingShape" mc:Ignorable="w14 w15 w16se w16cid w16 w16cex w16sdtdh w16sdtfl w16du wp14">
+<w15:people xmlns:wpc="http://schemas.microsoft.com/office/word/2010/wordprocessingCanvas" xmlns:cx="http://schemas.microsoft.com/office/drawing/2014/chartex" xmlns:cx1="http://schemas.microsoft.com/office/drawing/2015/9/8/chartex" xmlns:cx2="http://schemas.microsoft.com/office/drawing/2015/10/21/chartex" xmlns:cx3="http://schemas.microsoft.com/office/drawing/2016/5/9/chartex" xmlns:cx4="http://schemas.microsoft.com/office/drawing/2016/5/10/chartex" xmlns:cx5="http://schemas.microsoft.com/office/drawing/2016/5/11/chartex" xmlns:cx6="http://schemas.microsoft.com/office/drawing/2016/5/12/chartex" xmlns:cx7="http://schemas.microsoft.com/office/drawing/2016/5/13/chartex" xmlns:cx8="http://schemas.microsoft.com/office/drawing/2016/5/14/chartex" xmlns:mc="http://schemas.openxmlformats.org/markup-compatibility/2006" xmlns:aink="http://schemas.microsoft.com/office/drawing/2016/ink" xmlns:am3d="http://schemas.microsoft.com/office/drawing/2017/model3d" xmlns:o="urn:schemas-microsoft-com:office:office" xmlns:r="http://schemas.openxmlformats.org/officeDocument/2006/relationships" xmlns:m="http://schemas.openxmlformats.org/officeDocument/2006/math" xmlns:v="urn:schemas-microsoft-com:vml" xmlns:wp14="http://schemas.microsoft.com/office/word/2010/wordprocessingDrawing" xmlns:wp="http://schemas.openxmlformats.org/drawingml/2006/wordprocessingDrawing" xmlns:w10="urn:schemas-microsoft-com:office:word" xmlns:w="http://schemas.openxmlformats.org/wordprocessingml/2006/main" xmlns:w14="http://schemas.microsoft.com/office/word/2010/wordml" xmlns:w15="http://schemas.microsoft.com/office/word/2012/wordml" xmlns:w16cex="http://schemas.microsoft.com/office/word/2018/wordml/cex" xmlns:w16cid="http://schemas.microsoft.com/office/word/2016/wordml/cid" xmlns:w16="http://schemas.microsoft.com/office/word/2018/wordml" xmlns:w16sdtdh="http://schemas.microsoft.com/office/word/2020/wordml/sdtdatahash" xmlns:w16se="http://schemas.microsoft.com/office/word/2015/wordml/symex" xmlns:wpg="http://schemas.microsoft.com/office/word/2010/wordprocessingGroup" xmlns:wpi="http://schemas.microsoft.com/office/word/2010/wordprocessingInk" xmlns:wne="http://schemas.microsoft.com/office/word/2006/wordml" xmlns:wps="http://schemas.microsoft.com/office/word/2010/wordprocessingShape" mc:Ignorable="w14 w15 w16se w16cid w16 w16cex w16sdtdh wp14">
   <w15:person w15:author="daniela alejandra cañas urbina">
     <w15:presenceInfo w15:providerId="Windows Live" w15:userId="0523fed3e3944f0a"/>
+  </w15:person>
+  <w15:person w15:author="Gabriel Giménez">
+    <w15:presenceInfo w15:providerId="Windows Live" w15:userId="d83bf8b964eca26c"/>
   </w15:person>
 </w15:people>
 </file>
 
 <file path=word/styles.xml><?xml version="1.0" encoding="utf-8"?>
-<w:styles xmlns:mc="http://schemas.openxmlformats.org/markup-compatibility/2006" xmlns:r="http://schemas.openxmlformats.org/officeDocument/2006/relationships" xmlns:w="http://schemas.openxmlformats.org/wordprocessingml/2006/main" xmlns:w14="http://schemas.microsoft.com/office/word/2010/wordml" xmlns:w15="http://schemas.microsoft.com/office/word/2012/wordml" xmlns:w16cex="http://schemas.microsoft.com/office/word/2018/wordml/cex" xmlns:w16cid="http://schemas.microsoft.com/office/word/2016/wordml/cid" xmlns:w16="http://schemas.microsoft.com/office/word/2018/wordml" xmlns:w16du="http://schemas.microsoft.com/office/word/2023/wordml/word16du" xmlns:w16sdtdh="http://schemas.microsoft.com/office/word/2020/wordml/sdtdatahash" xmlns:w16sdtfl="http://schemas.microsoft.com/office/word/2024/wordml/sdtformatlock" xmlns:w16se="http://schemas.microsoft.com/office/word/2015/wordml/symex" mc:Ignorable="w14 w15 w16se w16cid w16 w16cex w16sdtdh w16sdtfl w16du">
+<w:styles xmlns:mc="http://schemas.openxmlformats.org/markup-compatibility/2006" xmlns:r="http://schemas.openxmlformats.org/officeDocument/2006/relationships" xmlns:w="http://schemas.openxmlformats.org/wordprocessingml/2006/main" xmlns:w14="http://schemas.microsoft.com/office/word/2010/wordml" xmlns:w15="http://schemas.microsoft.com/office/word/2012/wordml" xmlns:w16cex="http://schemas.microsoft.com/office/word/2018/wordml/cex" xmlns:w16cid="http://schemas.microsoft.com/office/word/2016/wordml/cid" xmlns:w16="http://schemas.microsoft.com/office/word/2018/wordml" xmlns:w16sdtdh="http://schemas.microsoft.com/office/word/2020/wordml/sdtdatahash" xmlns:w16se="http://schemas.microsoft.com/office/word/2015/wordml/symex" mc:Ignorable="w14 w15 w16se w16cid w16 w16cex w16sdtdh">
   <w:docDefaults>
     <w:rPrDefault>
       <w:rPr>
@@ -36114,11 +32705,11 @@
       <w:rFonts w:ascii="Aptos" w:eastAsia="Aptos" w:hAnsi="Aptos" w:cs="SimSun"/>
     </w:rPr>
   </w:style>
-  <w:style w:type="paragraph" w:styleId="Heading1">
+  <w:style w:type="paragraph" w:styleId="Ttulo1">
     <w:name w:val="heading 1"/>
     <w:basedOn w:val="Normal"/>
     <w:next w:val="Normal"/>
-    <w:link w:val="Heading1Char"/>
+    <w:link w:val="Ttulo1Car"/>
     <w:uiPriority w:val="9"/>
     <w:qFormat/>
     <w:rsid w:val="00D74577"/>
@@ -36135,11 +32726,11 @@
       <w:szCs w:val="40"/>
     </w:rPr>
   </w:style>
-  <w:style w:type="paragraph" w:styleId="Heading2">
+  <w:style w:type="paragraph" w:styleId="Ttulo2">
     <w:name w:val="heading 2"/>
     <w:basedOn w:val="Normal"/>
     <w:next w:val="Normal"/>
-    <w:link w:val="Heading2Char"/>
+    <w:link w:val="Ttulo2Car"/>
     <w:uiPriority w:val="9"/>
     <w:unhideWhenUsed/>
     <w:qFormat/>
@@ -36157,11 +32748,11 @@
       <w:szCs w:val="32"/>
     </w:rPr>
   </w:style>
-  <w:style w:type="paragraph" w:styleId="Heading3">
+  <w:style w:type="paragraph" w:styleId="Ttulo3">
     <w:name w:val="heading 3"/>
     <w:basedOn w:val="Normal"/>
     <w:next w:val="Normal"/>
-    <w:link w:val="Heading3Char"/>
+    <w:link w:val="Ttulo3Car"/>
     <w:uiPriority w:val="9"/>
     <w:semiHidden/>
     <w:unhideWhenUsed/>
@@ -36180,11 +32771,11 @@
       <w:szCs w:val="28"/>
     </w:rPr>
   </w:style>
-  <w:style w:type="paragraph" w:styleId="Heading4">
+  <w:style w:type="paragraph" w:styleId="Ttulo4">
     <w:name w:val="heading 4"/>
     <w:basedOn w:val="Normal"/>
     <w:next w:val="Normal"/>
-    <w:link w:val="Heading4Char"/>
+    <w:link w:val="Ttulo4Car"/>
     <w:uiPriority w:val="9"/>
     <w:semiHidden/>
     <w:unhideWhenUsed/>
@@ -36203,11 +32794,11 @@
       <w:color w:val="0F4761" w:themeColor="accent1" w:themeShade="BF"/>
     </w:rPr>
   </w:style>
-  <w:style w:type="paragraph" w:styleId="Heading5">
+  <w:style w:type="paragraph" w:styleId="Ttulo5">
     <w:name w:val="heading 5"/>
     <w:basedOn w:val="Normal"/>
     <w:next w:val="Normal"/>
-    <w:link w:val="Heading5Char"/>
+    <w:link w:val="Ttulo5Car"/>
     <w:uiPriority w:val="9"/>
     <w:semiHidden/>
     <w:unhideWhenUsed/>
@@ -36224,11 +32815,11 @@
       <w:color w:val="0F4761" w:themeColor="accent1" w:themeShade="BF"/>
     </w:rPr>
   </w:style>
-  <w:style w:type="paragraph" w:styleId="Heading6">
+  <w:style w:type="paragraph" w:styleId="Ttulo6">
     <w:name w:val="heading 6"/>
     <w:basedOn w:val="Normal"/>
     <w:next w:val="Normal"/>
-    <w:link w:val="Heading6Char"/>
+    <w:link w:val="Ttulo6Car"/>
     <w:uiPriority w:val="9"/>
     <w:semiHidden/>
     <w:unhideWhenUsed/>
@@ -36247,11 +32838,11 @@
       <w:color w:val="595959" w:themeColor="text1" w:themeTint="A6"/>
     </w:rPr>
   </w:style>
-  <w:style w:type="paragraph" w:styleId="Heading7">
+  <w:style w:type="paragraph" w:styleId="Ttulo7">
     <w:name w:val="heading 7"/>
     <w:basedOn w:val="Normal"/>
     <w:next w:val="Normal"/>
-    <w:link w:val="Heading7Char"/>
+    <w:link w:val="Ttulo7Car"/>
     <w:uiPriority w:val="9"/>
     <w:semiHidden/>
     <w:unhideWhenUsed/>
@@ -36268,11 +32859,11 @@
       <w:color w:val="595959" w:themeColor="text1" w:themeTint="A6"/>
     </w:rPr>
   </w:style>
-  <w:style w:type="paragraph" w:styleId="Heading8">
+  <w:style w:type="paragraph" w:styleId="Ttulo8">
     <w:name w:val="heading 8"/>
     <w:basedOn w:val="Normal"/>
     <w:next w:val="Normal"/>
-    <w:link w:val="Heading8Char"/>
+    <w:link w:val="Ttulo8Car"/>
     <w:uiPriority w:val="9"/>
     <w:semiHidden/>
     <w:unhideWhenUsed/>
@@ -36291,11 +32882,11 @@
       <w:color w:val="272727" w:themeColor="text1" w:themeTint="D8"/>
     </w:rPr>
   </w:style>
-  <w:style w:type="paragraph" w:styleId="Heading9">
+  <w:style w:type="paragraph" w:styleId="Ttulo9">
     <w:name w:val="heading 9"/>
     <w:basedOn w:val="Normal"/>
     <w:next w:val="Normal"/>
-    <w:link w:val="Heading9Char"/>
+    <w:link w:val="Ttulo9Car"/>
     <w:uiPriority w:val="9"/>
     <w:semiHidden/>
     <w:unhideWhenUsed/>
@@ -36312,12 +32903,13 @@
       <w:color w:val="272727" w:themeColor="text1" w:themeTint="D8"/>
     </w:rPr>
   </w:style>
-  <w:style w:type="character" w:default="1" w:styleId="DefaultParagraphFont">
+  <w:style w:type="character" w:default="1" w:styleId="Fuentedeprrafopredeter">
     <w:name w:val="Default Paragraph Font"/>
     <w:uiPriority w:val="1"/>
+    <w:semiHidden/>
     <w:unhideWhenUsed/>
   </w:style>
-  <w:style w:type="table" w:default="1" w:styleId="TableNormal">
+  <w:style w:type="table" w:default="1" w:styleId="Tablanormal">
     <w:name w:val="Normal Table"/>
     <w:uiPriority w:val="99"/>
     <w:semiHidden/>
@@ -36332,16 +32924,16 @@
       </w:tblCellMar>
     </w:tblPr>
   </w:style>
-  <w:style w:type="numbering" w:default="1" w:styleId="NoList">
+  <w:style w:type="numbering" w:default="1" w:styleId="Sinlista">
     <w:name w:val="No List"/>
     <w:uiPriority w:val="99"/>
     <w:semiHidden/>
     <w:unhideWhenUsed/>
   </w:style>
-  <w:style w:type="character" w:customStyle="1" w:styleId="Heading1Char">
-    <w:name w:val="Heading 1 Char"/>
-    <w:basedOn w:val="DefaultParagraphFont"/>
-    <w:link w:val="Heading1"/>
+  <w:style w:type="character" w:customStyle="1" w:styleId="Ttulo1Car">
+    <w:name w:val="Título 1 Car"/>
+    <w:basedOn w:val="Fuentedeprrafopredeter"/>
+    <w:link w:val="Ttulo1"/>
     <w:uiPriority w:val="9"/>
     <w:rsid w:val="00D74577"/>
     <w:rPr>
@@ -36351,10 +32943,10 @@
       <w:szCs w:val="40"/>
     </w:rPr>
   </w:style>
-  <w:style w:type="character" w:customStyle="1" w:styleId="Heading2Char">
-    <w:name w:val="Heading 2 Char"/>
-    <w:basedOn w:val="DefaultParagraphFont"/>
-    <w:link w:val="Heading2"/>
+  <w:style w:type="character" w:customStyle="1" w:styleId="Ttulo2Car">
+    <w:name w:val="Título 2 Car"/>
+    <w:basedOn w:val="Fuentedeprrafopredeter"/>
+    <w:link w:val="Ttulo2"/>
     <w:uiPriority w:val="9"/>
     <w:rsid w:val="00D74577"/>
     <w:rPr>
@@ -36364,10 +32956,10 @@
       <w:szCs w:val="32"/>
     </w:rPr>
   </w:style>
-  <w:style w:type="character" w:customStyle="1" w:styleId="Heading3Char">
-    <w:name w:val="Heading 3 Char"/>
-    <w:basedOn w:val="DefaultParagraphFont"/>
-    <w:link w:val="Heading3"/>
+  <w:style w:type="character" w:customStyle="1" w:styleId="Ttulo3Car">
+    <w:name w:val="Título 3 Car"/>
+    <w:basedOn w:val="Fuentedeprrafopredeter"/>
+    <w:link w:val="Ttulo3"/>
     <w:uiPriority w:val="9"/>
     <w:semiHidden/>
     <w:rsid w:val="00D74577"/>
@@ -36378,10 +32970,10 @@
       <w:szCs w:val="28"/>
     </w:rPr>
   </w:style>
-  <w:style w:type="character" w:customStyle="1" w:styleId="Heading4Char">
-    <w:name w:val="Heading 4 Char"/>
-    <w:basedOn w:val="DefaultParagraphFont"/>
-    <w:link w:val="Heading4"/>
+  <w:style w:type="character" w:customStyle="1" w:styleId="Ttulo4Car">
+    <w:name w:val="Título 4 Car"/>
+    <w:basedOn w:val="Fuentedeprrafopredeter"/>
+    <w:link w:val="Ttulo4"/>
     <w:uiPriority w:val="9"/>
     <w:semiHidden/>
     <w:rsid w:val="00D74577"/>
@@ -36392,10 +32984,10 @@
       <w:color w:val="0F4761" w:themeColor="accent1" w:themeShade="BF"/>
     </w:rPr>
   </w:style>
-  <w:style w:type="character" w:customStyle="1" w:styleId="Heading5Char">
-    <w:name w:val="Heading 5 Char"/>
-    <w:basedOn w:val="DefaultParagraphFont"/>
-    <w:link w:val="Heading5"/>
+  <w:style w:type="character" w:customStyle="1" w:styleId="Ttulo5Car">
+    <w:name w:val="Título 5 Car"/>
+    <w:basedOn w:val="Fuentedeprrafopredeter"/>
+    <w:link w:val="Ttulo5"/>
     <w:uiPriority w:val="9"/>
     <w:semiHidden/>
     <w:rsid w:val="00D74577"/>
@@ -36404,10 +32996,10 @@
       <w:color w:val="0F4761" w:themeColor="accent1" w:themeShade="BF"/>
     </w:rPr>
   </w:style>
-  <w:style w:type="character" w:customStyle="1" w:styleId="Heading6Char">
-    <w:name w:val="Heading 6 Char"/>
-    <w:basedOn w:val="DefaultParagraphFont"/>
-    <w:link w:val="Heading6"/>
+  <w:style w:type="character" w:customStyle="1" w:styleId="Ttulo6Car">
+    <w:name w:val="Título 6 Car"/>
+    <w:basedOn w:val="Fuentedeprrafopredeter"/>
+    <w:link w:val="Ttulo6"/>
     <w:uiPriority w:val="9"/>
     <w:semiHidden/>
     <w:rsid w:val="00D74577"/>
@@ -36418,10 +33010,10 @@
       <w:color w:val="595959" w:themeColor="text1" w:themeTint="A6"/>
     </w:rPr>
   </w:style>
-  <w:style w:type="character" w:customStyle="1" w:styleId="Heading7Char">
-    <w:name w:val="Heading 7 Char"/>
-    <w:basedOn w:val="DefaultParagraphFont"/>
-    <w:link w:val="Heading7"/>
+  <w:style w:type="character" w:customStyle="1" w:styleId="Ttulo7Car">
+    <w:name w:val="Título 7 Car"/>
+    <w:basedOn w:val="Fuentedeprrafopredeter"/>
+    <w:link w:val="Ttulo7"/>
     <w:uiPriority w:val="9"/>
     <w:semiHidden/>
     <w:rsid w:val="00D74577"/>
@@ -36430,10 +33022,10 @@
       <w:color w:val="595959" w:themeColor="text1" w:themeTint="A6"/>
     </w:rPr>
   </w:style>
-  <w:style w:type="character" w:customStyle="1" w:styleId="Heading8Char">
-    <w:name w:val="Heading 8 Char"/>
-    <w:basedOn w:val="DefaultParagraphFont"/>
-    <w:link w:val="Heading8"/>
+  <w:style w:type="character" w:customStyle="1" w:styleId="Ttulo8Car">
+    <w:name w:val="Título 8 Car"/>
+    <w:basedOn w:val="Fuentedeprrafopredeter"/>
+    <w:link w:val="Ttulo8"/>
     <w:uiPriority w:val="9"/>
     <w:semiHidden/>
     <w:rsid w:val="00D74577"/>
@@ -36444,10 +33036,10 @@
       <w:color w:val="272727" w:themeColor="text1" w:themeTint="D8"/>
     </w:rPr>
   </w:style>
-  <w:style w:type="character" w:customStyle="1" w:styleId="Heading9Char">
-    <w:name w:val="Heading 9 Char"/>
-    <w:basedOn w:val="DefaultParagraphFont"/>
-    <w:link w:val="Heading9"/>
+  <w:style w:type="character" w:customStyle="1" w:styleId="Ttulo9Car">
+    <w:name w:val="Título 9 Car"/>
+    <w:basedOn w:val="Fuentedeprrafopredeter"/>
+    <w:link w:val="Ttulo9"/>
     <w:uiPriority w:val="9"/>
     <w:semiHidden/>
     <w:rsid w:val="00D74577"/>
@@ -36456,11 +33048,11 @@
       <w:color w:val="272727" w:themeColor="text1" w:themeTint="D8"/>
     </w:rPr>
   </w:style>
-  <w:style w:type="paragraph" w:styleId="Title">
+  <w:style w:type="paragraph" w:styleId="Ttulo">
     <w:name w:val="Title"/>
     <w:basedOn w:val="Normal"/>
     <w:next w:val="Normal"/>
-    <w:link w:val="TitleChar"/>
+    <w:link w:val="TtuloCar"/>
     <w:uiPriority w:val="10"/>
     <w:qFormat/>
     <w:rsid w:val="00D74577"/>
@@ -36476,10 +33068,10 @@
       <w:szCs w:val="56"/>
     </w:rPr>
   </w:style>
-  <w:style w:type="character" w:customStyle="1" w:styleId="TitleChar">
-    <w:name w:val="Title Char"/>
-    <w:basedOn w:val="DefaultParagraphFont"/>
-    <w:link w:val="Title"/>
+  <w:style w:type="character" w:customStyle="1" w:styleId="TtuloCar">
+    <w:name w:val="Título Car"/>
+    <w:basedOn w:val="Fuentedeprrafopredeter"/>
+    <w:link w:val="Ttulo"/>
     <w:uiPriority w:val="10"/>
     <w:rsid w:val="00D74577"/>
     <w:rPr>
@@ -36490,11 +33082,11 @@
       <w:szCs w:val="56"/>
     </w:rPr>
   </w:style>
-  <w:style w:type="paragraph" w:styleId="Subtitle">
+  <w:style w:type="paragraph" w:styleId="Subttulo">
     <w:name w:val="Subtitle"/>
     <w:basedOn w:val="Normal"/>
     <w:next w:val="Normal"/>
-    <w:link w:val="SubtitleChar"/>
+    <w:link w:val="SubttuloCar"/>
     <w:uiPriority w:val="11"/>
     <w:qFormat/>
     <w:rsid w:val="00D74577"/>
@@ -36511,10 +33103,10 @@
       <w:szCs w:val="28"/>
     </w:rPr>
   </w:style>
-  <w:style w:type="character" w:customStyle="1" w:styleId="SubtitleChar">
-    <w:name w:val="Subtitle Char"/>
-    <w:basedOn w:val="DefaultParagraphFont"/>
-    <w:link w:val="Subtitle"/>
+  <w:style w:type="character" w:customStyle="1" w:styleId="SubttuloCar">
+    <w:name w:val="Subtítulo Car"/>
+    <w:basedOn w:val="Fuentedeprrafopredeter"/>
+    <w:link w:val="Subttulo"/>
     <w:uiPriority w:val="11"/>
     <w:rsid w:val="00D74577"/>
     <w:rPr>
@@ -36525,11 +33117,11 @@
       <w:szCs w:val="28"/>
     </w:rPr>
   </w:style>
-  <w:style w:type="paragraph" w:styleId="Quote">
+  <w:style w:type="paragraph" w:styleId="Cita">
     <w:name w:val="Quote"/>
     <w:basedOn w:val="Normal"/>
     <w:next w:val="Normal"/>
-    <w:link w:val="QuoteChar"/>
+    <w:link w:val="CitaCar"/>
     <w:uiPriority w:val="29"/>
     <w:qFormat/>
     <w:rsid w:val="00D74577"/>
@@ -36543,10 +33135,10 @@
       <w:color w:val="404040" w:themeColor="text1" w:themeTint="BF"/>
     </w:rPr>
   </w:style>
-  <w:style w:type="character" w:customStyle="1" w:styleId="QuoteChar">
-    <w:name w:val="Quote Char"/>
-    <w:basedOn w:val="DefaultParagraphFont"/>
-    <w:link w:val="Quote"/>
+  <w:style w:type="character" w:customStyle="1" w:styleId="CitaCar">
+    <w:name w:val="Cita Car"/>
+    <w:basedOn w:val="Fuentedeprrafopredeter"/>
+    <w:link w:val="Cita"/>
     <w:uiPriority w:val="29"/>
     <w:rsid w:val="00D74577"/>
     <w:rPr>
@@ -36555,7 +33147,7 @@
       <w:color w:val="404040" w:themeColor="text1" w:themeTint="BF"/>
     </w:rPr>
   </w:style>
-  <w:style w:type="paragraph" w:styleId="ListParagraph">
+  <w:style w:type="paragraph" w:styleId="Prrafodelista">
     <w:name w:val="List Paragraph"/>
     <w:basedOn w:val="Normal"/>
     <w:uiPriority w:val="34"/>
@@ -36566,9 +33158,9 @@
       <w:contextualSpacing/>
     </w:pPr>
   </w:style>
-  <w:style w:type="character" w:styleId="IntenseEmphasis">
+  <w:style w:type="character" w:styleId="nfasisintenso">
     <w:name w:val="Intense Emphasis"/>
-    <w:basedOn w:val="DefaultParagraphFont"/>
+    <w:basedOn w:val="Fuentedeprrafopredeter"/>
     <w:uiPriority w:val="21"/>
     <w:qFormat/>
     <w:rsid w:val="00D74577"/>
@@ -36578,11 +33170,11 @@
       <w:color w:val="0F4761" w:themeColor="accent1" w:themeShade="BF"/>
     </w:rPr>
   </w:style>
-  <w:style w:type="paragraph" w:styleId="IntenseQuote">
+  <w:style w:type="paragraph" w:styleId="Citadestacada">
     <w:name w:val="Intense Quote"/>
     <w:basedOn w:val="Normal"/>
     <w:next w:val="Normal"/>
-    <w:link w:val="IntenseQuoteChar"/>
+    <w:link w:val="CitadestacadaCar"/>
     <w:uiPriority w:val="30"/>
     <w:qFormat/>
     <w:rsid w:val="00D74577"/>
@@ -36601,10 +33193,10 @@
       <w:color w:val="0F4761" w:themeColor="accent1" w:themeShade="BF"/>
     </w:rPr>
   </w:style>
-  <w:style w:type="character" w:customStyle="1" w:styleId="IntenseQuoteChar">
-    <w:name w:val="Intense Quote Char"/>
-    <w:basedOn w:val="DefaultParagraphFont"/>
-    <w:link w:val="IntenseQuote"/>
+  <w:style w:type="character" w:customStyle="1" w:styleId="CitadestacadaCar">
+    <w:name w:val="Cita destacada Car"/>
+    <w:basedOn w:val="Fuentedeprrafopredeter"/>
+    <w:link w:val="Citadestacada"/>
     <w:uiPriority w:val="30"/>
     <w:rsid w:val="00D74577"/>
     <w:rPr>
@@ -36613,9 +33205,9 @@
       <w:color w:val="0F4761" w:themeColor="accent1" w:themeShade="BF"/>
     </w:rPr>
   </w:style>
-  <w:style w:type="character" w:styleId="IntenseReference">
+  <w:style w:type="character" w:styleId="Referenciaintensa">
     <w:name w:val="Intense Reference"/>
-    <w:basedOn w:val="DefaultParagraphFont"/>
+    <w:basedOn w:val="Fuentedeprrafopredeter"/>
     <w:uiPriority w:val="32"/>
     <w:qFormat/>
     <w:rsid w:val="00D74577"/>
@@ -36627,10 +33219,10 @@
       <w:spacing w:val="5"/>
     </w:rPr>
   </w:style>
-  <w:style w:type="paragraph" w:styleId="FootnoteText">
+  <w:style w:type="paragraph" w:styleId="Textonotapie">
     <w:name w:val="footnote text"/>
     <w:basedOn w:val="Normal"/>
-    <w:link w:val="FootnoteTextChar"/>
+    <w:link w:val="TextonotapieCar"/>
     <w:uiPriority w:val="99"/>
     <w:semiHidden/>
     <w:unhideWhenUsed/>
@@ -36643,10 +33235,10 @@
       <w:szCs w:val="20"/>
     </w:rPr>
   </w:style>
-  <w:style w:type="character" w:customStyle="1" w:styleId="FootnoteTextChar">
-    <w:name w:val="Footnote Text Char"/>
-    <w:basedOn w:val="DefaultParagraphFont"/>
-    <w:link w:val="FootnoteText"/>
+  <w:style w:type="character" w:customStyle="1" w:styleId="TextonotapieCar">
+    <w:name w:val="Texto nota pie Car"/>
+    <w:basedOn w:val="Fuentedeprrafopredeter"/>
+    <w:link w:val="Textonotapie"/>
     <w:uiPriority w:val="99"/>
     <w:semiHidden/>
     <w:rsid w:val="00070B4C"/>
@@ -36655,9 +33247,9 @@
       <w:szCs w:val="20"/>
     </w:rPr>
   </w:style>
-  <w:style w:type="character" w:styleId="FootnoteReference">
+  <w:style w:type="character" w:styleId="Refdenotaalpie">
     <w:name w:val="footnote reference"/>
-    <w:basedOn w:val="DefaultParagraphFont"/>
+    <w:basedOn w:val="Fuentedeprrafopredeter"/>
     <w:uiPriority w:val="99"/>
     <w:semiHidden/>
     <w:unhideWhenUsed/>
@@ -36666,10 +33258,10 @@
       <w:vertAlign w:val="superscript"/>
     </w:rPr>
   </w:style>
-  <w:style w:type="paragraph" w:styleId="Header">
+  <w:style w:type="paragraph" w:styleId="Encabezado">
     <w:name w:val="header"/>
     <w:basedOn w:val="Normal"/>
-    <w:link w:val="HeaderChar"/>
+    <w:link w:val="EncabezadoCar"/>
     <w:uiPriority w:val="99"/>
     <w:unhideWhenUsed/>
     <w:rsid w:val="006511A9"/>
@@ -36681,17 +33273,17 @@
       <w:spacing w:after="0" w:line="240" w:lineRule="auto"/>
     </w:pPr>
   </w:style>
-  <w:style w:type="character" w:customStyle="1" w:styleId="HeaderChar">
-    <w:name w:val="Header Char"/>
-    <w:basedOn w:val="DefaultParagraphFont"/>
-    <w:link w:val="Header"/>
+  <w:style w:type="character" w:customStyle="1" w:styleId="EncabezadoCar">
+    <w:name w:val="Encabezado Car"/>
+    <w:basedOn w:val="Fuentedeprrafopredeter"/>
+    <w:link w:val="Encabezado"/>
     <w:uiPriority w:val="99"/>
     <w:rsid w:val="006511A9"/>
   </w:style>
-  <w:style w:type="paragraph" w:styleId="Footer">
+  <w:style w:type="paragraph" w:styleId="Piedepgina">
     <w:name w:val="footer"/>
     <w:basedOn w:val="Normal"/>
-    <w:link w:val="FooterChar"/>
+    <w:link w:val="PiedepginaCar"/>
     <w:uiPriority w:val="99"/>
     <w:unhideWhenUsed/>
     <w:rsid w:val="006511A9"/>
@@ -36703,16 +33295,16 @@
       <w:spacing w:after="0" w:line="240" w:lineRule="auto"/>
     </w:pPr>
   </w:style>
-  <w:style w:type="character" w:customStyle="1" w:styleId="FooterChar">
-    <w:name w:val="Footer Char"/>
-    <w:basedOn w:val="DefaultParagraphFont"/>
-    <w:link w:val="Footer"/>
+  <w:style w:type="character" w:customStyle="1" w:styleId="PiedepginaCar">
+    <w:name w:val="Pie de página Car"/>
+    <w:basedOn w:val="Fuentedeprrafopredeter"/>
+    <w:link w:val="Piedepgina"/>
     <w:uiPriority w:val="99"/>
     <w:rsid w:val="006511A9"/>
   </w:style>
-  <w:style w:type="paragraph" w:styleId="TOCHeading">
+  <w:style w:type="paragraph" w:styleId="TtuloTDC">
     <w:name w:val="TOC Heading"/>
-    <w:basedOn w:val="Heading1"/>
+    <w:basedOn w:val="Ttulo1"/>
     <w:next w:val="Normal"/>
     <w:uiPriority w:val="39"/>
     <w:unhideWhenUsed/>
@@ -36730,7 +33322,7 @@
       <w14:ligatures w14:val="none"/>
     </w:rPr>
   </w:style>
-  <w:style w:type="paragraph" w:styleId="Index1">
+  <w:style w:type="paragraph" w:styleId="ndice1">
     <w:name w:val="index 1"/>
     <w:basedOn w:val="Normal"/>
     <w:next w:val="Normal"/>
@@ -36750,7 +33342,7 @@
   </w:style>
   <w:style w:type="paragraph" w:customStyle="1" w:styleId="TITULOS">
     <w:name w:val="TITULOS"/>
-    <w:basedOn w:val="Heading1"/>
+    <w:basedOn w:val="Ttulo1"/>
     <w:next w:val="Titulo1erNivel"/>
     <w:link w:val="TITULOSCar"/>
     <w:qFormat/>
@@ -36767,7 +33359,7 @@
   </w:style>
   <w:style w:type="character" w:customStyle="1" w:styleId="TITULOSCar">
     <w:name w:val="TITULOS Car"/>
-    <w:basedOn w:val="Heading1Char"/>
+    <w:basedOn w:val="Ttulo1Car"/>
     <w:link w:val="TITULOS"/>
     <w:rsid w:val="00CD38FF"/>
     <w:rPr>
@@ -36778,7 +33370,7 @@
       <w:szCs w:val="40"/>
     </w:rPr>
   </w:style>
-  <w:style w:type="paragraph" w:styleId="TOC1">
+  <w:style w:type="paragraph" w:styleId="TDC1">
     <w:name w:val="toc 1"/>
     <w:basedOn w:val="Normal"/>
     <w:next w:val="Normal"/>
@@ -36799,9 +33391,9 @@
       <w:sz w:val="24"/>
     </w:rPr>
   </w:style>
-  <w:style w:type="character" w:styleId="Hyperlink">
+  <w:style w:type="character" w:styleId="Hipervnculo">
     <w:name w:val="Hyperlink"/>
-    <w:basedOn w:val="DefaultParagraphFont"/>
+    <w:basedOn w:val="Fuentedeprrafopredeter"/>
     <w:uiPriority w:val="99"/>
     <w:unhideWhenUsed/>
     <w:rsid w:val="004946ED"/>
@@ -36812,7 +33404,7 @@
   </w:style>
   <w:style w:type="paragraph" w:customStyle="1" w:styleId="Titulo2doNivel">
     <w:name w:val="Titulo2doNivel"/>
-    <w:basedOn w:val="Heading3"/>
+    <w:basedOn w:val="Ttulo3"/>
     <w:link w:val="Titulo2doNivelCar"/>
     <w:qFormat/>
     <w:rsid w:val="00CD38FF"/>
@@ -36836,7 +33428,7 @@
       <w:szCs w:val="28"/>
     </w:rPr>
   </w:style>
-  <w:style w:type="paragraph" w:styleId="TOC2">
+  <w:style w:type="paragraph" w:styleId="TDC2">
     <w:name w:val="toc 2"/>
     <w:basedOn w:val="Normal"/>
     <w:next w:val="Normal"/>
@@ -36871,7 +33463,7 @@
   </w:style>
   <w:style w:type="character" w:customStyle="1" w:styleId="ParrafosCar">
     <w:name w:val="Parrafos Car"/>
-    <w:basedOn w:val="DefaultParagraphFont"/>
+    <w:basedOn w:val="Fuentedeprrafopredeter"/>
     <w:link w:val="Parrafos"/>
     <w:rsid w:val="0018082F"/>
     <w:rPr>
@@ -36881,7 +33473,7 @@
   </w:style>
   <w:style w:type="paragraph" w:customStyle="1" w:styleId="Titulo3erNivel">
     <w:name w:val="Titulo3erNivel"/>
-    <w:basedOn w:val="Heading4"/>
+    <w:basedOn w:val="Ttulo4"/>
     <w:link w:val="Titulo3erNivelCar"/>
     <w:qFormat/>
     <w:rsid w:val="007C4773"/>
@@ -36909,7 +33501,7 @@
   </w:style>
   <w:style w:type="character" w:customStyle="1" w:styleId="Mencinsinresolver1">
     <w:name w:val="Mención sin resolver1"/>
-    <w:basedOn w:val="DefaultParagraphFont"/>
+    <w:basedOn w:val="Fuentedeprrafopredeter"/>
     <w:uiPriority w:val="99"/>
     <w:semiHidden/>
     <w:unhideWhenUsed/>
@@ -36939,12 +33531,12 @@
   </w:style>
   <w:style w:type="character" w:customStyle="1" w:styleId="url">
     <w:name w:val="url"/>
-    <w:basedOn w:val="DefaultParagraphFont"/>
+    <w:basedOn w:val="Fuentedeprrafopredeter"/>
     <w:rsid w:val="0066696E"/>
   </w:style>
-  <w:style w:type="table" w:styleId="TableGrid">
+  <w:style w:type="table" w:styleId="Tablaconcuadrcula">
     <w:name w:val="Table Grid"/>
-    <w:basedOn w:val="TableNormal"/>
+    <w:basedOn w:val="Tablanormal"/>
     <w:uiPriority w:val="59"/>
     <w:rsid w:val="00FB4123"/>
     <w:pPr>
@@ -36961,7 +33553,7 @@
       </w:tblBorders>
     </w:tblPr>
   </w:style>
-  <w:style w:type="paragraph" w:styleId="Caption">
+  <w:style w:type="paragraph" w:styleId="Descripcin">
     <w:name w:val="caption"/>
     <w:basedOn w:val="Normal"/>
     <w:next w:val="Normal"/>
@@ -36980,9 +33572,9 @@
       <w:szCs w:val="18"/>
     </w:rPr>
   </w:style>
-  <w:style w:type="character" w:styleId="Strong">
+  <w:style w:type="character" w:styleId="Textoennegrita">
     <w:name w:val="Strong"/>
-    <w:basedOn w:val="DefaultParagraphFont"/>
+    <w:basedOn w:val="Fuentedeprrafopredeter"/>
     <w:uiPriority w:val="22"/>
     <w:qFormat/>
     <w:rsid w:val="00D526C3"/>
@@ -36993,8 +33585,8 @@
   </w:style>
   <w:style w:type="paragraph" w:customStyle="1" w:styleId="Titulo1erNivel">
     <w:name w:val="Titulo1erNivel"/>
-    <w:basedOn w:val="Heading2"/>
-    <w:next w:val="Heading3"/>
+    <w:basedOn w:val="Ttulo2"/>
+    <w:next w:val="Ttulo3"/>
     <w:link w:val="Titulo1erNivelCar"/>
     <w:qFormat/>
     <w:rsid w:val="00CD38FF"/>
@@ -37010,7 +33602,7 @@
   </w:style>
   <w:style w:type="character" w:customStyle="1" w:styleId="Titulo1erNivelCar">
     <w:name w:val="Titulo1erNivel Car"/>
-    <w:basedOn w:val="Heading1Char"/>
+    <w:basedOn w:val="Ttulo1Car"/>
     <w:link w:val="Titulo1erNivel"/>
     <w:rsid w:val="00B94377"/>
     <w:rPr>
@@ -37023,7 +33615,7 @@
   </w:style>
   <w:style w:type="paragraph" w:customStyle="1" w:styleId="Titulo4toNivel">
     <w:name w:val="Titulo4toNivel"/>
-    <w:basedOn w:val="Heading5"/>
+    <w:basedOn w:val="Ttulo5"/>
     <w:link w:val="Titulo4toNivelCar"/>
     <w:qFormat/>
     <w:rsid w:val="003B4D28"/>
@@ -37040,7 +33632,7 @@
   </w:style>
   <w:style w:type="paragraph" w:customStyle="1" w:styleId="Titulo5toNivel">
     <w:name w:val="Titulo5toNivel"/>
-    <w:basedOn w:val="Heading6"/>
+    <w:basedOn w:val="Ttulo6"/>
     <w:link w:val="Titulo5toNivelCar"/>
     <w:qFormat/>
     <w:rsid w:val="00C66AA8"/>
@@ -37063,7 +33655,7 @@
   </w:style>
   <w:style w:type="character" w:customStyle="1" w:styleId="Titulo4toNivelCar">
     <w:name w:val="Titulo4toNivel Car"/>
-    <w:basedOn w:val="Heading4Char"/>
+    <w:basedOn w:val="Ttulo4Car"/>
     <w:link w:val="Titulo4toNivel"/>
     <w:rsid w:val="003B4D28"/>
     <w:rPr>
@@ -37078,7 +33670,7 @@
   </w:style>
   <w:style w:type="character" w:customStyle="1" w:styleId="Titulo5toNivelCar">
     <w:name w:val="Titulo5toNivel Car"/>
-    <w:basedOn w:val="Heading6Char"/>
+    <w:basedOn w:val="Ttulo6Car"/>
     <w:link w:val="Titulo5toNivel"/>
     <w:rsid w:val="00C66AA8"/>
     <w:rPr>
@@ -37092,7 +33684,7 @@
       <w:lang w:val="es-ES"/>
     </w:rPr>
   </w:style>
-  <w:style w:type="paragraph" w:styleId="TableofFigures">
+  <w:style w:type="paragraph" w:styleId="Tabladeilustraciones">
     <w:name w:val="table of figures"/>
     <w:basedOn w:val="Normal"/>
     <w:next w:val="Normal"/>
@@ -37107,7 +33699,7 @@
       <w:sz w:val="24"/>
     </w:rPr>
   </w:style>
-  <w:style w:type="paragraph" w:styleId="TOC3">
+  <w:style w:type="paragraph" w:styleId="TDC3">
     <w:name w:val="toc 3"/>
     <w:basedOn w:val="Normal"/>
     <w:next w:val="Normal"/>
@@ -37120,9 +33712,9 @@
       <w:ind w:left="440"/>
     </w:pPr>
   </w:style>
-  <w:style w:type="character" w:styleId="FollowedHyperlink">
+  <w:style w:type="character" w:styleId="Hipervnculovisitado">
     <w:name w:val="FollowedHyperlink"/>
-    <w:basedOn w:val="DefaultParagraphFont"/>
+    <w:basedOn w:val="Fuentedeprrafopredeter"/>
     <w:uiPriority w:val="99"/>
     <w:semiHidden/>
     <w:unhideWhenUsed/>
@@ -37132,9 +33724,9 @@
       <w:u w:val="single"/>
     </w:rPr>
   </w:style>
-  <w:style w:type="character" w:styleId="UnresolvedMention">
+  <w:style w:type="character" w:styleId="Mencinsinresolver">
     <w:name w:val="Unresolved Mention"/>
-    <w:basedOn w:val="DefaultParagraphFont"/>
+    <w:basedOn w:val="Fuentedeprrafopredeter"/>
     <w:uiPriority w:val="99"/>
     <w:semiHidden/>
     <w:unhideWhenUsed/>
@@ -37144,9 +33736,9 @@
       <w:shd w:val="clear" w:color="auto" w:fill="E1DFDD"/>
     </w:rPr>
   </w:style>
-  <w:style w:type="character" w:styleId="CommentReference">
+  <w:style w:type="character" w:styleId="Refdecomentario">
     <w:name w:val="annotation reference"/>
-    <w:basedOn w:val="DefaultParagraphFont"/>
+    <w:basedOn w:val="Fuentedeprrafopredeter"/>
     <w:uiPriority w:val="99"/>
     <w:semiHidden/>
     <w:unhideWhenUsed/>
@@ -37156,10 +33748,10 @@
       <w:szCs w:val="16"/>
     </w:rPr>
   </w:style>
-  <w:style w:type="paragraph" w:styleId="CommentText">
+  <w:style w:type="paragraph" w:styleId="Textocomentario">
     <w:name w:val="annotation text"/>
     <w:basedOn w:val="Normal"/>
-    <w:link w:val="CommentTextChar"/>
+    <w:link w:val="TextocomentarioCar"/>
     <w:uiPriority w:val="99"/>
     <w:unhideWhenUsed/>
     <w:rsid w:val="008B359F"/>
@@ -37171,10 +33763,10 @@
       <w:szCs w:val="20"/>
     </w:rPr>
   </w:style>
-  <w:style w:type="character" w:customStyle="1" w:styleId="CommentTextChar">
-    <w:name w:val="Comment Text Char"/>
-    <w:basedOn w:val="DefaultParagraphFont"/>
-    <w:link w:val="CommentText"/>
+  <w:style w:type="character" w:customStyle="1" w:styleId="TextocomentarioCar">
+    <w:name w:val="Texto comentario Car"/>
+    <w:basedOn w:val="Fuentedeprrafopredeter"/>
+    <w:link w:val="Textocomentario"/>
     <w:uiPriority w:val="99"/>
     <w:rsid w:val="008B359F"/>
     <w:rPr>
@@ -37183,11 +33775,11 @@
       <w:szCs w:val="20"/>
     </w:rPr>
   </w:style>
-  <w:style w:type="paragraph" w:styleId="CommentSubject">
+  <w:style w:type="paragraph" w:styleId="Asuntodelcomentario">
     <w:name w:val="annotation subject"/>
-    <w:basedOn w:val="CommentText"/>
-    <w:next w:val="CommentText"/>
-    <w:link w:val="CommentSubjectChar"/>
+    <w:basedOn w:val="Textocomentario"/>
+    <w:next w:val="Textocomentario"/>
+    <w:link w:val="AsuntodelcomentarioCar"/>
     <w:uiPriority w:val="99"/>
     <w:semiHidden/>
     <w:unhideWhenUsed/>
@@ -37197,10 +33789,10 @@
       <w:bCs/>
     </w:rPr>
   </w:style>
-  <w:style w:type="character" w:customStyle="1" w:styleId="CommentSubjectChar">
-    <w:name w:val="Comment Subject Char"/>
-    <w:basedOn w:val="CommentTextChar"/>
-    <w:link w:val="CommentSubject"/>
+  <w:style w:type="character" w:customStyle="1" w:styleId="AsuntodelcomentarioCar">
+    <w:name w:val="Asunto del comentario Car"/>
+    <w:basedOn w:val="TextocomentarioCar"/>
+    <w:link w:val="Asuntodelcomentario"/>
     <w:uiPriority w:val="99"/>
     <w:semiHidden/>
     <w:rsid w:val="008B359F"/>

--- a/LIBRO/Informe de avance Modificado.docx
+++ b/LIBRO/Informe de avance Modificado.docx
@@ -1,6 +1,6 @@
 
 <file path=word/document.xml><?xml version="1.0" encoding="utf-8"?>
-<w:document xmlns:wpc="http://schemas.microsoft.com/office/word/2010/wordprocessingCanvas" xmlns:cx="http://schemas.microsoft.com/office/drawing/2014/chartex" xmlns:cx1="http://schemas.microsoft.com/office/drawing/2015/9/8/chartex" xmlns:cx2="http://schemas.microsoft.com/office/drawing/2015/10/21/chartex" xmlns:cx3="http://schemas.microsoft.com/office/drawing/2016/5/9/chartex" xmlns:cx4="http://schemas.microsoft.com/office/drawing/2016/5/10/chartex" xmlns:cx5="http://schemas.microsoft.com/office/drawing/2016/5/11/chartex" xmlns:cx6="http://schemas.microsoft.com/office/drawing/2016/5/12/chartex" xmlns:cx7="http://schemas.microsoft.com/office/drawing/2016/5/13/chartex" xmlns:cx8="http://schemas.microsoft.com/office/drawing/2016/5/14/chartex" xmlns:mc="http://schemas.openxmlformats.org/markup-compatibility/2006" xmlns:aink="http://schemas.microsoft.com/office/drawing/2016/ink" xmlns:am3d="http://schemas.microsoft.com/office/drawing/2017/model3d" xmlns:o="urn:schemas-microsoft-com:office:office" xmlns:r="http://schemas.openxmlformats.org/officeDocument/2006/relationships" xmlns:m="http://schemas.openxmlformats.org/officeDocument/2006/math" xmlns:v="urn:schemas-microsoft-com:vml" xmlns:wp14="http://schemas.microsoft.com/office/word/2010/wordprocessingDrawing" xmlns:wp="http://schemas.openxmlformats.org/drawingml/2006/wordprocessingDrawing" xmlns:w10="urn:schemas-microsoft-com:office:word" xmlns:w="http://schemas.openxmlformats.org/wordprocessingml/2006/main" xmlns:w14="http://schemas.microsoft.com/office/word/2010/wordml" xmlns:w15="http://schemas.microsoft.com/office/word/2012/wordml" xmlns:w16cex="http://schemas.microsoft.com/office/word/2018/wordml/cex" xmlns:w16cid="http://schemas.microsoft.com/office/word/2016/wordml/cid" xmlns:w16="http://schemas.microsoft.com/office/word/2018/wordml" xmlns:w16sdtdh="http://schemas.microsoft.com/office/word/2020/wordml/sdtdatahash" xmlns:w16se="http://schemas.microsoft.com/office/word/2015/wordml/symex" xmlns:wpg="http://schemas.microsoft.com/office/word/2010/wordprocessingGroup" xmlns:wpi="http://schemas.microsoft.com/office/word/2010/wordprocessingInk" xmlns:wne="http://schemas.microsoft.com/office/word/2006/wordml" xmlns:wps="http://schemas.microsoft.com/office/word/2010/wordprocessingShape" mc:Ignorable="w14 w15 w16se w16cid w16 w16cex w16sdtdh wp14">
+<w:document xmlns:wpc="http://schemas.microsoft.com/office/word/2010/wordprocessingCanvas" xmlns:cx="http://schemas.microsoft.com/office/drawing/2014/chartex" xmlns:cx1="http://schemas.microsoft.com/office/drawing/2015/9/8/chartex" xmlns:cx2="http://schemas.microsoft.com/office/drawing/2015/10/21/chartex" xmlns:cx3="http://schemas.microsoft.com/office/drawing/2016/5/9/chartex" xmlns:cx4="http://schemas.microsoft.com/office/drawing/2016/5/10/chartex" xmlns:cx5="http://schemas.microsoft.com/office/drawing/2016/5/11/chartex" xmlns:cx6="http://schemas.microsoft.com/office/drawing/2016/5/12/chartex" xmlns:cx7="http://schemas.microsoft.com/office/drawing/2016/5/13/chartex" xmlns:cx8="http://schemas.microsoft.com/office/drawing/2016/5/14/chartex" xmlns:mc="http://schemas.openxmlformats.org/markup-compatibility/2006" xmlns:aink="http://schemas.microsoft.com/office/drawing/2016/ink" xmlns:am3d="http://schemas.microsoft.com/office/drawing/2017/model3d" xmlns:o="urn:schemas-microsoft-com:office:office" xmlns:oel="http://schemas.microsoft.com/office/2019/extlst" xmlns:r="http://schemas.openxmlformats.org/officeDocument/2006/relationships" xmlns:m="http://schemas.openxmlformats.org/officeDocument/2006/math" xmlns:v="urn:schemas-microsoft-com:vml" xmlns:wp14="http://schemas.microsoft.com/office/word/2010/wordprocessingDrawing" xmlns:wp="http://schemas.openxmlformats.org/drawingml/2006/wordprocessingDrawing" xmlns:w10="urn:schemas-microsoft-com:office:word" xmlns:w="http://schemas.openxmlformats.org/wordprocessingml/2006/main" xmlns:w14="http://schemas.microsoft.com/office/word/2010/wordml" xmlns:w15="http://schemas.microsoft.com/office/word/2012/wordml" xmlns:w16cex="http://schemas.microsoft.com/office/word/2018/wordml/cex" xmlns:w16cid="http://schemas.microsoft.com/office/word/2016/wordml/cid" xmlns:w16="http://schemas.microsoft.com/office/word/2018/wordml" xmlns:w16du="http://schemas.microsoft.com/office/word/2023/wordml/word16du" xmlns:w16sdtdh="http://schemas.microsoft.com/office/word/2020/wordml/sdtdatahash" xmlns:w16sdtfl="http://schemas.microsoft.com/office/word/2024/wordml/sdtformatlock" xmlns:w16se="http://schemas.microsoft.com/office/word/2015/wordml/symex" xmlns:wpg="http://schemas.microsoft.com/office/word/2010/wordprocessingGroup" xmlns:wpi="http://schemas.microsoft.com/office/word/2010/wordprocessingInk" xmlns:wne="http://schemas.microsoft.com/office/word/2006/wordml" xmlns:wps="http://schemas.microsoft.com/office/word/2010/wordprocessingShape" mc:Ignorable="w14 w15 w16se w16cid w16 w16cex w16sdtdh w16sdtfl w16du wp14">
   <w:body>
     <w:p>
       <w:pPr>
@@ -586,7 +586,7 @@
     </w:p>
     <w:p>
       <w:pPr>
-        <w:pStyle w:val="TDC1"/>
+        <w:pStyle w:val="TOC1"/>
         <w:rPr>
           <w:sz w:val="28"/>
           <w:szCs w:val="24"/>
@@ -602,7 +602,7 @@
     </w:p>
     <w:p>
       <w:pPr>
-        <w:pStyle w:val="TDC1"/>
+        <w:pStyle w:val="TOC1"/>
         <w:rPr>
           <w:rFonts w:eastAsiaTheme="minorEastAsia"/>
           <w:kern w:val="0"/>
@@ -623,7 +623,7 @@
       <w:hyperlink w:anchor="_Toc173592419" w:history="1">
         <w:r>
           <w:rPr>
-            <w:rStyle w:val="Hipervnculo"/>
+            <w:rStyle w:val="Hyperlink"/>
             <w:b/>
             <w:bCs/>
           </w:rPr>
@@ -674,7 +674,7 @@
     </w:p>
     <w:p>
       <w:pPr>
-        <w:pStyle w:val="TDC1"/>
+        <w:pStyle w:val="TOC1"/>
         <w:rPr>
           <w:rFonts w:eastAsiaTheme="minorEastAsia"/>
           <w:kern w:val="0"/>
@@ -686,7 +686,7 @@
       <w:hyperlink w:anchor="_Toc173592420" w:history="1">
         <w:r>
           <w:rPr>
-            <w:rStyle w:val="Hipervnculo"/>
+            <w:rStyle w:val="Hyperlink"/>
             <w:b/>
             <w:bCs/>
           </w:rPr>
@@ -739,7 +739,7 @@
     </w:p>
     <w:p>
       <w:pPr>
-        <w:pStyle w:val="TDC2"/>
+        <w:pStyle w:val="TOC2"/>
         <w:tabs>
           <w:tab w:val="right" w:leader="dot" w:pos="8827"/>
         </w:tabs>
@@ -755,7 +755,7 @@
       <w:hyperlink w:anchor="_Toc173592421" w:history="1">
         <w:r>
           <w:rPr>
-            <w:rStyle w:val="Hipervnculo"/>
+            <w:rStyle w:val="Hyperlink"/>
             <w:rFonts w:ascii="Times New Roman" w:hAnsi="Times New Roman" w:cs="Times New Roman"/>
             <w:noProof/>
           </w:rPr>
@@ -820,7 +820,7 @@
     </w:p>
     <w:p>
       <w:pPr>
-        <w:pStyle w:val="TDC3"/>
+        <w:pStyle w:val="TOC3"/>
         <w:tabs>
           <w:tab w:val="right" w:leader="dot" w:pos="8827"/>
         </w:tabs>
@@ -835,7 +835,7 @@
       <w:hyperlink w:anchor="_Toc173592422" w:history="1">
         <w:r>
           <w:rPr>
-            <w:rStyle w:val="Hipervnculo"/>
+            <w:rStyle w:val="Hyperlink"/>
             <w:rFonts w:ascii="Times New Roman" w:hAnsi="Times New Roman" w:cs="Times New Roman"/>
             <w:noProof/>
           </w:rPr>
@@ -900,7 +900,7 @@
     </w:p>
     <w:p>
       <w:pPr>
-        <w:pStyle w:val="TDC3"/>
+        <w:pStyle w:val="TOC3"/>
         <w:tabs>
           <w:tab w:val="right" w:leader="dot" w:pos="8827"/>
         </w:tabs>
@@ -915,7 +915,7 @@
       <w:hyperlink w:anchor="_Toc173592423" w:history="1">
         <w:r>
           <w:rPr>
-            <w:rStyle w:val="Hipervnculo"/>
+            <w:rStyle w:val="Hyperlink"/>
             <w:rFonts w:ascii="Times New Roman" w:hAnsi="Times New Roman" w:cs="Times New Roman"/>
             <w:noProof/>
           </w:rPr>
@@ -980,7 +980,7 @@
     </w:p>
     <w:p>
       <w:pPr>
-        <w:pStyle w:val="TDC3"/>
+        <w:pStyle w:val="TOC3"/>
         <w:tabs>
           <w:tab w:val="right" w:leader="dot" w:pos="8827"/>
         </w:tabs>
@@ -995,7 +995,7 @@
       <w:hyperlink w:anchor="_Toc173592424" w:history="1">
         <w:r>
           <w:rPr>
-            <w:rStyle w:val="Hipervnculo"/>
+            <w:rStyle w:val="Hyperlink"/>
             <w:rFonts w:ascii="Times New Roman" w:hAnsi="Times New Roman" w:cs="Times New Roman"/>
             <w:noProof/>
           </w:rPr>
@@ -1060,7 +1060,7 @@
     </w:p>
     <w:p>
       <w:pPr>
-        <w:pStyle w:val="TDC3"/>
+        <w:pStyle w:val="TOC3"/>
         <w:tabs>
           <w:tab w:val="right" w:leader="dot" w:pos="8827"/>
         </w:tabs>
@@ -1075,7 +1075,7 @@
       <w:hyperlink w:anchor="_Toc173592425" w:history="1">
         <w:r>
           <w:rPr>
-            <w:rStyle w:val="Hipervnculo"/>
+            <w:rStyle w:val="Hyperlink"/>
             <w:rFonts w:ascii="Times New Roman" w:hAnsi="Times New Roman" w:cs="Times New Roman"/>
             <w:noProof/>
           </w:rPr>
@@ -1140,7 +1140,7 @@
     </w:p>
     <w:p>
       <w:pPr>
-        <w:pStyle w:val="TDC1"/>
+        <w:pStyle w:val="TOC1"/>
         <w:rPr>
           <w:rFonts w:eastAsiaTheme="minorEastAsia"/>
           <w:kern w:val="0"/>
@@ -1152,7 +1152,7 @@
       <w:hyperlink w:anchor="_Toc173592426" w:history="1">
         <w:r>
           <w:rPr>
-            <w:rStyle w:val="Hipervnculo"/>
+            <w:rStyle w:val="Hyperlink"/>
             <w:b/>
             <w:bCs/>
           </w:rPr>
@@ -1203,7 +1203,7 @@
     </w:p>
     <w:p>
       <w:pPr>
-        <w:pStyle w:val="TDC2"/>
+        <w:pStyle w:val="TOC2"/>
         <w:tabs>
           <w:tab w:val="right" w:leader="dot" w:pos="8827"/>
         </w:tabs>
@@ -1219,7 +1219,7 @@
       <w:hyperlink w:anchor="_Toc173592427" w:history="1">
         <w:r>
           <w:rPr>
-            <w:rStyle w:val="Hipervnculo"/>
+            <w:rStyle w:val="Hyperlink"/>
             <w:rFonts w:ascii="Times New Roman" w:hAnsi="Times New Roman" w:cs="Times New Roman"/>
             <w:noProof/>
           </w:rPr>
@@ -1284,7 +1284,7 @@
     </w:p>
     <w:p>
       <w:pPr>
-        <w:pStyle w:val="TDC3"/>
+        <w:pStyle w:val="TOC3"/>
         <w:tabs>
           <w:tab w:val="right" w:leader="dot" w:pos="8827"/>
         </w:tabs>
@@ -1299,7 +1299,7 @@
       <w:hyperlink w:anchor="_Toc173592428" w:history="1">
         <w:r>
           <w:rPr>
-            <w:rStyle w:val="Hipervnculo"/>
+            <w:rStyle w:val="Hyperlink"/>
             <w:rFonts w:ascii="Times New Roman" w:hAnsi="Times New Roman" w:cs="Times New Roman"/>
             <w:noProof/>
           </w:rPr>
@@ -1364,7 +1364,7 @@
     </w:p>
     <w:p>
       <w:pPr>
-        <w:pStyle w:val="TDC3"/>
+        <w:pStyle w:val="TOC3"/>
         <w:tabs>
           <w:tab w:val="right" w:leader="dot" w:pos="8827"/>
         </w:tabs>
@@ -1379,7 +1379,7 @@
       <w:hyperlink w:anchor="_Toc173592429" w:history="1">
         <w:r>
           <w:rPr>
-            <w:rStyle w:val="Hipervnculo"/>
+            <w:rStyle w:val="Hyperlink"/>
             <w:rFonts w:ascii="Times New Roman" w:hAnsi="Times New Roman" w:cs="Times New Roman"/>
             <w:noProof/>
           </w:rPr>
@@ -1444,7 +1444,7 @@
     </w:p>
     <w:p>
       <w:pPr>
-        <w:pStyle w:val="TDC1"/>
+        <w:pStyle w:val="TOC1"/>
         <w:rPr>
           <w:rFonts w:eastAsiaTheme="minorEastAsia"/>
           <w:kern w:val="0"/>
@@ -1456,7 +1456,7 @@
       <w:hyperlink w:anchor="_Toc173592430" w:history="1">
         <w:r>
           <w:rPr>
-            <w:rStyle w:val="Hipervnculo"/>
+            <w:rStyle w:val="Hyperlink"/>
             <w:b/>
             <w:bCs/>
           </w:rPr>
@@ -1507,7 +1507,7 @@
     </w:p>
     <w:p>
       <w:pPr>
-        <w:pStyle w:val="TDC2"/>
+        <w:pStyle w:val="TOC2"/>
         <w:tabs>
           <w:tab w:val="right" w:leader="dot" w:pos="8827"/>
         </w:tabs>
@@ -1523,7 +1523,7 @@
       <w:hyperlink w:anchor="_Toc173592431" w:history="1">
         <w:r>
           <w:rPr>
-            <w:rStyle w:val="Hipervnculo"/>
+            <w:rStyle w:val="Hyperlink"/>
             <w:rFonts w:ascii="Times New Roman" w:hAnsi="Times New Roman" w:cs="Times New Roman"/>
             <w:noProof/>
           </w:rPr>
@@ -1588,7 +1588,7 @@
     </w:p>
     <w:p>
       <w:pPr>
-        <w:pStyle w:val="TDC3"/>
+        <w:pStyle w:val="TOC3"/>
         <w:tabs>
           <w:tab w:val="right" w:leader="dot" w:pos="8827"/>
         </w:tabs>
@@ -1603,7 +1603,7 @@
       <w:hyperlink w:anchor="_Toc173592432" w:history="1">
         <w:r>
           <w:rPr>
-            <w:rStyle w:val="Hipervnculo"/>
+            <w:rStyle w:val="Hyperlink"/>
             <w:rFonts w:ascii="Times New Roman" w:hAnsi="Times New Roman" w:cs="Times New Roman"/>
             <w:noProof/>
           </w:rPr>
@@ -1668,7 +1668,7 @@
     </w:p>
     <w:p>
       <w:pPr>
-        <w:pStyle w:val="TDC3"/>
+        <w:pStyle w:val="TOC3"/>
         <w:tabs>
           <w:tab w:val="right" w:leader="dot" w:pos="8827"/>
         </w:tabs>
@@ -1683,7 +1683,7 @@
       <w:hyperlink w:anchor="_Toc173592433" w:history="1">
         <w:r>
           <w:rPr>
-            <w:rStyle w:val="Hipervnculo"/>
+            <w:rStyle w:val="Hyperlink"/>
             <w:rFonts w:ascii="Times New Roman" w:hAnsi="Times New Roman" w:cs="Times New Roman"/>
             <w:noProof/>
           </w:rPr>
@@ -1748,7 +1748,7 @@
     </w:p>
     <w:p>
       <w:pPr>
-        <w:pStyle w:val="TDC3"/>
+        <w:pStyle w:val="TOC3"/>
         <w:tabs>
           <w:tab w:val="right" w:leader="dot" w:pos="8827"/>
         </w:tabs>
@@ -1763,7 +1763,7 @@
       <w:hyperlink w:anchor="_Toc173592434" w:history="1">
         <w:r>
           <w:rPr>
-            <w:rStyle w:val="Hipervnculo"/>
+            <w:rStyle w:val="Hyperlink"/>
             <w:rFonts w:ascii="Times New Roman" w:hAnsi="Times New Roman" w:cs="Times New Roman"/>
             <w:noProof/>
           </w:rPr>
@@ -1828,7 +1828,7 @@
     </w:p>
     <w:p>
       <w:pPr>
-        <w:pStyle w:val="TDC3"/>
+        <w:pStyle w:val="TOC3"/>
         <w:tabs>
           <w:tab w:val="right" w:leader="dot" w:pos="8827"/>
         </w:tabs>
@@ -1843,7 +1843,7 @@
       <w:hyperlink w:anchor="_Toc173592435" w:history="1">
         <w:r>
           <w:rPr>
-            <w:rStyle w:val="Hipervnculo"/>
+            <w:rStyle w:val="Hyperlink"/>
             <w:rFonts w:ascii="Times New Roman" w:hAnsi="Times New Roman" w:cs="Times New Roman"/>
             <w:noProof/>
           </w:rPr>
@@ -1908,7 +1908,7 @@
     </w:p>
     <w:p>
       <w:pPr>
-        <w:pStyle w:val="TDC3"/>
+        <w:pStyle w:val="TOC3"/>
         <w:tabs>
           <w:tab w:val="right" w:leader="dot" w:pos="8827"/>
         </w:tabs>
@@ -1923,7 +1923,7 @@
       <w:hyperlink w:anchor="_Toc173592436" w:history="1">
         <w:r>
           <w:rPr>
-            <w:rStyle w:val="Hipervnculo"/>
+            <w:rStyle w:val="Hyperlink"/>
             <w:rFonts w:ascii="Times New Roman" w:hAnsi="Times New Roman" w:cs="Times New Roman"/>
             <w:noProof/>
           </w:rPr>
@@ -1988,7 +1988,7 @@
     </w:p>
     <w:p>
       <w:pPr>
-        <w:pStyle w:val="TDC1"/>
+        <w:pStyle w:val="TOC1"/>
         <w:rPr>
           <w:rFonts w:eastAsiaTheme="minorEastAsia"/>
           <w:kern w:val="0"/>
@@ -2000,7 +2000,7 @@
       <w:hyperlink w:anchor="_Toc173592437" w:history="1">
         <w:r>
           <w:rPr>
-            <w:rStyle w:val="Hipervnculo"/>
+            <w:rStyle w:val="Hyperlink"/>
           </w:rPr>
           <w:t>Referencias Bibliográficas</w:t>
         </w:r>
@@ -2111,7 +2111,7 @@
     </w:p>
     <w:p>
       <w:pPr>
-        <w:pStyle w:val="Tabladeilustraciones"/>
+        <w:pStyle w:val="TableofFigures"/>
         <w:tabs>
           <w:tab w:val="right" w:leader="dot" w:pos="8827"/>
         </w:tabs>
@@ -2127,7 +2127,7 @@
       <w:hyperlink w:anchor="_Toc173864074" w:history="1">
         <w:r>
           <w:rPr>
-            <w:rStyle w:val="Hipervnculo"/>
+            <w:rStyle w:val="Hyperlink"/>
             <w:noProof/>
           </w:rPr>
           <w:t>Figure 1. Arquitectura del Internet de las Cosas (IoT)</w:t>
@@ -2184,7 +2184,7 @@
     </w:p>
     <w:p>
       <w:pPr>
-        <w:pStyle w:val="Tabladeilustraciones"/>
+        <w:pStyle w:val="TableofFigures"/>
         <w:tabs>
           <w:tab w:val="right" w:leader="dot" w:pos="8827"/>
         </w:tabs>
@@ -2200,7 +2200,7 @@
       <w:hyperlink w:anchor="_Toc173864075" w:history="1">
         <w:r>
           <w:rPr>
-            <w:rStyle w:val="Hipervnculo"/>
+            <w:rStyle w:val="Hyperlink"/>
             <w:noProof/>
           </w:rPr>
           <w:t>Figure 2. Funcionamiento del sistema de posicionamiento global</w:t>
@@ -2257,7 +2257,7 @@
     </w:p>
     <w:p>
       <w:pPr>
-        <w:pStyle w:val="Tabladeilustraciones"/>
+        <w:pStyle w:val="TableofFigures"/>
         <w:tabs>
           <w:tab w:val="right" w:leader="dot" w:pos="8827"/>
         </w:tabs>
@@ -2273,7 +2273,7 @@
       <w:hyperlink w:anchor="_Toc173864076" w:history="1">
         <w:r>
           <w:rPr>
-            <w:rStyle w:val="Hipervnculo"/>
+            <w:rStyle w:val="Hyperlink"/>
             <w:noProof/>
           </w:rPr>
           <w:t xml:space="preserve">Tabla 1. </w:t>
@@ -2283,7 +2283,7 @@
         </w:r>
         <w:r>
           <w:rPr>
-            <w:rStyle w:val="Hipervnculo"/>
+            <w:rStyle w:val="Hyperlink"/>
             <w:noProof/>
           </w:rPr>
           <w:t xml:space="preserve"> de diferentes modulos GPS</w:t>
@@ -2340,7 +2340,7 @@
     </w:p>
     <w:p>
       <w:pPr>
-        <w:pStyle w:val="Tabladeilustraciones"/>
+        <w:pStyle w:val="TableofFigures"/>
         <w:tabs>
           <w:tab w:val="right" w:leader="dot" w:pos="8827"/>
         </w:tabs>
@@ -2356,7 +2356,7 @@
       <w:hyperlink w:anchor="_Toc173864077" w:history="1">
         <w:r>
           <w:rPr>
-            <w:rStyle w:val="Hipervnculo"/>
+            <w:rStyle w:val="Hyperlink"/>
             <w:noProof/>
           </w:rPr>
           <w:t>Figure 4. Un up-chirp modulado en frecuencia lineal en el dominio del tiempo.</w:t>
@@ -2413,7 +2413,7 @@
     </w:p>
     <w:p>
       <w:pPr>
-        <w:pStyle w:val="Tabladeilustraciones"/>
+        <w:pStyle w:val="TableofFigures"/>
         <w:tabs>
           <w:tab w:val="right" w:leader="dot" w:pos="8827"/>
         </w:tabs>
@@ -2429,7 +2429,7 @@
       <w:hyperlink w:anchor="_Toc173864078" w:history="1">
         <w:r>
           <w:rPr>
-            <w:rStyle w:val="Hipervnculo"/>
+            <w:rStyle w:val="Hyperlink"/>
             <w:noProof/>
           </w:rPr>
           <w:t>Figure 5. Representación de pulsos de chirp ascendente y descendente</w:t>
@@ -2489,7 +2489,7 @@
     </w:p>
     <w:p>
       <w:pPr>
-        <w:pStyle w:val="Tabladeilustraciones"/>
+        <w:pStyle w:val="TableofFigures"/>
         <w:tabs>
           <w:tab w:val="right" w:leader="dot" w:pos="8827"/>
         </w:tabs>
@@ -2505,7 +2505,7 @@
       <w:hyperlink w:anchor="_Toc173864079" w:history="1">
         <w:r>
           <w:rPr>
-            <w:rStyle w:val="Hipervnculo"/>
+            <w:rStyle w:val="Hyperlink"/>
             <w:noProof/>
           </w:rPr>
           <w:t>Figure 6. Spreading Factor</w:t>
@@ -2562,7 +2562,7 @@
     </w:p>
     <w:p>
       <w:pPr>
-        <w:pStyle w:val="Tabladeilustraciones"/>
+        <w:pStyle w:val="TableofFigures"/>
         <w:tabs>
           <w:tab w:val="right" w:leader="dot" w:pos="8827"/>
         </w:tabs>
@@ -2578,7 +2578,7 @@
       <w:hyperlink w:anchor="_Toc173864080" w:history="1">
         <w:r>
           <w:rPr>
-            <w:rStyle w:val="Hipervnculo"/>
+            <w:rStyle w:val="Hyperlink"/>
             <w:noProof/>
           </w:rPr>
           <w:t>Figure 7. Diferentes SF y su Relación señal ruido</w:t>
@@ -2635,7 +2635,7 @@
     </w:p>
     <w:p>
       <w:pPr>
-        <w:pStyle w:val="Tabladeilustraciones"/>
+        <w:pStyle w:val="TableofFigures"/>
         <w:tabs>
           <w:tab w:val="right" w:leader="dot" w:pos="8827"/>
         </w:tabs>
@@ -2651,7 +2651,7 @@
       <w:hyperlink w:anchor="_Toc173864081" w:history="1">
         <w:r>
           <w:rPr>
-            <w:rStyle w:val="Hipervnculo"/>
+            <w:rStyle w:val="Hyperlink"/>
             <w:noProof/>
           </w:rPr>
           <w:t>Figure 8 Sistema GMS</w:t>
@@ -2708,7 +2708,7 @@
     </w:p>
     <w:p>
       <w:pPr>
-        <w:pStyle w:val="Tabladeilustraciones"/>
+        <w:pStyle w:val="TableofFigures"/>
         <w:tabs>
           <w:tab w:val="right" w:leader="dot" w:pos="8827"/>
         </w:tabs>
@@ -2724,7 +2724,7 @@
       <w:hyperlink w:anchor="_Toc173864082" w:history="1">
         <w:r>
           <w:rPr>
-            <w:rStyle w:val="Hipervnculo"/>
+            <w:rStyle w:val="Hyperlink"/>
             <w:noProof/>
           </w:rPr>
           <w:t>Figure 9. Modulo acelerómetro</w:t>
@@ -2781,7 +2781,7 @@
     </w:p>
     <w:p>
       <w:pPr>
-        <w:pStyle w:val="Tabladeilustraciones"/>
+        <w:pStyle w:val="TableofFigures"/>
         <w:tabs>
           <w:tab w:val="right" w:leader="dot" w:pos="8827"/>
         </w:tabs>
@@ -2797,7 +2797,7 @@
       <w:hyperlink w:anchor="_Toc173864083" w:history="1">
         <w:r>
           <w:rPr>
-            <w:rStyle w:val="Hipervnculo"/>
+            <w:rStyle w:val="Hyperlink"/>
             <w:noProof/>
           </w:rPr>
           <w:t>Figure 10. Modulo giroscopio</w:t>
@@ -2854,7 +2854,7 @@
     </w:p>
     <w:p>
       <w:pPr>
-        <w:pStyle w:val="Tabladeilustraciones"/>
+        <w:pStyle w:val="TableofFigures"/>
         <w:tabs>
           <w:tab w:val="right" w:leader="dot" w:pos="8827"/>
         </w:tabs>
@@ -2870,7 +2870,7 @@
       <w:hyperlink w:anchor="_Toc173864084" w:history="1">
         <w:r>
           <w:rPr>
-            <w:rStyle w:val="Hipervnculo"/>
+            <w:rStyle w:val="Hyperlink"/>
             <w:noProof/>
           </w:rPr>
           <w:t>Figure 11. Módulo MP3 - DFplayer Mini</w:t>
@@ -2927,19 +2927,19 @@
     </w:p>
     <w:p>
       <w:pPr>
-        <w:pStyle w:val="Tabladeilustraciones"/>
+        <w:pStyle w:val="TableofFigures"/>
         <w:tabs>
           <w:tab w:val="right" w:leader="dot" w:pos="8827"/>
         </w:tabs>
         <w:rPr>
-          <w:rStyle w:val="Hipervnculo"/>
+          <w:rStyle w:val="Hyperlink"/>
           <w:noProof/>
         </w:rPr>
       </w:pPr>
       <w:hyperlink w:anchor="_Toc173864085" w:history="1">
         <w:r>
           <w:rPr>
-            <w:rStyle w:val="Hipervnculo"/>
+            <w:rStyle w:val="Hyperlink"/>
             <w:noProof/>
           </w:rPr>
           <w:t>Figure 12. Interfaz Humana</w:t>
@@ -3024,7 +3024,7 @@
     </w:p>
     <w:p>
       <w:pPr>
-        <w:pStyle w:val="Tabladeilustraciones"/>
+        <w:pStyle w:val="TableofFigures"/>
         <w:tabs>
           <w:tab w:val="right" w:leader="dot" w:pos="8827"/>
         </w:tabs>
@@ -3040,7 +3040,7 @@
       <w:hyperlink w:anchor="_Toc173864086" w:history="1">
         <w:r>
           <w:rPr>
-            <w:rStyle w:val="Hipervnculo"/>
+            <w:rStyle w:val="Hyperlink"/>
             <w:noProof/>
           </w:rPr>
           <w:t>Tabla 2 Primeras 8 semanas del cronograma para el proyecto</w:t>
@@ -3097,7 +3097,7 @@
     </w:p>
     <w:p>
       <w:pPr>
-        <w:pStyle w:val="Tabladeilustraciones"/>
+        <w:pStyle w:val="TableofFigures"/>
         <w:tabs>
           <w:tab w:val="right" w:leader="dot" w:pos="8827"/>
         </w:tabs>
@@ -3113,7 +3113,7 @@
       <w:hyperlink w:anchor="_Toc173864087" w:history="1">
         <w:r>
           <w:rPr>
-            <w:rStyle w:val="Hipervnculo"/>
+            <w:rStyle w:val="Hyperlink"/>
             <w:noProof/>
           </w:rPr>
           <w:t>Tabla 3. Últimas 8 semanas del cronograma para el proyecto</w:t>
@@ -3198,7 +3198,7 @@
     </w:p>
     <w:p>
       <w:pPr>
-        <w:pStyle w:val="Ttulo3"/>
+        <w:pStyle w:val="Heading3"/>
       </w:pPr>
     </w:p>
     <w:p/>
@@ -3381,7 +3381,15 @@
         <w:pStyle w:val="Parrafos"/>
       </w:pPr>
       <w:r>
-        <w:t>Un estudio realizado por Strava (2023), determinó que las actividades físicas más realizadas por las personas fueron actividades al aire libre, dicho estudio recopiló datos de 6.990 encuestados, extraídos de la comunidad global de Strava de más de 120 millones de atletas, y una muestra aleatoria de personas activas tanto dentro como fuera de la plataforma Strava. Adicional a esto, el estudio mencionado también determinó que las actividades al aire libre son la que más tienden a hacerse sin compañía, ubicando actividades como caminata, ciclismo y correr entre las menos realizadas con compañeros. Otro dato importante que se puede observar en el reporte de Strava (</w:t>
+        <w:t xml:space="preserve">Un estudio realizado por Strava (2023), determinó que las actividades físicas más realizadas por las personas fueron actividades al aire libre, dicho estudio recopiló datos de 6.990 encuestados, extraídos de la comunidad global de Strava de más de 120 millones de atletas, y una muestra aleatoria de personas activas tanto dentro como fuera de la plataforma Strava. Adicional a esto, el estudio mencionado también determinó que las actividades al aire libre son la que más tienden a hacerse sin compañía, ubicando actividades como caminata, ciclismo y correr entre las menos realizadas con compañeros. Otro dato importante que se puede observar en el reporte de </w:t>
+      </w:r>
+      <w:proofErr w:type="spellStart"/>
+      <w:r>
+        <w:t>Strava</w:t>
+      </w:r>
+      <w:proofErr w:type="spellEnd"/>
+      <w:r>
+        <w:t xml:space="preserve"> (</w:t>
       </w:r>
       <w:proofErr w:type="spellStart"/>
       <w:r>
@@ -4211,7 +4219,21 @@
         <w:rPr>
           <w:lang w:val="es-ES"/>
         </w:rPr>
-        <w:t xml:space="preserve">” (IoT) en español “Internet de las cosas” fue usado por primera vez por Kevin Ashton en una conferencia en 1998, para posteriormente ser formalmente reconocido por la International </w:t>
+        <w:t>” (</w:t>
+      </w:r>
+      <w:proofErr w:type="spellStart"/>
+      <w:r>
+        <w:rPr>
+          <w:lang w:val="es-ES"/>
+        </w:rPr>
+        <w:t>IoT</w:t>
+      </w:r>
+      <w:proofErr w:type="spellEnd"/>
+      <w:r>
+        <w:rPr>
+          <w:lang w:val="es-ES"/>
+        </w:rPr>
+        <w:t xml:space="preserve">) en español “Internet de las cosas” fue usado por primera vez por Kevin Ashton en una conferencia en 1998, para posteriormente ser formalmente reconocido por la International </w:t>
       </w:r>
       <w:proofErr w:type="spellStart"/>
       <w:r>
@@ -4535,7 +4557,7 @@
     </w:p>
     <w:p>
       <w:pPr>
-        <w:pStyle w:val="Descripcin"/>
+        <w:pStyle w:val="Caption"/>
         <w:jc w:val="center"/>
         <w:rPr>
           <w:rFonts w:ascii="Times New Roman" w:hAnsi="Times New Roman" w:cs="Times New Roman"/>
@@ -4848,7 +4870,7 @@
     </w:p>
     <w:p>
       <w:pPr>
-        <w:pStyle w:val="Descripcin"/>
+        <w:pStyle w:val="Caption"/>
         <w:jc w:val="center"/>
       </w:pPr>
       <w:bookmarkStart w:id="56" w:name="_Toc173864075"/>
@@ -4941,7 +4963,7 @@
     </w:p>
     <w:p>
       <w:pPr>
-        <w:pStyle w:val="Descripcin"/>
+        <w:pStyle w:val="Caption"/>
         <w:jc w:val="center"/>
       </w:pPr>
       <w:bookmarkStart w:id="57" w:name="_Toc173864076"/>
@@ -4994,11 +5016,11 @@
         <w:pStyle w:val="Parrafos"/>
       </w:pPr>
       <w:r>
-        <w:t xml:space="preserve">LoRa tiene su particularidad en su modulación, muchas de las tecnologías inalámbricas utilizan la modulación por desplazamiento de frecuencia, FSK, ya que una de la de las principales características de esta modulación es el bajo consumo, siendo muy eficiente energéticamente. En el caso de LoRa, tenemos que “se basa en la modulación de espectro </w:t>
+        <w:t xml:space="preserve">LoRa tiene su particularidad en su modulación, muchas de las tecnologías inalámbricas utilizan la modulación por desplazamiento de frecuencia, FSK, ya que una de la de las principales características de esta modulación es el bajo consumo, siendo muy eficiente </w:t>
       </w:r>
       <w:r>
         <w:lastRenderedPageBreak/>
-        <w:t>ensanchado, CSS, que mantiene las mismas características de baja potencia que la modulación FSK, pero aumenta significativamente el rango de comunicación. CSS se ha utilizado en comunicaciones militares y espaciales durante décadas debido a la larga distancias de comunicación que se pueden alcanzar y robustez a las interferencias, pero LoRa® es la primera implementación de bajo costo para uso comercial.” (LoRa Alliance, 2015, p.4).</w:t>
+        <w:t>energéticamente. En el caso de LoRa, tenemos que “se basa en la modulación de espectro ensanchado, CSS, que mantiene las mismas características de baja potencia que la modulación FSK, pero aumenta significativamente el rango de comunicación. CSS se ha utilizado en comunicaciones militares y espaciales durante décadas debido a la larga distancias de comunicación que se pueden alcanzar y robustez a las interferencias, pero LoRa® es la primera implementación de bajo costo para uso comercial.” (LoRa Alliance, 2015, p.4).</w:t>
       </w:r>
     </w:p>
     <w:p>
@@ -5021,7 +5043,7 @@
     </w:p>
     <w:p>
       <w:pPr>
-        <w:pStyle w:val="Descripcin"/>
+        <w:pStyle w:val="Caption"/>
         <w:keepNext/>
         <w:spacing w:line="360" w:lineRule="auto"/>
         <w:jc w:val="center"/>
@@ -5076,7 +5098,7 @@
     </w:p>
     <w:p>
       <w:pPr>
-        <w:pStyle w:val="Descripcin"/>
+        <w:pStyle w:val="Caption"/>
         <w:jc w:val="center"/>
         <w:rPr>
           <w:rFonts w:ascii="Times New Roman" w:hAnsi="Times New Roman" w:cs="Times New Roman"/>
@@ -5120,11 +5142,11 @@
         <w:pStyle w:val="Parrafos"/>
       </w:pPr>
       <w:r>
-        <w:t xml:space="preserve">Sabiendo esto, el método CCS se basa en el empleo de pulsos de chirps mediante los cuales la frecuencia de la portadora cambia de forma gradual ascendiendo o descendiendo. Así, el espectro ocupa un mayor ancho de banda consiguiendo que la modulación sea muy resistente al ruido del canal y al desvanecimiento, aunque se utilicen potencias bajas. De esta </w:t>
+        <w:t xml:space="preserve">Sabiendo esto, el método CCS se basa en el empleo de pulsos de chirps mediante los cuales la frecuencia de la portadora cambia de forma gradual ascendiendo o descendiendo. Así, el espectro ocupa un mayor ancho de banda consiguiendo que la modulación sea muy </w:t>
       </w:r>
       <w:r>
         <w:lastRenderedPageBreak/>
-        <w:t xml:space="preserve">manera, se logra que la modulación sea robusta en cuanto a interferencias, permitiendo comunicaciones a largas distancias y siendo muy eficiente energéticamente. No obstante, </w:t>
+        <w:t xml:space="preserve">resistente al ruido del canal y al desvanecimiento, aunque se utilicen potencias bajas. De esta manera, se logra que la modulación sea robusta en cuanto a interferencias, permitiendo comunicaciones a largas distancias y siendo muy eficiente energéticamente. No obstante, </w:t>
       </w:r>
       <w:r>
         <w:t xml:space="preserve">Para una comunicación exitosa usando el método de </w:t>
@@ -5280,7 +5302,7 @@
     </w:p>
     <w:p>
       <w:pPr>
-        <w:pStyle w:val="Descripcin"/>
+        <w:pStyle w:val="Caption"/>
         <w:jc w:val="center"/>
         <w:rPr>
           <w:rFonts w:ascii="Times New Roman" w:hAnsi="Times New Roman" w:cs="Times New Roman"/>
@@ -5416,6 +5438,7 @@
         <w:rPr>
           <w:rStyle w:val="Titulo4toNivelCar"/>
         </w:rPr>
+        <w:lastRenderedPageBreak/>
         <w:t>Spreading factor</w:t>
       </w:r>
       <w:r>
@@ -5429,11 +5452,7 @@
         <w:t xml:space="preserve"> </w:t>
       </w:r>
       <w:r>
-        <w:t xml:space="preserve">La modulación de espectro ensanchado de chirp CSS utiliza un factor de esparcimiento (SF) para difundir la información. El factor de esparcimiento </w:t>
-      </w:r>
-      <w:r>
-        <w:lastRenderedPageBreak/>
-        <w:t xml:space="preserve">representa el parámetro de propagación del chirp, que define cuántos chirps se envían por segundo. </w:t>
+        <w:t xml:space="preserve">La modulación de espectro ensanchado de chirp CSS utiliza un factor de esparcimiento (SF) para difundir la información. El factor de esparcimiento representa el parámetro de propagación del chirp, que define cuántos chirps se envían por segundo. </w:t>
       </w:r>
       <w:r>
         <w:t>Hay 6 posibles valores de spreading factor que varían desde el SF7(es el valor predeterminado. Los mensajes necesitan aprox. 250 ms. Alcance bajo) al SF12(es el mayor factor de dispersión. Los mensajes necesitan aprox. 6 s. Alcance muy alto). El factor de esparcimiento afecta tanto al tiempo en el aire del símbolo como a la sensibilidad del receptor.</w:t>
@@ -5529,7 +5548,7 @@
     </w:p>
     <w:p>
       <w:pPr>
-        <w:pStyle w:val="Descripcin"/>
+        <w:pStyle w:val="Caption"/>
         <w:jc w:val="center"/>
       </w:pPr>
       <w:bookmarkStart w:id="63" w:name="_Toc173864079"/>
@@ -5573,7 +5592,15 @@
       </w:r>
       <w:proofErr w:type="spellEnd"/>
       <w:r>
-        <w:t xml:space="preserve"> más alto (Spreading Factor Menor), porque el tiempo de transmisión será más corto y eso incidirá directamente en la duración de la batería.</w:t>
+        <w:t xml:space="preserve"> más alto (</w:t>
+      </w:r>
+      <w:proofErr w:type="spellStart"/>
+      <w:r>
+        <w:t>Spreading</w:t>
+      </w:r>
+      <w:proofErr w:type="spellEnd"/>
+      <w:r>
+        <w:t xml:space="preserve"> Factor Menor), porque el tiempo de transmisión será más corto y eso incidirá directamente en la duración de la batería.</w:t>
       </w:r>
     </w:p>
     <w:p>
@@ -5707,7 +5734,7 @@
     </w:p>
     <w:p>
       <w:pPr>
-        <w:pStyle w:val="Descripcin"/>
+        <w:pStyle w:val="Caption"/>
         <w:jc w:val="center"/>
         <w:rPr>
           <w:rFonts w:ascii="Times New Roman" w:hAnsi="Times New Roman" w:cs="Times New Roman"/>
@@ -5848,7 +5875,15 @@
       </w:r>
       <w:proofErr w:type="spellEnd"/>
       <w:r>
-        <w:t xml:space="preserve"> Mobile Communications, es decir, que es el Sistema Global para las Comunicaciones Móviles, el estándar de telefonía móvil y demás comunicaciones que incorporan tecnología digital.  Este estándar es lo que permite a los teléfonos conectarse con su ordenador y realizar tareas como enviar y recibir mensajes, emails, navegar por internet, transmitir datos o SMS, entre otras muchas cosas. Actualmente, GSM es el estándar más extendido en el mundo, usado por alrededor del 82% de los terminales, y el predominante en Europa.</w:t>
+        <w:t xml:space="preserve"> Mobile </w:t>
+      </w:r>
+      <w:proofErr w:type="spellStart"/>
+      <w:r>
+        <w:t>Communications</w:t>
+      </w:r>
+      <w:proofErr w:type="spellEnd"/>
+      <w:r>
+        <w:t>, es decir, que es el Sistema Global para las Comunicaciones Móviles, el estándar de telefonía móvil y demás comunicaciones que incorporan tecnología digital.  Este estándar es lo que permite a los teléfonos conectarse con su ordenador y realizar tareas como enviar y recibir mensajes, emails, navegar por internet, transmitir datos o SMS, entre otras muchas cosas. Actualmente, GSM es el estándar más extendido en el mundo, usado por alrededor del 82% de los terminales, y el predominante en Europa.</w:t>
       </w:r>
     </w:p>
     <w:p>
@@ -5943,7 +5978,7 @@
     </w:p>
     <w:p>
       <w:pPr>
-        <w:pStyle w:val="Descripcin"/>
+        <w:pStyle w:val="Caption"/>
         <w:jc w:val="center"/>
       </w:pPr>
       <w:bookmarkStart w:id="66" w:name="_Toc173864081"/>
@@ -6095,7 +6130,7 @@
     </w:p>
     <w:p>
       <w:pPr>
-        <w:pStyle w:val="Descripcin"/>
+        <w:pStyle w:val="Caption"/>
         <w:jc w:val="center"/>
       </w:pPr>
       <w:bookmarkStart w:id="70" w:name="_Toc173864082"/>
@@ -6216,7 +6251,7 @@
     </w:p>
     <w:p>
       <w:pPr>
-        <w:pStyle w:val="Descripcin"/>
+        <w:pStyle w:val="Caption"/>
         <w:jc w:val="center"/>
       </w:pPr>
       <w:bookmarkStart w:id="72" w:name="_Toc173864083"/>
@@ -6301,7 +6336,7 @@
           <w:lang w:val="en-US"/>
         </w:rPr>
         <w:drawing>
-          <wp:inline distT="0" distB="0" distL="0" distR="0" wp14:anchorId="712FB386" wp14:editId="4B2A8EAE">
+          <wp:inline distT="0" distB="0" distL="0" distR="0" wp14:anchorId="712FB386" wp14:editId="6B63CE8D">
             <wp:extent cx="3665220" cy="3537889"/>
             <wp:effectExtent l="0" t="0" r="0" b="5715"/>
             <wp:docPr id="3" name="Imagen 3" descr="DFROBOT DFR0299 DFPlayer - un Mini Reproductor MP3 para Tarjetas de  Desarrollo Arduino"/>
@@ -6352,7 +6387,7 @@
     </w:p>
     <w:p>
       <w:pPr>
-        <w:pStyle w:val="Descripcin"/>
+        <w:pStyle w:val="Caption"/>
         <w:jc w:val="center"/>
       </w:pPr>
       <w:bookmarkStart w:id="74" w:name="_Toc173864084"/>
@@ -6549,7 +6584,7 @@
     </w:p>
     <w:p>
       <w:pPr>
-        <w:pStyle w:val="Descripcin"/>
+        <w:pStyle w:val="Caption"/>
         <w:jc w:val="center"/>
       </w:pPr>
       <w:bookmarkStart w:id="76" w:name="_Toc173864085"/>
@@ -6910,7 +6945,7 @@
       <w:commentRangeEnd w:id="82"/>
       <w:r>
         <w:rPr>
-          <w:rStyle w:val="Refdecomentario"/>
+          <w:rStyle w:val="CommentReference"/>
           <w:rFonts w:ascii="Aptos" w:hAnsi="Aptos"/>
         </w:rPr>
         <w:commentReference w:id="82"/>
@@ -6918,7 +6953,7 @@
       <w:commentRangeEnd w:id="83"/>
       <w:r>
         <w:rPr>
-          <w:rStyle w:val="Refdecomentario"/>
+          <w:rStyle w:val="CommentReference"/>
           <w:rFonts w:ascii="Aptos" w:hAnsi="Aptos"/>
         </w:rPr>
         <w:commentReference w:id="83"/>
@@ -7622,10 +7657,66 @@
         </w:rPr>
       </w:pPr>
       <w:r>
+        <w:t xml:space="preserve">Como primera alternativa de comunicación inalámbrica, se evaluó la tecnología GSM, implementada a través del módulo SIM800L, ampliamente utilizado en aplicaciones de bajo costo para transmisión de datos vía red </w:t>
+      </w:r>
+      <w:proofErr w:type="gramStart"/>
+      <w:r>
+        <w:t>celular.</w:t>
+      </w:r>
+      <w:r>
         <w:rPr>
           <w:highlight w:val="yellow"/>
         </w:rPr>
-        <w:t>La primera alternativa de comunicación evaluada fue la tecnología GSM, implementada mediante el módulo SIM800L. Para su validación se realizaron pruebas con tarjetas SIM de los operadores nacionales Movistar y Movilnet, verificándose que el módulo reconocía correctamente las tarjetas y ejecutaba las rutinas básicas de inicialización a través de comandos AT. Sin embargo, no logró registrarse en la red móvil debido a que este dispositivo opera exclusivamente sobre infraestructura 2G (GSM/GPRS), estándar que ha sido descontinuado por la mayoría de los operadores en Venezuela.</w:t>
+        <w:t>.</w:t>
+      </w:r>
+      <w:proofErr w:type="gramEnd"/>
+      <w:r>
+        <w:rPr>
+          <w:highlight w:val="yellow"/>
+        </w:rPr>
+        <w:t xml:space="preserve"> Para su validación se realizaron pruebas con tarjetas SIM de los operadores nacionales Movistar y Movilnet, verificándose que el módulo reconocía correctamente las tarjetas y ejecutaba las rutinas básicas de inicialización a través de comandos AT. </w:t>
+      </w:r>
+    </w:p>
+    <w:p>
+      <w:pPr>
+        <w:pStyle w:val="Parrafos"/>
+        <w:tabs>
+          <w:tab w:val="left" w:pos="3299"/>
+        </w:tabs>
+      </w:pPr>
+      <w:r>
+        <w:t>No obstante, se observó que el SIM800L opera exclusivamente sobre infraestructura 2G (GSM/GPRS)</w:t>
+      </w:r>
+      <w:r>
+        <w:rPr>
+          <w:highlight w:val="yellow"/>
+        </w:rPr>
+        <w:t>, estándar que ha sido descontinuado por la mayoría de los operadores en Venezuela.</w:t>
+      </w:r>
+      <w:r>
+        <w:t xml:space="preserve"> En las primeras pruebas realizadas en la sede de la UNEXPO (Barquisimeto), el módulo no logró registrarse en la red de Movistar, confirmándose que dicho operador no mantiene cobertura 2G activa.</w:t>
+      </w:r>
+    </w:p>
+    <w:p>
+      <w:pPr>
+        <w:pStyle w:val="Parrafos"/>
+        <w:tabs>
+          <w:tab w:val="left" w:pos="3299"/>
+        </w:tabs>
+        <w:rPr>
+          <w:highlight w:val="yellow"/>
+        </w:rPr>
+      </w:pPr>
+      <w:r>
+        <w:t xml:space="preserve">Se realizaron pruebas adicionales con Movilnet, operador que aún conserva infraestructura 2G en ciertas zonas. Aunque el módulo reconocía la tarjeta SIM y detectaba señal en algunos entornos, no lograba establecer conexión estable. A </w:t>
+      </w:r>
+      <w:proofErr w:type="gramStart"/>
+      <w:r>
+        <w:t>continuación</w:t>
+      </w:r>
+      <w:proofErr w:type="gramEnd"/>
+      <w:r>
+        <w:t xml:space="preserve"> se presenta un resumen técnico de las pruebas realizadas:</w:t>
       </w:r>
     </w:p>
     <w:p>
@@ -7647,17 +7738,17 @@
     </w:p>
     <w:tbl>
       <w:tblPr>
-        <w:tblStyle w:val="Tablaconcuadrcula"/>
+        <w:tblStyle w:val="TableGrid"/>
         <w:tblW w:w="0" w:type="auto"/>
         <w:jc w:val="center"/>
         <w:tblLook w:val="04A0" w:firstRow="1" w:lastRow="0" w:firstColumn="1" w:lastColumn="0" w:noHBand="0" w:noVBand="1"/>
       </w:tblPr>
       <w:tblGrid>
-        <w:gridCol w:w="1362"/>
+        <w:gridCol w:w="1340"/>
         <w:gridCol w:w="1384"/>
-        <w:gridCol w:w="1773"/>
-        <w:gridCol w:w="1246"/>
-        <w:gridCol w:w="3062"/>
+        <w:gridCol w:w="1754"/>
+        <w:gridCol w:w="1387"/>
+        <w:gridCol w:w="2962"/>
       </w:tblGrid>
       <w:tr>
         <w:trPr>
@@ -7685,6 +7776,7 @@
                 <w:highlight w:val="yellow"/>
                 <w:lang w:val="en-US" w:eastAsia="ja-JP"/>
               </w:rPr>
+              <w:lastRenderedPageBreak/>
               <w:t>Prueba</w:t>
             </w:r>
             <w:proofErr w:type="spellEnd"/>
@@ -8149,7 +8241,6 @@
                 <w:highlight w:val="yellow"/>
                 <w:lang w:val="en-US" w:eastAsia="ja-JP"/>
               </w:rPr>
-              <w:lastRenderedPageBreak/>
               <w:t xml:space="preserve">3. </w:t>
             </w:r>
             <w:proofErr w:type="spellStart"/>
@@ -8467,10 +8558,26 @@
             <w:proofErr w:type="spellStart"/>
             <w:r>
               <w:rPr>
-                <w:highlight w:val="green"/>
-                <w:lang w:val="en-US" w:eastAsia="ja-JP"/>
-              </w:rPr>
-              <w:t>Análisis</w:t>
+                <w:highlight w:val="yellow"/>
+                <w:lang w:val="en-US" w:eastAsia="ja-JP"/>
+              </w:rPr>
+              <w:t>Prueba</w:t>
+            </w:r>
+            <w:proofErr w:type="spellEnd"/>
+            <w:r>
+              <w:rPr>
+                <w:highlight w:val="yellow"/>
+                <w:lang w:val="en-US" w:eastAsia="ja-JP"/>
+              </w:rPr>
+              <w:t xml:space="preserve"> con SIM </w:t>
+            </w:r>
+            <w:proofErr w:type="spellStart"/>
+            <w:r>
+              <w:rPr>
+                <w:highlight w:val="yellow"/>
+                <w:lang w:val="en-US" w:eastAsia="ja-JP"/>
+              </w:rPr>
+              <w:t>Movilnet</w:t>
             </w:r>
             <w:proofErr w:type="spellEnd"/>
             <w:r>
@@ -8493,7 +8600,8 @@
               <w:tabs>
                 <w:tab w:val="center" w:pos="597"/>
               </w:tabs>
-              <w:jc w:val="left"/>
+              <w:ind w:firstLine="0"/>
+              <w:jc w:val="center"/>
               <w:rPr>
                 <w:highlight w:val="green"/>
                 <w:lang w:val="en-US" w:eastAsia="ja-JP"/>
@@ -8525,21 +8633,12 @@
                 <w:lang w:val="en-US" w:eastAsia="ja-JP"/>
               </w:rPr>
             </w:pPr>
-            <w:proofErr w:type="spellStart"/>
             <w:r>
               <w:rPr>
                 <w:highlight w:val="green"/>
                 <w:lang w:val="en-US" w:eastAsia="ja-JP"/>
               </w:rPr>
-              <w:t>Sotavento</w:t>
-            </w:r>
-            <w:proofErr w:type="spellEnd"/>
-            <w:r>
-              <w:rPr>
-                <w:highlight w:val="green"/>
-                <w:lang w:val="en-US" w:eastAsia="ja-JP"/>
-              </w:rPr>
-              <w:t>, Barquisimeto</w:t>
+              <w:t>Sotavento, Barquisimeto</w:t>
             </w:r>
           </w:p>
         </w:tc>
@@ -8563,14 +8662,23 @@
                 <w:highlight w:val="green"/>
                 <w:lang w:val="en-US" w:eastAsia="ja-JP"/>
               </w:rPr>
-              <w:t>C</w:t>
-            </w:r>
+              <w:t>Conexión</w:t>
+            </w:r>
+            <w:proofErr w:type="spellEnd"/>
             <w:r>
               <w:rPr>
                 <w:highlight w:val="green"/>
                 <w:lang w:val="en-US" w:eastAsia="ja-JP"/>
               </w:rPr>
-              <w:t>onexión</w:t>
+              <w:t xml:space="preserve"> </w:t>
+            </w:r>
+            <w:proofErr w:type="spellStart"/>
+            <w:r>
+              <w:rPr>
+                <w:highlight w:val="green"/>
+                <w:lang w:val="en-US" w:eastAsia="ja-JP"/>
+              </w:rPr>
+              <w:t>inestable</w:t>
             </w:r>
             <w:proofErr w:type="spellEnd"/>
           </w:p>
@@ -8592,42 +8700,9 @@
             </w:pPr>
             <w:r>
               <w:rPr>
-                <w:highlight w:val="green"/>
                 <w:lang w:eastAsia="ja-JP"/>
               </w:rPr>
-              <w:t xml:space="preserve">Se </w:t>
-            </w:r>
-            <w:proofErr w:type="gramStart"/>
-            <w:r>
-              <w:rPr>
-                <w:highlight w:val="green"/>
-                <w:lang w:eastAsia="ja-JP"/>
-              </w:rPr>
-              <w:t>conectó</w:t>
-            </w:r>
-            <w:proofErr w:type="gramEnd"/>
-            <w:r>
-              <w:rPr>
-                <w:highlight w:val="green"/>
-                <w:lang w:eastAsia="ja-JP"/>
-              </w:rPr>
-              <w:t xml:space="preserve"> sin embargo, al enviar el mensaje se </w:t>
-            </w:r>
-            <w:proofErr w:type="spellStart"/>
-            <w:r>
-              <w:rPr>
-                <w:highlight w:val="green"/>
-                <w:lang w:eastAsia="ja-JP"/>
-              </w:rPr>
-              <w:t>desconecto</w:t>
-            </w:r>
-            <w:proofErr w:type="spellEnd"/>
-            <w:r>
-              <w:rPr>
-                <w:highlight w:val="green"/>
-                <w:lang w:eastAsia="ja-JP"/>
-              </w:rPr>
-              <w:t xml:space="preserve"> de la red</w:t>
+              <w:t>Se conecta, pero se desconecta al enviar mensaje.</w:t>
             </w:r>
           </w:p>
         </w:tc>
@@ -8654,29 +8729,38 @@
                 <w:highlight w:val="green"/>
                 <w:lang w:val="en-US" w:eastAsia="ja-JP"/>
               </w:rPr>
-              <w:t>6</w:t>
-            </w:r>
+              <w:t xml:space="preserve">6. </w:t>
+            </w:r>
+            <w:proofErr w:type="spellStart"/>
+            <w:r>
+              <w:rPr>
+                <w:highlight w:val="yellow"/>
+                <w:lang w:val="en-US" w:eastAsia="ja-JP"/>
+              </w:rPr>
+              <w:t>Prueba</w:t>
+            </w:r>
+            <w:proofErr w:type="spellEnd"/>
+            <w:r>
+              <w:rPr>
+                <w:highlight w:val="yellow"/>
+                <w:lang w:val="en-US" w:eastAsia="ja-JP"/>
+              </w:rPr>
+              <w:t xml:space="preserve"> con SIM </w:t>
+            </w:r>
+            <w:proofErr w:type="spellStart"/>
+            <w:r>
+              <w:rPr>
+                <w:highlight w:val="yellow"/>
+                <w:lang w:val="en-US" w:eastAsia="ja-JP"/>
+              </w:rPr>
+              <w:t>Movilnet</w:t>
+            </w:r>
+            <w:proofErr w:type="spellEnd"/>
             <w:r>
               <w:rPr>
                 <w:highlight w:val="green"/>
                 <w:lang w:val="en-US" w:eastAsia="ja-JP"/>
               </w:rPr>
-              <w:t xml:space="preserve">. </w:t>
-            </w:r>
-            <w:proofErr w:type="spellStart"/>
-            <w:r>
-              <w:rPr>
-                <w:highlight w:val="green"/>
-                <w:lang w:val="en-US" w:eastAsia="ja-JP"/>
-              </w:rPr>
-              <w:t>Análisis</w:t>
-            </w:r>
-            <w:proofErr w:type="spellEnd"/>
-            <w:r>
-              <w:rPr>
-                <w:highlight w:val="green"/>
-                <w:lang w:val="en-US" w:eastAsia="ja-JP"/>
-              </w:rPr>
               <w:t xml:space="preserve"> </w:t>
             </w:r>
           </w:p>
@@ -8688,6 +8772,7 @@
           <w:p>
             <w:pPr>
               <w:pStyle w:val="Parrafos"/>
+              <w:ind w:firstLine="0"/>
               <w:jc w:val="center"/>
               <w:rPr>
                 <w:highlight w:val="green"/>
@@ -8724,39 +8809,96 @@
                 <w:highlight w:val="green"/>
                 <w:lang w:val="en-US" w:eastAsia="ja-JP"/>
               </w:rPr>
-              <w:t>Pueblo Nuevo</w:t>
-            </w:r>
-            <w:r>
-              <w:rPr>
+              <w:t>Pueblo Nuevo, Barquisimeto</w:t>
+            </w:r>
+          </w:p>
+        </w:tc>
+        <w:tc>
+          <w:tcPr>
+            <w:tcW w:w="0" w:type="auto"/>
+          </w:tcPr>
+          <w:p>
+            <w:pPr>
+              <w:jc w:val="center"/>
+              <w:rPr>
+                <w:rFonts w:ascii="Times New Roman" w:hAnsi="Times New Roman"/>
+                <w:sz w:val="24"/>
                 <w:highlight w:val="green"/>
                 <w:lang w:val="en-US" w:eastAsia="ja-JP"/>
               </w:rPr>
-              <w:t>, Barquisimeto</w:t>
-            </w:r>
-          </w:p>
-        </w:tc>
-        <w:tc>
-          <w:tcPr>
-            <w:tcW w:w="0" w:type="auto"/>
-          </w:tcPr>
-          <w:p>
-            <w:pPr>
-              <w:pStyle w:val="Parrafos"/>
-              <w:ind w:firstLine="0"/>
+            </w:pPr>
+            <w:proofErr w:type="spellStart"/>
+            <w:r>
+              <w:rPr>
+                <w:rFonts w:ascii="Times New Roman" w:hAnsi="Times New Roman"/>
+                <w:sz w:val="24"/>
+                <w:lang w:val="en-US" w:eastAsia="ja-JP"/>
+              </w:rPr>
+              <w:t>Conexión</w:t>
+            </w:r>
+            <w:proofErr w:type="spellEnd"/>
+            <w:r>
+              <w:rPr>
+                <w:rFonts w:ascii="Times New Roman" w:hAnsi="Times New Roman"/>
+                <w:sz w:val="24"/>
+                <w:lang w:val="en-US" w:eastAsia="ja-JP"/>
+              </w:rPr>
+              <w:t xml:space="preserve"> </w:t>
+            </w:r>
+            <w:proofErr w:type="spellStart"/>
+            <w:r>
+              <w:rPr>
+                <w:rFonts w:ascii="Times New Roman" w:hAnsi="Times New Roman"/>
+                <w:sz w:val="24"/>
+                <w:lang w:val="en-US" w:eastAsia="ja-JP"/>
+              </w:rPr>
+              <w:t>tras</w:t>
+            </w:r>
+            <w:proofErr w:type="spellEnd"/>
+            <w:r>
+              <w:rPr>
+                <w:rFonts w:ascii="Times New Roman" w:hAnsi="Times New Roman"/>
+                <w:sz w:val="24"/>
+                <w:lang w:val="en-US" w:eastAsia="ja-JP"/>
+              </w:rPr>
+              <w:t xml:space="preserve"> </w:t>
+            </w:r>
+            <w:proofErr w:type="spellStart"/>
+            <w:r>
+              <w:rPr>
+                <w:rFonts w:ascii="Times New Roman" w:hAnsi="Times New Roman"/>
+                <w:sz w:val="24"/>
+                <w:lang w:val="en-US" w:eastAsia="ja-JP"/>
+              </w:rPr>
+              <w:t>varios</w:t>
+            </w:r>
+            <w:proofErr w:type="spellEnd"/>
+            <w:r>
+              <w:rPr>
+                <w:rFonts w:ascii="Times New Roman" w:hAnsi="Times New Roman"/>
+                <w:sz w:val="24"/>
+                <w:lang w:val="en-US" w:eastAsia="ja-JP"/>
+              </w:rPr>
+              <w:t xml:space="preserve"> </w:t>
+            </w:r>
+            <w:proofErr w:type="spellStart"/>
+            <w:r>
+              <w:rPr>
+                <w:rFonts w:ascii="Times New Roman" w:hAnsi="Times New Roman"/>
+                <w:sz w:val="24"/>
+                <w:lang w:val="en-US" w:eastAsia="ja-JP"/>
+              </w:rPr>
+              <w:t>intenteto</w:t>
+            </w:r>
+            <w:proofErr w:type="spellEnd"/>
+          </w:p>
+          <w:p>
+            <w:pPr>
               <w:rPr>
                 <w:highlight w:val="green"/>
                 <w:lang w:eastAsia="ja-JP"/>
               </w:rPr>
             </w:pPr>
-            <w:proofErr w:type="spellStart"/>
-            <w:r>
-              <w:rPr>
-                <w:highlight w:val="green"/>
-                <w:lang w:val="en-US" w:eastAsia="ja-JP"/>
-              </w:rPr>
-              <w:t>Conexión</w:t>
-            </w:r>
-            <w:proofErr w:type="spellEnd"/>
           </w:p>
         </w:tc>
         <w:tc>
@@ -8778,23 +8920,28 @@
                 <w:highlight w:val="green"/>
                 <w:lang w:eastAsia="ja-JP"/>
               </w:rPr>
-              <w:t xml:space="preserve">Se conectó después de varios intentos, se notó que el </w:t>
-            </w:r>
-            <w:proofErr w:type="spellStart"/>
+              <w:t>Modulo conecta</w:t>
+            </w:r>
             <w:r>
               <w:rPr>
                 <w:highlight w:val="green"/>
                 <w:lang w:eastAsia="ja-JP"/>
               </w:rPr>
-              <w:t>powerband</w:t>
-            </w:r>
-            <w:proofErr w:type="spellEnd"/>
+              <w:t xml:space="preserve"> después de varios intentos, se notó que </w:t>
+            </w:r>
             <w:r>
               <w:rPr>
                 <w:highlight w:val="green"/>
                 <w:lang w:eastAsia="ja-JP"/>
               </w:rPr>
-              <w:t xml:space="preserve"> que se estaba usando como alimentación se descargó tras dos mensajes.</w:t>
+              <w:t xml:space="preserve">la batería </w:t>
+            </w:r>
+            <w:r>
+              <w:rPr>
+                <w:highlight w:val="green"/>
+                <w:lang w:eastAsia="ja-JP"/>
+              </w:rPr>
+              <w:t>que se estaba usando como alimentación se descargó tras dos mensajes.</w:t>
             </w:r>
           </w:p>
         </w:tc>
@@ -8821,31 +8968,31 @@
                 <w:highlight w:val="green"/>
                 <w:lang w:val="en-US" w:eastAsia="ja-JP"/>
               </w:rPr>
-              <w:t>7</w:t>
-            </w:r>
-            <w:r>
-              <w:rPr>
-                <w:highlight w:val="green"/>
-                <w:lang w:val="en-US" w:eastAsia="ja-JP"/>
-              </w:rPr>
-              <w:t xml:space="preserve">. </w:t>
+              <w:lastRenderedPageBreak/>
+              <w:t xml:space="preserve">7. </w:t>
             </w:r>
             <w:proofErr w:type="spellStart"/>
             <w:r>
               <w:rPr>
-                <w:highlight w:val="green"/>
-                <w:lang w:val="en-US" w:eastAsia="ja-JP"/>
-              </w:rPr>
-              <w:t>Análisis</w:t>
+                <w:lang w:val="en-US" w:eastAsia="ja-JP"/>
+              </w:rPr>
+              <w:t>Prueba</w:t>
             </w:r>
             <w:proofErr w:type="spellEnd"/>
             <w:r>
               <w:rPr>
-                <w:highlight w:val="green"/>
-                <w:lang w:val="en-US" w:eastAsia="ja-JP"/>
-              </w:rPr>
-              <w:t xml:space="preserve"> final</w:t>
-            </w:r>
+                <w:lang w:val="en-US" w:eastAsia="ja-JP"/>
+              </w:rPr>
+              <w:t xml:space="preserve"> con SIM </w:t>
+            </w:r>
+            <w:proofErr w:type="spellStart"/>
+            <w:r>
+              <w:rPr>
+                <w:lang w:val="en-US" w:eastAsia="ja-JP"/>
+              </w:rPr>
+              <w:t>Movilnet</w:t>
+            </w:r>
+            <w:proofErr w:type="spellEnd"/>
           </w:p>
         </w:tc>
         <w:tc>
@@ -8886,21 +9033,12 @@
                 <w:lang w:val="en-US" w:eastAsia="ja-JP"/>
               </w:rPr>
             </w:pPr>
-            <w:proofErr w:type="spellStart"/>
             <w:r>
               <w:rPr>
                 <w:highlight w:val="green"/>
                 <w:lang w:val="en-US" w:eastAsia="ja-JP"/>
               </w:rPr>
-              <w:t>Sotavento</w:t>
-            </w:r>
-            <w:proofErr w:type="spellEnd"/>
-            <w:r>
-              <w:rPr>
-                <w:highlight w:val="green"/>
-                <w:lang w:val="en-US" w:eastAsia="ja-JP"/>
-              </w:rPr>
-              <w:t>, Barquisimeto</w:t>
+              <w:t>Sotavento, Barquisimeto</w:t>
             </w:r>
           </w:p>
         </w:tc>
@@ -8926,6 +9064,22 @@
               <w:t>Conexión</w:t>
             </w:r>
             <w:proofErr w:type="spellEnd"/>
+            <w:r>
+              <w:rPr>
+                <w:highlight w:val="green"/>
+                <w:lang w:val="en-US" w:eastAsia="ja-JP"/>
+              </w:rPr>
+              <w:t xml:space="preserve"> </w:t>
+            </w:r>
+            <w:proofErr w:type="spellStart"/>
+            <w:r>
+              <w:rPr>
+                <w:highlight w:val="green"/>
+                <w:lang w:val="en-US" w:eastAsia="ja-JP"/>
+              </w:rPr>
+              <w:t>inestable</w:t>
+            </w:r>
+            <w:proofErr w:type="spellEnd"/>
           </w:p>
         </w:tc>
         <w:tc>
@@ -8944,17 +9098,9 @@
             </w:pPr>
             <w:r>
               <w:rPr>
-                <w:highlight w:val="green"/>
                 <w:lang w:eastAsia="ja-JP"/>
               </w:rPr>
-              <w:t>Estuvo inestable, se conectaba y desconectaba varias veces</w:t>
-            </w:r>
-            <w:r>
-              <w:rPr>
-                <w:highlight w:val="green"/>
-                <w:lang w:eastAsia="ja-JP"/>
-              </w:rPr>
-              <w:t>.</w:t>
+              <w:t>Se conecta y desconecta repetidamente.</w:t>
             </w:r>
           </w:p>
         </w:tc>
@@ -8963,7 +9109,7 @@
     <w:bookmarkEnd w:id="97"/>
     <w:p>
       <w:pPr>
-        <w:pStyle w:val="Descripcin"/>
+        <w:pStyle w:val="Caption"/>
         <w:rPr>
           <w:rFonts w:ascii="Times New Roman" w:eastAsia="Times New Roman" w:hAnsi="Times New Roman" w:cs="Times New Roman"/>
           <w:kern w:val="0"/>
@@ -8995,206 +9141,9 @@
         <w:tabs>
           <w:tab w:val="left" w:pos="3299"/>
         </w:tabs>
-        <w:rPr>
-          <w:highlight w:val="green"/>
-        </w:rPr>
-      </w:pPr>
-      <w:r>
-        <w:rPr>
-          <w:highlight w:val="green"/>
-        </w:rPr>
-        <w:t xml:space="preserve">Se </w:t>
-      </w:r>
-      <w:r>
-        <w:rPr>
-          <w:highlight w:val="green"/>
-        </w:rPr>
-        <w:t>puede</w:t>
-      </w:r>
-      <w:r>
-        <w:rPr>
-          <w:highlight w:val="green"/>
-        </w:rPr>
-        <w:t xml:space="preserve"> apreciar de las </w:t>
-      </w:r>
-      <w:proofErr w:type="gramStart"/>
-      <w:r>
-        <w:rPr>
-          <w:highlight w:val="green"/>
-        </w:rPr>
-        <w:t xml:space="preserve">pruebas </w:t>
-      </w:r>
-      <w:r>
-        <w:rPr>
-          <w:highlight w:val="green"/>
-        </w:rPr>
-        <w:t xml:space="preserve"> 5</w:t>
-      </w:r>
-      <w:proofErr w:type="gramEnd"/>
-      <w:r>
-        <w:rPr>
-          <w:highlight w:val="green"/>
-        </w:rPr>
-        <w:t xml:space="preserve"> a la 7 que </w:t>
-      </w:r>
-      <w:r>
-        <w:rPr>
-          <w:highlight w:val="green"/>
-        </w:rPr>
-        <w:t>el módulo g</w:t>
-      </w:r>
-      <w:proofErr w:type="spellStart"/>
-      <w:r>
-        <w:rPr>
-          <w:highlight w:val="green"/>
-        </w:rPr>
-        <w:t>sm</w:t>
-      </w:r>
-      <w:proofErr w:type="spellEnd"/>
-      <w:r>
-        <w:rPr>
-          <w:highlight w:val="green"/>
-        </w:rPr>
-        <w:t xml:space="preserve"> se logró conectar</w:t>
-      </w:r>
-      <w:r>
-        <w:rPr>
-          <w:highlight w:val="green"/>
-        </w:rPr>
-        <w:t xml:space="preserve">, sin embargo tardaba en </w:t>
-      </w:r>
-      <w:r>
-        <w:rPr>
-          <w:highlight w:val="green"/>
-        </w:rPr>
-        <w:t>encontrar</w:t>
-      </w:r>
-      <w:r>
-        <w:rPr>
-          <w:highlight w:val="green"/>
-        </w:rPr>
-        <w:t xml:space="preserve"> la red o incluso  fallaba la conexión, estando en diferentes lugares, en el 2do piso del edificio de Sotavento y en Pueblo Nuevo, usando chip </w:t>
-      </w:r>
-      <w:proofErr w:type="spellStart"/>
-      <w:r>
-        <w:rPr>
-          <w:highlight w:val="green"/>
-        </w:rPr>
-        <w:t>movilnet</w:t>
-      </w:r>
-      <w:proofErr w:type="spellEnd"/>
-      <w:r>
-        <w:rPr>
-          <w:highlight w:val="green"/>
-        </w:rPr>
-        <w:t xml:space="preserve"> (0416)</w:t>
-      </w:r>
-      <w:r>
-        <w:rPr>
-          <w:highlight w:val="green"/>
-        </w:rPr>
-        <w:t xml:space="preserve"> específicamente es</w:t>
-      </w:r>
-      <w:r>
-        <w:rPr>
-          <w:highlight w:val="green"/>
-        </w:rPr>
-        <w:t>e codigo.</w:t>
-      </w:r>
-      <w:r>
-        <w:rPr>
-          <w:highlight w:val="green"/>
-        </w:rPr>
-        <w:t xml:space="preserve"> </w:t>
-      </w:r>
-      <w:r>
-        <w:rPr>
-          <w:highlight w:val="green"/>
-        </w:rPr>
-        <w:t>A</w:t>
-      </w:r>
-      <w:r>
-        <w:rPr>
-          <w:highlight w:val="green"/>
-        </w:rPr>
-        <w:t>demás, cuando se enviaba el mensaje</w:t>
-      </w:r>
-      <w:r>
-        <w:rPr>
-          <w:highlight w:val="green"/>
-        </w:rPr>
-        <w:t>,</w:t>
-      </w:r>
-      <w:r>
-        <w:rPr>
-          <w:highlight w:val="green"/>
-        </w:rPr>
-        <w:t xml:space="preserve"> el módulo generaba un gran consumo </w:t>
-      </w:r>
-      <w:r>
-        <w:rPr>
-          <w:highlight w:val="green"/>
-        </w:rPr>
-        <w:t xml:space="preserve">de aproximadamente </w:t>
-      </w:r>
-      <w:r>
-        <w:rPr>
-          <w:highlight w:val="green"/>
-        </w:rPr>
-        <w:t xml:space="preserve">100mA, esto ocasionó que se descargará un pequeño </w:t>
-      </w:r>
-      <w:proofErr w:type="spellStart"/>
-      <w:r>
-        <w:rPr>
-          <w:highlight w:val="green"/>
-        </w:rPr>
-        <w:t>powerband</w:t>
-      </w:r>
-      <w:proofErr w:type="spellEnd"/>
-      <w:r>
-        <w:rPr>
-          <w:highlight w:val="green"/>
-        </w:rPr>
-        <w:t xml:space="preserve"> que se estaba usando como fuente de energía, por lo que se decidió usar una batería de teléfono de 1400mAh</w:t>
-      </w:r>
-      <w:r>
-        <w:rPr>
-          <w:highlight w:val="green"/>
-        </w:rPr>
-        <w:t xml:space="preserve"> mientras se realizaban las pruebas,</w:t>
-      </w:r>
-      <w:r>
-        <w:rPr>
-          <w:highlight w:val="green"/>
-        </w:rPr>
-        <w:t xml:space="preserve"> el cuál si funciono </w:t>
-      </w:r>
-      <w:r>
-        <w:rPr>
-          <w:highlight w:val="green"/>
-        </w:rPr>
-        <w:lastRenderedPageBreak/>
-        <w:t>correctamente</w:t>
-      </w:r>
-      <w:r>
-        <w:rPr>
-          <w:highlight w:val="green"/>
-        </w:rPr>
-        <w:t xml:space="preserve">, permitiendo enviar varios mensajes sin el problema de que se descargue la </w:t>
-      </w:r>
-      <w:proofErr w:type="spellStart"/>
-      <w:r>
-        <w:rPr>
-          <w:highlight w:val="green"/>
-        </w:rPr>
-        <w:t>bateria</w:t>
-      </w:r>
-      <w:proofErr w:type="spellEnd"/>
-      <w:r>
-        <w:rPr>
-          <w:highlight w:val="green"/>
-        </w:rPr>
-        <w:t>, llegando a una corriente de 95mAh cada vez que se enviaba un mensaje.</w:t>
+      </w:pPr>
+      <w:r>
+        <w:t>A partir de las pruebas 5 a 7 se evidenció que, aunque el módulo logró establecer conexión en ciertas ubicaciones utilizando SIM Movilnet (prefijo 0416), la estabilidad de la red era deficiente. En el segundo piso del edificio de Sotavento y en Pueblo Nuevo, el módulo tardaba en encontrar señal, y en algunos casos se desconectaba inmediatamente después de enviar un mensaje.</w:t>
       </w:r>
     </w:p>
     <w:p>
@@ -9203,102 +9152,26 @@
         <w:tabs>
           <w:tab w:val="left" w:pos="3299"/>
         </w:tabs>
-      </w:pPr>
-      <w:r>
         <w:rPr>
           <w:highlight w:val="green"/>
         </w:rPr>
-        <w:t xml:space="preserve">Debido a </w:t>
+      </w:pPr>
+      <w:r>
+        <w:t xml:space="preserve">Además, se observó un consumo energético elevado durante la transmisión de datos. El envío de un SMS generaba picos de corriente de hasta 95–100 mA, lo que provocó la descarga de un </w:t>
       </w:r>
       <w:proofErr w:type="spellStart"/>
       <w:r>
+        <w:t>powerbank</w:t>
+      </w:r>
+      <w:proofErr w:type="spellEnd"/>
+      <w:r>
+        <w:t xml:space="preserve"> utilizado como fuente de alimentación. Para mitigar este problema, se empleó una batería de teléfono de 1400 mAh, que permitió realizar pruebas más prolongadas.</w:t>
+      </w:r>
+      <w:r>
         <w:rPr>
           <w:highlight w:val="green"/>
         </w:rPr>
-        <w:t>estás</w:t>
-      </w:r>
-      <w:proofErr w:type="spellEnd"/>
-      <w:r>
-        <w:rPr>
-          <w:highlight w:val="green"/>
-        </w:rPr>
-        <w:t xml:space="preserve"> condiciones dónde</w:t>
-      </w:r>
-      <w:r>
-        <w:t xml:space="preserve"> Incluso en zonas con cobertura confirmada de Movilnet, donde se constató la presencia de señal mediante terminales móviles, el módulo no consiguió establecer enlace con la red la </w:t>
-      </w:r>
-      <w:proofErr w:type="spellStart"/>
-      <w:r>
-        <w:t>mayoria</w:t>
-      </w:r>
-      <w:proofErr w:type="spellEnd"/>
-      <w:r>
-        <w:t xml:space="preserve"> de las veces que se realizaron pruebas, lo que evidenció su incompatibilidad con la infraestructura de telecomunicaciones vigente en el país</w:t>
-      </w:r>
-      <w:r>
         <w:t xml:space="preserve"> </w:t>
-      </w:r>
-      <w:r>
-        <w:rPr>
-          <w:highlight w:val="green"/>
-        </w:rPr>
-        <w:t>y c</w:t>
-      </w:r>
-      <w:r>
-        <w:rPr>
-          <w:highlight w:val="green"/>
-        </w:rPr>
-        <w:t xml:space="preserve">uando se establecía la conexión, no era estable y terminaba </w:t>
-      </w:r>
-      <w:r>
-        <w:rPr>
-          <w:highlight w:val="green"/>
-        </w:rPr>
-        <w:t>desconectándose</w:t>
-      </w:r>
-      <w:r>
-        <w:rPr>
-          <w:highlight w:val="green"/>
-        </w:rPr>
-        <w:t xml:space="preserve">, aunado a esto, al momento de enviar los mensajes, el consumo energético del módulo era bastante alto llegando hasta </w:t>
-      </w:r>
-      <w:r>
-        <w:rPr>
-          <w:highlight w:val="green"/>
-        </w:rPr>
-        <w:t>95-</w:t>
-      </w:r>
-      <w:r>
-        <w:rPr>
-          <w:highlight w:val="green"/>
-        </w:rPr>
-        <w:t xml:space="preserve">100mAh al enviar un </w:t>
-      </w:r>
-      <w:proofErr w:type="spellStart"/>
-      <w:r>
-        <w:rPr>
-          <w:highlight w:val="green"/>
-        </w:rPr>
-        <w:t>sms</w:t>
-      </w:r>
-      <w:proofErr w:type="spellEnd"/>
-      <w:r>
-        <w:rPr>
-          <w:highlight w:val="green"/>
-        </w:rPr>
-        <w:t>.</w:t>
-      </w:r>
-      <w:r>
-        <w:t xml:space="preserve"> Este resultado permitió concluir que el SIM800L no es una opción viable para el proyecto, y que, en caso de requerirse comunicación celular, sería necesario migrar hacia módulos compatibles con 3G o 4G, considerando como limitantes el mayor costo, consumo energético y dimensiones físicas de estos dispositivos en comparación con las soluciones 2G.</w:t>
-      </w:r>
-      <w:r>
-        <w:t xml:space="preserve"> </w:t>
-      </w:r>
-      <w:r>
-        <w:rPr>
-          <w:lang w:eastAsia="ja-JP"/>
-        </w:rPr>
-        <w:t>Se concluye que el SIM800L es incompatible con la infraestructura actual. Se requiere migrar a módulos 3G/4G.</w:t>
       </w:r>
     </w:p>
     <w:p>
@@ -9307,6 +9180,26 @@
         <w:tabs>
           <w:tab w:val="left" w:pos="3299"/>
         </w:tabs>
+      </w:pPr>
+      <w:r>
+        <w:t>Estos resultados permiten concluir que, aunque el SIM800L puede establecer conexión en condiciones específicas, su desempeño es inestable, dependiente de la ubicación</w:t>
+      </w:r>
+      <w:r>
+        <w:t>,</w:t>
+      </w:r>
+      <w:r>
+        <w:t xml:space="preserve"> al tipo de alimentación y altamente sensible,</w:t>
+      </w:r>
+      <w:r>
+        <w:t xml:space="preserve"> Este resultado permitió concluir que el SIM800L no es una opción viable para el proyecto, en caso de requerirse comunicación celular, sería necesario migrar hacia módulos compatibles con 3G o 4G, considerando como limitantes el mayor costo, consumo energético y dimensiones físicas de estos dispositivos en comparación con las soluciones 2G. </w:t>
+      </w:r>
+    </w:p>
+    <w:p>
+      <w:pPr>
+        <w:pStyle w:val="Parrafos"/>
+        <w:tabs>
+          <w:tab w:val="left" w:pos="3299"/>
+        </w:tabs>
         <w:rPr>
           <w:noProof/>
         </w:rPr>
@@ -9329,7 +9222,11 @@
       </w:r>
       <w:proofErr w:type="spellEnd"/>
       <w:r>
-        <w:t xml:space="preserve"> RYLR998, los cuales operan en la banda de 915 MHz y ofrecen una configuración sencilla mediante comandos AT. </w:t>
+        <w:t xml:space="preserve"> RYLR998, los cuales operan en la banda de 915 MHz y ofrecen una configuración sencilla mediante </w:t>
+      </w:r>
+      <w:r>
+        <w:lastRenderedPageBreak/>
+        <w:t xml:space="preserve">comandos AT. </w:t>
       </w:r>
       <w:r>
         <w:t>Estos módulos integran la tecnología LoRa y cuentan con una antena soldada directamente en la placa, sin posibilidad de reemplazo o ajuste externo.</w:t>
@@ -9354,7 +9251,6 @@
         <w:rPr>
           <w:noProof/>
         </w:rPr>
-        <w:lastRenderedPageBreak/>
         <w:drawing>
           <wp:inline distT="0" distB="0" distL="0" distR="0" wp14:anchorId="1DB4A0CB" wp14:editId="35895C98">
             <wp:extent cx="3437919" cy="2525323"/>
@@ -9407,7 +9303,7 @@
     </w:p>
     <w:p>
       <w:pPr>
-        <w:pStyle w:val="Descripcin"/>
+        <w:pStyle w:val="Caption"/>
         <w:jc w:val="center"/>
       </w:pPr>
       <w:r>
@@ -9453,7 +9349,7 @@
     </w:p>
     <w:tbl>
       <w:tblPr>
-        <w:tblStyle w:val="Tablaconcuadrcula"/>
+        <w:tblStyle w:val="TableGrid"/>
         <w:tblW w:w="0" w:type="auto"/>
         <w:jc w:val="center"/>
         <w:tblLook w:val="04A0" w:firstRow="1" w:lastRow="0" w:firstColumn="1" w:lastColumn="0" w:noHBand="0" w:noVBand="1"/>
@@ -9860,6 +9756,7 @@
               <w:jc w:val="center"/>
             </w:pPr>
             <w:r>
+              <w:lastRenderedPageBreak/>
               <w:t>4</w:t>
             </w:r>
           </w:p>
@@ -9929,7 +9826,7 @@
     </w:tbl>
     <w:p>
       <w:pPr>
-        <w:pStyle w:val="Descripcin"/>
+        <w:pStyle w:val="Caption"/>
         <w:jc w:val="center"/>
       </w:pPr>
       <w:r>
@@ -9966,7 +9863,6 @@
         </w:tabs>
       </w:pPr>
       <w:r>
-        <w:lastRenderedPageBreak/>
         <w:t>En una primera fase</w:t>
       </w:r>
       <w:r>
@@ -10160,27 +10056,15 @@
                 <w14:ligatures w14:val="none"/>
               </w:rPr>
             </w:pPr>
-            <w:proofErr w:type="spellStart"/>
-            <w:r>
-              <w:rPr>
-                <w:rFonts w:ascii="Times New Roman" w:eastAsia="Times New Roman" w:hAnsi="Times New Roman" w:cs="Times New Roman"/>
-                <w:color w:val="000000"/>
-                <w:kern w:val="0"/>
-                <w:lang w:val="en-US" w:eastAsia="ja-JP"/>
-                <w14:ligatures w14:val="none"/>
-              </w:rPr>
-              <w:t>Distancia</w:t>
-            </w:r>
-            <w:proofErr w:type="spellEnd"/>
-            <w:r>
-              <w:rPr>
-                <w:rFonts w:ascii="Times New Roman" w:eastAsia="Times New Roman" w:hAnsi="Times New Roman" w:cs="Times New Roman"/>
-                <w:color w:val="000000"/>
-                <w:kern w:val="0"/>
-                <w:lang w:val="en-US" w:eastAsia="ja-JP"/>
-                <w14:ligatures w14:val="none"/>
-              </w:rPr>
-              <w:t xml:space="preserve"> (km) </w:t>
+            <w:r>
+              <w:rPr>
+                <w:rFonts w:ascii="Times New Roman" w:eastAsia="Times New Roman" w:hAnsi="Times New Roman" w:cs="Times New Roman"/>
+                <w:color w:val="000000"/>
+                <w:kern w:val="0"/>
+                <w:lang w:val="en-US" w:eastAsia="ja-JP"/>
+                <w14:ligatures w14:val="none"/>
+              </w:rPr>
+              <w:t xml:space="preserve">Distancia (km) </w:t>
             </w:r>
           </w:p>
         </w:tc>
@@ -14896,7 +14780,7 @@
     </w:tbl>
     <w:p>
       <w:pPr>
-        <w:pStyle w:val="Descripcin"/>
+        <w:pStyle w:val="Caption"/>
         <w:jc w:val="center"/>
       </w:pPr>
       <w:r>
@@ -14923,6 +14807,7 @@
         <w:ind w:firstLine="0"/>
       </w:pPr>
       <w:r>
+        <w:lastRenderedPageBreak/>
         <w:fldChar w:fldCharType="end"/>
       </w:r>
     </w:p>
@@ -14967,11 +14852,7 @@
         <w:t xml:space="preserve"> de 500kHz</w:t>
       </w:r>
       <w:r>
-        <w:t xml:space="preserve">. En este caso, la distancia máxima aumentó a 1 km, observándose una mejor recepción en </w:t>
-      </w:r>
-      <w:r>
-        <w:lastRenderedPageBreak/>
-        <w:t>entornos abiertos. Sin embargo, se detectaron limitaciones importantes en la capacidad del RYLR998 para modificar sus parámetros de radiofrecuencia, lo cual restringe la posibilidad de optimizar la comunicación en función del entorno.</w:t>
+        <w:t>. En este caso, la distancia máxima aumentó a 1 km, observándose una mejor recepción en entornos abiertos. Sin embargo, se detectaron limitaciones importantes en la capacidad del RYLR998 para modificar sus parámetros de radiofrecuencia, lo cual restringe la posibilidad de optimizar la comunicación en función del entorno.</w:t>
       </w:r>
     </w:p>
     <w:p>
@@ -15092,7 +14973,7 @@
     </w:p>
     <w:p>
       <w:pPr>
-        <w:pStyle w:val="Descripcin"/>
+        <w:pStyle w:val="Caption"/>
         <w:jc w:val="center"/>
       </w:pPr>
       <w:r>
@@ -15185,7 +15066,7 @@
     </w:p>
     <w:p>
       <w:pPr>
-        <w:pStyle w:val="Descripcin"/>
+        <w:pStyle w:val="Caption"/>
         <w:jc w:val="center"/>
       </w:pPr>
       <w:r>
@@ -15301,7 +15182,7 @@
     </w:p>
     <w:tbl>
       <w:tblPr>
-        <w:tblW w:w="8560" w:type="dxa"/>
+        <w:tblW w:w="7540" w:type="dxa"/>
         <w:tblLook w:val="04A0" w:firstRow="1" w:lastRow="0" w:firstColumn="1" w:lastColumn="0" w:noHBand="0" w:noVBand="1"/>
       </w:tblPr>
       <w:tblGrid>
@@ -15311,7 +15192,6 @@
         <w:gridCol w:w="1208"/>
         <w:gridCol w:w="1600"/>
         <w:gridCol w:w="1060"/>
-        <w:gridCol w:w="1020"/>
       </w:tblGrid>
       <w:tr>
         <w:trPr>
@@ -15459,7 +15339,6 @@
                 <w14:ligatures w14:val="none"/>
               </w:rPr>
             </w:pPr>
-            <w:proofErr w:type="spellStart"/>
             <w:r>
               <w:rPr>
                 <w:rFonts w:ascii="Times New Roman" w:eastAsia="Times New Roman" w:hAnsi="Times New Roman" w:cs="Times New Roman"/>
@@ -15470,10 +15349,28 @@
                 <w:lang w:val="en-US" w:eastAsia="ja-JP"/>
                 <w14:ligatures w14:val="none"/>
               </w:rPr>
-              <w:t>Distancia</w:t>
-            </w:r>
-            <w:proofErr w:type="spellEnd"/>
-            <w:r>
+              <w:t xml:space="preserve">Distancia (km) </w:t>
+            </w:r>
+          </w:p>
+        </w:tc>
+        <w:tc>
+          <w:tcPr>
+            <w:tcW w:w="1060" w:type="dxa"/>
+            <w:tcBorders>
+              <w:top w:val="single" w:sz="12" w:space="0" w:color="auto"/>
+              <w:left w:val="nil"/>
+              <w:bottom w:val="single" w:sz="12" w:space="0" w:color="auto"/>
+              <w:right w:val="single" w:sz="12" w:space="0" w:color="auto"/>
+            </w:tcBorders>
+            <w:shd w:val="clear" w:color="F2F2F2" w:fill="FFFFFF"/>
+            <w:noWrap/>
+            <w:vAlign w:val="center"/>
+            <w:hideMark/>
+          </w:tcPr>
+          <w:p>
+            <w:pPr>
+              <w:spacing w:after="0" w:line="240" w:lineRule="auto"/>
+              <w:jc w:val="center"/>
               <w:rPr>
                 <w:rFonts w:ascii="Times New Roman" w:eastAsia="Times New Roman" w:hAnsi="Times New Roman" w:cs="Times New Roman"/>
                 <w:b/>
@@ -15483,28 +15380,8 @@
                 <w:lang w:val="en-US" w:eastAsia="ja-JP"/>
                 <w14:ligatures w14:val="none"/>
               </w:rPr>
-              <w:t xml:space="preserve"> (km) </w:t>
-            </w:r>
-          </w:p>
-        </w:tc>
-        <w:tc>
-          <w:tcPr>
-            <w:tcW w:w="1060" w:type="dxa"/>
-            <w:tcBorders>
-              <w:top w:val="single" w:sz="12" w:space="0" w:color="auto"/>
-              <w:left w:val="nil"/>
-              <w:bottom w:val="single" w:sz="12" w:space="0" w:color="auto"/>
-              <w:right w:val="single" w:sz="12" w:space="0" w:color="auto"/>
-            </w:tcBorders>
-            <w:shd w:val="clear" w:color="F2F2F2" w:fill="FFFFFF"/>
-            <w:noWrap/>
-            <w:vAlign w:val="center"/>
-            <w:hideMark/>
-          </w:tcPr>
-          <w:p>
-            <w:pPr>
-              <w:spacing w:after="0" w:line="240" w:lineRule="auto"/>
-              <w:jc w:val="center"/>
+            </w:pPr>
+            <w:r>
               <w:rPr>
                 <w:rFonts w:ascii="Times New Roman" w:eastAsia="Times New Roman" w:hAnsi="Times New Roman" w:cs="Times New Roman"/>
                 <w:b/>
@@ -15514,60 +15391,7 @@
                 <w:lang w:val="en-US" w:eastAsia="ja-JP"/>
                 <w14:ligatures w14:val="none"/>
               </w:rPr>
-            </w:pPr>
-            <w:r>
-              <w:rPr>
-                <w:rFonts w:ascii="Times New Roman" w:eastAsia="Times New Roman" w:hAnsi="Times New Roman" w:cs="Times New Roman"/>
-                <w:b/>
-                <w:bCs/>
-                <w:color w:val="000000"/>
-                <w:kern w:val="0"/>
-                <w:lang w:val="en-US" w:eastAsia="ja-JP"/>
-                <w14:ligatures w14:val="none"/>
-              </w:rPr>
               <w:t>RSSI (dB)</w:t>
-            </w:r>
-          </w:p>
-        </w:tc>
-        <w:tc>
-          <w:tcPr>
-            <w:tcW w:w="1020" w:type="dxa"/>
-            <w:tcBorders>
-              <w:top w:val="single" w:sz="12" w:space="0" w:color="auto"/>
-              <w:left w:val="nil"/>
-              <w:bottom w:val="single" w:sz="12" w:space="0" w:color="auto"/>
-              <w:right w:val="single" w:sz="12" w:space="0" w:color="auto"/>
-            </w:tcBorders>
-            <w:shd w:val="clear" w:color="F2F2F2" w:fill="FFFFFF"/>
-            <w:noWrap/>
-            <w:vAlign w:val="center"/>
-            <w:hideMark/>
-          </w:tcPr>
-          <w:p>
-            <w:pPr>
-              <w:spacing w:after="0" w:line="240" w:lineRule="auto"/>
-              <w:jc w:val="center"/>
-              <w:rPr>
-                <w:rFonts w:ascii="Times New Roman" w:eastAsia="Times New Roman" w:hAnsi="Times New Roman" w:cs="Times New Roman"/>
-                <w:b/>
-                <w:bCs/>
-                <w:color w:val="000000"/>
-                <w:kern w:val="0"/>
-                <w:lang w:val="en-US" w:eastAsia="ja-JP"/>
-                <w14:ligatures w14:val="none"/>
-              </w:rPr>
-            </w:pPr>
-            <w:r>
-              <w:rPr>
-                <w:rFonts w:ascii="Times New Roman" w:eastAsia="Times New Roman" w:hAnsi="Times New Roman" w:cs="Times New Roman"/>
-                <w:b/>
-                <w:bCs/>
-                <w:color w:val="000000"/>
-                <w:kern w:val="0"/>
-                <w:lang w:val="en-US" w:eastAsia="ja-JP"/>
-                <w14:ligatures w14:val="none"/>
-              </w:rPr>
-              <w:t>SNR (dB)</w:t>
             </w:r>
           </w:p>
         </w:tc>
@@ -15812,44 +15636,6 @@
             </w:r>
           </w:p>
         </w:tc>
-        <w:tc>
-          <w:tcPr>
-            <w:tcW w:w="1020" w:type="dxa"/>
-            <w:tcBorders>
-              <w:top w:val="nil"/>
-              <w:left w:val="nil"/>
-              <w:bottom w:val="single" w:sz="12" w:space="0" w:color="auto"/>
-              <w:right w:val="single" w:sz="12" w:space="0" w:color="auto"/>
-            </w:tcBorders>
-            <w:shd w:val="clear" w:color="000000" w:fill="FFFFFF"/>
-            <w:noWrap/>
-            <w:vAlign w:val="bottom"/>
-            <w:hideMark/>
-          </w:tcPr>
-          <w:p>
-            <w:pPr>
-              <w:spacing w:after="0" w:line="240" w:lineRule="auto"/>
-              <w:jc w:val="center"/>
-              <w:rPr>
-                <w:rFonts w:ascii="Times New Roman" w:eastAsia="Times New Roman" w:hAnsi="Times New Roman" w:cs="Times New Roman"/>
-                <w:color w:val="000000"/>
-                <w:kern w:val="0"/>
-                <w:lang w:val="en-US" w:eastAsia="ja-JP"/>
-                <w14:ligatures w14:val="none"/>
-              </w:rPr>
-            </w:pPr>
-            <w:r>
-              <w:rPr>
-                <w:rFonts w:ascii="Times New Roman" w:eastAsia="Times New Roman" w:hAnsi="Times New Roman" w:cs="Times New Roman"/>
-                <w:color w:val="000000"/>
-                <w:kern w:val="0"/>
-                <w:lang w:val="en-US" w:eastAsia="ja-JP"/>
-                <w14:ligatures w14:val="none"/>
-              </w:rPr>
-              <w:t> </w:t>
-            </w:r>
-          </w:p>
-        </w:tc>
       </w:tr>
       <w:tr>
         <w:trPr>
@@ -16083,44 +15869,6 @@
             </w:r>
           </w:p>
         </w:tc>
-        <w:tc>
-          <w:tcPr>
-            <w:tcW w:w="1020" w:type="dxa"/>
-            <w:tcBorders>
-              <w:top w:val="nil"/>
-              <w:left w:val="nil"/>
-              <w:bottom w:val="single" w:sz="12" w:space="0" w:color="auto"/>
-              <w:right w:val="single" w:sz="12" w:space="0" w:color="auto"/>
-            </w:tcBorders>
-            <w:shd w:val="clear" w:color="000000" w:fill="FFFFFF"/>
-            <w:noWrap/>
-            <w:vAlign w:val="center"/>
-            <w:hideMark/>
-          </w:tcPr>
-          <w:p>
-            <w:pPr>
-              <w:spacing w:after="0" w:line="240" w:lineRule="auto"/>
-              <w:jc w:val="center"/>
-              <w:rPr>
-                <w:rFonts w:ascii="Times New Roman" w:eastAsia="Times New Roman" w:hAnsi="Times New Roman" w:cs="Times New Roman"/>
-                <w:color w:val="000000"/>
-                <w:kern w:val="0"/>
-                <w:lang w:val="en-US" w:eastAsia="ja-JP"/>
-                <w14:ligatures w14:val="none"/>
-              </w:rPr>
-            </w:pPr>
-            <w:r>
-              <w:rPr>
-                <w:rFonts w:ascii="Times New Roman" w:eastAsia="Times New Roman" w:hAnsi="Times New Roman" w:cs="Times New Roman"/>
-                <w:color w:val="000000"/>
-                <w:kern w:val="0"/>
-                <w:lang w:val="en-US" w:eastAsia="ja-JP"/>
-                <w14:ligatures w14:val="none"/>
-              </w:rPr>
-              <w:t>6.0</w:t>
-            </w:r>
-          </w:p>
-        </w:tc>
       </w:tr>
       <w:tr>
         <w:trPr>
@@ -16354,44 +16102,6 @@
             </w:r>
           </w:p>
         </w:tc>
-        <w:tc>
-          <w:tcPr>
-            <w:tcW w:w="1020" w:type="dxa"/>
-            <w:tcBorders>
-              <w:top w:val="nil"/>
-              <w:left w:val="nil"/>
-              <w:bottom w:val="single" w:sz="12" w:space="0" w:color="auto"/>
-              <w:right w:val="single" w:sz="12" w:space="0" w:color="auto"/>
-            </w:tcBorders>
-            <w:shd w:val="clear" w:color="000000" w:fill="FFFFFF"/>
-            <w:noWrap/>
-            <w:vAlign w:val="center"/>
-            <w:hideMark/>
-          </w:tcPr>
-          <w:p>
-            <w:pPr>
-              <w:spacing w:after="0" w:line="240" w:lineRule="auto"/>
-              <w:jc w:val="center"/>
-              <w:rPr>
-                <w:rFonts w:ascii="Times New Roman" w:eastAsia="Times New Roman" w:hAnsi="Times New Roman" w:cs="Times New Roman"/>
-                <w:color w:val="000000"/>
-                <w:kern w:val="0"/>
-                <w:lang w:val="en-US" w:eastAsia="ja-JP"/>
-                <w14:ligatures w14:val="none"/>
-              </w:rPr>
-            </w:pPr>
-            <w:r>
-              <w:rPr>
-                <w:rFonts w:ascii="Times New Roman" w:eastAsia="Times New Roman" w:hAnsi="Times New Roman" w:cs="Times New Roman"/>
-                <w:color w:val="000000"/>
-                <w:kern w:val="0"/>
-                <w:lang w:val="en-US" w:eastAsia="ja-JP"/>
-                <w14:ligatures w14:val="none"/>
-              </w:rPr>
-              <w:t>7.0</w:t>
-            </w:r>
-          </w:p>
-        </w:tc>
       </w:tr>
       <w:tr>
         <w:trPr>
@@ -16625,44 +16335,6 @@
             </w:r>
           </w:p>
         </w:tc>
-        <w:tc>
-          <w:tcPr>
-            <w:tcW w:w="1020" w:type="dxa"/>
-            <w:tcBorders>
-              <w:top w:val="nil"/>
-              <w:left w:val="nil"/>
-              <w:bottom w:val="single" w:sz="12" w:space="0" w:color="auto"/>
-              <w:right w:val="single" w:sz="12" w:space="0" w:color="auto"/>
-            </w:tcBorders>
-            <w:shd w:val="clear" w:color="000000" w:fill="FFFFFF"/>
-            <w:noWrap/>
-            <w:vAlign w:val="center"/>
-            <w:hideMark/>
-          </w:tcPr>
-          <w:p>
-            <w:pPr>
-              <w:spacing w:after="0" w:line="240" w:lineRule="auto"/>
-              <w:jc w:val="center"/>
-              <w:rPr>
-                <w:rFonts w:ascii="Times New Roman" w:eastAsia="Times New Roman" w:hAnsi="Times New Roman" w:cs="Times New Roman"/>
-                <w:color w:val="000000"/>
-                <w:kern w:val="0"/>
-                <w:lang w:val="en-US" w:eastAsia="ja-JP"/>
-                <w14:ligatures w14:val="none"/>
-              </w:rPr>
-            </w:pPr>
-            <w:r>
-              <w:rPr>
-                <w:rFonts w:ascii="Times New Roman" w:eastAsia="Times New Roman" w:hAnsi="Times New Roman" w:cs="Times New Roman"/>
-                <w:color w:val="000000"/>
-                <w:kern w:val="0"/>
-                <w:lang w:val="en-US" w:eastAsia="ja-JP"/>
-                <w14:ligatures w14:val="none"/>
-              </w:rPr>
-              <w:t>7.0</w:t>
-            </w:r>
-          </w:p>
-        </w:tc>
       </w:tr>
       <w:tr>
         <w:trPr>
@@ -16896,44 +16568,6 @@
             </w:r>
           </w:p>
         </w:tc>
-        <w:tc>
-          <w:tcPr>
-            <w:tcW w:w="1020" w:type="dxa"/>
-            <w:tcBorders>
-              <w:top w:val="nil"/>
-              <w:left w:val="nil"/>
-              <w:bottom w:val="single" w:sz="12" w:space="0" w:color="auto"/>
-              <w:right w:val="single" w:sz="12" w:space="0" w:color="auto"/>
-            </w:tcBorders>
-            <w:shd w:val="clear" w:color="000000" w:fill="FFFFFF"/>
-            <w:noWrap/>
-            <w:vAlign w:val="center"/>
-            <w:hideMark/>
-          </w:tcPr>
-          <w:p>
-            <w:pPr>
-              <w:spacing w:after="0" w:line="240" w:lineRule="auto"/>
-              <w:jc w:val="center"/>
-              <w:rPr>
-                <w:rFonts w:ascii="Times New Roman" w:eastAsia="Times New Roman" w:hAnsi="Times New Roman" w:cs="Times New Roman"/>
-                <w:color w:val="000000"/>
-                <w:kern w:val="0"/>
-                <w:lang w:val="en-US" w:eastAsia="ja-JP"/>
-                <w14:ligatures w14:val="none"/>
-              </w:rPr>
-            </w:pPr>
-            <w:r>
-              <w:rPr>
-                <w:rFonts w:ascii="Times New Roman" w:eastAsia="Times New Roman" w:hAnsi="Times New Roman" w:cs="Times New Roman"/>
-                <w:color w:val="000000"/>
-                <w:kern w:val="0"/>
-                <w:lang w:val="en-US" w:eastAsia="ja-JP"/>
-                <w14:ligatures w14:val="none"/>
-              </w:rPr>
-              <w:t>4.0</w:t>
-            </w:r>
-          </w:p>
-        </w:tc>
       </w:tr>
       <w:tr>
         <w:trPr>
@@ -17167,44 +16801,6 @@
             </w:r>
           </w:p>
         </w:tc>
-        <w:tc>
-          <w:tcPr>
-            <w:tcW w:w="1020" w:type="dxa"/>
-            <w:tcBorders>
-              <w:top w:val="nil"/>
-              <w:left w:val="nil"/>
-              <w:bottom w:val="single" w:sz="12" w:space="0" w:color="auto"/>
-              <w:right w:val="single" w:sz="12" w:space="0" w:color="auto"/>
-            </w:tcBorders>
-            <w:shd w:val="clear" w:color="000000" w:fill="FFFFFF"/>
-            <w:noWrap/>
-            <w:vAlign w:val="center"/>
-            <w:hideMark/>
-          </w:tcPr>
-          <w:p>
-            <w:pPr>
-              <w:spacing w:after="0" w:line="240" w:lineRule="auto"/>
-              <w:jc w:val="center"/>
-              <w:rPr>
-                <w:rFonts w:ascii="Times New Roman" w:eastAsia="Times New Roman" w:hAnsi="Times New Roman" w:cs="Times New Roman"/>
-                <w:color w:val="000000"/>
-                <w:kern w:val="0"/>
-                <w:lang w:val="en-US" w:eastAsia="ja-JP"/>
-                <w14:ligatures w14:val="none"/>
-              </w:rPr>
-            </w:pPr>
-            <w:r>
-              <w:rPr>
-                <w:rFonts w:ascii="Times New Roman" w:eastAsia="Times New Roman" w:hAnsi="Times New Roman" w:cs="Times New Roman"/>
-                <w:color w:val="000000"/>
-                <w:kern w:val="0"/>
-                <w:lang w:val="en-US" w:eastAsia="ja-JP"/>
-                <w14:ligatures w14:val="none"/>
-              </w:rPr>
-              <w:t>5.0</w:t>
-            </w:r>
-          </w:p>
-        </w:tc>
       </w:tr>
       <w:tr>
         <w:trPr>
@@ -17438,44 +17034,6 @@
             </w:r>
           </w:p>
         </w:tc>
-        <w:tc>
-          <w:tcPr>
-            <w:tcW w:w="1020" w:type="dxa"/>
-            <w:tcBorders>
-              <w:top w:val="nil"/>
-              <w:left w:val="nil"/>
-              <w:bottom w:val="single" w:sz="12" w:space="0" w:color="auto"/>
-              <w:right w:val="single" w:sz="12" w:space="0" w:color="auto"/>
-            </w:tcBorders>
-            <w:shd w:val="clear" w:color="000000" w:fill="FFFFFF"/>
-            <w:noWrap/>
-            <w:vAlign w:val="center"/>
-            <w:hideMark/>
-          </w:tcPr>
-          <w:p>
-            <w:pPr>
-              <w:spacing w:after="0" w:line="240" w:lineRule="auto"/>
-              <w:jc w:val="center"/>
-              <w:rPr>
-                <w:rFonts w:ascii="Times New Roman" w:eastAsia="Times New Roman" w:hAnsi="Times New Roman" w:cs="Times New Roman"/>
-                <w:color w:val="000000"/>
-                <w:kern w:val="0"/>
-                <w:lang w:val="en-US" w:eastAsia="ja-JP"/>
-                <w14:ligatures w14:val="none"/>
-              </w:rPr>
-            </w:pPr>
-            <w:r>
-              <w:rPr>
-                <w:rFonts w:ascii="Times New Roman" w:eastAsia="Times New Roman" w:hAnsi="Times New Roman" w:cs="Times New Roman"/>
-                <w:color w:val="000000"/>
-                <w:kern w:val="0"/>
-                <w:lang w:val="en-US" w:eastAsia="ja-JP"/>
-                <w14:ligatures w14:val="none"/>
-              </w:rPr>
-              <w:t>5.0</w:t>
-            </w:r>
-          </w:p>
-        </w:tc>
       </w:tr>
       <w:tr>
         <w:trPr>
@@ -17709,44 +17267,6 @@
             </w:r>
           </w:p>
         </w:tc>
-        <w:tc>
-          <w:tcPr>
-            <w:tcW w:w="1020" w:type="dxa"/>
-            <w:tcBorders>
-              <w:top w:val="nil"/>
-              <w:left w:val="nil"/>
-              <w:bottom w:val="single" w:sz="12" w:space="0" w:color="auto"/>
-              <w:right w:val="single" w:sz="12" w:space="0" w:color="auto"/>
-            </w:tcBorders>
-            <w:shd w:val="clear" w:color="000000" w:fill="FFFFFF"/>
-            <w:noWrap/>
-            <w:vAlign w:val="center"/>
-            <w:hideMark/>
-          </w:tcPr>
-          <w:p>
-            <w:pPr>
-              <w:spacing w:after="0" w:line="240" w:lineRule="auto"/>
-              <w:jc w:val="center"/>
-              <w:rPr>
-                <w:rFonts w:ascii="Times New Roman" w:eastAsia="Times New Roman" w:hAnsi="Times New Roman" w:cs="Times New Roman"/>
-                <w:color w:val="000000"/>
-                <w:kern w:val="0"/>
-                <w:lang w:val="en-US" w:eastAsia="ja-JP"/>
-                <w14:ligatures w14:val="none"/>
-              </w:rPr>
-            </w:pPr>
-            <w:r>
-              <w:rPr>
-                <w:rFonts w:ascii="Times New Roman" w:eastAsia="Times New Roman" w:hAnsi="Times New Roman" w:cs="Times New Roman"/>
-                <w:color w:val="000000"/>
-                <w:kern w:val="0"/>
-                <w:lang w:val="en-US" w:eastAsia="ja-JP"/>
-                <w14:ligatures w14:val="none"/>
-              </w:rPr>
-              <w:t>6.0</w:t>
-            </w:r>
-          </w:p>
-        </w:tc>
       </w:tr>
       <w:tr>
         <w:trPr>
@@ -17980,44 +17500,6 @@
             </w:r>
           </w:p>
         </w:tc>
-        <w:tc>
-          <w:tcPr>
-            <w:tcW w:w="1020" w:type="dxa"/>
-            <w:tcBorders>
-              <w:top w:val="nil"/>
-              <w:left w:val="nil"/>
-              <w:bottom w:val="single" w:sz="12" w:space="0" w:color="auto"/>
-              <w:right w:val="single" w:sz="12" w:space="0" w:color="auto"/>
-            </w:tcBorders>
-            <w:shd w:val="clear" w:color="000000" w:fill="FFFFFF"/>
-            <w:noWrap/>
-            <w:vAlign w:val="center"/>
-            <w:hideMark/>
-          </w:tcPr>
-          <w:p>
-            <w:pPr>
-              <w:spacing w:after="0" w:line="240" w:lineRule="auto"/>
-              <w:jc w:val="center"/>
-              <w:rPr>
-                <w:rFonts w:ascii="Times New Roman" w:eastAsia="Times New Roman" w:hAnsi="Times New Roman" w:cs="Times New Roman"/>
-                <w:color w:val="000000"/>
-                <w:kern w:val="0"/>
-                <w:lang w:val="en-US" w:eastAsia="ja-JP"/>
-                <w14:ligatures w14:val="none"/>
-              </w:rPr>
-            </w:pPr>
-            <w:r>
-              <w:rPr>
-                <w:rFonts w:ascii="Times New Roman" w:eastAsia="Times New Roman" w:hAnsi="Times New Roman" w:cs="Times New Roman"/>
-                <w:color w:val="000000"/>
-                <w:kern w:val="0"/>
-                <w:lang w:val="en-US" w:eastAsia="ja-JP"/>
-                <w14:ligatures w14:val="none"/>
-              </w:rPr>
-              <w:t>5.0</w:t>
-            </w:r>
-          </w:p>
-        </w:tc>
       </w:tr>
       <w:tr>
         <w:trPr>
@@ -18251,44 +17733,6 @@
             </w:r>
           </w:p>
         </w:tc>
-        <w:tc>
-          <w:tcPr>
-            <w:tcW w:w="1020" w:type="dxa"/>
-            <w:tcBorders>
-              <w:top w:val="nil"/>
-              <w:left w:val="nil"/>
-              <w:bottom w:val="single" w:sz="12" w:space="0" w:color="auto"/>
-              <w:right w:val="single" w:sz="12" w:space="0" w:color="auto"/>
-            </w:tcBorders>
-            <w:shd w:val="clear" w:color="000000" w:fill="FFFFFF"/>
-            <w:noWrap/>
-            <w:vAlign w:val="center"/>
-            <w:hideMark/>
-          </w:tcPr>
-          <w:p>
-            <w:pPr>
-              <w:spacing w:after="0" w:line="240" w:lineRule="auto"/>
-              <w:jc w:val="center"/>
-              <w:rPr>
-                <w:rFonts w:ascii="Times New Roman" w:eastAsia="Times New Roman" w:hAnsi="Times New Roman" w:cs="Times New Roman"/>
-                <w:color w:val="000000"/>
-                <w:kern w:val="0"/>
-                <w:lang w:val="en-US" w:eastAsia="ja-JP"/>
-                <w14:ligatures w14:val="none"/>
-              </w:rPr>
-            </w:pPr>
-            <w:r>
-              <w:rPr>
-                <w:rFonts w:ascii="Times New Roman" w:eastAsia="Times New Roman" w:hAnsi="Times New Roman" w:cs="Times New Roman"/>
-                <w:color w:val="000000"/>
-                <w:kern w:val="0"/>
-                <w:lang w:val="en-US" w:eastAsia="ja-JP"/>
-                <w14:ligatures w14:val="none"/>
-              </w:rPr>
-              <w:t>5.0</w:t>
-            </w:r>
-          </w:p>
-        </w:tc>
       </w:tr>
       <w:tr>
         <w:trPr>
@@ -18522,44 +17966,6 @@
             </w:r>
           </w:p>
         </w:tc>
-        <w:tc>
-          <w:tcPr>
-            <w:tcW w:w="1020" w:type="dxa"/>
-            <w:tcBorders>
-              <w:top w:val="nil"/>
-              <w:left w:val="nil"/>
-              <w:bottom w:val="single" w:sz="12" w:space="0" w:color="auto"/>
-              <w:right w:val="single" w:sz="12" w:space="0" w:color="auto"/>
-            </w:tcBorders>
-            <w:shd w:val="clear" w:color="000000" w:fill="FFFFFF"/>
-            <w:noWrap/>
-            <w:vAlign w:val="center"/>
-            <w:hideMark/>
-          </w:tcPr>
-          <w:p>
-            <w:pPr>
-              <w:spacing w:after="0" w:line="240" w:lineRule="auto"/>
-              <w:jc w:val="center"/>
-              <w:rPr>
-                <w:rFonts w:ascii="Times New Roman" w:eastAsia="Times New Roman" w:hAnsi="Times New Roman" w:cs="Times New Roman"/>
-                <w:color w:val="000000"/>
-                <w:kern w:val="0"/>
-                <w:lang w:val="en-US" w:eastAsia="ja-JP"/>
-                <w14:ligatures w14:val="none"/>
-              </w:rPr>
-            </w:pPr>
-            <w:r>
-              <w:rPr>
-                <w:rFonts w:ascii="Times New Roman" w:eastAsia="Times New Roman" w:hAnsi="Times New Roman" w:cs="Times New Roman"/>
-                <w:color w:val="000000"/>
-                <w:kern w:val="0"/>
-                <w:lang w:val="en-US" w:eastAsia="ja-JP"/>
-                <w14:ligatures w14:val="none"/>
-              </w:rPr>
-              <w:t>4.0</w:t>
-            </w:r>
-          </w:p>
-        </w:tc>
       </w:tr>
       <w:tr>
         <w:trPr>
@@ -18793,44 +18199,6 @@
             </w:r>
           </w:p>
         </w:tc>
-        <w:tc>
-          <w:tcPr>
-            <w:tcW w:w="1020" w:type="dxa"/>
-            <w:tcBorders>
-              <w:top w:val="nil"/>
-              <w:left w:val="nil"/>
-              <w:bottom w:val="single" w:sz="12" w:space="0" w:color="auto"/>
-              <w:right w:val="single" w:sz="12" w:space="0" w:color="auto"/>
-            </w:tcBorders>
-            <w:shd w:val="clear" w:color="000000" w:fill="FFFFFF"/>
-            <w:noWrap/>
-            <w:vAlign w:val="center"/>
-            <w:hideMark/>
-          </w:tcPr>
-          <w:p>
-            <w:pPr>
-              <w:spacing w:after="0" w:line="240" w:lineRule="auto"/>
-              <w:jc w:val="center"/>
-              <w:rPr>
-                <w:rFonts w:ascii="Times New Roman" w:eastAsia="Times New Roman" w:hAnsi="Times New Roman" w:cs="Times New Roman"/>
-                <w:color w:val="000000"/>
-                <w:kern w:val="0"/>
-                <w:lang w:val="en-US" w:eastAsia="ja-JP"/>
-                <w14:ligatures w14:val="none"/>
-              </w:rPr>
-            </w:pPr>
-            <w:r>
-              <w:rPr>
-                <w:rFonts w:ascii="Times New Roman" w:eastAsia="Times New Roman" w:hAnsi="Times New Roman" w:cs="Times New Roman"/>
-                <w:color w:val="000000"/>
-                <w:kern w:val="0"/>
-                <w:lang w:val="en-US" w:eastAsia="ja-JP"/>
-                <w14:ligatures w14:val="none"/>
-              </w:rPr>
-              <w:t>1.0</w:t>
-            </w:r>
-          </w:p>
-        </w:tc>
       </w:tr>
       <w:tr>
         <w:trPr>
@@ -19064,44 +18432,6 @@
             </w:r>
           </w:p>
         </w:tc>
-        <w:tc>
-          <w:tcPr>
-            <w:tcW w:w="1020" w:type="dxa"/>
-            <w:tcBorders>
-              <w:top w:val="nil"/>
-              <w:left w:val="nil"/>
-              <w:bottom w:val="single" w:sz="12" w:space="0" w:color="auto"/>
-              <w:right w:val="single" w:sz="12" w:space="0" w:color="auto"/>
-            </w:tcBorders>
-            <w:shd w:val="clear" w:color="000000" w:fill="FFFFFF"/>
-            <w:noWrap/>
-            <w:vAlign w:val="center"/>
-            <w:hideMark/>
-          </w:tcPr>
-          <w:p>
-            <w:pPr>
-              <w:spacing w:after="0" w:line="240" w:lineRule="auto"/>
-              <w:jc w:val="center"/>
-              <w:rPr>
-                <w:rFonts w:ascii="Times New Roman" w:eastAsia="Times New Roman" w:hAnsi="Times New Roman" w:cs="Times New Roman"/>
-                <w:color w:val="000000"/>
-                <w:kern w:val="0"/>
-                <w:lang w:val="en-US" w:eastAsia="ja-JP"/>
-                <w14:ligatures w14:val="none"/>
-              </w:rPr>
-            </w:pPr>
-            <w:r>
-              <w:rPr>
-                <w:rFonts w:ascii="Times New Roman" w:eastAsia="Times New Roman" w:hAnsi="Times New Roman" w:cs="Times New Roman"/>
-                <w:color w:val="000000"/>
-                <w:kern w:val="0"/>
-                <w:lang w:val="en-US" w:eastAsia="ja-JP"/>
-                <w14:ligatures w14:val="none"/>
-              </w:rPr>
-              <w:t>-2.0</w:t>
-            </w:r>
-          </w:p>
-        </w:tc>
       </w:tr>
       <w:tr>
         <w:trPr>
@@ -19335,44 +18665,6 @@
             </w:r>
           </w:p>
         </w:tc>
-        <w:tc>
-          <w:tcPr>
-            <w:tcW w:w="1020" w:type="dxa"/>
-            <w:tcBorders>
-              <w:top w:val="nil"/>
-              <w:left w:val="nil"/>
-              <w:bottom w:val="single" w:sz="12" w:space="0" w:color="auto"/>
-              <w:right w:val="single" w:sz="12" w:space="0" w:color="auto"/>
-            </w:tcBorders>
-            <w:shd w:val="clear" w:color="000000" w:fill="FFFFFF"/>
-            <w:noWrap/>
-            <w:vAlign w:val="center"/>
-            <w:hideMark/>
-          </w:tcPr>
-          <w:p>
-            <w:pPr>
-              <w:spacing w:after="0" w:line="240" w:lineRule="auto"/>
-              <w:jc w:val="center"/>
-              <w:rPr>
-                <w:rFonts w:ascii="Times New Roman" w:eastAsia="Times New Roman" w:hAnsi="Times New Roman" w:cs="Times New Roman"/>
-                <w:color w:val="000000"/>
-                <w:kern w:val="0"/>
-                <w:lang w:val="en-US" w:eastAsia="ja-JP"/>
-                <w14:ligatures w14:val="none"/>
-              </w:rPr>
-            </w:pPr>
-            <w:r>
-              <w:rPr>
-                <w:rFonts w:ascii="Times New Roman" w:eastAsia="Times New Roman" w:hAnsi="Times New Roman" w:cs="Times New Roman"/>
-                <w:color w:val="000000"/>
-                <w:kern w:val="0"/>
-                <w:lang w:val="en-US" w:eastAsia="ja-JP"/>
-                <w14:ligatures w14:val="none"/>
-              </w:rPr>
-              <w:t>1.0</w:t>
-            </w:r>
-          </w:p>
-        </w:tc>
       </w:tr>
       <w:tr>
         <w:trPr>
@@ -19606,44 +18898,6 @@
             </w:r>
           </w:p>
         </w:tc>
-        <w:tc>
-          <w:tcPr>
-            <w:tcW w:w="1020" w:type="dxa"/>
-            <w:tcBorders>
-              <w:top w:val="nil"/>
-              <w:left w:val="nil"/>
-              <w:bottom w:val="single" w:sz="12" w:space="0" w:color="auto"/>
-              <w:right w:val="single" w:sz="12" w:space="0" w:color="auto"/>
-            </w:tcBorders>
-            <w:shd w:val="clear" w:color="000000" w:fill="FFFFFF"/>
-            <w:noWrap/>
-            <w:vAlign w:val="center"/>
-            <w:hideMark/>
-          </w:tcPr>
-          <w:p>
-            <w:pPr>
-              <w:spacing w:after="0" w:line="240" w:lineRule="auto"/>
-              <w:jc w:val="center"/>
-              <w:rPr>
-                <w:rFonts w:ascii="Times New Roman" w:eastAsia="Times New Roman" w:hAnsi="Times New Roman" w:cs="Times New Roman"/>
-                <w:color w:val="000000"/>
-                <w:kern w:val="0"/>
-                <w:lang w:val="en-US" w:eastAsia="ja-JP"/>
-                <w14:ligatures w14:val="none"/>
-              </w:rPr>
-            </w:pPr>
-            <w:r>
-              <w:rPr>
-                <w:rFonts w:ascii="Times New Roman" w:eastAsia="Times New Roman" w:hAnsi="Times New Roman" w:cs="Times New Roman"/>
-                <w:color w:val="000000"/>
-                <w:kern w:val="0"/>
-                <w:lang w:val="en-US" w:eastAsia="ja-JP"/>
-                <w14:ligatures w14:val="none"/>
-              </w:rPr>
-              <w:t>4.0</w:t>
-            </w:r>
-          </w:p>
-        </w:tc>
       </w:tr>
       <w:tr>
         <w:trPr>
@@ -19877,44 +19131,6 @@
             </w:r>
           </w:p>
         </w:tc>
-        <w:tc>
-          <w:tcPr>
-            <w:tcW w:w="1020" w:type="dxa"/>
-            <w:tcBorders>
-              <w:top w:val="nil"/>
-              <w:left w:val="nil"/>
-              <w:bottom w:val="single" w:sz="12" w:space="0" w:color="auto"/>
-              <w:right w:val="single" w:sz="12" w:space="0" w:color="auto"/>
-            </w:tcBorders>
-            <w:shd w:val="clear" w:color="000000" w:fill="FFFFFF"/>
-            <w:noWrap/>
-            <w:vAlign w:val="center"/>
-            <w:hideMark/>
-          </w:tcPr>
-          <w:p>
-            <w:pPr>
-              <w:spacing w:after="0" w:line="240" w:lineRule="auto"/>
-              <w:jc w:val="center"/>
-              <w:rPr>
-                <w:rFonts w:ascii="Times New Roman" w:eastAsia="Times New Roman" w:hAnsi="Times New Roman" w:cs="Times New Roman"/>
-                <w:color w:val="000000"/>
-                <w:kern w:val="0"/>
-                <w:lang w:val="en-US" w:eastAsia="ja-JP"/>
-                <w14:ligatures w14:val="none"/>
-              </w:rPr>
-            </w:pPr>
-            <w:r>
-              <w:rPr>
-                <w:rFonts w:ascii="Times New Roman" w:eastAsia="Times New Roman" w:hAnsi="Times New Roman" w:cs="Times New Roman"/>
-                <w:color w:val="000000"/>
-                <w:kern w:val="0"/>
-                <w:lang w:val="en-US" w:eastAsia="ja-JP"/>
-                <w14:ligatures w14:val="none"/>
-              </w:rPr>
-              <w:t>4.0</w:t>
-            </w:r>
-          </w:p>
-        </w:tc>
       </w:tr>
       <w:tr>
         <w:trPr>
@@ -20148,44 +19364,6 @@
             </w:r>
           </w:p>
         </w:tc>
-        <w:tc>
-          <w:tcPr>
-            <w:tcW w:w="1020" w:type="dxa"/>
-            <w:tcBorders>
-              <w:top w:val="nil"/>
-              <w:left w:val="nil"/>
-              <w:bottom w:val="single" w:sz="12" w:space="0" w:color="auto"/>
-              <w:right w:val="single" w:sz="12" w:space="0" w:color="auto"/>
-            </w:tcBorders>
-            <w:shd w:val="clear" w:color="000000" w:fill="FFFFFF"/>
-            <w:noWrap/>
-            <w:vAlign w:val="center"/>
-            <w:hideMark/>
-          </w:tcPr>
-          <w:p>
-            <w:pPr>
-              <w:spacing w:after="0" w:line="240" w:lineRule="auto"/>
-              <w:jc w:val="center"/>
-              <w:rPr>
-                <w:rFonts w:ascii="Times New Roman" w:eastAsia="Times New Roman" w:hAnsi="Times New Roman" w:cs="Times New Roman"/>
-                <w:color w:val="000000"/>
-                <w:kern w:val="0"/>
-                <w:lang w:val="en-US" w:eastAsia="ja-JP"/>
-                <w14:ligatures w14:val="none"/>
-              </w:rPr>
-            </w:pPr>
-            <w:r>
-              <w:rPr>
-                <w:rFonts w:ascii="Times New Roman" w:eastAsia="Times New Roman" w:hAnsi="Times New Roman" w:cs="Times New Roman"/>
-                <w:color w:val="000000"/>
-                <w:kern w:val="0"/>
-                <w:lang w:val="en-US" w:eastAsia="ja-JP"/>
-                <w14:ligatures w14:val="none"/>
-              </w:rPr>
-              <w:t>-2.0</w:t>
-            </w:r>
-          </w:p>
-        </w:tc>
       </w:tr>
       <w:tr>
         <w:trPr>
@@ -20420,44 +19598,6 @@
             </w:r>
           </w:p>
         </w:tc>
-        <w:tc>
-          <w:tcPr>
-            <w:tcW w:w="1020" w:type="dxa"/>
-            <w:tcBorders>
-              <w:top w:val="nil"/>
-              <w:left w:val="nil"/>
-              <w:bottom w:val="single" w:sz="12" w:space="0" w:color="auto"/>
-              <w:right w:val="single" w:sz="12" w:space="0" w:color="auto"/>
-            </w:tcBorders>
-            <w:shd w:val="clear" w:color="000000" w:fill="FFFFFF"/>
-            <w:noWrap/>
-            <w:vAlign w:val="center"/>
-            <w:hideMark/>
-          </w:tcPr>
-          <w:p>
-            <w:pPr>
-              <w:spacing w:after="0" w:line="240" w:lineRule="auto"/>
-              <w:jc w:val="center"/>
-              <w:rPr>
-                <w:rFonts w:ascii="Times New Roman" w:eastAsia="Times New Roman" w:hAnsi="Times New Roman" w:cs="Times New Roman"/>
-                <w:color w:val="000000"/>
-                <w:kern w:val="0"/>
-                <w:lang w:val="en-US" w:eastAsia="ja-JP"/>
-                <w14:ligatures w14:val="none"/>
-              </w:rPr>
-            </w:pPr>
-            <w:r>
-              <w:rPr>
-                <w:rFonts w:ascii="Times New Roman" w:eastAsia="Times New Roman" w:hAnsi="Times New Roman" w:cs="Times New Roman"/>
-                <w:color w:val="000000"/>
-                <w:kern w:val="0"/>
-                <w:lang w:val="en-US" w:eastAsia="ja-JP"/>
-                <w14:ligatures w14:val="none"/>
-              </w:rPr>
-              <w:t>0.0</w:t>
-            </w:r>
-          </w:p>
-        </w:tc>
       </w:tr>
       <w:tr>
         <w:trPr>
@@ -20691,44 +19831,6 @@
             </w:r>
           </w:p>
         </w:tc>
-        <w:tc>
-          <w:tcPr>
-            <w:tcW w:w="1020" w:type="dxa"/>
-            <w:tcBorders>
-              <w:top w:val="nil"/>
-              <w:left w:val="nil"/>
-              <w:bottom w:val="single" w:sz="12" w:space="0" w:color="auto"/>
-              <w:right w:val="single" w:sz="12" w:space="0" w:color="auto"/>
-            </w:tcBorders>
-            <w:shd w:val="clear" w:color="000000" w:fill="FFFFFF"/>
-            <w:noWrap/>
-            <w:vAlign w:val="center"/>
-            <w:hideMark/>
-          </w:tcPr>
-          <w:p>
-            <w:pPr>
-              <w:spacing w:after="0" w:line="240" w:lineRule="auto"/>
-              <w:jc w:val="center"/>
-              <w:rPr>
-                <w:rFonts w:ascii="Times New Roman" w:eastAsia="Times New Roman" w:hAnsi="Times New Roman" w:cs="Times New Roman"/>
-                <w:color w:val="000000"/>
-                <w:kern w:val="0"/>
-                <w:lang w:val="en-US" w:eastAsia="ja-JP"/>
-                <w14:ligatures w14:val="none"/>
-              </w:rPr>
-            </w:pPr>
-            <w:r>
-              <w:rPr>
-                <w:rFonts w:ascii="Times New Roman" w:eastAsia="Times New Roman" w:hAnsi="Times New Roman" w:cs="Times New Roman"/>
-                <w:color w:val="000000"/>
-                <w:kern w:val="0"/>
-                <w:lang w:val="en-US" w:eastAsia="ja-JP"/>
-                <w14:ligatures w14:val="none"/>
-              </w:rPr>
-              <w:t>-3.0</w:t>
-            </w:r>
-          </w:p>
-        </w:tc>
       </w:tr>
       <w:tr>
         <w:trPr>
@@ -20962,44 +20064,6 @@
             </w:r>
           </w:p>
         </w:tc>
-        <w:tc>
-          <w:tcPr>
-            <w:tcW w:w="1020" w:type="dxa"/>
-            <w:tcBorders>
-              <w:top w:val="nil"/>
-              <w:left w:val="nil"/>
-              <w:bottom w:val="single" w:sz="12" w:space="0" w:color="auto"/>
-              <w:right w:val="single" w:sz="12" w:space="0" w:color="auto"/>
-            </w:tcBorders>
-            <w:shd w:val="clear" w:color="000000" w:fill="FFFFFF"/>
-            <w:noWrap/>
-            <w:vAlign w:val="center"/>
-            <w:hideMark/>
-          </w:tcPr>
-          <w:p>
-            <w:pPr>
-              <w:spacing w:after="0" w:line="240" w:lineRule="auto"/>
-              <w:jc w:val="center"/>
-              <w:rPr>
-                <w:rFonts w:ascii="Times New Roman" w:eastAsia="Times New Roman" w:hAnsi="Times New Roman" w:cs="Times New Roman"/>
-                <w:color w:val="000000"/>
-                <w:kern w:val="0"/>
-                <w:lang w:val="en-US" w:eastAsia="ja-JP"/>
-                <w14:ligatures w14:val="none"/>
-              </w:rPr>
-            </w:pPr>
-            <w:r>
-              <w:rPr>
-                <w:rFonts w:ascii="Times New Roman" w:eastAsia="Times New Roman" w:hAnsi="Times New Roman" w:cs="Times New Roman"/>
-                <w:color w:val="000000"/>
-                <w:kern w:val="0"/>
-                <w:lang w:val="en-US" w:eastAsia="ja-JP"/>
-                <w14:ligatures w14:val="none"/>
-              </w:rPr>
-              <w:t>-6.0</w:t>
-            </w:r>
-          </w:p>
-        </w:tc>
       </w:tr>
       <w:tr>
         <w:trPr>
@@ -21233,44 +20297,6 @@
             </w:r>
           </w:p>
         </w:tc>
-        <w:tc>
-          <w:tcPr>
-            <w:tcW w:w="1020" w:type="dxa"/>
-            <w:tcBorders>
-              <w:top w:val="nil"/>
-              <w:left w:val="nil"/>
-              <w:bottom w:val="single" w:sz="12" w:space="0" w:color="auto"/>
-              <w:right w:val="single" w:sz="12" w:space="0" w:color="auto"/>
-            </w:tcBorders>
-            <w:shd w:val="clear" w:color="000000" w:fill="FFFFFF"/>
-            <w:noWrap/>
-            <w:vAlign w:val="bottom"/>
-            <w:hideMark/>
-          </w:tcPr>
-          <w:p>
-            <w:pPr>
-              <w:spacing w:after="0" w:line="240" w:lineRule="auto"/>
-              <w:jc w:val="center"/>
-              <w:rPr>
-                <w:rFonts w:ascii="Times New Roman" w:eastAsia="Times New Roman" w:hAnsi="Times New Roman" w:cs="Times New Roman"/>
-                <w:color w:val="000000"/>
-                <w:kern w:val="0"/>
-                <w:lang w:val="en-US" w:eastAsia="ja-JP"/>
-                <w14:ligatures w14:val="none"/>
-              </w:rPr>
-            </w:pPr>
-            <w:r>
-              <w:rPr>
-                <w:rFonts w:ascii="Times New Roman" w:eastAsia="Times New Roman" w:hAnsi="Times New Roman" w:cs="Times New Roman"/>
-                <w:color w:val="000000"/>
-                <w:kern w:val="0"/>
-                <w:lang w:val="en-US" w:eastAsia="ja-JP"/>
-                <w14:ligatures w14:val="none"/>
-              </w:rPr>
-              <w:t>-5.0</w:t>
-            </w:r>
-          </w:p>
-        </w:tc>
       </w:tr>
       <w:tr>
         <w:trPr>
@@ -21504,44 +20530,6 @@
             </w:r>
           </w:p>
         </w:tc>
-        <w:tc>
-          <w:tcPr>
-            <w:tcW w:w="1020" w:type="dxa"/>
-            <w:tcBorders>
-              <w:top w:val="nil"/>
-              <w:left w:val="nil"/>
-              <w:bottom w:val="single" w:sz="12" w:space="0" w:color="auto"/>
-              <w:right w:val="single" w:sz="12" w:space="0" w:color="auto"/>
-            </w:tcBorders>
-            <w:shd w:val="clear" w:color="000000" w:fill="FFFFFF"/>
-            <w:noWrap/>
-            <w:vAlign w:val="bottom"/>
-            <w:hideMark/>
-          </w:tcPr>
-          <w:p>
-            <w:pPr>
-              <w:spacing w:after="0" w:line="240" w:lineRule="auto"/>
-              <w:jc w:val="center"/>
-              <w:rPr>
-                <w:rFonts w:ascii="Times New Roman" w:eastAsia="Times New Roman" w:hAnsi="Times New Roman" w:cs="Times New Roman"/>
-                <w:color w:val="000000"/>
-                <w:kern w:val="0"/>
-                <w:lang w:val="en-US" w:eastAsia="ja-JP"/>
-                <w14:ligatures w14:val="none"/>
-              </w:rPr>
-            </w:pPr>
-            <w:r>
-              <w:rPr>
-                <w:rFonts w:ascii="Times New Roman" w:eastAsia="Times New Roman" w:hAnsi="Times New Roman" w:cs="Times New Roman"/>
-                <w:color w:val="000000"/>
-                <w:kern w:val="0"/>
-                <w:lang w:val="en-US" w:eastAsia="ja-JP"/>
-                <w14:ligatures w14:val="none"/>
-              </w:rPr>
-              <w:t>-1.0</w:t>
-            </w:r>
-          </w:p>
-        </w:tc>
       </w:tr>
       <w:tr>
         <w:trPr>
@@ -21775,44 +20763,6 @@
             </w:r>
           </w:p>
         </w:tc>
-        <w:tc>
-          <w:tcPr>
-            <w:tcW w:w="1020" w:type="dxa"/>
-            <w:tcBorders>
-              <w:top w:val="nil"/>
-              <w:left w:val="nil"/>
-              <w:bottom w:val="single" w:sz="12" w:space="0" w:color="auto"/>
-              <w:right w:val="single" w:sz="12" w:space="0" w:color="auto"/>
-            </w:tcBorders>
-            <w:shd w:val="clear" w:color="000000" w:fill="FFFFFF"/>
-            <w:noWrap/>
-            <w:vAlign w:val="bottom"/>
-            <w:hideMark/>
-          </w:tcPr>
-          <w:p>
-            <w:pPr>
-              <w:spacing w:after="0" w:line="240" w:lineRule="auto"/>
-              <w:jc w:val="center"/>
-              <w:rPr>
-                <w:rFonts w:ascii="Times New Roman" w:eastAsia="Times New Roman" w:hAnsi="Times New Roman" w:cs="Times New Roman"/>
-                <w:color w:val="000000"/>
-                <w:kern w:val="0"/>
-                <w:lang w:val="en-US" w:eastAsia="ja-JP"/>
-                <w14:ligatures w14:val="none"/>
-              </w:rPr>
-            </w:pPr>
-            <w:r>
-              <w:rPr>
-                <w:rFonts w:ascii="Times New Roman" w:eastAsia="Times New Roman" w:hAnsi="Times New Roman" w:cs="Times New Roman"/>
-                <w:color w:val="000000"/>
-                <w:kern w:val="0"/>
-                <w:lang w:val="en-US" w:eastAsia="ja-JP"/>
-                <w14:ligatures w14:val="none"/>
-              </w:rPr>
-              <w:t>-7.0</w:t>
-            </w:r>
-          </w:p>
-        </w:tc>
       </w:tr>
       <w:tr>
         <w:trPr>
@@ -22046,44 +20996,6 @@
             </w:r>
           </w:p>
         </w:tc>
-        <w:tc>
-          <w:tcPr>
-            <w:tcW w:w="1020" w:type="dxa"/>
-            <w:tcBorders>
-              <w:top w:val="nil"/>
-              <w:left w:val="nil"/>
-              <w:bottom w:val="single" w:sz="12" w:space="0" w:color="auto"/>
-              <w:right w:val="single" w:sz="12" w:space="0" w:color="auto"/>
-            </w:tcBorders>
-            <w:shd w:val="clear" w:color="000000" w:fill="FFFFFF"/>
-            <w:noWrap/>
-            <w:vAlign w:val="bottom"/>
-            <w:hideMark/>
-          </w:tcPr>
-          <w:p>
-            <w:pPr>
-              <w:spacing w:after="0" w:line="240" w:lineRule="auto"/>
-              <w:jc w:val="center"/>
-              <w:rPr>
-                <w:rFonts w:ascii="Times New Roman" w:eastAsia="Times New Roman" w:hAnsi="Times New Roman" w:cs="Times New Roman"/>
-                <w:color w:val="000000"/>
-                <w:kern w:val="0"/>
-                <w:lang w:val="en-US" w:eastAsia="ja-JP"/>
-                <w14:ligatures w14:val="none"/>
-              </w:rPr>
-            </w:pPr>
-            <w:r>
-              <w:rPr>
-                <w:rFonts w:ascii="Times New Roman" w:eastAsia="Times New Roman" w:hAnsi="Times New Roman" w:cs="Times New Roman"/>
-                <w:color w:val="000000"/>
-                <w:kern w:val="0"/>
-                <w:lang w:val="en-US" w:eastAsia="ja-JP"/>
-                <w14:ligatures w14:val="none"/>
-              </w:rPr>
-              <w:t>-5.0</w:t>
-            </w:r>
-          </w:p>
-        </w:tc>
       </w:tr>
       <w:tr>
         <w:trPr>
@@ -22317,44 +21229,6 @@
             </w:r>
           </w:p>
         </w:tc>
-        <w:tc>
-          <w:tcPr>
-            <w:tcW w:w="1020" w:type="dxa"/>
-            <w:tcBorders>
-              <w:top w:val="nil"/>
-              <w:left w:val="nil"/>
-              <w:bottom w:val="single" w:sz="12" w:space="0" w:color="auto"/>
-              <w:right w:val="single" w:sz="12" w:space="0" w:color="auto"/>
-            </w:tcBorders>
-            <w:shd w:val="clear" w:color="000000" w:fill="FFFFFF"/>
-            <w:noWrap/>
-            <w:vAlign w:val="bottom"/>
-            <w:hideMark/>
-          </w:tcPr>
-          <w:p>
-            <w:pPr>
-              <w:spacing w:after="0" w:line="240" w:lineRule="auto"/>
-              <w:jc w:val="center"/>
-              <w:rPr>
-                <w:rFonts w:ascii="Times New Roman" w:eastAsia="Times New Roman" w:hAnsi="Times New Roman" w:cs="Times New Roman"/>
-                <w:color w:val="000000"/>
-                <w:kern w:val="0"/>
-                <w:lang w:val="en-US" w:eastAsia="ja-JP"/>
-                <w14:ligatures w14:val="none"/>
-              </w:rPr>
-            </w:pPr>
-            <w:r>
-              <w:rPr>
-                <w:rFonts w:ascii="Times New Roman" w:eastAsia="Times New Roman" w:hAnsi="Times New Roman" w:cs="Times New Roman"/>
-                <w:color w:val="000000"/>
-                <w:kern w:val="0"/>
-                <w:lang w:val="en-US" w:eastAsia="ja-JP"/>
-                <w14:ligatures w14:val="none"/>
-              </w:rPr>
-              <w:t>-16.0</w:t>
-            </w:r>
-          </w:p>
-        </w:tc>
       </w:tr>
       <w:tr>
         <w:trPr>
@@ -22588,44 +21462,6 @@
             </w:r>
           </w:p>
         </w:tc>
-        <w:tc>
-          <w:tcPr>
-            <w:tcW w:w="1020" w:type="dxa"/>
-            <w:tcBorders>
-              <w:top w:val="nil"/>
-              <w:left w:val="nil"/>
-              <w:bottom w:val="single" w:sz="12" w:space="0" w:color="auto"/>
-              <w:right w:val="single" w:sz="12" w:space="0" w:color="auto"/>
-            </w:tcBorders>
-            <w:shd w:val="clear" w:color="000000" w:fill="FFFFFF"/>
-            <w:noWrap/>
-            <w:vAlign w:val="bottom"/>
-            <w:hideMark/>
-          </w:tcPr>
-          <w:p>
-            <w:pPr>
-              <w:spacing w:after="0" w:line="240" w:lineRule="auto"/>
-              <w:jc w:val="center"/>
-              <w:rPr>
-                <w:rFonts w:ascii="Times New Roman" w:eastAsia="Times New Roman" w:hAnsi="Times New Roman" w:cs="Times New Roman"/>
-                <w:color w:val="000000"/>
-                <w:kern w:val="0"/>
-                <w:lang w:val="en-US" w:eastAsia="ja-JP"/>
-                <w14:ligatures w14:val="none"/>
-              </w:rPr>
-            </w:pPr>
-            <w:r>
-              <w:rPr>
-                <w:rFonts w:ascii="Times New Roman" w:eastAsia="Times New Roman" w:hAnsi="Times New Roman" w:cs="Times New Roman"/>
-                <w:color w:val="000000"/>
-                <w:kern w:val="0"/>
-                <w:lang w:val="en-US" w:eastAsia="ja-JP"/>
-                <w14:ligatures w14:val="none"/>
-              </w:rPr>
-              <w:t>-11.0</w:t>
-            </w:r>
-          </w:p>
-        </w:tc>
       </w:tr>
       <w:tr>
         <w:trPr>
@@ -22859,44 +21695,6 @@
             </w:r>
           </w:p>
         </w:tc>
-        <w:tc>
-          <w:tcPr>
-            <w:tcW w:w="1020" w:type="dxa"/>
-            <w:tcBorders>
-              <w:top w:val="nil"/>
-              <w:left w:val="nil"/>
-              <w:bottom w:val="single" w:sz="12" w:space="0" w:color="auto"/>
-              <w:right w:val="single" w:sz="12" w:space="0" w:color="auto"/>
-            </w:tcBorders>
-            <w:shd w:val="clear" w:color="000000" w:fill="FFFFFF"/>
-            <w:noWrap/>
-            <w:vAlign w:val="bottom"/>
-            <w:hideMark/>
-          </w:tcPr>
-          <w:p>
-            <w:pPr>
-              <w:spacing w:after="0" w:line="240" w:lineRule="auto"/>
-              <w:jc w:val="center"/>
-              <w:rPr>
-                <w:rFonts w:ascii="Times New Roman" w:eastAsia="Times New Roman" w:hAnsi="Times New Roman" w:cs="Times New Roman"/>
-                <w:color w:val="000000"/>
-                <w:kern w:val="0"/>
-                <w:lang w:val="en-US" w:eastAsia="ja-JP"/>
-                <w14:ligatures w14:val="none"/>
-              </w:rPr>
-            </w:pPr>
-            <w:r>
-              <w:rPr>
-                <w:rFonts w:ascii="Times New Roman" w:eastAsia="Times New Roman" w:hAnsi="Times New Roman" w:cs="Times New Roman"/>
-                <w:color w:val="000000"/>
-                <w:kern w:val="0"/>
-                <w:lang w:val="en-US" w:eastAsia="ja-JP"/>
-                <w14:ligatures w14:val="none"/>
-              </w:rPr>
-              <w:t>-13.0</w:t>
-            </w:r>
-          </w:p>
-        </w:tc>
       </w:tr>
       <w:tr>
         <w:trPr>
@@ -23130,44 +21928,6 @@
             </w:r>
           </w:p>
         </w:tc>
-        <w:tc>
-          <w:tcPr>
-            <w:tcW w:w="1020" w:type="dxa"/>
-            <w:tcBorders>
-              <w:top w:val="nil"/>
-              <w:left w:val="nil"/>
-              <w:bottom w:val="single" w:sz="12" w:space="0" w:color="auto"/>
-              <w:right w:val="single" w:sz="12" w:space="0" w:color="auto"/>
-            </w:tcBorders>
-            <w:shd w:val="clear" w:color="000000" w:fill="FFFFFF"/>
-            <w:noWrap/>
-            <w:vAlign w:val="bottom"/>
-            <w:hideMark/>
-          </w:tcPr>
-          <w:p>
-            <w:pPr>
-              <w:spacing w:after="0" w:line="240" w:lineRule="auto"/>
-              <w:jc w:val="center"/>
-              <w:rPr>
-                <w:rFonts w:ascii="Times New Roman" w:eastAsia="Times New Roman" w:hAnsi="Times New Roman" w:cs="Times New Roman"/>
-                <w:color w:val="000000"/>
-                <w:kern w:val="0"/>
-                <w:lang w:val="en-US" w:eastAsia="ja-JP"/>
-                <w14:ligatures w14:val="none"/>
-              </w:rPr>
-            </w:pPr>
-            <w:r>
-              <w:rPr>
-                <w:rFonts w:ascii="Times New Roman" w:eastAsia="Times New Roman" w:hAnsi="Times New Roman" w:cs="Times New Roman"/>
-                <w:color w:val="000000"/>
-                <w:kern w:val="0"/>
-                <w:lang w:val="en-US" w:eastAsia="ja-JP"/>
-                <w14:ligatures w14:val="none"/>
-              </w:rPr>
-              <w:t>-15.0</w:t>
-            </w:r>
-          </w:p>
-        </w:tc>
       </w:tr>
       <w:tr>
         <w:trPr>
@@ -23401,44 +22161,6 @@
             </w:r>
           </w:p>
         </w:tc>
-        <w:tc>
-          <w:tcPr>
-            <w:tcW w:w="1020" w:type="dxa"/>
-            <w:tcBorders>
-              <w:top w:val="nil"/>
-              <w:left w:val="nil"/>
-              <w:bottom w:val="single" w:sz="12" w:space="0" w:color="auto"/>
-              <w:right w:val="single" w:sz="12" w:space="0" w:color="auto"/>
-            </w:tcBorders>
-            <w:shd w:val="clear" w:color="000000" w:fill="FFFFFF"/>
-            <w:noWrap/>
-            <w:vAlign w:val="bottom"/>
-            <w:hideMark/>
-          </w:tcPr>
-          <w:p>
-            <w:pPr>
-              <w:spacing w:after="0" w:line="240" w:lineRule="auto"/>
-              <w:jc w:val="center"/>
-              <w:rPr>
-                <w:rFonts w:ascii="Times New Roman" w:eastAsia="Times New Roman" w:hAnsi="Times New Roman" w:cs="Times New Roman"/>
-                <w:color w:val="000000"/>
-                <w:kern w:val="0"/>
-                <w:lang w:val="en-US" w:eastAsia="ja-JP"/>
-                <w14:ligatures w14:val="none"/>
-              </w:rPr>
-            </w:pPr>
-            <w:r>
-              <w:rPr>
-                <w:rFonts w:ascii="Times New Roman" w:eastAsia="Times New Roman" w:hAnsi="Times New Roman" w:cs="Times New Roman"/>
-                <w:color w:val="000000"/>
-                <w:kern w:val="0"/>
-                <w:lang w:val="en-US" w:eastAsia="ja-JP"/>
-                <w14:ligatures w14:val="none"/>
-              </w:rPr>
-              <w:t>-16.0</w:t>
-            </w:r>
-          </w:p>
-        </w:tc>
       </w:tr>
       <w:tr>
         <w:trPr>
@@ -23672,44 +22394,6 @@
             </w:r>
           </w:p>
         </w:tc>
-        <w:tc>
-          <w:tcPr>
-            <w:tcW w:w="1020" w:type="dxa"/>
-            <w:tcBorders>
-              <w:top w:val="nil"/>
-              <w:left w:val="nil"/>
-              <w:bottom w:val="single" w:sz="12" w:space="0" w:color="auto"/>
-              <w:right w:val="single" w:sz="12" w:space="0" w:color="auto"/>
-            </w:tcBorders>
-            <w:shd w:val="clear" w:color="000000" w:fill="FFFFFF"/>
-            <w:noWrap/>
-            <w:vAlign w:val="bottom"/>
-            <w:hideMark/>
-          </w:tcPr>
-          <w:p>
-            <w:pPr>
-              <w:spacing w:after="0" w:line="240" w:lineRule="auto"/>
-              <w:jc w:val="center"/>
-              <w:rPr>
-                <w:rFonts w:ascii="Times New Roman" w:eastAsia="Times New Roman" w:hAnsi="Times New Roman" w:cs="Times New Roman"/>
-                <w:color w:val="000000"/>
-                <w:kern w:val="0"/>
-                <w:lang w:val="en-US" w:eastAsia="ja-JP"/>
-                <w14:ligatures w14:val="none"/>
-              </w:rPr>
-            </w:pPr>
-            <w:r>
-              <w:rPr>
-                <w:rFonts w:ascii="Times New Roman" w:eastAsia="Times New Roman" w:hAnsi="Times New Roman" w:cs="Times New Roman"/>
-                <w:color w:val="000000"/>
-                <w:kern w:val="0"/>
-                <w:lang w:val="en-US" w:eastAsia="ja-JP"/>
-                <w14:ligatures w14:val="none"/>
-              </w:rPr>
-              <w:t>-13.0</w:t>
-            </w:r>
-          </w:p>
-        </w:tc>
       </w:tr>
       <w:tr>
         <w:trPr>
@@ -23943,44 +22627,6 @@
             </w:r>
           </w:p>
         </w:tc>
-        <w:tc>
-          <w:tcPr>
-            <w:tcW w:w="1020" w:type="dxa"/>
-            <w:tcBorders>
-              <w:top w:val="nil"/>
-              <w:left w:val="nil"/>
-              <w:bottom w:val="single" w:sz="12" w:space="0" w:color="auto"/>
-              <w:right w:val="single" w:sz="12" w:space="0" w:color="auto"/>
-            </w:tcBorders>
-            <w:shd w:val="clear" w:color="000000" w:fill="FFFFFF"/>
-            <w:noWrap/>
-            <w:vAlign w:val="bottom"/>
-            <w:hideMark/>
-          </w:tcPr>
-          <w:p>
-            <w:pPr>
-              <w:spacing w:after="0" w:line="240" w:lineRule="auto"/>
-              <w:jc w:val="center"/>
-              <w:rPr>
-                <w:rFonts w:ascii="Times New Roman" w:eastAsia="Times New Roman" w:hAnsi="Times New Roman" w:cs="Times New Roman"/>
-                <w:color w:val="000000"/>
-                <w:kern w:val="0"/>
-                <w:lang w:val="en-US" w:eastAsia="ja-JP"/>
-                <w14:ligatures w14:val="none"/>
-              </w:rPr>
-            </w:pPr>
-            <w:r>
-              <w:rPr>
-                <w:rFonts w:ascii="Times New Roman" w:eastAsia="Times New Roman" w:hAnsi="Times New Roman" w:cs="Times New Roman"/>
-                <w:color w:val="000000"/>
-                <w:kern w:val="0"/>
-                <w:lang w:val="en-US" w:eastAsia="ja-JP"/>
-                <w14:ligatures w14:val="none"/>
-              </w:rPr>
-              <w:t>-19.0</w:t>
-            </w:r>
-          </w:p>
-        </w:tc>
       </w:tr>
       <w:tr>
         <w:trPr>
@@ -24214,44 +22860,6 @@
             </w:r>
           </w:p>
         </w:tc>
-        <w:tc>
-          <w:tcPr>
-            <w:tcW w:w="1020" w:type="dxa"/>
-            <w:tcBorders>
-              <w:top w:val="nil"/>
-              <w:left w:val="nil"/>
-              <w:bottom w:val="single" w:sz="12" w:space="0" w:color="auto"/>
-              <w:right w:val="single" w:sz="12" w:space="0" w:color="auto"/>
-            </w:tcBorders>
-            <w:shd w:val="clear" w:color="000000" w:fill="FFFFFF"/>
-            <w:noWrap/>
-            <w:vAlign w:val="bottom"/>
-            <w:hideMark/>
-          </w:tcPr>
-          <w:p>
-            <w:pPr>
-              <w:spacing w:after="0" w:line="240" w:lineRule="auto"/>
-              <w:jc w:val="center"/>
-              <w:rPr>
-                <w:rFonts w:ascii="Times New Roman" w:eastAsia="Times New Roman" w:hAnsi="Times New Roman" w:cs="Times New Roman"/>
-                <w:color w:val="000000"/>
-                <w:kern w:val="0"/>
-                <w:lang w:val="en-US" w:eastAsia="ja-JP"/>
-                <w14:ligatures w14:val="none"/>
-              </w:rPr>
-            </w:pPr>
-            <w:r>
-              <w:rPr>
-                <w:rFonts w:ascii="Times New Roman" w:eastAsia="Times New Roman" w:hAnsi="Times New Roman" w:cs="Times New Roman"/>
-                <w:color w:val="000000"/>
-                <w:kern w:val="0"/>
-                <w:lang w:val="en-US" w:eastAsia="ja-JP"/>
-                <w14:ligatures w14:val="none"/>
-              </w:rPr>
-              <w:t>-19.0</w:t>
-            </w:r>
-          </w:p>
-        </w:tc>
       </w:tr>
       <w:tr>
         <w:trPr>
@@ -24485,44 +23093,6 @@
             </w:r>
           </w:p>
         </w:tc>
-        <w:tc>
-          <w:tcPr>
-            <w:tcW w:w="1020" w:type="dxa"/>
-            <w:tcBorders>
-              <w:top w:val="nil"/>
-              <w:left w:val="nil"/>
-              <w:bottom w:val="single" w:sz="12" w:space="0" w:color="auto"/>
-              <w:right w:val="single" w:sz="12" w:space="0" w:color="auto"/>
-            </w:tcBorders>
-            <w:shd w:val="clear" w:color="000000" w:fill="FFFFFF"/>
-            <w:noWrap/>
-            <w:vAlign w:val="bottom"/>
-            <w:hideMark/>
-          </w:tcPr>
-          <w:p>
-            <w:pPr>
-              <w:spacing w:after="0" w:line="240" w:lineRule="auto"/>
-              <w:jc w:val="center"/>
-              <w:rPr>
-                <w:rFonts w:ascii="Times New Roman" w:eastAsia="Times New Roman" w:hAnsi="Times New Roman" w:cs="Times New Roman"/>
-                <w:color w:val="000000"/>
-                <w:kern w:val="0"/>
-                <w:lang w:val="en-US" w:eastAsia="ja-JP"/>
-                <w14:ligatures w14:val="none"/>
-              </w:rPr>
-            </w:pPr>
-            <w:r>
-              <w:rPr>
-                <w:rFonts w:ascii="Times New Roman" w:eastAsia="Times New Roman" w:hAnsi="Times New Roman" w:cs="Times New Roman"/>
-                <w:color w:val="000000"/>
-                <w:kern w:val="0"/>
-                <w:lang w:val="en-US" w:eastAsia="ja-JP"/>
-                <w14:ligatures w14:val="none"/>
-              </w:rPr>
-              <w:t>-14.0</w:t>
-            </w:r>
-          </w:p>
-        </w:tc>
       </w:tr>
       <w:tr>
         <w:trPr>
@@ -24756,44 +23326,6 @@
             </w:r>
           </w:p>
         </w:tc>
-        <w:tc>
-          <w:tcPr>
-            <w:tcW w:w="1020" w:type="dxa"/>
-            <w:tcBorders>
-              <w:top w:val="nil"/>
-              <w:left w:val="nil"/>
-              <w:bottom w:val="single" w:sz="12" w:space="0" w:color="auto"/>
-              <w:right w:val="single" w:sz="12" w:space="0" w:color="auto"/>
-            </w:tcBorders>
-            <w:shd w:val="clear" w:color="000000" w:fill="FFFFFF"/>
-            <w:noWrap/>
-            <w:vAlign w:val="bottom"/>
-            <w:hideMark/>
-          </w:tcPr>
-          <w:p>
-            <w:pPr>
-              <w:spacing w:after="0" w:line="240" w:lineRule="auto"/>
-              <w:jc w:val="center"/>
-              <w:rPr>
-                <w:rFonts w:ascii="Times New Roman" w:eastAsia="Times New Roman" w:hAnsi="Times New Roman" w:cs="Times New Roman"/>
-                <w:color w:val="000000"/>
-                <w:kern w:val="0"/>
-                <w:lang w:val="en-US" w:eastAsia="ja-JP"/>
-                <w14:ligatures w14:val="none"/>
-              </w:rPr>
-            </w:pPr>
-            <w:r>
-              <w:rPr>
-                <w:rFonts w:ascii="Times New Roman" w:eastAsia="Times New Roman" w:hAnsi="Times New Roman" w:cs="Times New Roman"/>
-                <w:color w:val="000000"/>
-                <w:kern w:val="0"/>
-                <w:lang w:val="en-US" w:eastAsia="ja-JP"/>
-                <w14:ligatures w14:val="none"/>
-              </w:rPr>
-              <w:t>-19.0</w:t>
-            </w:r>
-          </w:p>
-        </w:tc>
       </w:tr>
       <w:tr>
         <w:trPr>
@@ -25027,44 +23559,6 @@
             </w:r>
           </w:p>
         </w:tc>
-        <w:tc>
-          <w:tcPr>
-            <w:tcW w:w="1020" w:type="dxa"/>
-            <w:tcBorders>
-              <w:top w:val="nil"/>
-              <w:left w:val="nil"/>
-              <w:bottom w:val="single" w:sz="12" w:space="0" w:color="auto"/>
-              <w:right w:val="single" w:sz="12" w:space="0" w:color="auto"/>
-            </w:tcBorders>
-            <w:shd w:val="clear" w:color="000000" w:fill="FFFFFF"/>
-            <w:noWrap/>
-            <w:vAlign w:val="bottom"/>
-            <w:hideMark/>
-          </w:tcPr>
-          <w:p>
-            <w:pPr>
-              <w:spacing w:after="0" w:line="240" w:lineRule="auto"/>
-              <w:jc w:val="center"/>
-              <w:rPr>
-                <w:rFonts w:ascii="Times New Roman" w:eastAsia="Times New Roman" w:hAnsi="Times New Roman" w:cs="Times New Roman"/>
-                <w:color w:val="000000"/>
-                <w:kern w:val="0"/>
-                <w:lang w:val="en-US" w:eastAsia="ja-JP"/>
-                <w14:ligatures w14:val="none"/>
-              </w:rPr>
-            </w:pPr>
-            <w:r>
-              <w:rPr>
-                <w:rFonts w:ascii="Times New Roman" w:eastAsia="Times New Roman" w:hAnsi="Times New Roman" w:cs="Times New Roman"/>
-                <w:color w:val="000000"/>
-                <w:kern w:val="0"/>
-                <w:lang w:val="en-US" w:eastAsia="ja-JP"/>
-                <w14:ligatures w14:val="none"/>
-              </w:rPr>
-              <w:t>-12.0</w:t>
-            </w:r>
-          </w:p>
-        </w:tc>
       </w:tr>
       <w:tr>
         <w:trPr>
@@ -25298,44 +23792,6 @@
             </w:r>
           </w:p>
         </w:tc>
-        <w:tc>
-          <w:tcPr>
-            <w:tcW w:w="1020" w:type="dxa"/>
-            <w:tcBorders>
-              <w:top w:val="nil"/>
-              <w:left w:val="nil"/>
-              <w:bottom w:val="single" w:sz="12" w:space="0" w:color="auto"/>
-              <w:right w:val="single" w:sz="12" w:space="0" w:color="auto"/>
-            </w:tcBorders>
-            <w:shd w:val="clear" w:color="000000" w:fill="FFFFFF"/>
-            <w:noWrap/>
-            <w:vAlign w:val="bottom"/>
-            <w:hideMark/>
-          </w:tcPr>
-          <w:p>
-            <w:pPr>
-              <w:spacing w:after="0" w:line="240" w:lineRule="auto"/>
-              <w:jc w:val="center"/>
-              <w:rPr>
-                <w:rFonts w:ascii="Times New Roman" w:eastAsia="Times New Roman" w:hAnsi="Times New Roman" w:cs="Times New Roman"/>
-                <w:color w:val="000000"/>
-                <w:kern w:val="0"/>
-                <w:lang w:val="en-US" w:eastAsia="ja-JP"/>
-                <w14:ligatures w14:val="none"/>
-              </w:rPr>
-            </w:pPr>
-            <w:r>
-              <w:rPr>
-                <w:rFonts w:ascii="Times New Roman" w:eastAsia="Times New Roman" w:hAnsi="Times New Roman" w:cs="Times New Roman"/>
-                <w:color w:val="000000"/>
-                <w:kern w:val="0"/>
-                <w:lang w:val="en-US" w:eastAsia="ja-JP"/>
-                <w14:ligatures w14:val="none"/>
-              </w:rPr>
-              <w:t>-16.0</w:t>
-            </w:r>
-          </w:p>
-        </w:tc>
       </w:tr>
       <w:tr>
         <w:trPr>
@@ -25569,44 +24025,6 @@
             </w:r>
           </w:p>
         </w:tc>
-        <w:tc>
-          <w:tcPr>
-            <w:tcW w:w="1020" w:type="dxa"/>
-            <w:tcBorders>
-              <w:top w:val="nil"/>
-              <w:left w:val="nil"/>
-              <w:bottom w:val="single" w:sz="12" w:space="0" w:color="auto"/>
-              <w:right w:val="single" w:sz="12" w:space="0" w:color="auto"/>
-            </w:tcBorders>
-            <w:shd w:val="clear" w:color="000000" w:fill="FFFFFF"/>
-            <w:noWrap/>
-            <w:vAlign w:val="bottom"/>
-            <w:hideMark/>
-          </w:tcPr>
-          <w:p>
-            <w:pPr>
-              <w:spacing w:after="0" w:line="240" w:lineRule="auto"/>
-              <w:jc w:val="center"/>
-              <w:rPr>
-                <w:rFonts w:ascii="Times New Roman" w:eastAsia="Times New Roman" w:hAnsi="Times New Roman" w:cs="Times New Roman"/>
-                <w:color w:val="000000"/>
-                <w:kern w:val="0"/>
-                <w:lang w:val="en-US" w:eastAsia="ja-JP"/>
-                <w14:ligatures w14:val="none"/>
-              </w:rPr>
-            </w:pPr>
-            <w:r>
-              <w:rPr>
-                <w:rFonts w:ascii="Times New Roman" w:eastAsia="Times New Roman" w:hAnsi="Times New Roman" w:cs="Times New Roman"/>
-                <w:color w:val="000000"/>
-                <w:kern w:val="0"/>
-                <w:lang w:val="en-US" w:eastAsia="ja-JP"/>
-                <w14:ligatures w14:val="none"/>
-              </w:rPr>
-              <w:t>-19.0</w:t>
-            </w:r>
-          </w:p>
-        </w:tc>
       </w:tr>
       <w:tr>
         <w:trPr>
@@ -25840,44 +24258,6 @@
             </w:r>
           </w:p>
         </w:tc>
-        <w:tc>
-          <w:tcPr>
-            <w:tcW w:w="1020" w:type="dxa"/>
-            <w:tcBorders>
-              <w:top w:val="nil"/>
-              <w:left w:val="nil"/>
-              <w:bottom w:val="single" w:sz="12" w:space="0" w:color="auto"/>
-              <w:right w:val="single" w:sz="12" w:space="0" w:color="auto"/>
-            </w:tcBorders>
-            <w:shd w:val="clear" w:color="000000" w:fill="FFFFFF"/>
-            <w:noWrap/>
-            <w:vAlign w:val="bottom"/>
-            <w:hideMark/>
-          </w:tcPr>
-          <w:p>
-            <w:pPr>
-              <w:spacing w:after="0" w:line="240" w:lineRule="auto"/>
-              <w:jc w:val="center"/>
-              <w:rPr>
-                <w:rFonts w:ascii="Times New Roman" w:eastAsia="Times New Roman" w:hAnsi="Times New Roman" w:cs="Times New Roman"/>
-                <w:color w:val="000000"/>
-                <w:kern w:val="0"/>
-                <w:lang w:val="en-US" w:eastAsia="ja-JP"/>
-                <w14:ligatures w14:val="none"/>
-              </w:rPr>
-            </w:pPr>
-            <w:r>
-              <w:rPr>
-                <w:rFonts w:ascii="Times New Roman" w:eastAsia="Times New Roman" w:hAnsi="Times New Roman" w:cs="Times New Roman"/>
-                <w:color w:val="000000"/>
-                <w:kern w:val="0"/>
-                <w:lang w:val="en-US" w:eastAsia="ja-JP"/>
-                <w14:ligatures w14:val="none"/>
-              </w:rPr>
-              <w:t>-21.0</w:t>
-            </w:r>
-          </w:p>
-        </w:tc>
       </w:tr>
       <w:tr>
         <w:trPr>
@@ -26111,44 +24491,6 @@
             </w:r>
           </w:p>
         </w:tc>
-        <w:tc>
-          <w:tcPr>
-            <w:tcW w:w="1020" w:type="dxa"/>
-            <w:tcBorders>
-              <w:top w:val="nil"/>
-              <w:left w:val="nil"/>
-              <w:bottom w:val="single" w:sz="12" w:space="0" w:color="auto"/>
-              <w:right w:val="single" w:sz="12" w:space="0" w:color="auto"/>
-            </w:tcBorders>
-            <w:shd w:val="clear" w:color="000000" w:fill="FFFFFF"/>
-            <w:noWrap/>
-            <w:vAlign w:val="bottom"/>
-            <w:hideMark/>
-          </w:tcPr>
-          <w:p>
-            <w:pPr>
-              <w:spacing w:after="0" w:line="240" w:lineRule="auto"/>
-              <w:jc w:val="center"/>
-              <w:rPr>
-                <w:rFonts w:ascii="Times New Roman" w:eastAsia="Times New Roman" w:hAnsi="Times New Roman" w:cs="Times New Roman"/>
-                <w:color w:val="000000"/>
-                <w:kern w:val="0"/>
-                <w:lang w:val="en-US" w:eastAsia="ja-JP"/>
-                <w14:ligatures w14:val="none"/>
-              </w:rPr>
-            </w:pPr>
-            <w:r>
-              <w:rPr>
-                <w:rFonts w:ascii="Times New Roman" w:eastAsia="Times New Roman" w:hAnsi="Times New Roman" w:cs="Times New Roman"/>
-                <w:color w:val="000000"/>
-                <w:kern w:val="0"/>
-                <w:lang w:val="en-US" w:eastAsia="ja-JP"/>
-                <w14:ligatures w14:val="none"/>
-              </w:rPr>
-              <w:t>-16.0</w:t>
-            </w:r>
-          </w:p>
-        </w:tc>
       </w:tr>
       <w:tr>
         <w:trPr>
@@ -26382,44 +24724,6 @@
             </w:r>
           </w:p>
         </w:tc>
-        <w:tc>
-          <w:tcPr>
-            <w:tcW w:w="1020" w:type="dxa"/>
-            <w:tcBorders>
-              <w:top w:val="nil"/>
-              <w:left w:val="nil"/>
-              <w:bottom w:val="single" w:sz="12" w:space="0" w:color="auto"/>
-              <w:right w:val="single" w:sz="12" w:space="0" w:color="auto"/>
-            </w:tcBorders>
-            <w:shd w:val="clear" w:color="000000" w:fill="FFFFFF"/>
-            <w:noWrap/>
-            <w:vAlign w:val="bottom"/>
-            <w:hideMark/>
-          </w:tcPr>
-          <w:p>
-            <w:pPr>
-              <w:spacing w:after="0" w:line="240" w:lineRule="auto"/>
-              <w:jc w:val="center"/>
-              <w:rPr>
-                <w:rFonts w:ascii="Times New Roman" w:eastAsia="Times New Roman" w:hAnsi="Times New Roman" w:cs="Times New Roman"/>
-                <w:color w:val="000000"/>
-                <w:kern w:val="0"/>
-                <w:lang w:val="en-US" w:eastAsia="ja-JP"/>
-                <w14:ligatures w14:val="none"/>
-              </w:rPr>
-            </w:pPr>
-            <w:r>
-              <w:rPr>
-                <w:rFonts w:ascii="Times New Roman" w:eastAsia="Times New Roman" w:hAnsi="Times New Roman" w:cs="Times New Roman"/>
-                <w:color w:val="000000"/>
-                <w:kern w:val="0"/>
-                <w:lang w:val="en-US" w:eastAsia="ja-JP"/>
-                <w14:ligatures w14:val="none"/>
-              </w:rPr>
-              <w:t>-16.0</w:t>
-            </w:r>
-          </w:p>
-        </w:tc>
       </w:tr>
       <w:tr>
         <w:trPr>
@@ -26653,44 +24957,6 @@
             </w:r>
           </w:p>
         </w:tc>
-        <w:tc>
-          <w:tcPr>
-            <w:tcW w:w="1020" w:type="dxa"/>
-            <w:tcBorders>
-              <w:top w:val="nil"/>
-              <w:left w:val="nil"/>
-              <w:bottom w:val="single" w:sz="12" w:space="0" w:color="auto"/>
-              <w:right w:val="single" w:sz="12" w:space="0" w:color="auto"/>
-            </w:tcBorders>
-            <w:shd w:val="clear" w:color="000000" w:fill="FFFFFF"/>
-            <w:noWrap/>
-            <w:vAlign w:val="bottom"/>
-            <w:hideMark/>
-          </w:tcPr>
-          <w:p>
-            <w:pPr>
-              <w:spacing w:after="0" w:line="240" w:lineRule="auto"/>
-              <w:jc w:val="center"/>
-              <w:rPr>
-                <w:rFonts w:ascii="Times New Roman" w:eastAsia="Times New Roman" w:hAnsi="Times New Roman" w:cs="Times New Roman"/>
-                <w:color w:val="000000"/>
-                <w:kern w:val="0"/>
-                <w:lang w:val="en-US" w:eastAsia="ja-JP"/>
-                <w14:ligatures w14:val="none"/>
-              </w:rPr>
-            </w:pPr>
-            <w:r>
-              <w:rPr>
-                <w:rFonts w:ascii="Times New Roman" w:eastAsia="Times New Roman" w:hAnsi="Times New Roman" w:cs="Times New Roman"/>
-                <w:color w:val="000000"/>
-                <w:kern w:val="0"/>
-                <w:lang w:val="en-US" w:eastAsia="ja-JP"/>
-                <w14:ligatures w14:val="none"/>
-              </w:rPr>
-              <w:t>-9.0</w:t>
-            </w:r>
-          </w:p>
-        </w:tc>
       </w:tr>
       <w:tr>
         <w:trPr>
@@ -26924,44 +25190,6 @@
             </w:r>
           </w:p>
         </w:tc>
-        <w:tc>
-          <w:tcPr>
-            <w:tcW w:w="1020" w:type="dxa"/>
-            <w:tcBorders>
-              <w:top w:val="nil"/>
-              <w:left w:val="nil"/>
-              <w:bottom w:val="single" w:sz="12" w:space="0" w:color="auto"/>
-              <w:right w:val="single" w:sz="12" w:space="0" w:color="auto"/>
-            </w:tcBorders>
-            <w:shd w:val="clear" w:color="000000" w:fill="FFFFFF"/>
-            <w:noWrap/>
-            <w:vAlign w:val="bottom"/>
-            <w:hideMark/>
-          </w:tcPr>
-          <w:p>
-            <w:pPr>
-              <w:spacing w:after="0" w:line="240" w:lineRule="auto"/>
-              <w:jc w:val="center"/>
-              <w:rPr>
-                <w:rFonts w:ascii="Times New Roman" w:eastAsia="Times New Roman" w:hAnsi="Times New Roman" w:cs="Times New Roman"/>
-                <w:color w:val="000000"/>
-                <w:kern w:val="0"/>
-                <w:lang w:val="en-US" w:eastAsia="ja-JP"/>
-                <w14:ligatures w14:val="none"/>
-              </w:rPr>
-            </w:pPr>
-            <w:r>
-              <w:rPr>
-                <w:rFonts w:ascii="Times New Roman" w:eastAsia="Times New Roman" w:hAnsi="Times New Roman" w:cs="Times New Roman"/>
-                <w:color w:val="000000"/>
-                <w:kern w:val="0"/>
-                <w:lang w:val="en-US" w:eastAsia="ja-JP"/>
-                <w14:ligatures w14:val="none"/>
-              </w:rPr>
-              <w:t>-21.0</w:t>
-            </w:r>
-          </w:p>
-        </w:tc>
       </w:tr>
       <w:tr>
         <w:trPr>
@@ -27195,50 +25423,11 @@
             </w:r>
           </w:p>
         </w:tc>
-        <w:tc>
-          <w:tcPr>
-            <w:tcW w:w="1020" w:type="dxa"/>
-            <w:tcBorders>
-              <w:top w:val="nil"/>
-              <w:left w:val="nil"/>
-              <w:bottom w:val="single" w:sz="12" w:space="0" w:color="auto"/>
-              <w:right w:val="single" w:sz="12" w:space="0" w:color="auto"/>
-            </w:tcBorders>
-            <w:shd w:val="clear" w:color="000000" w:fill="FFFFFF"/>
-            <w:noWrap/>
-            <w:vAlign w:val="bottom"/>
-            <w:hideMark/>
-          </w:tcPr>
-          <w:p>
-            <w:pPr>
-              <w:keepNext/>
-              <w:spacing w:after="0" w:line="240" w:lineRule="auto"/>
-              <w:jc w:val="center"/>
-              <w:rPr>
-                <w:rFonts w:ascii="Times New Roman" w:eastAsia="Times New Roman" w:hAnsi="Times New Roman" w:cs="Times New Roman"/>
-                <w:color w:val="000000"/>
-                <w:kern w:val="0"/>
-                <w:lang w:val="en-US" w:eastAsia="ja-JP"/>
-                <w14:ligatures w14:val="none"/>
-              </w:rPr>
-            </w:pPr>
-            <w:r>
-              <w:rPr>
-                <w:rFonts w:ascii="Times New Roman" w:eastAsia="Times New Roman" w:hAnsi="Times New Roman" w:cs="Times New Roman"/>
-                <w:color w:val="000000"/>
-                <w:kern w:val="0"/>
-                <w:lang w:val="en-US" w:eastAsia="ja-JP"/>
-                <w14:ligatures w14:val="none"/>
-              </w:rPr>
-              <w:t>-21.0</w:t>
-            </w:r>
-          </w:p>
-        </w:tc>
       </w:tr>
     </w:tbl>
     <w:p>
       <w:pPr>
-        <w:pStyle w:val="Descripcin"/>
+        <w:pStyle w:val="Caption"/>
         <w:jc w:val="center"/>
       </w:pPr>
       <w:r>
@@ -27520,7 +25709,7 @@
     </w:p>
     <w:p>
       <w:pPr>
-        <w:pStyle w:val="Descripcin"/>
+        <w:pStyle w:val="Caption"/>
         <w:jc w:val="center"/>
       </w:pPr>
       <w:r>
@@ -27538,6 +25727,7 @@
         <w:t>. ADXL345</w:t>
       </w:r>
     </w:p>
+    <w:p/>
     <w:p>
       <w:pPr>
         <w:pStyle w:val="Titulo3erNivel"/>
@@ -27551,6 +25741,2473 @@
         <w:pStyle w:val="Parrafos"/>
       </w:pPr>
       <w:r>
+        <w:t>Como parte del diagnóstico, se realizó una simulación controlada de caída con el objetivo de registrar el comportamiento de las aceleraciones en los tres ejes (X, Y, Z) durante distintas fases del movimiento</w:t>
+      </w:r>
+      <w:r>
+        <w:t xml:space="preserve">, y así </w:t>
+      </w:r>
+      <w:r>
+        <w:t xml:space="preserve">validar empíricamente la presencia de un patrón característico que permitiera discriminar una </w:t>
+      </w:r>
+      <w:r>
+        <w:t>caída real</w:t>
+      </w:r>
+      <w:r>
+        <w:t xml:space="preserve">. </w:t>
+      </w:r>
+    </w:p>
+    <w:p>
+      <w:pPr>
+        <w:pStyle w:val="Parrafos"/>
+      </w:pPr>
+    </w:p>
+    <w:p>
+      <w:pPr>
+        <w:pStyle w:val="Parrafos"/>
+      </w:pPr>
+      <w:r>
+        <w:lastRenderedPageBreak/>
+        <w:t xml:space="preserve">La imagen X muestra la posición del módulo colocada en el cuerpo de la persona a realizar la simulación, especificando los ejes de aceleración. </w:t>
+      </w:r>
+      <w:r>
+        <w:t>La gráfica titulada “Datos de aceleración – simulación de caída” muestra la evolución temporal de la aceleración en m/s², segmentada por actividad: caminata, carrera, caída e in</w:t>
+      </w:r>
+      <w:r>
+        <w:t>movilidad</w:t>
+      </w:r>
+      <w:r>
+        <w:t>.</w:t>
+      </w:r>
+    </w:p>
+    <w:p>
+      <w:pPr>
+        <w:pStyle w:val="Parrafos"/>
+        <w:keepNext/>
+        <w:jc w:val="center"/>
+      </w:pPr>
+      <w:r>
+        <w:rPr>
+          <w:noProof/>
+        </w:rPr>
+        <w:drawing>
+          <wp:inline distT="0" distB="0" distL="0" distR="0" wp14:anchorId="56AF26B9" wp14:editId="736100AC">
+            <wp:extent cx="3672840" cy="3869844"/>
+            <wp:effectExtent l="0" t="0" r="3810" b="0"/>
+            <wp:docPr id="1526695571" name="Picture 2" descr="A wireframe of a person&#10;&#10;AI-generated content may be incorrect."/>
+            <wp:cNvGraphicFramePr>
+              <a:graphicFrameLocks xmlns:a="http://schemas.openxmlformats.org/drawingml/2006/main" noChangeAspect="1"/>
+            </wp:cNvGraphicFramePr>
+            <a:graphic xmlns:a="http://schemas.openxmlformats.org/drawingml/2006/main">
+              <a:graphicData uri="http://schemas.openxmlformats.org/drawingml/2006/picture">
+                <pic:pic xmlns:pic="http://schemas.openxmlformats.org/drawingml/2006/picture">
+                  <pic:nvPicPr>
+                    <pic:cNvPr id="1526695571" name="Picture 2" descr="A wireframe of a person&#10;&#10;AI-generated content may be incorrect."/>
+                    <pic:cNvPicPr>
+                      <a:picLocks noChangeAspect="1" noChangeArrowheads="1"/>
+                    </pic:cNvPicPr>
+                  </pic:nvPicPr>
+                  <pic:blipFill>
+                    <a:blip r:embed="rId33">
+                      <a:extLst>
+                        <a:ext uri="{28A0092B-C50C-407E-A947-70E740481C1C}">
+                          <a14:useLocalDpi xmlns:a14="http://schemas.microsoft.com/office/drawing/2010/main" val="0"/>
+                        </a:ext>
+                      </a:extLst>
+                    </a:blip>
+                    <a:srcRect/>
+                    <a:stretch>
+                      <a:fillRect/>
+                    </a:stretch>
+                  </pic:blipFill>
+                  <pic:spPr bwMode="auto">
+                    <a:xfrm>
+                      <a:off x="0" y="0"/>
+                      <a:ext cx="3677069" cy="3874300"/>
+                    </a:xfrm>
+                    <a:prstGeom prst="rect">
+                      <a:avLst/>
+                    </a:prstGeom>
+                    <a:noFill/>
+                    <a:ln>
+                      <a:noFill/>
+                    </a:ln>
+                  </pic:spPr>
+                </pic:pic>
+              </a:graphicData>
+            </a:graphic>
+          </wp:inline>
+        </w:drawing>
+      </w:r>
+    </w:p>
+    <w:p>
+      <w:pPr>
+        <w:pStyle w:val="Caption"/>
+        <w:jc w:val="center"/>
+      </w:pPr>
+      <w:r>
+        <w:t xml:space="preserve">Figure </w:t>
+      </w:r>
+      <w:fldSimple w:instr=" SEQ Figure \* ARABIC ">
+        <w:r>
+          <w:rPr>
+            <w:noProof/>
+          </w:rPr>
+          <w:t>16</w:t>
+        </w:r>
+      </w:fldSimple>
+      <w:r>
+        <w:t>. Posición ADXL345</w:t>
+      </w:r>
+    </w:p>
+    <w:p>
+      <w:pPr>
+        <w:pStyle w:val="Parrafos"/>
+        <w:keepNext/>
+      </w:pPr>
+      <w:r>
+        <w:rPr>
+          <w:noProof/>
+        </w:rPr>
+        <w:lastRenderedPageBreak/>
+        <w:drawing>
+          <wp:inline distT="0" distB="0" distL="0" distR="0" wp14:anchorId="0D447EEC" wp14:editId="275F362E">
+            <wp:extent cx="5611495" cy="3347085"/>
+            <wp:effectExtent l="0" t="0" r="8255" b="5715"/>
+            <wp:docPr id="1041281205" name="Picture 1"/>
+            <wp:cNvGraphicFramePr>
+              <a:graphicFrameLocks xmlns:a="http://schemas.openxmlformats.org/drawingml/2006/main" noChangeAspect="1"/>
+            </wp:cNvGraphicFramePr>
+            <a:graphic xmlns:a="http://schemas.openxmlformats.org/drawingml/2006/main">
+              <a:graphicData uri="http://schemas.openxmlformats.org/drawingml/2006/picture">
+                <pic:pic xmlns:pic="http://schemas.openxmlformats.org/drawingml/2006/picture">
+                  <pic:nvPicPr>
+                    <pic:cNvPr id="0" name="Picture 1"/>
+                    <pic:cNvPicPr>
+                      <a:picLocks noChangeAspect="1" noChangeArrowheads="1"/>
+                    </pic:cNvPicPr>
+                  </pic:nvPicPr>
+                  <pic:blipFill>
+                    <a:blip r:embed="rId34">
+                      <a:extLst>
+                        <a:ext uri="{28A0092B-C50C-407E-A947-70E740481C1C}">
+                          <a14:useLocalDpi xmlns:a14="http://schemas.microsoft.com/office/drawing/2010/main" val="0"/>
+                        </a:ext>
+                      </a:extLst>
+                    </a:blip>
+                    <a:srcRect/>
+                    <a:stretch>
+                      <a:fillRect/>
+                    </a:stretch>
+                  </pic:blipFill>
+                  <pic:spPr bwMode="auto">
+                    <a:xfrm>
+                      <a:off x="0" y="0"/>
+                      <a:ext cx="5611495" cy="3347085"/>
+                    </a:xfrm>
+                    <a:prstGeom prst="rect">
+                      <a:avLst/>
+                    </a:prstGeom>
+                    <a:noFill/>
+                    <a:ln>
+                      <a:noFill/>
+                    </a:ln>
+                  </pic:spPr>
+                </pic:pic>
+              </a:graphicData>
+            </a:graphic>
+          </wp:inline>
+        </w:drawing>
+      </w:r>
+    </w:p>
+    <w:p>
+      <w:pPr>
+        <w:pStyle w:val="Caption"/>
+        <w:jc w:val="center"/>
+      </w:pPr>
+      <w:r>
+        <w:t xml:space="preserve">Figure </w:t>
+      </w:r>
+      <w:fldSimple w:instr=" SEQ Figure \* ARABIC ">
+        <w:r>
+          <w:rPr>
+            <w:noProof/>
+          </w:rPr>
+          <w:t>17</w:t>
+        </w:r>
+      </w:fldSimple>
+      <w:r>
+        <w:t>. Datos simulación caída</w:t>
+      </w:r>
+    </w:p>
+    <w:p>
+      <w:pPr>
+        <w:pStyle w:val="Parrafos"/>
+        <w:rPr>
+          <w:lang w:val="en-US"/>
+        </w:rPr>
+      </w:pPr>
+      <w:r>
+        <w:rPr>
+          <w:lang w:val="en-US"/>
+        </w:rPr>
+        <w:t xml:space="preserve">Durante </w:t>
+      </w:r>
+      <w:proofErr w:type="spellStart"/>
+      <w:r>
+        <w:rPr>
+          <w:lang w:val="en-US"/>
+        </w:rPr>
+        <w:t>el</w:t>
+      </w:r>
+      <w:proofErr w:type="spellEnd"/>
+      <w:r>
+        <w:rPr>
+          <w:lang w:val="en-US"/>
+        </w:rPr>
+        <w:t xml:space="preserve"> </w:t>
+      </w:r>
+      <w:proofErr w:type="spellStart"/>
+      <w:r>
+        <w:rPr>
+          <w:lang w:val="en-US"/>
+        </w:rPr>
+        <w:t>análisis</w:t>
+      </w:r>
+      <w:proofErr w:type="spellEnd"/>
+      <w:r>
+        <w:rPr>
+          <w:lang w:val="en-US"/>
+        </w:rPr>
+        <w:t xml:space="preserve"> de la </w:t>
+      </w:r>
+      <w:proofErr w:type="spellStart"/>
+      <w:r>
+        <w:rPr>
+          <w:lang w:val="en-US"/>
+        </w:rPr>
+        <w:t>etapa</w:t>
+      </w:r>
+      <w:proofErr w:type="spellEnd"/>
+      <w:r>
+        <w:rPr>
+          <w:lang w:val="en-US"/>
+        </w:rPr>
+        <w:t xml:space="preserve"> de </w:t>
+      </w:r>
+      <w:proofErr w:type="spellStart"/>
+      <w:r>
+        <w:rPr>
+          <w:lang w:val="en-US"/>
+        </w:rPr>
+        <w:t>caída</w:t>
+      </w:r>
+      <w:proofErr w:type="spellEnd"/>
+      <w:r>
+        <w:rPr>
+          <w:lang w:val="en-US"/>
+        </w:rPr>
+        <w:t xml:space="preserve">, se </w:t>
+      </w:r>
+      <w:proofErr w:type="spellStart"/>
+      <w:r>
+        <w:rPr>
+          <w:lang w:val="en-US"/>
+        </w:rPr>
+        <w:t>identificó</w:t>
+      </w:r>
+      <w:proofErr w:type="spellEnd"/>
+      <w:r>
+        <w:rPr>
+          <w:lang w:val="en-US"/>
+        </w:rPr>
+        <w:t xml:space="preserve"> un </w:t>
+      </w:r>
+      <w:proofErr w:type="spellStart"/>
+      <w:r>
+        <w:rPr>
+          <w:lang w:val="en-US"/>
+        </w:rPr>
+        <w:t>patrón</w:t>
+      </w:r>
+      <w:proofErr w:type="spellEnd"/>
+      <w:r>
+        <w:rPr>
+          <w:lang w:val="en-US"/>
+        </w:rPr>
+        <w:t xml:space="preserve"> </w:t>
+      </w:r>
+      <w:proofErr w:type="spellStart"/>
+      <w:r>
+        <w:rPr>
+          <w:lang w:val="en-US"/>
+        </w:rPr>
+        <w:t>dinámico</w:t>
+      </w:r>
+      <w:proofErr w:type="spellEnd"/>
+      <w:r>
+        <w:rPr>
+          <w:lang w:val="en-US"/>
+        </w:rPr>
+        <w:t xml:space="preserve"> </w:t>
+      </w:r>
+      <w:proofErr w:type="spellStart"/>
+      <w:r>
+        <w:rPr>
+          <w:lang w:val="en-US"/>
+        </w:rPr>
+        <w:t>característico</w:t>
+      </w:r>
+      <w:proofErr w:type="spellEnd"/>
+      <w:r>
+        <w:rPr>
+          <w:lang w:val="en-US"/>
+        </w:rPr>
+        <w:t xml:space="preserve"> </w:t>
+      </w:r>
+      <w:proofErr w:type="spellStart"/>
+      <w:r>
+        <w:rPr>
+          <w:lang w:val="en-US"/>
+        </w:rPr>
+        <w:t>compuesto</w:t>
+      </w:r>
+      <w:proofErr w:type="spellEnd"/>
+      <w:r>
+        <w:rPr>
+          <w:lang w:val="en-US"/>
+        </w:rPr>
+        <w:t xml:space="preserve"> </w:t>
+      </w:r>
+      <w:proofErr w:type="spellStart"/>
+      <w:r>
+        <w:rPr>
+          <w:lang w:val="en-US"/>
+        </w:rPr>
+        <w:t>por</w:t>
+      </w:r>
+      <w:proofErr w:type="spellEnd"/>
+      <w:r>
+        <w:rPr>
+          <w:lang w:val="en-US"/>
+        </w:rPr>
+        <w:t xml:space="preserve"> </w:t>
+      </w:r>
+      <w:proofErr w:type="spellStart"/>
+      <w:r>
+        <w:rPr>
+          <w:lang w:val="en-US"/>
+        </w:rPr>
+        <w:t>tres</w:t>
+      </w:r>
+      <w:proofErr w:type="spellEnd"/>
+      <w:r>
+        <w:rPr>
+          <w:lang w:val="en-US"/>
+        </w:rPr>
+        <w:t xml:space="preserve"> </w:t>
+      </w:r>
+      <w:proofErr w:type="spellStart"/>
+      <w:r>
+        <w:rPr>
+          <w:lang w:val="en-US"/>
+        </w:rPr>
+        <w:t>fases</w:t>
+      </w:r>
+      <w:proofErr w:type="spellEnd"/>
+      <w:r>
+        <w:rPr>
+          <w:lang w:val="en-US"/>
+        </w:rPr>
+        <w:t xml:space="preserve"> </w:t>
+      </w:r>
+      <w:proofErr w:type="spellStart"/>
+      <w:r>
+        <w:rPr>
+          <w:lang w:val="en-US"/>
+        </w:rPr>
+        <w:t>consecutivas</w:t>
+      </w:r>
+      <w:proofErr w:type="spellEnd"/>
+      <w:r>
+        <w:rPr>
+          <w:lang w:val="en-US"/>
+        </w:rPr>
+        <w:t xml:space="preserve">, observables </w:t>
+      </w:r>
+      <w:proofErr w:type="spellStart"/>
+      <w:r>
+        <w:rPr>
+          <w:lang w:val="en-US"/>
+        </w:rPr>
+        <w:t>en</w:t>
+      </w:r>
+      <w:proofErr w:type="spellEnd"/>
+      <w:r>
+        <w:rPr>
+          <w:lang w:val="en-US"/>
+        </w:rPr>
+        <w:t xml:space="preserve"> </w:t>
+      </w:r>
+      <w:proofErr w:type="spellStart"/>
+      <w:r>
+        <w:rPr>
+          <w:lang w:val="en-US"/>
+        </w:rPr>
+        <w:t>los</w:t>
+      </w:r>
+      <w:proofErr w:type="spellEnd"/>
+      <w:r>
+        <w:rPr>
+          <w:lang w:val="en-US"/>
+        </w:rPr>
+        <w:t xml:space="preserve"> </w:t>
+      </w:r>
+      <w:proofErr w:type="spellStart"/>
+      <w:r>
+        <w:rPr>
+          <w:lang w:val="en-US"/>
+        </w:rPr>
+        <w:t>registros</w:t>
+      </w:r>
+      <w:proofErr w:type="spellEnd"/>
+      <w:r>
+        <w:rPr>
+          <w:lang w:val="en-US"/>
+        </w:rPr>
+        <w:t xml:space="preserve"> de </w:t>
+      </w:r>
+      <w:proofErr w:type="spellStart"/>
+      <w:r>
+        <w:rPr>
+          <w:lang w:val="en-US"/>
+        </w:rPr>
+        <w:t>aceleración</w:t>
+      </w:r>
+      <w:proofErr w:type="spellEnd"/>
+      <w:r>
+        <w:rPr>
+          <w:lang w:val="en-US"/>
+        </w:rPr>
+        <w:t xml:space="preserve"> </w:t>
+      </w:r>
+      <w:proofErr w:type="spellStart"/>
+      <w:r>
+        <w:rPr>
+          <w:lang w:val="en-US"/>
+        </w:rPr>
+        <w:t>en</w:t>
+      </w:r>
+      <w:proofErr w:type="spellEnd"/>
+      <w:r>
+        <w:rPr>
+          <w:lang w:val="en-US"/>
+        </w:rPr>
+        <w:t xml:space="preserve"> </w:t>
+      </w:r>
+      <w:proofErr w:type="spellStart"/>
+      <w:r>
+        <w:rPr>
+          <w:lang w:val="en-US"/>
+        </w:rPr>
+        <w:t>los</w:t>
+      </w:r>
+      <w:proofErr w:type="spellEnd"/>
+      <w:r>
+        <w:rPr>
+          <w:lang w:val="en-US"/>
+        </w:rPr>
+        <w:t xml:space="preserve"> </w:t>
+      </w:r>
+      <w:proofErr w:type="spellStart"/>
+      <w:r>
+        <w:rPr>
+          <w:lang w:val="en-US"/>
+        </w:rPr>
+        <w:t>ejes</w:t>
+      </w:r>
+      <w:proofErr w:type="spellEnd"/>
+      <w:r>
+        <w:rPr>
+          <w:lang w:val="en-US"/>
+        </w:rPr>
+        <w:t xml:space="preserve"> X, Y </w:t>
+      </w:r>
+      <w:proofErr w:type="spellStart"/>
+      <w:r>
+        <w:rPr>
+          <w:lang w:val="en-US"/>
+        </w:rPr>
+        <w:t>y</w:t>
+      </w:r>
+      <w:proofErr w:type="spellEnd"/>
+      <w:r>
+        <w:rPr>
+          <w:lang w:val="en-US"/>
+        </w:rPr>
+        <w:t xml:space="preserve"> Z:</w:t>
+      </w:r>
+    </w:p>
+    <w:p>
+      <w:pPr>
+        <w:pStyle w:val="Parrafos"/>
+        <w:numPr>
+          <w:ilvl w:val="1"/>
+          <w:numId w:val="9"/>
+        </w:numPr>
+        <w:rPr>
+          <w:lang w:val="en-US"/>
+        </w:rPr>
+      </w:pPr>
+      <w:r>
+        <w:rPr>
+          <w:b/>
+          <w:bCs/>
+          <w:lang w:val="en-US"/>
+        </w:rPr>
+        <w:t xml:space="preserve">Fase de </w:t>
+      </w:r>
+      <w:proofErr w:type="spellStart"/>
+      <w:r>
+        <w:rPr>
+          <w:b/>
+          <w:bCs/>
+          <w:lang w:val="en-US"/>
+        </w:rPr>
+        <w:t>caída</w:t>
+      </w:r>
+      <w:proofErr w:type="spellEnd"/>
+      <w:r>
+        <w:rPr>
+          <w:b/>
+          <w:bCs/>
+          <w:lang w:val="en-US"/>
+        </w:rPr>
+        <w:t xml:space="preserve"> libre:</w:t>
+      </w:r>
+      <w:r>
+        <w:rPr>
+          <w:lang w:val="en-US"/>
+        </w:rPr>
+        <w:t xml:space="preserve"> se </w:t>
+      </w:r>
+      <w:proofErr w:type="spellStart"/>
+      <w:r>
+        <w:rPr>
+          <w:lang w:val="en-US"/>
+        </w:rPr>
+        <w:t>evidenció</w:t>
+      </w:r>
+      <w:proofErr w:type="spellEnd"/>
+      <w:r>
+        <w:rPr>
+          <w:lang w:val="en-US"/>
+        </w:rPr>
+        <w:t xml:space="preserve"> </w:t>
+      </w:r>
+      <w:proofErr w:type="spellStart"/>
+      <w:r>
+        <w:rPr>
+          <w:lang w:val="en-US"/>
+        </w:rPr>
+        <w:t>una</w:t>
+      </w:r>
+      <w:proofErr w:type="spellEnd"/>
+      <w:r>
+        <w:rPr>
+          <w:lang w:val="en-US"/>
+        </w:rPr>
+        <w:t xml:space="preserve"> </w:t>
+      </w:r>
+      <w:proofErr w:type="spellStart"/>
+      <w:r>
+        <w:rPr>
+          <w:lang w:val="en-US"/>
+        </w:rPr>
+        <w:t>disminución</w:t>
+      </w:r>
+      <w:proofErr w:type="spellEnd"/>
+      <w:r>
+        <w:rPr>
+          <w:lang w:val="en-US"/>
+        </w:rPr>
+        <w:t xml:space="preserve"> </w:t>
+      </w:r>
+      <w:proofErr w:type="spellStart"/>
+      <w:r>
+        <w:rPr>
+          <w:lang w:val="en-US"/>
+        </w:rPr>
+        <w:t>simultánea</w:t>
+      </w:r>
+      <w:proofErr w:type="spellEnd"/>
+      <w:r>
+        <w:rPr>
+          <w:lang w:val="en-US"/>
+        </w:rPr>
+        <w:t xml:space="preserve"> de las </w:t>
+      </w:r>
+      <w:proofErr w:type="spellStart"/>
+      <w:r>
+        <w:rPr>
+          <w:lang w:val="en-US"/>
+        </w:rPr>
+        <w:t>aceleraciones</w:t>
+      </w:r>
+      <w:proofErr w:type="spellEnd"/>
+      <w:r>
+        <w:rPr>
+          <w:lang w:val="en-US"/>
+        </w:rPr>
+        <w:t xml:space="preserve"> </w:t>
+      </w:r>
+      <w:proofErr w:type="spellStart"/>
+      <w:r>
+        <w:rPr>
+          <w:lang w:val="en-US"/>
+        </w:rPr>
+        <w:t>en</w:t>
+      </w:r>
+      <w:proofErr w:type="spellEnd"/>
+      <w:r>
+        <w:rPr>
+          <w:lang w:val="en-US"/>
+        </w:rPr>
+        <w:t xml:space="preserve"> </w:t>
+      </w:r>
+      <w:proofErr w:type="spellStart"/>
+      <w:r>
+        <w:rPr>
+          <w:lang w:val="en-US"/>
+        </w:rPr>
+        <w:t>los</w:t>
+      </w:r>
+      <w:proofErr w:type="spellEnd"/>
+      <w:r>
+        <w:rPr>
+          <w:lang w:val="en-US"/>
+        </w:rPr>
+        <w:t xml:space="preserve"> </w:t>
+      </w:r>
+      <w:proofErr w:type="spellStart"/>
+      <w:r>
+        <w:rPr>
+          <w:lang w:val="en-US"/>
+        </w:rPr>
+        <w:t>tres</w:t>
+      </w:r>
+      <w:proofErr w:type="spellEnd"/>
+      <w:r>
+        <w:rPr>
+          <w:lang w:val="en-US"/>
+        </w:rPr>
+        <w:t xml:space="preserve"> </w:t>
+      </w:r>
+      <w:proofErr w:type="spellStart"/>
+      <w:r>
+        <w:rPr>
+          <w:lang w:val="en-US"/>
+        </w:rPr>
+        <w:t>ejes</w:t>
+      </w:r>
+      <w:proofErr w:type="spellEnd"/>
+      <w:r>
+        <w:rPr>
+          <w:lang w:val="en-US"/>
+        </w:rPr>
+        <w:t xml:space="preserve">, con </w:t>
+      </w:r>
+      <w:proofErr w:type="spellStart"/>
+      <w:r>
+        <w:rPr>
+          <w:lang w:val="en-US"/>
+        </w:rPr>
+        <w:t>valores</w:t>
+      </w:r>
+      <w:proofErr w:type="spellEnd"/>
+      <w:r>
+        <w:rPr>
+          <w:lang w:val="en-US"/>
+        </w:rPr>
+        <w:t xml:space="preserve"> </w:t>
+      </w:r>
+      <w:proofErr w:type="spellStart"/>
+      <w:r>
+        <w:rPr>
+          <w:lang w:val="en-US"/>
+        </w:rPr>
+        <w:t>próximos</w:t>
+      </w:r>
+      <w:proofErr w:type="spellEnd"/>
+      <w:r>
+        <w:rPr>
+          <w:lang w:val="en-US"/>
+        </w:rPr>
+        <w:t xml:space="preserve"> a cero. Este </w:t>
+      </w:r>
+      <w:proofErr w:type="spellStart"/>
+      <w:r>
+        <w:rPr>
+          <w:lang w:val="en-US"/>
+        </w:rPr>
+        <w:t>comportamiento</w:t>
+      </w:r>
+      <w:proofErr w:type="spellEnd"/>
+      <w:r>
+        <w:rPr>
+          <w:lang w:val="en-US"/>
+        </w:rPr>
+        <w:t xml:space="preserve"> indica </w:t>
+      </w:r>
+      <w:proofErr w:type="spellStart"/>
+      <w:r>
+        <w:rPr>
+          <w:lang w:val="en-US"/>
+        </w:rPr>
+        <w:t>una</w:t>
+      </w:r>
+      <w:proofErr w:type="spellEnd"/>
+      <w:r>
+        <w:rPr>
+          <w:lang w:val="en-US"/>
+        </w:rPr>
+        <w:t xml:space="preserve"> </w:t>
+      </w:r>
+      <w:proofErr w:type="spellStart"/>
+      <w:r>
+        <w:rPr>
+          <w:lang w:val="en-US"/>
+        </w:rPr>
+        <w:t>pérdida</w:t>
+      </w:r>
+      <w:proofErr w:type="spellEnd"/>
+      <w:r>
+        <w:rPr>
+          <w:lang w:val="en-US"/>
+        </w:rPr>
+        <w:t xml:space="preserve"> </w:t>
+      </w:r>
+      <w:proofErr w:type="spellStart"/>
+      <w:r>
+        <w:rPr>
+          <w:lang w:val="en-US"/>
+        </w:rPr>
+        <w:t>momentánea</w:t>
+      </w:r>
+      <w:proofErr w:type="spellEnd"/>
+      <w:r>
+        <w:rPr>
+          <w:lang w:val="en-US"/>
+        </w:rPr>
+        <w:t xml:space="preserve"> de </w:t>
+      </w:r>
+      <w:proofErr w:type="spellStart"/>
+      <w:r>
+        <w:rPr>
+          <w:lang w:val="en-US"/>
+        </w:rPr>
+        <w:t>soporte</w:t>
+      </w:r>
+      <w:proofErr w:type="spellEnd"/>
+      <w:r>
+        <w:rPr>
+          <w:lang w:val="en-US"/>
+        </w:rPr>
+        <w:t xml:space="preserve"> </w:t>
+      </w:r>
+      <w:proofErr w:type="spellStart"/>
+      <w:r>
+        <w:rPr>
+          <w:lang w:val="en-US"/>
+        </w:rPr>
+        <w:t>gravitacional</w:t>
+      </w:r>
+      <w:proofErr w:type="spellEnd"/>
+      <w:r>
+        <w:rPr>
+          <w:lang w:val="en-US"/>
+        </w:rPr>
+        <w:t xml:space="preserve">, </w:t>
+      </w:r>
+      <w:proofErr w:type="spellStart"/>
+      <w:r>
+        <w:rPr>
+          <w:lang w:val="en-US"/>
+        </w:rPr>
+        <w:t>típica</w:t>
+      </w:r>
+      <w:proofErr w:type="spellEnd"/>
+      <w:r>
+        <w:rPr>
+          <w:lang w:val="en-US"/>
+        </w:rPr>
+        <w:t xml:space="preserve"> de </w:t>
+      </w:r>
+      <w:proofErr w:type="spellStart"/>
+      <w:r>
+        <w:rPr>
+          <w:lang w:val="en-US"/>
+        </w:rPr>
+        <w:t>una</w:t>
+      </w:r>
+      <w:proofErr w:type="spellEnd"/>
+      <w:r>
+        <w:rPr>
+          <w:lang w:val="en-US"/>
+        </w:rPr>
+        <w:t xml:space="preserve"> </w:t>
+      </w:r>
+      <w:proofErr w:type="spellStart"/>
+      <w:r>
+        <w:rPr>
+          <w:lang w:val="en-US"/>
+        </w:rPr>
+        <w:t>caída</w:t>
+      </w:r>
+      <w:proofErr w:type="spellEnd"/>
+      <w:r>
+        <w:rPr>
+          <w:lang w:val="en-US"/>
+        </w:rPr>
+        <w:t xml:space="preserve"> sin </w:t>
+      </w:r>
+      <w:proofErr w:type="spellStart"/>
+      <w:r>
+        <w:rPr>
+          <w:lang w:val="en-US"/>
+        </w:rPr>
+        <w:t>resistencia</w:t>
+      </w:r>
+      <w:proofErr w:type="spellEnd"/>
+      <w:r>
+        <w:rPr>
+          <w:lang w:val="en-US"/>
+        </w:rPr>
+        <w:t xml:space="preserve">, y </w:t>
+      </w:r>
+      <w:proofErr w:type="spellStart"/>
+      <w:r>
+        <w:rPr>
+          <w:lang w:val="en-US"/>
+        </w:rPr>
+        <w:t>corresponde</w:t>
+      </w:r>
+      <w:proofErr w:type="spellEnd"/>
+      <w:r>
+        <w:rPr>
+          <w:lang w:val="en-US"/>
+        </w:rPr>
+        <w:t xml:space="preserve"> al </w:t>
+      </w:r>
+      <w:proofErr w:type="spellStart"/>
+      <w:r>
+        <w:rPr>
+          <w:lang w:val="en-US"/>
+        </w:rPr>
+        <w:t>instante</w:t>
+      </w:r>
+      <w:proofErr w:type="spellEnd"/>
+      <w:r>
+        <w:rPr>
+          <w:lang w:val="en-US"/>
+        </w:rPr>
+        <w:t xml:space="preserve"> </w:t>
+      </w:r>
+      <w:proofErr w:type="spellStart"/>
+      <w:r>
+        <w:rPr>
+          <w:lang w:val="en-US"/>
+        </w:rPr>
+        <w:t>en</w:t>
+      </w:r>
+      <w:proofErr w:type="spellEnd"/>
+      <w:r>
+        <w:rPr>
+          <w:lang w:val="en-US"/>
+        </w:rPr>
+        <w:t xml:space="preserve"> </w:t>
+      </w:r>
+      <w:proofErr w:type="spellStart"/>
+      <w:r>
+        <w:rPr>
+          <w:lang w:val="en-US"/>
+        </w:rPr>
+        <w:t>que</w:t>
+      </w:r>
+      <w:proofErr w:type="spellEnd"/>
+      <w:r>
+        <w:rPr>
+          <w:lang w:val="en-US"/>
+        </w:rPr>
+        <w:t xml:space="preserve"> </w:t>
+      </w:r>
+      <w:proofErr w:type="spellStart"/>
+      <w:r>
+        <w:rPr>
+          <w:lang w:val="en-US"/>
+        </w:rPr>
+        <w:t>el</w:t>
+      </w:r>
+      <w:proofErr w:type="spellEnd"/>
+      <w:r>
+        <w:rPr>
+          <w:lang w:val="en-US"/>
+        </w:rPr>
+        <w:t xml:space="preserve"> </w:t>
+      </w:r>
+      <w:proofErr w:type="spellStart"/>
+      <w:r>
+        <w:rPr>
+          <w:lang w:val="en-US"/>
+        </w:rPr>
+        <w:t>cuerpo</w:t>
+      </w:r>
+      <w:proofErr w:type="spellEnd"/>
+      <w:r>
+        <w:rPr>
+          <w:lang w:val="en-US"/>
+        </w:rPr>
+        <w:t xml:space="preserve"> se </w:t>
+      </w:r>
+      <w:proofErr w:type="spellStart"/>
+      <w:r>
+        <w:rPr>
+          <w:lang w:val="en-US"/>
+        </w:rPr>
+        <w:t>encuentra</w:t>
+      </w:r>
+      <w:proofErr w:type="spellEnd"/>
+      <w:r>
+        <w:rPr>
+          <w:lang w:val="en-US"/>
+        </w:rPr>
+        <w:t xml:space="preserve"> </w:t>
+      </w:r>
+      <w:proofErr w:type="spellStart"/>
+      <w:r>
+        <w:rPr>
+          <w:lang w:val="en-US"/>
+        </w:rPr>
+        <w:t>en</w:t>
+      </w:r>
+      <w:proofErr w:type="spellEnd"/>
+      <w:r>
+        <w:rPr>
+          <w:lang w:val="en-US"/>
+        </w:rPr>
+        <w:t xml:space="preserve"> </w:t>
+      </w:r>
+      <w:proofErr w:type="spellStart"/>
+      <w:r>
+        <w:rPr>
+          <w:lang w:val="en-US"/>
+        </w:rPr>
+        <w:t>trayectoria</w:t>
+      </w:r>
+      <w:proofErr w:type="spellEnd"/>
+      <w:r>
+        <w:rPr>
+          <w:lang w:val="en-US"/>
+        </w:rPr>
+        <w:t xml:space="preserve"> </w:t>
+      </w:r>
+      <w:proofErr w:type="spellStart"/>
+      <w:r>
+        <w:rPr>
+          <w:lang w:val="en-US"/>
+        </w:rPr>
+        <w:t>descendente</w:t>
+      </w:r>
+      <w:proofErr w:type="spellEnd"/>
+      <w:r>
+        <w:rPr>
+          <w:lang w:val="en-US"/>
+        </w:rPr>
+        <w:t xml:space="preserve"> sin </w:t>
+      </w:r>
+      <w:proofErr w:type="spellStart"/>
+      <w:r>
+        <w:rPr>
+          <w:lang w:val="en-US"/>
+        </w:rPr>
+        <w:t>contacto</w:t>
+      </w:r>
+      <w:proofErr w:type="spellEnd"/>
+      <w:r>
+        <w:rPr>
+          <w:lang w:val="en-US"/>
+        </w:rPr>
+        <w:t xml:space="preserve"> con superficies.</w:t>
+      </w:r>
+    </w:p>
+    <w:p>
+      <w:pPr>
+        <w:pStyle w:val="Parrafos"/>
+        <w:numPr>
+          <w:ilvl w:val="1"/>
+          <w:numId w:val="9"/>
+        </w:numPr>
+        <w:rPr>
+          <w:lang w:val="en-US"/>
+        </w:rPr>
+      </w:pPr>
+      <w:r>
+        <w:rPr>
+          <w:b/>
+          <w:bCs/>
+          <w:lang w:val="en-US"/>
+        </w:rPr>
+        <w:t xml:space="preserve">Fase de </w:t>
+      </w:r>
+      <w:proofErr w:type="spellStart"/>
+      <w:r>
+        <w:rPr>
+          <w:b/>
+          <w:bCs/>
+          <w:lang w:val="en-US"/>
+        </w:rPr>
+        <w:t>impacto</w:t>
+      </w:r>
+      <w:proofErr w:type="spellEnd"/>
+      <w:r>
+        <w:rPr>
+          <w:b/>
+          <w:bCs/>
+          <w:lang w:val="en-US"/>
+        </w:rPr>
+        <w:t>:</w:t>
+      </w:r>
+      <w:r>
+        <w:rPr>
+          <w:lang w:val="en-US"/>
+        </w:rPr>
+        <w:t xml:space="preserve"> </w:t>
+      </w:r>
+      <w:proofErr w:type="spellStart"/>
+      <w:r>
+        <w:rPr>
+          <w:lang w:val="en-US"/>
+        </w:rPr>
+        <w:t>inmediatamente</w:t>
+      </w:r>
+      <w:proofErr w:type="spellEnd"/>
+      <w:r>
+        <w:rPr>
+          <w:lang w:val="en-US"/>
+        </w:rPr>
+        <w:t xml:space="preserve"> </w:t>
+      </w:r>
+      <w:proofErr w:type="spellStart"/>
+      <w:r>
+        <w:rPr>
+          <w:lang w:val="en-US"/>
+        </w:rPr>
+        <w:t>después</w:t>
+      </w:r>
+      <w:proofErr w:type="spellEnd"/>
+      <w:r>
+        <w:rPr>
+          <w:lang w:val="en-US"/>
+        </w:rPr>
+        <w:t xml:space="preserve">, se </w:t>
+      </w:r>
+      <w:proofErr w:type="spellStart"/>
+      <w:r>
+        <w:rPr>
+          <w:lang w:val="en-US"/>
+        </w:rPr>
+        <w:t>registraron</w:t>
+      </w:r>
+      <w:proofErr w:type="spellEnd"/>
+      <w:r>
+        <w:rPr>
+          <w:lang w:val="en-US"/>
+        </w:rPr>
+        <w:t xml:space="preserve"> </w:t>
+      </w:r>
+      <w:proofErr w:type="spellStart"/>
+      <w:r>
+        <w:rPr>
+          <w:lang w:val="en-US"/>
+        </w:rPr>
+        <w:t>picos</w:t>
+      </w:r>
+      <w:proofErr w:type="spellEnd"/>
+      <w:r>
+        <w:rPr>
+          <w:lang w:val="en-US"/>
+        </w:rPr>
+        <w:t xml:space="preserve"> </w:t>
+      </w:r>
+      <w:proofErr w:type="spellStart"/>
+      <w:r>
+        <w:rPr>
+          <w:lang w:val="en-US"/>
+        </w:rPr>
+        <w:t>abruptos</w:t>
+      </w:r>
+      <w:proofErr w:type="spellEnd"/>
+      <w:r>
+        <w:rPr>
+          <w:lang w:val="en-US"/>
+        </w:rPr>
+        <w:t xml:space="preserve"> de </w:t>
+      </w:r>
+      <w:proofErr w:type="spellStart"/>
+      <w:r>
+        <w:rPr>
+          <w:lang w:val="en-US"/>
+        </w:rPr>
+        <w:t>aceleración</w:t>
+      </w:r>
+      <w:proofErr w:type="spellEnd"/>
+      <w:r>
+        <w:rPr>
+          <w:lang w:val="en-US"/>
+        </w:rPr>
+        <w:t xml:space="preserve"> </w:t>
+      </w:r>
+      <w:proofErr w:type="spellStart"/>
+      <w:r>
+        <w:rPr>
+          <w:lang w:val="en-US"/>
+        </w:rPr>
+        <w:t>en</w:t>
+      </w:r>
+      <w:proofErr w:type="spellEnd"/>
+      <w:r>
+        <w:rPr>
+          <w:lang w:val="en-US"/>
+        </w:rPr>
+        <w:t xml:space="preserve"> uno o </w:t>
+      </w:r>
+      <w:proofErr w:type="spellStart"/>
+      <w:r>
+        <w:rPr>
+          <w:lang w:val="en-US"/>
+        </w:rPr>
+        <w:t>más</w:t>
+      </w:r>
+      <w:proofErr w:type="spellEnd"/>
+      <w:r>
+        <w:rPr>
+          <w:lang w:val="en-US"/>
+        </w:rPr>
+        <w:t xml:space="preserve"> </w:t>
+      </w:r>
+      <w:proofErr w:type="spellStart"/>
+      <w:r>
+        <w:rPr>
+          <w:lang w:val="en-US"/>
+        </w:rPr>
+        <w:t>ejes</w:t>
+      </w:r>
+      <w:proofErr w:type="spellEnd"/>
+      <w:r>
+        <w:rPr>
+          <w:lang w:val="en-US"/>
+        </w:rPr>
+        <w:t xml:space="preserve">, </w:t>
+      </w:r>
+      <w:proofErr w:type="spellStart"/>
+      <w:r>
+        <w:rPr>
+          <w:lang w:val="en-US"/>
+        </w:rPr>
+        <w:t>generados</w:t>
+      </w:r>
+      <w:proofErr w:type="spellEnd"/>
+      <w:r>
+        <w:rPr>
+          <w:lang w:val="en-US"/>
+        </w:rPr>
+        <w:t xml:space="preserve"> </w:t>
+      </w:r>
+      <w:proofErr w:type="spellStart"/>
+      <w:r>
+        <w:rPr>
+          <w:lang w:val="en-US"/>
+        </w:rPr>
+        <w:t>por</w:t>
+      </w:r>
+      <w:proofErr w:type="spellEnd"/>
+      <w:r>
+        <w:rPr>
+          <w:lang w:val="en-US"/>
+        </w:rPr>
+        <w:t xml:space="preserve"> la </w:t>
+      </w:r>
+      <w:proofErr w:type="spellStart"/>
+      <w:r>
+        <w:rPr>
+          <w:lang w:val="en-US"/>
+        </w:rPr>
+        <w:t>colisión</w:t>
+      </w:r>
+      <w:proofErr w:type="spellEnd"/>
+      <w:r>
+        <w:rPr>
+          <w:lang w:val="en-US"/>
+        </w:rPr>
+        <w:t xml:space="preserve"> del </w:t>
+      </w:r>
+      <w:proofErr w:type="spellStart"/>
+      <w:r>
+        <w:rPr>
+          <w:lang w:val="en-US"/>
+        </w:rPr>
+        <w:t>cuerpo</w:t>
+      </w:r>
+      <w:proofErr w:type="spellEnd"/>
+      <w:r>
+        <w:rPr>
+          <w:lang w:val="en-US"/>
+        </w:rPr>
+        <w:t xml:space="preserve"> contra </w:t>
+      </w:r>
+      <w:proofErr w:type="spellStart"/>
+      <w:r>
+        <w:rPr>
+          <w:lang w:val="en-US"/>
+        </w:rPr>
+        <w:t>el</w:t>
+      </w:r>
+      <w:proofErr w:type="spellEnd"/>
+      <w:r>
+        <w:rPr>
+          <w:lang w:val="en-US"/>
+        </w:rPr>
+        <w:t xml:space="preserve"> </w:t>
+      </w:r>
+      <w:proofErr w:type="spellStart"/>
+      <w:r>
+        <w:rPr>
+          <w:lang w:val="en-US"/>
+        </w:rPr>
+        <w:t>suelo</w:t>
+      </w:r>
+      <w:proofErr w:type="spellEnd"/>
+      <w:r>
+        <w:rPr>
+          <w:lang w:val="en-US"/>
+        </w:rPr>
+        <w:t xml:space="preserve">. </w:t>
+      </w:r>
+      <w:proofErr w:type="spellStart"/>
+      <w:r>
+        <w:rPr>
+          <w:lang w:val="en-US"/>
+        </w:rPr>
+        <w:t>Estos</w:t>
+      </w:r>
+      <w:proofErr w:type="spellEnd"/>
+      <w:r>
+        <w:rPr>
+          <w:lang w:val="en-US"/>
+        </w:rPr>
+        <w:t xml:space="preserve"> </w:t>
+      </w:r>
+      <w:proofErr w:type="spellStart"/>
+      <w:r>
+        <w:rPr>
+          <w:lang w:val="en-US"/>
+        </w:rPr>
+        <w:t>valores</w:t>
+      </w:r>
+      <w:proofErr w:type="spellEnd"/>
+      <w:r>
+        <w:rPr>
+          <w:lang w:val="en-US"/>
+        </w:rPr>
+        <w:t xml:space="preserve"> </w:t>
+      </w:r>
+      <w:proofErr w:type="spellStart"/>
+      <w:r>
+        <w:rPr>
+          <w:lang w:val="en-US"/>
+        </w:rPr>
+        <w:t>superan</w:t>
+      </w:r>
+      <w:proofErr w:type="spellEnd"/>
+      <w:r>
+        <w:rPr>
+          <w:lang w:val="en-US"/>
+        </w:rPr>
+        <w:t xml:space="preserve"> </w:t>
+      </w:r>
+      <w:proofErr w:type="spellStart"/>
+      <w:r>
+        <w:rPr>
+          <w:lang w:val="en-US"/>
+        </w:rPr>
+        <w:t>ampliamente</w:t>
+      </w:r>
+      <w:proofErr w:type="spellEnd"/>
+      <w:r>
+        <w:rPr>
+          <w:lang w:val="en-US"/>
+        </w:rPr>
+        <w:t xml:space="preserve"> </w:t>
+      </w:r>
+      <w:proofErr w:type="spellStart"/>
+      <w:r>
+        <w:rPr>
+          <w:lang w:val="en-US"/>
+        </w:rPr>
+        <w:t>los</w:t>
+      </w:r>
+      <w:proofErr w:type="spellEnd"/>
+      <w:r>
+        <w:rPr>
+          <w:lang w:val="en-US"/>
+        </w:rPr>
+        <w:t xml:space="preserve"> </w:t>
+      </w:r>
+      <w:proofErr w:type="spellStart"/>
+      <w:r>
+        <w:rPr>
+          <w:lang w:val="en-US"/>
+        </w:rPr>
+        <w:t>niveles</w:t>
+      </w:r>
+      <w:proofErr w:type="spellEnd"/>
+      <w:r>
+        <w:rPr>
+          <w:lang w:val="en-US"/>
+        </w:rPr>
+        <w:t xml:space="preserve"> </w:t>
+      </w:r>
+      <w:proofErr w:type="spellStart"/>
+      <w:r>
+        <w:rPr>
+          <w:lang w:val="en-US"/>
+        </w:rPr>
+        <w:t>registrados</w:t>
+      </w:r>
+      <w:proofErr w:type="spellEnd"/>
+      <w:r>
+        <w:rPr>
+          <w:lang w:val="en-US"/>
+        </w:rPr>
+        <w:t xml:space="preserve"> </w:t>
+      </w:r>
+      <w:proofErr w:type="spellStart"/>
+      <w:r>
+        <w:rPr>
+          <w:lang w:val="en-US"/>
+        </w:rPr>
+        <w:t>durante</w:t>
+      </w:r>
+      <w:proofErr w:type="spellEnd"/>
+      <w:r>
+        <w:rPr>
+          <w:lang w:val="en-US"/>
+        </w:rPr>
+        <w:t xml:space="preserve"> </w:t>
+      </w:r>
+      <w:proofErr w:type="spellStart"/>
+      <w:r>
+        <w:rPr>
+          <w:lang w:val="en-US"/>
+        </w:rPr>
+        <w:t>el</w:t>
+      </w:r>
+      <w:proofErr w:type="spellEnd"/>
+      <w:r>
+        <w:rPr>
+          <w:lang w:val="en-US"/>
+        </w:rPr>
+        <w:t xml:space="preserve"> </w:t>
+      </w:r>
+      <w:proofErr w:type="spellStart"/>
+      <w:r>
+        <w:rPr>
+          <w:lang w:val="en-US"/>
+        </w:rPr>
+        <w:lastRenderedPageBreak/>
+        <w:t>movimiento</w:t>
+      </w:r>
+      <w:proofErr w:type="spellEnd"/>
+      <w:r>
+        <w:rPr>
+          <w:lang w:val="en-US"/>
+        </w:rPr>
+        <w:t xml:space="preserve"> normal, y </w:t>
+      </w:r>
+      <w:proofErr w:type="spellStart"/>
+      <w:r>
+        <w:rPr>
+          <w:lang w:val="en-US"/>
+        </w:rPr>
+        <w:t>reflejan</w:t>
+      </w:r>
+      <w:proofErr w:type="spellEnd"/>
+      <w:r>
+        <w:rPr>
+          <w:lang w:val="en-US"/>
+        </w:rPr>
+        <w:t xml:space="preserve"> la </w:t>
+      </w:r>
+      <w:proofErr w:type="spellStart"/>
+      <w:r>
+        <w:rPr>
+          <w:lang w:val="en-US"/>
+        </w:rPr>
+        <w:t>transferencia</w:t>
+      </w:r>
+      <w:proofErr w:type="spellEnd"/>
+      <w:r>
+        <w:rPr>
+          <w:lang w:val="en-US"/>
+        </w:rPr>
+        <w:t xml:space="preserve"> de </w:t>
+      </w:r>
+      <w:proofErr w:type="spellStart"/>
+      <w:r>
+        <w:rPr>
+          <w:lang w:val="en-US"/>
+        </w:rPr>
+        <w:t>energía</w:t>
+      </w:r>
+      <w:proofErr w:type="spellEnd"/>
+      <w:r>
+        <w:rPr>
+          <w:lang w:val="en-US"/>
+        </w:rPr>
+        <w:t xml:space="preserve"> </w:t>
+      </w:r>
+      <w:proofErr w:type="spellStart"/>
+      <w:r>
+        <w:rPr>
+          <w:lang w:val="en-US"/>
+        </w:rPr>
+        <w:t>cinética</w:t>
+      </w:r>
+      <w:proofErr w:type="spellEnd"/>
+      <w:r>
+        <w:rPr>
+          <w:lang w:val="en-US"/>
+        </w:rPr>
+        <w:t xml:space="preserve"> </w:t>
+      </w:r>
+      <w:proofErr w:type="spellStart"/>
+      <w:r>
+        <w:rPr>
+          <w:lang w:val="en-US"/>
+        </w:rPr>
+        <w:t>en</w:t>
+      </w:r>
+      <w:proofErr w:type="spellEnd"/>
+      <w:r>
+        <w:rPr>
+          <w:lang w:val="en-US"/>
+        </w:rPr>
+        <w:t xml:space="preserve"> </w:t>
+      </w:r>
+      <w:proofErr w:type="spellStart"/>
+      <w:r>
+        <w:rPr>
+          <w:lang w:val="en-US"/>
+        </w:rPr>
+        <w:t>el</w:t>
+      </w:r>
+      <w:proofErr w:type="spellEnd"/>
+      <w:r>
+        <w:rPr>
+          <w:lang w:val="en-US"/>
+        </w:rPr>
+        <w:t xml:space="preserve"> </w:t>
+      </w:r>
+      <w:proofErr w:type="spellStart"/>
+      <w:r>
+        <w:rPr>
+          <w:lang w:val="en-US"/>
+        </w:rPr>
+        <w:t>momento</w:t>
+      </w:r>
+      <w:proofErr w:type="spellEnd"/>
+      <w:r>
+        <w:rPr>
+          <w:lang w:val="en-US"/>
+        </w:rPr>
+        <w:t xml:space="preserve"> del </w:t>
+      </w:r>
+      <w:proofErr w:type="spellStart"/>
+      <w:r>
+        <w:rPr>
+          <w:lang w:val="en-US"/>
+        </w:rPr>
+        <w:t>choque</w:t>
+      </w:r>
+      <w:proofErr w:type="spellEnd"/>
+      <w:r>
+        <w:rPr>
+          <w:lang w:val="en-US"/>
+        </w:rPr>
+        <w:t>.</w:t>
+      </w:r>
+    </w:p>
+    <w:p>
+      <w:pPr>
+        <w:pStyle w:val="Parrafos"/>
+        <w:numPr>
+          <w:ilvl w:val="1"/>
+          <w:numId w:val="9"/>
+        </w:numPr>
+        <w:rPr>
+          <w:b/>
+          <w:bCs/>
+          <w:lang w:val="en-US"/>
+        </w:rPr>
+      </w:pPr>
+      <w:r>
+        <w:rPr>
+          <w:b/>
+          <w:bCs/>
+          <w:lang w:val="en-US"/>
+        </w:rPr>
+        <w:t xml:space="preserve">Fase de </w:t>
+      </w:r>
+      <w:proofErr w:type="spellStart"/>
+      <w:r>
+        <w:rPr>
+          <w:b/>
+          <w:bCs/>
+          <w:lang w:val="en-US"/>
+        </w:rPr>
+        <w:t>inmovilidad</w:t>
+      </w:r>
+      <w:proofErr w:type="spellEnd"/>
+      <w:r>
+        <w:rPr>
+          <w:b/>
+          <w:bCs/>
+          <w:lang w:val="en-US"/>
+        </w:rPr>
+        <w:t>:</w:t>
+      </w:r>
+      <w:r>
+        <w:rPr>
+          <w:lang w:val="en-US"/>
+        </w:rPr>
+        <w:t xml:space="preserve"> posterior al </w:t>
+      </w:r>
+      <w:proofErr w:type="spellStart"/>
+      <w:r>
+        <w:rPr>
+          <w:lang w:val="en-US"/>
+        </w:rPr>
+        <w:t>impacto</w:t>
+      </w:r>
+      <w:proofErr w:type="spellEnd"/>
+      <w:r>
+        <w:rPr>
+          <w:lang w:val="en-US"/>
+        </w:rPr>
+        <w:t xml:space="preserve">, se </w:t>
+      </w:r>
+      <w:proofErr w:type="spellStart"/>
+      <w:r>
+        <w:rPr>
+          <w:lang w:val="en-US"/>
+        </w:rPr>
+        <w:t>observó</w:t>
+      </w:r>
+      <w:proofErr w:type="spellEnd"/>
+      <w:r>
+        <w:rPr>
+          <w:lang w:val="en-US"/>
+        </w:rPr>
+        <w:t xml:space="preserve"> </w:t>
+      </w:r>
+      <w:proofErr w:type="spellStart"/>
+      <w:r>
+        <w:rPr>
+          <w:lang w:val="en-US"/>
+        </w:rPr>
+        <w:t>una</w:t>
+      </w:r>
+      <w:proofErr w:type="spellEnd"/>
+      <w:r>
+        <w:rPr>
+          <w:lang w:val="en-US"/>
+        </w:rPr>
+        <w:t xml:space="preserve"> </w:t>
+      </w:r>
+      <w:proofErr w:type="spellStart"/>
+      <w:r>
+        <w:rPr>
+          <w:lang w:val="en-US"/>
+        </w:rPr>
+        <w:t>estabilización</w:t>
+      </w:r>
+      <w:proofErr w:type="spellEnd"/>
+      <w:r>
+        <w:rPr>
+          <w:lang w:val="en-US"/>
+        </w:rPr>
+        <w:t xml:space="preserve"> de las </w:t>
+      </w:r>
+      <w:proofErr w:type="spellStart"/>
+      <w:r>
+        <w:rPr>
+          <w:lang w:val="en-US"/>
+        </w:rPr>
+        <w:t>aceleraciones</w:t>
+      </w:r>
+      <w:proofErr w:type="spellEnd"/>
+      <w:r>
+        <w:rPr>
+          <w:lang w:val="en-US"/>
+        </w:rPr>
+        <w:t xml:space="preserve">, con </w:t>
+      </w:r>
+      <w:proofErr w:type="spellStart"/>
+      <w:r>
+        <w:rPr>
+          <w:lang w:val="en-US"/>
+        </w:rPr>
+        <w:t>variaciones</w:t>
+      </w:r>
+      <w:proofErr w:type="spellEnd"/>
+      <w:r>
+        <w:rPr>
+          <w:lang w:val="en-US"/>
+        </w:rPr>
+        <w:t xml:space="preserve"> </w:t>
+      </w:r>
+      <w:proofErr w:type="spellStart"/>
+      <w:r>
+        <w:rPr>
+          <w:lang w:val="en-US"/>
+        </w:rPr>
+        <w:t>mínimas</w:t>
+      </w:r>
+      <w:proofErr w:type="spellEnd"/>
+      <w:r>
+        <w:rPr>
+          <w:lang w:val="en-US"/>
+        </w:rPr>
+        <w:t xml:space="preserve"> </w:t>
+      </w:r>
+      <w:proofErr w:type="spellStart"/>
+      <w:r>
+        <w:rPr>
+          <w:lang w:val="en-US"/>
+        </w:rPr>
+        <w:t>en</w:t>
+      </w:r>
+      <w:proofErr w:type="spellEnd"/>
+      <w:r>
+        <w:rPr>
+          <w:lang w:val="en-US"/>
+        </w:rPr>
+        <w:t xml:space="preserve"> </w:t>
+      </w:r>
+      <w:proofErr w:type="spellStart"/>
+      <w:r>
+        <w:rPr>
+          <w:lang w:val="en-US"/>
+        </w:rPr>
+        <w:t>los</w:t>
+      </w:r>
+      <w:proofErr w:type="spellEnd"/>
+      <w:r>
+        <w:rPr>
+          <w:lang w:val="en-US"/>
+        </w:rPr>
+        <w:t xml:space="preserve"> </w:t>
+      </w:r>
+      <w:proofErr w:type="spellStart"/>
+      <w:r>
+        <w:rPr>
+          <w:lang w:val="en-US"/>
+        </w:rPr>
+        <w:t>tres</w:t>
+      </w:r>
+      <w:proofErr w:type="spellEnd"/>
+      <w:r>
+        <w:rPr>
+          <w:lang w:val="en-US"/>
+        </w:rPr>
+        <w:t xml:space="preserve"> </w:t>
+      </w:r>
+      <w:proofErr w:type="spellStart"/>
+      <w:r>
+        <w:rPr>
+          <w:lang w:val="en-US"/>
+        </w:rPr>
+        <w:t>ejes</w:t>
+      </w:r>
+      <w:proofErr w:type="spellEnd"/>
+      <w:r>
+        <w:rPr>
+          <w:lang w:val="en-US"/>
+        </w:rPr>
+        <w:t xml:space="preserve">. Este </w:t>
+      </w:r>
+      <w:proofErr w:type="spellStart"/>
+      <w:r>
+        <w:rPr>
+          <w:lang w:val="en-US"/>
+        </w:rPr>
+        <w:t>comportamiento</w:t>
+      </w:r>
+      <w:proofErr w:type="spellEnd"/>
+      <w:r>
+        <w:rPr>
+          <w:lang w:val="en-US"/>
+        </w:rPr>
+        <w:t xml:space="preserve"> </w:t>
+      </w:r>
+      <w:proofErr w:type="spellStart"/>
+      <w:r>
+        <w:rPr>
+          <w:lang w:val="en-US"/>
+        </w:rPr>
+        <w:t>corresponde</w:t>
+      </w:r>
+      <w:proofErr w:type="spellEnd"/>
+      <w:r>
+        <w:rPr>
+          <w:lang w:val="en-US"/>
+        </w:rPr>
+        <w:t xml:space="preserve"> al </w:t>
+      </w:r>
+      <w:proofErr w:type="spellStart"/>
+      <w:r>
+        <w:rPr>
+          <w:lang w:val="en-US"/>
+        </w:rPr>
+        <w:t>estado</w:t>
+      </w:r>
+      <w:proofErr w:type="spellEnd"/>
+      <w:r>
+        <w:rPr>
+          <w:lang w:val="en-US"/>
+        </w:rPr>
+        <w:t xml:space="preserve"> </w:t>
+      </w:r>
+      <w:proofErr w:type="spellStart"/>
+      <w:r>
+        <w:rPr>
+          <w:lang w:val="en-US"/>
+        </w:rPr>
+        <w:t>en</w:t>
+      </w:r>
+      <w:proofErr w:type="spellEnd"/>
+      <w:r>
+        <w:rPr>
+          <w:lang w:val="en-US"/>
+        </w:rPr>
+        <w:t xml:space="preserve"> </w:t>
+      </w:r>
+      <w:proofErr w:type="spellStart"/>
+      <w:r>
+        <w:rPr>
+          <w:lang w:val="en-US"/>
+        </w:rPr>
+        <w:t>el</w:t>
+      </w:r>
+      <w:proofErr w:type="spellEnd"/>
+      <w:r>
+        <w:rPr>
+          <w:lang w:val="en-US"/>
+        </w:rPr>
+        <w:t xml:space="preserve"> </w:t>
+      </w:r>
+      <w:proofErr w:type="spellStart"/>
+      <w:r>
+        <w:rPr>
+          <w:lang w:val="en-US"/>
+        </w:rPr>
+        <w:t>que</w:t>
+      </w:r>
+      <w:proofErr w:type="spellEnd"/>
+      <w:r>
+        <w:rPr>
+          <w:lang w:val="en-US"/>
+        </w:rPr>
+        <w:t xml:space="preserve"> </w:t>
+      </w:r>
+      <w:proofErr w:type="spellStart"/>
+      <w:r>
+        <w:rPr>
+          <w:lang w:val="en-US"/>
+        </w:rPr>
+        <w:t>el</w:t>
+      </w:r>
+      <w:proofErr w:type="spellEnd"/>
+      <w:r>
+        <w:rPr>
+          <w:lang w:val="en-US"/>
+        </w:rPr>
+        <w:t xml:space="preserve"> </w:t>
+      </w:r>
+      <w:proofErr w:type="spellStart"/>
+      <w:r>
+        <w:rPr>
+          <w:lang w:val="en-US"/>
+        </w:rPr>
+        <w:t>cuerpo</w:t>
+      </w:r>
+      <w:proofErr w:type="spellEnd"/>
+      <w:r>
+        <w:rPr>
+          <w:lang w:val="en-US"/>
+        </w:rPr>
+        <w:t xml:space="preserve"> </w:t>
+      </w:r>
+      <w:proofErr w:type="spellStart"/>
+      <w:r>
+        <w:rPr>
+          <w:lang w:val="en-US"/>
+        </w:rPr>
+        <w:t>permanece</w:t>
+      </w:r>
+      <w:proofErr w:type="spellEnd"/>
+      <w:r>
+        <w:rPr>
+          <w:lang w:val="en-US"/>
+        </w:rPr>
+        <w:t xml:space="preserve"> </w:t>
+      </w:r>
+      <w:proofErr w:type="spellStart"/>
+      <w:r>
+        <w:rPr>
+          <w:lang w:val="en-US"/>
+        </w:rPr>
+        <w:t>en</w:t>
+      </w:r>
+      <w:proofErr w:type="spellEnd"/>
+      <w:r>
+        <w:rPr>
+          <w:lang w:val="en-US"/>
+        </w:rPr>
+        <w:t xml:space="preserve"> </w:t>
+      </w:r>
+      <w:proofErr w:type="spellStart"/>
+      <w:r>
+        <w:rPr>
+          <w:lang w:val="en-US"/>
+        </w:rPr>
+        <w:t>reposo</w:t>
+      </w:r>
+      <w:proofErr w:type="spellEnd"/>
+      <w:r>
+        <w:rPr>
+          <w:lang w:val="en-US"/>
+        </w:rPr>
+        <w:t xml:space="preserve">, sin </w:t>
+      </w:r>
+      <w:proofErr w:type="spellStart"/>
+      <w:r>
+        <w:rPr>
+          <w:lang w:val="en-US"/>
+        </w:rPr>
+        <w:t>actividad</w:t>
+      </w:r>
+      <w:proofErr w:type="spellEnd"/>
+      <w:r>
+        <w:rPr>
+          <w:lang w:val="en-US"/>
+        </w:rPr>
+        <w:t xml:space="preserve"> muscular </w:t>
+      </w:r>
+      <w:proofErr w:type="spellStart"/>
+      <w:r>
+        <w:rPr>
+          <w:lang w:val="en-US"/>
+        </w:rPr>
+        <w:t>voluntaria</w:t>
+      </w:r>
+      <w:proofErr w:type="spellEnd"/>
+      <w:r>
+        <w:rPr>
+          <w:lang w:val="en-US"/>
+        </w:rPr>
+        <w:t xml:space="preserve">, y con </w:t>
+      </w:r>
+      <w:proofErr w:type="spellStart"/>
+      <w:r>
+        <w:rPr>
+          <w:lang w:val="en-US"/>
+        </w:rPr>
+        <w:t>una</w:t>
+      </w:r>
+      <w:proofErr w:type="spellEnd"/>
+      <w:r>
+        <w:rPr>
+          <w:lang w:val="en-US"/>
+        </w:rPr>
+        <w:t xml:space="preserve"> </w:t>
+      </w:r>
+      <w:proofErr w:type="spellStart"/>
+      <w:r>
+        <w:rPr>
+          <w:lang w:val="en-US"/>
+        </w:rPr>
+        <w:t>orientación</w:t>
+      </w:r>
+      <w:proofErr w:type="spellEnd"/>
+      <w:r>
+        <w:rPr>
+          <w:lang w:val="en-US"/>
+        </w:rPr>
+        <w:t xml:space="preserve"> </w:t>
+      </w:r>
+      <w:proofErr w:type="spellStart"/>
+      <w:r>
+        <w:rPr>
+          <w:lang w:val="en-US"/>
+        </w:rPr>
+        <w:t>espacial</w:t>
+      </w:r>
+      <w:proofErr w:type="spellEnd"/>
+      <w:r>
+        <w:rPr>
+          <w:lang w:val="en-US"/>
+        </w:rPr>
+        <w:t xml:space="preserve"> </w:t>
+      </w:r>
+      <w:proofErr w:type="spellStart"/>
+      <w:r>
+        <w:rPr>
+          <w:lang w:val="en-US"/>
+        </w:rPr>
+        <w:t>distinta</w:t>
+      </w:r>
+      <w:proofErr w:type="spellEnd"/>
+      <w:r>
+        <w:rPr>
+          <w:lang w:val="en-US"/>
+        </w:rPr>
+        <w:t xml:space="preserve"> a la </w:t>
+      </w:r>
+      <w:proofErr w:type="spellStart"/>
+      <w:r>
+        <w:rPr>
+          <w:lang w:val="en-US"/>
+        </w:rPr>
+        <w:t>posición</w:t>
+      </w:r>
+      <w:proofErr w:type="spellEnd"/>
+      <w:r>
+        <w:rPr>
+          <w:lang w:val="en-US"/>
+        </w:rPr>
+        <w:t xml:space="preserve"> </w:t>
+      </w:r>
+      <w:proofErr w:type="spellStart"/>
+      <w:r>
+        <w:rPr>
+          <w:lang w:val="en-US"/>
+        </w:rPr>
+        <w:t>inicial</w:t>
+      </w:r>
+      <w:proofErr w:type="spellEnd"/>
+      <w:r>
+        <w:rPr>
+          <w:lang w:val="en-US"/>
+        </w:rPr>
+        <w:t xml:space="preserve">, lo </w:t>
+      </w:r>
+      <w:proofErr w:type="spellStart"/>
+      <w:r>
+        <w:rPr>
+          <w:lang w:val="en-US"/>
+        </w:rPr>
+        <w:t>que</w:t>
+      </w:r>
+      <w:proofErr w:type="spellEnd"/>
+      <w:r>
+        <w:rPr>
+          <w:lang w:val="en-US"/>
+        </w:rPr>
+        <w:t xml:space="preserve"> </w:t>
+      </w:r>
+      <w:proofErr w:type="spellStart"/>
+      <w:r>
+        <w:rPr>
+          <w:lang w:val="en-US"/>
+        </w:rPr>
+        <w:t>puede</w:t>
+      </w:r>
+      <w:proofErr w:type="spellEnd"/>
+      <w:r>
+        <w:rPr>
+          <w:lang w:val="en-US"/>
+        </w:rPr>
+        <w:t xml:space="preserve"> ser </w:t>
+      </w:r>
+      <w:proofErr w:type="spellStart"/>
+      <w:r>
+        <w:rPr>
+          <w:lang w:val="en-US"/>
+        </w:rPr>
+        <w:t>indicativo</w:t>
+      </w:r>
+      <w:proofErr w:type="spellEnd"/>
+      <w:r>
+        <w:rPr>
+          <w:lang w:val="en-US"/>
+        </w:rPr>
+        <w:t xml:space="preserve"> de </w:t>
+      </w:r>
+      <w:proofErr w:type="spellStart"/>
+      <w:r>
+        <w:rPr>
+          <w:lang w:val="en-US"/>
+        </w:rPr>
+        <w:t>pérdida</w:t>
+      </w:r>
+      <w:proofErr w:type="spellEnd"/>
+      <w:r>
+        <w:rPr>
+          <w:lang w:val="en-US"/>
+        </w:rPr>
+        <w:t xml:space="preserve"> de </w:t>
+      </w:r>
+      <w:proofErr w:type="spellStart"/>
+      <w:r>
+        <w:rPr>
+          <w:lang w:val="en-US"/>
+        </w:rPr>
+        <w:t>conciencia</w:t>
+      </w:r>
+      <w:proofErr w:type="spellEnd"/>
+      <w:r>
+        <w:rPr>
+          <w:lang w:val="en-US"/>
+        </w:rPr>
+        <w:t xml:space="preserve"> o </w:t>
+      </w:r>
+      <w:proofErr w:type="spellStart"/>
+      <w:r>
+        <w:rPr>
+          <w:lang w:val="en-US"/>
+        </w:rPr>
+        <w:t>incapacidad</w:t>
+      </w:r>
+      <w:proofErr w:type="spellEnd"/>
+      <w:r>
+        <w:rPr>
+          <w:lang w:val="en-US"/>
+        </w:rPr>
+        <w:t xml:space="preserve"> de </w:t>
+      </w:r>
+      <w:proofErr w:type="spellStart"/>
+      <w:r>
+        <w:rPr>
+          <w:lang w:val="en-US"/>
+        </w:rPr>
+        <w:t>reacción</w:t>
+      </w:r>
+      <w:proofErr w:type="spellEnd"/>
+      <w:r>
+        <w:rPr>
+          <w:lang w:val="en-US"/>
+        </w:rPr>
+        <w:t xml:space="preserve"> </w:t>
+      </w:r>
+      <w:proofErr w:type="spellStart"/>
+      <w:r>
+        <w:rPr>
+          <w:lang w:val="en-US"/>
+        </w:rPr>
+        <w:t>inmediata</w:t>
+      </w:r>
+      <w:proofErr w:type="spellEnd"/>
+      <w:r>
+        <w:rPr>
+          <w:lang w:val="en-US"/>
+        </w:rPr>
+        <w:t>.</w:t>
+      </w:r>
+    </w:p>
+    <w:p>
+      <w:pPr>
+        <w:pStyle w:val="Parrafos"/>
+        <w:rPr>
+          <w:lang w:val="en-US"/>
+        </w:rPr>
+      </w:pPr>
+      <w:r>
+        <w:rPr>
+          <w:lang w:val="en-US"/>
+        </w:rPr>
+        <w:t xml:space="preserve">Este </w:t>
+      </w:r>
+      <w:proofErr w:type="spellStart"/>
+      <w:r>
+        <w:rPr>
+          <w:lang w:val="en-US"/>
+        </w:rPr>
+        <w:t>patrón</w:t>
+      </w:r>
+      <w:proofErr w:type="spellEnd"/>
+      <w:r>
+        <w:rPr>
+          <w:lang w:val="en-US"/>
+        </w:rPr>
+        <w:t xml:space="preserve"> </w:t>
+      </w:r>
+      <w:proofErr w:type="spellStart"/>
+      <w:r>
+        <w:rPr>
+          <w:lang w:val="en-US"/>
+        </w:rPr>
+        <w:t>fue</w:t>
+      </w:r>
+      <w:proofErr w:type="spellEnd"/>
+      <w:r>
+        <w:rPr>
+          <w:lang w:val="en-US"/>
+        </w:rPr>
+        <w:t xml:space="preserve"> </w:t>
+      </w:r>
+      <w:proofErr w:type="spellStart"/>
+      <w:r>
+        <w:rPr>
+          <w:lang w:val="en-US"/>
+        </w:rPr>
+        <w:t>consistente</w:t>
+      </w:r>
+      <w:proofErr w:type="spellEnd"/>
+      <w:r>
+        <w:rPr>
+          <w:lang w:val="en-US"/>
+        </w:rPr>
+        <w:t xml:space="preserve"> </w:t>
+      </w:r>
+      <w:proofErr w:type="spellStart"/>
+      <w:r>
+        <w:rPr>
+          <w:lang w:val="en-US"/>
+        </w:rPr>
+        <w:t>en</w:t>
+      </w:r>
+      <w:proofErr w:type="spellEnd"/>
+      <w:r>
+        <w:rPr>
+          <w:lang w:val="en-US"/>
+        </w:rPr>
+        <w:t xml:space="preserve"> las </w:t>
+      </w:r>
+      <w:proofErr w:type="spellStart"/>
+      <w:r>
+        <w:rPr>
+          <w:lang w:val="en-US"/>
+        </w:rPr>
+        <w:t>simulaciones</w:t>
+      </w:r>
+      <w:proofErr w:type="spellEnd"/>
+      <w:r>
+        <w:rPr>
+          <w:lang w:val="en-US"/>
+        </w:rPr>
+        <w:t xml:space="preserve"> </w:t>
+      </w:r>
+      <w:proofErr w:type="spellStart"/>
+      <w:r>
+        <w:rPr>
+          <w:lang w:val="en-US"/>
+        </w:rPr>
+        <w:t>realizadas</w:t>
+      </w:r>
+      <w:proofErr w:type="spellEnd"/>
+      <w:r>
+        <w:rPr>
+          <w:lang w:val="en-US"/>
+        </w:rPr>
+        <w:t xml:space="preserve"> y coincide con </w:t>
+      </w:r>
+      <w:proofErr w:type="spellStart"/>
+      <w:r>
+        <w:rPr>
+          <w:lang w:val="en-US"/>
+        </w:rPr>
+        <w:t>modelos</w:t>
+      </w:r>
+      <w:proofErr w:type="spellEnd"/>
+      <w:r>
+        <w:rPr>
+          <w:lang w:val="en-US"/>
+        </w:rPr>
+        <w:t xml:space="preserve"> </w:t>
+      </w:r>
+      <w:proofErr w:type="spellStart"/>
+      <w:r>
+        <w:rPr>
+          <w:lang w:val="en-US"/>
+        </w:rPr>
+        <w:t>documentados</w:t>
+      </w:r>
+      <w:proofErr w:type="spellEnd"/>
+      <w:r>
+        <w:rPr>
+          <w:lang w:val="en-US"/>
+        </w:rPr>
+        <w:t xml:space="preserve"> </w:t>
+      </w:r>
+      <w:proofErr w:type="spellStart"/>
+      <w:r>
+        <w:rPr>
+          <w:lang w:val="en-US"/>
+        </w:rPr>
+        <w:t>en</w:t>
+      </w:r>
+      <w:proofErr w:type="spellEnd"/>
+      <w:r>
+        <w:rPr>
+          <w:lang w:val="en-US"/>
+        </w:rPr>
+        <w:t xml:space="preserve"> la </w:t>
+      </w:r>
+      <w:proofErr w:type="spellStart"/>
+      <w:r>
+        <w:rPr>
+          <w:lang w:val="en-US"/>
+        </w:rPr>
+        <w:t>literatura</w:t>
+      </w:r>
+      <w:proofErr w:type="spellEnd"/>
+      <w:r>
+        <w:rPr>
+          <w:lang w:val="en-US"/>
+        </w:rPr>
+        <w:t xml:space="preserve"> </w:t>
+      </w:r>
+      <w:proofErr w:type="spellStart"/>
+      <w:r>
+        <w:rPr>
+          <w:lang w:val="en-US"/>
+        </w:rPr>
+        <w:t>especializada</w:t>
+      </w:r>
+      <w:proofErr w:type="spellEnd"/>
+      <w:r>
+        <w:rPr>
+          <w:lang w:val="en-US"/>
+        </w:rPr>
+        <w:t xml:space="preserve"> </w:t>
+      </w:r>
+      <w:proofErr w:type="spellStart"/>
+      <w:r>
+        <w:rPr>
+          <w:lang w:val="en-US"/>
+        </w:rPr>
+        <w:t>sobre</w:t>
+      </w:r>
+      <w:proofErr w:type="spellEnd"/>
+      <w:r>
+        <w:rPr>
+          <w:lang w:val="en-US"/>
+        </w:rPr>
+        <w:t xml:space="preserve"> </w:t>
+      </w:r>
+      <w:proofErr w:type="spellStart"/>
+      <w:r>
+        <w:rPr>
+          <w:lang w:val="en-US"/>
+        </w:rPr>
+        <w:t>detección</w:t>
+      </w:r>
+      <w:proofErr w:type="spellEnd"/>
+      <w:r>
+        <w:rPr>
+          <w:lang w:val="en-US"/>
+        </w:rPr>
+        <w:t xml:space="preserve"> de </w:t>
+      </w:r>
+      <w:proofErr w:type="spellStart"/>
+      <w:r>
+        <w:rPr>
+          <w:lang w:val="en-US"/>
+        </w:rPr>
+        <w:t>caídas</w:t>
+      </w:r>
+      <w:proofErr w:type="spellEnd"/>
+      <w:r>
+        <w:rPr>
+          <w:lang w:val="en-US"/>
+        </w:rPr>
+        <w:t xml:space="preserve">, lo </w:t>
+      </w:r>
+      <w:proofErr w:type="spellStart"/>
+      <w:r>
+        <w:rPr>
+          <w:lang w:val="en-US"/>
+        </w:rPr>
+        <w:t>que</w:t>
+      </w:r>
+      <w:proofErr w:type="spellEnd"/>
+      <w:r>
+        <w:rPr>
+          <w:lang w:val="en-US"/>
+        </w:rPr>
+        <w:t xml:space="preserve"> </w:t>
+      </w:r>
+      <w:proofErr w:type="spellStart"/>
+      <w:r>
+        <w:rPr>
+          <w:lang w:val="en-US"/>
+        </w:rPr>
+        <w:t>refuerza</w:t>
+      </w:r>
+      <w:proofErr w:type="spellEnd"/>
+      <w:r>
+        <w:rPr>
+          <w:lang w:val="en-US"/>
+        </w:rPr>
+        <w:t xml:space="preserve"> </w:t>
+      </w:r>
+      <w:proofErr w:type="spellStart"/>
+      <w:r>
+        <w:rPr>
+          <w:lang w:val="en-US"/>
+        </w:rPr>
+        <w:t>su</w:t>
+      </w:r>
+      <w:proofErr w:type="spellEnd"/>
+      <w:r>
+        <w:rPr>
+          <w:lang w:val="en-US"/>
+        </w:rPr>
+        <w:t xml:space="preserve"> </w:t>
+      </w:r>
+      <w:proofErr w:type="spellStart"/>
+      <w:r>
+        <w:rPr>
+          <w:lang w:val="en-US"/>
+        </w:rPr>
+        <w:t>validez</w:t>
+      </w:r>
+      <w:proofErr w:type="spellEnd"/>
+      <w:r>
+        <w:rPr>
+          <w:lang w:val="en-US"/>
+        </w:rPr>
+        <w:t xml:space="preserve"> </w:t>
+      </w:r>
+      <w:proofErr w:type="spellStart"/>
+      <w:r>
+        <w:rPr>
+          <w:lang w:val="en-US"/>
+        </w:rPr>
+        <w:t>como</w:t>
+      </w:r>
+      <w:proofErr w:type="spellEnd"/>
+      <w:r>
+        <w:rPr>
+          <w:lang w:val="en-US"/>
+        </w:rPr>
+        <w:t xml:space="preserve"> </w:t>
+      </w:r>
+      <w:proofErr w:type="spellStart"/>
+      <w:r>
+        <w:rPr>
+          <w:lang w:val="en-US"/>
+        </w:rPr>
+        <w:t>criterio</w:t>
+      </w:r>
+      <w:proofErr w:type="spellEnd"/>
+      <w:r>
+        <w:rPr>
+          <w:lang w:val="en-US"/>
+        </w:rPr>
+        <w:t xml:space="preserve"> </w:t>
+      </w:r>
+      <w:proofErr w:type="spellStart"/>
+      <w:r>
+        <w:rPr>
+          <w:lang w:val="en-US"/>
+        </w:rPr>
+        <w:t>técnico</w:t>
+      </w:r>
+      <w:proofErr w:type="spellEnd"/>
+      <w:r>
+        <w:rPr>
+          <w:lang w:val="en-US"/>
+        </w:rPr>
+        <w:t xml:space="preserve"> para </w:t>
+      </w:r>
+      <w:proofErr w:type="spellStart"/>
+      <w:r>
+        <w:rPr>
+          <w:lang w:val="en-US"/>
+        </w:rPr>
+        <w:t>el</w:t>
+      </w:r>
+      <w:proofErr w:type="spellEnd"/>
+      <w:r>
+        <w:rPr>
+          <w:lang w:val="en-US"/>
+        </w:rPr>
+        <w:t xml:space="preserve"> </w:t>
+      </w:r>
+      <w:proofErr w:type="spellStart"/>
+      <w:r>
+        <w:rPr>
+          <w:lang w:val="en-US"/>
+        </w:rPr>
+        <w:t>desarrollo</w:t>
+      </w:r>
+      <w:proofErr w:type="spellEnd"/>
+      <w:r>
+        <w:rPr>
+          <w:lang w:val="en-US"/>
+        </w:rPr>
+        <w:t xml:space="preserve"> de </w:t>
+      </w:r>
+      <w:proofErr w:type="spellStart"/>
+      <w:r>
+        <w:rPr>
+          <w:lang w:val="en-US"/>
+        </w:rPr>
+        <w:t>sistemas</w:t>
+      </w:r>
+      <w:proofErr w:type="spellEnd"/>
+      <w:r>
+        <w:rPr>
+          <w:lang w:val="en-US"/>
+        </w:rPr>
+        <w:t xml:space="preserve"> de </w:t>
+      </w:r>
+      <w:proofErr w:type="spellStart"/>
+      <w:r>
+        <w:rPr>
+          <w:lang w:val="en-US"/>
+        </w:rPr>
+        <w:t>alerta</w:t>
+      </w:r>
+      <w:proofErr w:type="spellEnd"/>
+      <w:r>
+        <w:rPr>
+          <w:lang w:val="en-US"/>
+        </w:rPr>
+        <w:t xml:space="preserve"> </w:t>
+      </w:r>
+      <w:proofErr w:type="spellStart"/>
+      <w:r>
+        <w:rPr>
+          <w:lang w:val="en-US"/>
+        </w:rPr>
+        <w:t>automatizada</w:t>
+      </w:r>
+      <w:proofErr w:type="spellEnd"/>
+      <w:r>
+        <w:rPr>
+          <w:lang w:val="en-US"/>
+        </w:rPr>
+        <w:t>.</w:t>
+      </w:r>
+    </w:p>
+    <w:p/>
+    <w:p>
+      <w:pPr>
+        <w:pStyle w:val="Parrafos"/>
+      </w:pPr>
+      <w:r>
         <w:t>A partir de la revisión documental y pruebas exploratorias, se definió un patrón compuesto por tres condiciones consecutivas:</w:t>
       </w:r>
     </w:p>
@@ -27575,16 +28232,19 @@
         <w:pStyle w:val="Parrafos"/>
       </w:pPr>
       <w:r>
+        <w:t>- Inmovilidad posterior: ausencia de movimiento sostenida, detectada mediante comparación con la posición calibrada del usuario.</w:t>
+      </w:r>
+    </w:p>
+    <w:p>
+      <w:pPr>
+        <w:pStyle w:val="Parrafos"/>
+      </w:pPr>
+      <w:r>
+        <w:t xml:space="preserve">Durante la fase de diagnóstico se identificaron posibles falsos positivos, cuando movimientos no peligrosos coinciden accidentalmente con el patrón definido, y falsos </w:t>
+      </w:r>
+      <w:r>
         <w:lastRenderedPageBreak/>
-        <w:t>- Inmovilidad posterior: ausencia de movimiento sostenida, detectada mediante comparación con la posición calibrada del usuario.</w:t>
-      </w:r>
-    </w:p>
-    <w:p>
-      <w:pPr>
-        <w:pStyle w:val="Parrafos"/>
-      </w:pPr>
-      <w:r>
-        <w:t>Durante la fase de diagnóstico se identificaron posibles falsos positivos, cuando movimientos no peligrosos coinciden accidentalmente con el patrón definido, y falsos negativos, cuando una caída real no activa el sistema. Para mitigar estos riesgos, se plantea la necesidad de permitir al usuario desactivar manualmente la alerta si no se encuentra en situación de emergencia, y de incorporar en fases posteriores algoritmos adaptativos que analicen el contexto del movimiento.</w:t>
+        <w:t>negativos, cuando una caída real no activa el sistema. Para mitigar estos riesgos, se plantea la necesidad de permitir al usuario desactivar manualmente la alerta si no se encuentra en situación de emergencia, y de incorporar en fases posteriores algoritmos adaptativos que analicen el contexto del movimiento.</w:t>
       </w:r>
     </w:p>
     <w:p>
@@ -27765,7 +28425,6 @@
           <w:b/>
           <w:bCs/>
         </w:rPr>
-        <w:lastRenderedPageBreak/>
         <w:t>Microcontrolador</w:t>
       </w:r>
     </w:p>
@@ -27820,7 +28479,11 @@
         <w:t xml:space="preserve"> integrados, como el GPS, LoRa y</w:t>
       </w:r>
       <w:r>
-        <w:t xml:space="preserve"> además cuenta con la posibilidad de alimentarse </w:t>
+        <w:t xml:space="preserve"> </w:t>
+      </w:r>
+      <w:r>
+        <w:lastRenderedPageBreak/>
+        <w:t xml:space="preserve">además cuenta con la posibilidad de alimentarse </w:t>
       </w:r>
       <w:r>
         <w:t>a través</w:t>
@@ -27899,8 +28562,13 @@
       </w:r>
       <w:proofErr w:type="spellEnd"/>
       <w:r>
-        <w:t xml:space="preserve"> Communications</w:t>
-      </w:r>
+        <w:t xml:space="preserve"> </w:t>
+      </w:r>
+      <w:proofErr w:type="spellStart"/>
+      <w:r>
+        <w:t>Communications</w:t>
+      </w:r>
+      <w:proofErr w:type="spellEnd"/>
       <w:r>
         <w:t>. Es un chip dual-band que funciona en las frecuencias L1 y L5/L2, lo que mejora la precisión del posicionamiento</w:t>
       </w:r>
@@ -27942,7 +28610,7 @@
                     </pic:cNvPicPr>
                   </pic:nvPicPr>
                   <pic:blipFill>
-                    <a:blip r:embed="rId33">
+                    <a:blip r:embed="rId35">
                       <a:extLst>
                         <a:ext uri="{28A0092B-C50C-407E-A947-70E740481C1C}">
                           <a14:useLocalDpi xmlns:a14="http://schemas.microsoft.com/office/drawing/2010/main" val="0"/>
@@ -27979,7 +28647,6 @@
         <w:pStyle w:val="Titulo3erNivel"/>
       </w:pPr>
       <w:r>
-        <w:lastRenderedPageBreak/>
         <w:t xml:space="preserve">Fase II Diseño </w:t>
       </w:r>
     </w:p>
@@ -28031,6 +28698,7 @@
           <w:b/>
           <w:bCs/>
         </w:rPr>
+        <w:lastRenderedPageBreak/>
         <w:t>Comunicación</w:t>
       </w:r>
     </w:p>
@@ -28121,7 +28789,7 @@
     </w:p>
     <w:tbl>
       <w:tblPr>
-        <w:tblStyle w:val="Tablaconcuadrcula"/>
+        <w:tblStyle w:val="TableGrid"/>
         <w:tblW w:w="0" w:type="auto"/>
         <w:tblLook w:val="04A0" w:firstRow="1" w:lastRow="0" w:firstColumn="1" w:lastColumn="0" w:noHBand="0" w:noVBand="1"/>
       </w:tblPr>
@@ -28286,6 +28954,7 @@
         <w:ind w:firstLine="0"/>
       </w:pPr>
       <w:r>
+        <w:lastRenderedPageBreak/>
         <w:t xml:space="preserve">Para llevar a cabo este diseño se realizó una aplicación móvil usando Android Studio, a través el lenguaje de programación </w:t>
       </w:r>
       <w:proofErr w:type="spellStart"/>
@@ -28564,6 +29233,7 @@
           <w:b/>
           <w:bCs/>
         </w:rPr>
+        <w:lastRenderedPageBreak/>
         <w:t>Base de datos</w:t>
       </w:r>
     </w:p>
@@ -28682,7 +29352,6 @@
         <w:rPr>
           <w:highlight w:val="red"/>
         </w:rPr>
-        <w:lastRenderedPageBreak/>
         <w:t>Diagrama de eventos</w:t>
       </w:r>
       <w:bookmarkEnd w:id="98"/>
@@ -28740,7 +29409,6 @@
           <w:noProof/>
           <w:highlight w:val="red"/>
         </w:rPr>
-        <w:lastRenderedPageBreak/>
         <w:drawing>
           <wp:inline distT="0" distB="0" distL="0" distR="0" wp14:anchorId="0670A26D" wp14:editId="7A18E175">
             <wp:extent cx="5346561" cy="6653216"/>
@@ -28757,7 +29425,7 @@
                     <pic:cNvPicPr/>
                   </pic:nvPicPr>
                   <pic:blipFill>
-                    <a:blip r:embed="rId34" cstate="print">
+                    <a:blip r:embed="rId36" cstate="print">
                       <a:extLst>
                         <a:ext uri="{28A0092B-C50C-407E-A947-70E740481C1C}">
                           <a14:useLocalDpi xmlns:a14="http://schemas.microsoft.com/office/drawing/2010/main" val="0"/>
@@ -28786,7 +29454,7 @@
     </w:p>
     <w:p>
       <w:pPr>
-        <w:pStyle w:val="Descripcin"/>
+        <w:pStyle w:val="Caption"/>
         <w:jc w:val="center"/>
         <w:rPr>
           <w:highlight w:val="red"/>
@@ -28851,7 +29519,7 @@
                     <pic:cNvPicPr/>
                   </pic:nvPicPr>
                   <pic:blipFill>
-                    <a:blip r:embed="rId35">
+                    <a:blip r:embed="rId37">
                       <a:extLst>
                         <a:ext uri="{28A0092B-C50C-407E-A947-70E740481C1C}">
                           <a14:useLocalDpi xmlns:a14="http://schemas.microsoft.com/office/drawing/2010/main" val="0"/>
@@ -28880,7 +29548,7 @@
     </w:p>
     <w:p>
       <w:pPr>
-        <w:pStyle w:val="Descripcin"/>
+        <w:pStyle w:val="Caption"/>
         <w:jc w:val="center"/>
         <w:rPr>
           <w:highlight w:val="red"/>
@@ -29141,10 +29809,10 @@
       <w:r>
         <w:t xml:space="preserve">. Recuperado de </w:t>
       </w:r>
-      <w:hyperlink r:id="rId36" w:anchor=":~:text=La%20historia%20de%20LoRa%20comenz%C3%B3,convertir%20la%20idea%20en%20realidad">
+      <w:hyperlink r:id="rId38" w:anchor=":~:text=La%20historia%20de%20LoRa%20comenz%C3%B3,convertir%20la%20idea%20en%20realidad">
         <w:r>
           <w:rPr>
-            <w:rStyle w:val="Hipervnculo"/>
+            <w:rStyle w:val="Hyperlink"/>
           </w:rPr>
           <w:t>https://www.gotoiot.com/pages/articles/lora_intro/index.html#:~:text=La%20historia%20de%20LoRa%20comenz%C3%B3,convertir%20la%20idea%20en%20realidad</w:t>
         </w:r>
@@ -29191,10 +29859,10 @@
         </w:rPr>
         <w:t xml:space="preserve">. Disponible en: </w:t>
       </w:r>
-      <w:hyperlink r:id="rId37">
+      <w:hyperlink r:id="rId39">
         <w:r>
           <w:rPr>
-            <w:rStyle w:val="Hipervnculo"/>
+            <w:rStyle w:val="Hyperlink"/>
             <w:rFonts w:ascii="Times New Roman" w:eastAsia="Times New Roman" w:hAnsi="Times New Roman" w:cs="Times New Roman"/>
             <w:sz w:val="24"/>
             <w:szCs w:val="24"/>
@@ -29209,7 +29877,7 @@
         <w:spacing w:before="0" w:beforeAutospacing="0" w:after="0" w:afterAutospacing="0" w:line="480" w:lineRule="auto"/>
         <w:ind w:left="720" w:hanging="720"/>
         <w:rPr>
-          <w:rStyle w:val="Hipervnculo"/>
+          <w:rStyle w:val="Hyperlink"/>
           <w:lang w:val="en-US"/>
         </w:rPr>
       </w:pPr>
@@ -29253,10 +29921,10 @@
         </w:rPr>
         <w:t xml:space="preserve">Ed. Boston. </w:t>
       </w:r>
-      <w:hyperlink r:id="rId38" w:history="1">
+      <w:hyperlink r:id="rId40" w:history="1">
         <w:r>
           <w:rPr>
-            <w:rStyle w:val="Hipervnculo"/>
+            <w:rStyle w:val="Hyperlink"/>
             <w:lang w:val="en-US"/>
           </w:rPr>
           <w:t>https://stars.library.ucf.edu/cirs/2027/</w:t>
@@ -29269,7 +29937,7 @@
         <w:spacing w:before="0" w:beforeAutospacing="0" w:after="0" w:afterAutospacing="0" w:line="480" w:lineRule="auto"/>
         <w:ind w:left="709" w:hanging="709"/>
         <w:rPr>
-          <w:rStyle w:val="Hipervnculo"/>
+          <w:rStyle w:val="Hyperlink"/>
           <w:rFonts w:eastAsiaTheme="majorEastAsia"/>
         </w:rPr>
       </w:pPr>
@@ -29307,10 +29975,10 @@
       <w:r>
         <w:t xml:space="preserve">n: </w:t>
       </w:r>
-      <w:hyperlink r:id="rId39" w:history="1">
+      <w:hyperlink r:id="rId41" w:history="1">
         <w:r>
           <w:rPr>
-            <w:rStyle w:val="Hipervnculo"/>
+            <w:rStyle w:val="Hyperlink"/>
             <w:rFonts w:eastAsiaTheme="majorEastAsia"/>
           </w:rPr>
           <w:t>https://www.dfrobot.com/product-1121.html</w:t>
@@ -29324,7 +29992,7 @@
         <w:ind w:left="720" w:hanging="720"/>
         <w:jc w:val="both"/>
         <w:rPr>
-          <w:rStyle w:val="Hipervnculo"/>
+          <w:rStyle w:val="Hyperlink"/>
         </w:rPr>
       </w:pPr>
       <w:r>
@@ -29476,10 +30144,10 @@
       <w:r>
         <w:t xml:space="preserve">n: </w:t>
       </w:r>
-      <w:hyperlink r:id="rId40" w:history="1">
+      <w:hyperlink r:id="rId42" w:history="1">
         <w:r>
           <w:rPr>
-            <w:rStyle w:val="Hipervnculo"/>
+            <w:rStyle w:val="Hyperlink"/>
           </w:rPr>
           <w:t>https://www.tme.eu/es/news/library-articles/page/22568/Como-funciona-y-que-hace-el-acelerometro/</w:t>
         </w:r>
@@ -29514,10 +30182,10 @@
       <w:r>
         <w:t xml:space="preserve">Recuperado de </w:t>
       </w:r>
-      <w:hyperlink r:id="rId41">
+      <w:hyperlink r:id="rId43">
         <w:r>
           <w:rPr>
-            <w:rStyle w:val="Hipervnculo"/>
+            <w:rStyle w:val="Hyperlink"/>
           </w:rPr>
           <w:t>https://medium.com/pruebas-de-laboratorio-de-la-modulaci%C3%B3n-lora/modulaci%C3%B3n-lora-4ad74cabd59e</w:t>
         </w:r>
@@ -29565,7 +30233,7 @@
         <w:ind w:left="720" w:hanging="720"/>
         <w:jc w:val="both"/>
         <w:rPr>
-          <w:rStyle w:val="Hipervnculo"/>
+          <w:rStyle w:val="Hyperlink"/>
         </w:rPr>
       </w:pPr>
     </w:p>
@@ -29607,10 +30275,10 @@
       <w:r>
         <w:t xml:space="preserve">6). Manual de trabajos de grado de Especialización y Maestría y tesis doctorales. </w:t>
       </w:r>
-      <w:hyperlink r:id="rId42" w:history="1">
+      <w:hyperlink r:id="rId44" w:history="1">
         <w:r>
           <w:rPr>
-            <w:rStyle w:val="Hipervnculo"/>
+            <w:rStyle w:val="Hyperlink"/>
           </w:rPr>
           <w:t>https://bvs.minsa.gob.pe/local/MINSA/3993.pdf</w:t>
         </w:r>
@@ -29716,10 +30384,10 @@
       <w:r>
         <w:t xml:space="preserve">Disponible en: </w:t>
       </w:r>
-      <w:hyperlink r:id="rId43" w:history="1">
+      <w:hyperlink r:id="rId45" w:history="1">
         <w:r>
           <w:rPr>
-            <w:rStyle w:val="Hipervnculo"/>
+            <w:rStyle w:val="Hyperlink"/>
           </w:rPr>
           <w:t>https://bibdigital.epn.edu.ec/handle/15000/24963</w:t>
         </w:r>
@@ -29731,7 +30399,7 @@
         <w:ind w:left="720" w:hanging="720"/>
         <w:jc w:val="both"/>
         <w:rPr>
-          <w:rStyle w:val="Hipervnculo"/>
+          <w:rStyle w:val="Hyperlink"/>
           <w:rFonts w:ascii="Times New Roman" w:eastAsia="Times New Roman" w:hAnsi="Times New Roman" w:cs="Times New Roman"/>
           <w:sz w:val="24"/>
           <w:szCs w:val="24"/>
@@ -29785,10 +30453,10 @@
         </w:rPr>
         <w:t xml:space="preserve">. Disponible en </w:t>
       </w:r>
-      <w:hyperlink r:id="rId44">
+      <w:hyperlink r:id="rId46">
         <w:r>
           <w:rPr>
-            <w:rStyle w:val="Hipervnculo"/>
+            <w:rStyle w:val="Hyperlink"/>
             <w:rFonts w:ascii="Times New Roman" w:eastAsia="Times New Roman" w:hAnsi="Times New Roman" w:cs="Times New Roman"/>
             <w:sz w:val="24"/>
             <w:szCs w:val="24"/>
@@ -29839,10 +30507,10 @@
         </w:rPr>
         <w:t xml:space="preserve"> Disponible en </w:t>
       </w:r>
-      <w:hyperlink r:id="rId45">
+      <w:hyperlink r:id="rId47">
         <w:r>
           <w:rPr>
-            <w:rStyle w:val="Hipervnculo"/>
+            <w:rStyle w:val="Hyperlink"/>
             <w:rFonts w:ascii="Times New Roman" w:eastAsia="Times New Roman" w:hAnsi="Times New Roman" w:cs="Times New Roman"/>
             <w:sz w:val="24"/>
             <w:szCs w:val="24"/>
@@ -29923,10 +30591,10 @@
         </w:rPr>
         <w:t xml:space="preserve"> </w:t>
       </w:r>
-      <w:hyperlink r:id="rId46">
+      <w:hyperlink r:id="rId48">
         <w:r>
           <w:rPr>
-            <w:rStyle w:val="Hipervnculo"/>
+            <w:rStyle w:val="Hyperlink"/>
             <w:rFonts w:ascii="Times New Roman" w:eastAsia="Times New Roman" w:hAnsi="Times New Roman" w:cs="Times New Roman"/>
             <w:sz w:val="24"/>
             <w:szCs w:val="24"/>
@@ -30029,10 +30697,10 @@
         </w:rPr>
         <w:t xml:space="preserve"> </w:t>
       </w:r>
-      <w:hyperlink r:id="rId47">
+      <w:hyperlink r:id="rId49">
         <w:r>
           <w:rPr>
-            <w:rStyle w:val="Hipervnculo"/>
+            <w:rStyle w:val="Hyperlink"/>
             <w:rFonts w:ascii="Times New Roman" w:eastAsia="Times New Roman" w:hAnsi="Times New Roman" w:cs="Times New Roman"/>
             <w:sz w:val="24"/>
             <w:szCs w:val="24"/>
@@ -30096,10 +30764,10 @@
       <w:r>
         <w:t xml:space="preserve">Recuperado 4 de julio de 2024, de  </w:t>
       </w:r>
-      <w:hyperlink r:id="rId48">
+      <w:hyperlink r:id="rId50">
         <w:r>
           <w:rPr>
-            <w:rStyle w:val="Hipervnculo"/>
+            <w:rStyle w:val="Hyperlink"/>
           </w:rPr>
           <w:t>https://lora-alliance.org/wp-content/uploads/2020/11/what-is-lorawan.pdf</w:t>
         </w:r>
@@ -30143,10 +30811,10 @@
       <w:r>
         <w:t xml:space="preserve"> </w:t>
       </w:r>
-      <w:hyperlink r:id="rId49">
+      <w:hyperlink r:id="rId51">
         <w:r>
           <w:rPr>
-            <w:rStyle w:val="Hipervnculo"/>
+            <w:rStyle w:val="Hyperlink"/>
           </w:rPr>
           <w:t>https://www.researchgate.net/publication/311949971_EFECTOS_DE_LA_MUSICA_SOBRE_EL_RENDIMIENTO_FISICO-MOTOR_UNA_REVISION_SISTEMATICA_DE_LITERATURA_CIENTIFICA_EFFECTS_OF_MUSIC_ON_PHYSICAL-MOTOR_PERFORMANCE_A_SYSTEMATIC_REVIEW_OF_SCIENTIFIC_LITERATURE</w:t>
         </w:r>
@@ -30203,10 +30871,10 @@
       <w:r>
         <w:t xml:space="preserve">Instituto de Investigaciones Bibliotecológicas y de la Información, UNAM. </w:t>
       </w:r>
-      <w:hyperlink r:id="rId50" w:history="1">
+      <w:hyperlink r:id="rId52" w:history="1">
         <w:r>
           <w:rPr>
-            <w:rStyle w:val="Hipervnculo"/>
+            <w:rStyle w:val="Hyperlink"/>
             <w:rFonts w:eastAsiaTheme="majorEastAsia"/>
           </w:rPr>
           <w:t>http://ru.iibi.unam.mx/jspui/bitstream/IIBI_UNAM/CL382/1/naturaleza_metodo_investigacion_bibliotecologica_transformacion_de_la_metodologia_patricia_h.pdf</w:t>
@@ -30252,15 +30920,27 @@
           <w:i/>
           <w:iCs/>
         </w:rPr>
-        <w:t>¿QUÉ ES IOT Y CÓMO FUNCIONA?</w:t>
-      </w:r>
-      <w:r>
-        <w:t xml:space="preserve">. Recuperado 3 de julio de 2024, de </w:t>
-      </w:r>
-      <w:hyperlink r:id="rId51">
+        <w:t xml:space="preserve">¿QUÉ ES IOT Y CÓMO </w:t>
+      </w:r>
+      <w:proofErr w:type="gramStart"/>
+      <w:r>
+        <w:rPr>
+          <w:i/>
+          <w:iCs/>
+        </w:rPr>
+        <w:t>FUNCIONA?</w:t>
+      </w:r>
+      <w:r>
+        <w:t>.</w:t>
+      </w:r>
+      <w:proofErr w:type="gramEnd"/>
+      <w:r>
+        <w:t xml:space="preserve"> Recuperado 3 de julio de 2024, de </w:t>
+      </w:r>
+      <w:hyperlink r:id="rId53">
         <w:r>
           <w:rPr>
-            <w:rStyle w:val="Hipervnculo"/>
+            <w:rStyle w:val="Hyperlink"/>
             <w:rFonts w:eastAsiaTheme="majorEastAsia"/>
           </w:rPr>
           <w:t>https://www.sap.com/latinamerica/products/artificial-intelligence/what-is-iot.html?url_id=text-lao-404-reclink</w:t>
@@ -30273,7 +30953,7 @@
         <w:spacing w:before="0" w:beforeAutospacing="0" w:after="0" w:afterAutospacing="0" w:line="480" w:lineRule="auto"/>
         <w:ind w:left="720" w:hanging="720"/>
         <w:rPr>
-          <w:rStyle w:val="Hipervnculo"/>
+          <w:rStyle w:val="Hyperlink"/>
           <w:rFonts w:eastAsiaTheme="majorEastAsia"/>
           <w:color w:val="auto"/>
           <w:u w:val="none"/>
@@ -30308,10 +30988,10 @@
         </w:rPr>
         <w:t xml:space="preserve">. Disponible en </w:t>
       </w:r>
-      <w:hyperlink r:id="rId52">
+      <w:hyperlink r:id="rId54">
         <w:r>
           <w:rPr>
-            <w:rStyle w:val="Hipervnculo"/>
+            <w:rStyle w:val="Hyperlink"/>
             <w:rFonts w:eastAsiaTheme="majorEastAsia"/>
             <w:lang w:val="es-ES"/>
           </w:rPr>
@@ -30326,7 +31006,7 @@
         <w:ind w:left="720" w:hanging="720"/>
         <w:jc w:val="both"/>
         <w:rPr>
-          <w:rStyle w:val="Hipervnculo"/>
+          <w:rStyle w:val="Hyperlink"/>
         </w:rPr>
       </w:pPr>
       <w:proofErr w:type="spellStart"/>
@@ -30454,10 +31134,10 @@
       <w:r>
         <w:t xml:space="preserve"> Disponible en: </w:t>
       </w:r>
-      <w:hyperlink r:id="rId53">
+      <w:hyperlink r:id="rId55">
         <w:r>
           <w:rPr>
-            <w:rStyle w:val="Hipervnculo"/>
+            <w:rStyle w:val="Hyperlink"/>
           </w:rPr>
           <w:t>https://riunet.upv.es/handle/10251/139815</w:t>
         </w:r>
@@ -30492,10 +31172,10 @@
       <w:r>
         <w:br/>
       </w:r>
-      <w:hyperlink r:id="rId54" w:history="1">
+      <w:hyperlink r:id="rId56" w:history="1">
         <w:r>
           <w:rPr>
-            <w:rStyle w:val="Hipervnculo"/>
+            <w:rStyle w:val="Hyperlink"/>
           </w:rPr>
           <w:t>https://heltec.org/project/wireless-tracker/</w:t>
         </w:r>
@@ -30508,10 +31188,10 @@
         <w:ind w:left="720" w:hanging="720"/>
         <w:jc w:val="both"/>
       </w:pPr>
-      <w:hyperlink r:id="rId55" w:history="1">
+      <w:hyperlink r:id="rId57" w:history="1">
         <w:r>
           <w:rPr>
-            <w:rStyle w:val="Hipervnculo"/>
+            <w:rStyle w:val="Hyperlink"/>
           </w:rPr>
           <w:t>https://es.unicore.com/products/dual-band-gps-chip-uc6580/</w:t>
         </w:r>
@@ -30545,7 +31225,7 @@
     <w:p/>
     <w:p/>
     <w:sectPr>
-      <w:footerReference w:type="default" r:id="rId56"/>
+      <w:footerReference w:type="default" r:id="rId58"/>
       <w:pgSz w:w="12240" w:h="15840"/>
       <w:pgMar w:top="1985" w:right="1418" w:bottom="1418" w:left="1985" w:header="709" w:footer="709" w:gutter="0"/>
       <w:pgNumType w:start="1"/>
@@ -30557,69 +31237,47 @@
 </file>
 
 <file path=word/comments.xml><?xml version="1.0" encoding="utf-8"?>
-<w:comments xmlns:wpc="http://schemas.microsoft.com/office/word/2010/wordprocessingCanvas" xmlns:cx="http://schemas.microsoft.com/office/drawing/2014/chartex" xmlns:cx1="http://schemas.microsoft.com/office/drawing/2015/9/8/chartex" xmlns:cx2="http://schemas.microsoft.com/office/drawing/2015/10/21/chartex" xmlns:cx3="http://schemas.microsoft.com/office/drawing/2016/5/9/chartex" xmlns:cx4="http://schemas.microsoft.com/office/drawing/2016/5/10/chartex" xmlns:cx5="http://schemas.microsoft.com/office/drawing/2016/5/11/chartex" xmlns:cx6="http://schemas.microsoft.com/office/drawing/2016/5/12/chartex" xmlns:cx7="http://schemas.microsoft.com/office/drawing/2016/5/13/chartex" xmlns:cx8="http://schemas.microsoft.com/office/drawing/2016/5/14/chartex" xmlns:mc="http://schemas.openxmlformats.org/markup-compatibility/2006" xmlns:aink="http://schemas.microsoft.com/office/drawing/2016/ink" xmlns:am3d="http://schemas.microsoft.com/office/drawing/2017/model3d" xmlns:o="urn:schemas-microsoft-com:office:office" xmlns:r="http://schemas.openxmlformats.org/officeDocument/2006/relationships" xmlns:m="http://schemas.openxmlformats.org/officeDocument/2006/math" xmlns:v="urn:schemas-microsoft-com:vml" xmlns:wp14="http://schemas.microsoft.com/office/word/2010/wordprocessingDrawing" xmlns:wp="http://schemas.openxmlformats.org/drawingml/2006/wordprocessingDrawing" xmlns:w10="urn:schemas-microsoft-com:office:word" xmlns:w="http://schemas.openxmlformats.org/wordprocessingml/2006/main" xmlns:w14="http://schemas.microsoft.com/office/word/2010/wordml" xmlns:w15="http://schemas.microsoft.com/office/word/2012/wordml" xmlns:w16cex="http://schemas.microsoft.com/office/word/2018/wordml/cex" xmlns:w16cid="http://schemas.microsoft.com/office/word/2016/wordml/cid" xmlns:w16="http://schemas.microsoft.com/office/word/2018/wordml" xmlns:w16sdtdh="http://schemas.microsoft.com/office/word/2020/wordml/sdtdatahash" xmlns:w16se="http://schemas.microsoft.com/office/word/2015/wordml/symex" xmlns:wpg="http://schemas.microsoft.com/office/word/2010/wordprocessingGroup" xmlns:wpi="http://schemas.microsoft.com/office/word/2010/wordprocessingInk" xmlns:wne="http://schemas.microsoft.com/office/word/2006/wordml" xmlns:wps="http://schemas.microsoft.com/office/word/2010/wordprocessingShape" mc:Ignorable="w14 w15 w16se w16cid w16 w16cex w16sdtdh wp14">
+<w:comments xmlns:wpc="http://schemas.microsoft.com/office/word/2010/wordprocessingCanvas" xmlns:cx="http://schemas.microsoft.com/office/drawing/2014/chartex" xmlns:cx1="http://schemas.microsoft.com/office/drawing/2015/9/8/chartex" xmlns:cx2="http://schemas.microsoft.com/office/drawing/2015/10/21/chartex" xmlns:cx3="http://schemas.microsoft.com/office/drawing/2016/5/9/chartex" xmlns:cx4="http://schemas.microsoft.com/office/drawing/2016/5/10/chartex" xmlns:cx5="http://schemas.microsoft.com/office/drawing/2016/5/11/chartex" xmlns:cx6="http://schemas.microsoft.com/office/drawing/2016/5/12/chartex" xmlns:cx7="http://schemas.microsoft.com/office/drawing/2016/5/13/chartex" xmlns:cx8="http://schemas.microsoft.com/office/drawing/2016/5/14/chartex" xmlns:mc="http://schemas.openxmlformats.org/markup-compatibility/2006" xmlns:aink="http://schemas.microsoft.com/office/drawing/2016/ink" xmlns:am3d="http://schemas.microsoft.com/office/drawing/2017/model3d" xmlns:o="urn:schemas-microsoft-com:office:office" xmlns:oel="http://schemas.microsoft.com/office/2019/extlst" xmlns:r="http://schemas.openxmlformats.org/officeDocument/2006/relationships" xmlns:m="http://schemas.openxmlformats.org/officeDocument/2006/math" xmlns:v="urn:schemas-microsoft-com:vml" xmlns:wp14="http://schemas.microsoft.com/office/word/2010/wordprocessingDrawing" xmlns:wp="http://schemas.openxmlformats.org/drawingml/2006/wordprocessingDrawing" xmlns:w10="urn:schemas-microsoft-com:office:word" xmlns:w="http://schemas.openxmlformats.org/wordprocessingml/2006/main" xmlns:w14="http://schemas.microsoft.com/office/word/2010/wordml" xmlns:w15="http://schemas.microsoft.com/office/word/2012/wordml" xmlns:w16cex="http://schemas.microsoft.com/office/word/2018/wordml/cex" xmlns:w16cid="http://schemas.microsoft.com/office/word/2016/wordml/cid" xmlns:w16="http://schemas.microsoft.com/office/word/2018/wordml" xmlns:w16du="http://schemas.microsoft.com/office/word/2023/wordml/word16du" xmlns:w16sdtdh="http://schemas.microsoft.com/office/word/2020/wordml/sdtdatahash" xmlns:w16sdtfl="http://schemas.microsoft.com/office/word/2024/wordml/sdtformatlock" xmlns:w16se="http://schemas.microsoft.com/office/word/2015/wordml/symex" xmlns:wpg="http://schemas.microsoft.com/office/word/2010/wordprocessingGroup" xmlns:wpi="http://schemas.microsoft.com/office/word/2010/wordprocessingInk" xmlns:wne="http://schemas.microsoft.com/office/word/2006/wordml" xmlns:wps="http://schemas.microsoft.com/office/word/2010/wordprocessingShape" mc:Ignorable="w14 w15 w16se w16cid w16 w16cex w16sdtdh w16sdtfl w16du wp14">
   <w:comment w:id="82" w:author="daniela alejandra cañas urbina" w:date="2025-10-13T20:37:00Z" w:initials="dc">
     <w:p>
       <w:pPr>
-        <w:pStyle w:val="Textocomentario"/>
-      </w:pPr>
-      <w:r>
-        <w:rPr>
-          <w:rStyle w:val="Refdecomentario"/>
+        <w:pStyle w:val="CommentText"/>
+      </w:pPr>
+      <w:r>
+        <w:rPr>
+          <w:rStyle w:val="CommentReference"/>
         </w:rPr>
         <w:annotationRef/>
       </w:r>
       <w:r>
-        <w:t xml:space="preserve">No </w:t>
-      </w:r>
-      <w:proofErr w:type="spellStart"/>
-      <w:r>
-        <w:t>se</w:t>
-      </w:r>
-      <w:proofErr w:type="spellEnd"/>
-      <w:r>
-        <w:t xml:space="preserve"> si se tiene que colocar que ya se realizó</w:t>
+        <w:t>No se si se tiene que colocar que ya se realizó</w:t>
       </w:r>
     </w:p>
   </w:comment>
   <w:comment w:id="83" w:author="Gabriel Giménez" w:date="2025-10-14T21:02:00Z" w:initials="GG">
     <w:p>
       <w:pPr>
-        <w:pStyle w:val="Textocomentario"/>
-      </w:pPr>
-      <w:r>
-        <w:rPr>
-          <w:rStyle w:val="Refdecomentario"/>
+        <w:pStyle w:val="CommentText"/>
+      </w:pPr>
+      <w:r>
+        <w:rPr>
+          <w:rStyle w:val="CommentReference"/>
         </w:rPr>
         <w:annotationRef/>
       </w:r>
       <w:r>
         <w:rPr>
-          <w:rStyle w:val="Refdecomentario"/>
+          <w:rStyle w:val="CommentReference"/>
         </w:rPr>
         <w:annotationRef/>
       </w:r>
       <w:r>
-        <w:t xml:space="preserve">Le pregunte a mi mama y me dijo que se dice “sustenta la presente investigación”, porque la estas mostrando y todavía no ha sido aprobada, de todas </w:t>
-      </w:r>
-      <w:r>
-        <w:t>formas,</w:t>
-      </w:r>
-      <w:r>
-        <w:t xml:space="preserve"> se puede preguntar</w:t>
-      </w:r>
-      <w:r>
-        <w:t xml:space="preserve"> a </w:t>
-      </w:r>
-      <w:proofErr w:type="spellStart"/>
-      <w:r>
-        <w:t>benvenuto</w:t>
-      </w:r>
-      <w:proofErr w:type="spellEnd"/>
-    </w:p>
-    <w:p>
-      <w:pPr>
-        <w:pStyle w:val="Textocomentario"/>
+        <w:t>Le pregunte a mi mama y me dijo que se dice “sustenta la presente investigación”, porque la estas mostrando y todavía no ha sido aprobada, de todas formas, se puede preguntar a benvenuto</w:t>
+      </w:r>
+    </w:p>
+    <w:p>
+      <w:pPr>
+        <w:pStyle w:val="CommentText"/>
       </w:pPr>
     </w:p>
   </w:comment>
@@ -30627,28 +31285,28 @@
 </file>
 
 <file path=word/commentsExtended.xml><?xml version="1.0" encoding="utf-8"?>
-<w15:commentsEx xmlns:wpc="http://schemas.microsoft.com/office/word/2010/wordprocessingCanvas" xmlns:cx="http://schemas.microsoft.com/office/drawing/2014/chartex" xmlns:cx1="http://schemas.microsoft.com/office/drawing/2015/9/8/chartex" xmlns:cx2="http://schemas.microsoft.com/office/drawing/2015/10/21/chartex" xmlns:cx3="http://schemas.microsoft.com/office/drawing/2016/5/9/chartex" xmlns:cx4="http://schemas.microsoft.com/office/drawing/2016/5/10/chartex" xmlns:cx5="http://schemas.microsoft.com/office/drawing/2016/5/11/chartex" xmlns:cx6="http://schemas.microsoft.com/office/drawing/2016/5/12/chartex" xmlns:cx7="http://schemas.microsoft.com/office/drawing/2016/5/13/chartex" xmlns:cx8="http://schemas.microsoft.com/office/drawing/2016/5/14/chartex" xmlns:mc="http://schemas.openxmlformats.org/markup-compatibility/2006" xmlns:aink="http://schemas.microsoft.com/office/drawing/2016/ink" xmlns:am3d="http://schemas.microsoft.com/office/drawing/2017/model3d" xmlns:o="urn:schemas-microsoft-com:office:office" xmlns:r="http://schemas.openxmlformats.org/officeDocument/2006/relationships" xmlns:m="http://schemas.openxmlformats.org/officeDocument/2006/math" xmlns:v="urn:schemas-microsoft-com:vml" xmlns:wp14="http://schemas.microsoft.com/office/word/2010/wordprocessingDrawing" xmlns:wp="http://schemas.openxmlformats.org/drawingml/2006/wordprocessingDrawing" xmlns:w10="urn:schemas-microsoft-com:office:word" xmlns:w="http://schemas.openxmlformats.org/wordprocessingml/2006/main" xmlns:w14="http://schemas.microsoft.com/office/word/2010/wordml" xmlns:w15="http://schemas.microsoft.com/office/word/2012/wordml" xmlns:w16cex="http://schemas.microsoft.com/office/word/2018/wordml/cex" xmlns:w16cid="http://schemas.microsoft.com/office/word/2016/wordml/cid" xmlns:w16="http://schemas.microsoft.com/office/word/2018/wordml" xmlns:w16sdtdh="http://schemas.microsoft.com/office/word/2020/wordml/sdtdatahash" xmlns:w16se="http://schemas.microsoft.com/office/word/2015/wordml/symex" xmlns:wpg="http://schemas.microsoft.com/office/word/2010/wordprocessingGroup" xmlns:wpi="http://schemas.microsoft.com/office/word/2010/wordprocessingInk" xmlns:wne="http://schemas.microsoft.com/office/word/2006/wordml" xmlns:wps="http://schemas.microsoft.com/office/word/2010/wordprocessingShape" mc:Ignorable="w14 w15 w16se w16cid w16 w16cex w16sdtdh wp14">
+<w15:commentsEx xmlns:wpc="http://schemas.microsoft.com/office/word/2010/wordprocessingCanvas" xmlns:cx="http://schemas.microsoft.com/office/drawing/2014/chartex" xmlns:cx1="http://schemas.microsoft.com/office/drawing/2015/9/8/chartex" xmlns:cx2="http://schemas.microsoft.com/office/drawing/2015/10/21/chartex" xmlns:cx3="http://schemas.microsoft.com/office/drawing/2016/5/9/chartex" xmlns:cx4="http://schemas.microsoft.com/office/drawing/2016/5/10/chartex" xmlns:cx5="http://schemas.microsoft.com/office/drawing/2016/5/11/chartex" xmlns:cx6="http://schemas.microsoft.com/office/drawing/2016/5/12/chartex" xmlns:cx7="http://schemas.microsoft.com/office/drawing/2016/5/13/chartex" xmlns:cx8="http://schemas.microsoft.com/office/drawing/2016/5/14/chartex" xmlns:mc="http://schemas.openxmlformats.org/markup-compatibility/2006" xmlns:aink="http://schemas.microsoft.com/office/drawing/2016/ink" xmlns:am3d="http://schemas.microsoft.com/office/drawing/2017/model3d" xmlns:o="urn:schemas-microsoft-com:office:office" xmlns:oel="http://schemas.microsoft.com/office/2019/extlst" xmlns:r="http://schemas.openxmlformats.org/officeDocument/2006/relationships" xmlns:m="http://schemas.openxmlformats.org/officeDocument/2006/math" xmlns:v="urn:schemas-microsoft-com:vml" xmlns:wp14="http://schemas.microsoft.com/office/word/2010/wordprocessingDrawing" xmlns:wp="http://schemas.openxmlformats.org/drawingml/2006/wordprocessingDrawing" xmlns:w10="urn:schemas-microsoft-com:office:word" xmlns:w="http://schemas.openxmlformats.org/wordprocessingml/2006/main" xmlns:w14="http://schemas.microsoft.com/office/word/2010/wordml" xmlns:w15="http://schemas.microsoft.com/office/word/2012/wordml" xmlns:w16cex="http://schemas.microsoft.com/office/word/2018/wordml/cex" xmlns:w16cid="http://schemas.microsoft.com/office/word/2016/wordml/cid" xmlns:w16="http://schemas.microsoft.com/office/word/2018/wordml" xmlns:w16du="http://schemas.microsoft.com/office/word/2023/wordml/word16du" xmlns:w16sdtdh="http://schemas.microsoft.com/office/word/2020/wordml/sdtdatahash" xmlns:w16sdtfl="http://schemas.microsoft.com/office/word/2024/wordml/sdtformatlock" xmlns:w16se="http://schemas.microsoft.com/office/word/2015/wordml/symex" xmlns:wpg="http://schemas.microsoft.com/office/word/2010/wordprocessingGroup" xmlns:wpi="http://schemas.microsoft.com/office/word/2010/wordprocessingInk" xmlns:wne="http://schemas.microsoft.com/office/word/2006/wordml" xmlns:wps="http://schemas.microsoft.com/office/word/2010/wordprocessingShape" mc:Ignorable="w14 w15 w16se w16cid w16 w16cex w16sdtdh w16sdtfl w16du wp14">
   <w15:commentEx w15:paraId="54960B64" w15:done="0"/>
   <w15:commentEx w15:paraId="6BD59855" w15:paraIdParent="54960B64" w15:done="0"/>
 </w15:commentsEx>
 </file>
 
 <file path=word/commentsExtensible.xml><?xml version="1.0" encoding="utf-8"?>
-<w16cex:commentsExtensible xmlns:wpc="http://schemas.microsoft.com/office/word/2010/wordprocessingCanvas" xmlns:cx="http://schemas.microsoft.com/office/drawing/2014/chartex" xmlns:cx1="http://schemas.microsoft.com/office/drawing/2015/9/8/chartex" xmlns:cx2="http://schemas.microsoft.com/office/drawing/2015/10/21/chartex" xmlns:cx3="http://schemas.microsoft.com/office/drawing/2016/5/9/chartex" xmlns:cx4="http://schemas.microsoft.com/office/drawing/2016/5/10/chartex" xmlns:cx5="http://schemas.microsoft.com/office/drawing/2016/5/11/chartex" xmlns:cx6="http://schemas.microsoft.com/office/drawing/2016/5/12/chartex" xmlns:cx7="http://schemas.microsoft.com/office/drawing/2016/5/13/chartex" xmlns:cx8="http://schemas.microsoft.com/office/drawing/2016/5/14/chartex" xmlns:mc="http://schemas.openxmlformats.org/markup-compatibility/2006" xmlns:aink="http://schemas.microsoft.com/office/drawing/2016/ink" xmlns:am3d="http://schemas.microsoft.com/office/drawing/2017/model3d" xmlns:o="urn:schemas-microsoft-com:office:office" xmlns:r="http://schemas.openxmlformats.org/officeDocument/2006/relationships" xmlns:m="http://schemas.openxmlformats.org/officeDocument/2006/math" xmlns:v="urn:schemas-microsoft-com:vml" xmlns:wp14="http://schemas.microsoft.com/office/word/2010/wordprocessingDrawing" xmlns:wp="http://schemas.openxmlformats.org/drawingml/2006/wordprocessingDrawing" xmlns:w10="urn:schemas-microsoft-com:office:word" xmlns:w="http://schemas.openxmlformats.org/wordprocessingml/2006/main" xmlns:w14="http://schemas.microsoft.com/office/word/2010/wordml" xmlns:w15="http://schemas.microsoft.com/office/word/2012/wordml" xmlns:w16cex="http://schemas.microsoft.com/office/word/2018/wordml/cex" xmlns:w16cid="http://schemas.microsoft.com/office/word/2016/wordml/cid" xmlns:w16="http://schemas.microsoft.com/office/word/2018/wordml" xmlns:w16sdtdh="http://schemas.microsoft.com/office/word/2020/wordml/sdtdatahash" xmlns:w16se="http://schemas.microsoft.com/office/word/2015/wordml/symex" xmlns:wpg="http://schemas.microsoft.com/office/word/2010/wordprocessingGroup" xmlns:wpi="http://schemas.microsoft.com/office/word/2010/wordprocessingInk" xmlns:wne="http://schemas.microsoft.com/office/word/2006/wordml" xmlns:wps="http://schemas.microsoft.com/office/word/2010/wordprocessingShape" mc:Ignorable="w14 w15 w16se w16cid w16 w16cex w16sdtdh wp14">
+<w16cex:commentsExtensible xmlns:wpc="http://schemas.microsoft.com/office/word/2010/wordprocessingCanvas" xmlns:cx="http://schemas.microsoft.com/office/drawing/2014/chartex" xmlns:cx1="http://schemas.microsoft.com/office/drawing/2015/9/8/chartex" xmlns:cx2="http://schemas.microsoft.com/office/drawing/2015/10/21/chartex" xmlns:cx3="http://schemas.microsoft.com/office/drawing/2016/5/9/chartex" xmlns:cx4="http://schemas.microsoft.com/office/drawing/2016/5/10/chartex" xmlns:cx5="http://schemas.microsoft.com/office/drawing/2016/5/11/chartex" xmlns:cx6="http://schemas.microsoft.com/office/drawing/2016/5/12/chartex" xmlns:cx7="http://schemas.microsoft.com/office/drawing/2016/5/13/chartex" xmlns:cx8="http://schemas.microsoft.com/office/drawing/2016/5/14/chartex" xmlns:cr="http://schemas.microsoft.com/office/comments/2020/reactions" xmlns:mc="http://schemas.openxmlformats.org/markup-compatibility/2006" xmlns:aink="http://schemas.microsoft.com/office/drawing/2016/ink" xmlns:am3d="http://schemas.microsoft.com/office/drawing/2017/model3d" xmlns:o="urn:schemas-microsoft-com:office:office" xmlns:oel="http://schemas.microsoft.com/office/2019/extlst" xmlns:r="http://schemas.openxmlformats.org/officeDocument/2006/relationships" xmlns:m="http://schemas.openxmlformats.org/officeDocument/2006/math" xmlns:v="urn:schemas-microsoft-com:vml" xmlns:wp14="http://schemas.microsoft.com/office/word/2010/wordprocessingDrawing" xmlns:wp="http://schemas.openxmlformats.org/drawingml/2006/wordprocessingDrawing" xmlns:w10="urn:schemas-microsoft-com:office:word" xmlns:w="http://schemas.openxmlformats.org/wordprocessingml/2006/main" xmlns:w14="http://schemas.microsoft.com/office/word/2010/wordml" xmlns:w15="http://schemas.microsoft.com/office/word/2012/wordml" xmlns:w16cex="http://schemas.microsoft.com/office/word/2018/wordml/cex" xmlns:w16cid="http://schemas.microsoft.com/office/word/2016/wordml/cid" xmlns:w16="http://schemas.microsoft.com/office/word/2018/wordml" xmlns:w16du="http://schemas.microsoft.com/office/word/2023/wordml/word16du" xmlns:w16sdtdh="http://schemas.microsoft.com/office/word/2020/wordml/sdtdatahash" xmlns:w16sdtfl="http://schemas.microsoft.com/office/word/2024/wordml/sdtformatlock" xmlns:w16se="http://schemas.microsoft.com/office/word/2015/wordml/symex" xmlns:wpg="http://schemas.microsoft.com/office/word/2010/wordprocessingGroup" xmlns:wpi="http://schemas.microsoft.com/office/word/2010/wordprocessingInk" xmlns:wne="http://schemas.microsoft.com/office/word/2006/wordml" xmlns:wps="http://schemas.microsoft.com/office/word/2010/wordprocessingShape" mc:Ignorable="w14 w15 w16se w16cid w16 w16cex w16sdtdh w16sdtfl cr w16du wp14">
   <w16cex:commentExtensible w16cex:durableId="39347E76" w16cex:dateUtc="2025-10-14T00:37:00Z"/>
   <w16cex:commentExtensible w16cex:durableId="2C9938D9" w16cex:dateUtc="2025-10-15T01:02:00Z"/>
 </w16cex:commentsExtensible>
 </file>
 
 <file path=word/commentsIds.xml><?xml version="1.0" encoding="utf-8"?>
-<w16cid:commentsIds xmlns:wpc="http://schemas.microsoft.com/office/word/2010/wordprocessingCanvas" xmlns:cx="http://schemas.microsoft.com/office/drawing/2014/chartex" xmlns:cx1="http://schemas.microsoft.com/office/drawing/2015/9/8/chartex" xmlns:cx2="http://schemas.microsoft.com/office/drawing/2015/10/21/chartex" xmlns:cx3="http://schemas.microsoft.com/office/drawing/2016/5/9/chartex" xmlns:cx4="http://schemas.microsoft.com/office/drawing/2016/5/10/chartex" xmlns:cx5="http://schemas.microsoft.com/office/drawing/2016/5/11/chartex" xmlns:cx6="http://schemas.microsoft.com/office/drawing/2016/5/12/chartex" xmlns:cx7="http://schemas.microsoft.com/office/drawing/2016/5/13/chartex" xmlns:cx8="http://schemas.microsoft.com/office/drawing/2016/5/14/chartex" xmlns:mc="http://schemas.openxmlformats.org/markup-compatibility/2006" xmlns:aink="http://schemas.microsoft.com/office/drawing/2016/ink" xmlns:am3d="http://schemas.microsoft.com/office/drawing/2017/model3d" xmlns:o="urn:schemas-microsoft-com:office:office" xmlns:r="http://schemas.openxmlformats.org/officeDocument/2006/relationships" xmlns:m="http://schemas.openxmlformats.org/officeDocument/2006/math" xmlns:v="urn:schemas-microsoft-com:vml" xmlns:wp14="http://schemas.microsoft.com/office/word/2010/wordprocessingDrawing" xmlns:wp="http://schemas.openxmlformats.org/drawingml/2006/wordprocessingDrawing" xmlns:w10="urn:schemas-microsoft-com:office:word" xmlns:w="http://schemas.openxmlformats.org/wordprocessingml/2006/main" xmlns:w14="http://schemas.microsoft.com/office/word/2010/wordml" xmlns:w15="http://schemas.microsoft.com/office/word/2012/wordml" xmlns:w16cex="http://schemas.microsoft.com/office/word/2018/wordml/cex" xmlns:w16cid="http://schemas.microsoft.com/office/word/2016/wordml/cid" xmlns:w16="http://schemas.microsoft.com/office/word/2018/wordml" xmlns:w16sdtdh="http://schemas.microsoft.com/office/word/2020/wordml/sdtdatahash" xmlns:w16se="http://schemas.microsoft.com/office/word/2015/wordml/symex" xmlns:wpg="http://schemas.microsoft.com/office/word/2010/wordprocessingGroup" xmlns:wpi="http://schemas.microsoft.com/office/word/2010/wordprocessingInk" xmlns:wne="http://schemas.microsoft.com/office/word/2006/wordml" xmlns:wps="http://schemas.microsoft.com/office/word/2010/wordprocessingShape" mc:Ignorable="w14 w15 w16se w16cid w16 w16cex w16sdtdh wp14">
+<w16cid:commentsIds xmlns:wpc="http://schemas.microsoft.com/office/word/2010/wordprocessingCanvas" xmlns:cx="http://schemas.microsoft.com/office/drawing/2014/chartex" xmlns:cx1="http://schemas.microsoft.com/office/drawing/2015/9/8/chartex" xmlns:cx2="http://schemas.microsoft.com/office/drawing/2015/10/21/chartex" xmlns:cx3="http://schemas.microsoft.com/office/drawing/2016/5/9/chartex" xmlns:cx4="http://schemas.microsoft.com/office/drawing/2016/5/10/chartex" xmlns:cx5="http://schemas.microsoft.com/office/drawing/2016/5/11/chartex" xmlns:cx6="http://schemas.microsoft.com/office/drawing/2016/5/12/chartex" xmlns:cx7="http://schemas.microsoft.com/office/drawing/2016/5/13/chartex" xmlns:cx8="http://schemas.microsoft.com/office/drawing/2016/5/14/chartex" xmlns:mc="http://schemas.openxmlformats.org/markup-compatibility/2006" xmlns:aink="http://schemas.microsoft.com/office/drawing/2016/ink" xmlns:am3d="http://schemas.microsoft.com/office/drawing/2017/model3d" xmlns:o="urn:schemas-microsoft-com:office:office" xmlns:oel="http://schemas.microsoft.com/office/2019/extlst" xmlns:r="http://schemas.openxmlformats.org/officeDocument/2006/relationships" xmlns:m="http://schemas.openxmlformats.org/officeDocument/2006/math" xmlns:v="urn:schemas-microsoft-com:vml" xmlns:wp14="http://schemas.microsoft.com/office/word/2010/wordprocessingDrawing" xmlns:wp="http://schemas.openxmlformats.org/drawingml/2006/wordprocessingDrawing" xmlns:w10="urn:schemas-microsoft-com:office:word" xmlns:w="http://schemas.openxmlformats.org/wordprocessingml/2006/main" xmlns:w14="http://schemas.microsoft.com/office/word/2010/wordml" xmlns:w15="http://schemas.microsoft.com/office/word/2012/wordml" xmlns:w16cex="http://schemas.microsoft.com/office/word/2018/wordml/cex" xmlns:w16cid="http://schemas.microsoft.com/office/word/2016/wordml/cid" xmlns:w16="http://schemas.microsoft.com/office/word/2018/wordml" xmlns:w16du="http://schemas.microsoft.com/office/word/2023/wordml/word16du" xmlns:w16sdtdh="http://schemas.microsoft.com/office/word/2020/wordml/sdtdatahash" xmlns:w16sdtfl="http://schemas.microsoft.com/office/word/2024/wordml/sdtformatlock" xmlns:w16se="http://schemas.microsoft.com/office/word/2015/wordml/symex" xmlns:wpg="http://schemas.microsoft.com/office/word/2010/wordprocessingGroup" xmlns:wpi="http://schemas.microsoft.com/office/word/2010/wordprocessingInk" xmlns:wne="http://schemas.microsoft.com/office/word/2006/wordml" xmlns:wps="http://schemas.microsoft.com/office/word/2010/wordprocessingShape" mc:Ignorable="w14 w15 w16se w16cid w16 w16cex w16sdtdh w16sdtfl w16du wp14">
   <w16cid:commentId w16cid:paraId="54960B64" w16cid:durableId="39347E76"/>
   <w16cid:commentId w16cid:paraId="6BD59855" w16cid:durableId="2C9938D9"/>
 </w16cid:commentsIds>
 </file>
 
 <file path=word/endnotes.xml><?xml version="1.0" encoding="utf-8"?>
-<w:endnotes xmlns:wpc="http://schemas.microsoft.com/office/word/2010/wordprocessingCanvas" xmlns:cx="http://schemas.microsoft.com/office/drawing/2014/chartex" xmlns:cx1="http://schemas.microsoft.com/office/drawing/2015/9/8/chartex" xmlns:cx2="http://schemas.microsoft.com/office/drawing/2015/10/21/chartex" xmlns:cx3="http://schemas.microsoft.com/office/drawing/2016/5/9/chartex" xmlns:cx4="http://schemas.microsoft.com/office/drawing/2016/5/10/chartex" xmlns:cx5="http://schemas.microsoft.com/office/drawing/2016/5/11/chartex" xmlns:cx6="http://schemas.microsoft.com/office/drawing/2016/5/12/chartex" xmlns:cx7="http://schemas.microsoft.com/office/drawing/2016/5/13/chartex" xmlns:cx8="http://schemas.microsoft.com/office/drawing/2016/5/14/chartex" xmlns:mc="http://schemas.openxmlformats.org/markup-compatibility/2006" xmlns:aink="http://schemas.microsoft.com/office/drawing/2016/ink" xmlns:am3d="http://schemas.microsoft.com/office/drawing/2017/model3d" xmlns:o="urn:schemas-microsoft-com:office:office" xmlns:r="http://schemas.openxmlformats.org/officeDocument/2006/relationships" xmlns:m="http://schemas.openxmlformats.org/officeDocument/2006/math" xmlns:v="urn:schemas-microsoft-com:vml" xmlns:wp14="http://schemas.microsoft.com/office/word/2010/wordprocessingDrawing" xmlns:wp="http://schemas.openxmlformats.org/drawingml/2006/wordprocessingDrawing" xmlns:w10="urn:schemas-microsoft-com:office:word" xmlns:w="http://schemas.openxmlformats.org/wordprocessingml/2006/main" xmlns:w14="http://schemas.microsoft.com/office/word/2010/wordml" xmlns:w15="http://schemas.microsoft.com/office/word/2012/wordml" xmlns:w16cex="http://schemas.microsoft.com/office/word/2018/wordml/cex" xmlns:w16cid="http://schemas.microsoft.com/office/word/2016/wordml/cid" xmlns:w16="http://schemas.microsoft.com/office/word/2018/wordml" xmlns:w16sdtdh="http://schemas.microsoft.com/office/word/2020/wordml/sdtdatahash" xmlns:w16se="http://schemas.microsoft.com/office/word/2015/wordml/symex" xmlns:wpg="http://schemas.microsoft.com/office/word/2010/wordprocessingGroup" xmlns:wpi="http://schemas.microsoft.com/office/word/2010/wordprocessingInk" xmlns:wne="http://schemas.microsoft.com/office/word/2006/wordml" xmlns:wps="http://schemas.microsoft.com/office/word/2010/wordprocessingShape" mc:Ignorable="w14 w15 w16se w16cid w16 w16cex w16sdtdh wp14">
+<w:endnotes xmlns:wpc="http://schemas.microsoft.com/office/word/2010/wordprocessingCanvas" xmlns:cx="http://schemas.microsoft.com/office/drawing/2014/chartex" xmlns:cx1="http://schemas.microsoft.com/office/drawing/2015/9/8/chartex" xmlns:cx2="http://schemas.microsoft.com/office/drawing/2015/10/21/chartex" xmlns:cx3="http://schemas.microsoft.com/office/drawing/2016/5/9/chartex" xmlns:cx4="http://schemas.microsoft.com/office/drawing/2016/5/10/chartex" xmlns:cx5="http://schemas.microsoft.com/office/drawing/2016/5/11/chartex" xmlns:cx6="http://schemas.microsoft.com/office/drawing/2016/5/12/chartex" xmlns:cx7="http://schemas.microsoft.com/office/drawing/2016/5/13/chartex" xmlns:cx8="http://schemas.microsoft.com/office/drawing/2016/5/14/chartex" xmlns:mc="http://schemas.openxmlformats.org/markup-compatibility/2006" xmlns:aink="http://schemas.microsoft.com/office/drawing/2016/ink" xmlns:am3d="http://schemas.microsoft.com/office/drawing/2017/model3d" xmlns:o="urn:schemas-microsoft-com:office:office" xmlns:oel="http://schemas.microsoft.com/office/2019/extlst" xmlns:r="http://schemas.openxmlformats.org/officeDocument/2006/relationships" xmlns:m="http://schemas.openxmlformats.org/officeDocument/2006/math" xmlns:v="urn:schemas-microsoft-com:vml" xmlns:wp14="http://schemas.microsoft.com/office/word/2010/wordprocessingDrawing" xmlns:wp="http://schemas.openxmlformats.org/drawingml/2006/wordprocessingDrawing" xmlns:w10="urn:schemas-microsoft-com:office:word" xmlns:w="http://schemas.openxmlformats.org/wordprocessingml/2006/main" xmlns:w14="http://schemas.microsoft.com/office/word/2010/wordml" xmlns:w15="http://schemas.microsoft.com/office/word/2012/wordml" xmlns:w16cex="http://schemas.microsoft.com/office/word/2018/wordml/cex" xmlns:w16cid="http://schemas.microsoft.com/office/word/2016/wordml/cid" xmlns:w16="http://schemas.microsoft.com/office/word/2018/wordml" xmlns:w16du="http://schemas.microsoft.com/office/word/2023/wordml/word16du" xmlns:w16sdtdh="http://schemas.microsoft.com/office/word/2020/wordml/sdtdatahash" xmlns:w16sdtfl="http://schemas.microsoft.com/office/word/2024/wordml/sdtformatlock" xmlns:w16se="http://schemas.microsoft.com/office/word/2015/wordml/symex" xmlns:wpg="http://schemas.microsoft.com/office/word/2010/wordprocessingGroup" xmlns:wpi="http://schemas.microsoft.com/office/word/2010/wordprocessingInk" xmlns:wne="http://schemas.microsoft.com/office/word/2006/wordml" xmlns:wps="http://schemas.microsoft.com/office/word/2010/wordprocessingShape" mc:Ignorable="w14 w15 w16se w16cid w16 w16cex w16sdtdh w16sdtfl w16du wp14">
   <w:endnote w:type="separator" w:id="-1">
     <w:p>
       <w:pPr>
@@ -30680,7 +31338,7 @@
 </file>
 
 <file path=word/footer1.xml><?xml version="1.0" encoding="utf-8"?>
-<w:ftr xmlns:wpc="http://schemas.microsoft.com/office/word/2010/wordprocessingCanvas" xmlns:cx="http://schemas.microsoft.com/office/drawing/2014/chartex" xmlns:cx1="http://schemas.microsoft.com/office/drawing/2015/9/8/chartex" xmlns:cx2="http://schemas.microsoft.com/office/drawing/2015/10/21/chartex" xmlns:cx3="http://schemas.microsoft.com/office/drawing/2016/5/9/chartex" xmlns:cx4="http://schemas.microsoft.com/office/drawing/2016/5/10/chartex" xmlns:cx5="http://schemas.microsoft.com/office/drawing/2016/5/11/chartex" xmlns:cx6="http://schemas.microsoft.com/office/drawing/2016/5/12/chartex" xmlns:cx7="http://schemas.microsoft.com/office/drawing/2016/5/13/chartex" xmlns:cx8="http://schemas.microsoft.com/office/drawing/2016/5/14/chartex" xmlns:mc="http://schemas.openxmlformats.org/markup-compatibility/2006" xmlns:aink="http://schemas.microsoft.com/office/drawing/2016/ink" xmlns:am3d="http://schemas.microsoft.com/office/drawing/2017/model3d" xmlns:o="urn:schemas-microsoft-com:office:office" xmlns:r="http://schemas.openxmlformats.org/officeDocument/2006/relationships" xmlns:m="http://schemas.openxmlformats.org/officeDocument/2006/math" xmlns:v="urn:schemas-microsoft-com:vml" xmlns:wp14="http://schemas.microsoft.com/office/word/2010/wordprocessingDrawing" xmlns:wp="http://schemas.openxmlformats.org/drawingml/2006/wordprocessingDrawing" xmlns:w10="urn:schemas-microsoft-com:office:word" xmlns:w="http://schemas.openxmlformats.org/wordprocessingml/2006/main" xmlns:w14="http://schemas.microsoft.com/office/word/2010/wordml" xmlns:w15="http://schemas.microsoft.com/office/word/2012/wordml" xmlns:w16cex="http://schemas.microsoft.com/office/word/2018/wordml/cex" xmlns:w16cid="http://schemas.microsoft.com/office/word/2016/wordml/cid" xmlns:w16="http://schemas.microsoft.com/office/word/2018/wordml" xmlns:w16sdtdh="http://schemas.microsoft.com/office/word/2020/wordml/sdtdatahash" xmlns:w16se="http://schemas.microsoft.com/office/word/2015/wordml/symex" xmlns:wpg="http://schemas.microsoft.com/office/word/2010/wordprocessingGroup" xmlns:wpi="http://schemas.microsoft.com/office/word/2010/wordprocessingInk" xmlns:wne="http://schemas.microsoft.com/office/word/2006/wordml" xmlns:wps="http://schemas.microsoft.com/office/word/2010/wordprocessingShape" mc:Ignorable="w14 w15 w16se w16cid w16 w16cex w16sdtdh wp14">
+<w:ftr xmlns:wpc="http://schemas.microsoft.com/office/word/2010/wordprocessingCanvas" xmlns:cx="http://schemas.microsoft.com/office/drawing/2014/chartex" xmlns:cx1="http://schemas.microsoft.com/office/drawing/2015/9/8/chartex" xmlns:cx2="http://schemas.microsoft.com/office/drawing/2015/10/21/chartex" xmlns:cx3="http://schemas.microsoft.com/office/drawing/2016/5/9/chartex" xmlns:cx4="http://schemas.microsoft.com/office/drawing/2016/5/10/chartex" xmlns:cx5="http://schemas.microsoft.com/office/drawing/2016/5/11/chartex" xmlns:cx6="http://schemas.microsoft.com/office/drawing/2016/5/12/chartex" xmlns:cx7="http://schemas.microsoft.com/office/drawing/2016/5/13/chartex" xmlns:cx8="http://schemas.microsoft.com/office/drawing/2016/5/14/chartex" xmlns:mc="http://schemas.openxmlformats.org/markup-compatibility/2006" xmlns:aink="http://schemas.microsoft.com/office/drawing/2016/ink" xmlns:am3d="http://schemas.microsoft.com/office/drawing/2017/model3d" xmlns:o="urn:schemas-microsoft-com:office:office" xmlns:oel="http://schemas.microsoft.com/office/2019/extlst" xmlns:r="http://schemas.openxmlformats.org/officeDocument/2006/relationships" xmlns:m="http://schemas.openxmlformats.org/officeDocument/2006/math" xmlns:v="urn:schemas-microsoft-com:vml" xmlns:wp14="http://schemas.microsoft.com/office/word/2010/wordprocessingDrawing" xmlns:wp="http://schemas.openxmlformats.org/drawingml/2006/wordprocessingDrawing" xmlns:w10="urn:schemas-microsoft-com:office:word" xmlns:w="http://schemas.openxmlformats.org/wordprocessingml/2006/main" xmlns:w14="http://schemas.microsoft.com/office/word/2010/wordml" xmlns:w15="http://schemas.microsoft.com/office/word/2012/wordml" xmlns:w16cex="http://schemas.microsoft.com/office/word/2018/wordml/cex" xmlns:w16cid="http://schemas.microsoft.com/office/word/2016/wordml/cid" xmlns:w16="http://schemas.microsoft.com/office/word/2018/wordml" xmlns:w16du="http://schemas.microsoft.com/office/word/2023/wordml/word16du" xmlns:w16sdtdh="http://schemas.microsoft.com/office/word/2020/wordml/sdtdatahash" xmlns:w16sdtfl="http://schemas.microsoft.com/office/word/2024/wordml/sdtformatlock" xmlns:w16se="http://schemas.microsoft.com/office/word/2015/wordml/symex" xmlns:wpg="http://schemas.microsoft.com/office/word/2010/wordprocessingGroup" xmlns:wpi="http://schemas.microsoft.com/office/word/2010/wordprocessingInk" xmlns:wne="http://schemas.microsoft.com/office/word/2006/wordml" xmlns:wps="http://schemas.microsoft.com/office/word/2010/wordprocessingShape" mc:Ignorable="w14 w15 w16se w16cid w16 w16cex w16sdtdh w16sdtfl w16du wp14">
   <w:sdt>
     <w:sdtPr>
       <w:id w:val="2115013670"/>
@@ -30689,11 +31347,10 @@
         <w:docPartUnique/>
       </w:docPartObj>
     </w:sdtPr>
-    <w:sdtEndPr/>
     <w:sdtContent>
       <w:p>
         <w:pPr>
-          <w:pStyle w:val="Piedepgina"/>
+          <w:pStyle w:val="Footer"/>
           <w:jc w:val="right"/>
         </w:pPr>
         <w:r>
@@ -30719,14 +31376,14 @@
   </w:sdt>
   <w:p>
     <w:pPr>
-      <w:pStyle w:val="Piedepgina"/>
+      <w:pStyle w:val="Footer"/>
     </w:pPr>
   </w:p>
 </w:ftr>
 </file>
 
 <file path=word/footer2.xml><?xml version="1.0" encoding="utf-8"?>
-<w:ftr xmlns:wpc="http://schemas.microsoft.com/office/word/2010/wordprocessingCanvas" xmlns:cx="http://schemas.microsoft.com/office/drawing/2014/chartex" xmlns:cx1="http://schemas.microsoft.com/office/drawing/2015/9/8/chartex" xmlns:cx2="http://schemas.microsoft.com/office/drawing/2015/10/21/chartex" xmlns:cx3="http://schemas.microsoft.com/office/drawing/2016/5/9/chartex" xmlns:cx4="http://schemas.microsoft.com/office/drawing/2016/5/10/chartex" xmlns:cx5="http://schemas.microsoft.com/office/drawing/2016/5/11/chartex" xmlns:cx6="http://schemas.microsoft.com/office/drawing/2016/5/12/chartex" xmlns:cx7="http://schemas.microsoft.com/office/drawing/2016/5/13/chartex" xmlns:cx8="http://schemas.microsoft.com/office/drawing/2016/5/14/chartex" xmlns:mc="http://schemas.openxmlformats.org/markup-compatibility/2006" xmlns:aink="http://schemas.microsoft.com/office/drawing/2016/ink" xmlns:am3d="http://schemas.microsoft.com/office/drawing/2017/model3d" xmlns:o="urn:schemas-microsoft-com:office:office" xmlns:r="http://schemas.openxmlformats.org/officeDocument/2006/relationships" xmlns:m="http://schemas.openxmlformats.org/officeDocument/2006/math" xmlns:v="urn:schemas-microsoft-com:vml" xmlns:wp14="http://schemas.microsoft.com/office/word/2010/wordprocessingDrawing" xmlns:wp="http://schemas.openxmlformats.org/drawingml/2006/wordprocessingDrawing" xmlns:w10="urn:schemas-microsoft-com:office:word" xmlns:w="http://schemas.openxmlformats.org/wordprocessingml/2006/main" xmlns:w14="http://schemas.microsoft.com/office/word/2010/wordml" xmlns:w15="http://schemas.microsoft.com/office/word/2012/wordml" xmlns:w16cex="http://schemas.microsoft.com/office/word/2018/wordml/cex" xmlns:w16cid="http://schemas.microsoft.com/office/word/2016/wordml/cid" xmlns:w16="http://schemas.microsoft.com/office/word/2018/wordml" xmlns:w16sdtdh="http://schemas.microsoft.com/office/word/2020/wordml/sdtdatahash" xmlns:w16se="http://schemas.microsoft.com/office/word/2015/wordml/symex" xmlns:wpg="http://schemas.microsoft.com/office/word/2010/wordprocessingGroup" xmlns:wpi="http://schemas.microsoft.com/office/word/2010/wordprocessingInk" xmlns:wne="http://schemas.microsoft.com/office/word/2006/wordml" xmlns:wps="http://schemas.microsoft.com/office/word/2010/wordprocessingShape" mc:Ignorable="w14 w15 w16se w16cid w16 w16cex w16sdtdh wp14">
+<w:ftr xmlns:wpc="http://schemas.microsoft.com/office/word/2010/wordprocessingCanvas" xmlns:cx="http://schemas.microsoft.com/office/drawing/2014/chartex" xmlns:cx1="http://schemas.microsoft.com/office/drawing/2015/9/8/chartex" xmlns:cx2="http://schemas.microsoft.com/office/drawing/2015/10/21/chartex" xmlns:cx3="http://schemas.microsoft.com/office/drawing/2016/5/9/chartex" xmlns:cx4="http://schemas.microsoft.com/office/drawing/2016/5/10/chartex" xmlns:cx5="http://schemas.microsoft.com/office/drawing/2016/5/11/chartex" xmlns:cx6="http://schemas.microsoft.com/office/drawing/2016/5/12/chartex" xmlns:cx7="http://schemas.microsoft.com/office/drawing/2016/5/13/chartex" xmlns:cx8="http://schemas.microsoft.com/office/drawing/2016/5/14/chartex" xmlns:mc="http://schemas.openxmlformats.org/markup-compatibility/2006" xmlns:aink="http://schemas.microsoft.com/office/drawing/2016/ink" xmlns:am3d="http://schemas.microsoft.com/office/drawing/2017/model3d" xmlns:o="urn:schemas-microsoft-com:office:office" xmlns:oel="http://schemas.microsoft.com/office/2019/extlst" xmlns:r="http://schemas.openxmlformats.org/officeDocument/2006/relationships" xmlns:m="http://schemas.openxmlformats.org/officeDocument/2006/math" xmlns:v="urn:schemas-microsoft-com:vml" xmlns:wp14="http://schemas.microsoft.com/office/word/2010/wordprocessingDrawing" xmlns:wp="http://schemas.openxmlformats.org/drawingml/2006/wordprocessingDrawing" xmlns:w10="urn:schemas-microsoft-com:office:word" xmlns:w="http://schemas.openxmlformats.org/wordprocessingml/2006/main" xmlns:w14="http://schemas.microsoft.com/office/word/2010/wordml" xmlns:w15="http://schemas.microsoft.com/office/word/2012/wordml" xmlns:w16cex="http://schemas.microsoft.com/office/word/2018/wordml/cex" xmlns:w16cid="http://schemas.microsoft.com/office/word/2016/wordml/cid" xmlns:w16="http://schemas.microsoft.com/office/word/2018/wordml" xmlns:w16du="http://schemas.microsoft.com/office/word/2023/wordml/word16du" xmlns:w16sdtdh="http://schemas.microsoft.com/office/word/2020/wordml/sdtdatahash" xmlns:w16sdtfl="http://schemas.microsoft.com/office/word/2024/wordml/sdtformatlock" xmlns:w16se="http://schemas.microsoft.com/office/word/2015/wordml/symex" xmlns:wpg="http://schemas.microsoft.com/office/word/2010/wordprocessingGroup" xmlns:wpi="http://schemas.microsoft.com/office/word/2010/wordprocessingInk" xmlns:wne="http://schemas.microsoft.com/office/word/2006/wordml" xmlns:wps="http://schemas.microsoft.com/office/word/2010/wordprocessingShape" mc:Ignorable="w14 w15 w16se w16cid w16 w16cex w16sdtdh w16sdtfl w16du wp14">
   <w:sdt>
     <w:sdtPr>
       <w:id w:val="55985514"/>
@@ -30735,11 +31392,10 @@
         <w:docPartUnique/>
       </w:docPartObj>
     </w:sdtPr>
-    <w:sdtEndPr/>
     <w:sdtContent>
       <w:p>
         <w:pPr>
-          <w:pStyle w:val="Piedepgina"/>
+          <w:pStyle w:val="Footer"/>
           <w:jc w:val="right"/>
         </w:pPr>
         <w:r>
@@ -30765,7 +31421,7 @@
   </w:sdt>
   <w:p>
     <w:pPr>
-      <w:pStyle w:val="Piedepgina"/>
+      <w:pStyle w:val="Footer"/>
     </w:pPr>
   </w:p>
   <w:p/>
@@ -30773,7 +31429,7 @@
 </file>
 
 <file path=word/footnotes.xml><?xml version="1.0" encoding="utf-8"?>
-<w:footnotes xmlns:wpc="http://schemas.microsoft.com/office/word/2010/wordprocessingCanvas" xmlns:cx="http://schemas.microsoft.com/office/drawing/2014/chartex" xmlns:cx1="http://schemas.microsoft.com/office/drawing/2015/9/8/chartex" xmlns:cx2="http://schemas.microsoft.com/office/drawing/2015/10/21/chartex" xmlns:cx3="http://schemas.microsoft.com/office/drawing/2016/5/9/chartex" xmlns:cx4="http://schemas.microsoft.com/office/drawing/2016/5/10/chartex" xmlns:cx5="http://schemas.microsoft.com/office/drawing/2016/5/11/chartex" xmlns:cx6="http://schemas.microsoft.com/office/drawing/2016/5/12/chartex" xmlns:cx7="http://schemas.microsoft.com/office/drawing/2016/5/13/chartex" xmlns:cx8="http://schemas.microsoft.com/office/drawing/2016/5/14/chartex" xmlns:mc="http://schemas.openxmlformats.org/markup-compatibility/2006" xmlns:aink="http://schemas.microsoft.com/office/drawing/2016/ink" xmlns:am3d="http://schemas.microsoft.com/office/drawing/2017/model3d" xmlns:o="urn:schemas-microsoft-com:office:office" xmlns:r="http://schemas.openxmlformats.org/officeDocument/2006/relationships" xmlns:m="http://schemas.openxmlformats.org/officeDocument/2006/math" xmlns:v="urn:schemas-microsoft-com:vml" xmlns:wp14="http://schemas.microsoft.com/office/word/2010/wordprocessingDrawing" xmlns:wp="http://schemas.openxmlformats.org/drawingml/2006/wordprocessingDrawing" xmlns:w10="urn:schemas-microsoft-com:office:word" xmlns:w="http://schemas.openxmlformats.org/wordprocessingml/2006/main" xmlns:w14="http://schemas.microsoft.com/office/word/2010/wordml" xmlns:w15="http://schemas.microsoft.com/office/word/2012/wordml" xmlns:w16cex="http://schemas.microsoft.com/office/word/2018/wordml/cex" xmlns:w16cid="http://schemas.microsoft.com/office/word/2016/wordml/cid" xmlns:w16="http://schemas.microsoft.com/office/word/2018/wordml" xmlns:w16sdtdh="http://schemas.microsoft.com/office/word/2020/wordml/sdtdatahash" xmlns:w16se="http://schemas.microsoft.com/office/word/2015/wordml/symex" xmlns:wpg="http://schemas.microsoft.com/office/word/2010/wordprocessingGroup" xmlns:wpi="http://schemas.microsoft.com/office/word/2010/wordprocessingInk" xmlns:wne="http://schemas.microsoft.com/office/word/2006/wordml" xmlns:wps="http://schemas.microsoft.com/office/word/2010/wordprocessingShape" mc:Ignorable="w14 w15 w16se w16cid w16 w16cex w16sdtdh wp14">
+<w:footnotes xmlns:wpc="http://schemas.microsoft.com/office/word/2010/wordprocessingCanvas" xmlns:cx="http://schemas.microsoft.com/office/drawing/2014/chartex" xmlns:cx1="http://schemas.microsoft.com/office/drawing/2015/9/8/chartex" xmlns:cx2="http://schemas.microsoft.com/office/drawing/2015/10/21/chartex" xmlns:cx3="http://schemas.microsoft.com/office/drawing/2016/5/9/chartex" xmlns:cx4="http://schemas.microsoft.com/office/drawing/2016/5/10/chartex" xmlns:cx5="http://schemas.microsoft.com/office/drawing/2016/5/11/chartex" xmlns:cx6="http://schemas.microsoft.com/office/drawing/2016/5/12/chartex" xmlns:cx7="http://schemas.microsoft.com/office/drawing/2016/5/13/chartex" xmlns:cx8="http://schemas.microsoft.com/office/drawing/2016/5/14/chartex" xmlns:mc="http://schemas.openxmlformats.org/markup-compatibility/2006" xmlns:aink="http://schemas.microsoft.com/office/drawing/2016/ink" xmlns:am3d="http://schemas.microsoft.com/office/drawing/2017/model3d" xmlns:o="urn:schemas-microsoft-com:office:office" xmlns:oel="http://schemas.microsoft.com/office/2019/extlst" xmlns:r="http://schemas.openxmlformats.org/officeDocument/2006/relationships" xmlns:m="http://schemas.openxmlformats.org/officeDocument/2006/math" xmlns:v="urn:schemas-microsoft-com:vml" xmlns:wp14="http://schemas.microsoft.com/office/word/2010/wordprocessingDrawing" xmlns:wp="http://schemas.openxmlformats.org/drawingml/2006/wordprocessingDrawing" xmlns:w10="urn:schemas-microsoft-com:office:word" xmlns:w="http://schemas.openxmlformats.org/wordprocessingml/2006/main" xmlns:w14="http://schemas.microsoft.com/office/word/2010/wordml" xmlns:w15="http://schemas.microsoft.com/office/word/2012/wordml" xmlns:w16cex="http://schemas.microsoft.com/office/word/2018/wordml/cex" xmlns:w16cid="http://schemas.microsoft.com/office/word/2016/wordml/cid" xmlns:w16="http://schemas.microsoft.com/office/word/2018/wordml" xmlns:w16du="http://schemas.microsoft.com/office/word/2023/wordml/word16du" xmlns:w16sdtdh="http://schemas.microsoft.com/office/word/2020/wordml/sdtdatahash" xmlns:w16sdtfl="http://schemas.microsoft.com/office/word/2024/wordml/sdtformatlock" xmlns:w16se="http://schemas.microsoft.com/office/word/2015/wordml/symex" xmlns:wpg="http://schemas.microsoft.com/office/word/2010/wordprocessingGroup" xmlns:wpi="http://schemas.microsoft.com/office/word/2010/wordprocessingInk" xmlns:wne="http://schemas.microsoft.com/office/word/2006/wordml" xmlns:wps="http://schemas.microsoft.com/office/word/2010/wordprocessingShape" mc:Ignorable="w14 w15 w16se w16cid w16 w16cex w16sdtdh w16sdtfl w16du wp14">
   <w:footnote w:type="separator" w:id="-1">
     <w:p>
       <w:pPr>
@@ -30805,7 +31461,7 @@
 </file>
 
 <file path=word/header1.xml><?xml version="1.0" encoding="utf-8"?>
-<w:hdr xmlns:wpc="http://schemas.microsoft.com/office/word/2010/wordprocessingCanvas" xmlns:cx="http://schemas.microsoft.com/office/drawing/2014/chartex" xmlns:cx1="http://schemas.microsoft.com/office/drawing/2015/9/8/chartex" xmlns:cx2="http://schemas.microsoft.com/office/drawing/2015/10/21/chartex" xmlns:cx3="http://schemas.microsoft.com/office/drawing/2016/5/9/chartex" xmlns:cx4="http://schemas.microsoft.com/office/drawing/2016/5/10/chartex" xmlns:cx5="http://schemas.microsoft.com/office/drawing/2016/5/11/chartex" xmlns:cx6="http://schemas.microsoft.com/office/drawing/2016/5/12/chartex" xmlns:cx7="http://schemas.microsoft.com/office/drawing/2016/5/13/chartex" xmlns:cx8="http://schemas.microsoft.com/office/drawing/2016/5/14/chartex" xmlns:mc="http://schemas.openxmlformats.org/markup-compatibility/2006" xmlns:aink="http://schemas.microsoft.com/office/drawing/2016/ink" xmlns:am3d="http://schemas.microsoft.com/office/drawing/2017/model3d" xmlns:o="urn:schemas-microsoft-com:office:office" xmlns:r="http://schemas.openxmlformats.org/officeDocument/2006/relationships" xmlns:m="http://schemas.openxmlformats.org/officeDocument/2006/math" xmlns:v="urn:schemas-microsoft-com:vml" xmlns:wp14="http://schemas.microsoft.com/office/word/2010/wordprocessingDrawing" xmlns:wp="http://schemas.openxmlformats.org/drawingml/2006/wordprocessingDrawing" xmlns:w10="urn:schemas-microsoft-com:office:word" xmlns:w="http://schemas.openxmlformats.org/wordprocessingml/2006/main" xmlns:w14="http://schemas.microsoft.com/office/word/2010/wordml" xmlns:w15="http://schemas.microsoft.com/office/word/2012/wordml" xmlns:w16cex="http://schemas.microsoft.com/office/word/2018/wordml/cex" xmlns:w16cid="http://schemas.microsoft.com/office/word/2016/wordml/cid" xmlns:w16="http://schemas.microsoft.com/office/word/2018/wordml" xmlns:w16sdtdh="http://schemas.microsoft.com/office/word/2020/wordml/sdtdatahash" xmlns:w16se="http://schemas.microsoft.com/office/word/2015/wordml/symex" xmlns:wpg="http://schemas.microsoft.com/office/word/2010/wordprocessingGroup" xmlns:wpi="http://schemas.microsoft.com/office/word/2010/wordprocessingInk" xmlns:wne="http://schemas.microsoft.com/office/word/2006/wordml" xmlns:wps="http://schemas.microsoft.com/office/word/2010/wordprocessingShape" mc:Ignorable="w14 w15 w16se w16cid w16 w16cex w16sdtdh wp14">
+<w:hdr xmlns:wpc="http://schemas.microsoft.com/office/word/2010/wordprocessingCanvas" xmlns:cx="http://schemas.microsoft.com/office/drawing/2014/chartex" xmlns:cx1="http://schemas.microsoft.com/office/drawing/2015/9/8/chartex" xmlns:cx2="http://schemas.microsoft.com/office/drawing/2015/10/21/chartex" xmlns:cx3="http://schemas.microsoft.com/office/drawing/2016/5/9/chartex" xmlns:cx4="http://schemas.microsoft.com/office/drawing/2016/5/10/chartex" xmlns:cx5="http://schemas.microsoft.com/office/drawing/2016/5/11/chartex" xmlns:cx6="http://schemas.microsoft.com/office/drawing/2016/5/12/chartex" xmlns:cx7="http://schemas.microsoft.com/office/drawing/2016/5/13/chartex" xmlns:cx8="http://schemas.microsoft.com/office/drawing/2016/5/14/chartex" xmlns:mc="http://schemas.openxmlformats.org/markup-compatibility/2006" xmlns:aink="http://schemas.microsoft.com/office/drawing/2016/ink" xmlns:am3d="http://schemas.microsoft.com/office/drawing/2017/model3d" xmlns:o="urn:schemas-microsoft-com:office:office" xmlns:oel="http://schemas.microsoft.com/office/2019/extlst" xmlns:r="http://schemas.openxmlformats.org/officeDocument/2006/relationships" xmlns:m="http://schemas.openxmlformats.org/officeDocument/2006/math" xmlns:v="urn:schemas-microsoft-com:vml" xmlns:wp14="http://schemas.microsoft.com/office/word/2010/wordprocessingDrawing" xmlns:wp="http://schemas.openxmlformats.org/drawingml/2006/wordprocessingDrawing" xmlns:w10="urn:schemas-microsoft-com:office:word" xmlns:w="http://schemas.openxmlformats.org/wordprocessingml/2006/main" xmlns:w14="http://schemas.microsoft.com/office/word/2010/wordml" xmlns:w15="http://schemas.microsoft.com/office/word/2012/wordml" xmlns:w16cex="http://schemas.microsoft.com/office/word/2018/wordml/cex" xmlns:w16cid="http://schemas.microsoft.com/office/word/2016/wordml/cid" xmlns:w16="http://schemas.microsoft.com/office/word/2018/wordml" xmlns:w16du="http://schemas.microsoft.com/office/word/2023/wordml/word16du" xmlns:w16sdtdh="http://schemas.microsoft.com/office/word/2020/wordml/sdtdatahash" xmlns:w16sdtfl="http://schemas.microsoft.com/office/word/2024/wordml/sdtformatlock" xmlns:w16se="http://schemas.microsoft.com/office/word/2015/wordml/symex" xmlns:wpg="http://schemas.microsoft.com/office/word/2010/wordprocessingGroup" xmlns:wpi="http://schemas.microsoft.com/office/word/2010/wordprocessingInk" xmlns:wne="http://schemas.microsoft.com/office/word/2006/wordml" xmlns:wps="http://schemas.microsoft.com/office/word/2010/wordprocessingShape" mc:Ignorable="w14 w15 w16se w16cid w16 w16cex w16sdtdh w16sdtfl w16du wp14">
   <w:tbl>
     <w:tblPr>
       <w:tblW w:w="0" w:type="auto"/>
@@ -30827,7 +31483,7 @@
         </w:tcPr>
         <w:p>
           <w:pPr>
-            <w:pStyle w:val="Encabezado"/>
+            <w:pStyle w:val="Header"/>
             <w:ind w:left="-115"/>
           </w:pPr>
         </w:p>
@@ -30838,7 +31494,7 @@
         </w:tcPr>
         <w:p>
           <w:pPr>
-            <w:pStyle w:val="Encabezado"/>
+            <w:pStyle w:val="Header"/>
             <w:jc w:val="center"/>
           </w:pPr>
         </w:p>
@@ -30849,7 +31505,7 @@
         </w:tcPr>
         <w:p>
           <w:pPr>
-            <w:pStyle w:val="Encabezado"/>
+            <w:pStyle w:val="Header"/>
             <w:ind w:right="-115"/>
             <w:jc w:val="right"/>
           </w:pPr>
@@ -30859,7 +31515,7 @@
   </w:tbl>
   <w:p>
     <w:pPr>
-      <w:pStyle w:val="Encabezado"/>
+      <w:pStyle w:val="Header"/>
     </w:pPr>
   </w:p>
 </w:hdr>
@@ -30974,7 +31630,7 @@
 </file>
 
 <file path=word/numbering.xml><?xml version="1.0" encoding="utf-8"?>
-<w:numbering xmlns:wpc="http://schemas.microsoft.com/office/word/2010/wordprocessingCanvas" xmlns:cx="http://schemas.microsoft.com/office/drawing/2014/chartex" xmlns:cx1="http://schemas.microsoft.com/office/drawing/2015/9/8/chartex" xmlns:cx2="http://schemas.microsoft.com/office/drawing/2015/10/21/chartex" xmlns:cx3="http://schemas.microsoft.com/office/drawing/2016/5/9/chartex" xmlns:cx4="http://schemas.microsoft.com/office/drawing/2016/5/10/chartex" xmlns:cx5="http://schemas.microsoft.com/office/drawing/2016/5/11/chartex" xmlns:cx6="http://schemas.microsoft.com/office/drawing/2016/5/12/chartex" xmlns:cx7="http://schemas.microsoft.com/office/drawing/2016/5/13/chartex" xmlns:cx8="http://schemas.microsoft.com/office/drawing/2016/5/14/chartex" xmlns:mc="http://schemas.openxmlformats.org/markup-compatibility/2006" xmlns:aink="http://schemas.microsoft.com/office/drawing/2016/ink" xmlns:am3d="http://schemas.microsoft.com/office/drawing/2017/model3d" xmlns:o="urn:schemas-microsoft-com:office:office" xmlns:r="http://schemas.openxmlformats.org/officeDocument/2006/relationships" xmlns:m="http://schemas.openxmlformats.org/officeDocument/2006/math" xmlns:v="urn:schemas-microsoft-com:vml" xmlns:wp14="http://schemas.microsoft.com/office/word/2010/wordprocessingDrawing" xmlns:wp="http://schemas.openxmlformats.org/drawingml/2006/wordprocessingDrawing" xmlns:w10="urn:schemas-microsoft-com:office:word" xmlns:w="http://schemas.openxmlformats.org/wordprocessingml/2006/main" xmlns:w14="http://schemas.microsoft.com/office/word/2010/wordml" xmlns:w15="http://schemas.microsoft.com/office/word/2012/wordml" xmlns:w16cex="http://schemas.microsoft.com/office/word/2018/wordml/cex" xmlns:w16cid="http://schemas.microsoft.com/office/word/2016/wordml/cid" xmlns:w16="http://schemas.microsoft.com/office/word/2018/wordml" xmlns:w16sdtdh="http://schemas.microsoft.com/office/word/2020/wordml/sdtdatahash" xmlns:w16se="http://schemas.microsoft.com/office/word/2015/wordml/symex" xmlns:wpg="http://schemas.microsoft.com/office/word/2010/wordprocessingGroup" xmlns:wpi="http://schemas.microsoft.com/office/word/2010/wordprocessingInk" xmlns:wne="http://schemas.microsoft.com/office/word/2006/wordml" xmlns:wps="http://schemas.microsoft.com/office/word/2010/wordprocessingShape" mc:Ignorable="w14 w15 w16se w16cid w16 w16cex w16sdtdh wp14">
+<w:numbering xmlns:wpc="http://schemas.microsoft.com/office/word/2010/wordprocessingCanvas" xmlns:cx="http://schemas.microsoft.com/office/drawing/2014/chartex" xmlns:cx1="http://schemas.microsoft.com/office/drawing/2015/9/8/chartex" xmlns:cx2="http://schemas.microsoft.com/office/drawing/2015/10/21/chartex" xmlns:cx3="http://schemas.microsoft.com/office/drawing/2016/5/9/chartex" xmlns:cx4="http://schemas.microsoft.com/office/drawing/2016/5/10/chartex" xmlns:cx5="http://schemas.microsoft.com/office/drawing/2016/5/11/chartex" xmlns:cx6="http://schemas.microsoft.com/office/drawing/2016/5/12/chartex" xmlns:cx7="http://schemas.microsoft.com/office/drawing/2016/5/13/chartex" xmlns:cx8="http://schemas.microsoft.com/office/drawing/2016/5/14/chartex" xmlns:mc="http://schemas.openxmlformats.org/markup-compatibility/2006" xmlns:aink="http://schemas.microsoft.com/office/drawing/2016/ink" xmlns:am3d="http://schemas.microsoft.com/office/drawing/2017/model3d" xmlns:o="urn:schemas-microsoft-com:office:office" xmlns:oel="http://schemas.microsoft.com/office/2019/extlst" xmlns:r="http://schemas.openxmlformats.org/officeDocument/2006/relationships" xmlns:m="http://schemas.openxmlformats.org/officeDocument/2006/math" xmlns:v="urn:schemas-microsoft-com:vml" xmlns:wp14="http://schemas.microsoft.com/office/word/2010/wordprocessingDrawing" xmlns:wp="http://schemas.openxmlformats.org/drawingml/2006/wordprocessingDrawing" xmlns:w10="urn:schemas-microsoft-com:office:word" xmlns:w="http://schemas.openxmlformats.org/wordprocessingml/2006/main" xmlns:w14="http://schemas.microsoft.com/office/word/2010/wordml" xmlns:w15="http://schemas.microsoft.com/office/word/2012/wordml" xmlns:w16cex="http://schemas.microsoft.com/office/word/2018/wordml/cex" xmlns:w16cid="http://schemas.microsoft.com/office/word/2016/wordml/cid" xmlns:w16="http://schemas.microsoft.com/office/word/2018/wordml" xmlns:w16du="http://schemas.microsoft.com/office/word/2023/wordml/word16du" xmlns:w16sdtdh="http://schemas.microsoft.com/office/word/2020/wordml/sdtdatahash" xmlns:w16sdtfl="http://schemas.microsoft.com/office/word/2024/wordml/sdtformatlock" xmlns:w16se="http://schemas.microsoft.com/office/word/2015/wordml/symex" xmlns:wpg="http://schemas.microsoft.com/office/word/2010/wordprocessingGroup" xmlns:wpi="http://schemas.microsoft.com/office/word/2010/wordprocessingInk" xmlns:wne="http://schemas.microsoft.com/office/word/2006/wordml" xmlns:wps="http://schemas.microsoft.com/office/word/2010/wordprocessingShape" mc:Ignorable="w14 w15 w16se w16cid w16 w16cex w16sdtdh w16sdtfl w16du wp14">
   <w:abstractNum w:abstractNumId="0" w15:restartNumberingAfterBreak="0">
     <w:nsid w:val="2B230C2E"/>
     <w:multiLevelType w:val="hybridMultilevel"/>
@@ -31203,6 +31859,119 @@
     </w:lvl>
   </w:abstractNum>
   <w:abstractNum w:abstractNumId="2" w15:restartNumberingAfterBreak="0">
+    <w:nsid w:val="35AF28E9"/>
+    <w:multiLevelType w:val="multilevel"/>
+    <w:tmpl w:val="587CFCA6"/>
+    <w:lvl w:ilvl="0">
+      <w:start w:val="1"/>
+      <w:numFmt w:val="decimal"/>
+      <w:lvlText w:val="%1."/>
+      <w:lvlJc w:val="left"/>
+      <w:pPr>
+        <w:tabs>
+          <w:tab w:val="num" w:pos="720"/>
+        </w:tabs>
+        <w:ind w:left="720" w:hanging="360"/>
+      </w:pPr>
+    </w:lvl>
+    <w:lvl w:ilvl="1" w:tentative="1">
+      <w:start w:val="1"/>
+      <w:numFmt w:val="decimal"/>
+      <w:lvlText w:val="%2."/>
+      <w:lvlJc w:val="left"/>
+      <w:pPr>
+        <w:tabs>
+          <w:tab w:val="num" w:pos="1440"/>
+        </w:tabs>
+        <w:ind w:left="1440" w:hanging="360"/>
+      </w:pPr>
+    </w:lvl>
+    <w:lvl w:ilvl="2" w:tentative="1">
+      <w:start w:val="1"/>
+      <w:numFmt w:val="decimal"/>
+      <w:lvlText w:val="%3."/>
+      <w:lvlJc w:val="left"/>
+      <w:pPr>
+        <w:tabs>
+          <w:tab w:val="num" w:pos="2160"/>
+        </w:tabs>
+        <w:ind w:left="2160" w:hanging="360"/>
+      </w:pPr>
+    </w:lvl>
+    <w:lvl w:ilvl="3" w:tentative="1">
+      <w:start w:val="1"/>
+      <w:numFmt w:val="decimal"/>
+      <w:lvlText w:val="%4."/>
+      <w:lvlJc w:val="left"/>
+      <w:pPr>
+        <w:tabs>
+          <w:tab w:val="num" w:pos="2880"/>
+        </w:tabs>
+        <w:ind w:left="2880" w:hanging="360"/>
+      </w:pPr>
+    </w:lvl>
+    <w:lvl w:ilvl="4" w:tentative="1">
+      <w:start w:val="1"/>
+      <w:numFmt w:val="decimal"/>
+      <w:lvlText w:val="%5."/>
+      <w:lvlJc w:val="left"/>
+      <w:pPr>
+        <w:tabs>
+          <w:tab w:val="num" w:pos="3600"/>
+        </w:tabs>
+        <w:ind w:left="3600" w:hanging="360"/>
+      </w:pPr>
+    </w:lvl>
+    <w:lvl w:ilvl="5" w:tentative="1">
+      <w:start w:val="1"/>
+      <w:numFmt w:val="decimal"/>
+      <w:lvlText w:val="%6."/>
+      <w:lvlJc w:val="left"/>
+      <w:pPr>
+        <w:tabs>
+          <w:tab w:val="num" w:pos="4320"/>
+        </w:tabs>
+        <w:ind w:left="4320" w:hanging="360"/>
+      </w:pPr>
+    </w:lvl>
+    <w:lvl w:ilvl="6" w:tentative="1">
+      <w:start w:val="1"/>
+      <w:numFmt w:val="decimal"/>
+      <w:lvlText w:val="%7."/>
+      <w:lvlJc w:val="left"/>
+      <w:pPr>
+        <w:tabs>
+          <w:tab w:val="num" w:pos="5040"/>
+        </w:tabs>
+        <w:ind w:left="5040" w:hanging="360"/>
+      </w:pPr>
+    </w:lvl>
+    <w:lvl w:ilvl="7" w:tentative="1">
+      <w:start w:val="1"/>
+      <w:numFmt w:val="decimal"/>
+      <w:lvlText w:val="%8."/>
+      <w:lvlJc w:val="left"/>
+      <w:pPr>
+        <w:tabs>
+          <w:tab w:val="num" w:pos="5760"/>
+        </w:tabs>
+        <w:ind w:left="5760" w:hanging="360"/>
+      </w:pPr>
+    </w:lvl>
+    <w:lvl w:ilvl="8" w:tentative="1">
+      <w:start w:val="1"/>
+      <w:numFmt w:val="decimal"/>
+      <w:lvlText w:val="%9."/>
+      <w:lvlJc w:val="left"/>
+      <w:pPr>
+        <w:tabs>
+          <w:tab w:val="num" w:pos="6480"/>
+        </w:tabs>
+        <w:ind w:left="6480" w:hanging="360"/>
+      </w:pPr>
+    </w:lvl>
+  </w:abstractNum>
+  <w:abstractNum w:abstractNumId="3" w15:restartNumberingAfterBreak="0">
     <w:nsid w:val="37DA7515"/>
     <w:multiLevelType w:val="hybridMultilevel"/>
     <w:tmpl w:val="3B4A0CC6"/>
@@ -31314,7 +32083,7 @@
       </w:rPr>
     </w:lvl>
   </w:abstractNum>
-  <w:abstractNum w:abstractNumId="3" w15:restartNumberingAfterBreak="0">
+  <w:abstractNum w:abstractNumId="4" w15:restartNumberingAfterBreak="0">
     <w:nsid w:val="4F0E005A"/>
     <w:multiLevelType w:val="multilevel"/>
     <w:tmpl w:val="485A3AFC"/>
@@ -31463,7 +32232,7 @@
       </w:rPr>
     </w:lvl>
   </w:abstractNum>
-  <w:abstractNum w:abstractNumId="4" w15:restartNumberingAfterBreak="0">
+  <w:abstractNum w:abstractNumId="5" w15:restartNumberingAfterBreak="0">
     <w:nsid w:val="50686D13"/>
     <w:multiLevelType w:val="hybridMultilevel"/>
     <w:tmpl w:val="9BC08016"/>
@@ -31576,7 +32345,7 @@
       </w:rPr>
     </w:lvl>
   </w:abstractNum>
-  <w:abstractNum w:abstractNumId="5" w15:restartNumberingAfterBreak="0">
+  <w:abstractNum w:abstractNumId="6" w15:restartNumberingAfterBreak="0">
     <w:nsid w:val="5A1B16CE"/>
     <w:multiLevelType w:val="hybridMultilevel"/>
     <w:tmpl w:val="06A40BFC"/>
@@ -31689,7 +32458,7 @@
       </w:rPr>
     </w:lvl>
   </w:abstractNum>
-  <w:abstractNum w:abstractNumId="6" w15:restartNumberingAfterBreak="0">
+  <w:abstractNum w:abstractNumId="7" w15:restartNumberingAfterBreak="0">
     <w:nsid w:val="618205A8"/>
     <w:multiLevelType w:val="hybridMultilevel"/>
     <w:tmpl w:val="129AFD94"/>
@@ -31802,7 +32571,7 @@
       </w:rPr>
     </w:lvl>
   </w:abstractNum>
-  <w:abstractNum w:abstractNumId="7" w15:restartNumberingAfterBreak="0">
+  <w:abstractNum w:abstractNumId="8" w15:restartNumberingAfterBreak="0">
     <w:nsid w:val="691B0356"/>
     <w:multiLevelType w:val="hybridMultilevel"/>
     <w:tmpl w:val="07E086D4"/>
@@ -31914,7 +32683,7 @@
       </w:rPr>
     </w:lvl>
   </w:abstractNum>
-  <w:abstractNum w:abstractNumId="8" w15:restartNumberingAfterBreak="0">
+  <w:abstractNum w:abstractNumId="9" w15:restartNumberingAfterBreak="0">
     <w:nsid w:val="69577A91"/>
     <w:multiLevelType w:val="hybridMultilevel"/>
     <w:tmpl w:val="AD783F4A"/>
@@ -32027,7 +32796,7 @@
       </w:rPr>
     </w:lvl>
   </w:abstractNum>
-  <w:abstractNum w:abstractNumId="9" w15:restartNumberingAfterBreak="0">
+  <w:abstractNum w:abstractNumId="10" w15:restartNumberingAfterBreak="0">
     <w:nsid w:val="6A8E1311"/>
     <w:multiLevelType w:val="hybridMultilevel"/>
     <w:tmpl w:val="F3301404"/>
@@ -32140,7 +32909,7 @@
       </w:rPr>
     </w:lvl>
   </w:abstractNum>
-  <w:abstractNum w:abstractNumId="10" w15:restartNumberingAfterBreak="0">
+  <w:abstractNum w:abstractNumId="11" w15:restartNumberingAfterBreak="0">
     <w:nsid w:val="7D667DBB"/>
     <w:multiLevelType w:val="hybridMultilevel"/>
     <w:tmpl w:val="7E202A56"/>
@@ -32253,44 +33022,47 @@
       </w:rPr>
     </w:lvl>
   </w:abstractNum>
-  <w:num w:numId="1">
+  <w:num w:numId="1" w16cid:durableId="1344016770">
+    <w:abstractNumId w:val="11"/>
+  </w:num>
+  <w:num w:numId="2" w16cid:durableId="344946193">
+    <w:abstractNumId w:val="1"/>
+  </w:num>
+  <w:num w:numId="3" w16cid:durableId="1370497055">
+    <w:abstractNumId w:val="5"/>
+  </w:num>
+  <w:num w:numId="4" w16cid:durableId="699018038">
+    <w:abstractNumId w:val="0"/>
+  </w:num>
+  <w:num w:numId="5" w16cid:durableId="172228924">
+    <w:abstractNumId w:val="4"/>
+  </w:num>
+  <w:num w:numId="6" w16cid:durableId="2127461201">
+    <w:abstractNumId w:val="6"/>
+  </w:num>
+  <w:num w:numId="7" w16cid:durableId="590164715">
+    <w:abstractNumId w:val="8"/>
+  </w:num>
+  <w:num w:numId="8" w16cid:durableId="84965452">
+    <w:abstractNumId w:val="7"/>
+  </w:num>
+  <w:num w:numId="9" w16cid:durableId="1443915112">
+    <w:abstractNumId w:val="3"/>
+  </w:num>
+  <w:num w:numId="10" w16cid:durableId="2094204412">
     <w:abstractNumId w:val="10"/>
   </w:num>
-  <w:num w:numId="2">
-    <w:abstractNumId w:val="1"/>
-  </w:num>
-  <w:num w:numId="3">
-    <w:abstractNumId w:val="4"/>
-  </w:num>
-  <w:num w:numId="4">
-    <w:abstractNumId w:val="0"/>
-  </w:num>
-  <w:num w:numId="5">
-    <w:abstractNumId w:val="3"/>
-  </w:num>
-  <w:num w:numId="6">
-    <w:abstractNumId w:val="5"/>
-  </w:num>
-  <w:num w:numId="7">
-    <w:abstractNumId w:val="7"/>
-  </w:num>
-  <w:num w:numId="8">
-    <w:abstractNumId w:val="6"/>
-  </w:num>
-  <w:num w:numId="9">
-    <w:abstractNumId w:val="2"/>
-  </w:num>
-  <w:num w:numId="10">
+  <w:num w:numId="11" w16cid:durableId="1007368840">
     <w:abstractNumId w:val="9"/>
   </w:num>
-  <w:num w:numId="11">
-    <w:abstractNumId w:val="8"/>
+  <w:num w:numId="12" w16cid:durableId="122889144">
+    <w:abstractNumId w:val="2"/>
   </w:num>
 </w:numbering>
 </file>
 
 <file path=word/people.xml><?xml version="1.0" encoding="utf-8"?>
-<w15:people xmlns:wpc="http://schemas.microsoft.com/office/word/2010/wordprocessingCanvas" xmlns:cx="http://schemas.microsoft.com/office/drawing/2014/chartex" xmlns:cx1="http://schemas.microsoft.com/office/drawing/2015/9/8/chartex" xmlns:cx2="http://schemas.microsoft.com/office/drawing/2015/10/21/chartex" xmlns:cx3="http://schemas.microsoft.com/office/drawing/2016/5/9/chartex" xmlns:cx4="http://schemas.microsoft.com/office/drawing/2016/5/10/chartex" xmlns:cx5="http://schemas.microsoft.com/office/drawing/2016/5/11/chartex" xmlns:cx6="http://schemas.microsoft.com/office/drawing/2016/5/12/chartex" xmlns:cx7="http://schemas.microsoft.com/office/drawing/2016/5/13/chartex" xmlns:cx8="http://schemas.microsoft.com/office/drawing/2016/5/14/chartex" xmlns:mc="http://schemas.openxmlformats.org/markup-compatibility/2006" xmlns:aink="http://schemas.microsoft.com/office/drawing/2016/ink" xmlns:am3d="http://schemas.microsoft.com/office/drawing/2017/model3d" xmlns:o="urn:schemas-microsoft-com:office:office" xmlns:r="http://schemas.openxmlformats.org/officeDocument/2006/relationships" xmlns:m="http://schemas.openxmlformats.org/officeDocument/2006/math" xmlns:v="urn:schemas-microsoft-com:vml" xmlns:wp14="http://schemas.microsoft.com/office/word/2010/wordprocessingDrawing" xmlns:wp="http://schemas.openxmlformats.org/drawingml/2006/wordprocessingDrawing" xmlns:w10="urn:schemas-microsoft-com:office:word" xmlns:w="http://schemas.openxmlformats.org/wordprocessingml/2006/main" xmlns:w14="http://schemas.microsoft.com/office/word/2010/wordml" xmlns:w15="http://schemas.microsoft.com/office/word/2012/wordml" xmlns:w16cex="http://schemas.microsoft.com/office/word/2018/wordml/cex" xmlns:w16cid="http://schemas.microsoft.com/office/word/2016/wordml/cid" xmlns:w16="http://schemas.microsoft.com/office/word/2018/wordml" xmlns:w16sdtdh="http://schemas.microsoft.com/office/word/2020/wordml/sdtdatahash" xmlns:w16se="http://schemas.microsoft.com/office/word/2015/wordml/symex" xmlns:wpg="http://schemas.microsoft.com/office/word/2010/wordprocessingGroup" xmlns:wpi="http://schemas.microsoft.com/office/word/2010/wordprocessingInk" xmlns:wne="http://schemas.microsoft.com/office/word/2006/wordml" xmlns:wps="http://schemas.microsoft.com/office/word/2010/wordprocessingShape" mc:Ignorable="w14 w15 w16se w16cid w16 w16cex w16sdtdh wp14">
+<w15:people xmlns:wpc="http://schemas.microsoft.com/office/word/2010/wordprocessingCanvas" xmlns:cx="http://schemas.microsoft.com/office/drawing/2014/chartex" xmlns:cx1="http://schemas.microsoft.com/office/drawing/2015/9/8/chartex" xmlns:cx2="http://schemas.microsoft.com/office/drawing/2015/10/21/chartex" xmlns:cx3="http://schemas.microsoft.com/office/drawing/2016/5/9/chartex" xmlns:cx4="http://schemas.microsoft.com/office/drawing/2016/5/10/chartex" xmlns:cx5="http://schemas.microsoft.com/office/drawing/2016/5/11/chartex" xmlns:cx6="http://schemas.microsoft.com/office/drawing/2016/5/12/chartex" xmlns:cx7="http://schemas.microsoft.com/office/drawing/2016/5/13/chartex" xmlns:cx8="http://schemas.microsoft.com/office/drawing/2016/5/14/chartex" xmlns:mc="http://schemas.openxmlformats.org/markup-compatibility/2006" xmlns:aink="http://schemas.microsoft.com/office/drawing/2016/ink" xmlns:am3d="http://schemas.microsoft.com/office/drawing/2017/model3d" xmlns:o="urn:schemas-microsoft-com:office:office" xmlns:oel="http://schemas.microsoft.com/office/2019/extlst" xmlns:r="http://schemas.openxmlformats.org/officeDocument/2006/relationships" xmlns:m="http://schemas.openxmlformats.org/officeDocument/2006/math" xmlns:v="urn:schemas-microsoft-com:vml" xmlns:wp14="http://schemas.microsoft.com/office/word/2010/wordprocessingDrawing" xmlns:wp="http://schemas.openxmlformats.org/drawingml/2006/wordprocessingDrawing" xmlns:w10="urn:schemas-microsoft-com:office:word" xmlns:w="http://schemas.openxmlformats.org/wordprocessingml/2006/main" xmlns:w14="http://schemas.microsoft.com/office/word/2010/wordml" xmlns:w15="http://schemas.microsoft.com/office/word/2012/wordml" xmlns:w16cex="http://schemas.microsoft.com/office/word/2018/wordml/cex" xmlns:w16cid="http://schemas.microsoft.com/office/word/2016/wordml/cid" xmlns:w16="http://schemas.microsoft.com/office/word/2018/wordml" xmlns:w16du="http://schemas.microsoft.com/office/word/2023/wordml/word16du" xmlns:w16sdtdh="http://schemas.microsoft.com/office/word/2020/wordml/sdtdatahash" xmlns:w16sdtfl="http://schemas.microsoft.com/office/word/2024/wordml/sdtformatlock" xmlns:w16se="http://schemas.microsoft.com/office/word/2015/wordml/symex" xmlns:wpg="http://schemas.microsoft.com/office/word/2010/wordprocessingGroup" xmlns:wpi="http://schemas.microsoft.com/office/word/2010/wordprocessingInk" xmlns:wne="http://schemas.microsoft.com/office/word/2006/wordml" xmlns:wps="http://schemas.microsoft.com/office/word/2010/wordprocessingShape" mc:Ignorable="w14 w15 w16se w16cid w16 w16cex w16sdtdh w16sdtfl w16du wp14">
   <w15:person w15:author="daniela alejandra cañas urbina">
     <w15:presenceInfo w15:providerId="Windows Live" w15:userId="0523fed3e3944f0a"/>
   </w15:person>
@@ -32301,7 +33073,7 @@
 </file>
 
 <file path=word/styles.xml><?xml version="1.0" encoding="utf-8"?>
-<w:styles xmlns:mc="http://schemas.openxmlformats.org/markup-compatibility/2006" xmlns:r="http://schemas.openxmlformats.org/officeDocument/2006/relationships" xmlns:w="http://schemas.openxmlformats.org/wordprocessingml/2006/main" xmlns:w14="http://schemas.microsoft.com/office/word/2010/wordml" xmlns:w15="http://schemas.microsoft.com/office/word/2012/wordml" xmlns:w16cex="http://schemas.microsoft.com/office/word/2018/wordml/cex" xmlns:w16cid="http://schemas.microsoft.com/office/word/2016/wordml/cid" xmlns:w16="http://schemas.microsoft.com/office/word/2018/wordml" xmlns:w16sdtdh="http://schemas.microsoft.com/office/word/2020/wordml/sdtdatahash" xmlns:w16se="http://schemas.microsoft.com/office/word/2015/wordml/symex" mc:Ignorable="w14 w15 w16se w16cid w16 w16cex w16sdtdh">
+<w:styles xmlns:mc="http://schemas.openxmlformats.org/markup-compatibility/2006" xmlns:r="http://schemas.openxmlformats.org/officeDocument/2006/relationships" xmlns:w="http://schemas.openxmlformats.org/wordprocessingml/2006/main" xmlns:w14="http://schemas.microsoft.com/office/word/2010/wordml" xmlns:w15="http://schemas.microsoft.com/office/word/2012/wordml" xmlns:w16cex="http://schemas.microsoft.com/office/word/2018/wordml/cex" xmlns:w16cid="http://schemas.microsoft.com/office/word/2016/wordml/cid" xmlns:w16="http://schemas.microsoft.com/office/word/2018/wordml" xmlns:w16du="http://schemas.microsoft.com/office/word/2023/wordml/word16du" xmlns:w16sdtdh="http://schemas.microsoft.com/office/word/2020/wordml/sdtdatahash" xmlns:w16sdtfl="http://schemas.microsoft.com/office/word/2024/wordml/sdtformatlock" xmlns:w16se="http://schemas.microsoft.com/office/word/2015/wordml/symex" mc:Ignorable="w14 w15 w16se w16cid w16 w16cex w16sdtdh w16sdtfl w16du">
   <w:docDefaults>
     <w:rPrDefault>
       <w:rPr>
@@ -32705,11 +33477,11 @@
       <w:rFonts w:ascii="Aptos" w:eastAsia="Aptos" w:hAnsi="Aptos" w:cs="SimSun"/>
     </w:rPr>
   </w:style>
-  <w:style w:type="paragraph" w:styleId="Ttulo1">
+  <w:style w:type="paragraph" w:styleId="Heading1">
     <w:name w:val="heading 1"/>
     <w:basedOn w:val="Normal"/>
     <w:next w:val="Normal"/>
-    <w:link w:val="Ttulo1Car"/>
+    <w:link w:val="Heading1Char"/>
     <w:uiPriority w:val="9"/>
     <w:qFormat/>
     <w:rsid w:val="00D74577"/>
@@ -32726,11 +33498,11 @@
       <w:szCs w:val="40"/>
     </w:rPr>
   </w:style>
-  <w:style w:type="paragraph" w:styleId="Ttulo2">
+  <w:style w:type="paragraph" w:styleId="Heading2">
     <w:name w:val="heading 2"/>
     <w:basedOn w:val="Normal"/>
     <w:next w:val="Normal"/>
-    <w:link w:val="Ttulo2Car"/>
+    <w:link w:val="Heading2Char"/>
     <w:uiPriority w:val="9"/>
     <w:unhideWhenUsed/>
     <w:qFormat/>
@@ -32748,11 +33520,11 @@
       <w:szCs w:val="32"/>
     </w:rPr>
   </w:style>
-  <w:style w:type="paragraph" w:styleId="Ttulo3">
+  <w:style w:type="paragraph" w:styleId="Heading3">
     <w:name w:val="heading 3"/>
     <w:basedOn w:val="Normal"/>
     <w:next w:val="Normal"/>
-    <w:link w:val="Ttulo3Car"/>
+    <w:link w:val="Heading3Char"/>
     <w:uiPriority w:val="9"/>
     <w:semiHidden/>
     <w:unhideWhenUsed/>
@@ -32771,11 +33543,11 @@
       <w:szCs w:val="28"/>
     </w:rPr>
   </w:style>
-  <w:style w:type="paragraph" w:styleId="Ttulo4">
+  <w:style w:type="paragraph" w:styleId="Heading4">
     <w:name w:val="heading 4"/>
     <w:basedOn w:val="Normal"/>
     <w:next w:val="Normal"/>
-    <w:link w:val="Ttulo4Car"/>
+    <w:link w:val="Heading4Char"/>
     <w:uiPriority w:val="9"/>
     <w:semiHidden/>
     <w:unhideWhenUsed/>
@@ -32794,11 +33566,11 @@
       <w:color w:val="0F4761" w:themeColor="accent1" w:themeShade="BF"/>
     </w:rPr>
   </w:style>
-  <w:style w:type="paragraph" w:styleId="Ttulo5">
+  <w:style w:type="paragraph" w:styleId="Heading5">
     <w:name w:val="heading 5"/>
     <w:basedOn w:val="Normal"/>
     <w:next w:val="Normal"/>
-    <w:link w:val="Ttulo5Car"/>
+    <w:link w:val="Heading5Char"/>
     <w:uiPriority w:val="9"/>
     <w:semiHidden/>
     <w:unhideWhenUsed/>
@@ -32815,11 +33587,11 @@
       <w:color w:val="0F4761" w:themeColor="accent1" w:themeShade="BF"/>
     </w:rPr>
   </w:style>
-  <w:style w:type="paragraph" w:styleId="Ttulo6">
+  <w:style w:type="paragraph" w:styleId="Heading6">
     <w:name w:val="heading 6"/>
     <w:basedOn w:val="Normal"/>
     <w:next w:val="Normal"/>
-    <w:link w:val="Ttulo6Car"/>
+    <w:link w:val="Heading6Char"/>
     <w:uiPriority w:val="9"/>
     <w:semiHidden/>
     <w:unhideWhenUsed/>
@@ -32838,11 +33610,11 @@
       <w:color w:val="595959" w:themeColor="text1" w:themeTint="A6"/>
     </w:rPr>
   </w:style>
-  <w:style w:type="paragraph" w:styleId="Ttulo7">
+  <w:style w:type="paragraph" w:styleId="Heading7">
     <w:name w:val="heading 7"/>
     <w:basedOn w:val="Normal"/>
     <w:next w:val="Normal"/>
-    <w:link w:val="Ttulo7Car"/>
+    <w:link w:val="Heading7Char"/>
     <w:uiPriority w:val="9"/>
     <w:semiHidden/>
     <w:unhideWhenUsed/>
@@ -32859,11 +33631,11 @@
       <w:color w:val="595959" w:themeColor="text1" w:themeTint="A6"/>
     </w:rPr>
   </w:style>
-  <w:style w:type="paragraph" w:styleId="Ttulo8">
+  <w:style w:type="paragraph" w:styleId="Heading8">
     <w:name w:val="heading 8"/>
     <w:basedOn w:val="Normal"/>
     <w:next w:val="Normal"/>
-    <w:link w:val="Ttulo8Car"/>
+    <w:link w:val="Heading8Char"/>
     <w:uiPriority w:val="9"/>
     <w:semiHidden/>
     <w:unhideWhenUsed/>
@@ -32882,11 +33654,11 @@
       <w:color w:val="272727" w:themeColor="text1" w:themeTint="D8"/>
     </w:rPr>
   </w:style>
-  <w:style w:type="paragraph" w:styleId="Ttulo9">
+  <w:style w:type="paragraph" w:styleId="Heading9">
     <w:name w:val="heading 9"/>
     <w:basedOn w:val="Normal"/>
     <w:next w:val="Normal"/>
-    <w:link w:val="Ttulo9Car"/>
+    <w:link w:val="Heading9Char"/>
     <w:uiPriority w:val="9"/>
     <w:semiHidden/>
     <w:unhideWhenUsed/>
@@ -32903,13 +33675,12 @@
       <w:color w:val="272727" w:themeColor="text1" w:themeTint="D8"/>
     </w:rPr>
   </w:style>
-  <w:style w:type="character" w:default="1" w:styleId="Fuentedeprrafopredeter">
+  <w:style w:type="character" w:default="1" w:styleId="DefaultParagraphFont">
     <w:name w:val="Default Paragraph Font"/>
     <w:uiPriority w:val="1"/>
-    <w:semiHidden/>
     <w:unhideWhenUsed/>
   </w:style>
-  <w:style w:type="table" w:default="1" w:styleId="Tablanormal">
+  <w:style w:type="table" w:default="1" w:styleId="TableNormal">
     <w:name w:val="Normal Table"/>
     <w:uiPriority w:val="99"/>
     <w:semiHidden/>
@@ -32924,16 +33695,16 @@
       </w:tblCellMar>
     </w:tblPr>
   </w:style>
-  <w:style w:type="numbering" w:default="1" w:styleId="Sinlista">
+  <w:style w:type="numbering" w:default="1" w:styleId="NoList">
     <w:name w:val="No List"/>
     <w:uiPriority w:val="99"/>
     <w:semiHidden/>
     <w:unhideWhenUsed/>
   </w:style>
-  <w:style w:type="character" w:customStyle="1" w:styleId="Ttulo1Car">
-    <w:name w:val="Título 1 Car"/>
-    <w:basedOn w:val="Fuentedeprrafopredeter"/>
-    <w:link w:val="Ttulo1"/>
+  <w:style w:type="character" w:customStyle="1" w:styleId="Heading1Char">
+    <w:name w:val="Heading 1 Char"/>
+    <w:basedOn w:val="DefaultParagraphFont"/>
+    <w:link w:val="Heading1"/>
     <w:uiPriority w:val="9"/>
     <w:rsid w:val="00D74577"/>
     <w:rPr>
@@ -32943,10 +33714,10 @@
       <w:szCs w:val="40"/>
     </w:rPr>
   </w:style>
-  <w:style w:type="character" w:customStyle="1" w:styleId="Ttulo2Car">
-    <w:name w:val="Título 2 Car"/>
-    <w:basedOn w:val="Fuentedeprrafopredeter"/>
-    <w:link w:val="Ttulo2"/>
+  <w:style w:type="character" w:customStyle="1" w:styleId="Heading2Char">
+    <w:name w:val="Heading 2 Char"/>
+    <w:basedOn w:val="DefaultParagraphFont"/>
+    <w:link w:val="Heading2"/>
     <w:uiPriority w:val="9"/>
     <w:rsid w:val="00D74577"/>
     <w:rPr>
@@ -32956,10 +33727,10 @@
       <w:szCs w:val="32"/>
     </w:rPr>
   </w:style>
-  <w:style w:type="character" w:customStyle="1" w:styleId="Ttulo3Car">
-    <w:name w:val="Título 3 Car"/>
-    <w:basedOn w:val="Fuentedeprrafopredeter"/>
-    <w:link w:val="Ttulo3"/>
+  <w:style w:type="character" w:customStyle="1" w:styleId="Heading3Char">
+    <w:name w:val="Heading 3 Char"/>
+    <w:basedOn w:val="DefaultParagraphFont"/>
+    <w:link w:val="Heading3"/>
     <w:uiPriority w:val="9"/>
     <w:semiHidden/>
     <w:rsid w:val="00D74577"/>
@@ -32970,10 +33741,10 @@
       <w:szCs w:val="28"/>
     </w:rPr>
   </w:style>
-  <w:style w:type="character" w:customStyle="1" w:styleId="Ttulo4Car">
-    <w:name w:val="Título 4 Car"/>
-    <w:basedOn w:val="Fuentedeprrafopredeter"/>
-    <w:link w:val="Ttulo4"/>
+  <w:style w:type="character" w:customStyle="1" w:styleId="Heading4Char">
+    <w:name w:val="Heading 4 Char"/>
+    <w:basedOn w:val="DefaultParagraphFont"/>
+    <w:link w:val="Heading4"/>
     <w:uiPriority w:val="9"/>
     <w:semiHidden/>
     <w:rsid w:val="00D74577"/>
@@ -32984,10 +33755,10 @@
       <w:color w:val="0F4761" w:themeColor="accent1" w:themeShade="BF"/>
     </w:rPr>
   </w:style>
-  <w:style w:type="character" w:customStyle="1" w:styleId="Ttulo5Car">
-    <w:name w:val="Título 5 Car"/>
-    <w:basedOn w:val="Fuentedeprrafopredeter"/>
-    <w:link w:val="Ttulo5"/>
+  <w:style w:type="character" w:customStyle="1" w:styleId="Heading5Char">
+    <w:name w:val="Heading 5 Char"/>
+    <w:basedOn w:val="DefaultParagraphFont"/>
+    <w:link w:val="Heading5"/>
     <w:uiPriority w:val="9"/>
     <w:semiHidden/>
     <w:rsid w:val="00D74577"/>
@@ -32996,10 +33767,10 @@
       <w:color w:val="0F4761" w:themeColor="accent1" w:themeShade="BF"/>
     </w:rPr>
   </w:style>
-  <w:style w:type="character" w:customStyle="1" w:styleId="Ttulo6Car">
-    <w:name w:val="Título 6 Car"/>
-    <w:basedOn w:val="Fuentedeprrafopredeter"/>
-    <w:link w:val="Ttulo6"/>
+  <w:style w:type="character" w:customStyle="1" w:styleId="Heading6Char">
+    <w:name w:val="Heading 6 Char"/>
+    <w:basedOn w:val="DefaultParagraphFont"/>
+    <w:link w:val="Heading6"/>
     <w:uiPriority w:val="9"/>
     <w:semiHidden/>
     <w:rsid w:val="00D74577"/>
@@ -33010,10 +33781,10 @@
       <w:color w:val="595959" w:themeColor="text1" w:themeTint="A6"/>
     </w:rPr>
   </w:style>
-  <w:style w:type="character" w:customStyle="1" w:styleId="Ttulo7Car">
-    <w:name w:val="Título 7 Car"/>
-    <w:basedOn w:val="Fuentedeprrafopredeter"/>
-    <w:link w:val="Ttulo7"/>
+  <w:style w:type="character" w:customStyle="1" w:styleId="Heading7Char">
+    <w:name w:val="Heading 7 Char"/>
+    <w:basedOn w:val="DefaultParagraphFont"/>
+    <w:link w:val="Heading7"/>
     <w:uiPriority w:val="9"/>
     <w:semiHidden/>
     <w:rsid w:val="00D74577"/>
@@ -33022,10 +33793,10 @@
       <w:color w:val="595959" w:themeColor="text1" w:themeTint="A6"/>
     </w:rPr>
   </w:style>
-  <w:style w:type="character" w:customStyle="1" w:styleId="Ttulo8Car">
-    <w:name w:val="Título 8 Car"/>
-    <w:basedOn w:val="Fuentedeprrafopredeter"/>
-    <w:link w:val="Ttulo8"/>
+  <w:style w:type="character" w:customStyle="1" w:styleId="Heading8Char">
+    <w:name w:val="Heading 8 Char"/>
+    <w:basedOn w:val="DefaultParagraphFont"/>
+    <w:link w:val="Heading8"/>
     <w:uiPriority w:val="9"/>
     <w:semiHidden/>
     <w:rsid w:val="00D74577"/>
@@ -33036,10 +33807,10 @@
       <w:color w:val="272727" w:themeColor="text1" w:themeTint="D8"/>
     </w:rPr>
   </w:style>
-  <w:style w:type="character" w:customStyle="1" w:styleId="Ttulo9Car">
-    <w:name w:val="Título 9 Car"/>
-    <w:basedOn w:val="Fuentedeprrafopredeter"/>
-    <w:link w:val="Ttulo9"/>
+  <w:style w:type="character" w:customStyle="1" w:styleId="Heading9Char">
+    <w:name w:val="Heading 9 Char"/>
+    <w:basedOn w:val="DefaultParagraphFont"/>
+    <w:link w:val="Heading9"/>
     <w:uiPriority w:val="9"/>
     <w:semiHidden/>
     <w:rsid w:val="00D74577"/>
@@ -33048,11 +33819,11 @@
       <w:color w:val="272727" w:themeColor="text1" w:themeTint="D8"/>
     </w:rPr>
   </w:style>
-  <w:style w:type="paragraph" w:styleId="Ttulo">
+  <w:style w:type="paragraph" w:styleId="Title">
     <w:name w:val="Title"/>
     <w:basedOn w:val="Normal"/>
     <w:next w:val="Normal"/>
-    <w:link w:val="TtuloCar"/>
+    <w:link w:val="TitleChar"/>
     <w:uiPriority w:val="10"/>
     <w:qFormat/>
     <w:rsid w:val="00D74577"/>
@@ -33068,10 +33839,10 @@
       <w:szCs w:val="56"/>
     </w:rPr>
   </w:style>
-  <w:style w:type="character" w:customStyle="1" w:styleId="TtuloCar">
-    <w:name w:val="Título Car"/>
-    <w:basedOn w:val="Fuentedeprrafopredeter"/>
-    <w:link w:val="Ttulo"/>
+  <w:style w:type="character" w:customStyle="1" w:styleId="TitleChar">
+    <w:name w:val="Title Char"/>
+    <w:basedOn w:val="DefaultParagraphFont"/>
+    <w:link w:val="Title"/>
     <w:uiPriority w:val="10"/>
     <w:rsid w:val="00D74577"/>
     <w:rPr>
@@ -33082,11 +33853,11 @@
       <w:szCs w:val="56"/>
     </w:rPr>
   </w:style>
-  <w:style w:type="paragraph" w:styleId="Subttulo">
+  <w:style w:type="paragraph" w:styleId="Subtitle">
     <w:name w:val="Subtitle"/>
     <w:basedOn w:val="Normal"/>
     <w:next w:val="Normal"/>
-    <w:link w:val="SubttuloCar"/>
+    <w:link w:val="SubtitleChar"/>
     <w:uiPriority w:val="11"/>
     <w:qFormat/>
     <w:rsid w:val="00D74577"/>
@@ -33103,10 +33874,10 @@
       <w:szCs w:val="28"/>
     </w:rPr>
   </w:style>
-  <w:style w:type="character" w:customStyle="1" w:styleId="SubttuloCar">
-    <w:name w:val="Subtítulo Car"/>
-    <w:basedOn w:val="Fuentedeprrafopredeter"/>
-    <w:link w:val="Subttulo"/>
+  <w:style w:type="character" w:customStyle="1" w:styleId="SubtitleChar">
+    <w:name w:val="Subtitle Char"/>
+    <w:basedOn w:val="DefaultParagraphFont"/>
+    <w:link w:val="Subtitle"/>
     <w:uiPriority w:val="11"/>
     <w:rsid w:val="00D74577"/>
     <w:rPr>
@@ -33117,11 +33888,11 @@
       <w:szCs w:val="28"/>
     </w:rPr>
   </w:style>
-  <w:style w:type="paragraph" w:styleId="Cita">
+  <w:style w:type="paragraph" w:styleId="Quote">
     <w:name w:val="Quote"/>
     <w:basedOn w:val="Normal"/>
     <w:next w:val="Normal"/>
-    <w:link w:val="CitaCar"/>
+    <w:link w:val="QuoteChar"/>
     <w:uiPriority w:val="29"/>
     <w:qFormat/>
     <w:rsid w:val="00D74577"/>
@@ -33135,10 +33906,10 @@
       <w:color w:val="404040" w:themeColor="text1" w:themeTint="BF"/>
     </w:rPr>
   </w:style>
-  <w:style w:type="character" w:customStyle="1" w:styleId="CitaCar">
-    <w:name w:val="Cita Car"/>
-    <w:basedOn w:val="Fuentedeprrafopredeter"/>
-    <w:link w:val="Cita"/>
+  <w:style w:type="character" w:customStyle="1" w:styleId="QuoteChar">
+    <w:name w:val="Quote Char"/>
+    <w:basedOn w:val="DefaultParagraphFont"/>
+    <w:link w:val="Quote"/>
     <w:uiPriority w:val="29"/>
     <w:rsid w:val="00D74577"/>
     <w:rPr>
@@ -33147,7 +33918,7 @@
       <w:color w:val="404040" w:themeColor="text1" w:themeTint="BF"/>
     </w:rPr>
   </w:style>
-  <w:style w:type="paragraph" w:styleId="Prrafodelista">
+  <w:style w:type="paragraph" w:styleId="ListParagraph">
     <w:name w:val="List Paragraph"/>
     <w:basedOn w:val="Normal"/>
     <w:uiPriority w:val="34"/>
@@ -33158,9 +33929,9 @@
       <w:contextualSpacing/>
     </w:pPr>
   </w:style>
-  <w:style w:type="character" w:styleId="nfasisintenso">
+  <w:style w:type="character" w:styleId="IntenseEmphasis">
     <w:name w:val="Intense Emphasis"/>
-    <w:basedOn w:val="Fuentedeprrafopredeter"/>
+    <w:basedOn w:val="DefaultParagraphFont"/>
     <w:uiPriority w:val="21"/>
     <w:qFormat/>
     <w:rsid w:val="00D74577"/>
@@ -33170,11 +33941,11 @@
       <w:color w:val="0F4761" w:themeColor="accent1" w:themeShade="BF"/>
     </w:rPr>
   </w:style>
-  <w:style w:type="paragraph" w:styleId="Citadestacada">
+  <w:style w:type="paragraph" w:styleId="IntenseQuote">
     <w:name w:val="Intense Quote"/>
     <w:basedOn w:val="Normal"/>
     <w:next w:val="Normal"/>
-    <w:link w:val="CitadestacadaCar"/>
+    <w:link w:val="IntenseQuoteChar"/>
     <w:uiPriority w:val="30"/>
     <w:qFormat/>
     <w:rsid w:val="00D74577"/>
@@ -33193,10 +33964,10 @@
       <w:color w:val="0F4761" w:themeColor="accent1" w:themeShade="BF"/>
     </w:rPr>
   </w:style>
-  <w:style w:type="character" w:customStyle="1" w:styleId="CitadestacadaCar">
-    <w:name w:val="Cita destacada Car"/>
-    <w:basedOn w:val="Fuentedeprrafopredeter"/>
-    <w:link w:val="Citadestacada"/>
+  <w:style w:type="character" w:customStyle="1" w:styleId="IntenseQuoteChar">
+    <w:name w:val="Intense Quote Char"/>
+    <w:basedOn w:val="DefaultParagraphFont"/>
+    <w:link w:val="IntenseQuote"/>
     <w:uiPriority w:val="30"/>
     <w:rsid w:val="00D74577"/>
     <w:rPr>
@@ -33205,9 +33976,9 @@
       <w:color w:val="0F4761" w:themeColor="accent1" w:themeShade="BF"/>
     </w:rPr>
   </w:style>
-  <w:style w:type="character" w:styleId="Referenciaintensa">
+  <w:style w:type="character" w:styleId="IntenseReference">
     <w:name w:val="Intense Reference"/>
-    <w:basedOn w:val="Fuentedeprrafopredeter"/>
+    <w:basedOn w:val="DefaultParagraphFont"/>
     <w:uiPriority w:val="32"/>
     <w:qFormat/>
     <w:rsid w:val="00D74577"/>
@@ -33219,10 +33990,10 @@
       <w:spacing w:val="5"/>
     </w:rPr>
   </w:style>
-  <w:style w:type="paragraph" w:styleId="Textonotapie">
+  <w:style w:type="paragraph" w:styleId="FootnoteText">
     <w:name w:val="footnote text"/>
     <w:basedOn w:val="Normal"/>
-    <w:link w:val="TextonotapieCar"/>
+    <w:link w:val="FootnoteTextChar"/>
     <w:uiPriority w:val="99"/>
     <w:semiHidden/>
     <w:unhideWhenUsed/>
@@ -33235,10 +34006,10 @@
       <w:szCs w:val="20"/>
     </w:rPr>
   </w:style>
-  <w:style w:type="character" w:customStyle="1" w:styleId="TextonotapieCar">
-    <w:name w:val="Texto nota pie Car"/>
-    <w:basedOn w:val="Fuentedeprrafopredeter"/>
-    <w:link w:val="Textonotapie"/>
+  <w:style w:type="character" w:customStyle="1" w:styleId="FootnoteTextChar">
+    <w:name w:val="Footnote Text Char"/>
+    <w:basedOn w:val="DefaultParagraphFont"/>
+    <w:link w:val="FootnoteText"/>
     <w:uiPriority w:val="99"/>
     <w:semiHidden/>
     <w:rsid w:val="00070B4C"/>
@@ -33247,9 +34018,9 @@
       <w:szCs w:val="20"/>
     </w:rPr>
   </w:style>
-  <w:style w:type="character" w:styleId="Refdenotaalpie">
+  <w:style w:type="character" w:styleId="FootnoteReference">
     <w:name w:val="footnote reference"/>
-    <w:basedOn w:val="Fuentedeprrafopredeter"/>
+    <w:basedOn w:val="DefaultParagraphFont"/>
     <w:uiPriority w:val="99"/>
     <w:semiHidden/>
     <w:unhideWhenUsed/>
@@ -33258,10 +34029,10 @@
       <w:vertAlign w:val="superscript"/>
     </w:rPr>
   </w:style>
-  <w:style w:type="paragraph" w:styleId="Encabezado">
+  <w:style w:type="paragraph" w:styleId="Header">
     <w:name w:val="header"/>
     <w:basedOn w:val="Normal"/>
-    <w:link w:val="EncabezadoCar"/>
+    <w:link w:val="HeaderChar"/>
     <w:uiPriority w:val="99"/>
     <w:unhideWhenUsed/>
     <w:rsid w:val="006511A9"/>
@@ -33273,17 +34044,17 @@
       <w:spacing w:after="0" w:line="240" w:lineRule="auto"/>
     </w:pPr>
   </w:style>
-  <w:style w:type="character" w:customStyle="1" w:styleId="EncabezadoCar">
-    <w:name w:val="Encabezado Car"/>
-    <w:basedOn w:val="Fuentedeprrafopredeter"/>
-    <w:link w:val="Encabezado"/>
+  <w:style w:type="character" w:customStyle="1" w:styleId="HeaderChar">
+    <w:name w:val="Header Char"/>
+    <w:basedOn w:val="DefaultParagraphFont"/>
+    <w:link w:val="Header"/>
     <w:uiPriority w:val="99"/>
     <w:rsid w:val="006511A9"/>
   </w:style>
-  <w:style w:type="paragraph" w:styleId="Piedepgina">
+  <w:style w:type="paragraph" w:styleId="Footer">
     <w:name w:val="footer"/>
     <w:basedOn w:val="Normal"/>
-    <w:link w:val="PiedepginaCar"/>
+    <w:link w:val="FooterChar"/>
     <w:uiPriority w:val="99"/>
     <w:unhideWhenUsed/>
     <w:rsid w:val="006511A9"/>
@@ -33295,16 +34066,16 @@
       <w:spacing w:after="0" w:line="240" w:lineRule="auto"/>
     </w:pPr>
   </w:style>
-  <w:style w:type="character" w:customStyle="1" w:styleId="PiedepginaCar">
-    <w:name w:val="Pie de página Car"/>
-    <w:basedOn w:val="Fuentedeprrafopredeter"/>
-    <w:link w:val="Piedepgina"/>
+  <w:style w:type="character" w:customStyle="1" w:styleId="FooterChar">
+    <w:name w:val="Footer Char"/>
+    <w:basedOn w:val="DefaultParagraphFont"/>
+    <w:link w:val="Footer"/>
     <w:uiPriority w:val="99"/>
     <w:rsid w:val="006511A9"/>
   </w:style>
-  <w:style w:type="paragraph" w:styleId="TtuloTDC">
+  <w:style w:type="paragraph" w:styleId="TOCHeading">
     <w:name w:val="TOC Heading"/>
-    <w:basedOn w:val="Ttulo1"/>
+    <w:basedOn w:val="Heading1"/>
     <w:next w:val="Normal"/>
     <w:uiPriority w:val="39"/>
     <w:unhideWhenUsed/>
@@ -33322,7 +34093,7 @@
       <w14:ligatures w14:val="none"/>
     </w:rPr>
   </w:style>
-  <w:style w:type="paragraph" w:styleId="ndice1">
+  <w:style w:type="paragraph" w:styleId="Index1">
     <w:name w:val="index 1"/>
     <w:basedOn w:val="Normal"/>
     <w:next w:val="Normal"/>
@@ -33342,7 +34113,7 @@
   </w:style>
   <w:style w:type="paragraph" w:customStyle="1" w:styleId="TITULOS">
     <w:name w:val="TITULOS"/>
-    <w:basedOn w:val="Ttulo1"/>
+    <w:basedOn w:val="Heading1"/>
     <w:next w:val="Titulo1erNivel"/>
     <w:link w:val="TITULOSCar"/>
     <w:qFormat/>
@@ -33359,7 +34130,7 @@
   </w:style>
   <w:style w:type="character" w:customStyle="1" w:styleId="TITULOSCar">
     <w:name w:val="TITULOS Car"/>
-    <w:basedOn w:val="Ttulo1Car"/>
+    <w:basedOn w:val="Heading1Char"/>
     <w:link w:val="TITULOS"/>
     <w:rsid w:val="00CD38FF"/>
     <w:rPr>
@@ -33370,7 +34141,7 @@
       <w:szCs w:val="40"/>
     </w:rPr>
   </w:style>
-  <w:style w:type="paragraph" w:styleId="TDC1">
+  <w:style w:type="paragraph" w:styleId="TOC1">
     <w:name w:val="toc 1"/>
     <w:basedOn w:val="Normal"/>
     <w:next w:val="Normal"/>
@@ -33391,9 +34162,9 @@
       <w:sz w:val="24"/>
     </w:rPr>
   </w:style>
-  <w:style w:type="character" w:styleId="Hipervnculo">
+  <w:style w:type="character" w:styleId="Hyperlink">
     <w:name w:val="Hyperlink"/>
-    <w:basedOn w:val="Fuentedeprrafopredeter"/>
+    <w:basedOn w:val="DefaultParagraphFont"/>
     <w:uiPriority w:val="99"/>
     <w:unhideWhenUsed/>
     <w:rsid w:val="004946ED"/>
@@ -33404,7 +34175,7 @@
   </w:style>
   <w:style w:type="paragraph" w:customStyle="1" w:styleId="Titulo2doNivel">
     <w:name w:val="Titulo2doNivel"/>
-    <w:basedOn w:val="Ttulo3"/>
+    <w:basedOn w:val="Heading3"/>
     <w:link w:val="Titulo2doNivelCar"/>
     <w:qFormat/>
     <w:rsid w:val="00CD38FF"/>
@@ -33428,7 +34199,7 @@
       <w:szCs w:val="28"/>
     </w:rPr>
   </w:style>
-  <w:style w:type="paragraph" w:styleId="TDC2">
+  <w:style w:type="paragraph" w:styleId="TOC2">
     <w:name w:val="toc 2"/>
     <w:basedOn w:val="Normal"/>
     <w:next w:val="Normal"/>
@@ -33463,7 +34234,7 @@
   </w:style>
   <w:style w:type="character" w:customStyle="1" w:styleId="ParrafosCar">
     <w:name w:val="Parrafos Car"/>
-    <w:basedOn w:val="Fuentedeprrafopredeter"/>
+    <w:basedOn w:val="DefaultParagraphFont"/>
     <w:link w:val="Parrafos"/>
     <w:rsid w:val="0018082F"/>
     <w:rPr>
@@ -33473,7 +34244,7 @@
   </w:style>
   <w:style w:type="paragraph" w:customStyle="1" w:styleId="Titulo3erNivel">
     <w:name w:val="Titulo3erNivel"/>
-    <w:basedOn w:val="Ttulo4"/>
+    <w:basedOn w:val="Heading4"/>
     <w:link w:val="Titulo3erNivelCar"/>
     <w:qFormat/>
     <w:rsid w:val="007C4773"/>
@@ -33501,7 +34272,7 @@
   </w:style>
   <w:style w:type="character" w:customStyle="1" w:styleId="Mencinsinresolver1">
     <w:name w:val="Mención sin resolver1"/>
-    <w:basedOn w:val="Fuentedeprrafopredeter"/>
+    <w:basedOn w:val="DefaultParagraphFont"/>
     <w:uiPriority w:val="99"/>
     <w:semiHidden/>
     <w:unhideWhenUsed/>
@@ -33531,12 +34302,12 @@
   </w:style>
   <w:style w:type="character" w:customStyle="1" w:styleId="url">
     <w:name w:val="url"/>
-    <w:basedOn w:val="Fuentedeprrafopredeter"/>
+    <w:basedOn w:val="DefaultParagraphFont"/>
     <w:rsid w:val="0066696E"/>
   </w:style>
-  <w:style w:type="table" w:styleId="Tablaconcuadrcula">
+  <w:style w:type="table" w:styleId="TableGrid">
     <w:name w:val="Table Grid"/>
-    <w:basedOn w:val="Tablanormal"/>
+    <w:basedOn w:val="TableNormal"/>
     <w:uiPriority w:val="59"/>
     <w:rsid w:val="00FB4123"/>
     <w:pPr>
@@ -33553,7 +34324,7 @@
       </w:tblBorders>
     </w:tblPr>
   </w:style>
-  <w:style w:type="paragraph" w:styleId="Descripcin">
+  <w:style w:type="paragraph" w:styleId="Caption">
     <w:name w:val="caption"/>
     <w:basedOn w:val="Normal"/>
     <w:next w:val="Normal"/>
@@ -33572,9 +34343,9 @@
       <w:szCs w:val="18"/>
     </w:rPr>
   </w:style>
-  <w:style w:type="character" w:styleId="Textoennegrita">
+  <w:style w:type="character" w:styleId="Strong">
     <w:name w:val="Strong"/>
-    <w:basedOn w:val="Fuentedeprrafopredeter"/>
+    <w:basedOn w:val="DefaultParagraphFont"/>
     <w:uiPriority w:val="22"/>
     <w:qFormat/>
     <w:rsid w:val="00D526C3"/>
@@ -33585,8 +34356,8 @@
   </w:style>
   <w:style w:type="paragraph" w:customStyle="1" w:styleId="Titulo1erNivel">
     <w:name w:val="Titulo1erNivel"/>
-    <w:basedOn w:val="Ttulo2"/>
-    <w:next w:val="Ttulo3"/>
+    <w:basedOn w:val="Heading2"/>
+    <w:next w:val="Heading3"/>
     <w:link w:val="Titulo1erNivelCar"/>
     <w:qFormat/>
     <w:rsid w:val="00CD38FF"/>
@@ -33602,7 +34373,7 @@
   </w:style>
   <w:style w:type="character" w:customStyle="1" w:styleId="Titulo1erNivelCar">
     <w:name w:val="Titulo1erNivel Car"/>
-    <w:basedOn w:val="Ttulo1Car"/>
+    <w:basedOn w:val="Heading1Char"/>
     <w:link w:val="Titulo1erNivel"/>
     <w:rsid w:val="00B94377"/>
     <w:rPr>
@@ -33615,7 +34386,7 @@
   </w:style>
   <w:style w:type="paragraph" w:customStyle="1" w:styleId="Titulo4toNivel">
     <w:name w:val="Titulo4toNivel"/>
-    <w:basedOn w:val="Ttulo5"/>
+    <w:basedOn w:val="Heading5"/>
     <w:link w:val="Titulo4toNivelCar"/>
     <w:qFormat/>
     <w:rsid w:val="003B4D28"/>
@@ -33632,7 +34403,7 @@
   </w:style>
   <w:style w:type="paragraph" w:customStyle="1" w:styleId="Titulo5toNivel">
     <w:name w:val="Titulo5toNivel"/>
-    <w:basedOn w:val="Ttulo6"/>
+    <w:basedOn w:val="Heading6"/>
     <w:link w:val="Titulo5toNivelCar"/>
     <w:qFormat/>
     <w:rsid w:val="00C66AA8"/>
@@ -33655,7 +34426,7 @@
   </w:style>
   <w:style w:type="character" w:customStyle="1" w:styleId="Titulo4toNivelCar">
     <w:name w:val="Titulo4toNivel Car"/>
-    <w:basedOn w:val="Ttulo4Car"/>
+    <w:basedOn w:val="Heading4Char"/>
     <w:link w:val="Titulo4toNivel"/>
     <w:rsid w:val="003B4D28"/>
     <w:rPr>
@@ -33670,7 +34441,7 @@
   </w:style>
   <w:style w:type="character" w:customStyle="1" w:styleId="Titulo5toNivelCar">
     <w:name w:val="Titulo5toNivel Car"/>
-    <w:basedOn w:val="Ttulo6Car"/>
+    <w:basedOn w:val="Heading6Char"/>
     <w:link w:val="Titulo5toNivel"/>
     <w:rsid w:val="00C66AA8"/>
     <w:rPr>
@@ -33684,7 +34455,7 @@
       <w:lang w:val="es-ES"/>
     </w:rPr>
   </w:style>
-  <w:style w:type="paragraph" w:styleId="Tabladeilustraciones">
+  <w:style w:type="paragraph" w:styleId="TableofFigures">
     <w:name w:val="table of figures"/>
     <w:basedOn w:val="Normal"/>
     <w:next w:val="Normal"/>
@@ -33699,7 +34470,7 @@
       <w:sz w:val="24"/>
     </w:rPr>
   </w:style>
-  <w:style w:type="paragraph" w:styleId="TDC3">
+  <w:style w:type="paragraph" w:styleId="TOC3">
     <w:name w:val="toc 3"/>
     <w:basedOn w:val="Normal"/>
     <w:next w:val="Normal"/>
@@ -33712,9 +34483,9 @@
       <w:ind w:left="440"/>
     </w:pPr>
   </w:style>
-  <w:style w:type="character" w:styleId="Hipervnculovisitado">
+  <w:style w:type="character" w:styleId="FollowedHyperlink">
     <w:name w:val="FollowedHyperlink"/>
-    <w:basedOn w:val="Fuentedeprrafopredeter"/>
+    <w:basedOn w:val="DefaultParagraphFont"/>
     <w:uiPriority w:val="99"/>
     <w:semiHidden/>
     <w:unhideWhenUsed/>
@@ -33724,9 +34495,9 @@
       <w:u w:val="single"/>
     </w:rPr>
   </w:style>
-  <w:style w:type="character" w:styleId="Mencinsinresolver">
+  <w:style w:type="character" w:styleId="UnresolvedMention">
     <w:name w:val="Unresolved Mention"/>
-    <w:basedOn w:val="Fuentedeprrafopredeter"/>
+    <w:basedOn w:val="DefaultParagraphFont"/>
     <w:uiPriority w:val="99"/>
     <w:semiHidden/>
     <w:unhideWhenUsed/>
@@ -33736,9 +34507,9 @@
       <w:shd w:val="clear" w:color="auto" w:fill="E1DFDD"/>
     </w:rPr>
   </w:style>
-  <w:style w:type="character" w:styleId="Refdecomentario">
+  <w:style w:type="character" w:styleId="CommentReference">
     <w:name w:val="annotation reference"/>
-    <w:basedOn w:val="Fuentedeprrafopredeter"/>
+    <w:basedOn w:val="DefaultParagraphFont"/>
     <w:uiPriority w:val="99"/>
     <w:semiHidden/>
     <w:unhideWhenUsed/>
@@ -33748,10 +34519,10 @@
       <w:szCs w:val="16"/>
     </w:rPr>
   </w:style>
-  <w:style w:type="paragraph" w:styleId="Textocomentario">
+  <w:style w:type="paragraph" w:styleId="CommentText">
     <w:name w:val="annotation text"/>
     <w:basedOn w:val="Normal"/>
-    <w:link w:val="TextocomentarioCar"/>
+    <w:link w:val="CommentTextChar"/>
     <w:uiPriority w:val="99"/>
     <w:unhideWhenUsed/>
     <w:rsid w:val="008B359F"/>
@@ -33763,10 +34534,10 @@
       <w:szCs w:val="20"/>
     </w:rPr>
   </w:style>
-  <w:style w:type="character" w:customStyle="1" w:styleId="TextocomentarioCar">
-    <w:name w:val="Texto comentario Car"/>
-    <w:basedOn w:val="Fuentedeprrafopredeter"/>
-    <w:link w:val="Textocomentario"/>
+  <w:style w:type="character" w:customStyle="1" w:styleId="CommentTextChar">
+    <w:name w:val="Comment Text Char"/>
+    <w:basedOn w:val="DefaultParagraphFont"/>
+    <w:link w:val="CommentText"/>
     <w:uiPriority w:val="99"/>
     <w:rsid w:val="008B359F"/>
     <w:rPr>
@@ -33775,11 +34546,11 @@
       <w:szCs w:val="20"/>
     </w:rPr>
   </w:style>
-  <w:style w:type="paragraph" w:styleId="Asuntodelcomentario">
+  <w:style w:type="paragraph" w:styleId="CommentSubject">
     <w:name w:val="annotation subject"/>
-    <w:basedOn w:val="Textocomentario"/>
-    <w:next w:val="Textocomentario"/>
-    <w:link w:val="AsuntodelcomentarioCar"/>
+    <w:basedOn w:val="CommentText"/>
+    <w:next w:val="CommentText"/>
+    <w:link w:val="CommentSubjectChar"/>
     <w:uiPriority w:val="99"/>
     <w:semiHidden/>
     <w:unhideWhenUsed/>
@@ -33789,10 +34560,10 @@
       <w:bCs/>
     </w:rPr>
   </w:style>
-  <w:style w:type="character" w:customStyle="1" w:styleId="AsuntodelcomentarioCar">
-    <w:name w:val="Asunto del comentario Car"/>
-    <w:basedOn w:val="TextocomentarioCar"/>
-    <w:link w:val="Asuntodelcomentario"/>
+  <w:style w:type="character" w:customStyle="1" w:styleId="CommentSubjectChar">
+    <w:name w:val="Comment Subject Char"/>
+    <w:basedOn w:val="CommentTextChar"/>
+    <w:link w:val="CommentSubject"/>
     <w:uiPriority w:val="99"/>
     <w:semiHidden/>
     <w:rsid w:val="008B359F"/>
